--- a/output/boletim.docx
+++ b/output/boletim.docx
@@ -52,7 +52,7 @@
                 <w:color w:val="FFFFFF"/>
                 <w:sz w:val="28"/>
               </w:rPr>
-              <w:t>2 de julho de 2026</w:t>
+              <w:t>3 de julho de 2026</w:t>
             </w:r>
           </w:p>
         </w:tc>
@@ -87,7 +87,7 @@
                 <w:color w:val="1A4D2E"/>
                 <w:sz w:val="56"/>
               </w:rPr>
-              <w:t>121</w:t>
+              <w:t>71</w:t>
             </w:r>
           </w:p>
         </w:tc>
@@ -106,7 +106,7 @@
                 <w:color w:val="C0392B"/>
                 <w:sz w:val="56"/>
               </w:rPr>
-              <w:t>30</w:t>
+              <w:t>31</w:t>
             </w:r>
           </w:p>
         </w:tc>
@@ -125,7 +125,7 @@
                 <w:color w:val="D68910"/>
                 <w:sz w:val="56"/>
               </w:rPr>
-              <w:t>62</w:t>
+              <w:t>36</w:t>
             </w:r>
           </w:p>
         </w:tc>
@@ -144,7 +144,7 @@
                 <w:color w:val="7F8C8D"/>
                 <w:sz w:val="56"/>
               </w:rPr>
-              <w:t>29</w:t>
+              <w:t>4</w:t>
             </w:r>
           </w:p>
         </w:tc>
@@ -307,7 +307,7 @@
                   <w:u w:val="single"/>
                   <w:b/>
                 </w:rPr>
-                <w:t>Lei nº 15.455, de 1º.7.2026 - Estabelece medidas de proteção e acolhimento de trabalhadoras e trabalhadores resgatados de condição análoga à de escravo.</w:t>
+                <w:t>Lei nº 15.455, de 1º.7.2026</w:t>
               </w:r>
             </w:hyperlink>
           </w:p>
@@ -320,7 +320,7 @@
                 <w:color w:val="4A4A4A"/>
                 <w:sz w:val="18"/>
               </w:rPr>
-              <w:t>A lei estabelece medidas de proteção e acolhimento para trabalhadores resgatados de condição análoga à de escravo, vinculando o poder público e empregadores. Altera o Código Penal e outras leis para combater o trabalho análogo à escravidão.</w:t>
+              <w:t>Estabelece medidas de proteção e acolhimento de trabalhadores resgatados de condição análoga à de escravo. Altera o Código Penal e outras leis para incluir disposições referentes ao combate a essa prática.</w:t>
             </w:r>
           </w:p>
         </w:tc>
@@ -365,7 +365,7 @@
                   <w:u w:val="single"/>
                   <w:b/>
                 </w:rPr>
-                <w:t>Medida Provisória nº 1.374, de 30.6.2026 - Autoriza apoio financeiro a produtores de cana-de-açúcar da Região Nordeste.</w:t>
+                <w:t>Lei Complementar nº 233, de 1º.7.2026</w:t>
               </w:r>
             </w:hyperlink>
           </w:p>
@@ -378,7 +378,7 @@
                 <w:color w:val="4A4A4A"/>
                 <w:sz w:val="18"/>
               </w:rPr>
-              <w:t>A Medida Provisória autoriza a concessão de apoio financeiro, na forma de subvenção econômica, aos produtores independentes de cana-de-açúcar da Região Nordeste que sofreram prejuízos econômicos.</w:t>
+              <w:t>Altera a Lei Complementar nº 79/1994 para destinar recursos do Fundo Penitenciário Nacional (Funpen) à formação e capacitação continuada de servidores do sistema penitenciário e policiais penais.</w:t>
             </w:r>
           </w:p>
         </w:tc>
@@ -423,7 +423,7 @@
                   <w:u w:val="single"/>
                   <w:b/>
                 </w:rPr>
-                <w:t>Instrução Normativa BCB n° 756, 2/7/2026</w:t>
+                <w:t>Comunicado n° 45.502, 2/7/2026</w:t>
               </w:r>
             </w:hyperlink>
           </w:p>
@@ -436,7 +436,7 @@
                 <w:color w:val="4A4A4A"/>
                 <w:sz w:val="18"/>
               </w:rPr>
-              <w:t>Altera a Instrução Normativa BCB nº 693, de 19 de dezembro de 2025, que estabelece os procedimentos para a remessa ao Banco Central do Brasil de informações relativas à prestação de serviços de ativos virtuais no mercado de câmbio.</w:t>
+              <w:t>Divulga condições para a realização de operações compromissadas com instituições financeiras participantes do módulo Oferta Pública (Ofpub), impactando a liquidez e gestão de ativos.</w:t>
             </w:r>
           </w:p>
         </w:tc>
@@ -481,7 +481,7 @@
                   <w:u w:val="single"/>
                   <w:b/>
                 </w:rPr>
-                <w:t>Instrução Normativa BCB n° 755, 1/7/2026</w:t>
+                <w:t>Instrução Normativa BCB n° 756, 2/7/2026</w:t>
               </w:r>
             </w:hyperlink>
           </w:p>
@@ -494,7 +494,7 @@
                 <w:color w:val="4A4A4A"/>
                 <w:sz w:val="18"/>
               </w:rPr>
-              <w:t>Altera a Instrução Normativa BCB n° 399, de 29 de junho de 2023, que consolida os procedimentos para remessa de informações sobre o controle da exposição ao risco de liquidez e sobre o indicador Liquidez de Curto Prazo - LCR.</w:t>
+              <w:t>Altera a Instrução Normativa BCB nº 693/2025, estabelecendo novos procedimentos para remessa de informações sobre serviços de ativos virtuais no mercado de câmbio.</w:t>
             </w:r>
           </w:p>
         </w:tc>
@@ -525,7 +525,7 @@
                 <w:color w:val="1A4D2E"/>
                 <w:sz w:val="16"/>
               </w:rPr>
-              <w:t>BANCO CENTRAL | NORMAS</w:t>
+              <w:t>MINISTÉRIO DA FAZENDA | NOTÍCIAS</w:t>
             </w:r>
           </w:p>
           <w:p>
@@ -539,7 +539,7 @@
                   <w:u w:val="single"/>
                   <w:b/>
                 </w:rPr>
-                <w:t>Resolução BCB n° 580, 1/7/2026</w:t>
+                <w:t>Implantação do Cadastro Nacional da Pessoa Jurídica alfanumérico começa no dia 31 deste mês</w:t>
               </w:r>
             </w:hyperlink>
           </w:p>
@@ -552,7 +552,7 @@
                 <w:color w:val="4A4A4A"/>
                 <w:sz w:val="18"/>
               </w:rPr>
-              <w:t>Altera as Resoluções BCB ns. 436/2024 e 201/2022, com vistas a classificar, como Tipo 3, as sociedades prestadoras de serviços de ativos virtuais e os conglomerados prudenciais liderados por essas sociedades e a vedar a prestação de serviços de ativos virtuais para fins da opção pelo enquadramento no Segmento 5 – S5, e estabelece data para aplicação de regramento prudencial.</w:t>
+              <w:t>Início da implantação do CNPJ alfanumérico, sem necessidade de alteração para CNPJs ativos, mas com recomendação de adaptação de sistemas informatizados.</w:t>
             </w:r>
           </w:p>
         </w:tc>
@@ -621,7 +621,7 @@
           <w:color w:val="1A1A1A"/>
           <w:sz w:val="22"/>
         </w:rPr>
-        <w:t xml:space="preserve">Lei nº 15.455, de 1º.7.2026 - Estabelece medidas de proteção e acolhimento de trabalhadoras e trabalhadores resgatados de condição análoga à de escravo.   </w:t>
+        <w:t xml:space="preserve">Lei nº 15.455, de 1º.7.2026   </w:t>
       </w:r>
       <w:r>
         <w:rPr>
@@ -641,7 +641,7 @@
           <w:color w:val="4A4A4A"/>
           <w:sz w:val="20"/>
         </w:rPr>
-        <w:t>A lei estabelece medidas de proteção e acolhimento para trabalhadores resgatados de condição análoga à de escravo, vinculando o poder público e empregadores. Altera o Código Penal e outras leis para combater o trabalho análogo à escravidão.</w:t>
+        <w:t>Estabelece medidas de proteção e acolhimento de trabalhadores resgatados de condição análoga à de escravo. Altera o Código Penal e outras leis para incluir disposições referentes ao combate a essa prática.</w:t>
       </w:r>
     </w:p>
     <w:p>
@@ -684,7 +684,7 @@
           <w:color w:val="888888"/>
           <w:sz w:val="16"/>
         </w:rPr>
-        <w:t>Nova legislação com impacto direto em direitos trabalhistas e combate a crimes, alterando diversas leis federais.</w:t>
+        <w:t>Nova legislação com impacto social e jurídico significativo, alterando leis importantes para o combate ao trabalho análogo à escravidão.</w:t>
       </w:r>
     </w:p>
     <w:p>
@@ -697,15 +697,15 @@
           <w:color w:val="1A1A1A"/>
           <w:sz w:val="22"/>
         </w:rPr>
-        <w:t xml:space="preserve">Lei nº 15.454, de 1º.7.2026 - Dispõe sobre a transferência simbólica da sede do governo federal para o Município de Salvador.   </w:t>
+        <w:t xml:space="preserve">Lei Complementar nº 233, de 1º.7.2026   </w:t>
       </w:r>
       <w:r>
         <w:rPr>
           <w:b/>
-          <w:color w:val="7F8C8D"/>
+          <w:color w:val="C0392B"/>
           <w:sz w:val="16"/>
         </w:rPr>
-        <w:t>[BAIXA]</w:t>
+        <w:t>[ALTA]</w:t>
       </w:r>
     </w:p>
     <w:p>
@@ -717,7 +717,83 @@
           <w:color w:val="4A4A4A"/>
           <w:sz w:val="20"/>
         </w:rPr>
-        <w:t>A lei dispõe sobre a transferência simbólica da sede do governo federal para o Município de Salvador, na Bahia, anualmente em 2 de julho.</w:t>
+        <w:t>Altera a Lei Complementar nº 79/1994 para destinar recursos do Fundo Penitenciário Nacional (Funpen) à formação e capacitação continuada de servidores do sistema penitenciário e policiais penais.</w:t>
+      </w:r>
+    </w:p>
+    <w:p>
+      <w:pPr>
+        <w:spacing w:after="40"/>
+      </w:pPr>
+      <w:r>
+        <w:rPr>
+          <w:b/>
+          <w:color w:val="888888"/>
+          <w:sz w:val="18"/>
+        </w:rPr>
+        <w:t xml:space="preserve">Publicado: </w:t>
+      </w:r>
+      <w:r>
+        <w:rPr>
+          <w:color w:val="888888"/>
+          <w:sz w:val="18"/>
+        </w:rPr>
+        <w:t xml:space="preserve">2026-07-02   </w:t>
+      </w:r>
+      <w:hyperlink r:id="rId10">
+        <w:r>
+          <w:rPr>
+            <w:color w:val="1A4D2E"/>
+            <w:u w:val="single"/>
+            <w:b/>
+          </w:rPr>
+          <w:t>Acessar materia</w:t>
+        </w:r>
+      </w:hyperlink>
+    </w:p>
+    <w:p>
+      <w:pPr>
+        <w:spacing w:after="120"/>
+      </w:pPr>
+      <w:r>
+        <w:rPr>
+          <w:i/>
+          <w:color w:val="888888"/>
+          <w:sz w:val="16"/>
+        </w:rPr>
+        <w:t>Altera lei complementar, impactando diretamente o financiamento e a capacitação de profissionais do sistema penitenciário e policiais penais.</w:t>
+      </w:r>
+    </w:p>
+    <w:p>
+      <w:pPr>
+        <w:spacing w:before="160" w:after="40"/>
+      </w:pPr>
+      <w:r>
+        <w:rPr>
+          <w:b/>
+          <w:color w:val="1A1A1A"/>
+          <w:sz w:val="22"/>
+        </w:rPr>
+        <w:t xml:space="preserve">Decreto nº 13.047, de 1º.7.2026   </w:t>
+      </w:r>
+      <w:r>
+        <w:rPr>
+          <w:b/>
+          <w:color w:val="D68910"/>
+          <w:sz w:val="16"/>
+        </w:rPr>
+        <w:t>[MÉDIA]</w:t>
+      </w:r>
+    </w:p>
+    <w:p>
+      <w:pPr>
+        <w:spacing w:after="40"/>
+      </w:pPr>
+      <w:r>
+        <w:rPr>
+          <w:color w:val="4A4A4A"/>
+          <w:sz w:val="20"/>
+        </w:rPr>
+        <w:t>Promulga o Acordo para a Proteção de Informação Classificada entre Brasil e Portugal, firmado em 2005, visando a proteção mútua de dados sensíveis.</w:t>
       </w:r>
     </w:p>
     <w:p>
@@ -760,7 +836,7 @@
           <w:color w:val="888888"/>
           <w:sz w:val="16"/>
         </w:rPr>
-        <w:t>Notícia institucional e cerimonial, sem impacto regulatório ou legal direto para clientes corporativos.</w:t>
+        <w:t>Promulgação de acordo internacional que afeta a proteção de informações classificadas entre países.</w:t>
       </w:r>
     </w:p>
     <w:p>
@@ -773,15 +849,15 @@
           <w:color w:val="1A1A1A"/>
           <w:sz w:val="22"/>
         </w:rPr>
-        <w:t xml:space="preserve">Lei nº 15.453, de 1º.7.2026 - Confere o título de Capital Nacional da Louça ao Município de Campo Largo, no Estado do Paraná.   </w:t>
+        <w:t xml:space="preserve">Decreto nº 13.046, de 1º.7.2026   </w:t>
       </w:r>
       <w:r>
         <w:rPr>
           <w:b/>
-          <w:color w:val="7F8C8D"/>
+          <w:color w:val="D68910"/>
           <w:sz w:val="16"/>
         </w:rPr>
-        <w:t>[BAIXA]</w:t>
+        <w:t>[MÉDIA]</w:t>
       </w:r>
     </w:p>
     <w:p>
@@ -793,7 +869,7 @@
           <w:color w:val="4A4A4A"/>
           <w:sz w:val="20"/>
         </w:rPr>
-        <w:t>A lei confere o título de Capital Nacional da Louça ao Município de Campo Largo, no Estado do Paraná.</w:t>
+        <w:t>Promulga o Acordo entre Brasil e Eslovênia sobre a Troca e Proteção Mútua de Informações Classificadas, firmado em 2023, reforçando a segurança de dados entre as nações.</w:t>
       </w:r>
     </w:p>
     <w:p>
@@ -836,7 +912,7 @@
           <w:color w:val="888888"/>
           <w:sz w:val="16"/>
         </w:rPr>
-        <w:t>Notícia institucional e honorífica, sem impacto regulatório ou legal direto para clientes corporativos.</w:t>
+        <w:t>Promulgação de acordo internacional que afeta a proteção de informações classificadas entre países.</w:t>
       </w:r>
     </w:p>
     <w:p>
@@ -849,15 +925,15 @@
           <w:color w:val="1A1A1A"/>
           <w:sz w:val="22"/>
         </w:rPr>
-        <w:t xml:space="preserve">Lei Complementar nº 233, de 1º.7.2026 - Altera a Lei Complementar nº 79/1994 para destinar recursos do Funpen.   </w:t>
+        <w:t xml:space="preserve">Lei nº 15.454, de 1º.7.2026   </w:t>
       </w:r>
       <w:r>
         <w:rPr>
           <w:b/>
-          <w:color w:val="D68910"/>
+          <w:color w:val="7F8C8D"/>
           <w:sz w:val="16"/>
         </w:rPr>
-        <w:t>[MÉDIA]</w:t>
+        <w:t>[BAIXA]</w:t>
       </w:r>
     </w:p>
     <w:p>
@@ -869,7 +945,7 @@
           <w:color w:val="4A4A4A"/>
           <w:sz w:val="20"/>
         </w:rPr>
-        <w:t>A Lei Complementar altera a Lei Complementar nº 79, de 7 de janeiro de 1994, para destinar recursos do Fundo Penitenciário Nacional (Funpen) à formação e capacitação de servidores do sistema penitenciário e policiais penais.</w:t>
+        <w:t>Dispõe sobre a transferência simbólica da sede do governo federal para Salvador, Bahia, em 2 de julho de cada ano, em caráter comemorativo.</w:t>
       </w:r>
     </w:p>
     <w:p>
@@ -912,767 +988,7 @@
           <w:color w:val="888888"/>
           <w:sz w:val="16"/>
         </w:rPr>
-        <w:t>Alteração de lei complementar que destina recursos públicos para formação de servidores, impactando a gestão pública.</w:t>
-      </w:r>
-    </w:p>
-    <w:p>
-      <w:pPr>
-        <w:spacing w:before="160" w:after="40"/>
-      </w:pPr>
-      <w:r>
-        <w:rPr>
-          <w:b/>
-          <w:color w:val="1A1A1A"/>
-          <w:sz w:val="22"/>
-        </w:rPr>
-        <w:t xml:space="preserve">Decreto nº 13.047, de 1º.7.2026 - Promulga Acordo para Proteção de Informação Classificada entre Brasil e Portugal.   </w:t>
-      </w:r>
-      <w:r>
-        <w:rPr>
-          <w:b/>
-          <w:color w:val="D68910"/>
-          <w:sz w:val="16"/>
-        </w:rPr>
-        <w:t>[MÉDIA]</w:t>
-      </w:r>
-    </w:p>
-    <w:p>
-      <w:pPr>
-        <w:spacing w:after="40"/>
-      </w:pPr>
-      <w:r>
-        <w:rPr>
-          <w:color w:val="4A4A4A"/>
-          <w:sz w:val="20"/>
-        </w:rPr>
-        <w:t>O decreto promulga o Acordo para a Proteção de Informação Classificada entre a República Federativa do Brasil e a República Portuguesa, firmado em 13 de outubro de 2005.</w:t>
-      </w:r>
-    </w:p>
-    <w:p>
-      <w:pPr>
-        <w:spacing w:after="40"/>
-      </w:pPr>
-      <w:r>
-        <w:rPr>
-          <w:b/>
-          <w:color w:val="888888"/>
-          <w:sz w:val="18"/>
-        </w:rPr>
-        <w:t xml:space="preserve">Publicado: </w:t>
-      </w:r>
-      <w:r>
-        <w:rPr>
-          <w:color w:val="888888"/>
-          <w:sz w:val="18"/>
-        </w:rPr>
-        <w:t xml:space="preserve">2026-07-02   </w:t>
-      </w:r>
-      <w:hyperlink r:id="rId17">
-        <w:r>
-          <w:rPr>
-            <w:color w:val="1A4D2E"/>
-            <w:u w:val="single"/>
-            <w:b/>
-          </w:rPr>
-          <w:t>Acessar materia</w:t>
-        </w:r>
-      </w:hyperlink>
-    </w:p>
-    <w:p>
-      <w:pPr>
-        <w:spacing w:after="120"/>
-      </w:pPr>
-      <w:r>
-        <w:rPr>
-          <w:i/>
-          <w:color w:val="888888"/>
-          <w:sz w:val="16"/>
-        </w:rPr>
-        <w:t>Promulgação de acordo internacional que pode ter implicações para empresas que lidam com informações classificadas em relações com Portugal.</w:t>
-      </w:r>
-    </w:p>
-    <w:p>
-      <w:pPr>
-        <w:spacing w:before="160" w:after="40"/>
-      </w:pPr>
-      <w:r>
-        <w:rPr>
-          <w:b/>
-          <w:color w:val="1A1A1A"/>
-          <w:sz w:val="22"/>
-        </w:rPr>
-        <w:t xml:space="preserve">Decreto nº 13.046, de 1º.7.2026 - Promulga Acordo entre Brasil e Eslovênia sobre Troca e Proteção Mútua de Informações Classificadas.   </w:t>
-      </w:r>
-      <w:r>
-        <w:rPr>
-          <w:b/>
-          <w:color w:val="D68910"/>
-          <w:sz w:val="16"/>
-        </w:rPr>
-        <w:t>[MÉDIA]</w:t>
-      </w:r>
-    </w:p>
-    <w:p>
-      <w:pPr>
-        <w:spacing w:after="40"/>
-      </w:pPr>
-      <w:r>
-        <w:rPr>
-          <w:color w:val="4A4A4A"/>
-          <w:sz w:val="20"/>
-        </w:rPr>
-        <w:t>O decreto promulga o Acordo entre o Governo da República Federativa do Brasil e o Governo da República da Eslovênia sobre a Troca e Proteção Mútua de Informações Classificadas, firmado em 11 de abril de 2023.</w:t>
-      </w:r>
-    </w:p>
-    <w:p>
-      <w:pPr>
-        <w:spacing w:after="40"/>
-      </w:pPr>
-      <w:r>
-        <w:rPr>
-          <w:b/>
-          <w:color w:val="888888"/>
-          <w:sz w:val="18"/>
-        </w:rPr>
-        <w:t xml:space="preserve">Publicado: </w:t>
-      </w:r>
-      <w:r>
-        <w:rPr>
-          <w:color w:val="888888"/>
-          <w:sz w:val="18"/>
-        </w:rPr>
-        <w:t xml:space="preserve">2026-07-02   </w:t>
-      </w:r>
-      <w:hyperlink r:id="rId18">
-        <w:r>
-          <w:rPr>
-            <w:color w:val="1A4D2E"/>
-            <w:u w:val="single"/>
-            <w:b/>
-          </w:rPr>
-          <w:t>Acessar materia</w:t>
-        </w:r>
-      </w:hyperlink>
-    </w:p>
-    <w:p>
-      <w:pPr>
-        <w:spacing w:after="120"/>
-      </w:pPr>
-      <w:r>
-        <w:rPr>
-          <w:i/>
-          <w:color w:val="888888"/>
-          <w:sz w:val="16"/>
-        </w:rPr>
-        <w:t>Promulgação de acordo internacional que pode ter implicações para empresas que lidam com informações classificadas em relações com a Eslovênia.</w:t>
-      </w:r>
-    </w:p>
-    <w:p>
-      <w:pPr>
-        <w:spacing w:before="160" w:after="40"/>
-      </w:pPr>
-      <w:r>
-        <w:rPr>
-          <w:b/>
-          <w:color w:val="1A1A1A"/>
-          <w:sz w:val="22"/>
-        </w:rPr>
-        <w:t xml:space="preserve">Lei nº 15.452, de 30.6.2026 - Acrescenta art. 326-C ao Código de Trânsito Brasileiro para reconhecer o Dia Mundial em Memória das Vítimas do Trânsito.   </w:t>
-      </w:r>
-      <w:r>
-        <w:rPr>
-          <w:b/>
-          <w:color w:val="7F8C8D"/>
-          <w:sz w:val="16"/>
-        </w:rPr>
-        <w:t>[BAIXA]</w:t>
-      </w:r>
-    </w:p>
-    <w:p>
-      <w:pPr>
-        <w:spacing w:after="40"/>
-      </w:pPr>
-      <w:r>
-        <w:rPr>
-          <w:color w:val="4A4A4A"/>
-          <w:sz w:val="20"/>
-        </w:rPr>
-        <w:t>A lei acrescenta o art. 326-C à Lei nº 9.503, de 23 de setembro de 1997 (Código de Trânsito Brasileiro), para reconhecer o Dia Mundial em Memória das Vítimas do Trânsito.</w:t>
-      </w:r>
-    </w:p>
-    <w:p>
-      <w:pPr>
-        <w:spacing w:after="40"/>
-      </w:pPr>
-      <w:r>
-        <w:rPr>
-          <w:b/>
-          <w:color w:val="888888"/>
-          <w:sz w:val="18"/>
-        </w:rPr>
-        <w:t xml:space="preserve">Publicado: </w:t>
-      </w:r>
-      <w:r>
-        <w:rPr>
-          <w:color w:val="888888"/>
-          <w:sz w:val="18"/>
-        </w:rPr>
-        <w:t xml:space="preserve">2026-07-01   </w:t>
-      </w:r>
-      <w:hyperlink r:id="rId19">
-        <w:r>
-          <w:rPr>
-            <w:color w:val="1A4D2E"/>
-            <w:u w:val="single"/>
-            <w:b/>
-          </w:rPr>
-          <w:t>Acessar materia</w:t>
-        </w:r>
-      </w:hyperlink>
-    </w:p>
-    <w:p>
-      <w:pPr>
-        <w:spacing w:after="120"/>
-      </w:pPr>
-      <w:r>
-        <w:rPr>
-          <w:i/>
-          <w:color w:val="888888"/>
-          <w:sz w:val="16"/>
-        </w:rPr>
-        <w:t>Notícia institucional e honorífica, sem impacto regulatório ou legal direto para clientes corporativos.</w:t>
-      </w:r>
-    </w:p>
-    <w:p>
-      <w:pPr>
-        <w:spacing w:before="160" w:after="40"/>
-      </w:pPr>
-      <w:r>
-        <w:rPr>
-          <w:b/>
-          <w:color w:val="1A1A1A"/>
-          <w:sz w:val="22"/>
-        </w:rPr>
-        <w:t xml:space="preserve">Lei nº 15.451, de 30.6.2026 - Altera a Lei nº 11.346/2006 (Sisan) para priorizar abastecimento de alimentos à rede de acolhimento a mulheres em situação de violência.   </w:t>
-      </w:r>
-      <w:r>
-        <w:rPr>
-          <w:b/>
-          <w:color w:val="D68910"/>
-          <w:sz w:val="16"/>
-        </w:rPr>
-        <w:t>[MÉDIA]</w:t>
-      </w:r>
-    </w:p>
-    <w:p>
-      <w:pPr>
-        <w:spacing w:after="40"/>
-      </w:pPr>
-      <w:r>
-        <w:rPr>
-          <w:color w:val="4A4A4A"/>
-          <w:sz w:val="20"/>
-        </w:rPr>
-        <w:t>A lei altera a Lei nº 11.346, de 15 de setembro de 2006, que cria o Sistema Nacional de Segurança Alimentar e Nutricional (Sisan), para priorizar o abastecimento de alimentos à rede de acolhimento a mulheres em situação de violência doméstica e familiar e a seus dependentes.</w:t>
-      </w:r>
-    </w:p>
-    <w:p>
-      <w:pPr>
-        <w:spacing w:after="40"/>
-      </w:pPr>
-      <w:r>
-        <w:rPr>
-          <w:b/>
-          <w:color w:val="888888"/>
-          <w:sz w:val="18"/>
-        </w:rPr>
-        <w:t xml:space="preserve">Publicado: </w:t>
-      </w:r>
-      <w:r>
-        <w:rPr>
-          <w:color w:val="888888"/>
-          <w:sz w:val="18"/>
-        </w:rPr>
-        <w:t xml:space="preserve">2026-07-01   </w:t>
-      </w:r>
-      <w:hyperlink r:id="rId20">
-        <w:r>
-          <w:rPr>
-            <w:color w:val="1A4D2E"/>
-            <w:u w:val="single"/>
-            <w:b/>
-          </w:rPr>
-          <w:t>Acessar materia</w:t>
-        </w:r>
-      </w:hyperlink>
-    </w:p>
-    <w:p>
-      <w:pPr>
-        <w:spacing w:after="120"/>
-      </w:pPr>
-      <w:r>
-        <w:rPr>
-          <w:i/>
-          <w:color w:val="888888"/>
-          <w:sz w:val="16"/>
-        </w:rPr>
-        <w:t>Alteração de legislação social que pode impactar políticas públicas e programas de segurança alimentar.</w:t>
-      </w:r>
-    </w:p>
-    <w:p>
-      <w:pPr>
-        <w:spacing w:before="160" w:after="40"/>
-      </w:pPr>
-      <w:r>
-        <w:rPr>
-          <w:b/>
-          <w:color w:val="1A1A1A"/>
-          <w:sz w:val="22"/>
-        </w:rPr>
-        <w:t xml:space="preserve">Lei nº 15.450, de 30.6.2026 - Altera o Estatuto da Criança e do Adolescente para instituir medida destinada à prevenção do uso inadequado de psicofármacos.   </w:t>
-      </w:r>
-      <w:r>
-        <w:rPr>
-          <w:b/>
-          <w:color w:val="D68910"/>
-          <w:sz w:val="16"/>
-        </w:rPr>
-        <w:t>[MÉDIA]</w:t>
-      </w:r>
-    </w:p>
-    <w:p>
-      <w:pPr>
-        <w:spacing w:after="40"/>
-      </w:pPr>
-      <w:r>
-        <w:rPr>
-          <w:color w:val="4A4A4A"/>
-          <w:sz w:val="20"/>
-        </w:rPr>
-        <w:t>A lei altera a Lei nº 8.069, de 13 de julho de 1990 (Estatuto da Criança e do Adolescente), para instituir medida destinada à prevenção do uso inadequado de psicofármacos em crianças e adolescentes.</w:t>
-      </w:r>
-    </w:p>
-    <w:p>
-      <w:pPr>
-        <w:spacing w:after="40"/>
-      </w:pPr>
-      <w:r>
-        <w:rPr>
-          <w:b/>
-          <w:color w:val="888888"/>
-          <w:sz w:val="18"/>
-        </w:rPr>
-        <w:t xml:space="preserve">Publicado: </w:t>
-      </w:r>
-      <w:r>
-        <w:rPr>
-          <w:color w:val="888888"/>
-          <w:sz w:val="18"/>
-        </w:rPr>
-        <w:t xml:space="preserve">2026-07-01   </w:t>
-      </w:r>
-      <w:hyperlink r:id="rId21">
-        <w:r>
-          <w:rPr>
-            <w:color w:val="1A4D2E"/>
-            <w:u w:val="single"/>
-            <w:b/>
-          </w:rPr>
-          <w:t>Acessar materia</w:t>
-        </w:r>
-      </w:hyperlink>
-    </w:p>
-    <w:p>
-      <w:pPr>
-        <w:spacing w:after="120"/>
-      </w:pPr>
-      <w:r>
-        <w:rPr>
-          <w:i/>
-          <w:color w:val="888888"/>
-          <w:sz w:val="16"/>
-        </w:rPr>
-        <w:t>Alteração de legislação social que pode impactar políticas públicas de saúde e proteção de crianças e adolescentes.</w:t>
-      </w:r>
-    </w:p>
-    <w:p>
-      <w:pPr>
-        <w:spacing w:before="160" w:after="40"/>
-      </w:pPr>
-      <w:r>
-        <w:rPr>
-          <w:b/>
-          <w:color w:val="1A1A1A"/>
-          <w:sz w:val="22"/>
-        </w:rPr>
-        <w:t xml:space="preserve">Lei nº 15.449, de 30.6.2026 - Cria o Roteiro Turístico Caminho da Fé, nos Estados de Minas Gerais e de São Paulo.   </w:t>
-      </w:r>
-      <w:r>
-        <w:rPr>
-          <w:b/>
-          <w:color w:val="7F8C8D"/>
-          <w:sz w:val="16"/>
-        </w:rPr>
-        <w:t>[BAIXA]</w:t>
-      </w:r>
-    </w:p>
-    <w:p>
-      <w:pPr>
-        <w:spacing w:after="40"/>
-      </w:pPr>
-      <w:r>
-        <w:rPr>
-          <w:color w:val="4A4A4A"/>
-          <w:sz w:val="20"/>
-        </w:rPr>
-        <w:t>A lei cria o Roteiro Turístico Caminho da Fé, abrangendo os Estados de Minas Gerais e de São Paulo.</w:t>
-      </w:r>
-    </w:p>
-    <w:p>
-      <w:pPr>
-        <w:spacing w:after="40"/>
-      </w:pPr>
-      <w:r>
-        <w:rPr>
-          <w:b/>
-          <w:color w:val="888888"/>
-          <w:sz w:val="18"/>
-        </w:rPr>
-        <w:t xml:space="preserve">Publicado: </w:t>
-      </w:r>
-      <w:r>
-        <w:rPr>
-          <w:color w:val="888888"/>
-          <w:sz w:val="18"/>
-        </w:rPr>
-        <w:t xml:space="preserve">2026-07-01   </w:t>
-      </w:r>
-      <w:hyperlink r:id="rId22">
-        <w:r>
-          <w:rPr>
-            <w:color w:val="1A4D2E"/>
-            <w:u w:val="single"/>
-            <w:b/>
-          </w:rPr>
-          <w:t>Acessar materia</w:t>
-        </w:r>
-      </w:hyperlink>
-    </w:p>
-    <w:p>
-      <w:pPr>
-        <w:spacing w:after="120"/>
-      </w:pPr>
-      <w:r>
-        <w:rPr>
-          <w:i/>
-          <w:color w:val="888888"/>
-          <w:sz w:val="16"/>
-        </w:rPr>
-        <w:t>Notícia institucional e de fomento ao turismo, sem impacto regulatório ou legal direto para clientes corporativos.</w:t>
-      </w:r>
-    </w:p>
-    <w:p>
-      <w:pPr>
-        <w:spacing w:before="160" w:after="40"/>
-      </w:pPr>
-      <w:r>
-        <w:rPr>
-          <w:b/>
-          <w:color w:val="1A1A1A"/>
-          <w:sz w:val="22"/>
-        </w:rPr>
-        <w:t xml:space="preserve">Lei nº 15.448, de 30.6.2026 - Altera a Lei nº 12.629/2012 para dispor sobre a criação de estrutura de prevenção de tromboembolismo venoso em hospitais.   </w:t>
-      </w:r>
-      <w:r>
-        <w:rPr>
-          <w:b/>
-          <w:color w:val="D68910"/>
-          <w:sz w:val="16"/>
-        </w:rPr>
-        <w:t>[MÉDIA]</w:t>
-      </w:r>
-    </w:p>
-    <w:p>
-      <w:pPr>
-        <w:spacing w:after="40"/>
-      </w:pPr>
-      <w:r>
-        <w:rPr>
-          <w:color w:val="4A4A4A"/>
-          <w:sz w:val="20"/>
-        </w:rPr>
-        <w:t>A lei altera a Lei nº 12.629, de 11 de maio de 2012, para dispor sobre a criação de estrutura de prevenção de tromboembolismo venoso nos hospitais públicos e privados.</w:t>
-      </w:r>
-    </w:p>
-    <w:p>
-      <w:pPr>
-        <w:spacing w:after="40"/>
-      </w:pPr>
-      <w:r>
-        <w:rPr>
-          <w:b/>
-          <w:color w:val="888888"/>
-          <w:sz w:val="18"/>
-        </w:rPr>
-        <w:t xml:space="preserve">Publicado: </w:t>
-      </w:r>
-      <w:r>
-        <w:rPr>
-          <w:color w:val="888888"/>
-          <w:sz w:val="18"/>
-        </w:rPr>
-        <w:t xml:space="preserve">2026-07-01   </w:t>
-      </w:r>
-      <w:hyperlink r:id="rId23">
-        <w:r>
-          <w:rPr>
-            <w:color w:val="1A4D2E"/>
-            <w:u w:val="single"/>
-            <w:b/>
-          </w:rPr>
-          <w:t>Acessar materia</w:t>
-        </w:r>
-      </w:hyperlink>
-    </w:p>
-    <w:p>
-      <w:pPr>
-        <w:spacing w:after="120"/>
-      </w:pPr>
-      <w:r>
-        <w:rPr>
-          <w:i/>
-          <w:color w:val="888888"/>
-          <w:sz w:val="16"/>
-        </w:rPr>
-        <w:t>Alteração de legislação de saúde que pode impactar hospitais públicos e privados.</w:t>
-      </w:r>
-    </w:p>
-    <w:p>
-      <w:pPr>
-        <w:spacing w:before="160" w:after="40"/>
-      </w:pPr>
-      <w:r>
-        <w:rPr>
-          <w:b/>
-          <w:color w:val="1A1A1A"/>
-          <w:sz w:val="22"/>
-        </w:rPr>
-        <w:t xml:space="preserve">Lei nº 15.447, de 30.6.2026 - Inscreve o nome de Ayrton Senna da Silva no Livro dos Heróis e Heroínas da Pátria.   </w:t>
-      </w:r>
-      <w:r>
-        <w:rPr>
-          <w:b/>
-          <w:color w:val="7F8C8D"/>
-          <w:sz w:val="16"/>
-        </w:rPr>
-        <w:t>[BAIXA]</w:t>
-      </w:r>
-    </w:p>
-    <w:p>
-      <w:pPr>
-        <w:spacing w:after="40"/>
-      </w:pPr>
-      <w:r>
-        <w:rPr>
-          <w:color w:val="4A4A4A"/>
-          <w:sz w:val="20"/>
-        </w:rPr>
-        <w:t>A lei inscreve o nome de Ayrton Senna da Silva no Livro dos Heróis e Heroínas da Pátria.</w:t>
-      </w:r>
-    </w:p>
-    <w:p>
-      <w:pPr>
-        <w:spacing w:after="40"/>
-      </w:pPr>
-      <w:r>
-        <w:rPr>
-          <w:b/>
-          <w:color w:val="888888"/>
-          <w:sz w:val="18"/>
-        </w:rPr>
-        <w:t xml:space="preserve">Publicado: </w:t>
-      </w:r>
-      <w:r>
-        <w:rPr>
-          <w:color w:val="888888"/>
-          <w:sz w:val="18"/>
-        </w:rPr>
-        <w:t xml:space="preserve">2026-07-01   </w:t>
-      </w:r>
-      <w:hyperlink r:id="rId24">
-        <w:r>
-          <w:rPr>
-            <w:color w:val="1A4D2E"/>
-            <w:u w:val="single"/>
-            <w:b/>
-          </w:rPr>
-          <w:t>Acessar materia</w:t>
-        </w:r>
-      </w:hyperlink>
-    </w:p>
-    <w:p>
-      <w:pPr>
-        <w:spacing w:after="120"/>
-      </w:pPr>
-      <w:r>
-        <w:rPr>
-          <w:i/>
-          <w:color w:val="888888"/>
-          <w:sz w:val="16"/>
-        </w:rPr>
-        <w:t>Notícia institucional e honorífica, sem impacto regulatório ou legal direto para clientes corporativos.</w:t>
-      </w:r>
-    </w:p>
-    <w:p>
-      <w:pPr>
-        <w:spacing w:before="160" w:after="40"/>
-      </w:pPr>
-      <w:r>
-        <w:rPr>
-          <w:b/>
-          <w:color w:val="1A1A1A"/>
-          <w:sz w:val="22"/>
-        </w:rPr>
-        <w:t xml:space="preserve">Medida Provisória nº 1.374, de 30.6.2026 - Autoriza apoio financeiro a produtores de cana-de-açúcar da Região Nordeste.   </w:t>
-      </w:r>
-      <w:r>
-        <w:rPr>
-          <w:b/>
-          <w:color w:val="C0392B"/>
-          <w:sz w:val="16"/>
-        </w:rPr>
-        <w:t>[ALTA]</w:t>
-      </w:r>
-    </w:p>
-    <w:p>
-      <w:pPr>
-        <w:spacing w:after="40"/>
-      </w:pPr>
-      <w:r>
-        <w:rPr>
-          <w:color w:val="4A4A4A"/>
-          <w:sz w:val="20"/>
-        </w:rPr>
-        <w:t>A Medida Provisória autoriza a concessão de apoio financeiro, na forma de subvenção econômica, aos produtores independentes de cana-de-açúcar da Região Nordeste que sofreram prejuízos econômicos.</w:t>
-      </w:r>
-    </w:p>
-    <w:p>
-      <w:pPr>
-        <w:spacing w:after="40"/>
-      </w:pPr>
-      <w:r>
-        <w:rPr>
-          <w:b/>
-          <w:color w:val="888888"/>
-          <w:sz w:val="18"/>
-        </w:rPr>
-        <w:t xml:space="preserve">Publicado: </w:t>
-      </w:r>
-      <w:r>
-        <w:rPr>
-          <w:color w:val="888888"/>
-          <w:sz w:val="18"/>
-        </w:rPr>
-        <w:t xml:space="preserve">2026-07-01   </w:t>
-      </w:r>
-      <w:hyperlink r:id="rId10">
-        <w:r>
-          <w:rPr>
-            <w:color w:val="1A4D2E"/>
-            <w:u w:val="single"/>
-            <w:b/>
-          </w:rPr>
-          <w:t>Acessar materia</w:t>
-        </w:r>
-      </w:hyperlink>
-    </w:p>
-    <w:p>
-      <w:pPr>
-        <w:spacing w:after="120"/>
-      </w:pPr>
-      <w:r>
-        <w:rPr>
-          <w:i/>
-          <w:color w:val="888888"/>
-          <w:sz w:val="16"/>
-        </w:rPr>
-        <w:t>Medida Provisória que concede subvenção econômica a setor específico, com impacto direto na economia e regulação setorial.</w:t>
-      </w:r>
-    </w:p>
-    <w:p>
-      <w:pPr>
-        <w:spacing w:before="160" w:after="40"/>
-      </w:pPr>
-      <w:r>
-        <w:rPr>
-          <w:b/>
-          <w:color w:val="1A1A1A"/>
-          <w:sz w:val="22"/>
-        </w:rPr>
-        <w:t xml:space="preserve">Decreto nº 13.045, de 30.6.2026 - Promulga o Acordo sobre Serviços Aéreos entre o Governo da República Federativa do Brasil e o Governo da República da Eslováquia.   </w:t>
-      </w:r>
-      <w:r>
-        <w:rPr>
-          <w:b/>
-          <w:color w:val="D68910"/>
-          <w:sz w:val="16"/>
-        </w:rPr>
-        <w:t>[MÉDIA]</w:t>
-      </w:r>
-    </w:p>
-    <w:p>
-      <w:pPr>
-        <w:spacing w:after="40"/>
-      </w:pPr>
-      <w:r>
-        <w:rPr>
-          <w:color w:val="4A4A4A"/>
-          <w:sz w:val="20"/>
-        </w:rPr>
-        <w:t>O decreto promulga o Acordo sobre Serviços Aéreos entre o Governo da República Federativa do Brasil e o Governo da República da Eslováquia.</w:t>
-      </w:r>
-    </w:p>
-    <w:p>
-      <w:pPr>
-        <w:spacing w:after="40"/>
-      </w:pPr>
-      <w:r>
-        <w:rPr>
-          <w:b/>
-          <w:color w:val="888888"/>
-          <w:sz w:val="18"/>
-        </w:rPr>
-        <w:t xml:space="preserve">Publicado: </w:t>
-      </w:r>
-      <w:r>
-        <w:rPr>
-          <w:color w:val="888888"/>
-          <w:sz w:val="18"/>
-        </w:rPr>
-        <w:t xml:space="preserve">2026-07-01   </w:t>
-      </w:r>
-      <w:hyperlink r:id="rId25">
-        <w:r>
-          <w:rPr>
-            <w:color w:val="1A4D2E"/>
-            <w:u w:val="single"/>
-            <w:b/>
-          </w:rPr>
-          <w:t>Acessar materia</w:t>
-        </w:r>
-      </w:hyperlink>
-    </w:p>
-    <w:p>
-      <w:pPr>
-        <w:spacing w:after="120"/>
-      </w:pPr>
-      <w:r>
-        <w:rPr>
-          <w:i/>
-          <w:color w:val="888888"/>
-          <w:sz w:val="16"/>
-        </w:rPr>
-        <w:t>Promulgação de acordo internacional que pode ter implicações para empresas do setor de serviços aéreos.</w:t>
+        <w:t>Ato de caráter simbólico e institucional, sem impacto regulatório ou econômico direto.</w:t>
       </w:r>
     </w:p>
     <w:p/>
@@ -1738,7 +1054,83 @@
           <w:color w:val="1A1A1A"/>
           <w:sz w:val="22"/>
         </w:rPr>
-        <w:t xml:space="preserve">Instrução Normativa BCB n° 756, 2/7/2026   </w:t>
+        <w:t xml:space="preserve">Comunicado n° 45.503, 3/7/2026   </w:t>
+      </w:r>
+      <w:r>
+        <w:rPr>
+          <w:b/>
+          <w:color w:val="D68910"/>
+          <w:sz w:val="16"/>
+        </w:rPr>
+        <w:t>[MÉDIA]</w:t>
+      </w:r>
+    </w:p>
+    <w:p>
+      <w:pPr>
+        <w:spacing w:after="40"/>
+      </w:pPr>
+      <w:r>
+        <w:rPr>
+          <w:color w:val="4A4A4A"/>
+          <w:sz w:val="20"/>
+        </w:rPr>
+        <w:t>Divulga a Taxa Básica Financeira (TBF), o Redutor "R" e a Taxa Referencial (TR) relativos a 2 de julho de 2026, parâmetros essenciais para o mercado financeiro.</w:t>
+      </w:r>
+    </w:p>
+    <w:p>
+      <w:pPr>
+        <w:spacing w:after="40"/>
+      </w:pPr>
+      <w:r>
+        <w:rPr>
+          <w:b/>
+          <w:color w:val="888888"/>
+          <w:sz w:val="18"/>
+        </w:rPr>
+        <w:t xml:space="preserve">Publicado: </w:t>
+      </w:r>
+      <w:r>
+        <w:rPr>
+          <w:color w:val="888888"/>
+          <w:sz w:val="18"/>
+        </w:rPr>
+        <w:t xml:space="preserve">2026-07-03T09:01   </w:t>
+      </w:r>
+      <w:hyperlink r:id="rId17">
+        <w:r>
+          <w:rPr>
+            <w:color w:val="1A4D2E"/>
+            <w:u w:val="single"/>
+            <w:b/>
+          </w:rPr>
+          <w:t>Acessar materia</w:t>
+        </w:r>
+      </w:hyperlink>
+    </w:p>
+    <w:p>
+      <w:pPr>
+        <w:spacing w:after="120"/>
+      </w:pPr>
+      <w:r>
+        <w:rPr>
+          <w:i/>
+          <w:color w:val="888888"/>
+          <w:sz w:val="16"/>
+        </w:rPr>
+        <w:t>Informação de mercado relevante para cálculos financeiros e investimentos.</w:t>
+      </w:r>
+    </w:p>
+    <w:p>
+      <w:pPr>
+        <w:spacing w:before="160" w:after="40"/>
+      </w:pPr>
+      <w:r>
+        <w:rPr>
+          <w:b/>
+          <w:color w:val="1A1A1A"/>
+          <w:sz w:val="22"/>
+        </w:rPr>
+        <w:t xml:space="preserve">Comunicado n° 45.502, 2/7/2026   </w:t>
       </w:r>
       <w:r>
         <w:rPr>
@@ -1758,7 +1150,7 @@
           <w:color w:val="4A4A4A"/>
           <w:sz w:val="20"/>
         </w:rPr>
-        <w:t>Altera a Instrução Normativa BCB nº 693, de 19 de dezembro de 2025, que estabelece os procedimentos para a remessa ao Banco Central do Brasil de informações relativas à prestação de serviços de ativos virtuais no mercado de câmbio.</w:t>
+        <w:t>Divulga condições para a realização de operações compromissadas com instituições financeiras participantes do módulo Oferta Pública (Ofpub), impactando a liquidez e gestão de ativos.</w:t>
       </w:r>
     </w:p>
     <w:p>
@@ -1778,7 +1170,7 @@
           <w:color w:val="888888"/>
           <w:sz w:val="18"/>
         </w:rPr>
-        <w:t xml:space="preserve">2026-07-02T15:18   </w:t>
+        <w:t xml:space="preserve">2026-07-02T18:32   </w:t>
       </w:r>
       <w:hyperlink r:id="rId11">
         <w:r>
@@ -1801,7 +1193,7 @@
           <w:color w:val="888888"/>
           <w:sz w:val="16"/>
         </w:rPr>
-        <w:t>Alteração de instrução normativa que impacta diretamente a regulação de serviços de ativos virtuais e o mercado de câmbio.</w:t>
+        <w:t>Novas condições para operações financeiras, com impacto direto em instituições financeiras.</w:t>
       </w:r>
     </w:p>
     <w:p>
@@ -1814,15 +1206,15 @@
           <w:color w:val="1A1A1A"/>
           <w:sz w:val="22"/>
         </w:rPr>
-        <w:t xml:space="preserve">Comunicado n° 45.501, 2/7/2026   </w:t>
+        <w:t xml:space="preserve">Instrução Normativa BCB n° 756, 2/7/2026   </w:t>
       </w:r>
       <w:r>
         <w:rPr>
           <w:b/>
-          <w:color w:val="7F8C8D"/>
+          <w:color w:val="C0392B"/>
           <w:sz w:val="16"/>
         </w:rPr>
-        <w:t>[BAIXA]</w:t>
+        <w:t>[ALTA]</w:t>
       </w:r>
     </w:p>
     <w:p>
@@ -1834,7 +1226,7 @@
           <w:color w:val="4A4A4A"/>
           <w:sz w:val="20"/>
         </w:rPr>
-        <w:t>Informamos que foi incluído um novo capítulo no Manual do Sistema Autran, contendo orientações gerais para a adequada utilização do sistema.</w:t>
+        <w:t>Altera a Instrução Normativa BCB nº 693/2025, estabelecendo novos procedimentos para remessa de informações sobre serviços de ativos virtuais no mercado de câmbio.</w:t>
       </w:r>
     </w:p>
     <w:p>
@@ -1855,310 +1247,6 @@
           <w:sz w:val="18"/>
         </w:rPr>
         <w:t xml:space="preserve">2026-07-02T15:18   </w:t>
-      </w:r>
-      <w:hyperlink r:id="rId26">
-        <w:r>
-          <w:rPr>
-            <w:color w:val="1A4D2E"/>
-            <w:u w:val="single"/>
-            <w:b/>
-          </w:rPr>
-          <w:t>Acessar materia</w:t>
-        </w:r>
-      </w:hyperlink>
-    </w:p>
-    <w:p>
-      <w:pPr>
-        <w:spacing w:after="120"/>
-      </w:pPr>
-      <w:r>
-        <w:rPr>
-          <w:i/>
-          <w:color w:val="888888"/>
-          <w:sz w:val="16"/>
-        </w:rPr>
-        <w:t>Atualização de manual de sistema interno, de interesse mais administrativo do que regulatório geral.</w:t>
-      </w:r>
-    </w:p>
-    <w:p>
-      <w:pPr>
-        <w:spacing w:before="160" w:after="40"/>
-      </w:pPr>
-      <w:r>
-        <w:rPr>
-          <w:b/>
-          <w:color w:val="1A1A1A"/>
-          <w:sz w:val="22"/>
-        </w:rPr>
-        <w:t xml:space="preserve">Comunicado n° 45.500, 2/7/2026   </w:t>
-      </w:r>
-      <w:r>
-        <w:rPr>
-          <w:b/>
-          <w:color w:val="7F8C8D"/>
-          <w:sz w:val="16"/>
-        </w:rPr>
-        <w:t>[BAIXA]</w:t>
-      </w:r>
-    </w:p>
-    <w:p>
-      <w:pPr>
-        <w:spacing w:after="40"/>
-      </w:pPr>
-      <w:r>
-        <w:rPr>
-          <w:color w:val="4A4A4A"/>
-          <w:sz w:val="20"/>
-        </w:rPr>
-        <w:t>Divulga nome aprovado de pessoas eleitas/nomeadas para cargos de órgãos estatutários ou contratuais de sociedades autorizadas a funcionar pelo Banco Central do Brasil.</w:t>
-      </w:r>
-    </w:p>
-    <w:p>
-      <w:pPr>
-        <w:spacing w:after="40"/>
-      </w:pPr>
-      <w:r>
-        <w:rPr>
-          <w:b/>
-          <w:color w:val="888888"/>
-          <w:sz w:val="18"/>
-        </w:rPr>
-        <w:t xml:space="preserve">Publicado: </w:t>
-      </w:r>
-      <w:r>
-        <w:rPr>
-          <w:color w:val="888888"/>
-          <w:sz w:val="18"/>
-        </w:rPr>
-        <w:t xml:space="preserve">2026-07-02T09:39   </w:t>
-      </w:r>
-      <w:hyperlink r:id="rId27">
-        <w:r>
-          <w:rPr>
-            <w:color w:val="1A4D2E"/>
-            <w:u w:val="single"/>
-            <w:b/>
-          </w:rPr>
-          <w:t>Acessar materia</w:t>
-        </w:r>
-      </w:hyperlink>
-    </w:p>
-    <w:p>
-      <w:pPr>
-        <w:spacing w:after="120"/>
-      </w:pPr>
-      <w:r>
-        <w:rPr>
-          <w:i/>
-          <w:color w:val="888888"/>
-          <w:sz w:val="16"/>
-        </w:rPr>
-        <w:t>Divulgação de nomes para cargos, de interesse mais administrativo e específico.</w:t>
-      </w:r>
-    </w:p>
-    <w:p>
-      <w:pPr>
-        <w:spacing w:before="160" w:after="40"/>
-      </w:pPr>
-      <w:r>
-        <w:rPr>
-          <w:b/>
-          <w:color w:val="1A1A1A"/>
-          <w:sz w:val="22"/>
-        </w:rPr>
-        <w:t xml:space="preserve">Comunicado n° 45.499, 2/7/2026   </w:t>
-      </w:r>
-      <w:r>
-        <w:rPr>
-          <w:b/>
-          <w:color w:val="D68910"/>
-          <w:sz w:val="16"/>
-        </w:rPr>
-        <w:t>[MÉDIA]</w:t>
-      </w:r>
-    </w:p>
-    <w:p>
-      <w:pPr>
-        <w:spacing w:after="40"/>
-      </w:pPr>
-      <w:r>
-        <w:rPr>
-          <w:color w:val="4A4A4A"/>
-          <w:sz w:val="20"/>
-        </w:rPr>
-        <w:t>Divulga as Taxas Básicas Financeiras (TBF), os Redutores "R" e as Taxas Referenciais (TR) relativos a 1 de julho de 2026.</w:t>
-      </w:r>
-    </w:p>
-    <w:p>
-      <w:pPr>
-        <w:spacing w:after="40"/>
-      </w:pPr>
-      <w:r>
-        <w:rPr>
-          <w:b/>
-          <w:color w:val="888888"/>
-          <w:sz w:val="18"/>
-        </w:rPr>
-        <w:t xml:space="preserve">Publicado: </w:t>
-      </w:r>
-      <w:r>
-        <w:rPr>
-          <w:color w:val="888888"/>
-          <w:sz w:val="18"/>
-        </w:rPr>
-        <w:t xml:space="preserve">2026-07-02T09:02   </w:t>
-      </w:r>
-      <w:hyperlink r:id="rId28">
-        <w:r>
-          <w:rPr>
-            <w:color w:val="1A4D2E"/>
-            <w:u w:val="single"/>
-            <w:b/>
-          </w:rPr>
-          <w:t>Acessar materia</w:t>
-        </w:r>
-      </w:hyperlink>
-    </w:p>
-    <w:p>
-      <w:pPr>
-        <w:spacing w:after="120"/>
-      </w:pPr>
-      <w:r>
-        <w:rPr>
-          <w:i/>
-          <w:color w:val="888888"/>
-          <w:sz w:val="16"/>
-        </w:rPr>
-        <w:t>Divulgação de taxas financeiras de referência, com impacto no mercado financeiro.</w:t>
-      </w:r>
-    </w:p>
-    <w:p>
-      <w:pPr>
-        <w:spacing w:before="160" w:after="40"/>
-      </w:pPr>
-      <w:r>
-        <w:rPr>
-          <w:b/>
-          <w:color w:val="1A1A1A"/>
-          <w:sz w:val="22"/>
-        </w:rPr>
-        <w:t xml:space="preserve">Comunicado n° 45.498, 1/7/2026   </w:t>
-      </w:r>
-      <w:r>
-        <w:rPr>
-          <w:b/>
-          <w:color w:val="D68910"/>
-          <w:sz w:val="16"/>
-        </w:rPr>
-        <w:t>[MÉDIA]</w:t>
-      </w:r>
-    </w:p>
-    <w:p>
-      <w:pPr>
-        <w:spacing w:after="40"/>
-      </w:pPr>
-      <w:r>
-        <w:rPr>
-          <w:color w:val="4A4A4A"/>
-          <w:sz w:val="20"/>
-        </w:rPr>
-        <w:t>Divulga condições para a realização de operações compromissadas com instituições financeiras participantes do módulo Oferta Pública (Ofpub).</w:t>
-      </w:r>
-    </w:p>
-    <w:p>
-      <w:pPr>
-        <w:spacing w:after="40"/>
-      </w:pPr>
-      <w:r>
-        <w:rPr>
-          <w:b/>
-          <w:color w:val="888888"/>
-          <w:sz w:val="18"/>
-        </w:rPr>
-        <w:t xml:space="preserve">Publicado: </w:t>
-      </w:r>
-      <w:r>
-        <w:rPr>
-          <w:color w:val="888888"/>
-          <w:sz w:val="18"/>
-        </w:rPr>
-        <w:t xml:space="preserve">2026-07-01T18:31   </w:t>
-      </w:r>
-      <w:hyperlink r:id="rId29">
-        <w:r>
-          <w:rPr>
-            <w:color w:val="1A4D2E"/>
-            <w:u w:val="single"/>
-            <w:b/>
-          </w:rPr>
-          <w:t>Acessar materia</w:t>
-        </w:r>
-      </w:hyperlink>
-    </w:p>
-    <w:p>
-      <w:pPr>
-        <w:spacing w:after="120"/>
-      </w:pPr>
-      <w:r>
-        <w:rPr>
-          <w:i/>
-          <w:color w:val="888888"/>
-          <w:sz w:val="16"/>
-        </w:rPr>
-        <w:t>Divulgação de condições para operações financeiras, relevante para instituições do mercado.</w:t>
-      </w:r>
-    </w:p>
-    <w:p>
-      <w:pPr>
-        <w:spacing w:before="160" w:after="40"/>
-      </w:pPr>
-      <w:r>
-        <w:rPr>
-          <w:b/>
-          <w:color w:val="1A1A1A"/>
-          <w:sz w:val="22"/>
-        </w:rPr>
-        <w:t xml:space="preserve">Instrução Normativa BCB n° 755, 1/7/2026   </w:t>
-      </w:r>
-      <w:r>
-        <w:rPr>
-          <w:b/>
-          <w:color w:val="C0392B"/>
-          <w:sz w:val="16"/>
-        </w:rPr>
-        <w:t>[ALTA]</w:t>
-      </w:r>
-    </w:p>
-    <w:p>
-      <w:pPr>
-        <w:spacing w:after="40"/>
-      </w:pPr>
-      <w:r>
-        <w:rPr>
-          <w:color w:val="4A4A4A"/>
-          <w:sz w:val="20"/>
-        </w:rPr>
-        <w:t>Altera a Instrução Normativa BCB n° 399, de 29 de junho de 2023, que consolida os procedimentos para remessa de informações sobre o controle da exposição ao risco de liquidez e sobre o indicador Liquidez de Curto Prazo - LCR.</w:t>
-      </w:r>
-    </w:p>
-    <w:p>
-      <w:pPr>
-        <w:spacing w:after="40"/>
-      </w:pPr>
-      <w:r>
-        <w:rPr>
-          <w:b/>
-          <w:color w:val="888888"/>
-          <w:sz w:val="18"/>
-        </w:rPr>
-        <w:t xml:space="preserve">Publicado: </w:t>
-      </w:r>
-      <w:r>
-        <w:rPr>
-          <w:color w:val="888888"/>
-          <w:sz w:val="18"/>
-        </w:rPr>
-        <w:t xml:space="preserve">2026-07-01T18:16   </w:t>
       </w:r>
       <w:hyperlink r:id="rId12">
         <w:r>
@@ -2181,7 +1269,7 @@
           <w:color w:val="888888"/>
           <w:sz w:val="16"/>
         </w:rPr>
-        <w:t>Alteração de instrução normativa que impacta diretamente o controle de risco de liquidez e indicadores financeiros para instituições.</w:t>
+        <w:t>Altera norma regulatória com impacto direto em prestadores de serviços de ativos virtuais e no mercado de câmbio.</w:t>
       </w:r>
     </w:p>
     <w:p>
@@ -2194,15 +1282,15 @@
           <w:color w:val="1A1A1A"/>
           <w:sz w:val="22"/>
         </w:rPr>
-        <w:t xml:space="preserve">Resolução BCB n° 582, 1/7/2026   </w:t>
+        <w:t xml:space="preserve">Comunicado n° 45.499, 2/7/2026   </w:t>
       </w:r>
       <w:r>
         <w:rPr>
           <w:b/>
-          <w:color w:val="7F8C8D"/>
+          <w:color w:val="D68910"/>
           <w:sz w:val="16"/>
         </w:rPr>
-        <w:t>[BAIXA]</w:t>
+        <w:t>[MÉDIA]</w:t>
       </w:r>
     </w:p>
     <w:p>
@@ -2214,7 +1302,7 @@
           <w:color w:val="4A4A4A"/>
           <w:sz w:val="20"/>
         </w:rPr>
-        <w:t>Dispõe sobre a gestão e os mecanismos de sustentabilidade e de custeio adotados pelo Programa de Assistência à Saúde dos Servidores do Banco Central.</w:t>
+        <w:t>Divulga as Taxas Básicas Financeiras (TBF), os Redutores "R" e as Taxas Referenciais (TR) relativos a 1 de julho de 2026, utilizados como referência em diversas operações financeiras.</w:t>
       </w:r>
     </w:p>
     <w:p>
@@ -2234,9 +1322,9 @@
           <w:color w:val="888888"/>
           <w:sz w:val="18"/>
         </w:rPr>
-        <w:t xml:space="preserve">2026-07-01T18:02   </w:t>
-      </w:r>
-      <w:hyperlink r:id="rId30">
+        <w:t xml:space="preserve">2026-07-02T09:02   </w:t>
+      </w:r>
+      <w:hyperlink r:id="rId18">
         <w:r>
           <w:rPr>
             <w:color w:val="1A4D2E"/>
@@ -2257,8 +1345,29 @@
           <w:color w:val="888888"/>
           <w:sz w:val="16"/>
         </w:rPr>
-        <w:t>Resolução sobre programa de assistência à saúde de servidores, de interesse interno do Banco Central.</w:t>
-      </w:r>
+        <w:t>Informação de mercado relevante para cálculos financeiros e investimentos.</w:t>
+      </w:r>
+    </w:p>
+    <w:p>
+      <w:pPr>
+        <w:spacing w:before="240" w:after="80"/>
+      </w:pPr>
+      <w:r>
+        <w:rPr>
+          <w:b/>
+          <w:color w:val="1A4D2E"/>
+          <w:sz w:val="20"/>
+        </w:rPr>
+        <w:t>CVM | NOTÍCIAS</w:t>
+      </w:r>
+    </w:p>
+    <w:p>
+      <w:pPr>
+        <w:spacing w:before="0" w:after="40"/>
+        <w:pBdr>
+          <w:bottom w:val="single" w:sz="8" w:space="1" w:color="1A4D2E"/>
+        </w:pBdr>
+      </w:pPr>
     </w:p>
     <w:p>
       <w:pPr>
@@ -2270,15 +1379,15 @@
           <w:color w:val="1A1A1A"/>
           <w:sz w:val="22"/>
         </w:rPr>
-        <w:t xml:space="preserve">Resolução BCB n° 581, 1/7/2026   </w:t>
+        <w:t xml:space="preserve">CVM altera pontualmente Resolução 50 sobre PLD/FTP   </w:t>
       </w:r>
       <w:r>
         <w:rPr>
           <w:b/>
-          <w:color w:val="7F8C8D"/>
+          <w:color w:val="C0392B"/>
           <w:sz w:val="16"/>
         </w:rPr>
-        <w:t>[BAIXA]</w:t>
+        <w:t>[ALTA]</w:t>
       </w:r>
     </w:p>
     <w:p>
@@ -2290,7 +1399,7 @@
           <w:color w:val="4A4A4A"/>
           <w:sz w:val="20"/>
         </w:rPr>
-        <w:t>Divulga alterações no Regulamento do Programa de Assistência à Saúde dos Servidores do Banco Central – PASBC.</w:t>
+        <w:t>CVM altera a Resolução 50, focando no tratamento de operações com investidores não residentes de países que não aplicam as recomendações do GAFI sobre PLD/FTP.</w:t>
       </w:r>
     </w:p>
     <w:p>
@@ -2310,9 +1419,9 @@
           <w:color w:val="888888"/>
           <w:sz w:val="18"/>
         </w:rPr>
-        <w:t xml:space="preserve">2026-07-01T18:02   </w:t>
-      </w:r>
-      <w:hyperlink r:id="rId31">
+        <w:t xml:space="preserve">2026-07-02   </w:t>
+      </w:r>
+      <w:hyperlink r:id="rId19">
         <w:r>
           <w:rPr>
             <w:color w:val="1A4D2E"/>
@@ -2333,8 +1442,29 @@
           <w:color w:val="888888"/>
           <w:sz w:val="16"/>
         </w:rPr>
-        <w:t>Resolução sobre regulamento de programa de assistência à saúde de servidores, de interesse interno do Banco Central.</w:t>
-      </w:r>
+        <w:t>Alteração de resolução com impacto direto na regulação do mercado financeiro e na prevenção à lavagem de dinheiro.</w:t>
+      </w:r>
+    </w:p>
+    <w:p>
+      <w:pPr>
+        <w:spacing w:before="240" w:after="80"/>
+      </w:pPr>
+      <w:r>
+        <w:rPr>
+          <w:b/>
+          <w:color w:val="1A4D2E"/>
+          <w:sz w:val="20"/>
+        </w:rPr>
+        <w:t>B3 | OFÍCIOS E COMUNICADOS</w:t>
+      </w:r>
+    </w:p>
+    <w:p>
+      <w:pPr>
+        <w:spacing w:before="0" w:after="40"/>
+        <w:pBdr>
+          <w:bottom w:val="single" w:sz="8" w:space="1" w:color="1A4D2E"/>
+        </w:pBdr>
+      </w:pPr>
     </w:p>
     <w:p>
       <w:pPr>
@@ -2346,15 +1476,15 @@
           <w:color w:val="1A1A1A"/>
           <w:sz w:val="22"/>
         </w:rPr>
-        <w:t xml:space="preserve">Resolução BCB n° 580, 1/7/2026   </w:t>
+        <w:t xml:space="preserve">ePUMA Multi Relay – Liberação de Regra de Firewall de Rede   </w:t>
       </w:r>
       <w:r>
         <w:rPr>
           <w:b/>
-          <w:color w:val="C0392B"/>
+          <w:color w:val="D68910"/>
           <w:sz w:val="16"/>
         </w:rPr>
-        <w:t>[ALTA]</w:t>
+        <w:t>[MÉDIA]</w:t>
       </w:r>
     </w:p>
     <w:p>
@@ -2366,7 +1496,7 @@
           <w:color w:val="4A4A4A"/>
           <w:sz w:val="20"/>
         </w:rPr>
-        <w:t>Altera as Resoluções BCB ns. 436/2024 e 201/2022, com vistas a classificar, como Tipo 3, as sociedades prestadoras de serviços de ativos virtuais e os conglomerados prudenciais liderados por essas sociedades e a vedar a prestação de serviços de ativos virtuais para fins da opção pelo enquadramento no Segmento 5 – S5, e estabelece data para aplicação de regramento prudencial.</w:t>
+        <w:t>B3 informa sobre nova atualização de arquitetura no ePUMA Multi Relay, com liberação de regra de firewall de rede, para aprimoramento contínuo dos sistemas de negociação.</w:t>
       </w:r>
     </w:p>
     <w:p>
@@ -2386,9 +1516,9 @@
           <w:color w:val="888888"/>
           <w:sz w:val="18"/>
         </w:rPr>
-        <w:t xml:space="preserve">2026-07-01T18:01   </w:t>
-      </w:r>
-      <w:hyperlink r:id="rId13">
+        <w:t xml:space="preserve">2026-07-02   </w:t>
+      </w:r>
+      <w:hyperlink r:id="rId20">
         <w:r>
           <w:rPr>
             <w:color w:val="1A4D2E"/>
@@ -2409,7 +1539,7 @@
           <w:color w:val="888888"/>
           <w:sz w:val="16"/>
         </w:rPr>
-        <w:t>Alteração de resoluções que impactam a classificação e o regramento prudencial de sociedades prestadoras de serviços de ativos virtuais.</w:t>
+        <w:t>Atualização técnica em sistema de negociação, impactando a infraestrutura de TI dos participantes do mercado.</w:t>
       </w:r>
     </w:p>
     <w:p>
@@ -2422,7 +1552,7 @@
           <w:color w:val="1A1A1A"/>
           <w:sz w:val="22"/>
         </w:rPr>
-        <w:t xml:space="preserve">Instrução Normativa BCB n° 754, 1/7/2026   </w:t>
+        <w:t xml:space="preserve">Nova versão do ePUMA   </w:t>
       </w:r>
       <w:r>
         <w:rPr>
@@ -2442,7 +1572,7 @@
           <w:color w:val="4A4A4A"/>
           <w:sz w:val="20"/>
         </w:rPr>
-        <w:t>Altera a Instrução Normativa BCB nº 330, de 24 de novembro de 2022, que consolida os procedimentos para o registro de informações cadastrais no Sistema de Informações sobre Entidades de Interesse do Banco Central – Unicad.</w:t>
+        <w:t>B3 disponibiliza a versão 7.8.23.0 da plataforma ePUMA para download, como parte do aprimoramento contínuo dos sistemas.</w:t>
       </w:r>
     </w:p>
     <w:p>
@@ -2462,9 +1592,9 @@
           <w:color w:val="888888"/>
           <w:sz w:val="18"/>
         </w:rPr>
-        <w:t xml:space="preserve">2026-07-01T15:10   </w:t>
-      </w:r>
-      <w:hyperlink r:id="rId32">
+        <w:t xml:space="preserve">2026-07-02   </w:t>
+      </w:r>
+      <w:hyperlink r:id="rId21">
         <w:r>
           <w:rPr>
             <w:color w:val="1A4D2E"/>
@@ -2485,429 +1615,7 @@
           <w:color w:val="888888"/>
           <w:sz w:val="16"/>
         </w:rPr>
-        <w:t>Alteração de instrução normativa sobre registro de informações cadastrais, relevante para entidades reguladas pelo BCB.</w:t>
-      </w:r>
-    </w:p>
-    <w:p>
-      <w:pPr>
-        <w:spacing w:before="240" w:after="80"/>
-      </w:pPr>
-      <w:r>
-        <w:rPr>
-          <w:b/>
-          <w:color w:val="1A4D2E"/>
-          <w:sz w:val="20"/>
-        </w:rPr>
-        <w:t>CVM | NOTÍCIAS</w:t>
-      </w:r>
-    </w:p>
-    <w:p>
-      <w:pPr>
-        <w:spacing w:before="0" w:after="40"/>
-        <w:pBdr>
-          <w:bottom w:val="single" w:sz="8" w:space="1" w:color="1A4D2E"/>
-        </w:pBdr>
-      </w:pPr>
-    </w:p>
-    <w:p>
-      <w:pPr>
-        <w:spacing w:before="160" w:after="40"/>
-      </w:pPr>
-      <w:r>
-        <w:rPr>
-          <w:b/>
-          <w:color w:val="1A1A1A"/>
-          <w:sz w:val="22"/>
-        </w:rPr>
-        <w:t xml:space="preserve">CVM altera pontualmente Resolução 50 sobre PLD/FTP   </w:t>
-      </w:r>
-      <w:r>
-        <w:rPr>
-          <w:b/>
-          <w:color w:val="C0392B"/>
-          <w:sz w:val="16"/>
-        </w:rPr>
-        <w:t>[ALTA]</w:t>
-      </w:r>
-    </w:p>
-    <w:p>
-      <w:pPr>
-        <w:spacing w:after="40"/>
-      </w:pPr>
-      <w:r>
-        <w:rPr>
-          <w:color w:val="4A4A4A"/>
-          <w:sz w:val="20"/>
-        </w:rPr>
-        <w:t>As mudanças abordam o tratamento de operações ou situações envolvendo investidores não residentes (INR) oriundos de países que não aplicam adequadamente as recomendações do GAFI.</w:t>
-      </w:r>
-    </w:p>
-    <w:p>
-      <w:pPr>
-        <w:spacing w:after="40"/>
-      </w:pPr>
-      <w:r>
-        <w:rPr>
-          <w:b/>
-          <w:color w:val="888888"/>
-          <w:sz w:val="18"/>
-        </w:rPr>
-        <w:t xml:space="preserve">Publicado: </w:t>
-      </w:r>
-      <w:r>
-        <w:rPr>
-          <w:color w:val="888888"/>
-          <w:sz w:val="18"/>
-        </w:rPr>
-        <w:t xml:space="preserve">2026-07-02   </w:t>
-      </w:r>
-      <w:hyperlink r:id="rId33">
-        <w:r>
-          <w:rPr>
-            <w:color w:val="1A4D2E"/>
-            <w:u w:val="single"/>
-            <w:b/>
-          </w:rPr>
-          <w:t>Acessar materia</w:t>
-        </w:r>
-      </w:hyperlink>
-    </w:p>
-    <w:p>
-      <w:pPr>
-        <w:spacing w:after="120"/>
-      </w:pPr>
-      <w:r>
-        <w:rPr>
-          <w:i/>
-          <w:color w:val="888888"/>
-          <w:sz w:val="16"/>
-        </w:rPr>
-        <w:t>Alteração de resolução que impacta a prevenção à lavagem de dinheiro e financiamento do terrorismo (PLD/FTP) para investidores não residentes.</w:t>
-      </w:r>
-    </w:p>
-    <w:p>
-      <w:pPr>
-        <w:spacing w:before="160" w:after="40"/>
-      </w:pPr>
-      <w:r>
-        <w:rPr>
-          <w:b/>
-          <w:color w:val="1A1A1A"/>
-          <w:sz w:val="22"/>
-        </w:rPr>
-        <w:t xml:space="preserve">Presidente da CVM participa de evento para debater fomento à mineração no País   </w:t>
-      </w:r>
-      <w:r>
-        <w:rPr>
-          <w:b/>
-          <w:color w:val="D68910"/>
-          <w:sz w:val="16"/>
-        </w:rPr>
-        <w:t>[MÉDIA]</w:t>
-      </w:r>
-    </w:p>
-    <w:p>
-      <w:pPr>
-        <w:spacing w:after="40"/>
-      </w:pPr>
-      <w:r>
-        <w:rPr>
-          <w:color w:val="4A4A4A"/>
-          <w:sz w:val="20"/>
-        </w:rPr>
-        <w:t>Rede Colaborativa para Financiamento da Mineração no Brasil entregou documento com sugestões de aperfeiçoamento na regulação da CVM sobre acesso do setor ao mercado de valores local.</w:t>
-      </w:r>
-    </w:p>
-    <w:p>
-      <w:pPr>
-        <w:spacing w:after="40"/>
-      </w:pPr>
-      <w:r>
-        <w:rPr>
-          <w:b/>
-          <w:color w:val="888888"/>
-          <w:sz w:val="18"/>
-        </w:rPr>
-        <w:t xml:space="preserve">Publicado: </w:t>
-      </w:r>
-      <w:r>
-        <w:rPr>
-          <w:color w:val="888888"/>
-          <w:sz w:val="18"/>
-        </w:rPr>
-        <w:t xml:space="preserve">2026-07-01   </w:t>
-      </w:r>
-      <w:hyperlink r:id="rId34">
-        <w:r>
-          <w:rPr>
-            <w:color w:val="1A4D2E"/>
-            <w:u w:val="single"/>
-            <w:b/>
-          </w:rPr>
-          <w:t>Acessar materia</w:t>
-        </w:r>
-      </w:hyperlink>
-    </w:p>
-    <w:p>
-      <w:pPr>
-        <w:spacing w:after="120"/>
-      </w:pPr>
-      <w:r>
-        <w:rPr>
-          <w:i/>
-          <w:color w:val="888888"/>
-          <w:sz w:val="16"/>
-        </w:rPr>
-        <w:t>Participação em evento que discute fomento à mineração e aperfeiçoamento da regulação da CVM para acesso ao mercado de valores.</w:t>
-      </w:r>
-    </w:p>
-    <w:p>
-      <w:pPr>
-        <w:spacing w:before="160" w:after="40"/>
-      </w:pPr>
-      <w:r>
-        <w:rPr>
-          <w:b/>
-          <w:color w:val="1A1A1A"/>
-          <w:sz w:val="22"/>
-        </w:rPr>
-        <w:t xml:space="preserve">Confira o que aconteceu na CVM em... junho!   </w:t>
-      </w:r>
-      <w:r>
-        <w:rPr>
-          <w:b/>
-          <w:color w:val="7F8C8D"/>
-          <w:sz w:val="16"/>
-        </w:rPr>
-        <w:t>[BAIXA]</w:t>
-      </w:r>
-    </w:p>
-    <w:p>
-      <w:pPr>
-        <w:spacing w:after="40"/>
-      </w:pPr>
-      <w:r>
-        <w:rPr>
-          <w:color w:val="4A4A4A"/>
-          <w:sz w:val="20"/>
-        </w:rPr>
-        <w:t>Atualizações nos cargos da Autarquia, lançamento do Programa TOP, Termos de Compromisso e mais assuntos em pauta no mês de junho.</w:t>
-      </w:r>
-    </w:p>
-    <w:p>
-      <w:pPr>
-        <w:spacing w:after="40"/>
-      </w:pPr>
-      <w:r>
-        <w:rPr>
-          <w:b/>
-          <w:color w:val="888888"/>
-          <w:sz w:val="18"/>
-        </w:rPr>
-        <w:t xml:space="preserve">Publicado: </w:t>
-      </w:r>
-      <w:r>
-        <w:rPr>
-          <w:color w:val="888888"/>
-          <w:sz w:val="18"/>
-        </w:rPr>
-        <w:t xml:space="preserve">2026-07-01   </w:t>
-      </w:r>
-      <w:hyperlink r:id="rId35">
-        <w:r>
-          <w:rPr>
-            <w:color w:val="1A4D2E"/>
-            <w:u w:val="single"/>
-            <w:b/>
-          </w:rPr>
-          <w:t>Acessar materia</w:t>
-        </w:r>
-      </w:hyperlink>
-    </w:p>
-    <w:p>
-      <w:pPr>
-        <w:spacing w:after="120"/>
-      </w:pPr>
-      <w:r>
-        <w:rPr>
-          <w:i/>
-          <w:color w:val="888888"/>
-          <w:sz w:val="16"/>
-        </w:rPr>
-        <w:t>Resumo mensal de atividades da CVM, de caráter informativo e institucional.</w:t>
-      </w:r>
-    </w:p>
-    <w:p>
-      <w:pPr>
-        <w:spacing w:before="240" w:after="80"/>
-      </w:pPr>
-      <w:r>
-        <w:rPr>
-          <w:b/>
-          <w:color w:val="1A4D2E"/>
-          <w:sz w:val="20"/>
-        </w:rPr>
-        <w:t>B3 | OFÍCIOS E COMUNICADOS</w:t>
-      </w:r>
-    </w:p>
-    <w:p>
-      <w:pPr>
-        <w:spacing w:before="0" w:after="40"/>
-        <w:pBdr>
-          <w:bottom w:val="single" w:sz="8" w:space="1" w:color="1A4D2E"/>
-        </w:pBdr>
-      </w:pPr>
-    </w:p>
-    <w:p>
-      <w:pPr>
-        <w:spacing w:before="160" w:after="40"/>
-      </w:pPr>
-      <w:r>
-        <w:rPr>
-          <w:b/>
-          <w:color w:val="1A1A1A"/>
-          <w:sz w:val="22"/>
-        </w:rPr>
-        <w:t xml:space="preserve">038-2026-VNC-Comunicado Externo ePUMA Multi Relay – Liberação de Regra de Firewall de Rede   </w:t>
-      </w:r>
-      <w:r>
-        <w:rPr>
-          <w:b/>
-          <w:color w:val="D68910"/>
-          <w:sz w:val="16"/>
-        </w:rPr>
-        <w:t>[MÉDIA]</w:t>
-      </w:r>
-    </w:p>
-    <w:p>
-      <w:pPr>
-        <w:spacing w:after="40"/>
-      </w:pPr>
-      <w:r>
-        <w:rPr>
-          <w:color w:val="4A4A4A"/>
-          <w:sz w:val="20"/>
-        </w:rPr>
-        <w:t>Como parte do processo de aprimoramento contínuo dos sistemas de negociação, será realizada uma nova atualização de arquitetura no ePUMA Multi Relay.</w:t>
-      </w:r>
-    </w:p>
-    <w:p>
-      <w:pPr>
-        <w:spacing w:after="40"/>
-      </w:pPr>
-      <w:r>
-        <w:rPr>
-          <w:b/>
-          <w:color w:val="888888"/>
-          <w:sz w:val="18"/>
-        </w:rPr>
-        <w:t xml:space="preserve">Publicado: </w:t>
-      </w:r>
-      <w:r>
-        <w:rPr>
-          <w:color w:val="888888"/>
-          <w:sz w:val="18"/>
-        </w:rPr>
-        <w:t xml:space="preserve">2026-07-02   </w:t>
-      </w:r>
-      <w:hyperlink r:id="rId36">
-        <w:r>
-          <w:rPr>
-            <w:color w:val="1A4D2E"/>
-            <w:u w:val="single"/>
-            <w:b/>
-          </w:rPr>
-          <w:t>Acessar materia</w:t>
-        </w:r>
-      </w:hyperlink>
-    </w:p>
-    <w:p>
-      <w:pPr>
-        <w:spacing w:after="120"/>
-      </w:pPr>
-      <w:r>
-        <w:rPr>
-          <w:i/>
-          <w:color w:val="888888"/>
-          <w:sz w:val="16"/>
-        </w:rPr>
-        <w:t>Atualização de sistema de negociação que pode impactar participantes do mercado.</w:t>
-      </w:r>
-    </w:p>
-    <w:p>
-      <w:pPr>
-        <w:spacing w:before="160" w:after="40"/>
-      </w:pPr>
-      <w:r>
-        <w:rPr>
-          <w:b/>
-          <w:color w:val="1A1A1A"/>
-          <w:sz w:val="22"/>
-        </w:rPr>
-        <w:t xml:space="preserve">037-2026-VNC-Comunicado Externo Nova versão do ePUMA   </w:t>
-      </w:r>
-      <w:r>
-        <w:rPr>
-          <w:b/>
-          <w:color w:val="D68910"/>
-          <w:sz w:val="16"/>
-        </w:rPr>
-        <w:t>[MÉDIA]</w:t>
-      </w:r>
-    </w:p>
-    <w:p>
-      <w:pPr>
-        <w:spacing w:after="40"/>
-      </w:pPr>
-      <w:r>
-        <w:rPr>
-          <w:color w:val="4A4A4A"/>
-          <w:sz w:val="20"/>
-        </w:rPr>
-        <w:t>Como parte do processo de aprimoramento contínuo de nossos sistemas, está disponível para download a versão 7.8.23.0 da plataforma ePUMA.</w:t>
-      </w:r>
-    </w:p>
-    <w:p>
-      <w:pPr>
-        <w:spacing w:after="40"/>
-      </w:pPr>
-      <w:r>
-        <w:rPr>
-          <w:b/>
-          <w:color w:val="888888"/>
-          <w:sz w:val="18"/>
-        </w:rPr>
-        <w:t xml:space="preserve">Publicado: </w:t>
-      </w:r>
-      <w:r>
-        <w:rPr>
-          <w:color w:val="888888"/>
-          <w:sz w:val="18"/>
-        </w:rPr>
-        <w:t xml:space="preserve">2026-07-02   </w:t>
-      </w:r>
-      <w:hyperlink r:id="rId37">
-        <w:r>
-          <w:rPr>
-            <w:color w:val="1A4D2E"/>
-            <w:u w:val="single"/>
-            <w:b/>
-          </w:rPr>
-          <w:t>Acessar materia</w:t>
-        </w:r>
-      </w:hyperlink>
-    </w:p>
-    <w:p>
-      <w:pPr>
-        <w:spacing w:after="120"/>
-      </w:pPr>
-      <w:r>
-        <w:rPr>
-          <w:i/>
-          <w:color w:val="888888"/>
-          <w:sz w:val="16"/>
-        </w:rPr>
-        <w:t>Lançamento de nova versão de plataforma de negociação que pode impactar participantes do mercado.</w:t>
+        <w:t>Atualização técnica em plataforma de negociação, impactando as operações dos participantes do mercado.</w:t>
       </w:r>
     </w:p>
     <w:p/>
@@ -2993,7 +1701,1244 @@
           <w:color w:val="4A4A4A"/>
           <w:sz w:val="20"/>
         </w:rPr>
-        <w:t>Evento para entender os principais pontos da proposta da ANEEL e preparar contribuições fundamentadas para a consulta pública sobre o processo sancionador de monitoramento do mercado.</w:t>
+        <w:t>Evento para entender a proposta da ANEEL sobre consulta pública e processo sancionador de monitoramento do mercado, permitindo contribuições fundamentadas.</w:t>
+      </w:r>
+    </w:p>
+    <w:p>
+      <w:pPr>
+        <w:spacing w:after="40"/>
+      </w:pPr>
+      <w:r>
+        <w:rPr>
+          <w:b/>
+          <w:color w:val="888888"/>
+          <w:sz w:val="18"/>
+        </w:rPr>
+        <w:t xml:space="preserve">Publicado: </w:t>
+      </w:r>
+      <w:r>
+        <w:rPr>
+          <w:color w:val="888888"/>
+          <w:sz w:val="18"/>
+        </w:rPr>
+        <w:t xml:space="preserve">2026-07-02   </w:t>
+      </w:r>
+      <w:hyperlink r:id="rId22">
+        <w:r>
+          <w:rPr>
+            <w:color w:val="1A4D2E"/>
+            <w:u w:val="single"/>
+            <w:b/>
+          </w:rPr>
+          <w:t>Acessar materia</w:t>
+        </w:r>
+      </w:hyperlink>
+    </w:p>
+    <w:p>
+      <w:pPr>
+        <w:spacing w:after="120"/>
+      </w:pPr>
+      <w:r>
+        <w:rPr>
+          <w:i/>
+          <w:color w:val="888888"/>
+          <w:sz w:val="16"/>
+        </w:rPr>
+        <w:t>Divulgação de evento sobre consulta pública e processo sancionador, relevante para agentes do setor elétrico.</w:t>
+      </w:r>
+    </w:p>
+    <w:p>
+      <w:pPr>
+        <w:spacing w:before="240" w:after="80"/>
+      </w:pPr>
+      <w:r>
+        <w:rPr>
+          <w:b/>
+          <w:color w:val="1A4D2E"/>
+          <w:sz w:val="20"/>
+        </w:rPr>
+        <w:t>MME | NOTÍCIAS</w:t>
+      </w:r>
+    </w:p>
+    <w:p>
+      <w:pPr>
+        <w:spacing w:before="0" w:after="40"/>
+        <w:pBdr>
+          <w:bottom w:val="single" w:sz="8" w:space="1" w:color="1A4D2E"/>
+        </w:pBdr>
+      </w:pPr>
+    </w:p>
+    <w:p>
+      <w:pPr>
+        <w:spacing w:before="160" w:after="40"/>
+      </w:pPr>
+      <w:r>
+        <w:rPr>
+          <w:b/>
+          <w:color w:val="1A1A1A"/>
+          <w:sz w:val="22"/>
+        </w:rPr>
+        <w:t xml:space="preserve">Primeiro caderno do PDE 2036 reúne contexto, perspectivas e premissas para o setor energético   </w:t>
+      </w:r>
+      <w:r>
+        <w:rPr>
+          <w:b/>
+          <w:color w:val="C0392B"/>
+          <w:sz w:val="16"/>
+        </w:rPr>
+        <w:t>[ALTA]</w:t>
+      </w:r>
+    </w:p>
+    <w:p>
+      <w:pPr>
+        <w:spacing w:after="40"/>
+      </w:pPr>
+      <w:r>
+        <w:rPr>
+          <w:color w:val="4A4A4A"/>
+          <w:sz w:val="20"/>
+        </w:rPr>
+        <w:t>MME publica o primeiro caderno do Plano Decenal de Expansão de Energia (PDE 2036), com bases para o planejamento estratégico do setor energético.</w:t>
+      </w:r>
+    </w:p>
+    <w:p>
+      <w:pPr>
+        <w:spacing w:after="40"/>
+      </w:pPr>
+      <w:r>
+        <w:rPr>
+          <w:b/>
+          <w:color w:val="888888"/>
+          <w:sz w:val="18"/>
+        </w:rPr>
+        <w:t xml:space="preserve">Publicado: </w:t>
+      </w:r>
+      <w:r>
+        <w:rPr>
+          <w:color w:val="888888"/>
+          <w:sz w:val="18"/>
+        </w:rPr>
+        <w:t xml:space="preserve">2026-07-03   </w:t>
+      </w:r>
+      <w:hyperlink r:id="rId23">
+        <w:r>
+          <w:rPr>
+            <w:color w:val="1A4D2E"/>
+            <w:u w:val="single"/>
+            <w:b/>
+          </w:rPr>
+          <w:t>Acessar materia</w:t>
+        </w:r>
+      </w:hyperlink>
+    </w:p>
+    <w:p>
+      <w:pPr>
+        <w:spacing w:after="120"/>
+      </w:pPr>
+      <w:r>
+        <w:rPr>
+          <w:i/>
+          <w:color w:val="888888"/>
+          <w:sz w:val="16"/>
+        </w:rPr>
+        <w:t>Publicação de documento estratégico para o planejamento de longo prazo do setor energético, com impacto em investimentos e políticas.</w:t>
+      </w:r>
+    </w:p>
+    <w:p>
+      <w:pPr>
+        <w:spacing w:before="160" w:after="40"/>
+      </w:pPr>
+      <w:r>
+        <w:rPr>
+          <w:b/>
+          <w:color w:val="1A1A1A"/>
+          <w:sz w:val="22"/>
+        </w:rPr>
+        <w:t xml:space="preserve">MME fortalece agenda regulatória com 200 atos normativos elaborados pela SNPGB   </w:t>
+      </w:r>
+      <w:r>
+        <w:rPr>
+          <w:b/>
+          <w:color w:val="C0392B"/>
+          <w:sz w:val="16"/>
+        </w:rPr>
+        <w:t>[ALTA]</w:t>
+      </w:r>
+    </w:p>
+    <w:p>
+      <w:pPr>
+        <w:spacing w:after="40"/>
+      </w:pPr>
+      <w:r>
+        <w:rPr>
+          <w:color w:val="4A4A4A"/>
+          <w:sz w:val="20"/>
+        </w:rPr>
+        <w:t>MME fortalece sua agenda regulatória com a elaboração de 200 atos normativos pela SNPGB, visando modernizar o ambiente, ampliar segurança jurídica e impulsionar o setor energético.</w:t>
+      </w:r>
+    </w:p>
+    <w:p>
+      <w:pPr>
+        <w:spacing w:after="40"/>
+      </w:pPr>
+      <w:r>
+        <w:rPr>
+          <w:b/>
+          <w:color w:val="888888"/>
+          <w:sz w:val="18"/>
+        </w:rPr>
+        <w:t xml:space="preserve">Publicado: </w:t>
+      </w:r>
+      <w:r>
+        <w:rPr>
+          <w:color w:val="888888"/>
+          <w:sz w:val="18"/>
+        </w:rPr>
+        <w:t xml:space="preserve">2026-07-02   </w:t>
+      </w:r>
+      <w:hyperlink r:id="rId24">
+        <w:r>
+          <w:rPr>
+            <w:color w:val="1A4D2E"/>
+            <w:u w:val="single"/>
+            <w:b/>
+          </w:rPr>
+          <w:t>Acessar materia</w:t>
+        </w:r>
+      </w:hyperlink>
+    </w:p>
+    <w:p>
+      <w:pPr>
+        <w:spacing w:after="120"/>
+      </w:pPr>
+      <w:r>
+        <w:rPr>
+          <w:i/>
+          <w:color w:val="888888"/>
+          <w:sz w:val="16"/>
+        </w:rPr>
+        <w:t>Ações para modernizar o ambiente regulatório do setor energético, com impacto na segurança jurídica e desenvolvimento setorial.</w:t>
+      </w:r>
+    </w:p>
+    <w:p>
+      <w:pPr>
+        <w:spacing w:before="160" w:after="40"/>
+      </w:pPr>
+      <w:r>
+        <w:rPr>
+          <w:b/>
+          <w:color w:val="1A1A1A"/>
+          <w:sz w:val="22"/>
+        </w:rPr>
+        <w:t xml:space="preserve">Projeto Piraquê fortalece sistema elétrico e amplia escoamento de energia solar em Minas Gerais e no Espírito Santo   </w:t>
+      </w:r>
+      <w:r>
+        <w:rPr>
+          <w:b/>
+          <w:color w:val="C0392B"/>
+          <w:sz w:val="16"/>
+        </w:rPr>
+        <w:t>[ALTA]</w:t>
+      </w:r>
+    </w:p>
+    <w:p>
+      <w:pPr>
+        <w:spacing w:after="40"/>
+      </w:pPr>
+      <w:r>
+        <w:rPr>
+          <w:color w:val="4A4A4A"/>
+          <w:sz w:val="20"/>
+        </w:rPr>
+        <w:t>Projeto Piraquê, com R$ 3,65 bilhões em investimentos, adiciona 1.140 km de linhas, fortalecendo o sistema elétrico e escoamento de energia solar em MG e ES.</w:t>
+      </w:r>
+    </w:p>
+    <w:p>
+      <w:pPr>
+        <w:spacing w:after="40"/>
+      </w:pPr>
+      <w:r>
+        <w:rPr>
+          <w:b/>
+          <w:color w:val="888888"/>
+          <w:sz w:val="18"/>
+        </w:rPr>
+        <w:t xml:space="preserve">Publicado: </w:t>
+      </w:r>
+      <w:r>
+        <w:rPr>
+          <w:color w:val="888888"/>
+          <w:sz w:val="18"/>
+        </w:rPr>
+        <w:t xml:space="preserve">2026-07-02   </w:t>
+      </w:r>
+      <w:hyperlink r:id="rId25">
+        <w:r>
+          <w:rPr>
+            <w:color w:val="1A4D2E"/>
+            <w:u w:val="single"/>
+            <w:b/>
+          </w:rPr>
+          <w:t>Acessar materia</w:t>
+        </w:r>
+      </w:hyperlink>
+    </w:p>
+    <w:p>
+      <w:pPr>
+        <w:spacing w:after="120"/>
+      </w:pPr>
+      <w:r>
+        <w:rPr>
+          <w:i/>
+          <w:color w:val="888888"/>
+          <w:sz w:val="16"/>
+        </w:rPr>
+        <w:t>Grande investimento em infraestrutura elétrica, crucial para a expansão da energia solar e a segurança do Sistema Interligado Nacional.</w:t>
+      </w:r>
+    </w:p>
+    <w:p>
+      <w:pPr>
+        <w:spacing w:before="160" w:after="40"/>
+      </w:pPr>
+      <w:r>
+        <w:rPr>
+          <w:b/>
+          <w:color w:val="1A1A1A"/>
+          <w:sz w:val="22"/>
+        </w:rPr>
+        <w:t xml:space="preserve">MME avança na estruturação da política para Pequenos Reatores Modulares durante terceira reunião do GT-19   </w:t>
+      </w:r>
+      <w:r>
+        <w:rPr>
+          <w:b/>
+          <w:color w:val="C0392B"/>
+          <w:sz w:val="16"/>
+        </w:rPr>
+        <w:t>[ALTA]</w:t>
+      </w:r>
+    </w:p>
+    <w:p>
+      <w:pPr>
+        <w:spacing w:after="40"/>
+      </w:pPr>
+      <w:r>
+        <w:rPr>
+          <w:color w:val="4A4A4A"/>
+          <w:sz w:val="20"/>
+        </w:rPr>
+        <w:t>MME avança na política para Pequenos Reatores Modulares (SMRs) em reunião do GT-19, reforçando a colaboração interinstitucional para a adoção de SMRs no Brasil.</w:t>
+      </w:r>
+    </w:p>
+    <w:p>
+      <w:pPr>
+        <w:spacing w:after="40"/>
+      </w:pPr>
+      <w:r>
+        <w:rPr>
+          <w:b/>
+          <w:color w:val="888888"/>
+          <w:sz w:val="18"/>
+        </w:rPr>
+        <w:t xml:space="preserve">Publicado: </w:t>
+      </w:r>
+      <w:r>
+        <w:rPr>
+          <w:color w:val="888888"/>
+          <w:sz w:val="18"/>
+        </w:rPr>
+        <w:t xml:space="preserve">2026-07-02   </w:t>
+      </w:r>
+      <w:hyperlink r:id="rId26">
+        <w:r>
+          <w:rPr>
+            <w:color w:val="1A4D2E"/>
+            <w:u w:val="single"/>
+            <w:b/>
+          </w:rPr>
+          <w:t>Acessar materia</w:t>
+        </w:r>
+      </w:hyperlink>
+    </w:p>
+    <w:p>
+      <w:pPr>
+        <w:spacing w:after="120"/>
+      </w:pPr>
+      <w:r>
+        <w:rPr>
+          <w:i/>
+          <w:color w:val="888888"/>
+          <w:sz w:val="16"/>
+        </w:rPr>
+        <w:t>Desenvolvimento de política para energia nuclear (SMRs), com potencial impacto na matriz energética e segurança.</w:t>
+      </w:r>
+    </w:p>
+    <w:p>
+      <w:pPr>
+        <w:spacing w:before="160" w:after="40"/>
+      </w:pPr>
+      <w:r>
+        <w:rPr>
+          <w:b/>
+          <w:color w:val="1A1A1A"/>
+          <w:sz w:val="22"/>
+        </w:rPr>
+        <w:t xml:space="preserve">MME lança Referencial Básico para a Mineração Brasileira Sustentável e avança na implementação da Política Nacional de Mineração 2050   </w:t>
+      </w:r>
+      <w:r>
+        <w:rPr>
+          <w:b/>
+          <w:color w:val="C0392B"/>
+          <w:sz w:val="16"/>
+        </w:rPr>
+        <w:t>[ALTA]</w:t>
+      </w:r>
+    </w:p>
+    <w:p>
+      <w:pPr>
+        <w:spacing w:after="40"/>
+      </w:pPr>
+      <w:r>
+        <w:rPr>
+          <w:color w:val="4A4A4A"/>
+          <w:sz w:val="20"/>
+        </w:rPr>
+        <w:t>MME lança Referencial Básico para Mineração Sustentável, consolidando entregas da Política Nacional de Mineração 2050 e fortalecendo práticas ESG no setor.</w:t>
+      </w:r>
+    </w:p>
+    <w:p>
+      <w:pPr>
+        <w:spacing w:after="40"/>
+      </w:pPr>
+      <w:r>
+        <w:rPr>
+          <w:b/>
+          <w:color w:val="888888"/>
+          <w:sz w:val="18"/>
+        </w:rPr>
+        <w:t xml:space="preserve">Publicado: </w:t>
+      </w:r>
+      <w:r>
+        <w:rPr>
+          <w:color w:val="888888"/>
+          <w:sz w:val="18"/>
+        </w:rPr>
+        <w:t xml:space="preserve">2026-07-02   </w:t>
+      </w:r>
+      <w:hyperlink r:id="rId27">
+        <w:r>
+          <w:rPr>
+            <w:color w:val="1A4D2E"/>
+            <w:u w:val="single"/>
+            <w:b/>
+          </w:rPr>
+          <w:t>Acessar materia</w:t>
+        </w:r>
+      </w:hyperlink>
+    </w:p>
+    <w:p>
+      <w:pPr>
+        <w:spacing w:after="120"/>
+      </w:pPr>
+      <w:r>
+        <w:rPr>
+          <w:i/>
+          <w:color w:val="888888"/>
+          <w:sz w:val="16"/>
+        </w:rPr>
+        <w:t>Lançamento de referencial e avanço em política nacional de mineração, impactando práticas de sustentabilidade e governança no setor.</w:t>
+      </w:r>
+    </w:p>
+    <w:p>
+      <w:pPr>
+        <w:spacing w:before="160" w:after="40"/>
+      </w:pPr>
+      <w:r>
+        <w:rPr>
+          <w:b/>
+          <w:color w:val="1A1A1A"/>
+          <w:sz w:val="22"/>
+        </w:rPr>
+        <w:t xml:space="preserve">Brasil ganha estratégia de Estado para transformar a riqueza mineral em desenvolvimento sustentável de forma soberana até 2050   </w:t>
+      </w:r>
+      <w:r>
+        <w:rPr>
+          <w:b/>
+          <w:color w:val="C0392B"/>
+          <w:sz w:val="16"/>
+        </w:rPr>
+        <w:t>[ALTA]</w:t>
+      </w:r>
+    </w:p>
+    <w:p>
+      <w:pPr>
+        <w:spacing w:after="40"/>
+      </w:pPr>
+      <w:r>
+        <w:rPr>
+          <w:color w:val="4A4A4A"/>
+          <w:sz w:val="20"/>
+        </w:rPr>
+        <w:t>Plano Nacional de Mineração 2050 estabelece estratégia para o Brasil transformar sua riqueza mineral em desenvolvimento sustentável, com foco em valor agregado e responsabilidade socioambiental.</w:t>
+      </w:r>
+    </w:p>
+    <w:p>
+      <w:pPr>
+        <w:spacing w:after="40"/>
+      </w:pPr>
+      <w:r>
+        <w:rPr>
+          <w:b/>
+          <w:color w:val="888888"/>
+          <w:sz w:val="18"/>
+        </w:rPr>
+        <w:t xml:space="preserve">Publicado: </w:t>
+      </w:r>
+      <w:r>
+        <w:rPr>
+          <w:color w:val="888888"/>
+          <w:sz w:val="18"/>
+        </w:rPr>
+        <w:t xml:space="preserve">2026-07-02   </w:t>
+      </w:r>
+      <w:hyperlink r:id="rId28">
+        <w:r>
+          <w:rPr>
+            <w:color w:val="1A4D2E"/>
+            <w:u w:val="single"/>
+            <w:b/>
+          </w:rPr>
+          <w:t>Acessar materia</w:t>
+        </w:r>
+      </w:hyperlink>
+    </w:p>
+    <w:p>
+      <w:pPr>
+        <w:spacing w:after="120"/>
+      </w:pPr>
+      <w:r>
+        <w:rPr>
+          <w:i/>
+          <w:color w:val="888888"/>
+          <w:sz w:val="16"/>
+        </w:rPr>
+        <w:t>Estratégia de Estado de longo prazo para o setor mineral, com impacto econômico, social e ambiental.</w:t>
+      </w:r>
+    </w:p>
+    <w:p>
+      <w:pPr>
+        <w:spacing w:before="160" w:after="40"/>
+      </w:pPr>
+      <w:r>
+        <w:rPr>
+          <w:b/>
+          <w:color w:val="1A1A1A"/>
+          <w:sz w:val="22"/>
+        </w:rPr>
+        <w:t xml:space="preserve">CNPM aprova diretrizes para reduzir ociosidade e ampliar oferta de áreas minerárias   </w:t>
+      </w:r>
+      <w:r>
+        <w:rPr>
+          <w:b/>
+          <w:color w:val="C0392B"/>
+          <w:sz w:val="16"/>
+        </w:rPr>
+        <w:t>[ALTA]</w:t>
+      </w:r>
+    </w:p>
+    <w:p>
+      <w:pPr>
+        <w:spacing w:after="40"/>
+      </w:pPr>
+      <w:r>
+        <w:rPr>
+          <w:color w:val="4A4A4A"/>
+          <w:sz w:val="20"/>
+        </w:rPr>
+        <w:t>CNPM aprova diretrizes para órgãos federais acelerarem o retorno de áreas minerárias inativas ao ambiente concorrencial, visando reduzir ociosidade e ampliar a oferta.</w:t>
+      </w:r>
+    </w:p>
+    <w:p>
+      <w:pPr>
+        <w:spacing w:after="40"/>
+      </w:pPr>
+      <w:r>
+        <w:rPr>
+          <w:b/>
+          <w:color w:val="888888"/>
+          <w:sz w:val="18"/>
+        </w:rPr>
+        <w:t xml:space="preserve">Publicado: </w:t>
+      </w:r>
+      <w:r>
+        <w:rPr>
+          <w:color w:val="888888"/>
+          <w:sz w:val="18"/>
+        </w:rPr>
+        <w:t xml:space="preserve">2026-07-02   </w:t>
+      </w:r>
+      <w:hyperlink r:id="rId29">
+        <w:r>
+          <w:rPr>
+            <w:color w:val="1A4D2E"/>
+            <w:u w:val="single"/>
+            <w:b/>
+          </w:rPr>
+          <w:t>Acessar materia</w:t>
+        </w:r>
+      </w:hyperlink>
+    </w:p>
+    <w:p>
+      <w:pPr>
+        <w:spacing w:after="120"/>
+      </w:pPr>
+      <w:r>
+        <w:rPr>
+          <w:i/>
+          <w:color w:val="888888"/>
+          <w:sz w:val="16"/>
+        </w:rPr>
+        <w:t>Resolução que impacta diretamente a disponibilidade de áreas para exploração mineral e a competitividade do setor.</w:t>
+      </w:r>
+    </w:p>
+    <w:p>
+      <w:pPr>
+        <w:spacing w:before="160" w:after="40"/>
+      </w:pPr>
+      <w:r>
+        <w:rPr>
+          <w:b/>
+          <w:color w:val="1A1A1A"/>
+          <w:sz w:val="22"/>
+        </w:rPr>
+        <w:t xml:space="preserve">CNPM recomenda, em articulação com os entes federativos, alternativas para disciplinar taxas de fiscalização mineral de estados e municípios   </w:t>
+      </w:r>
+      <w:r>
+        <w:rPr>
+          <w:b/>
+          <w:color w:val="C0392B"/>
+          <w:sz w:val="16"/>
+        </w:rPr>
+        <w:t>[ALTA]</w:t>
+      </w:r>
+    </w:p>
+    <w:p>
+      <w:pPr>
+        <w:spacing w:after="40"/>
+      </w:pPr>
+      <w:r>
+        <w:rPr>
+          <w:color w:val="4A4A4A"/>
+          <w:sz w:val="20"/>
+        </w:rPr>
+        <w:t>CNPM recomenda alternativas para disciplinar taxas de fiscalização mineral de estados e municípios, com caráter orientativo e preservando a autonomia tributária dos entes federativos.</w:t>
+      </w:r>
+    </w:p>
+    <w:p>
+      <w:pPr>
+        <w:spacing w:after="40"/>
+      </w:pPr>
+      <w:r>
+        <w:rPr>
+          <w:b/>
+          <w:color w:val="888888"/>
+          <w:sz w:val="18"/>
+        </w:rPr>
+        <w:t xml:space="preserve">Publicado: </w:t>
+      </w:r>
+      <w:r>
+        <w:rPr>
+          <w:color w:val="888888"/>
+          <w:sz w:val="18"/>
+        </w:rPr>
+        <w:t xml:space="preserve">2026-07-02   </w:t>
+      </w:r>
+      <w:hyperlink r:id="rId30">
+        <w:r>
+          <w:rPr>
+            <w:color w:val="1A4D2E"/>
+            <w:u w:val="single"/>
+            <w:b/>
+          </w:rPr>
+          <w:t>Acessar materia</w:t>
+        </w:r>
+      </w:hyperlink>
+    </w:p>
+    <w:p>
+      <w:pPr>
+        <w:spacing w:after="120"/>
+      </w:pPr>
+      <w:r>
+        <w:rPr>
+          <w:i/>
+          <w:color w:val="888888"/>
+          <w:sz w:val="16"/>
+        </w:rPr>
+        <w:t>Recomendação sobre taxas de fiscalização mineral, com impacto potencial na carga tributária e segurança jurídica para empresas do setor.</w:t>
+      </w:r>
+    </w:p>
+    <w:p>
+      <w:pPr>
+        <w:spacing w:before="160" w:after="40"/>
+      </w:pPr>
+      <w:r>
+        <w:rPr>
+          <w:b/>
+          <w:color w:val="1A1A1A"/>
+          <w:sz w:val="22"/>
+        </w:rPr>
+        <w:t xml:space="preserve">Governo do Brasil aprova o Plano Decenal de Expansão de Energia 2035   </w:t>
+      </w:r>
+      <w:r>
+        <w:rPr>
+          <w:b/>
+          <w:color w:val="C0392B"/>
+          <w:sz w:val="16"/>
+        </w:rPr>
+        <w:t>[ALTA]</w:t>
+      </w:r>
+    </w:p>
+    <w:p>
+      <w:pPr>
+        <w:spacing w:after="40"/>
+      </w:pPr>
+      <w:r>
+        <w:rPr>
+          <w:color w:val="4A4A4A"/>
+          <w:sz w:val="20"/>
+        </w:rPr>
+        <w:t>Governo aprova o Plano Decenal de Expansão de Energia 2035, reforçando o protagonismo brasileiro na transição energética com expansão da oferta e matrizes renováveis.</w:t>
+      </w:r>
+    </w:p>
+    <w:p>
+      <w:pPr>
+        <w:spacing w:after="40"/>
+      </w:pPr>
+      <w:r>
+        <w:rPr>
+          <w:b/>
+          <w:color w:val="888888"/>
+          <w:sz w:val="18"/>
+        </w:rPr>
+        <w:t xml:space="preserve">Publicado: </w:t>
+      </w:r>
+      <w:r>
+        <w:rPr>
+          <w:color w:val="888888"/>
+          <w:sz w:val="18"/>
+        </w:rPr>
+        <w:t xml:space="preserve">2026-07-02   </w:t>
+      </w:r>
+      <w:hyperlink r:id="rId31">
+        <w:r>
+          <w:rPr>
+            <w:color w:val="1A4D2E"/>
+            <w:u w:val="single"/>
+            <w:b/>
+          </w:rPr>
+          <w:t>Acessar materia</w:t>
+        </w:r>
+      </w:hyperlink>
+    </w:p>
+    <w:p>
+      <w:pPr>
+        <w:spacing w:after="120"/>
+      </w:pPr>
+      <w:r>
+        <w:rPr>
+          <w:i/>
+          <w:color w:val="888888"/>
+          <w:sz w:val="16"/>
+        </w:rPr>
+        <w:t>Aprovação de plano estratégico de energia, fundamental para a transição energética e investimentos no setor.</w:t>
+      </w:r>
+    </w:p>
+    <w:p>
+      <w:pPr>
+        <w:spacing w:before="160" w:after="40"/>
+      </w:pPr>
+      <w:r>
+        <w:rPr>
+          <w:b/>
+          <w:color w:val="1A1A1A"/>
+          <w:sz w:val="22"/>
+        </w:rPr>
+        <w:t xml:space="preserve">CNPM recomenda classificação de baixo risco para pesquisa mineral sem guia de utilização   </w:t>
+      </w:r>
+      <w:r>
+        <w:rPr>
+          <w:b/>
+          <w:color w:val="C0392B"/>
+          <w:sz w:val="16"/>
+        </w:rPr>
+        <w:t>[ALTA]</w:t>
+      </w:r>
+    </w:p>
+    <w:p>
+      <w:pPr>
+        <w:spacing w:after="40"/>
+      </w:pPr>
+      <w:r>
+        <w:rPr>
+          <w:color w:val="4A4A4A"/>
+          <w:sz w:val="20"/>
+        </w:rPr>
+        <w:t>CNPM recomenda classificação de baixo risco para pesquisa mineral sem guia de utilização, buscando uniformizar a classificação pelos entes federativos.</w:t>
+      </w:r>
+    </w:p>
+    <w:p>
+      <w:pPr>
+        <w:spacing w:after="40"/>
+      </w:pPr>
+      <w:r>
+        <w:rPr>
+          <w:b/>
+          <w:color w:val="888888"/>
+          <w:sz w:val="18"/>
+        </w:rPr>
+        <w:t xml:space="preserve">Publicado: </w:t>
+      </w:r>
+      <w:r>
+        <w:rPr>
+          <w:color w:val="888888"/>
+          <w:sz w:val="18"/>
+        </w:rPr>
+        <w:t xml:space="preserve">2026-07-02   </w:t>
+      </w:r>
+      <w:hyperlink r:id="rId32">
+        <w:r>
+          <w:rPr>
+            <w:color w:val="1A4D2E"/>
+            <w:u w:val="single"/>
+            <w:b/>
+          </w:rPr>
+          <w:t>Acessar materia</w:t>
+        </w:r>
+      </w:hyperlink>
+    </w:p>
+    <w:p>
+      <w:pPr>
+        <w:spacing w:after="120"/>
+      </w:pPr>
+      <w:r>
+        <w:rPr>
+          <w:i/>
+          <w:color w:val="888888"/>
+          <w:sz w:val="16"/>
+        </w:rPr>
+        <w:t>Recomendação que visa uniformizar a classificação de risco na pesquisa mineral, impactando a burocracia e segurança jurídica para empresas.</w:t>
+      </w:r>
+    </w:p>
+    <w:p>
+      <w:pPr>
+        <w:spacing w:before="160" w:after="40"/>
+      </w:pPr>
+      <w:r>
+        <w:rPr>
+          <w:b/>
+          <w:color w:val="1A1A1A"/>
+          <w:sz w:val="22"/>
+        </w:rPr>
+        <w:t xml:space="preserve">Leilões de transmissão transformam infraestrutura elétrica e impulsionam crescimento do setor energético   </w:t>
+      </w:r>
+      <w:r>
+        <w:rPr>
+          <w:b/>
+          <w:color w:val="C0392B"/>
+          <w:sz w:val="16"/>
+        </w:rPr>
+        <w:t>[ALTA]</w:t>
+      </w:r>
+    </w:p>
+    <w:p>
+      <w:pPr>
+        <w:spacing w:after="40"/>
+      </w:pPr>
+      <w:r>
+        <w:rPr>
+          <w:color w:val="4A4A4A"/>
+          <w:sz w:val="20"/>
+        </w:rPr>
+        <w:t>Leilões de transmissão impulsionam investimentos recordes e expansão da rede, fortalecendo a segurança do sistema elétrico e preparando o Brasil para o aumento da demanda por energia.</w:t>
+      </w:r>
+    </w:p>
+    <w:p>
+      <w:pPr>
+        <w:spacing w:after="40"/>
+      </w:pPr>
+      <w:r>
+        <w:rPr>
+          <w:b/>
+          <w:color w:val="888888"/>
+          <w:sz w:val="18"/>
+        </w:rPr>
+        <w:t xml:space="preserve">Publicado: </w:t>
+      </w:r>
+      <w:r>
+        <w:rPr>
+          <w:color w:val="888888"/>
+          <w:sz w:val="18"/>
+        </w:rPr>
+        <w:t xml:space="preserve">2026-07-02   </w:t>
+      </w:r>
+      <w:hyperlink r:id="rId33">
+        <w:r>
+          <w:rPr>
+            <w:color w:val="1A4D2E"/>
+            <w:u w:val="single"/>
+            <w:b/>
+          </w:rPr>
+          <w:t>Acessar materia</w:t>
+        </w:r>
+      </w:hyperlink>
+    </w:p>
+    <w:p>
+      <w:pPr>
+        <w:spacing w:after="120"/>
+      </w:pPr>
+      <w:r>
+        <w:rPr>
+          <w:i/>
+          <w:color w:val="888888"/>
+          <w:sz w:val="16"/>
+        </w:rPr>
+        <w:t>Impacto significativo dos leilões na infraestrutura elétrica e no crescimento do setor energético, com grandes investimentos.</w:t>
+      </w:r>
+    </w:p>
+    <w:p>
+      <w:pPr>
+        <w:spacing w:before="160" w:after="40"/>
+      </w:pPr>
+      <w:r>
+        <w:rPr>
+          <w:b/>
+          <w:color w:val="1A1A1A"/>
+          <w:sz w:val="22"/>
+        </w:rPr>
+        <w:t xml:space="preserve">Gás do Povo atinge cobertura de 100% do público-alvo em todo o Brasil   </w:t>
+      </w:r>
+      <w:r>
+        <w:rPr>
+          <w:b/>
+          <w:color w:val="D68910"/>
+          <w:sz w:val="16"/>
+        </w:rPr>
+        <w:t>[MÉDIA]</w:t>
+      </w:r>
+    </w:p>
+    <w:p>
+      <w:pPr>
+        <w:spacing w:after="40"/>
+      </w:pPr>
+      <w:r>
+        <w:rPr>
+          <w:color w:val="4A4A4A"/>
+          <w:sz w:val="20"/>
+        </w:rPr>
+        <w:t>O programa Gás do Povo alcança 100% de cobertura do público-alvo no Brasil, garantindo acesso ao botijão para todas as famílias elegíveis através de credenciamento de revendas e planos de atendimento.</w:t>
+      </w:r>
+    </w:p>
+    <w:p>
+      <w:pPr>
+        <w:spacing w:after="40"/>
+      </w:pPr>
+      <w:r>
+        <w:rPr>
+          <w:b/>
+          <w:color w:val="888888"/>
+          <w:sz w:val="18"/>
+        </w:rPr>
+        <w:t xml:space="preserve">Publicado: </w:t>
+      </w:r>
+      <w:r>
+        <w:rPr>
+          <w:color w:val="888888"/>
+          <w:sz w:val="18"/>
+        </w:rPr>
+        <w:t xml:space="preserve">2026-07-03   </w:t>
+      </w:r>
+      <w:hyperlink r:id="rId34">
+        <w:r>
+          <w:rPr>
+            <w:color w:val="1A4D2E"/>
+            <w:u w:val="single"/>
+            <w:b/>
+          </w:rPr>
+          <w:t>Acessar materia</w:t>
+        </w:r>
+      </w:hyperlink>
+    </w:p>
+    <w:p>
+      <w:pPr>
+        <w:spacing w:after="120"/>
+      </w:pPr>
+      <w:r>
+        <w:rPr>
+          <w:i/>
+          <w:color w:val="888888"/>
+          <w:sz w:val="16"/>
+        </w:rPr>
+        <w:t>Conclusão de programa social de acesso a gás, com impacto direto na população e na distribuição de energia.</w:t>
+      </w:r>
+    </w:p>
+    <w:p>
+      <w:pPr>
+        <w:spacing w:before="160" w:after="40"/>
+      </w:pPr>
+      <w:r>
+        <w:rPr>
+          <w:b/>
+          <w:color w:val="1A1A1A"/>
+          <w:sz w:val="22"/>
+        </w:rPr>
+        <w:t xml:space="preserve">Governo do Brasil lança aplicativo para ampliar atendimento do programa Luz para Todos   </w:t>
+      </w:r>
+      <w:r>
+        <w:rPr>
+          <w:b/>
+          <w:color w:val="D68910"/>
+          <w:sz w:val="16"/>
+        </w:rPr>
+        <w:t>[MÉDIA]</w:t>
+      </w:r>
+    </w:p>
+    <w:p>
+      <w:pPr>
+        <w:spacing w:after="40"/>
+      </w:pPr>
+      <w:r>
+        <w:rPr>
+          <w:color w:val="4A4A4A"/>
+          <w:sz w:val="20"/>
+        </w:rPr>
+        <w:t>Governo lança aplicativo para o programa Luz para Todos, permitindo registrar e acompanhar solicitações e mapear famílias sem acesso à energia elétrica.</w:t>
+      </w:r>
+    </w:p>
+    <w:p>
+      <w:pPr>
+        <w:spacing w:after="40"/>
+      </w:pPr>
+      <w:r>
+        <w:rPr>
+          <w:b/>
+          <w:color w:val="888888"/>
+          <w:sz w:val="18"/>
+        </w:rPr>
+        <w:t xml:space="preserve">Publicado: </w:t>
+      </w:r>
+      <w:r>
+        <w:rPr>
+          <w:color w:val="888888"/>
+          <w:sz w:val="18"/>
+        </w:rPr>
+        <w:t xml:space="preserve">2026-07-02   </w:t>
+      </w:r>
+      <w:hyperlink r:id="rId35">
+        <w:r>
+          <w:rPr>
+            <w:color w:val="1A4D2E"/>
+            <w:u w:val="single"/>
+            <w:b/>
+          </w:rPr>
+          <w:t>Acessar materia</w:t>
+        </w:r>
+      </w:hyperlink>
+    </w:p>
+    <w:p>
+      <w:pPr>
+        <w:spacing w:after="120"/>
+      </w:pPr>
+      <w:r>
+        <w:rPr>
+          <w:i/>
+          <w:color w:val="888888"/>
+          <w:sz w:val="16"/>
+        </w:rPr>
+        <w:t>Lançamento de ferramenta digital para programa social, visando ampliar o acesso à energia elétrica.</w:t>
+      </w:r>
+    </w:p>
+    <w:p>
+      <w:pPr>
+        <w:spacing w:before="160" w:after="40"/>
+      </w:pPr>
+      <w:r>
+        <w:rPr>
+          <w:b/>
+          <w:color w:val="1A1A1A"/>
+          <w:sz w:val="22"/>
+        </w:rPr>
+        <w:t xml:space="preserve">MME destaca avanços em eficiência energética em conferência global da IEA   </w:t>
+      </w:r>
+      <w:r>
+        <w:rPr>
+          <w:b/>
+          <w:color w:val="D68910"/>
+          <w:sz w:val="16"/>
+        </w:rPr>
+        <w:t>[MÉDIA]</w:t>
+      </w:r>
+    </w:p>
+    <w:p>
+      <w:pPr>
+        <w:spacing w:after="40"/>
+      </w:pPr>
+      <w:r>
+        <w:rPr>
+          <w:color w:val="4A4A4A"/>
+          <w:sz w:val="20"/>
+        </w:rPr>
+        <w:t>MME apresenta políticas de padrões mínimos para eletrodomésticos e defende indicadores para países em desenvolvimento em conferência global da IEA sobre eficiência energética.</w:t>
+      </w:r>
+    </w:p>
+    <w:p>
+      <w:pPr>
+        <w:spacing w:after="40"/>
+      </w:pPr>
+      <w:r>
+        <w:rPr>
+          <w:b/>
+          <w:color w:val="888888"/>
+          <w:sz w:val="18"/>
+        </w:rPr>
+        <w:t xml:space="preserve">Publicado: </w:t>
+      </w:r>
+      <w:r>
+        <w:rPr>
+          <w:color w:val="888888"/>
+          <w:sz w:val="18"/>
+        </w:rPr>
+        <w:t xml:space="preserve">2026-07-02   </w:t>
+      </w:r>
+      <w:hyperlink r:id="rId36">
+        <w:r>
+          <w:rPr>
+            <w:color w:val="1A4D2E"/>
+            <w:u w:val="single"/>
+            <w:b/>
+          </w:rPr>
+          <w:t>Acessar materia</w:t>
+        </w:r>
+      </w:hyperlink>
+    </w:p>
+    <w:p>
+      <w:pPr>
+        <w:spacing w:after="120"/>
+      </w:pPr>
+      <w:r>
+        <w:rPr>
+          <w:i/>
+          <w:color w:val="888888"/>
+          <w:sz w:val="16"/>
+        </w:rPr>
+        <w:t>Participação em evento internacional e apresentação de políticas de eficiência energética, com potencial impacto regulatório futuro.</w:t>
+      </w:r>
+    </w:p>
+    <w:p>
+      <w:pPr>
+        <w:spacing w:before="160" w:after="40"/>
+      </w:pPr>
+      <w:r>
+        <w:rPr>
+          <w:b/>
+          <w:color w:val="1A1A1A"/>
+          <w:sz w:val="22"/>
+        </w:rPr>
+        <w:t xml:space="preserve">CNPM institui GT para propor Programa Nacional de Redução e Reaproveitamento de Rejeitos da Mineração   </w:t>
+      </w:r>
+      <w:r>
+        <w:rPr>
+          <w:b/>
+          <w:color w:val="D68910"/>
+          <w:sz w:val="16"/>
+        </w:rPr>
+        <w:t>[MÉDIA]</w:t>
+      </w:r>
+    </w:p>
+    <w:p>
+      <w:pPr>
+        <w:spacing w:after="40"/>
+      </w:pPr>
+      <w:r>
+        <w:rPr>
+          <w:color w:val="4A4A4A"/>
+          <w:sz w:val="20"/>
+        </w:rPr>
+        <w:t>CNPM institui Grupo de Trabalho para propor programa nacional de redução e reaproveitamento de rejeitos da mineração, avaliando a recuperação de terras degradadas.</w:t>
+      </w:r>
+    </w:p>
+    <w:p>
+      <w:pPr>
+        <w:spacing w:after="40"/>
+      </w:pPr>
+      <w:r>
+        <w:rPr>
+          <w:b/>
+          <w:color w:val="888888"/>
+          <w:sz w:val="18"/>
+        </w:rPr>
+        <w:t xml:space="preserve">Publicado: </w:t>
+      </w:r>
+      <w:r>
+        <w:rPr>
+          <w:color w:val="888888"/>
+          <w:sz w:val="18"/>
+        </w:rPr>
+        <w:t xml:space="preserve">2026-07-02   </w:t>
+      </w:r>
+      <w:hyperlink r:id="rId37">
+        <w:r>
+          <w:rPr>
+            <w:color w:val="1A4D2E"/>
+            <w:u w:val="single"/>
+            <w:b/>
+          </w:rPr>
+          <w:t>Acessar materia</w:t>
+        </w:r>
+      </w:hyperlink>
+    </w:p>
+    <w:p>
+      <w:pPr>
+        <w:spacing w:after="120"/>
+      </w:pPr>
+      <w:r>
+        <w:rPr>
+          <w:i/>
+          <w:color w:val="888888"/>
+          <w:sz w:val="16"/>
+        </w:rPr>
+        <w:t>Criação de grupo de trabalho para desenvolver política ambiental no setor de mineração, com foco em sustentabilidade.</w:t>
+      </w:r>
+    </w:p>
+    <w:p>
+      <w:pPr>
+        <w:spacing w:before="160" w:after="40"/>
+      </w:pPr>
+      <w:r>
+        <w:rPr>
+          <w:b/>
+          <w:color w:val="1A1A1A"/>
+          <w:sz w:val="22"/>
+        </w:rPr>
+        <w:t xml:space="preserve">MME promove seminário para apresentar Plano de Ação Nacional voltado à eliminação do uso de mercúrio na mineração de ouro   </w:t>
+      </w:r>
+      <w:r>
+        <w:rPr>
+          <w:b/>
+          <w:color w:val="D68910"/>
+          <w:sz w:val="16"/>
+        </w:rPr>
+        <w:t>[MÉDIA]</w:t>
+      </w:r>
+    </w:p>
+    <w:p>
+      <w:pPr>
+        <w:spacing w:after="40"/>
+      </w:pPr>
+      <w:r>
+        <w:rPr>
+          <w:color w:val="4A4A4A"/>
+          <w:sz w:val="20"/>
+        </w:rPr>
+        <w:t>MME promove seminário para apresentar Plano de Ação Nacional para eliminação do mercúrio na mineração de ouro, reunindo stakeholders para discutir estratégias de implementação.</w:t>
       </w:r>
     </w:p>
     <w:p>
@@ -3036,7 +2981,7 @@
           <w:color w:val="888888"/>
           <w:sz w:val="16"/>
         </w:rPr>
-        <w:t>Divulgação de evento sobre consulta pública e processo sancionador, relevante para agentes do setor elétrico.</w:t>
+        <w:t>Evento para discutir plano de ação ambiental, relevante para a sustentabilidade na mineração.</w:t>
       </w:r>
     </w:p>
     <w:p>
@@ -3049,15 +2994,15 @@
           <w:color w:val="1A1A1A"/>
           <w:sz w:val="22"/>
         </w:rPr>
-        <w:t xml:space="preserve">CCEE marca presença de destaque e recebe prêmio de Comunicação Setorial Inovadora no primeiro dia do EVEx 2026   </w:t>
+        <w:t xml:space="preserve">CNPM cria Grupo de Trabalho para avaliar papel do urânio brasileiro no Programa Nuclear e programas estratégicos de defesa e transição energética   </w:t>
       </w:r>
       <w:r>
         <w:rPr>
           <w:b/>
-          <w:color w:val="7F8C8D"/>
+          <w:color w:val="D68910"/>
           <w:sz w:val="16"/>
         </w:rPr>
-        <w:t>[BAIXA]</w:t>
+        <w:t>[MÉDIA]</w:t>
       </w:r>
     </w:p>
     <w:p>
@@ -3069,7 +3014,7 @@
           <w:color w:val="4A4A4A"/>
           <w:sz w:val="20"/>
         </w:rPr>
-        <w:t>Gerusa Côrtes, diretora de Operação de Mercado, participou do painel de abertura do evento; a gerente executiva Flávia Albuquerque recebeu o Prêmio EVEx Brasil.</w:t>
+        <w:t>CNPM cria GT para avaliar o papel do urânio brasileiro no Programa Nuclear e em programas estratégicos de defesa e transição energética, estudando sua contribuição.</w:t>
       </w:r>
     </w:p>
     <w:p>
@@ -3112,7 +3057,7 @@
           <w:color w:val="888888"/>
           <w:sz w:val="16"/>
         </w:rPr>
-        <w:t>Notícia institucional sobre participação em evento e premiação, de interesse geral da CCEE.</w:t>
+        <w:t>Criação de grupo de trabalho para analisar recurso estratégico (urânio) e seu papel em programas nacionais.</w:t>
       </w:r>
     </w:p>
     <w:p>
@@ -3125,7 +3070,7 @@
           <w:color w:val="1A1A1A"/>
           <w:sz w:val="22"/>
         </w:rPr>
-        <w:t xml:space="preserve">Confira a apresentação e o vídeo do Encontro do PLD realizado em 30/06   </w:t>
+        <w:t xml:space="preserve">CNPM aprova GT que vai mapear caminhos para ampliar o conhecimento geológico e de recursos minerais do País   </w:t>
       </w:r>
       <w:r>
         <w:rPr>
@@ -3145,7 +3090,7 @@
           <w:color w:val="4A4A4A"/>
           <w:sz w:val="20"/>
         </w:rPr>
-        <w:t>Evento apresentou análises de comportamento do preço e projeções do PLD (Preço de Liquidação das Diferenças).</w:t>
+        <w:t>CNPM aprova Grupo de Trabalho para mapear caminhos e ampliar o conhecimento geológico e de recursos minerais do País, visando otimizar a exploração e gestão.</w:t>
       </w:r>
     </w:p>
     <w:p>
@@ -3165,7 +3110,7 @@
           <w:color w:val="888888"/>
           <w:sz w:val="18"/>
         </w:rPr>
-        <w:t xml:space="preserve">2026-07-01   </w:t>
+        <w:t xml:space="preserve">2026-07-02   </w:t>
       </w:r>
       <w:hyperlink r:id="rId40">
         <w:r>
@@ -3188,8 +3133,29 @@
           <w:color w:val="888888"/>
           <w:sz w:val="16"/>
         </w:rPr>
-        <w:t>Divulgação de análises e projeções de preço, relevante para agentes do setor elétrico e mercado de energia.</w:t>
-      </w:r>
+        <w:t>Criação de grupo de trabalho para mapear e ampliar conhecimento geológico, fundamental para o planejamento do setor mineral.</w:t>
+      </w:r>
+    </w:p>
+    <w:p>
+      <w:pPr>
+        <w:spacing w:before="240" w:after="80"/>
+      </w:pPr>
+      <w:r>
+        <w:rPr>
+          <w:b/>
+          <w:color w:val="1A4D2E"/>
+          <w:sz w:val="20"/>
+        </w:rPr>
+        <w:t>ANEEL | ÚLTIMAS NOTÍCIAS</w:t>
+      </w:r>
+    </w:p>
+    <w:p>
+      <w:pPr>
+        <w:spacing w:before="0" w:after="40"/>
+        <w:pBdr>
+          <w:bottom w:val="single" w:sz="8" w:space="1" w:color="1A4D2E"/>
+        </w:pBdr>
+      </w:pPr>
     </w:p>
     <w:p>
       <w:pPr>
@@ -3201,15 +3167,15 @@
           <w:color w:val="1A1A1A"/>
           <w:sz w:val="22"/>
         </w:rPr>
-        <w:t xml:space="preserve">CCEE Academy lança novo Portal do Aluno e fortalece estratégia de capacitação para o setor elétrico   </w:t>
+        <w:t xml:space="preserve">ANEEL divulga relatório sobre perdas de energia elétrica na distribuição   </w:t>
       </w:r>
       <w:r>
         <w:rPr>
           <w:b/>
-          <w:color w:val="7F8C8D"/>
+          <w:color w:val="D68910"/>
           <w:sz w:val="16"/>
         </w:rPr>
-        <w:t>[BAIXA]</w:t>
+        <w:t>[MÉDIA]</w:t>
       </w:r>
     </w:p>
     <w:p>
@@ -3221,7 +3187,7 @@
           <w:color w:val="4A4A4A"/>
           <w:sz w:val="20"/>
         </w:rPr>
-        <w:t>O CCEE Academy lança um novo portal do aluno com estrutura tecnológica aprimorada e expansão da oferta de conteúdos para capacitação de profissionais do setor elétrico.</w:t>
+        <w:t>ANEEL divulga relatório com dados de perdas de energia elétrica na distribuição referentes ao ano de 2025, fornecendo informações cruciais para o setor.</w:t>
       </w:r>
     </w:p>
     <w:p>
@@ -3241,7 +3207,7 @@
           <w:color w:val="888888"/>
           <w:sz w:val="18"/>
         </w:rPr>
-        <w:t xml:space="preserve">2026-07-01   </w:t>
+        <w:t xml:space="preserve">2026-07-02   </w:t>
       </w:r>
       <w:hyperlink r:id="rId41">
         <w:r>
@@ -3264,29 +3230,8 @@
           <w:color w:val="888888"/>
           <w:sz w:val="16"/>
         </w:rPr>
-        <w:t>Notícia institucional sobre plataforma de capacitação, de interesse geral da CCEE.</w:t>
-      </w:r>
-    </w:p>
-    <w:p>
-      <w:pPr>
-        <w:spacing w:before="240" w:after="80"/>
-      </w:pPr>
-      <w:r>
-        <w:rPr>
-          <w:b/>
-          <w:color w:val="1A4D2E"/>
-          <w:sz w:val="20"/>
-        </w:rPr>
-        <w:t>ANP | NOTÍCIAS</w:t>
-      </w:r>
-    </w:p>
-    <w:p>
-      <w:pPr>
-        <w:spacing w:before="0" w:after="40"/>
-        <w:pBdr>
-          <w:bottom w:val="single" w:sz="8" w:space="1" w:color="1A4D2E"/>
-        </w:pBdr>
-      </w:pPr>
+        <w:t>Publicação de relatório técnico com dados relevantes para o setor de distribuição de energia elétrica e sua regulação.</w:t>
+      </w:r>
     </w:p>
     <w:p>
       <w:pPr>
@@ -3298,15 +3243,15 @@
           <w:color w:val="1A1A1A"/>
           <w:sz w:val="22"/>
         </w:rPr>
-        <w:t xml:space="preserve">PRH-ANP: webinar em 8/7 lançará Edital da Jornada Empreendedora   </w:t>
+        <w:t xml:space="preserve">ANEEL e Defesa Civil de SP discutem projeto para enfrentar eventos climáticos extremos   </w:t>
       </w:r>
       <w:r>
         <w:rPr>
           <w:b/>
-          <w:color w:val="7F8C8D"/>
+          <w:color w:val="D68910"/>
           <w:sz w:val="16"/>
         </w:rPr>
-        <w:t>[BAIXA]</w:t>
+        <w:t>[MÉDIA]</w:t>
       </w:r>
     </w:p>
     <w:p>
@@ -3318,7 +3263,7 @@
           <w:color w:val="4A4A4A"/>
           <w:sz w:val="20"/>
         </w:rPr>
-        <w:t>Webinar em 8 de julho lançará o Edital da Jornada Empreendedora do Programa de Recursos Humanos da ANP (PRH-ANP).</w:t>
+        <w:t>ANEEL e Defesa Civil de SP debatem o Projeto SPIN, que visa acelerar as respostas das distribuidoras a eventos climáticos extremos, melhorando a resiliência do sistema.</w:t>
       </w:r>
     </w:p>
     <w:p>
@@ -3338,7 +3283,7 @@
           <w:color w:val="888888"/>
           <w:sz w:val="18"/>
         </w:rPr>
-        <w:t xml:space="preserve">2026-07-01   </w:t>
+        <w:t xml:space="preserve">2026-07-02   </w:t>
       </w:r>
       <w:hyperlink r:id="rId42">
         <w:r>
@@ -3361,7 +3306,7 @@
           <w:color w:val="888888"/>
           <w:sz w:val="16"/>
         </w:rPr>
-        <w:t>Notícia sobre evento de lançamento de edital, de interesse mais institucional e acadêmico.</w:t>
+        <w:t>Discussão sobre projeto para melhorar a resiliência da rede elétrica a eventos climáticos extremos, com impacto na qualidade do serviço.</w:t>
       </w:r>
     </w:p>
     <w:p>
@@ -3374,7 +3319,7 @@
           <w:color w:val="1A1A1A"/>
           <w:sz w:val="22"/>
         </w:rPr>
-        <w:t xml:space="preserve">Produção nacional de petróleo e gás natural se mantém estável em maio de 2026   </w:t>
+        <w:t xml:space="preserve">Projeto Radar da ANEEL fortalece monitoramento e gestão das interrupções de energia no Brasil   </w:t>
       </w:r>
       <w:r>
         <w:rPr>
@@ -3394,7 +3339,7 @@
           <w:color w:val="4A4A4A"/>
           <w:sz w:val="20"/>
         </w:rPr>
-        <w:t>Dados consolidados da produção nacional de petróleo e gás natural em maio de 2026 foram publicados pela ANP no Boletim Mensal da Produção.</w:t>
+        <w:t>Projeto Radar da ANEEL aprimora o monitoramento e a gestão de interrupções de energia no Brasil, ampliando a capacidade de fiscalização e resposta da agência.</w:t>
       </w:r>
     </w:p>
     <w:p>
@@ -3414,7 +3359,7 @@
           <w:color w:val="888888"/>
           <w:sz w:val="18"/>
         </w:rPr>
-        <w:t xml:space="preserve">2026-07-01   </w:t>
+        <w:t xml:space="preserve">2026-07-02   </w:t>
       </w:r>
       <w:hyperlink r:id="rId43">
         <w:r>
@@ -3437,29 +3382,8 @@
           <w:color w:val="888888"/>
           <w:sz w:val="16"/>
         </w:rPr>
-        <w:t>Divulgação de dados de produção de petróleo e gás natural, relevante para o setor de energia.</w:t>
-      </w:r>
-    </w:p>
-    <w:p>
-      <w:pPr>
-        <w:spacing w:before="240" w:after="80"/>
-      </w:pPr>
-      <w:r>
-        <w:rPr>
-          <w:b/>
-          <w:color w:val="1A4D2E"/>
-          <w:sz w:val="20"/>
-        </w:rPr>
-        <w:t>MME | NOTÍCIAS</w:t>
-      </w:r>
-    </w:p>
-    <w:p>
-      <w:pPr>
-        <w:spacing w:before="0" w:after="40"/>
-        <w:pBdr>
-          <w:bottom w:val="single" w:sz="8" w:space="1" w:color="1A4D2E"/>
-        </w:pBdr>
-      </w:pPr>
+        <w:t>Lançamento de projeto para aprimorar o monitoramento da qualidade do serviço de energia elétrica, com impacto na fiscalização.</w:t>
+      </w:r>
     </w:p>
     <w:p>
       <w:pPr>
@@ -3471,15 +3395,15 @@
           <w:color w:val="1A1A1A"/>
           <w:sz w:val="22"/>
         </w:rPr>
-        <w:t xml:space="preserve">Projeto Piraquê fortalece sistema elétrico e amplia escoamento de energia solar em Minas Gerais e no Espírito Santo   </w:t>
+        <w:t xml:space="preserve">Blitz da ONEE 2026: Agência realiza ações em duas escolas piauienses para divulgar a maior competição educacional do setor elétrico   </w:t>
       </w:r>
       <w:r>
         <w:rPr>
           <w:b/>
-          <w:color w:val="C0392B"/>
+          <w:color w:val="7F8C8D"/>
           <w:sz w:val="16"/>
         </w:rPr>
-        <w:t>[ALTA]</w:t>
+        <w:t>[BAIXA]</w:t>
       </w:r>
     </w:p>
     <w:p>
@@ -3491,7 +3415,7 @@
           <w:color w:val="4A4A4A"/>
           <w:sz w:val="20"/>
         </w:rPr>
-        <w:t>Com R$ 3,65 bilhões em investimentos, o empreendimento no Novo PAC adiciona 1.140 km de linhas e impulsiona o Sistema Interligado Nacional.</w:t>
+        <w:t>A ANEEL realiza a Blitz da ONEE 2026 em escolas do Piauí para divulgar a competição educacional sobre consumo consciente de energia, com atividades para estudantes.</w:t>
       </w:r>
     </w:p>
     <w:p>
@@ -3534,8 +3458,29 @@
           <w:color w:val="888888"/>
           <w:sz w:val="16"/>
         </w:rPr>
-        <w:t>Investimento significativo em infraestrutura elétrica, com impacto na capacidade de escoamento de energia renovável e no sistema elétrico nacional.</w:t>
-      </w:r>
+        <w:t>Evento educacional e institucional, sem impacto regulatório ou econômico direto.</w:t>
+      </w:r>
+    </w:p>
+    <w:p>
+      <w:pPr>
+        <w:spacing w:before="240" w:after="80"/>
+      </w:pPr>
+      <w:r>
+        <w:rPr>
+          <w:b/>
+          <w:color w:val="1A4D2E"/>
+          <w:sz w:val="20"/>
+        </w:rPr>
+        <w:t>ANM | NOTÍCIAS</w:t>
+      </w:r>
+    </w:p>
+    <w:p>
+      <w:pPr>
+        <w:spacing w:before="0" w:after="40"/>
+        <w:pBdr>
+          <w:bottom w:val="single" w:sz="8" w:space="1" w:color="1A4D2E"/>
+        </w:pBdr>
+      </w:pPr>
     </w:p>
     <w:p>
       <w:pPr>
@@ -3547,7 +3492,7 @@
           <w:color w:val="1A1A1A"/>
           <w:sz w:val="22"/>
         </w:rPr>
-        <w:t xml:space="preserve">Governo do Brasil lança aplicativo para ampliar atendimento do programa Luz para Todos   </w:t>
+        <w:t xml:space="preserve">Novo guia orienta usuários sobre como solicitar o Registro de Extração   </w:t>
       </w:r>
       <w:r>
         <w:rPr>
@@ -3567,7 +3512,7 @@
           <w:color w:val="4A4A4A"/>
           <w:sz w:val="20"/>
         </w:rPr>
-        <w:t>Nova ferramenta permite registrar e acompanhar o atendimento das solicitações, contribuindo para o mapeamento de famílias que ainda não possuem acesso à energia elétrica no país.</w:t>
+        <w:t>ANM lança novo guia didático para orientar usuários sobre o processo de solicitação do Registro de Extração de minerais para obras públicas.</w:t>
       </w:r>
     </w:p>
     <w:p>
@@ -3610,7 +3555,7 @@
           <w:color w:val="888888"/>
           <w:sz w:val="16"/>
         </w:rPr>
-        <w:t>Lançamento de aplicativo para programa social de acesso à energia elétrica, com impacto na inclusão e infraestrutura.</w:t>
+        <w:t>Publicação de guia orientativo sobre procedimento administrativo, relevante para empresas do setor mineral.</w:t>
       </w:r>
     </w:p>
     <w:p>
@@ -3623,15 +3568,15 @@
           <w:color w:val="1A1A1A"/>
           <w:sz w:val="22"/>
         </w:rPr>
-        <w:t xml:space="preserve">MME avança na estruturação da política para Pequenos Reatores Modulares durante terceira reunião do GT-19   </w:t>
+        <w:t xml:space="preserve">Conheça as 3 modalidades de fiscalização empreendidas pela agência   </w:t>
       </w:r>
       <w:r>
         <w:rPr>
           <w:b/>
-          <w:color w:val="C0392B"/>
+          <w:color w:val="D68910"/>
           <w:sz w:val="16"/>
         </w:rPr>
-        <w:t>[ALTA]</w:t>
+        <w:t>[MÉDIA]</w:t>
       </w:r>
     </w:p>
     <w:p>
@@ -3643,7 +3588,7 @@
           <w:color w:val="4A4A4A"/>
           <w:sz w:val="20"/>
         </w:rPr>
-        <w:t>Encontro reforçou o trabalho integrado entre instituições do setor nuclear na construção das bases para a adoção de SMRs no país.</w:t>
+        <w:t>ANM detalha suas três modalidades de fiscalização: atividades minerárias, segurança de barragens e arrecadação de royalties, destacando a necessidade de estrutura e recursos.</w:t>
       </w:r>
     </w:p>
     <w:p>
@@ -3686,8 +3631,29 @@
           <w:color w:val="888888"/>
           <w:sz w:val="16"/>
         </w:rPr>
-        <w:t>Avanço na estruturação de política para Pequenos Reatores Modulares (SMRs), com impacto no futuro da matriz energética nuclear do país.</w:t>
-      </w:r>
+        <w:t>Informações sobre as modalidades de fiscalização da agência, relevante para empresas do setor mineral.</w:t>
+      </w:r>
+    </w:p>
+    <w:p>
+      <w:pPr>
+        <w:spacing w:before="240" w:after="80"/>
+      </w:pPr>
+      <w:r>
+        <w:rPr>
+          <w:b/>
+          <w:color w:val="1A4D2E"/>
+          <w:sz w:val="20"/>
+        </w:rPr>
+        <w:t>EPE | NOTÍCIAS</w:t>
+      </w:r>
+    </w:p>
+    <w:p>
+      <w:pPr>
+        <w:spacing w:before="0" w:after="40"/>
+        <w:pBdr>
+          <w:bottom w:val="single" w:sz="8" w:space="1" w:color="1A4D2E"/>
+        </w:pBdr>
+      </w:pPr>
     </w:p>
     <w:p>
       <w:pPr>
@@ -3699,7 +3665,7 @@
           <w:color w:val="1A1A1A"/>
           <w:sz w:val="22"/>
         </w:rPr>
-        <w:t xml:space="preserve">MME lança Referencial Básico para a Mineração Brasileira Sustentável e avança na implementação da Política Nacional de Mineração 2050   </w:t>
+        <w:t xml:space="preserve">EPE publica o Relatório Final do Balanço Energético Nacional 2026   </w:t>
       </w:r>
       <w:r>
         <w:rPr>
@@ -3719,7 +3685,7 @@
           <w:color w:val="4A4A4A"/>
           <w:sz w:val="20"/>
         </w:rPr>
-        <w:t>O referencial consolida uma das principais entregas da nova política mineral brasileira e estabelece referência nacional para fortalecer as boas práticas ambientais, sociais e de governança no setor.</w:t>
+        <w:t>EPE publica o Relatório Final do Balanço Energético Nacional 2026, consolidando a contabilidade da oferta e consumo de energia no Brasil em 2025.</w:t>
       </w:r>
     </w:p>
     <w:p>
@@ -3762,7 +3728,7 @@
           <w:color w:val="888888"/>
           <w:sz w:val="16"/>
         </w:rPr>
-        <w:t>Lançamento de referencial básico para mineração sustentável e avanço na Política Nacional de Mineração 2050, com impacto direto no setor mineral e práticas ESG.</w:t>
+        <w:t>Publicação de relatório técnico fundamental para o planejamento e análise do setor energético nacional.</w:t>
       </w:r>
     </w:p>
     <w:p>
@@ -3775,15 +3741,15 @@
           <w:color w:val="1A1A1A"/>
           <w:sz w:val="22"/>
         </w:rPr>
-        <w:t xml:space="preserve">Brasil ganha estratégia de Estado para transformar a riqueza mineral em desenvolvimento sustentável de forma soberana até 2050   </w:t>
+        <w:t xml:space="preserve">EPE publica Informe Trimestral de junho sobre estudos de transmissão previstos em 2026   </w:t>
       </w:r>
       <w:r>
         <w:rPr>
           <w:b/>
-          <w:color w:val="C0392B"/>
+          <w:color w:val="D68910"/>
           <w:sz w:val="16"/>
         </w:rPr>
-        <w:t>[ALTA]</w:t>
+        <w:t>[MÉDIA]</w:t>
       </w:r>
     </w:p>
     <w:p>
@@ -3795,7 +3761,7 @@
           <w:color w:val="4A4A4A"/>
           <w:sz w:val="20"/>
         </w:rPr>
-        <w:t>O Plano Nacional de Mineração 2050 mira agregação de valor e responsabilidade socioambiental, e projeta o País como protagonista na disputa global por minerais críticos.</w:t>
+        <w:t>EPE divulga Informe Trimestral de junho sobre o estágio de execução dos estudos de transmissão previstos para 2026, com atualizações de cronograma.</w:t>
       </w:r>
     </w:p>
     <w:p>
@@ -3838,1742 +3804,7 @@
           <w:color w:val="888888"/>
           <w:sz w:val="16"/>
         </w:rPr>
-        <w:t>Lançamento de estratégia de Estado para mineração sustentável até 2050, com impacto no desenvolvimento econômico e ambiental do país.</w:t>
-      </w:r>
-    </w:p>
-    <w:p>
-      <w:pPr>
-        <w:spacing w:before="160" w:after="40"/>
-      </w:pPr>
-      <w:r>
-        <w:rPr>
-          <w:b/>
-          <w:color w:val="1A1A1A"/>
-          <w:sz w:val="22"/>
-        </w:rPr>
-        <w:t xml:space="preserve">MME destaca avanços em eficiência energética em conferência global da IEA   </w:t>
-      </w:r>
-      <w:r>
-        <w:rPr>
-          <w:b/>
-          <w:color w:val="D68910"/>
-          <w:sz w:val="16"/>
-        </w:rPr>
-        <w:t>[MÉDIA]</w:t>
-      </w:r>
-    </w:p>
-    <w:p>
-      <w:pPr>
-        <w:spacing w:after="40"/>
-      </w:pPr>
-      <w:r>
-        <w:rPr>
-          <w:color w:val="4A4A4A"/>
-          <w:sz w:val="20"/>
-        </w:rPr>
-        <w:t>Durante participação no evento no Canadá, a pasta apresentou as políticas de padrões mínimos para eletrodomésticos e defendeu o desenvolvimento de indicadores voltados aos países em desenvolvimento.</w:t>
-      </w:r>
-    </w:p>
-    <w:p>
-      <w:pPr>
-        <w:spacing w:after="40"/>
-      </w:pPr>
-      <w:r>
-        <w:rPr>
-          <w:b/>
-          <w:color w:val="888888"/>
-          <w:sz w:val="18"/>
-        </w:rPr>
-        <w:t xml:space="preserve">Publicado: </w:t>
-      </w:r>
-      <w:r>
-        <w:rPr>
-          <w:color w:val="888888"/>
-          <w:sz w:val="18"/>
-        </w:rPr>
-        <w:t xml:space="preserve">2026-07-02   </w:t>
-      </w:r>
-      <w:hyperlink r:id="rId49">
-        <w:r>
-          <w:rPr>
-            <w:color w:val="1A4D2E"/>
-            <w:u w:val="single"/>
-            <w:b/>
-          </w:rPr>
-          <w:t>Acessar materia</w:t>
-        </w:r>
-      </w:hyperlink>
-    </w:p>
-    <w:p>
-      <w:pPr>
-        <w:spacing w:after="120"/>
-      </w:pPr>
-      <w:r>
-        <w:rPr>
-          <w:i/>
-          <w:color w:val="888888"/>
-          <w:sz w:val="16"/>
-        </w:rPr>
-        <w:t>Participação em conferência global sobre eficiência energética, com destaque para políticas e indicadores, relevante para o setor de energia.</w:t>
-      </w:r>
-    </w:p>
-    <w:p>
-      <w:pPr>
-        <w:spacing w:before="160" w:after="40"/>
-      </w:pPr>
-      <w:r>
-        <w:rPr>
-          <w:b/>
-          <w:color w:val="1A1A1A"/>
-          <w:sz w:val="22"/>
-        </w:rPr>
-        <w:t xml:space="preserve">CNPM aprova diretrizes para reduzir ociosidade e ampliar oferta de áreas minerárias   </w:t>
-      </w:r>
-      <w:r>
-        <w:rPr>
-          <w:b/>
-          <w:color w:val="C0392B"/>
-          <w:sz w:val="16"/>
-        </w:rPr>
-        <w:t>[ALTA]</w:t>
-      </w:r>
-    </w:p>
-    <w:p>
-      <w:pPr>
-        <w:spacing w:after="40"/>
-      </w:pPr>
-      <w:r>
-        <w:rPr>
-          <w:color w:val="4A4A4A"/>
-          <w:sz w:val="20"/>
-        </w:rPr>
-        <w:t>A resolução orienta órgãos federais a acelerar o retorno de áreas inativas ao ambiente concorrencial.</w:t>
-      </w:r>
-    </w:p>
-    <w:p>
-      <w:pPr>
-        <w:spacing w:after="40"/>
-      </w:pPr>
-      <w:r>
-        <w:rPr>
-          <w:b/>
-          <w:color w:val="888888"/>
-          <w:sz w:val="18"/>
-        </w:rPr>
-        <w:t xml:space="preserve">Publicado: </w:t>
-      </w:r>
-      <w:r>
-        <w:rPr>
-          <w:color w:val="888888"/>
-          <w:sz w:val="18"/>
-        </w:rPr>
-        <w:t xml:space="preserve">2026-07-02   </w:t>
-      </w:r>
-      <w:hyperlink r:id="rId50">
-        <w:r>
-          <w:rPr>
-            <w:color w:val="1A4D2E"/>
-            <w:u w:val="single"/>
-            <w:b/>
-          </w:rPr>
-          <w:t>Acessar materia</w:t>
-        </w:r>
-      </w:hyperlink>
-    </w:p>
-    <w:p>
-      <w:pPr>
-        <w:spacing w:after="120"/>
-      </w:pPr>
-      <w:r>
-        <w:rPr>
-          <w:i/>
-          <w:color w:val="888888"/>
-          <w:sz w:val="16"/>
-        </w:rPr>
-        <w:t>Aprovação de diretrizes para o setor minerário que visam reduzir a ociosidade e ampliar a oferta de áreas, com impacto na competitividade e investimentos.</w:t>
-      </w:r>
-    </w:p>
-    <w:p>
-      <w:pPr>
-        <w:spacing w:before="160" w:after="40"/>
-      </w:pPr>
-      <w:r>
-        <w:rPr>
-          <w:b/>
-          <w:color w:val="1A1A1A"/>
-          <w:sz w:val="22"/>
-        </w:rPr>
-        <w:t xml:space="preserve">CNPM recomenda, em articulação com os entes federativos, alternativas para disciplinar taxas de fiscalização mineral de estados e municípios   </w:t>
-      </w:r>
-      <w:r>
-        <w:rPr>
-          <w:b/>
-          <w:color w:val="C0392B"/>
-          <w:sz w:val="16"/>
-        </w:rPr>
-        <w:t>[ALTA]</w:t>
-      </w:r>
-    </w:p>
-    <w:p>
-      <w:pPr>
-        <w:spacing w:after="40"/>
-      </w:pPr>
-      <w:r>
-        <w:rPr>
-          <w:color w:val="4A4A4A"/>
-          <w:sz w:val="20"/>
-        </w:rPr>
-        <w:t>A resolução tem caráter orientativo e preserva a autonomia tributária dos entes federativos.</w:t>
-      </w:r>
-    </w:p>
-    <w:p>
-      <w:pPr>
-        <w:spacing w:after="40"/>
-      </w:pPr>
-      <w:r>
-        <w:rPr>
-          <w:b/>
-          <w:color w:val="888888"/>
-          <w:sz w:val="18"/>
-        </w:rPr>
-        <w:t xml:space="preserve">Publicado: </w:t>
-      </w:r>
-      <w:r>
-        <w:rPr>
-          <w:color w:val="888888"/>
-          <w:sz w:val="18"/>
-        </w:rPr>
-        <w:t xml:space="preserve">2026-07-02   </w:t>
-      </w:r>
-      <w:hyperlink r:id="rId51">
-        <w:r>
-          <w:rPr>
-            <w:color w:val="1A4D2E"/>
-            <w:u w:val="single"/>
-            <w:b/>
-          </w:rPr>
-          <w:t>Acessar materia</w:t>
-        </w:r>
-      </w:hyperlink>
-    </w:p>
-    <w:p>
-      <w:pPr>
-        <w:spacing w:after="120"/>
-      </w:pPr>
-      <w:r>
-        <w:rPr>
-          <w:i/>
-          <w:color w:val="888888"/>
-          <w:sz w:val="16"/>
-        </w:rPr>
-        <w:t>Recomendação para disciplinar taxas de fiscalização mineral, com impacto na tributação e regulação do setor mineral em estados e municípios.</w:t>
-      </w:r>
-    </w:p>
-    <w:p>
-      <w:pPr>
-        <w:spacing w:before="160" w:after="40"/>
-      </w:pPr>
-      <w:r>
-        <w:rPr>
-          <w:b/>
-          <w:color w:val="1A1A1A"/>
-          <w:sz w:val="22"/>
-        </w:rPr>
-        <w:t xml:space="preserve">CNPM institui GT para propor Programa Nacional de Redução e Reaproveitamento de Rejeitos da Mineração   </w:t>
-      </w:r>
-      <w:r>
-        <w:rPr>
-          <w:b/>
-          <w:color w:val="D68910"/>
-          <w:sz w:val="16"/>
-        </w:rPr>
-        <w:t>[MÉDIA]</w:t>
-      </w:r>
-    </w:p>
-    <w:p>
-      <w:pPr>
-        <w:spacing w:after="40"/>
-      </w:pPr>
-      <w:r>
-        <w:rPr>
-          <w:color w:val="4A4A4A"/>
-          <w:sz w:val="20"/>
-        </w:rPr>
-        <w:t>O colegiado vai avaliar o reaproveitamento de rejeitos e a recuperação de terras degradadas.</w:t>
-      </w:r>
-    </w:p>
-    <w:p>
-      <w:pPr>
-        <w:spacing w:after="40"/>
-      </w:pPr>
-      <w:r>
-        <w:rPr>
-          <w:b/>
-          <w:color w:val="888888"/>
-          <w:sz w:val="18"/>
-        </w:rPr>
-        <w:t xml:space="preserve">Publicado: </w:t>
-      </w:r>
-      <w:r>
-        <w:rPr>
-          <w:color w:val="888888"/>
-          <w:sz w:val="18"/>
-        </w:rPr>
-        <w:t xml:space="preserve">2026-07-02   </w:t>
-      </w:r>
-      <w:hyperlink r:id="rId52">
-        <w:r>
-          <w:rPr>
-            <w:color w:val="1A4D2E"/>
-            <w:u w:val="single"/>
-            <w:b/>
-          </w:rPr>
-          <w:t>Acessar materia</w:t>
-        </w:r>
-      </w:hyperlink>
-    </w:p>
-    <w:p>
-      <w:pPr>
-        <w:spacing w:after="120"/>
-      </w:pPr>
-      <w:r>
-        <w:rPr>
-          <w:i/>
-          <w:color w:val="888888"/>
-          <w:sz w:val="16"/>
-        </w:rPr>
-        <w:t>Instituição de Grupo de Trabalho para programa de redução e reaproveitamento de rejeitos da mineração, com impacto ambiental e operacional para o setor.</w:t>
-      </w:r>
-    </w:p>
-    <w:p>
-      <w:pPr>
-        <w:spacing w:before="160" w:after="40"/>
-      </w:pPr>
-      <w:r>
-        <w:rPr>
-          <w:b/>
-          <w:color w:val="1A1A1A"/>
-          <w:sz w:val="22"/>
-        </w:rPr>
-        <w:t xml:space="preserve">MME promove seminário para apresentar Plano de Ação Nacional voltado à eliminação do uso de mercúrio na mineração de ouro   </w:t>
-      </w:r>
-      <w:r>
-        <w:rPr>
-          <w:b/>
-          <w:color w:val="D68910"/>
-          <w:sz w:val="16"/>
-        </w:rPr>
-        <w:t>[MÉDIA]</w:t>
-      </w:r>
-    </w:p>
-    <w:p>
-      <w:pPr>
-        <w:spacing w:after="40"/>
-      </w:pPr>
-      <w:r>
-        <w:rPr>
-          <w:color w:val="4A4A4A"/>
-          <w:sz w:val="20"/>
-        </w:rPr>
-        <w:t>Evento reúne representantes do poder público, sociedade civil e instituições parceiras para discutir estratégias de implementação do PAN MAPE Brasil e fortalecer a participação social na construção da política pública.</w:t>
-      </w:r>
-    </w:p>
-    <w:p>
-      <w:pPr>
-        <w:spacing w:after="40"/>
-      </w:pPr>
-      <w:r>
-        <w:rPr>
-          <w:b/>
-          <w:color w:val="888888"/>
-          <w:sz w:val="18"/>
-        </w:rPr>
-        <w:t xml:space="preserve">Publicado: </w:t>
-      </w:r>
-      <w:r>
-        <w:rPr>
-          <w:color w:val="888888"/>
-          <w:sz w:val="18"/>
-        </w:rPr>
-        <w:t xml:space="preserve">2026-07-02   </w:t>
-      </w:r>
-      <w:hyperlink r:id="rId53">
-        <w:r>
-          <w:rPr>
-            <w:color w:val="1A4D2E"/>
-            <w:u w:val="single"/>
-            <w:b/>
-          </w:rPr>
-          <w:t>Acessar materia</w:t>
-        </w:r>
-      </w:hyperlink>
-    </w:p>
-    <w:p>
-      <w:pPr>
-        <w:spacing w:after="120"/>
-      </w:pPr>
-      <w:r>
-        <w:rPr>
-          <w:i/>
-          <w:color w:val="888888"/>
-          <w:sz w:val="16"/>
-        </w:rPr>
-        <w:t>Promoção de seminário sobre plano de ação para eliminação de mercúrio na mineração de ouro, com impacto ambiental e regulatório para o setor.</w:t>
-      </w:r>
-    </w:p>
-    <w:p>
-      <w:pPr>
-        <w:spacing w:before="160" w:after="40"/>
-      </w:pPr>
-      <w:r>
-        <w:rPr>
-          <w:b/>
-          <w:color w:val="1A1A1A"/>
-          <w:sz w:val="22"/>
-        </w:rPr>
-        <w:t xml:space="preserve">Governo do Brasil aprova o Plano Decenal de Expansão de Energia 2035   </w:t>
-      </w:r>
-      <w:r>
-        <w:rPr>
-          <w:b/>
-          <w:color w:val="C0392B"/>
-          <w:sz w:val="16"/>
-        </w:rPr>
-        <w:t>[ALTA]</w:t>
-      </w:r>
-    </w:p>
-    <w:p>
-      <w:pPr>
-        <w:spacing w:after="40"/>
-      </w:pPr>
-      <w:r>
-        <w:rPr>
-          <w:color w:val="4A4A4A"/>
-          <w:sz w:val="20"/>
-        </w:rPr>
-        <w:t>O plano reforça o protagonismo brasileiro na transição energética, com expansão da oferta de energia e manutenção de matrizes energética e elétrica majoritariamente renováveis.</w:t>
-      </w:r>
-    </w:p>
-    <w:p>
-      <w:pPr>
-        <w:spacing w:after="40"/>
-      </w:pPr>
-      <w:r>
-        <w:rPr>
-          <w:b/>
-          <w:color w:val="888888"/>
-          <w:sz w:val="18"/>
-        </w:rPr>
-        <w:t xml:space="preserve">Publicado: </w:t>
-      </w:r>
-      <w:r>
-        <w:rPr>
-          <w:color w:val="888888"/>
-          <w:sz w:val="18"/>
-        </w:rPr>
-        <w:t xml:space="preserve">2026-07-02   </w:t>
-      </w:r>
-      <w:hyperlink r:id="rId54">
-        <w:r>
-          <w:rPr>
-            <w:color w:val="1A4D2E"/>
-            <w:u w:val="single"/>
-            <w:b/>
-          </w:rPr>
-          <w:t>Acessar materia</w:t>
-        </w:r>
-      </w:hyperlink>
-    </w:p>
-    <w:p>
-      <w:pPr>
-        <w:spacing w:after="120"/>
-      </w:pPr>
-      <w:r>
-        <w:rPr>
-          <w:i/>
-          <w:color w:val="888888"/>
-          <w:sz w:val="16"/>
-        </w:rPr>
-        <w:t>Aprovação do Plano Decenal de Expansão de Energia 2035, que define as diretrizes para o setor energético brasileiro na próxima década.</w:t>
-      </w:r>
-    </w:p>
-    <w:p>
-      <w:pPr>
-        <w:spacing w:before="160" w:after="40"/>
-      </w:pPr>
-      <w:r>
-        <w:rPr>
-          <w:b/>
-          <w:color w:val="1A1A1A"/>
-          <w:sz w:val="22"/>
-        </w:rPr>
-        <w:t xml:space="preserve">CNPM recomenda classificação de baixo risco para pesquisa mineral sem guia de utilização   </w:t>
-      </w:r>
-      <w:r>
-        <w:rPr>
-          <w:b/>
-          <w:color w:val="D68910"/>
-          <w:sz w:val="16"/>
-        </w:rPr>
-        <w:t>[MÉDIA]</w:t>
-      </w:r>
-    </w:p>
-    <w:p>
-      <w:pPr>
-        <w:spacing w:after="40"/>
-      </w:pPr>
-      <w:r>
-        <w:rPr>
-          <w:color w:val="4A4A4A"/>
-          <w:sz w:val="20"/>
-        </w:rPr>
-        <w:t>A medida busca uniformizar a classificação de risco pelos entes federativos que ainda não realizaram a classificação da pesquisa mineral sem guia de utilização.</w:t>
-      </w:r>
-    </w:p>
-    <w:p>
-      <w:pPr>
-        <w:spacing w:after="40"/>
-      </w:pPr>
-      <w:r>
-        <w:rPr>
-          <w:b/>
-          <w:color w:val="888888"/>
-          <w:sz w:val="18"/>
-        </w:rPr>
-        <w:t xml:space="preserve">Publicado: </w:t>
-      </w:r>
-      <w:r>
-        <w:rPr>
-          <w:color w:val="888888"/>
-          <w:sz w:val="18"/>
-        </w:rPr>
-        <w:t xml:space="preserve">2026-07-02   </w:t>
-      </w:r>
-      <w:hyperlink r:id="rId55">
-        <w:r>
-          <w:rPr>
-            <w:color w:val="1A4D2E"/>
-            <w:u w:val="single"/>
-            <w:b/>
-          </w:rPr>
-          <w:t>Acessar materia</w:t>
-        </w:r>
-      </w:hyperlink>
-    </w:p>
-    <w:p>
-      <w:pPr>
-        <w:spacing w:after="120"/>
-      </w:pPr>
-      <w:r>
-        <w:rPr>
-          <w:i/>
-          <w:color w:val="888888"/>
-          <w:sz w:val="16"/>
-        </w:rPr>
-        <w:t>Recomendação para classificação de risco na pesquisa mineral, com impacto na segurança jurídica e procedimentos para o setor.</w:t>
-      </w:r>
-    </w:p>
-    <w:p>
-      <w:pPr>
-        <w:spacing w:before="160" w:after="40"/>
-      </w:pPr>
-      <w:r>
-        <w:rPr>
-          <w:b/>
-          <w:color w:val="1A1A1A"/>
-          <w:sz w:val="22"/>
-        </w:rPr>
-        <w:t xml:space="preserve">Leilões de transmissão transformam infraestrutura elétrica e impulsionam crescimento do setor energético   </w:t>
-      </w:r>
-      <w:r>
-        <w:rPr>
-          <w:b/>
-          <w:color w:val="D68910"/>
-          <w:sz w:val="16"/>
-        </w:rPr>
-        <w:t>[MÉDIA]</w:t>
-      </w:r>
-    </w:p>
-    <w:p>
-      <w:pPr>
-        <w:spacing w:after="40"/>
-      </w:pPr>
-      <w:r>
-        <w:rPr>
-          <w:color w:val="4A4A4A"/>
-          <w:sz w:val="20"/>
-        </w:rPr>
-        <w:t>Com recorde de investimentos e expansão da rede, a gestão do ministro Alexandre Silveira fortalece a segurança do sistema elétrico e prepara o Brasil para o aumento da demanda por energia.</w:t>
-      </w:r>
-    </w:p>
-    <w:p>
-      <w:pPr>
-        <w:spacing w:after="40"/>
-      </w:pPr>
-      <w:r>
-        <w:rPr>
-          <w:b/>
-          <w:color w:val="888888"/>
-          <w:sz w:val="18"/>
-        </w:rPr>
-        <w:t xml:space="preserve">Publicado: </w:t>
-      </w:r>
-      <w:r>
-        <w:rPr>
-          <w:color w:val="888888"/>
-          <w:sz w:val="18"/>
-        </w:rPr>
-        <w:t xml:space="preserve">2026-07-02   </w:t>
-      </w:r>
-      <w:hyperlink r:id="rId56">
-        <w:r>
-          <w:rPr>
-            <w:color w:val="1A4D2E"/>
-            <w:u w:val="single"/>
-            <w:b/>
-          </w:rPr>
-          <w:t>Acessar materia</w:t>
-        </w:r>
-      </w:hyperlink>
-    </w:p>
-    <w:p>
-      <w:pPr>
-        <w:spacing w:after="120"/>
-      </w:pPr>
-      <w:r>
-        <w:rPr>
-          <w:i/>
-          <w:color w:val="888888"/>
-          <w:sz w:val="16"/>
-        </w:rPr>
-        <w:t>Notícia sobre o impacto dos leilões de transmissão na infraestrutura elétrica e crescimento do setor, relevante para investidores e empresas de energia.</w:t>
-      </w:r>
-    </w:p>
-    <w:p>
-      <w:pPr>
-        <w:spacing w:before="160" w:after="40"/>
-      </w:pPr>
-      <w:r>
-        <w:rPr>
-          <w:b/>
-          <w:color w:val="1A1A1A"/>
-          <w:sz w:val="22"/>
-        </w:rPr>
-        <w:t xml:space="preserve">CNPM cria Grupo de Trabalho para avaliar papel do urânio brasileiro no Programa Nuclear e programas estratégicos de defesa e transição energética   </w:t>
-      </w:r>
-      <w:r>
-        <w:rPr>
-          <w:b/>
-          <w:color w:val="D68910"/>
-          <w:sz w:val="16"/>
-        </w:rPr>
-        <w:t>[MÉDIA]</w:t>
-      </w:r>
-    </w:p>
-    <w:p>
-      <w:pPr>
-        <w:spacing w:after="40"/>
-      </w:pPr>
-      <w:r>
-        <w:rPr>
-          <w:color w:val="4A4A4A"/>
-          <w:sz w:val="20"/>
-        </w:rPr>
-        <w:t>O colegiado vai estudar a contribuição da mineração ao Programa Nuclear Brasileiro e da Marinha.</w:t>
-      </w:r>
-    </w:p>
-    <w:p>
-      <w:pPr>
-        <w:spacing w:after="40"/>
-      </w:pPr>
-      <w:r>
-        <w:rPr>
-          <w:b/>
-          <w:color w:val="888888"/>
-          <w:sz w:val="18"/>
-        </w:rPr>
-        <w:t xml:space="preserve">Publicado: </w:t>
-      </w:r>
-      <w:r>
-        <w:rPr>
-          <w:color w:val="888888"/>
-          <w:sz w:val="18"/>
-        </w:rPr>
-        <w:t xml:space="preserve">2026-07-02   </w:t>
-      </w:r>
-      <w:hyperlink r:id="rId57">
-        <w:r>
-          <w:rPr>
-            <w:color w:val="1A4D2E"/>
-            <w:u w:val="single"/>
-            <w:b/>
-          </w:rPr>
-          <w:t>Acessar materia</w:t>
-        </w:r>
-      </w:hyperlink>
-    </w:p>
-    <w:p>
-      <w:pPr>
-        <w:spacing w:after="120"/>
-      </w:pPr>
-      <w:r>
-        <w:rPr>
-          <w:i/>
-          <w:color w:val="888888"/>
-          <w:sz w:val="16"/>
-        </w:rPr>
-        <w:t>Criação de Grupo de Trabalho para avaliar o papel do urânio brasileiro em programas estratégicos, com impacto no setor nuclear e de defesa.</w:t>
-      </w:r>
-    </w:p>
-    <w:p>
-      <w:pPr>
-        <w:spacing w:before="160" w:after="40"/>
-      </w:pPr>
-      <w:r>
-        <w:rPr>
-          <w:b/>
-          <w:color w:val="1A1A1A"/>
-          <w:sz w:val="22"/>
-        </w:rPr>
-        <w:t xml:space="preserve">CNPM aprova GT que vai mapear caminhos para ampliar o conhecimento geológico e de recursos minerais do País   </w:t>
-      </w:r>
-      <w:r>
-        <w:rPr>
-          <w:b/>
-          <w:color w:val="D68910"/>
-          <w:sz w:val="16"/>
-        </w:rPr>
-        <w:t>[MÉDIA]</w:t>
-      </w:r>
-    </w:p>
-    <w:p>
-      <w:pPr>
-        <w:spacing w:after="40"/>
-      </w:pPr>
-      <w:r>
-        <w:rPr>
-          <w:color w:val="4A4A4A"/>
-          <w:sz w:val="20"/>
-        </w:rPr>
-        <w:t>O Grupo de Trabalho terá 150 dias para avaliar modelos de financiamento, geração e disponibilização de dados geológicos no País.</w:t>
-      </w:r>
-    </w:p>
-    <w:p>
-      <w:pPr>
-        <w:spacing w:after="40"/>
-      </w:pPr>
-      <w:r>
-        <w:rPr>
-          <w:b/>
-          <w:color w:val="888888"/>
-          <w:sz w:val="18"/>
-        </w:rPr>
-        <w:t xml:space="preserve">Publicado: </w:t>
-      </w:r>
-      <w:r>
-        <w:rPr>
-          <w:color w:val="888888"/>
-          <w:sz w:val="18"/>
-        </w:rPr>
-        <w:t xml:space="preserve">2026-07-02   </w:t>
-      </w:r>
-      <w:hyperlink r:id="rId58">
-        <w:r>
-          <w:rPr>
-            <w:color w:val="1A4D2E"/>
-            <w:u w:val="single"/>
-            <w:b/>
-          </w:rPr>
-          <w:t>Acessar materia</w:t>
-        </w:r>
-      </w:hyperlink>
-    </w:p>
-    <w:p>
-      <w:pPr>
-        <w:spacing w:after="120"/>
-      </w:pPr>
-      <w:r>
-        <w:rPr>
-          <w:i/>
-          <w:color w:val="888888"/>
-          <w:sz w:val="16"/>
-        </w:rPr>
-        <w:t>Aprovação de Grupo de Trabalho para mapear caminhos para ampliar o conhecimento geológico e de recursos minerais, com impacto na prospecção e investimentos no setor.</w:t>
-      </w:r>
-    </w:p>
-    <w:p>
-      <w:pPr>
-        <w:spacing w:before="160" w:after="40"/>
-      </w:pPr>
-      <w:r>
-        <w:rPr>
-          <w:b/>
-          <w:color w:val="1A1A1A"/>
-          <w:sz w:val="22"/>
-        </w:rPr>
-        <w:t xml:space="preserve">CMSE assegura atendimento eletroenergético em 2026 com reservatórios em níveis elevados no início do período seco   </w:t>
-      </w:r>
-      <w:r>
-        <w:rPr>
-          <w:b/>
-          <w:color w:val="D68910"/>
-          <w:sz w:val="16"/>
-        </w:rPr>
-        <w:t>[MÉDIA]</w:t>
-      </w:r>
-    </w:p>
-    <w:p>
-      <w:pPr>
-        <w:spacing w:after="40"/>
-      </w:pPr>
-      <w:r>
-        <w:rPr>
-          <w:color w:val="4A4A4A"/>
-          <w:sz w:val="20"/>
-        </w:rPr>
-        <w:t>A melhora das condições hidrometeorológicas na região Sul reforça o cenário favorável para o sistema elétrico.</w:t>
-      </w:r>
-    </w:p>
-    <w:p>
-      <w:pPr>
-        <w:spacing w:after="40"/>
-      </w:pPr>
-      <w:r>
-        <w:rPr>
-          <w:b/>
-          <w:color w:val="888888"/>
-          <w:sz w:val="18"/>
-        </w:rPr>
-        <w:t xml:space="preserve">Publicado: </w:t>
-      </w:r>
-      <w:r>
-        <w:rPr>
-          <w:color w:val="888888"/>
-          <w:sz w:val="18"/>
-        </w:rPr>
-        <w:t xml:space="preserve">2026-07-01   </w:t>
-      </w:r>
-      <w:hyperlink r:id="rId59">
-        <w:r>
-          <w:rPr>
-            <w:color w:val="1A4D2E"/>
-            <w:u w:val="single"/>
-            <w:b/>
-          </w:rPr>
-          <w:t>Acessar materia</w:t>
-        </w:r>
-      </w:hyperlink>
-    </w:p>
-    <w:p>
-      <w:pPr>
-        <w:spacing w:after="120"/>
-      </w:pPr>
-      <w:r>
-        <w:rPr>
-          <w:i/>
-          <w:color w:val="888888"/>
-          <w:sz w:val="16"/>
-        </w:rPr>
-        <w:t>Notícia sobre a segurança do atendimento eletroenergético, relevante para o planejamento e operação do setor elétrico.</w:t>
-      </w:r>
-    </w:p>
-    <w:p>
-      <w:pPr>
-        <w:spacing w:before="160" w:after="40"/>
-      </w:pPr>
-      <w:r>
-        <w:rPr>
-          <w:b/>
-          <w:color w:val="1A1A1A"/>
-          <w:sz w:val="22"/>
-        </w:rPr>
-        <w:t xml:space="preserve">MME destaca papel da transição energética na implementação do mercado de carbono   </w:t>
-      </w:r>
-      <w:r>
-        <w:rPr>
-          <w:b/>
-          <w:color w:val="D68910"/>
-          <w:sz w:val="16"/>
-        </w:rPr>
-        <w:t>[MÉDIA]</w:t>
-      </w:r>
-    </w:p>
-    <w:p>
-      <w:pPr>
-        <w:spacing w:after="40"/>
-      </w:pPr>
-      <w:r>
-        <w:rPr>
-          <w:color w:val="4A4A4A"/>
-          <w:sz w:val="20"/>
-        </w:rPr>
-        <w:t>O MME destaca o papel da transição energética na implementação do mercado de carbono.</w:t>
-      </w:r>
-    </w:p>
-    <w:p>
-      <w:pPr>
-        <w:spacing w:after="40"/>
-      </w:pPr>
-      <w:r>
-        <w:rPr>
-          <w:b/>
-          <w:color w:val="888888"/>
-          <w:sz w:val="18"/>
-        </w:rPr>
-        <w:t xml:space="preserve">Publicado: </w:t>
-      </w:r>
-      <w:r>
-        <w:rPr>
-          <w:color w:val="888888"/>
-          <w:sz w:val="18"/>
-        </w:rPr>
-        <w:t xml:space="preserve">2026-07-01   </w:t>
-      </w:r>
-      <w:hyperlink r:id="rId60">
-        <w:r>
-          <w:rPr>
-            <w:color w:val="1A4D2E"/>
-            <w:u w:val="single"/>
-            <w:b/>
-          </w:rPr>
-          <w:t>Acessar materia</w:t>
-        </w:r>
-      </w:hyperlink>
-    </w:p>
-    <w:p>
-      <w:pPr>
-        <w:spacing w:after="120"/>
-      </w:pPr>
-      <w:r>
-        <w:rPr>
-          <w:i/>
-          <w:color w:val="888888"/>
-          <w:sz w:val="16"/>
-        </w:rPr>
-        <w:t>Notícia sobre o papel da transição energética no mercado de carbono, relevante para empresas e políticas ambientais.</w:t>
-      </w:r>
-    </w:p>
-    <w:p>
-      <w:pPr>
-        <w:spacing w:before="240" w:after="80"/>
-      </w:pPr>
-      <w:r>
-        <w:rPr>
-          <w:b/>
-          <w:color w:val="1A4D2E"/>
-          <w:sz w:val="20"/>
-        </w:rPr>
-        <w:t>ONS | NOTÍCIAS</w:t>
-      </w:r>
-    </w:p>
-    <w:p>
-      <w:pPr>
-        <w:spacing w:before="0" w:after="40"/>
-        <w:pBdr>
-          <w:bottom w:val="single" w:sz="8" w:space="1" w:color="1A4D2E"/>
-        </w:pBdr>
-      </w:pPr>
-    </w:p>
-    <w:p>
-      <w:pPr>
-        <w:spacing w:before="160" w:after="40"/>
-      </w:pPr>
-      <w:r>
-        <w:rPr>
-          <w:b/>
-          <w:color w:val="1A1A1A"/>
-          <w:sz w:val="22"/>
-        </w:rPr>
-        <w:t xml:space="preserve">ONS promove workshop para os agentes de distribuição sobre o novo processo de integração da geração   </w:t>
-      </w:r>
-      <w:r>
-        <w:rPr>
-          <w:b/>
-          <w:color w:val="D68910"/>
-          <w:sz w:val="16"/>
-        </w:rPr>
-        <w:t>[MÉDIA]</w:t>
-      </w:r>
-    </w:p>
-    <w:p>
-      <w:pPr>
-        <w:spacing w:after="40"/>
-      </w:pPr>
-      <w:r>
-        <w:rPr>
-          <w:color w:val="4A4A4A"/>
-          <w:sz w:val="20"/>
-        </w:rPr>
-        <w:t>Evento é destinado às concessionárias e permissionárias de distribuição e aborda os Procedimentos de Rede aprovados pela ANEEL em atendimento à REN nº 1.067/2023.</w:t>
-      </w:r>
-    </w:p>
-    <w:p>
-      <w:pPr>
-        <w:spacing w:after="40"/>
-      </w:pPr>
-      <w:r>
-        <w:rPr>
-          <w:b/>
-          <w:color w:val="888888"/>
-          <w:sz w:val="18"/>
-        </w:rPr>
-        <w:t xml:space="preserve">Publicado: </w:t>
-      </w:r>
-      <w:r>
-        <w:rPr>
-          <w:color w:val="888888"/>
-          <w:sz w:val="18"/>
-        </w:rPr>
-        <w:t xml:space="preserve">2026-07-02   </w:t>
-      </w:r>
-      <w:hyperlink r:id="rId61">
-        <w:r>
-          <w:rPr>
-            <w:color w:val="1A4D2E"/>
-            <w:u w:val="single"/>
-            <w:b/>
-          </w:rPr>
-          <w:t>Acessar materia</w:t>
-        </w:r>
-      </w:hyperlink>
-    </w:p>
-    <w:p>
-      <w:pPr>
-        <w:spacing w:after="120"/>
-      </w:pPr>
-      <w:r>
-        <w:rPr>
-          <w:i/>
-          <w:color w:val="888888"/>
-          <w:sz w:val="16"/>
-        </w:rPr>
-        <w:t>Promoção de workshop sobre novo processo de integração de geração, relevante para agentes de distribuição e o setor elétrico.</w:t>
-      </w:r>
-    </w:p>
-    <w:p>
-      <w:pPr>
-        <w:spacing w:before="160" w:after="40"/>
-      </w:pPr>
-      <w:r>
-        <w:rPr>
-          <w:b/>
-          <w:color w:val="1A1A1A"/>
-          <w:sz w:val="22"/>
-        </w:rPr>
-        <w:t xml:space="preserve">ONS divulga os resultados do Plano da Operação Energética (PEN) 2026-2030   </w:t>
-      </w:r>
-      <w:r>
-        <w:rPr>
-          <w:b/>
-          <w:color w:val="C0392B"/>
-          <w:sz w:val="16"/>
-        </w:rPr>
-        <w:t>[ALTA]</w:t>
-      </w:r>
-    </w:p>
-    <w:p>
-      <w:pPr>
-        <w:spacing w:after="40"/>
-      </w:pPr>
-      <w:r>
-        <w:rPr>
-          <w:color w:val="4A4A4A"/>
-          <w:sz w:val="20"/>
-        </w:rPr>
-        <w:t>Reunião híbrida será no dia 07/07, no auditório do Operador, no Rio de Janeiro.</w:t>
-      </w:r>
-    </w:p>
-    <w:p>
-      <w:pPr>
-        <w:spacing w:after="40"/>
-      </w:pPr>
-      <w:r>
-        <w:rPr>
-          <w:b/>
-          <w:color w:val="888888"/>
-          <w:sz w:val="18"/>
-        </w:rPr>
-        <w:t xml:space="preserve">Publicado: </w:t>
-      </w:r>
-      <w:r>
-        <w:rPr>
-          <w:color w:val="888888"/>
-          <w:sz w:val="18"/>
-        </w:rPr>
-        <w:t xml:space="preserve">2026-07-01   </w:t>
-      </w:r>
-      <w:hyperlink r:id="rId62">
-        <w:r>
-          <w:rPr>
-            <w:color w:val="1A4D2E"/>
-            <w:u w:val="single"/>
-            <w:b/>
-          </w:rPr>
-          <w:t>Acessar materia</w:t>
-        </w:r>
-      </w:hyperlink>
-    </w:p>
-    <w:p>
-      <w:pPr>
-        <w:spacing w:after="120"/>
-      </w:pPr>
-      <w:r>
-        <w:rPr>
-          <w:i/>
-          <w:color w:val="888888"/>
-          <w:sz w:val="16"/>
-        </w:rPr>
-        <w:t>Divulgação dos resultados do Plano da Operação Energética 2026-2030, que define o planejamento para o setor elétrico nos próximos anos.</w:t>
-      </w:r>
-    </w:p>
-    <w:p>
-      <w:pPr>
-        <w:spacing w:before="240" w:after="80"/>
-      </w:pPr>
-      <w:r>
-        <w:rPr>
-          <w:b/>
-          <w:color w:val="1A4D2E"/>
-          <w:sz w:val="20"/>
-        </w:rPr>
-        <w:t>ANEEL | ÚLTIMAS NOTÍCIAS</w:t>
-      </w:r>
-    </w:p>
-    <w:p>
-      <w:pPr>
-        <w:spacing w:before="0" w:after="40"/>
-        <w:pBdr>
-          <w:bottom w:val="single" w:sz="8" w:space="1" w:color="1A4D2E"/>
-        </w:pBdr>
-      </w:pPr>
-    </w:p>
-    <w:p>
-      <w:pPr>
-        <w:spacing w:before="160" w:after="40"/>
-      </w:pPr>
-      <w:r>
-        <w:rPr>
-          <w:b/>
-          <w:color w:val="1A1A1A"/>
-          <w:sz w:val="22"/>
-        </w:rPr>
-        <w:t xml:space="preserve">Blitz da ONEE 2026: Agência realiza ações em duas escolas piauienses para divulgar a maior competição educacional do setor elétrico   </w:t>
-      </w:r>
-      <w:r>
-        <w:rPr>
-          <w:b/>
-          <w:color w:val="7F8C8D"/>
-          <w:sz w:val="16"/>
-        </w:rPr>
-        <w:t>[BAIXA]</w:t>
-      </w:r>
-    </w:p>
-    <w:p>
-      <w:pPr>
-        <w:spacing w:after="40"/>
-      </w:pPr>
-      <w:r>
-        <w:rPr>
-          <w:color w:val="4A4A4A"/>
-          <w:sz w:val="20"/>
-        </w:rPr>
-        <w:t>Nesta quinta-feira (2/7), estudantes participaram de atividades voltadas ao consumo consciente de energia representando a região Nordeste.</w:t>
-      </w:r>
-    </w:p>
-    <w:p>
-      <w:pPr>
-        <w:spacing w:after="40"/>
-      </w:pPr>
-      <w:r>
-        <w:rPr>
-          <w:b/>
-          <w:color w:val="888888"/>
-          <w:sz w:val="18"/>
-        </w:rPr>
-        <w:t xml:space="preserve">Publicado: </w:t>
-      </w:r>
-      <w:r>
-        <w:rPr>
-          <w:color w:val="888888"/>
-          <w:sz w:val="18"/>
-        </w:rPr>
-        <w:t xml:space="preserve">2026-07-02   </w:t>
-      </w:r>
-      <w:hyperlink r:id="rId63">
-        <w:r>
-          <w:rPr>
-            <w:color w:val="1A4D2E"/>
-            <w:u w:val="single"/>
-            <w:b/>
-          </w:rPr>
-          <w:t>Acessar materia</w:t>
-        </w:r>
-      </w:hyperlink>
-    </w:p>
-    <w:p>
-      <w:pPr>
-        <w:spacing w:after="120"/>
-      </w:pPr>
-      <w:r>
-        <w:rPr>
-          <w:i/>
-          <w:color w:val="888888"/>
-          <w:sz w:val="16"/>
-        </w:rPr>
-        <w:t>Notícia sobre evento educacional, de interesse mais institucional e de conscientização.</w:t>
-      </w:r>
-    </w:p>
-    <w:p>
-      <w:pPr>
-        <w:spacing w:before="160" w:after="40"/>
-      </w:pPr>
-      <w:r>
-        <w:rPr>
-          <w:b/>
-          <w:color w:val="1A1A1A"/>
-          <w:sz w:val="22"/>
-        </w:rPr>
-        <w:t xml:space="preserve">ANEEL divulga relatório sobre perdas de energia elétrica na distribuição   </w:t>
-      </w:r>
-      <w:r>
-        <w:rPr>
-          <w:b/>
-          <w:color w:val="D68910"/>
-          <w:sz w:val="16"/>
-        </w:rPr>
-        <w:t>[MÉDIA]</w:t>
-      </w:r>
-    </w:p>
-    <w:p>
-      <w:pPr>
-        <w:spacing w:after="40"/>
-      </w:pPr>
-      <w:r>
-        <w:rPr>
-          <w:color w:val="4A4A4A"/>
-          <w:sz w:val="20"/>
-        </w:rPr>
-        <w:t>Documento apresenta dados de perdas no ano de 2025.</w:t>
-      </w:r>
-    </w:p>
-    <w:p>
-      <w:pPr>
-        <w:spacing w:after="40"/>
-      </w:pPr>
-      <w:r>
-        <w:rPr>
-          <w:b/>
-          <w:color w:val="888888"/>
-          <w:sz w:val="18"/>
-        </w:rPr>
-        <w:t xml:space="preserve">Publicado: </w:t>
-      </w:r>
-      <w:r>
-        <w:rPr>
-          <w:color w:val="888888"/>
-          <w:sz w:val="18"/>
-        </w:rPr>
-        <w:t xml:space="preserve">2026-07-02   </w:t>
-      </w:r>
-      <w:hyperlink r:id="rId64">
-        <w:r>
-          <w:rPr>
-            <w:color w:val="1A4D2E"/>
-            <w:u w:val="single"/>
-            <w:b/>
-          </w:rPr>
-          <w:t>Acessar materia</w:t>
-        </w:r>
-      </w:hyperlink>
-    </w:p>
-    <w:p>
-      <w:pPr>
-        <w:spacing w:after="120"/>
-      </w:pPr>
-      <w:r>
-        <w:rPr>
-          <w:i/>
-          <w:color w:val="888888"/>
-          <w:sz w:val="16"/>
-        </w:rPr>
-        <w:t>Divulgação de relatório técnico sobre perdas de energia elétrica, relevante para distribuidoras e o setor elétrico.</w:t>
-      </w:r>
-    </w:p>
-    <w:p>
-      <w:pPr>
-        <w:spacing w:before="160" w:after="40"/>
-      </w:pPr>
-      <w:r>
-        <w:rPr>
-          <w:b/>
-          <w:color w:val="1A1A1A"/>
-          <w:sz w:val="22"/>
-        </w:rPr>
-        <w:t xml:space="preserve">ANEEL e Defesa Civil de SP discutem projeto para enfrentar eventos climáticos extremos   </w:t>
-      </w:r>
-      <w:r>
-        <w:rPr>
-          <w:b/>
-          <w:color w:val="D68910"/>
-          <w:sz w:val="16"/>
-        </w:rPr>
-        <w:t>[MÉDIA]</w:t>
-      </w:r>
-    </w:p>
-    <w:p>
-      <w:pPr>
-        <w:spacing w:after="40"/>
-      </w:pPr>
-      <w:r>
-        <w:rPr>
-          <w:color w:val="4A4A4A"/>
-          <w:sz w:val="20"/>
-        </w:rPr>
-        <w:t>Instituições debateram o Projeto SPIN, proposta para acelerar respostas das distribuidoras a eventos climáticos extremos.</w:t>
-      </w:r>
-    </w:p>
-    <w:p>
-      <w:pPr>
-        <w:spacing w:after="40"/>
-      </w:pPr>
-      <w:r>
-        <w:rPr>
-          <w:b/>
-          <w:color w:val="888888"/>
-          <w:sz w:val="18"/>
-        </w:rPr>
-        <w:t xml:space="preserve">Publicado: </w:t>
-      </w:r>
-      <w:r>
-        <w:rPr>
-          <w:color w:val="888888"/>
-          <w:sz w:val="18"/>
-        </w:rPr>
-        <w:t xml:space="preserve">2026-07-02   </w:t>
-      </w:r>
-      <w:hyperlink r:id="rId65">
-        <w:r>
-          <w:rPr>
-            <w:color w:val="1A4D2E"/>
-            <w:u w:val="single"/>
-            <w:b/>
-          </w:rPr>
-          <w:t>Acessar materia</w:t>
-        </w:r>
-      </w:hyperlink>
-    </w:p>
-    <w:p>
-      <w:pPr>
-        <w:spacing w:after="120"/>
-      </w:pPr>
-      <w:r>
-        <w:rPr>
-          <w:i/>
-          <w:color w:val="888888"/>
-          <w:sz w:val="16"/>
-        </w:rPr>
-        <w:t>Discussão de projeto para enfrentar eventos climáticos extremos, com impacto na resiliência da infraestrutura elétrica.</w:t>
-      </w:r>
-    </w:p>
-    <w:p>
-      <w:pPr>
-        <w:spacing w:before="160" w:after="40"/>
-      </w:pPr>
-      <w:r>
-        <w:rPr>
-          <w:b/>
-          <w:color w:val="1A1A1A"/>
-          <w:sz w:val="22"/>
-        </w:rPr>
-        <w:t xml:space="preserve">Projeto Radar da ANEEL fortalece monitoramento e gestão das interrupções de energia no Brasil   </w:t>
-      </w:r>
-      <w:r>
-        <w:rPr>
-          <w:b/>
-          <w:color w:val="D68910"/>
-          <w:sz w:val="16"/>
-        </w:rPr>
-        <w:t>[MÉDIA]</w:t>
-      </w:r>
-    </w:p>
-    <w:p>
-      <w:pPr>
-        <w:spacing w:after="40"/>
-      </w:pPr>
-      <w:r>
-        <w:rPr>
-          <w:color w:val="4A4A4A"/>
-          <w:sz w:val="20"/>
-        </w:rPr>
-        <w:t>O monitoramento em tempo real amplia a capacidade de fiscalização e resposta da ANEEL no setor elétrico.</w:t>
-      </w:r>
-    </w:p>
-    <w:p>
-      <w:pPr>
-        <w:spacing w:after="40"/>
-      </w:pPr>
-      <w:r>
-        <w:rPr>
-          <w:b/>
-          <w:color w:val="888888"/>
-          <w:sz w:val="18"/>
-        </w:rPr>
-        <w:t xml:space="preserve">Publicado: </w:t>
-      </w:r>
-      <w:r>
-        <w:rPr>
-          <w:color w:val="888888"/>
-          <w:sz w:val="18"/>
-        </w:rPr>
-        <w:t xml:space="preserve">2026-07-02   </w:t>
-      </w:r>
-      <w:hyperlink r:id="rId66">
-        <w:r>
-          <w:rPr>
-            <w:color w:val="1A4D2E"/>
-            <w:u w:val="single"/>
-            <w:b/>
-          </w:rPr>
-          <w:t>Acessar materia</w:t>
-        </w:r>
-      </w:hyperlink>
-    </w:p>
-    <w:p>
-      <w:pPr>
-        <w:spacing w:after="120"/>
-      </w:pPr>
-      <w:r>
-        <w:rPr>
-          <w:i/>
-          <w:color w:val="888888"/>
-          <w:sz w:val="16"/>
-        </w:rPr>
-        <w:t>Lançamento de projeto para fortalecer o monitoramento e gestão de interrupções de energia, com impacto na qualidade do serviço e fiscalização.</w:t>
-      </w:r>
-    </w:p>
-    <w:p>
-      <w:pPr>
-        <w:spacing w:before="160" w:after="40"/>
-      </w:pPr>
-      <w:r>
-        <w:rPr>
-          <w:b/>
-          <w:color w:val="1A1A1A"/>
-          <w:sz w:val="22"/>
-        </w:rPr>
-        <w:t xml:space="preserve">Segunda sessão pública do Leilão de Transmissão nº 1/2026 será realizada na próxima sexta-feira (3/7)   </w:t>
-      </w:r>
-      <w:r>
-        <w:rPr>
-          <w:b/>
-          <w:color w:val="C0392B"/>
-          <w:sz w:val="16"/>
-        </w:rPr>
-        <w:t>[ALTA]</w:t>
-      </w:r>
-    </w:p>
-    <w:p>
-      <w:pPr>
-        <w:spacing w:after="40"/>
-      </w:pPr>
-      <w:r>
-        <w:rPr>
-          <w:color w:val="4A4A4A"/>
-          <w:sz w:val="20"/>
-        </w:rPr>
-        <w:t>O certame será realizado na sede da B3 às 14h, em São Paulo.</w:t>
-      </w:r>
-    </w:p>
-    <w:p>
-      <w:pPr>
-        <w:spacing w:after="40"/>
-      </w:pPr>
-      <w:r>
-        <w:rPr>
-          <w:b/>
-          <w:color w:val="888888"/>
-          <w:sz w:val="18"/>
-        </w:rPr>
-        <w:t xml:space="preserve">Publicado: </w:t>
-      </w:r>
-      <w:r>
-        <w:rPr>
-          <w:color w:val="888888"/>
-          <w:sz w:val="18"/>
-        </w:rPr>
-        <w:t xml:space="preserve">2026-07-01   </w:t>
-      </w:r>
-      <w:hyperlink r:id="rId67">
-        <w:r>
-          <w:rPr>
-            <w:color w:val="1A4D2E"/>
-            <w:u w:val="single"/>
-            <w:b/>
-          </w:rPr>
-          <w:t>Acessar materia</w:t>
-        </w:r>
-      </w:hyperlink>
-    </w:p>
-    <w:p>
-      <w:pPr>
-        <w:spacing w:after="120"/>
-      </w:pPr>
-      <w:r>
-        <w:rPr>
-          <w:i/>
-          <w:color w:val="888888"/>
-          <w:sz w:val="16"/>
-        </w:rPr>
-        <w:t>Anúncio de leilão de transmissão, com impacto direto em investimentos e expansão da infraestrutura elétrica.</w:t>
-      </w:r>
-    </w:p>
-    <w:p>
-      <w:pPr>
-        <w:spacing w:before="160" w:after="40"/>
-      </w:pPr>
-      <w:r>
-        <w:rPr>
-          <w:b/>
-          <w:color w:val="1A1A1A"/>
-          <w:sz w:val="22"/>
-        </w:rPr>
-        <w:t xml:space="preserve">Museu ANEEL de Eficiência Energética é inaugurado em Brasília   </w:t>
-      </w:r>
-      <w:r>
-        <w:rPr>
-          <w:b/>
-          <w:color w:val="7F8C8D"/>
-          <w:sz w:val="16"/>
-        </w:rPr>
-        <w:t>[BAIXA]</w:t>
-      </w:r>
-    </w:p>
-    <w:p>
-      <w:pPr>
-        <w:spacing w:after="40"/>
-      </w:pPr>
-      <w:r>
-        <w:rPr>
-          <w:color w:val="4A4A4A"/>
-          <w:sz w:val="20"/>
-        </w:rPr>
-        <w:t>Espaço interativo abre espaço para experiências educativas sobre uso consciente da energia.</w:t>
-      </w:r>
-    </w:p>
-    <w:p>
-      <w:pPr>
-        <w:spacing w:after="40"/>
-      </w:pPr>
-      <w:r>
-        <w:rPr>
-          <w:b/>
-          <w:color w:val="888888"/>
-          <w:sz w:val="18"/>
-        </w:rPr>
-        <w:t xml:space="preserve">Publicado: </w:t>
-      </w:r>
-      <w:r>
-        <w:rPr>
-          <w:color w:val="888888"/>
-          <w:sz w:val="18"/>
-        </w:rPr>
-        <w:t xml:space="preserve">2026-07-01   </w:t>
-      </w:r>
-      <w:hyperlink r:id="rId68">
-        <w:r>
-          <w:rPr>
-            <w:color w:val="1A4D2E"/>
-            <w:u w:val="single"/>
-            <w:b/>
-          </w:rPr>
-          <w:t>Acessar materia</w:t>
-        </w:r>
-      </w:hyperlink>
-    </w:p>
-    <w:p>
-      <w:pPr>
-        <w:spacing w:after="120"/>
-      </w:pPr>
-      <w:r>
-        <w:rPr>
-          <w:i/>
-          <w:color w:val="888888"/>
-          <w:sz w:val="16"/>
-        </w:rPr>
-        <w:t>Notícia institucional sobre a inauguração de um museu, de interesse mais cultural e educacional.</w:t>
-      </w:r>
-    </w:p>
-    <w:p>
-      <w:pPr>
-        <w:spacing w:before="240" w:after="80"/>
-      </w:pPr>
-      <w:r>
-        <w:rPr>
-          <w:b/>
-          <w:color w:val="1A4D2E"/>
-          <w:sz w:val="20"/>
-        </w:rPr>
-        <w:t>ANM | NOTÍCIAS</w:t>
-      </w:r>
-    </w:p>
-    <w:p>
-      <w:pPr>
-        <w:spacing w:before="0" w:after="40"/>
-        <w:pBdr>
-          <w:bottom w:val="single" w:sz="8" w:space="1" w:color="1A4D2E"/>
-        </w:pBdr>
-      </w:pPr>
-    </w:p>
-    <w:p>
-      <w:pPr>
-        <w:spacing w:before="160" w:after="40"/>
-      </w:pPr>
-      <w:r>
-        <w:rPr>
-          <w:b/>
-          <w:color w:val="1A1A1A"/>
-          <w:sz w:val="22"/>
-        </w:rPr>
-        <w:t xml:space="preserve">Novo guia orienta usuários sobre como solicitar o Registro de Extração   </w:t>
-      </w:r>
-      <w:r>
-        <w:rPr>
-          <w:b/>
-          <w:color w:val="D68910"/>
-          <w:sz w:val="16"/>
-        </w:rPr>
-        <w:t>[MÉDIA]</w:t>
-      </w:r>
-    </w:p>
-    <w:p>
-      <w:pPr>
-        <w:spacing w:after="40"/>
-      </w:pPr>
-      <w:r>
-        <w:rPr>
-          <w:color w:val="4A4A4A"/>
-          <w:sz w:val="20"/>
-        </w:rPr>
-        <w:t>A publicação apresenta, de forma simples e didática, as etapas para requerer a autorização destinada à extração de minerais utilizados em obras públicas.</w:t>
-      </w:r>
-    </w:p>
-    <w:p>
-      <w:pPr>
-        <w:spacing w:after="40"/>
-      </w:pPr>
-      <w:r>
-        <w:rPr>
-          <w:b/>
-          <w:color w:val="888888"/>
-          <w:sz w:val="18"/>
-        </w:rPr>
-        <w:t xml:space="preserve">Publicado: </w:t>
-      </w:r>
-      <w:r>
-        <w:rPr>
-          <w:color w:val="888888"/>
-          <w:sz w:val="18"/>
-        </w:rPr>
-        <w:t xml:space="preserve">2026-07-02T10:56   </w:t>
-      </w:r>
-      <w:hyperlink r:id="rId69">
-        <w:r>
-          <w:rPr>
-            <w:color w:val="1A4D2E"/>
-            <w:u w:val="single"/>
-            <w:b/>
-          </w:rPr>
-          <w:t>Acessar materia</w:t>
-        </w:r>
-      </w:hyperlink>
-    </w:p>
-    <w:p>
-      <w:pPr>
-        <w:spacing w:after="120"/>
-      </w:pPr>
-      <w:r>
-        <w:rPr>
-          <w:i/>
-          <w:color w:val="888888"/>
-          <w:sz w:val="16"/>
-        </w:rPr>
-        <w:t>Lançamento de guia para solicitação de Registro de Extração, relevante para empresas e profissionais do setor de mineração.</w:t>
-      </w:r>
-    </w:p>
-    <w:p>
-      <w:pPr>
-        <w:spacing w:before="160" w:after="40"/>
-      </w:pPr>
-      <w:r>
-        <w:rPr>
-          <w:b/>
-          <w:color w:val="1A1A1A"/>
-          <w:sz w:val="22"/>
-        </w:rPr>
-        <w:t xml:space="preserve">Conheça as 3 modalidades de fiscalização empreendidas pela agência   </w:t>
-      </w:r>
-      <w:r>
-        <w:rPr>
-          <w:b/>
-          <w:color w:val="D68910"/>
-          <w:sz w:val="16"/>
-        </w:rPr>
-        <w:t>[MÉDIA]</w:t>
-      </w:r>
-    </w:p>
-    <w:p>
-      <w:pPr>
-        <w:spacing w:after="40"/>
-      </w:pPr>
-      <w:r>
-        <w:rPr>
-          <w:color w:val="4A4A4A"/>
-          <w:sz w:val="20"/>
-        </w:rPr>
-        <w:t>As ações nas áreas de atividades minerárias, segurança de barragens e arrecadação de royalties demandam estrutura e recursos para alcançar efetividade.</w:t>
-      </w:r>
-    </w:p>
-    <w:p>
-      <w:pPr>
-        <w:spacing w:after="40"/>
-      </w:pPr>
-      <w:r>
-        <w:rPr>
-          <w:b/>
-          <w:color w:val="888888"/>
-          <w:sz w:val="18"/>
-        </w:rPr>
-        <w:t xml:space="preserve">Publicado: </w:t>
-      </w:r>
-      <w:r>
-        <w:rPr>
-          <w:color w:val="888888"/>
-          <w:sz w:val="18"/>
-        </w:rPr>
-        <w:t xml:space="preserve">2026-07-02T10:46   </w:t>
-      </w:r>
-      <w:hyperlink r:id="rId70">
-        <w:r>
-          <w:rPr>
-            <w:color w:val="1A4D2E"/>
-            <w:u w:val="single"/>
-            <w:b/>
-          </w:rPr>
-          <w:t>Acessar materia</w:t>
-        </w:r>
-      </w:hyperlink>
-    </w:p>
-    <w:p>
-      <w:pPr>
-        <w:spacing w:after="120"/>
-      </w:pPr>
-      <w:r>
-        <w:rPr>
-          <w:i/>
-          <w:color w:val="888888"/>
-          <w:sz w:val="16"/>
-        </w:rPr>
-        <w:t>Divulgação das modalidades de fiscalização da ANM, relevante para empresas do setor de mineração e segurança de barragens.</w:t>
+        <w:t>Publicação de informe técnico sobre estudos de transmissão, relevante para o planejamento da infraestrutura de energia elétrica.</w:t>
       </w:r>
     </w:p>
     <w:p/>
@@ -5639,15 +3870,15 @@
           <w:color w:val="1A1A1A"/>
           <w:sz w:val="22"/>
         </w:rPr>
-        <w:t xml:space="preserve">SRE apresenta, em Paris, experiência brasileira em regulação farmacêutica e concorrência na OCDE   </w:t>
+        <w:t xml:space="preserve">Implantação do Cadastro Nacional da Pessoa Jurídica alfanumérico começa no dia 31 deste mês   </w:t>
       </w:r>
       <w:r>
         <w:rPr>
           <w:b/>
-          <w:color w:val="D68910"/>
+          <w:color w:val="C0392B"/>
           <w:sz w:val="16"/>
         </w:rPr>
-        <w:t>[MÉDIA]</w:t>
+        <w:t>[ALTA]</w:t>
       </w:r>
     </w:p>
     <w:p>
@@ -5659,7 +3890,7 @@
           <w:color w:val="4A4A4A"/>
           <w:sz w:val="20"/>
         </w:rPr>
-        <w:t>A contribuição brasileira na OCDE apresenta a experiência na articulação entre regulação econômica e política de concorrência no mercado farmacêutico.</w:t>
+        <w:t>Início da implantação do CNPJ alfanumérico, sem necessidade de alteração para CNPJs ativos, mas com recomendação de adaptação de sistemas informatizados.</w:t>
       </w:r>
     </w:p>
     <w:p>
@@ -5681,7 +3912,7 @@
         </w:rPr>
         <w:t xml:space="preserve">2026-07-02   </w:t>
       </w:r>
-      <w:hyperlink r:id="rId71">
+      <w:hyperlink r:id="rId13">
         <w:r>
           <w:rPr>
             <w:color w:val="1A4D2E"/>
@@ -5702,7 +3933,7 @@
           <w:color w:val="888888"/>
           <w:sz w:val="16"/>
         </w:rPr>
-        <w:t>Notícia sobre participação em fórum internacional e experiência em regulação setorial, relevante para o setor farmacêutico.</w:t>
+        <w:t>Mudança administrativa significativa no formato do CNPJ, exigindo adaptação de sistemas corporativos.</w:t>
       </w:r>
     </w:p>
     <w:p>
@@ -5715,7 +3946,7 @@
           <w:color w:val="1A1A1A"/>
           <w:sz w:val="22"/>
         </w:rPr>
-        <w:t xml:space="preserve">Secretário de Reformas Econômicas participa do lançamento do ecossistema de duplicatas escriturais   </w:t>
+        <w:t xml:space="preserve">Instrução normativa da Receita Federal regulamenta regras de Imposto de Renda para plataformas digitais   </w:t>
       </w:r>
       <w:r>
         <w:rPr>
@@ -5735,7 +3966,7 @@
           <w:color w:val="4A4A4A"/>
           <w:sz w:val="20"/>
         </w:rPr>
-        <w:t>A iniciativa inaugura uma nova etapa de modernização do crédito no País, especialmente para pequenas e médias empresas.</w:t>
+        <w:t>Nova instrução normativa da Receita Federal regulamenta as regras de Imposto de Renda aplicáveis a plataformas digitais, resultado do programa Receita Soluciona.</w:t>
       </w:r>
     </w:p>
     <w:p>
@@ -5757,7 +3988,7 @@
         </w:rPr>
         <w:t xml:space="preserve">2026-07-02   </w:t>
       </w:r>
-      <w:hyperlink r:id="rId72">
+      <w:hyperlink r:id="rId49">
         <w:r>
           <w:rPr>
             <w:color w:val="1A4D2E"/>
@@ -5778,7 +4009,7 @@
           <w:color w:val="888888"/>
           <w:sz w:val="16"/>
         </w:rPr>
-        <w:t>Lançamento de ecossistema de duplicatas escriturais, com impacto significativo na modernização do crédito e para PMEs.</w:t>
+        <w:t>Nova regulamentação tributária com impacto direto em empresas que operam plataformas digitais.</w:t>
       </w:r>
     </w:p>
     <w:p>
@@ -5791,7 +4022,7 @@
           <w:color w:val="1A1A1A"/>
           <w:sz w:val="22"/>
         </w:rPr>
-        <w:t xml:space="preserve">Stablecoins respondem por cerca de 80% do volume declarado de criptoativos no Brasil   </w:t>
+        <w:t xml:space="preserve">Secretário de Reformas Econômicas participa do lançamento do ecossistema de duplicatas escriturais   </w:t>
       </w:r>
       <w:r>
         <w:rPr>
@@ -5811,7 +4042,7 @@
           <w:color w:val="4A4A4A"/>
           <w:sz w:val="20"/>
         </w:rPr>
-        <w:t>Às vésperas da primeira entrega da DeCripto, dados históricos revelam que moedas digitais atreladas ao dólar e ao real saltaram de 3,5% do volume negociado em 2019 para um pico de mais de 90%.</w:t>
+        <w:t>Lançamento do ecossistema de duplicatas escriturais moderniza o crédito no País, beneficiando especialmente pequenas e médias empresas.</w:t>
       </w:r>
     </w:p>
     <w:p>
@@ -5831,9 +4062,9 @@
           <w:color w:val="888888"/>
           <w:sz w:val="18"/>
         </w:rPr>
-        <w:t xml:space="preserve">2026-07-01   </w:t>
-      </w:r>
-      <w:hyperlink r:id="rId73">
+        <w:t xml:space="preserve">2026-07-02   </w:t>
+      </w:r>
+      <w:hyperlink r:id="rId50">
         <w:r>
           <w:rPr>
             <w:color w:val="1A4D2E"/>
@@ -5854,7 +4085,7 @@
           <w:color w:val="888888"/>
           <w:sz w:val="16"/>
         </w:rPr>
-        <w:t>Dados relevantes sobre o mercado de criptoativos no Brasil e a proximidade da entrega da DeCripto, impactando o setor financeiro e tributário.</w:t>
+        <w:t>Iniciativa que moderniza instrumentos de crédito, com impacto significativo no mercado financeiro e para PMEs.</w:t>
       </w:r>
     </w:p>
     <w:p>
@@ -5867,15 +4098,15 @@
           <w:color w:val="1A1A1A"/>
           <w:sz w:val="22"/>
         </w:rPr>
-        <w:t xml:space="preserve">Ministério da Fazenda e setor produtivo iniciam debates sobre critérios técnicos do mercado regulado de carbono   </w:t>
+        <w:t xml:space="preserve">Ministro da Fazenda apresenta ações federais para a transformação ecológica brasileira   </w:t>
       </w:r>
       <w:r>
         <w:rPr>
           <w:b/>
-          <w:color w:val="C0392B"/>
+          <w:color w:val="D68910"/>
           <w:sz w:val="16"/>
         </w:rPr>
-        <w:t>[ALTA]</w:t>
+        <w:t>[MÉDIA]</w:t>
       </w:r>
     </w:p>
     <w:p>
@@ -5887,7 +4118,7 @@
           <w:color w:val="4A4A4A"/>
           <w:sz w:val="20"/>
         </w:rPr>
-        <w:t>Grupo de trabalho temático definirá os parâmetros para credenciamento de metodologias de cálculo de emissões e projetos de compensação no país.</w:t>
+        <w:t>Ministro Dario Durigan apresenta ações federais para a transformação ecológica brasileira no 1º Fórum Econômico Brasil Mais Verde, no Rio de Janeiro.</w:t>
       </w:r>
     </w:p>
     <w:p>
@@ -5907,9 +4138,9 @@
           <w:color w:val="888888"/>
           <w:sz w:val="18"/>
         </w:rPr>
-        <w:t xml:space="preserve">2026-07-01   </w:t>
-      </w:r>
-      <w:hyperlink r:id="rId74">
+        <w:t xml:space="preserve">2026-07-02   </w:t>
+      </w:r>
+      <w:hyperlink r:id="rId51">
         <w:r>
           <w:rPr>
             <w:color w:val="1A4D2E"/>
@@ -5930,7 +4161,7 @@
           <w:color w:val="888888"/>
           <w:sz w:val="16"/>
         </w:rPr>
-        <w:t>Início de debates sobre critérios técnicos para o mercado regulado de carbono, com impacto direto em empresas e políticas ambientais.</w:t>
+        <w:t>Apresentação de diretrizes políticas sobre transformação ecológica, indicando futuras ações governamentais.</w:t>
       </w:r>
     </w:p>
     <w:p>
@@ -5943,15 +4174,15 @@
           <w:color w:val="1A1A1A"/>
           <w:sz w:val="22"/>
         </w:rPr>
-        <w:t xml:space="preserve">Mercosul formaliza acordo histórico para modernizar o transporte de cargas na fronteira Brasil/Paraguai   </w:t>
+        <w:t xml:space="preserve">Receita abre consulta ao lote especial de restituição automática do IRPF a partir de quarta-feira, dia 8   </w:t>
       </w:r>
       <w:r>
         <w:rPr>
           <w:b/>
-          <w:color w:val="C0392B"/>
+          <w:color w:val="D68910"/>
           <w:sz w:val="16"/>
         </w:rPr>
-        <w:t>[ALTA]</w:t>
+        <w:t>[MÉDIA]</w:t>
       </w:r>
     </w:p>
     <w:p>
@@ -5963,7 +4194,7 @@
           <w:color w:val="4A4A4A"/>
           <w:sz w:val="20"/>
         </w:rPr>
-        <w:t>Protocolo assinado durante a 68ª Cúpula do Mercosul estabelece regras para o transporte de cargas de menor porte, fortalece o controle aduaneiro e melhora a logística na tríplice fronteira.</w:t>
+        <w:t>Receita Federal abre consulta para lote especial de restituição automática do IRPF, com pagamento via cashback no dia 15, diretamente na conta do contribuinte.</w:t>
       </w:r>
     </w:p>
     <w:p>
@@ -5983,9 +4214,9 @@
           <w:color w:val="888888"/>
           <w:sz w:val="18"/>
         </w:rPr>
-        <w:t xml:space="preserve">2026-07-01   </w:t>
-      </w:r>
-      <w:hyperlink r:id="rId75">
+        <w:t xml:space="preserve">2026-07-02   </w:t>
+      </w:r>
+      <w:hyperlink r:id="rId52">
         <w:r>
           <w:rPr>
             <w:color w:val="1A4D2E"/>
@@ -6006,636 +4237,7 @@
           <w:color w:val="888888"/>
           <w:sz w:val="16"/>
         </w:rPr>
-        <w:t>Acordo internacional com impacto direto no transporte de cargas e controle aduaneiro, relevante para empresas de logística e comércio exterior.</w:t>
-      </w:r>
-    </w:p>
-    <w:p>
-      <w:pPr>
-        <w:spacing w:before="160" w:after="40"/>
-      </w:pPr>
-      <w:r>
-        <w:rPr>
-          <w:b/>
-          <w:color w:val="1A1A1A"/>
-          <w:sz w:val="22"/>
-        </w:rPr>
-        <w:t xml:space="preserve">Receita convida municípios e consórcios públicos intermunicipais a aderirem até agosto ao PEM 2025   </w:t>
-      </w:r>
-      <w:r>
-        <w:rPr>
-          <w:b/>
-          <w:color w:val="D68910"/>
-          <w:sz w:val="16"/>
-        </w:rPr>
-        <w:t>[MÉDIA]</w:t>
-      </w:r>
-    </w:p>
-    <w:p>
-      <w:pPr>
-        <w:spacing w:after="40"/>
-      </w:pPr>
-      <w:r>
-        <w:rPr>
-          <w:color w:val="4A4A4A"/>
-          <w:sz w:val="20"/>
-        </w:rPr>
-        <w:t>O Parcelamento Excepcional de Débitos dos Municípios (PEM 2025) oferece condições melhores em comparação a parcelamentos anteriores, com prazo final em agosto.</w:t>
-      </w:r>
-    </w:p>
-    <w:p>
-      <w:pPr>
-        <w:spacing w:after="40"/>
-      </w:pPr>
-      <w:r>
-        <w:rPr>
-          <w:b/>
-          <w:color w:val="888888"/>
-          <w:sz w:val="18"/>
-        </w:rPr>
-        <w:t xml:space="preserve">Publicado: </w:t>
-      </w:r>
-      <w:r>
-        <w:rPr>
-          <w:color w:val="888888"/>
-          <w:sz w:val="18"/>
-        </w:rPr>
-        <w:t xml:space="preserve">2026-07-01   </w:t>
-      </w:r>
-      <w:hyperlink r:id="rId76">
-        <w:r>
-          <w:rPr>
-            <w:color w:val="1A4D2E"/>
-            <w:u w:val="single"/>
-            <w:b/>
-          </w:rPr>
-          <w:t>Acessar materia</w:t>
-        </w:r>
-      </w:hyperlink>
-    </w:p>
-    <w:p>
-      <w:pPr>
-        <w:spacing w:after="120"/>
-      </w:pPr>
-      <w:r>
-        <w:rPr>
-          <w:i/>
-          <w:color w:val="888888"/>
-          <w:sz w:val="16"/>
-        </w:rPr>
-        <w:t>Notícia sobre programa de parcelamento de débitos, relevante para municípios e consórcios públicos.</w:t>
-      </w:r>
-    </w:p>
-    <w:p>
-      <w:pPr>
-        <w:spacing w:before="160" w:after="40"/>
-      </w:pPr>
-      <w:r>
-        <w:rPr>
-          <w:b/>
-          <w:color w:val="1A1A1A"/>
-          <w:sz w:val="22"/>
-        </w:rPr>
-        <w:t xml:space="preserve">Fazenda atua na construção do Plano Safra da Agricultura Familiar, com R$ 97,3 bilhões em crédito e políticas de apoio   </w:t>
-      </w:r>
-      <w:r>
-        <w:rPr>
-          <w:b/>
-          <w:color w:val="D68910"/>
-          <w:sz w:val="16"/>
-        </w:rPr>
-        <w:t>[MÉDIA]</w:t>
-      </w:r>
-    </w:p>
-    <w:p>
-      <w:pPr>
-        <w:spacing w:after="40"/>
-      </w:pPr>
-      <w:r>
-        <w:rPr>
-          <w:color w:val="4A4A4A"/>
-          <w:sz w:val="20"/>
-        </w:rPr>
-        <w:t>Dario Durigan afirmou que a equipe econômica trabalhou para ampliar o acesso ao crédito com responsabilidade, eficiência e menor custo de financiamento para a agricultura familiar.</w:t>
-      </w:r>
-    </w:p>
-    <w:p>
-      <w:pPr>
-        <w:spacing w:after="40"/>
-      </w:pPr>
-      <w:r>
-        <w:rPr>
-          <w:b/>
-          <w:color w:val="888888"/>
-          <w:sz w:val="18"/>
-        </w:rPr>
-        <w:t xml:space="preserve">Publicado: </w:t>
-      </w:r>
-      <w:r>
-        <w:rPr>
-          <w:color w:val="888888"/>
-          <w:sz w:val="18"/>
-        </w:rPr>
-        <w:t xml:space="preserve">2026-07-01   </w:t>
-      </w:r>
-      <w:hyperlink r:id="rId77">
-        <w:r>
-          <w:rPr>
-            <w:color w:val="1A4D2E"/>
-            <w:u w:val="single"/>
-            <w:b/>
-          </w:rPr>
-          <w:t>Acessar materia</w:t>
-        </w:r>
-      </w:hyperlink>
-    </w:p>
-    <w:p>
-      <w:pPr>
-        <w:spacing w:after="120"/>
-      </w:pPr>
-      <w:r>
-        <w:rPr>
-          <w:i/>
-          <w:color w:val="888888"/>
-          <w:sz w:val="16"/>
-        </w:rPr>
-        <w:t>Notícia sobre o Plano Safra da Agricultura Familiar, com impacto no crédito rural e políticas de apoio ao setor.</w:t>
-      </w:r>
-    </w:p>
-    <w:p>
-      <w:pPr>
-        <w:spacing w:before="160" w:after="40"/>
-      </w:pPr>
-      <w:r>
-        <w:rPr>
-          <w:b/>
-          <w:color w:val="1A1A1A"/>
-          <w:sz w:val="22"/>
-        </w:rPr>
-        <w:t xml:space="preserve">Plano Safra 2026/2027 supera R$ 610 bilhões com participação da Fazenda na redução de juros e equilíbrio nas contas públicas   </w:t>
-      </w:r>
-      <w:r>
-        <w:rPr>
-          <w:b/>
-          <w:color w:val="D68910"/>
-          <w:sz w:val="16"/>
-        </w:rPr>
-        <w:t>[MÉDIA]</w:t>
-      </w:r>
-    </w:p>
-    <w:p>
-      <w:pPr>
-        <w:spacing w:after="40"/>
-      </w:pPr>
-      <w:r>
-        <w:rPr>
-          <w:color w:val="4A4A4A"/>
-          <w:sz w:val="20"/>
-        </w:rPr>
-        <w:t>Ministro Dario Durigan destacou o trabalho da equipe econômica para conciliar apoio ao setor agropecuário, estabilidade do crédito rural e responsabilidade fiscal.</w:t>
-      </w:r>
-    </w:p>
-    <w:p>
-      <w:pPr>
-        <w:spacing w:after="40"/>
-      </w:pPr>
-      <w:r>
-        <w:rPr>
-          <w:b/>
-          <w:color w:val="888888"/>
-          <w:sz w:val="18"/>
-        </w:rPr>
-        <w:t xml:space="preserve">Publicado: </w:t>
-      </w:r>
-      <w:r>
-        <w:rPr>
-          <w:color w:val="888888"/>
-          <w:sz w:val="18"/>
-        </w:rPr>
-        <w:t xml:space="preserve">2026-07-01   </w:t>
-      </w:r>
-      <w:hyperlink r:id="rId78">
-        <w:r>
-          <w:rPr>
-            <w:color w:val="1A4D2E"/>
-            <w:u w:val="single"/>
-            <w:b/>
-          </w:rPr>
-          <w:t>Acessar materia</w:t>
-        </w:r>
-      </w:hyperlink>
-    </w:p>
-    <w:p>
-      <w:pPr>
-        <w:spacing w:after="120"/>
-      </w:pPr>
-      <w:r>
-        <w:rPr>
-          <w:i/>
-          <w:color w:val="888888"/>
-          <w:sz w:val="16"/>
-        </w:rPr>
-        <w:t>Notícia sobre o Plano Safra 2026/2027, com impacto no crédito rural e políticas de apoio ao setor agropecuário.</w:t>
-      </w:r>
-    </w:p>
-    <w:p>
-      <w:pPr>
-        <w:spacing w:before="160" w:after="40"/>
-      </w:pPr>
-      <w:r>
-        <w:rPr>
-          <w:b/>
-          <w:color w:val="1A1A1A"/>
-          <w:sz w:val="22"/>
-        </w:rPr>
-        <w:t xml:space="preserve">Tesouro Nacional divulga novo artigo da série sobre subsídios financeiros com foco no apoio às exportações   </w:t>
-      </w:r>
-      <w:r>
-        <w:rPr>
-          <w:b/>
-          <w:color w:val="D68910"/>
-          <w:sz w:val="16"/>
-        </w:rPr>
-        <w:t>[MÉDIA]</w:t>
-      </w:r>
-    </w:p>
-    <w:p>
-      <w:pPr>
-        <w:spacing w:after="40"/>
-      </w:pPr>
-      <w:r>
-        <w:rPr>
-          <w:color w:val="4A4A4A"/>
-          <w:sz w:val="20"/>
-        </w:rPr>
-        <w:t>Publicação traz análise das emissões e fluxos do Programa de Financiamento às Exportações (Proex).</w:t>
-      </w:r>
-    </w:p>
-    <w:p>
-      <w:pPr>
-        <w:spacing w:after="40"/>
-      </w:pPr>
-      <w:r>
-        <w:rPr>
-          <w:b/>
-          <w:color w:val="888888"/>
-          <w:sz w:val="18"/>
-        </w:rPr>
-        <w:t xml:space="preserve">Publicado: </w:t>
-      </w:r>
-      <w:r>
-        <w:rPr>
-          <w:color w:val="888888"/>
-          <w:sz w:val="18"/>
-        </w:rPr>
-        <w:t xml:space="preserve">2026-07-01   </w:t>
-      </w:r>
-      <w:hyperlink r:id="rId79">
-        <w:r>
-          <w:rPr>
-            <w:color w:val="1A4D2E"/>
-            <w:u w:val="single"/>
-            <w:b/>
-          </w:rPr>
-          <w:t>Acessar materia</w:t>
-        </w:r>
-      </w:hyperlink>
-    </w:p>
-    <w:p>
-      <w:pPr>
-        <w:spacing w:after="120"/>
-      </w:pPr>
-      <w:r>
-        <w:rPr>
-          <w:i/>
-          <w:color w:val="888888"/>
-          <w:sz w:val="16"/>
-        </w:rPr>
-        <w:t>Divulgação de análise sobre subsídios financeiros e apoio às exportações, relevante para empresas exportadoras.</w:t>
-      </w:r>
-    </w:p>
-    <w:p>
-      <w:pPr>
-        <w:spacing w:before="160" w:after="40"/>
-      </w:pPr>
-      <w:r>
-        <w:rPr>
-          <w:b/>
-          <w:color w:val="1A1A1A"/>
-          <w:sz w:val="22"/>
-        </w:rPr>
-        <w:t xml:space="preserve">Primeiro trimestre de 2026 registra necessidade líquida de financiamento do Governo Geral de 5,7% do PIB   </w:t>
-      </w:r>
-      <w:r>
-        <w:rPr>
-          <w:b/>
-          <w:color w:val="D68910"/>
-          <w:sz w:val="16"/>
-        </w:rPr>
-        <w:t>[MÉDIA]</w:t>
-      </w:r>
-    </w:p>
-    <w:p>
-      <w:pPr>
-        <w:spacing w:after="40"/>
-      </w:pPr>
-      <w:r>
-        <w:rPr>
-          <w:color w:val="4A4A4A"/>
-          <w:sz w:val="20"/>
-        </w:rPr>
-        <w:t>O resultado é explicado pelo crescimento nominal de 17,61% da despesa, parcialmente compensado pelo crescimento nominal de 7,84% da receita em relação ao mesmo período de 2026.</w:t>
-      </w:r>
-    </w:p>
-    <w:p>
-      <w:pPr>
-        <w:spacing w:after="40"/>
-      </w:pPr>
-      <w:r>
-        <w:rPr>
-          <w:b/>
-          <w:color w:val="888888"/>
-          <w:sz w:val="18"/>
-        </w:rPr>
-        <w:t xml:space="preserve">Publicado: </w:t>
-      </w:r>
-      <w:r>
-        <w:rPr>
-          <w:color w:val="888888"/>
-          <w:sz w:val="18"/>
-        </w:rPr>
-        <w:t xml:space="preserve">2026-07-01   </w:t>
-      </w:r>
-      <w:hyperlink r:id="rId80">
-        <w:r>
-          <w:rPr>
-            <w:color w:val="1A4D2E"/>
-            <w:u w:val="single"/>
-            <w:b/>
-          </w:rPr>
-          <w:t>Acessar materia</w:t>
-        </w:r>
-      </w:hyperlink>
-    </w:p>
-    <w:p>
-      <w:pPr>
-        <w:spacing w:after="120"/>
-      </w:pPr>
-      <w:r>
-        <w:rPr>
-          <w:i/>
-          <w:color w:val="888888"/>
-          <w:sz w:val="16"/>
-        </w:rPr>
-        <w:t>Divulgação de estatísticas fiscais e econômicas, com impacto na análise macroeconômica.</w:t>
-      </w:r>
-    </w:p>
-    <w:p>
-      <w:pPr>
-        <w:spacing w:before="240" w:after="80"/>
-      </w:pPr>
-      <w:r>
-        <w:rPr>
-          <w:b/>
-          <w:color w:val="1A4D2E"/>
-          <w:sz w:val="20"/>
-        </w:rPr>
-        <w:t>COAF | NOTÍCIAS</w:t>
-      </w:r>
-    </w:p>
-    <w:p>
-      <w:pPr>
-        <w:spacing w:before="0" w:after="40"/>
-        <w:pBdr>
-          <w:bottom w:val="single" w:sz="8" w:space="1" w:color="1A4D2E"/>
-        </w:pBdr>
-      </w:pPr>
-    </w:p>
-    <w:p>
-      <w:pPr>
-        <w:spacing w:before="160" w:after="40"/>
-      </w:pPr>
-      <w:r>
-        <w:rPr>
-          <w:b/>
-          <w:color w:val="1A1A1A"/>
-          <w:sz w:val="22"/>
-        </w:rPr>
-        <w:t xml:space="preserve">Coaf e Polícia Federal assinam novo acordo no combate à lavagem de dinheiro   </w:t>
-      </w:r>
-      <w:r>
-        <w:rPr>
-          <w:b/>
-          <w:color w:val="C0392B"/>
-          <w:sz w:val="16"/>
-        </w:rPr>
-        <w:t>[ALTA]</w:t>
-      </w:r>
-    </w:p>
-    <w:p>
-      <w:pPr>
-        <w:spacing w:after="40"/>
-      </w:pPr>
-      <w:r>
-        <w:rPr>
-          <w:color w:val="4A4A4A"/>
-          <w:sz w:val="20"/>
-        </w:rPr>
-        <w:t>As duas instituições criaram um plano de trabalho que amplia a cooperação para prevenir e combater a lavagem de dinheiro, o financiamento do terrorismo e outros crimes financeiros.</w:t>
-      </w:r>
-    </w:p>
-    <w:p>
-      <w:pPr>
-        <w:spacing w:after="40"/>
-      </w:pPr>
-      <w:r>
-        <w:rPr>
-          <w:b/>
-          <w:color w:val="888888"/>
-          <w:sz w:val="18"/>
-        </w:rPr>
-        <w:t xml:space="preserve">Publicado: </w:t>
-      </w:r>
-      <w:r>
-        <w:rPr>
-          <w:color w:val="888888"/>
-          <w:sz w:val="18"/>
-        </w:rPr>
-        <w:t xml:space="preserve">2026-07-01T17:20   </w:t>
-      </w:r>
-      <w:hyperlink r:id="rId81">
-        <w:r>
-          <w:rPr>
-            <w:color w:val="1A4D2E"/>
-            <w:u w:val="single"/>
-            <w:b/>
-          </w:rPr>
-          <w:t>Acessar materia</w:t>
-        </w:r>
-      </w:hyperlink>
-    </w:p>
-    <w:p>
-      <w:pPr>
-        <w:spacing w:after="120"/>
-      </w:pPr>
-      <w:r>
-        <w:rPr>
-          <w:i/>
-          <w:color w:val="888888"/>
-          <w:sz w:val="16"/>
-        </w:rPr>
-        <w:t>Assinatura de novo acordo de cooperação entre Coaf e Polícia Federal, com impacto direto no combate à lavagem de dinheiro e crimes financeiros.</w:t>
-      </w:r>
-    </w:p>
-    <w:p>
-      <w:pPr>
-        <w:spacing w:before="160" w:after="40"/>
-      </w:pPr>
-      <w:r>
-        <w:rPr>
-          <w:b/>
-          <w:color w:val="1A1A1A"/>
-          <w:sz w:val="22"/>
-        </w:rPr>
-        <w:t xml:space="preserve">São Paulo: primeira regional do Coaf é inaugurada no centro financeiro do país   </w:t>
-      </w:r>
-      <w:r>
-        <w:rPr>
-          <w:b/>
-          <w:color w:val="C0392B"/>
-          <w:sz w:val="16"/>
-        </w:rPr>
-        <w:t>[ALTA]</w:t>
-      </w:r>
-    </w:p>
-    <w:p>
-      <w:pPr>
-        <w:spacing w:after="40"/>
-      </w:pPr>
-      <w:r>
-        <w:rPr>
-          <w:color w:val="4A4A4A"/>
-          <w:sz w:val="20"/>
-        </w:rPr>
-        <w:t>A escolha da cidade é estratégica, por concentrar o maior mercado financeiro do Brasil, onde está situada grande parte das instituições financeiras e dos setores supervisionados pelo Conselho.</w:t>
-      </w:r>
-    </w:p>
-    <w:p>
-      <w:pPr>
-        <w:spacing w:after="40"/>
-      </w:pPr>
-      <w:r>
-        <w:rPr>
-          <w:b/>
-          <w:color w:val="888888"/>
-          <w:sz w:val="18"/>
-        </w:rPr>
-        <w:t xml:space="preserve">Publicado: </w:t>
-      </w:r>
-      <w:r>
-        <w:rPr>
-          <w:color w:val="888888"/>
-          <w:sz w:val="18"/>
-        </w:rPr>
-        <w:t xml:space="preserve">2026-07-01T15:33   </w:t>
-      </w:r>
-      <w:hyperlink r:id="rId82">
-        <w:r>
-          <w:rPr>
-            <w:color w:val="1A4D2E"/>
-            <w:u w:val="single"/>
-            <w:b/>
-          </w:rPr>
-          <w:t>Acessar materia</w:t>
-        </w:r>
-      </w:hyperlink>
-    </w:p>
-    <w:p>
-      <w:pPr>
-        <w:spacing w:after="120"/>
-      </w:pPr>
-      <w:r>
-        <w:rPr>
-          <w:i/>
-          <w:color w:val="888888"/>
-          <w:sz w:val="16"/>
-        </w:rPr>
-        <w:t>Inauguração da primeira regional do Coaf em São Paulo, fortalecendo a atuação no combate a crimes financeiros no principal centro financeiro do país.</w:t>
-      </w:r>
-    </w:p>
-    <w:p>
-      <w:pPr>
-        <w:spacing w:before="160" w:after="40"/>
-      </w:pPr>
-      <w:r>
-        <w:rPr>
-          <w:b/>
-          <w:color w:val="1A1A1A"/>
-          <w:sz w:val="22"/>
-        </w:rPr>
-        <w:t xml:space="preserve">RJ: Representantes do Coaf se reúnem com o MPF para fortalecer atuação no combate ao crime organizado   </w:t>
-      </w:r>
-      <w:r>
-        <w:rPr>
-          <w:b/>
-          <w:color w:val="C0392B"/>
-          <w:sz w:val="16"/>
-        </w:rPr>
-        <w:t>[ALTA]</w:t>
-      </w:r>
-    </w:p>
-    <w:p>
-      <w:pPr>
-        <w:spacing w:after="40"/>
-      </w:pPr>
-      <w:r>
-        <w:rPr>
-          <w:color w:val="4A4A4A"/>
-          <w:sz w:val="20"/>
-        </w:rPr>
-        <w:t>O objetivo é aprofundar a cooperação entre as instituições e aprimorar estratégias conjuntas com foco na inteligência financeira e na prevenção à lavagem de dinheiro.</w:t>
-      </w:r>
-    </w:p>
-    <w:p>
-      <w:pPr>
-        <w:spacing w:after="40"/>
-      </w:pPr>
-      <w:r>
-        <w:rPr>
-          <w:b/>
-          <w:color w:val="888888"/>
-          <w:sz w:val="18"/>
-        </w:rPr>
-        <w:t xml:space="preserve">Publicado: </w:t>
-      </w:r>
-      <w:r>
-        <w:rPr>
-          <w:color w:val="888888"/>
-          <w:sz w:val="18"/>
-        </w:rPr>
-        <w:t xml:space="preserve">2026-07-01T09:48   </w:t>
-      </w:r>
-      <w:hyperlink r:id="rId83">
-        <w:r>
-          <w:rPr>
-            <w:color w:val="1A4D2E"/>
-            <w:u w:val="single"/>
-            <w:b/>
-          </w:rPr>
-          <w:t>Acessar materia</w:t>
-        </w:r>
-      </w:hyperlink>
-    </w:p>
-    <w:p>
-      <w:pPr>
-        <w:spacing w:after="120"/>
-      </w:pPr>
-      <w:r>
-        <w:rPr>
-          <w:i/>
-          <w:color w:val="888888"/>
-          <w:sz w:val="16"/>
-        </w:rPr>
-        <w:t>Reunião para fortalecer a atuação do Coaf no combate ao crime organizado no Rio de Janeiro, com impacto na inteligência financeira e prevenção à lavagem de dinheiro.</w:t>
+        <w:t>Anúncio de restituição de IRPF, impactando diretamente contribuintes.</w:t>
       </w:r>
     </w:p>
     <w:p/>
@@ -6701,7 +4303,7 @@
           <w:color w:val="1A1A1A"/>
           <w:sz w:val="22"/>
         </w:rPr>
-        <w:t xml:space="preserve">Publicados primeiros resultados do Sandbox Regulatório em Inteligência Artificial   </w:t>
+        <w:t xml:space="preserve">ANPD e Cade renovam Acordo de Cooperação Técnica por mais cinco anos   </w:t>
       </w:r>
       <w:r>
         <w:rPr>
@@ -6721,7 +4323,7 @@
           <w:color w:val="4A4A4A"/>
           <w:sz w:val="20"/>
         </w:rPr>
-        <w:t>Projeto-piloto da ANPD acompanha três empresas de tecnologia para testar projetos inovadores em ambiente regulado.</w:t>
+        <w:t>ANPD e Cade renovam Acordo de Cooperação Técnica por cinco anos, fortalecendo a atuação coordenada em proteção de dados pessoais, defesa da concorrência e governança digital.</w:t>
       </w:r>
     </w:p>
     <w:p>
@@ -6741,9 +4343,9 @@
           <w:color w:val="888888"/>
           <w:sz w:val="18"/>
         </w:rPr>
-        <w:t xml:space="preserve">2026-07-02T08:47   </w:t>
-      </w:r>
-      <w:hyperlink r:id="rId84">
+        <w:t xml:space="preserve">2026-07-02T18:34   </w:t>
+      </w:r>
+      <w:hyperlink r:id="rId53">
         <w:r>
           <w:rPr>
             <w:color w:val="1A4D2E"/>
@@ -6764,7 +4366,7 @@
           <w:color w:val="888888"/>
           <w:sz w:val="16"/>
         </w:rPr>
-        <w:t>Publicação dos primeiros resultados de um sandbox regulatório em IA, indicando tendências e direções futuras para a regulação de novas tecnologias.</w:t>
+        <w:t>Renovação de acordo entre órgãos reguladores chave, com impacto na proteção de dados e concorrência.</w:t>
       </w:r>
     </w:p>
     <w:p>
@@ -6777,15 +4379,15 @@
           <w:color w:val="1A1A1A"/>
           <w:sz w:val="22"/>
         </w:rPr>
-        <w:t xml:space="preserve">Cade e ANPD renovam acordo de cooperação técnica e promovem webinar nesta quinta   </w:t>
+        <w:t xml:space="preserve">Publicados primeiros resultados do Sandbox Regulatório em Inteligência Artificial   </w:t>
       </w:r>
       <w:r>
         <w:rPr>
           <w:b/>
-          <w:color w:val="D68910"/>
+          <w:color w:val="C0392B"/>
           <w:sz w:val="16"/>
         </w:rPr>
-        <w:t>[MÉDIA]</w:t>
+        <w:t>[ALTA]</w:t>
       </w:r>
     </w:p>
     <w:p>
@@ -6797,7 +4399,7 @@
           <w:color w:val="4A4A4A"/>
           <w:sz w:val="20"/>
         </w:rPr>
-        <w:t>Parceria será formalizada em evento remoto sobre proteção de dados e defesa da concorrência. Webinar será transmitido pelo canal do Cade no YouTube.</w:t>
+        <w:t>ANPD publica os primeiros resultados do Sandbox Regulatório em Inteligência Artificial, acompanhando três empresas de tecnologia em projetos inovadores.</w:t>
       </w:r>
     </w:p>
     <w:p>
@@ -6817,9 +4419,9 @@
           <w:color w:val="888888"/>
           <w:sz w:val="18"/>
         </w:rPr>
-        <w:t xml:space="preserve">2026-07-01T10:45   </w:t>
-      </w:r>
-      <w:hyperlink r:id="rId85">
+        <w:t xml:space="preserve">2026-07-02T08:47   </w:t>
+      </w:r>
+      <w:hyperlink r:id="rId54">
         <w:r>
           <w:rPr>
             <w:color w:val="1A4D2E"/>
@@ -6840,7 +4442,7 @@
           <w:color w:val="888888"/>
           <w:sz w:val="16"/>
         </w:rPr>
-        <w:t>Renovação de acordo de cooperação entre órgãos reguladores importantes (Cade e ANPD), com foco em proteção de dados e concorrência.</w:t>
+        <w:t>Publicação de resultados de sandbox regulatório, indicando tendências e direções para a regulação de IA.</w:t>
       </w:r>
     </w:p>
     <w:p>
@@ -6874,15 +4476,15 @@
           <w:color w:val="1A1A1A"/>
           <w:sz w:val="22"/>
         </w:rPr>
-        <w:t xml:space="preserve">CGU premia 128 empresas por excelência em programas de integridade e adoção de práticas corporativas responsáveis   </w:t>
+        <w:t xml:space="preserve">CGU e PF investigam suspeitas de fraudes na aplicação de emendas parlamentares em Roraima   </w:t>
       </w:r>
       <w:r>
         <w:rPr>
           <w:b/>
-          <w:color w:val="D68910"/>
+          <w:color w:val="C0392B"/>
           <w:sz w:val="16"/>
         </w:rPr>
-        <w:t>[MÉDIA]</w:t>
+        <w:t>[ALTA]</w:t>
       </w:r>
     </w:p>
     <w:p>
@@ -6894,7 +4496,7 @@
           <w:color w:val="4A4A4A"/>
           <w:sz w:val="20"/>
         </w:rPr>
-        <w:t>O número de instituições reconhecidas foi recorde; a ação incentiva a prevenção e o combate à corrupção, a responsabilidade socioambiental e o respeito aos direitos humanos.</w:t>
+        <w:t>Operação 'Acesso Negado' da CGU e PF investiga fraudes no uso de emendas parlamentares para obras públicas em Roraima, apurando irregularidades em repasses.</w:t>
       </w:r>
     </w:p>
     <w:p>
@@ -6914,9 +4516,9 @@
           <w:color w:val="888888"/>
           <w:sz w:val="18"/>
         </w:rPr>
-        <w:t xml:space="preserve">2026-07-01T23:10   </w:t>
-      </w:r>
-      <w:hyperlink r:id="rId86">
+        <w:t xml:space="preserve">2026-07-03T09:51   </w:t>
+      </w:r>
+      <w:hyperlink r:id="rId55">
         <w:r>
           <w:rPr>
             <w:color w:val="1A4D2E"/>
@@ -6937,7 +4539,7 @@
           <w:color w:val="888888"/>
           <w:sz w:val="16"/>
         </w:rPr>
-        <w:t>Premiação que incentiva programas de integridade e práticas corporativas responsáveis, relevante para empresas que buscam conformidade.</w:t>
+        <w:t>Investigação de fraudes em recursos públicos, com impacto na administração pública e potencial repercussão jurídica.</w:t>
       </w:r>
     </w:p>
     <w:p>
@@ -6950,15 +4552,15 @@
           <w:color w:val="1A1A1A"/>
           <w:sz w:val="22"/>
         </w:rPr>
-        <w:t xml:space="preserve">CGU abre inscrições para Concurso de Reúso de Dados Abertos   </w:t>
+        <w:t xml:space="preserve">Rede Nacional de Integridade Pública chega a 79 membros e inicia eleição para Comissão de Apoio Temporária   </w:t>
       </w:r>
       <w:r>
         <w:rPr>
           <w:b/>
-          <w:color w:val="7F8C8D"/>
+          <w:color w:val="D68910"/>
           <w:sz w:val="16"/>
         </w:rPr>
-        <w:t>[BAIXA]</w:t>
+        <w:t>[MÉDIA]</w:t>
       </w:r>
     </w:p>
     <w:p>
@@ -6970,7 +4572,7 @@
           <w:color w:val="4A4A4A"/>
           <w:sz w:val="20"/>
         </w:rPr>
-        <w:t>O objetivo da iniciativa é fomentar o desenvolvimento de soluções inovadoras a partir de informações governamentais disponibilizadas no Portal Brasileiro de Dados Abertos.</w:t>
+        <w:t>A Rede Nacional de Integridade Pública, coordenada pela CGU, expande para 79 membros e inicia processo eleitoral para sua Comissão de Apoio Temporária.</w:t>
       </w:r>
     </w:p>
     <w:p>
@@ -6990,9 +4592,9 @@
           <w:color w:val="888888"/>
           <w:sz w:val="18"/>
         </w:rPr>
-        <w:t xml:space="preserve">2026-07-01T19:29   </w:t>
-      </w:r>
-      <w:hyperlink r:id="rId87">
+        <w:t xml:space="preserve">2026-07-02T18:19   </w:t>
+      </w:r>
+      <w:hyperlink r:id="rId56">
         <w:r>
           <w:rPr>
             <w:color w:val="1A4D2E"/>
@@ -7013,8 +4615,29 @@
           <w:color w:val="888888"/>
           <w:sz w:val="16"/>
         </w:rPr>
-        <w:t>Notícia sobre concurso para fomento de soluções com dados abertos, de interesse mais geral e institucional.</w:t>
-      </w:r>
+        <w:t>Desenvolvimento institucional de programa de integridade pública, relevante para governança e combate à corrupção.</w:t>
+      </w:r>
+    </w:p>
+    <w:p>
+      <w:pPr>
+        <w:spacing w:before="240" w:after="80"/>
+      </w:pPr>
+      <w:r>
+        <w:rPr>
+          <w:b/>
+          <w:color w:val="1A4D2E"/>
+          <w:sz w:val="20"/>
+        </w:rPr>
+        <w:t>MINISTÉRIO DO MEIO AMBIENTE | NOTÍCIAS</w:t>
+      </w:r>
+    </w:p>
+    <w:p>
+      <w:pPr>
+        <w:spacing w:before="0" w:after="40"/>
+        <w:pBdr>
+          <w:bottom w:val="single" w:sz="8" w:space="1" w:color="1A4D2E"/>
+        </w:pBdr>
+      </w:pPr>
     </w:p>
     <w:p>
       <w:pPr>
@@ -7026,15 +4649,15 @@
           <w:color w:val="1A1A1A"/>
           <w:sz w:val="22"/>
         </w:rPr>
-        <w:t xml:space="preserve">CGU promove capacitação sobre tratamento de denúncias   </w:t>
+        <w:t xml:space="preserve">Trilha Amazônia Atlântica passa a contar com 1.000 quilômetros totalmente sinalizados entre o Pará e o Maranhão   </w:t>
       </w:r>
       <w:r>
         <w:rPr>
           <w:b/>
-          <w:color w:val="7F8C8D"/>
+          <w:color w:val="D68910"/>
           <w:sz w:val="16"/>
         </w:rPr>
-        <w:t>[BAIXA]</w:t>
+        <w:t>[MÉDIA]</w:t>
       </w:r>
     </w:p>
     <w:p>
@@ -7046,7 +4669,7 @@
           <w:color w:val="4A4A4A"/>
           <w:sz w:val="20"/>
         </w:rPr>
-        <w:t>Os encontros serão realizados nos dias 05 e 06 de agosto, a partir das 14h30, com transmissão ao vivo pelo Zoom.</w:t>
+        <w:t>A Trilha Amazônia Atlântica atinge 1.000 km sinalizados, conectando unidades de conservação e impulsionando o turismo de natureza e desenvolvimento local entre Pará e Maranhão.</w:t>
       </w:r>
     </w:p>
     <w:p>
@@ -7066,9 +4689,9 @@
           <w:color w:val="888888"/>
           <w:sz w:val="18"/>
         </w:rPr>
-        <w:t xml:space="preserve">2026-07-01T18:25   </w:t>
-      </w:r>
-      <w:hyperlink r:id="rId88">
+        <w:t xml:space="preserve">2026-07-02T18:52   </w:t>
+      </w:r>
+      <w:hyperlink r:id="rId57">
         <w:r>
           <w:rPr>
             <w:color w:val="1A4D2E"/>
@@ -7089,7 +4712,7 @@
           <w:color w:val="888888"/>
           <w:sz w:val="16"/>
         </w:rPr>
-        <w:t>Notícia sobre capacitação interna, de interesse mais administrativo e institucional.</w:t>
+        <w:t>Iniciativa de conservação ambiental e fomento ao turismo, com impacto regional.</w:t>
       </w:r>
     </w:p>
     <w:p>
@@ -7102,15 +4725,15 @@
           <w:color w:val="1A1A1A"/>
           <w:sz w:val="22"/>
         </w:rPr>
-        <w:t xml:space="preserve">Rede Qualifica UAIG irá lançar edital de chamamento público para 3º Ciclo de Autoavaliação e Validação Externa de Qualidade   </w:t>
+        <w:t xml:space="preserve">Delegação brasileira rumo à COP17 na Mongólia: país apresentará metas de resiliência e mitigação à seca   </w:t>
       </w:r>
       <w:r>
         <w:rPr>
           <w:b/>
-          <w:color w:val="D68910"/>
+          <w:color w:val="C0392B"/>
           <w:sz w:val="16"/>
         </w:rPr>
-        <w:t>[MÉDIA]</w:t>
+        <w:t>[ALTA]</w:t>
       </w:r>
     </w:p>
     <w:p>
@@ -7122,7 +4745,7 @@
           <w:color w:val="4A4A4A"/>
           <w:sz w:val="20"/>
         </w:rPr>
-        <w:t>Edital 02/2026 será lançado ainda no mês de julho para que as Unidades de Auditoria Interna Governamental manifestem interesse de participação no 3º Ciclo.</w:t>
+        <w:t>Delegação brasileira na COP17 apresentará metas de Neutralidade de Degradação da Terra (LDNs) e o Programa Recaatingar, focando em resiliência e mitigação à seca.</w:t>
       </w:r>
     </w:p>
     <w:p>
@@ -7142,9 +4765,9 @@
           <w:color w:val="888888"/>
           <w:sz w:val="18"/>
         </w:rPr>
-        <w:t xml:space="preserve">2026-07-01T14:10   </w:t>
-      </w:r>
-      <w:hyperlink r:id="rId89">
+        <w:t xml:space="preserve">2026-07-02T17:48   </w:t>
+      </w:r>
+      <w:hyperlink r:id="rId58">
         <w:r>
           <w:rPr>
             <w:color w:val="1A4D2E"/>
@@ -7165,29 +4788,8 @@
           <w:color w:val="888888"/>
           <w:sz w:val="16"/>
         </w:rPr>
-        <w:t>Lançamento de edital de chamamento público para autoavaliação e validação de qualidade, relevante para órgãos governamentais.</w:t>
-      </w:r>
-    </w:p>
-    <w:p>
-      <w:pPr>
-        <w:spacing w:before="240" w:after="80"/>
-      </w:pPr>
-      <w:r>
-        <w:rPr>
-          <w:b/>
-          <w:color w:val="1A4D2E"/>
-          <w:sz w:val="20"/>
-        </w:rPr>
-        <w:t>MINISTÉRIO DO MEIO AMBIENTE | NOTÍCIAS</w:t>
-      </w:r>
-    </w:p>
-    <w:p>
-      <w:pPr>
-        <w:spacing w:before="0" w:after="40"/>
-        <w:pBdr>
-          <w:bottom w:val="single" w:sz="8" w:space="1" w:color="1A4D2E"/>
-        </w:pBdr>
-      </w:pPr>
+        <w:t>Participação em conferência climática internacional com apresentação de metas nacionais, relevante para políticas ambientais e compromissos globais.</w:t>
+      </w:r>
     </w:p>
     <w:p>
       <w:pPr>
@@ -7199,7 +4801,7 @@
           <w:color w:val="1A1A1A"/>
           <w:sz w:val="22"/>
         </w:rPr>
-        <w:t xml:space="preserve">Plataforma Brasil Mais Verde é lançada com pacote de medidas para fortalecer a sociobioeconomia e a conservação ambiental   </w:t>
+        <w:t xml:space="preserve">Novas prefeituras do bioma Amazônia podem aderir ao Programa União com Municípios   </w:t>
       </w:r>
       <w:r>
         <w:rPr>
@@ -7219,7 +4821,7 @@
           <w:color w:val="4A4A4A"/>
           <w:sz w:val="20"/>
         </w:rPr>
-        <w:t>Iniciativas ampliam investimentos em bioeconomia, fortalecem a economia da floresta em pé, apoiam a recuperação da Bacia do Rio Doce e expandem o acesso ao crédito para povos indígenas, povos e comunidades tradicionais e agricultores familiares.</w:t>
+        <w:t>Novas prefeituras da Amazônia podem aderir ao Programa União com Municípios, que oferece mais de R$ 800 milhões para prevenção e controle do desmatamento, ampliando o alcance para 89 municípios.</w:t>
       </w:r>
     </w:p>
     <w:p>
@@ -7239,9 +4841,9 @@
           <w:color w:val="888888"/>
           <w:sz w:val="18"/>
         </w:rPr>
-        <w:t xml:space="preserve">2026-07-02T14:39   </w:t>
-      </w:r>
-      <w:hyperlink r:id="rId90">
+        <w:t xml:space="preserve">2026-07-02T16:16   </w:t>
+      </w:r>
+      <w:hyperlink r:id="rId59">
         <w:r>
           <w:rPr>
             <w:color w:val="1A4D2E"/>
@@ -7262,7 +4864,7 @@
           <w:color w:val="888888"/>
           <w:sz w:val="16"/>
         </w:rPr>
-        <w:t>Lançamento de plataforma com pacote de medidas para sociobioeconomia e conservação ambiental, com impacto em diversos setores e acesso a crédito.</w:t>
+        <w:t>Programa governamental com grande investimento para combate ao desmatamento, com impacto direto em municípios da Amazônia.</w:t>
       </w:r>
     </w:p>
     <w:p>
@@ -7275,15 +4877,15 @@
           <w:color w:val="1A1A1A"/>
           <w:sz w:val="22"/>
         </w:rPr>
-        <w:t xml:space="preserve">Governo do Brasil realiza 2ª reunião da Sala de Situação sobre Incêndios Florestais   </w:t>
+        <w:t xml:space="preserve">Plataforma Brasil Mais Verde é lançada com pacote de medidas para fortalecer a sociobioeconomia e a conservação ambiental   </w:t>
       </w:r>
       <w:r>
         <w:rPr>
           <w:b/>
-          <w:color w:val="D68910"/>
+          <w:color w:val="C0392B"/>
           <w:sz w:val="16"/>
         </w:rPr>
-        <w:t>[MÉDIA]</w:t>
+        <w:t>[ALTA]</w:t>
       </w:r>
     </w:p>
     <w:p>
@@ -7295,7 +4897,7 @@
           <w:color w:val="4A4A4A"/>
           <w:sz w:val="20"/>
         </w:rPr>
-        <w:t>Reunião de coordenação interministerial envolveu 22 órgãos de governo para tratar da implementação das medidas preventivas para reduzir os impactos da temporada de incêndios florestais de 2026.</w:t>
+        <w:t>Lançamento da Plataforma Brasil Mais Verde com medidas para fortalecer a sociobioeconomia e conservação ambiental, ampliando investimentos e acesso a crédito para comunidades tradicionais.</w:t>
       </w:r>
     </w:p>
     <w:p>
@@ -7315,9 +4917,9 @@
           <w:color w:val="888888"/>
           <w:sz w:val="18"/>
         </w:rPr>
-        <w:t xml:space="preserve">2026-07-02T11:48   </w:t>
-      </w:r>
-      <w:hyperlink r:id="rId91">
+        <w:t xml:space="preserve">2026-07-02T14:39   </w:t>
+      </w:r>
+      <w:hyperlink r:id="rId60">
         <w:r>
           <w:rPr>
             <w:color w:val="1A4D2E"/>
@@ -7338,7 +4940,7 @@
           <w:color w:val="888888"/>
           <w:sz w:val="16"/>
         </w:rPr>
-        <w:t>Reunião de coordenação interministerial sobre prevenção de incêndios florestais, com impacto em políticas ambientais e de gestão de riscos.</w:t>
+        <w:t>Lançamento de plataforma e pacote de medidas para bioeconomia e conservação, com amplo impacto econômico e social.</w:t>
       </w:r>
     </w:p>
     <w:p>
@@ -7351,7 +4953,7 @@
           <w:color w:val="1A1A1A"/>
           <w:sz w:val="22"/>
         </w:rPr>
-        <w:t xml:space="preserve">Ministério do Meio Ambiente, por meio do ICMBio, assina Acordo de Cooperação com a Prefeitura do Rio para gestão técnica do Parque Nacional da Tijuca   </w:t>
+        <w:t xml:space="preserve">Esperançar Chico Mendes forma brigadas comunitárias para o Manejo Integrado do Fogo na Resex Chico Mendes   </w:t>
       </w:r>
       <w:r>
         <w:rPr>
@@ -7371,7 +4973,7 @@
           <w:color w:val="4A4A4A"/>
           <w:sz w:val="20"/>
         </w:rPr>
-        <w:t>O Ministério ainda anunciou que, em agosto, começa a modernização das escadas rolantes de acesso ao Cristo Redentor, que fica no Parque Nacional da Tijuca, com alterações na visitação de um dos pontos turísticos mais visitados do Brasil.</w:t>
+        <w:t>Iniciativa 'Esperançar Chico Mendes' capacita 120 moradores da Resex Chico Mendes no Acre para o Manejo Integrado do Fogo, combinando ciência e práticas tradicionais contra mudanças climáticas.</w:t>
       </w:r>
     </w:p>
     <w:p>
@@ -7391,9 +4993,9 @@
           <w:color w:val="888888"/>
           <w:sz w:val="18"/>
         </w:rPr>
-        <w:t xml:space="preserve">2026-07-01T20:07   </w:t>
-      </w:r>
-      <w:hyperlink r:id="rId92">
+        <w:t xml:space="preserve">2026-07-02T17:06   </w:t>
+      </w:r>
+      <w:hyperlink r:id="rId61">
         <w:r>
           <w:rPr>
             <w:color w:val="1A4D2E"/>
@@ -7414,7 +5016,7 @@
           <w:color w:val="888888"/>
           <w:sz w:val="16"/>
         </w:rPr>
-        <w:t>Assinatura de acordo de cooperação para gestão de parque nacional, com impacto na conservação ambiental e turismo.</w:t>
+        <w:t>Programa de capacitação comunitária para manejo ambiental, relevante para a gestão de recursos naturais e adaptação climática.</w:t>
       </w:r>
     </w:p>
     <w:p>
@@ -7427,7 +5029,7 @@
           <w:color w:val="1A1A1A"/>
           <w:sz w:val="22"/>
         </w:rPr>
-        <w:t xml:space="preserve">MMA apresenta ações de enfrentamento à mudança do clima na Semana de Ação Climática de Londres   </w:t>
+        <w:t xml:space="preserve">Governo do Brasil lança chamada pública para reconhecer povos e comunidades tradicionais que conservam a floresta na Amazônia   </w:t>
       </w:r>
       <w:r>
         <w:rPr>
@@ -7447,7 +5049,7 @@
           <w:color w:val="4A4A4A"/>
           <w:sz w:val="20"/>
         </w:rPr>
-        <w:t>Com a participação do ministro Capobianco, a agenda incluiu Cúpula sobre Superpoluentes com presença do Rei Charles III, estreia do documentário do Balanço Ético Global e debates sobre financiamento da natureza e proteção das florestas.</w:t>
+        <w:t>Chamada pública do Projeto Floresta+ Amazônia para reconhecer e pagar até R$ 8 mil a famílias de povos e comunidades tradicionais que conservam a floresta no Amazonas e Rondônia.</w:t>
       </w:r>
     </w:p>
     <w:p>
@@ -7467,9 +5069,9 @@
           <w:color w:val="888888"/>
           <w:sz w:val="18"/>
         </w:rPr>
-        <w:t xml:space="preserve">2026-07-01T15:33   </w:t>
-      </w:r>
-      <w:hyperlink r:id="rId93">
+        <w:t xml:space="preserve">2026-07-02T15:56   </w:t>
+      </w:r>
+      <w:hyperlink r:id="rId62">
         <w:r>
           <w:rPr>
             <w:color w:val="1A4D2E"/>
@@ -7490,7 +5092,7 @@
           <w:color w:val="888888"/>
           <w:sz w:val="16"/>
         </w:rPr>
-        <w:t>Participação em evento internacional sobre mudança climática, com destaque para ações e debates sobre financiamento e proteção ambiental.</w:t>
+        <w:t>Iniciativa de apoio financeiro a comunidades tradicionais pela conservação ambiental, com impacto social e ecológico.</w:t>
       </w:r>
     </w:p>
     <w:p>
@@ -7503,15 +5105,15 @@
           <w:color w:val="1A1A1A"/>
           <w:sz w:val="22"/>
         </w:rPr>
-        <w:t xml:space="preserve">MMA e Funasa anunciam acordo para fortalecer ações de educação ambiental   </w:t>
+        <w:t xml:space="preserve">Governo do Brasil realiza 2ª reunião da Sala de Situação sobre Incêndios Florestais   </w:t>
       </w:r>
       <w:r>
         <w:rPr>
           <w:b/>
-          <w:color w:val="7F8C8D"/>
+          <w:color w:val="D68910"/>
           <w:sz w:val="16"/>
         </w:rPr>
-        <w:t>[BAIXA]</w:t>
+        <w:t>[MÉDIA]</w:t>
       </w:r>
     </w:p>
     <w:p>
@@ -7523,7 +5125,7 @@
           <w:color w:val="4A4A4A"/>
           <w:sz w:val="20"/>
         </w:rPr>
-        <w:t>A cooperação entre as instituições prevê intercâmbio de conhecimentos, desenvolvimento de projetos e atuação conjunta para promover saúde ambiental e sustentabilidade nos municípios brasileiros.</w:t>
+        <w:t>2ª reunião interministerial da Sala de Situação sobre Incêndios Florestais discute medidas preventivas para reduzir impactos da temporada de incêndios de 2026.</w:t>
       </w:r>
     </w:p>
     <w:p>
@@ -7543,9 +5145,9 @@
           <w:color w:val="888888"/>
           <w:sz w:val="18"/>
         </w:rPr>
-        <w:t xml:space="preserve">2026-07-01T14:01   </w:t>
-      </w:r>
-      <w:hyperlink r:id="rId94">
+        <w:t xml:space="preserve">2026-07-02T11:48   </w:t>
+      </w:r>
+      <w:hyperlink r:id="rId63">
         <w:r>
           <w:rPr>
             <w:color w:val="1A4D2E"/>
@@ -7566,7 +5168,7 @@
           <w:color w:val="888888"/>
           <w:sz w:val="16"/>
         </w:rPr>
-        <w:t>Acordo de cooperação para educação ambiental, de interesse mais institucional e de conscientização.</w:t>
+        <w:t>Reunião de coordenação governamental para prevenção de incêndios florestais, relevante para gestão ambiental e segurança.</w:t>
       </w:r>
     </w:p>
     <w:p>
@@ -7600,7 +5202,7 @@
           <w:color w:val="1A1A1A"/>
           <w:sz w:val="22"/>
         </w:rPr>
-        <w:t xml:space="preserve">Governo Federal democratiza o acesso ao Move Agricultura com crédito para pessoas físicas   </w:t>
+        <w:t xml:space="preserve">Aberturas de mercado para o Brasil na Malásia, no Quênia e na Turquia   </w:t>
       </w:r>
       <w:r>
         <w:rPr>
@@ -7620,7 +5222,7 @@
           <w:color w:val="4A4A4A"/>
           <w:sz w:val="20"/>
         </w:rPr>
-        <w:t>Medida Provisória também destina até R$ 10 bilhões para linha de financiamento operada pela Finep voltada à aquisição de máquinas e equipamentos agrícolas nacionais.</w:t>
+        <w:t>Brasil conquista 651 aberturas de mercado para o agronegócio desde 2023, com novos anúncios na Malásia, Quênia e Turquia, impulsionando exportações.</w:t>
       </w:r>
     </w:p>
     <w:p>
@@ -7642,7 +5244,7 @@
         </w:rPr>
         <w:t xml:space="preserve">2026-07-02   </w:t>
       </w:r>
-      <w:hyperlink r:id="rId95">
+      <w:hyperlink r:id="rId64">
         <w:r>
           <w:rPr>
             <w:color w:val="1A4D2E"/>
@@ -7663,7 +5265,7 @@
           <w:color w:val="888888"/>
           <w:sz w:val="16"/>
         </w:rPr>
-        <w:t>Medida Provisória que democratiza o acesso a crédito para agricultura e destina bilhões para financiamento de máquinas, com impacto direto no agronegócio.</w:t>
+        <w:t>Abertura de novos mercados para o agronegócio brasileiro, com impacto econômico significativo para o setor.</w:t>
       </w:r>
     </w:p>
     <w:p>
@@ -7676,15 +5278,15 @@
           <w:color w:val="1A1A1A"/>
           <w:sz w:val="22"/>
         </w:rPr>
-        <w:t xml:space="preserve">Irrigantes e aquicultores terão mais flexibilidade para acessar desconto na conta de luz   </w:t>
+        <w:t xml:space="preserve">Ratificação do Acordo de Livre Comércio entre MERCOSUL e EFTA   </w:t>
       </w:r>
       <w:r>
         <w:rPr>
           <w:b/>
-          <w:color w:val="D68910"/>
+          <w:color w:val="C0392B"/>
           <w:sz w:val="16"/>
         </w:rPr>
-        <w:t>[MÉDIA]</w:t>
+        <w:t>[ALTA]</w:t>
       </w:r>
     </w:p>
     <w:p>
@@ -7696,7 +5298,7 @@
           <w:color w:val="4A4A4A"/>
           <w:sz w:val="20"/>
         </w:rPr>
-        <w:t>Nova regulamentação amplia a autonomia dos produtores rurais na definição dos horários de utilização do benefício tarifário.</w:t>
+        <w:t>Ratificação do Acordo de Livre Comércio entre MERCOSUL e EFTA, criando um mercado de mais de 280 milhões de consumidores e impulsionando o comércio.</w:t>
       </w:r>
     </w:p>
     <w:p>
@@ -7718,7 +5320,7 @@
         </w:rPr>
         <w:t xml:space="preserve">2026-07-02   </w:t>
       </w:r>
-      <w:hyperlink r:id="rId96">
+      <w:hyperlink r:id="rId65">
         <w:r>
           <w:rPr>
             <w:color w:val="1A4D2E"/>
@@ -7739,7 +5341,7 @@
           <w:color w:val="888888"/>
           <w:sz w:val="16"/>
         </w:rPr>
-        <w:t>Nova regulamentação que oferece mais flexibilidade para produtores rurais acessarem desconto na conta de luz, com impacto no setor agrícola.</w:t>
+        <w:t>Ratificação de acordo de livre comércio, com impacto direto nas relações comerciais e econômicas do Brasil.</w:t>
       </w:r>
     </w:p>
     <w:p>
@@ -7752,15 +5354,15 @@
           <w:color w:val="1A1A1A"/>
           <w:sz w:val="22"/>
         </w:rPr>
-        <w:t xml:space="preserve">Ministro André de Paula participa de entrega de máquinas e equipamentos do Promaq na Paraíba   </w:t>
+        <w:t xml:space="preserve">Ratificação do Acordo de Livre Comércio entre MERCOSUL e Singapura   </w:t>
       </w:r>
       <w:r>
         <w:rPr>
           <w:b/>
-          <w:color w:val="7F8C8D"/>
+          <w:color w:val="C0392B"/>
           <w:sz w:val="16"/>
         </w:rPr>
-        <w:t>[BAIXA]</w:t>
+        <w:t>[ALTA]</w:t>
       </w:r>
     </w:p>
     <w:p>
@@ -7772,7 +5374,7 @@
           <w:color w:val="4A4A4A"/>
           <w:sz w:val="20"/>
         </w:rPr>
-        <w:t>Ao todo, serão entregues 89 equipamentos, que beneficiarão 66 municípios paraibanos.</w:t>
+        <w:t>Ratificação do primeiro acordo de livre comércio do MERCOSUL com um país do Sudeste Asiático (Singapura), abrindo novas oportunidades comerciais.</w:t>
       </w:r>
     </w:p>
     <w:p>
@@ -7794,7 +5396,7 @@
         </w:rPr>
         <w:t xml:space="preserve">2026-07-02   </w:t>
       </w:r>
-      <w:hyperlink r:id="rId97">
+      <w:hyperlink r:id="rId66">
         <w:r>
           <w:rPr>
             <w:color w:val="1A4D2E"/>
@@ -7815,7 +5417,7 @@
           <w:color w:val="888888"/>
           <w:sz w:val="16"/>
         </w:rPr>
-        <w:t>Notícia sobre evento de entrega de equipamentos, de interesse mais institucional e local.</w:t>
+        <w:t>Ratificação de acordo de livre comércio, com impacto direto nas relações comerciais e econômicas do Brasil, especialmente com o Sudeste Asiático.</w:t>
       </w:r>
     </w:p>
     <w:p>
@@ -7828,15 +5430,15 @@
           <w:color w:val="1A1A1A"/>
           <w:sz w:val="22"/>
         </w:rPr>
-        <w:t xml:space="preserve">Ministro André de Paula participa da abertura da Semana Nacional de Promoção da Pesca Artesanal   </w:t>
+        <w:t xml:space="preserve">Governo Federal democratiza o acesso ao Move Agricultura com crédito para pessoas físicas   </w:t>
       </w:r>
       <w:r>
         <w:rPr>
           <w:b/>
-          <w:color w:val="7F8C8D"/>
+          <w:color w:val="C0392B"/>
           <w:sz w:val="16"/>
         </w:rPr>
-        <w:t>[BAIXA]</w:t>
+        <w:t>[ALTA]</w:t>
       </w:r>
     </w:p>
     <w:p>
@@ -7848,7 +5450,7 @@
           <w:color w:val="4A4A4A"/>
           <w:sz w:val="20"/>
         </w:rPr>
-        <w:t>Cerimônia ocorreu no Ministério da Pesca e Aquicultura e teve como objetivo valorizar o trabalho dos pescadores e pescadoras artesanais do Brasil.</w:t>
+        <w:t>Governo Federal democratiza o acesso ao Move Agricultura, destinando até R$ 10 bilhões em crédito para pessoas físicas e aquisição de máquinas agrícolas nacionais.</w:t>
       </w:r>
     </w:p>
     <w:p>
@@ -7868,9 +5470,9 @@
           <w:color w:val="888888"/>
           <w:sz w:val="18"/>
         </w:rPr>
-        <w:t xml:space="preserve">2026-07-01   </w:t>
-      </w:r>
-      <w:hyperlink r:id="rId98">
+        <w:t xml:space="preserve">2026-07-02   </w:t>
+      </w:r>
+      <w:hyperlink r:id="rId67">
         <w:r>
           <w:rPr>
             <w:color w:val="1A4D2E"/>
@@ -7891,7 +5493,7 @@
           <w:color w:val="888888"/>
           <w:sz w:val="16"/>
         </w:rPr>
-        <w:t>Notícia sobre evento institucional, de interesse mais cultural e de valorização de categoria.</w:t>
+        <w:t>Medida provisória e linha de financiamento com grande impacto para o setor agrícola e produtores rurais.</w:t>
       </w:r>
     </w:p>
     <w:p>
@@ -7904,15 +5506,15 @@
           <w:color w:val="1A1A1A"/>
           <w:sz w:val="22"/>
         </w:rPr>
-        <w:t xml:space="preserve">Mapa promove proteína animal brasileira na Agrofood Ethiopia 2026   </w:t>
+        <w:t xml:space="preserve">Irrigantes e aquicultores terão mais flexibilidade para acessar desconto na conta de luz   </w:t>
       </w:r>
       <w:r>
         <w:rPr>
           <w:b/>
-          <w:color w:val="D68910"/>
+          <w:color w:val="C0392B"/>
           <w:sz w:val="16"/>
         </w:rPr>
-        <w:t>[MÉDIA]</w:t>
+        <w:t>[ALTA]</w:t>
       </w:r>
     </w:p>
     <w:p>
@@ -7924,7 +5526,7 @@
           <w:color w:val="4A4A4A"/>
           <w:sz w:val="20"/>
         </w:rPr>
-        <w:t>A participação pelo segundo ano consecutivo reforça a aproximação com o mercado etíope e a diversificação dos destinos das exportações do agro brasileiro.</w:t>
+        <w:t>Nova regulamentação concede mais flexibilidade para irrigantes e aquicultores acessarem desconto na conta de luz, ampliando a autonomia na definição de horários de uso do benefício.</w:t>
       </w:r>
     </w:p>
     <w:p>
@@ -7944,9 +5546,9 @@
           <w:color w:val="888888"/>
           <w:sz w:val="18"/>
         </w:rPr>
-        <w:t xml:space="preserve">2026-07-01   </w:t>
-      </w:r>
-      <w:hyperlink r:id="rId99">
+        <w:t xml:space="preserve">2026-07-02   </w:t>
+      </w:r>
+      <w:hyperlink r:id="rId68">
         <w:r>
           <w:rPr>
             <w:color w:val="1A4D2E"/>
@@ -7967,7 +5569,7 @@
           <w:color w:val="888888"/>
           <w:sz w:val="16"/>
         </w:rPr>
-        <w:t>Notícia sobre promoção comercial internacional, relevante para o setor de proteína animal e exportações.</w:t>
+        <w:t>Nova regulamentação que impacta diretamente os custos de energia para produtores rurais, com benefício econômico.</w:t>
       </w:r>
     </w:p>
     <w:p>
@@ -7980,7 +5582,7 @@
           <w:color w:val="1A1A1A"/>
           <w:sz w:val="22"/>
         </w:rPr>
-        <w:t xml:space="preserve">Brasil promove chocolates e derivados de cacau na Argentina e amplia contatos comerciais em Buenos Aires   </w:t>
+        <w:t xml:space="preserve">Ministro André de Paula participa de entrega de máquinas e equipamentos do Promaq na Paraíba   </w:t>
       </w:r>
       <w:r>
         <w:rPr>
@@ -8000,7 +5602,7 @@
           <w:color w:val="4A4A4A"/>
           <w:sz w:val="20"/>
         </w:rPr>
-        <w:t>Com estande organizado pelo Mapa e pelo MRE, 15 empresas brasileiras participaram da La Chocolaterie e encerraram missão com rodada de negócios na Embaixada do Brasil.</w:t>
+        <w:t>Ministro André de Paula participa da entrega de 89 máquinas e equipamentos do Promaq, beneficiando 66 municípios paraibanos e impulsionando o desenvolvimento regional.</w:t>
       </w:r>
     </w:p>
     <w:p>
@@ -8020,9 +5622,9 @@
           <w:color w:val="888888"/>
           <w:sz w:val="18"/>
         </w:rPr>
-        <w:t xml:space="preserve">2026-07-01   </w:t>
-      </w:r>
-      <w:hyperlink r:id="rId100">
+        <w:t xml:space="preserve">2026-07-02   </w:t>
+      </w:r>
+      <w:hyperlink r:id="rId69">
         <w:r>
           <w:rPr>
             <w:color w:val="1A4D2E"/>
@@ -8043,8 +5645,29 @@
           <w:color w:val="888888"/>
           <w:sz w:val="16"/>
         </w:rPr>
-        <w:t>Notícia sobre promoção comercial internacional, relevante para o setor de alimentos e exportações.</w:t>
-      </w:r>
+        <w:t>Entrega de equipamentos de programa governamental, com impacto regional no setor agrícola.</w:t>
+      </w:r>
+    </w:p>
+    <w:p>
+      <w:pPr>
+        <w:spacing w:before="240" w:after="80"/>
+      </w:pPr>
+      <w:r>
+        <w:rPr>
+          <w:b/>
+          <w:color w:val="1A4D2E"/>
+          <w:sz w:val="20"/>
+        </w:rPr>
+        <w:t>ANVISA | NOTÍCIAS</w:t>
+      </w:r>
+    </w:p>
+    <w:p>
+      <w:pPr>
+        <w:spacing w:before="0" w:after="40"/>
+        <w:pBdr>
+          <w:bottom w:val="single" w:sz="8" w:space="1" w:color="1A4D2E"/>
+        </w:pBdr>
+      </w:pPr>
     </w:p>
     <w:p>
       <w:pPr>
@@ -8056,7 +5679,7 @@
           <w:color w:val="1A1A1A"/>
           <w:sz w:val="22"/>
         </w:rPr>
-        <w:t xml:space="preserve">Fruticultura está entre os 15 setores da agropecuária que mais exportam   </w:t>
+        <w:t xml:space="preserve">Anvisa lança Programa de Combate à Desinformação com participação de plataformas digitais no 1º engaj@nvisa   </w:t>
       </w:r>
       <w:r>
         <w:rPr>
@@ -8076,7 +5699,7 @@
           <w:color w:val="4A4A4A"/>
           <w:sz w:val="20"/>
         </w:rPr>
-        <w:t>Em 2025, as exportações de frutas superaram US$ 1,57 bilhão, um crescimento de 20,8% em relação ao ano anterior.</w:t>
+        <w:t>Anvisa lança programa de combate à desinformação com plataformas digitais, visando ampliar o acesso a informações confiáveis e proteger a saúde no Brasil.</w:t>
       </w:r>
     </w:p>
     <w:p>
@@ -8096,9 +5719,9 @@
           <w:color w:val="888888"/>
           <w:sz w:val="18"/>
         </w:rPr>
-        <w:t xml:space="preserve">2026-07-01   </w:t>
-      </w:r>
-      <w:hyperlink r:id="rId101">
+        <w:t xml:space="preserve">2026-07-02   </w:t>
+      </w:r>
+      <w:hyperlink r:id="rId70">
         <w:r>
           <w:rPr>
             <w:color w:val="1A4D2E"/>
@@ -8119,7 +5742,7 @@
           <w:color w:val="888888"/>
           <w:sz w:val="16"/>
         </w:rPr>
-        <w:t>Divulgação de estatísticas de exportação da fruticultura, relevante para o agronegócio.</w:t>
+        <w:t>Lançamento de programa de combate à desinformação em saúde, com envolvimento de plataformas digitais.</w:t>
       </w:r>
     </w:p>
     <w:p>
@@ -8132,15 +5755,15 @@
           <w:color w:val="1A1A1A"/>
           <w:sz w:val="22"/>
         </w:rPr>
-        <w:t xml:space="preserve">Brasil avança na OMC em negociações sanitárias para abertura de mercados   </w:t>
+        <w:t xml:space="preserve">Medicamento vendido sem receita oferece risco?   </w:t>
       </w:r>
       <w:r>
         <w:rPr>
           <w:b/>
-          <w:color w:val="C0392B"/>
+          <w:color w:val="D68910"/>
           <w:sz w:val="16"/>
         </w:rPr>
-        <w:t>[ALTA]</w:t>
+        <w:t>[MÉDIA]</w:t>
       </w:r>
     </w:p>
     <w:p>
@@ -8152,7 +5775,7 @@
           <w:color w:val="4A4A4A"/>
           <w:sz w:val="20"/>
         </w:rPr>
-        <w:t>A atuação conjunta do Mapa e do MRE durante reunião do Comitê SPS incluiu 17 reuniões bilaterais e tratativas com países estratégicos para o agro brasileiro.</w:t>
+        <w:t>Anvisa alerta sobre os riscos de medicamentos vendidos sem receita, que podem causar efeitos colaterais e intoxicação, reforçando a importância da orientação médica.</w:t>
       </w:r>
     </w:p>
     <w:p>
@@ -8172,9 +5795,9 @@
           <w:color w:val="888888"/>
           <w:sz w:val="18"/>
         </w:rPr>
-        <w:t xml:space="preserve">2026-07-01   </w:t>
-      </w:r>
-      <w:hyperlink r:id="rId102">
+        <w:t xml:space="preserve">2026-07-02   </w:t>
+      </w:r>
+      <w:hyperlink r:id="rId71">
         <w:r>
           <w:rPr>
             <w:color w:val="1A4D2E"/>
@@ -8195,7 +5818,7 @@
           <w:color w:val="888888"/>
           <w:sz w:val="16"/>
         </w:rPr>
-        <w:t>Avanço em negociações sanitárias na OMC para abertura de mercados, com impacto direto no comércio exterior e agronegócio.</w:t>
+        <w:t>Alerta de saúde pública sobre o uso de medicamentos, relevante para a segurança do consumidor.</w:t>
       </w:r>
     </w:p>
     <w:p>
@@ -8208,7 +5831,7 @@
           <w:color w:val="1A1A1A"/>
           <w:sz w:val="22"/>
         </w:rPr>
-        <w:t xml:space="preserve">Brasil assume a presidência da Plataforma de Ação Climática na Agricultura para a América Latina e o Caribe   </w:t>
+        <w:t xml:space="preserve">Anvisa reforça segurança da vacina contra gripe e desmente boatos sobre componentes   </w:t>
       </w:r>
       <w:r>
         <w:rPr>
@@ -8228,7 +5851,7 @@
           <w:color w:val="4A4A4A"/>
           <w:sz w:val="20"/>
         </w:rPr>
-        <w:t>A transição de liderança foi formalizada durante a Assembleia Anual da PLACA, em Lima, no Peru.</w:t>
+        <w:t>Anvisa reforça a segurança da vacina contra gripe e desmente boatos sobre seus componentes, esclarecendo que as substâncias são usadas em doses seguras e eficazes.</w:t>
       </w:r>
     </w:p>
     <w:p>
@@ -8248,9 +5871,9 @@
           <w:color w:val="888888"/>
           <w:sz w:val="18"/>
         </w:rPr>
-        <w:t xml:space="preserve">2026-07-01   </w:t>
-      </w:r>
-      <w:hyperlink r:id="rId103">
+        <w:t xml:space="preserve">2026-07-02   </w:t>
+      </w:r>
+      <w:hyperlink r:id="rId72">
         <w:r>
           <w:rPr>
             <w:color w:val="1A4D2E"/>
@@ -8271,7 +5894,7 @@
           <w:color w:val="888888"/>
           <w:sz w:val="16"/>
         </w:rPr>
-        <w:t>Brasil assume a presidência de plataforma de ação climática na agricultura, com impacto em políticas e cooperação regional.</w:t>
+        <w:t>Esclarecimento de saúde pública para combater desinformação sobre vacinas, relevante para a saúde coletiva.</w:t>
       </w:r>
     </w:p>
     <w:p>
@@ -8284,7 +5907,7 @@
           <w:color w:val="1A1A1A"/>
           <w:sz w:val="22"/>
         </w:rPr>
-        <w:t xml:space="preserve">Junho encerra com mais de 13,9 milhões de doses de vacinas contra clostridioses disponibilizadas   </w:t>
+        <w:t xml:space="preserve">Vacina da dengue do Instituto Butantan NÃO é experimental   </w:t>
       </w:r>
       <w:r>
         <w:rPr>
@@ -8304,7 +5927,7 @@
           <w:color w:val="4A4A4A"/>
           <w:sz w:val="20"/>
         </w:rPr>
-        <w:t>O volume disponibilizado no mês reforçou a oferta de vacinas para o mercado brasileiro.</w:t>
+        <w:t>Anvisa esclarece que a vacina da dengue do Instituto Butantan não é experimental, tendo sido aprovada após todas as etapas de avaliação exigidas no Brasil.</w:t>
       </w:r>
     </w:p>
     <w:p>
@@ -8324,9 +5947,9 @@
           <w:color w:val="888888"/>
           <w:sz w:val="18"/>
         </w:rPr>
-        <w:t xml:space="preserve">2026-07-01   </w:t>
-      </w:r>
-      <w:hyperlink r:id="rId104">
+        <w:t xml:space="preserve">2026-07-02   </w:t>
+      </w:r>
+      <w:hyperlink r:id="rId73">
         <w:r>
           <w:rPr>
             <w:color w:val="1A4D2E"/>
@@ -8347,29 +5970,8 @@
           <w:color w:val="888888"/>
           <w:sz w:val="16"/>
         </w:rPr>
-        <w:t>Divulgação de dados sobre vacinação animal, relevante para o setor agropecuário e saúde animal.</w:t>
-      </w:r>
-    </w:p>
-    <w:p>
-      <w:pPr>
-        <w:spacing w:before="240" w:after="80"/>
-      </w:pPr>
-      <w:r>
-        <w:rPr>
-          <w:b/>
-          <w:color w:val="1A4D2E"/>
-          <w:sz w:val="20"/>
-        </w:rPr>
-        <w:t>ANVISA | NOTÍCIAS</w:t>
-      </w:r>
-    </w:p>
-    <w:p>
-      <w:pPr>
-        <w:spacing w:before="0" w:after="40"/>
-        <w:pBdr>
-          <w:bottom w:val="single" w:sz="8" w:space="1" w:color="1A4D2E"/>
-        </w:pBdr>
-      </w:pPr>
+        <w:t>Esclarecimento de saúde pública para combater desinformação sobre vacinas, relevante para a saúde coletiva.</w:t>
+      </w:r>
     </w:p>
     <w:p>
       <w:pPr>
@@ -8381,7 +5983,7 @@
           <w:color w:val="1A1A1A"/>
           <w:sz w:val="22"/>
         </w:rPr>
-        <w:t xml:space="preserve">Checamos: alho NÃO é antibiótico. Saiba quais são os perigos para a sua saúde   </w:t>
+        <w:t xml:space="preserve">1º engaj@nvisa: Anvisa reúne 20 influenciadoras e influenciadores em imersão sobre os principais temas da vigilância sanitária   </w:t>
       </w:r>
       <w:r>
         <w:rPr>
@@ -8401,7 +6003,7 @@
           <w:color w:val="4A4A4A"/>
           <w:sz w:val="20"/>
         </w:rPr>
-        <w:t>Queridinho da cozinha, ele tem ação antimicrobiana e antifúngica, mas não pode substituir o tratamento com medicamentos.</w:t>
+        <w:t>Anvisa realiza o 1º engaj@nvisa, reunindo influenciadores para imersão em temas da vigilância sanitária, com oficinas e visita a laboratório público.</w:t>
       </w:r>
     </w:p>
     <w:p>
@@ -8423,7 +6025,7 @@
         </w:rPr>
         <w:t xml:space="preserve">2026-07-02   </w:t>
       </w:r>
-      <w:hyperlink r:id="rId105">
+      <w:hyperlink r:id="rId74">
         <w:r>
           <w:rPr>
             <w:color w:val="1A4D2E"/>
@@ -8444,8 +6046,29 @@
           <w:color w:val="888888"/>
           <w:sz w:val="16"/>
         </w:rPr>
-        <w:t>Checagem de fatos sobre saúde, de interesse geral e informativo.</w:t>
-      </w:r>
+        <w:t>Evento institucional de comunicação e engajamento, sem impacto regulatório ou econômico direto.</w:t>
+      </w:r>
+    </w:p>
+    <w:p>
+      <w:pPr>
+        <w:spacing w:before="240" w:after="80"/>
+      </w:pPr>
+      <w:r>
+        <w:rPr>
+          <w:b/>
+          <w:color w:val="1A4D2E"/>
+          <w:sz w:val="20"/>
+        </w:rPr>
+        <w:t>INPI | NOTÍCIAS</w:t>
+      </w:r>
+    </w:p>
+    <w:p>
+      <w:pPr>
+        <w:spacing w:before="0" w:after="40"/>
+        <w:pBdr>
+          <w:bottom w:val="single" w:sz="8" w:space="1" w:color="1A4D2E"/>
+        </w:pBdr>
+      </w:pPr>
     </w:p>
     <w:p>
       <w:pPr>
@@ -8457,15 +6080,15 @@
           <w:color w:val="1A1A1A"/>
           <w:sz w:val="22"/>
         </w:rPr>
-        <w:t xml:space="preserve">Hantavirose NÃO é efeito colateral da vacina da Covid-19   </w:t>
+        <w:t xml:space="preserve">INPI faz tomada de subsídios sobre reconhecimento de IGs argentinas   </w:t>
       </w:r>
       <w:r>
         <w:rPr>
           <w:b/>
-          <w:color w:val="7F8C8D"/>
+          <w:color w:val="D68910"/>
           <w:sz w:val="16"/>
         </w:rPr>
-        <w:t>[BAIXA]</w:t>
+        <w:t>[MÉDIA]</w:t>
       </w:r>
     </w:p>
     <w:p>
@@ -8477,7 +6100,7 @@
           <w:color w:val="4A4A4A"/>
           <w:sz w:val="20"/>
         </w:rPr>
-        <w:t>Surto da doença em navio registrado em abril reacendeu teorias conspiratórias sobre imunizantes.</w:t>
+        <w:t>INPI abre tomada de subsídios para o reconhecimento de Indicações Geográficas (IGs) argentinas, com impacto potencial na proteção de produtos e comércio internacional.</w:t>
       </w:r>
     </w:p>
     <w:p>
@@ -8497,9 +6120,9 @@
           <w:color w:val="888888"/>
           <w:sz w:val="18"/>
         </w:rPr>
-        <w:t xml:space="preserve">2026-07-02   </w:t>
-      </w:r>
-      <w:hyperlink r:id="rId106">
+        <w:t xml:space="preserve">2026-07-02T15:43   </w:t>
+      </w:r>
+      <w:hyperlink r:id="rId75">
         <w:r>
           <w:rPr>
             <w:color w:val="1A4D2E"/>
@@ -8520,7 +6143,7 @@
           <w:color w:val="888888"/>
           <w:sz w:val="16"/>
         </w:rPr>
-        <w:t>Checagem de fatos sobre saúde, de interesse geral e informativo.</w:t>
+        <w:t>Consulta pública sobre reconhecimento de indicações geográficas, relevante para propriedade intelectual e comércio.</w:t>
       </w:r>
     </w:p>
     <w:p>
@@ -8533,15 +6156,15 @@
           <w:color w:val="1A1A1A"/>
           <w:sz w:val="22"/>
         </w:rPr>
-        <w:t xml:space="preserve">Vacina da dengue do Instituto Butantan NÃO é experimental   </w:t>
+        <w:t xml:space="preserve">INPI divulga relatório para apoiar a internalização do Tratado de Budapeste no Brasil   </w:t>
       </w:r>
       <w:r>
         <w:rPr>
           <w:b/>
-          <w:color w:val="7F8C8D"/>
+          <w:color w:val="D68910"/>
           <w:sz w:val="16"/>
         </w:rPr>
-        <w:t>[BAIXA]</w:t>
+        <w:t>[MÉDIA]</w:t>
       </w:r>
     </w:p>
     <w:p>
@@ -8553,7 +6176,7 @@
           <w:color w:val="4A4A4A"/>
           <w:sz w:val="20"/>
         </w:rPr>
-        <w:t>Imunizante foi aprovado pela Anvisa após seguir todas as etapas de avaliação exigidas para esse tipo de produto no Brasil.</w:t>
+        <w:t>INPI divulga relatório para apoiar a internalização do Tratado de Budapeste no Brasil, facilitando o depósito internacional de microrganismos para fins de patente.</w:t>
       </w:r>
     </w:p>
     <w:p>
@@ -8573,9 +6196,9 @@
           <w:color w:val="888888"/>
           <w:sz w:val="18"/>
         </w:rPr>
-        <w:t xml:space="preserve">2026-07-02   </w:t>
-      </w:r>
-      <w:hyperlink r:id="rId107">
+        <w:t xml:space="preserve">2026-07-02T11:07   </w:t>
+      </w:r>
+      <w:hyperlink r:id="rId76">
         <w:r>
           <w:rPr>
             <w:color w:val="1A4D2E"/>
@@ -8596,7 +6219,7 @@
           <w:color w:val="888888"/>
           <w:sz w:val="16"/>
         </w:rPr>
-        <w:t>Checagem de fatos sobre saúde, de interesse geral e informativo.</w:t>
+        <w:t>Publicação de relatório sobre tratado internacional, relevante para a propriedade intelectual e pesquisa científica.</w:t>
       </w:r>
     </w:p>
     <w:p>
@@ -8609,15 +6232,15 @@
           <w:color w:val="1A1A1A"/>
           <w:sz w:val="22"/>
         </w:rPr>
-        <w:t xml:space="preserve">Café NÃO causa calvície   </w:t>
+        <w:t xml:space="preserve">INPI e ABIHPEC firmam parceria para impulsionar a inovação e proteger a PI no setor de beleza   </w:t>
       </w:r>
       <w:r>
         <w:rPr>
           <w:b/>
-          <w:color w:val="7F8C8D"/>
+          <w:color w:val="D68910"/>
           <w:sz w:val="16"/>
         </w:rPr>
-        <w:t>[BAIXA]</w:t>
+        <w:t>[MÉDIA]</w:t>
       </w:r>
     </w:p>
     <w:p>
@@ -8629,7 +6252,7 @@
           <w:color w:val="4A4A4A"/>
           <w:sz w:val="20"/>
         </w:rPr>
-        <w:t>Posts em redes sociais associam suposta mudança na fórmula do café vendido no Brasil à queda de cabelo.</w:t>
+        <w:t>INPI e ABIHPEC firmam parceria para impulsionar a inovação e proteger a Propriedade Industrial (PI) no setor de beleza, promovendo o desenvolvimento e a segurança jurídica.</w:t>
       </w:r>
     </w:p>
     <w:p>
@@ -8649,9 +6272,9 @@
           <w:color w:val="888888"/>
           <w:sz w:val="18"/>
         </w:rPr>
-        <w:t xml:space="preserve">2026-07-02   </w:t>
-      </w:r>
-      <w:hyperlink r:id="rId108">
+        <w:t xml:space="preserve">2026-07-02T10:45   </w:t>
+      </w:r>
+      <w:hyperlink r:id="rId77">
         <w:r>
           <w:rPr>
             <w:color w:val="1A4D2E"/>
@@ -8672,7 +6295,7 @@
           <w:color w:val="888888"/>
           <w:sz w:val="16"/>
         </w:rPr>
-        <w:t>Checagem de fatos sobre saúde, de interesse geral e informativo.</w:t>
+        <w:t>Parceria institucional para fomento à inovação e proteção de propriedade intelectual em setor específico.</w:t>
       </w:r>
     </w:p>
     <w:p>
@@ -8685,15 +6308,15 @@
           <w:color w:val="1A1A1A"/>
           <w:sz w:val="22"/>
         </w:rPr>
-        <w:t xml:space="preserve">Anvisa suspende medicamento e proíbe produtos irregulares   </w:t>
+        <w:t xml:space="preserve">INPI adota medidas de adequação à legislação eleitoral em seus canais de comunicação   </w:t>
       </w:r>
       <w:r>
         <w:rPr>
           <w:b/>
-          <w:color w:val="C0392B"/>
+          <w:color w:val="7F8C8D"/>
           <w:sz w:val="16"/>
         </w:rPr>
-        <w:t>[ALTA]</w:t>
+        <w:t>[BAIXA]</w:t>
       </w:r>
     </w:p>
     <w:p>
@@ -8705,7 +6328,7 @@
           <w:color w:val="4A4A4A"/>
           <w:sz w:val="20"/>
         </w:rPr>
-        <w:t>Medida foi publicada nesta quinta-feira (2/7) no Diário Oficial da União.</w:t>
+        <w:t>INPI adota medidas para adequar seus canais de comunicação à legislação eleitoral, garantindo a conformidade durante o período de defeso.</w:t>
       </w:r>
     </w:p>
     <w:p>
@@ -8725,9 +6348,9 @@
           <w:color w:val="888888"/>
           <w:sz w:val="18"/>
         </w:rPr>
-        <w:t xml:space="preserve">2026-07-02   </w:t>
-      </w:r>
-      <w:hyperlink r:id="rId109">
+        <w:t xml:space="preserve">2026-07-02T13:34   </w:t>
+      </w:r>
+      <w:hyperlink r:id="rId78">
         <w:r>
           <w:rPr>
             <w:color w:val="1A4D2E"/>
@@ -8748,8 +6371,29 @@
           <w:color w:val="888888"/>
           <w:sz w:val="16"/>
         </w:rPr>
-        <w:t>Suspensão de medicamento e proibição de produtos irregulares, com impacto direto na indústria farmacêutica e saúde pública.</w:t>
-      </w:r>
+        <w:t>Atualização administrativa interna para conformidade com a legislação eleitoral.</w:t>
+      </w:r>
+    </w:p>
+    <w:p>
+      <w:pPr>
+        <w:spacing w:before="240" w:after="80"/>
+      </w:pPr>
+      <w:r>
+        <w:rPr>
+          <w:b/>
+          <w:color w:val="1A4D2E"/>
+          <w:sz w:val="20"/>
+        </w:rPr>
+        <w:t>SENACON | NOTÍCIAS</w:t>
+      </w:r>
+    </w:p>
+    <w:p>
+      <w:pPr>
+        <w:spacing w:before="0" w:after="40"/>
+        <w:pBdr>
+          <w:bottom w:val="single" w:sz="8" w:space="1" w:color="1A4D2E"/>
+        </w:pBdr>
+      </w:pPr>
     </w:p>
     <w:p>
       <w:pPr>
@@ -8761,15 +6405,15 @@
           <w:color w:val="1A1A1A"/>
           <w:sz w:val="22"/>
         </w:rPr>
-        <w:t xml:space="preserve">Anvisa vendendo caneta emagrecedora? NÃO caia nesse golpe   </w:t>
+        <w:t xml:space="preserve">Senasp acelera transformação digital da segurança pública com novas ferramentas de inteligência e integração de dados   </w:t>
       </w:r>
       <w:r>
         <w:rPr>
           <w:b/>
-          <w:color w:val="7F8C8D"/>
+          <w:color w:val="D68910"/>
           <w:sz w:val="16"/>
         </w:rPr>
-        <w:t>[BAIXA]</w:t>
+        <w:t>[MÉDIA]</w:t>
       </w:r>
     </w:p>
     <w:p>
@@ -8781,7 +6425,7 @@
           <w:color w:val="4A4A4A"/>
           <w:sz w:val="20"/>
         </w:rPr>
-        <w:t>Agência alerta empresas e população sobre ações criminosas que vêm sendo aplicadas em nome da vigilância sanitária.</w:t>
+        <w:t>Senasp acelera a transformação digital da segurança pública com novas ferramentas de inteligência e integração de dados, fortalecendo estatísticas e modernizando serviços.</w:t>
       </w:r>
     </w:p>
     <w:p>
@@ -8803,7 +6447,7 @@
         </w:rPr>
         <w:t xml:space="preserve">2026-07-02   </w:t>
       </w:r>
-      <w:hyperlink r:id="rId110">
+      <w:hyperlink r:id="rId79">
         <w:r>
           <w:rPr>
             <w:color w:val="1A4D2E"/>
@@ -8824,1493 +6468,7 @@
           <w:color w:val="888888"/>
           <w:sz w:val="16"/>
         </w:rPr>
-        <w:t>Alerta de golpe, de interesse geral e informativo.</w:t>
-      </w:r>
-    </w:p>
-    <w:p>
-      <w:pPr>
-        <w:spacing w:before="160" w:after="40"/>
-      </w:pPr>
-      <w:r>
-        <w:rPr>
-          <w:b/>
-          <w:color w:val="1A1A1A"/>
-          <w:sz w:val="22"/>
-        </w:rPr>
-        <w:t xml:space="preserve">Redução de passivo: Agência implementa medidas para otimizar o acesso a dispositivos médicos   </w:t>
-      </w:r>
-      <w:r>
-        <w:rPr>
-          <w:b/>
-          <w:color w:val="D68910"/>
-          <w:sz w:val="16"/>
-        </w:rPr>
-        <w:t>[MÉDIA]</w:t>
-      </w:r>
-    </w:p>
-    <w:p>
-      <w:pPr>
-        <w:spacing w:after="40"/>
-      </w:pPr>
-      <w:r>
-        <w:rPr>
-          <w:color w:val="4A4A4A"/>
-          <w:sz w:val="20"/>
-        </w:rPr>
-        <w:t>Iniciativa reorganiza petições de materiais de uso em saúde protocoladas no segundo semestre de 2025 por agrupamentos tecnológicos.</w:t>
-      </w:r>
-    </w:p>
-    <w:p>
-      <w:pPr>
-        <w:spacing w:after="40"/>
-      </w:pPr>
-      <w:r>
-        <w:rPr>
-          <w:b/>
-          <w:color w:val="888888"/>
-          <w:sz w:val="18"/>
-        </w:rPr>
-        <w:t xml:space="preserve">Publicado: </w:t>
-      </w:r>
-      <w:r>
-        <w:rPr>
-          <w:color w:val="888888"/>
-          <w:sz w:val="18"/>
-        </w:rPr>
-        <w:t xml:space="preserve">2026-07-01   </w:t>
-      </w:r>
-      <w:hyperlink r:id="rId111">
-        <w:r>
-          <w:rPr>
-            <w:color w:val="1A4D2E"/>
-            <w:u w:val="single"/>
-            <w:b/>
-          </w:rPr>
-          <w:t>Acessar materia</w:t>
-        </w:r>
-      </w:hyperlink>
-    </w:p>
-    <w:p>
-      <w:pPr>
-        <w:spacing w:after="120"/>
-      </w:pPr>
-      <w:r>
-        <w:rPr>
-          <w:i/>
-          <w:color w:val="888888"/>
-          <w:sz w:val="16"/>
-        </w:rPr>
-        <w:t>Implementação de medidas para otimizar o acesso a dispositivos médicos, com impacto na indústria de saúde e regulamentação.</w:t>
-      </w:r>
-    </w:p>
-    <w:p>
-      <w:pPr>
-        <w:spacing w:before="160" w:after="40"/>
-      </w:pPr>
-      <w:r>
-        <w:rPr>
-          <w:b/>
-          <w:color w:val="1A1A1A"/>
-          <w:sz w:val="22"/>
-        </w:rPr>
-        <w:t xml:space="preserve">Sistema de Emissão de Certificados de Dispositivos Médicos legado (Sicert) será descontinuado   </w:t>
-      </w:r>
-      <w:r>
-        <w:rPr>
-          <w:b/>
-          <w:color w:val="7F8C8D"/>
-          <w:sz w:val="16"/>
-        </w:rPr>
-        <w:t>[BAIXA]</w:t>
-      </w:r>
-    </w:p>
-    <w:p>
-      <w:pPr>
-        <w:spacing w:after="40"/>
-      </w:pPr>
-      <w:r>
-        <w:rPr>
-          <w:color w:val="4A4A4A"/>
-          <w:sz w:val="20"/>
-        </w:rPr>
-        <w:t>Sistema será encerrado definitivamente na próxima sexta-feira (3/7).</w:t>
-      </w:r>
-    </w:p>
-    <w:p>
-      <w:pPr>
-        <w:spacing w:after="40"/>
-      </w:pPr>
-      <w:r>
-        <w:rPr>
-          <w:b/>
-          <w:color w:val="888888"/>
-          <w:sz w:val="18"/>
-        </w:rPr>
-        <w:t xml:space="preserve">Publicado: </w:t>
-      </w:r>
-      <w:r>
-        <w:rPr>
-          <w:color w:val="888888"/>
-          <w:sz w:val="18"/>
-        </w:rPr>
-        <w:t xml:space="preserve">2026-07-01   </w:t>
-      </w:r>
-      <w:hyperlink r:id="rId112">
-        <w:r>
-          <w:rPr>
-            <w:color w:val="1A4D2E"/>
-            <w:u w:val="single"/>
-            <w:b/>
-          </w:rPr>
-          <w:t>Acessar materia</w:t>
-        </w:r>
-      </w:hyperlink>
-    </w:p>
-    <w:p>
-      <w:pPr>
-        <w:spacing w:after="120"/>
-      </w:pPr>
-      <w:r>
-        <w:rPr>
-          <w:i/>
-          <w:color w:val="888888"/>
-          <w:sz w:val="16"/>
-        </w:rPr>
-        <w:t>Notícia sobre descontinuação de sistema, de interesse mais administrativo e operacional.</w:t>
-      </w:r>
-    </w:p>
-    <w:p>
-      <w:pPr>
-        <w:spacing w:before="160" w:after="40"/>
-      </w:pPr>
-      <w:r>
-        <w:rPr>
-          <w:b/>
-          <w:color w:val="1A1A1A"/>
-          <w:sz w:val="22"/>
-        </w:rPr>
-        <w:t xml:space="preserve">Câmara Técnica de Cosmetovigilância realiza sua primeira reunião ordinária   </w:t>
-      </w:r>
-      <w:r>
-        <w:rPr>
-          <w:b/>
-          <w:color w:val="7F8C8D"/>
-          <w:sz w:val="16"/>
-        </w:rPr>
-        <w:t>[BAIXA]</w:t>
-      </w:r>
-    </w:p>
-    <w:p>
-      <w:pPr>
-        <w:spacing w:after="40"/>
-      </w:pPr>
-      <w:r>
-        <w:rPr>
-          <w:color w:val="4A4A4A"/>
-          <w:sz w:val="20"/>
-        </w:rPr>
-        <w:t>Encontro marcou o início das atividades da CTEC no biênio 2026-2027 e definiu prioridades para o fortalecimento da cosmetovigilância no Brasil.</w:t>
-      </w:r>
-    </w:p>
-    <w:p>
-      <w:pPr>
-        <w:spacing w:after="40"/>
-      </w:pPr>
-      <w:r>
-        <w:rPr>
-          <w:b/>
-          <w:color w:val="888888"/>
-          <w:sz w:val="18"/>
-        </w:rPr>
-        <w:t xml:space="preserve">Publicado: </w:t>
-      </w:r>
-      <w:r>
-        <w:rPr>
-          <w:color w:val="888888"/>
-          <w:sz w:val="18"/>
-        </w:rPr>
-        <w:t xml:space="preserve">2026-07-01   </w:t>
-      </w:r>
-      <w:hyperlink r:id="rId113">
-        <w:r>
-          <w:rPr>
-            <w:color w:val="1A4D2E"/>
-            <w:u w:val="single"/>
-            <w:b/>
-          </w:rPr>
-          <w:t>Acessar materia</w:t>
-        </w:r>
-      </w:hyperlink>
-    </w:p>
-    <w:p>
-      <w:pPr>
-        <w:spacing w:after="120"/>
-      </w:pPr>
-      <w:r>
-        <w:rPr>
-          <w:i/>
-          <w:color w:val="888888"/>
-          <w:sz w:val="16"/>
-        </w:rPr>
-        <w:t>Notícia sobre reunião de câmara técnica, de interesse mais institucional e setorial específico.</w:t>
-      </w:r>
-    </w:p>
-    <w:p>
-      <w:pPr>
-        <w:spacing w:before="240" w:after="80"/>
-      </w:pPr>
-      <w:r>
-        <w:rPr>
-          <w:b/>
-          <w:color w:val="1A4D2E"/>
-          <w:sz w:val="20"/>
-        </w:rPr>
-        <w:t>INPI | NOTÍCIAS</w:t>
-      </w:r>
-    </w:p>
-    <w:p>
-      <w:pPr>
-        <w:spacing w:before="0" w:after="40"/>
-        <w:pBdr>
-          <w:bottom w:val="single" w:sz="8" w:space="1" w:color="1A4D2E"/>
-        </w:pBdr>
-      </w:pPr>
-    </w:p>
-    <w:p>
-      <w:pPr>
-        <w:spacing w:before="160" w:after="40"/>
-      </w:pPr>
-      <w:r>
-        <w:rPr>
-          <w:b/>
-          <w:color w:val="1A1A1A"/>
-          <w:sz w:val="22"/>
-        </w:rPr>
-        <w:t xml:space="preserve">INPI faz tomada de subsídios sobre reconhecimento de IGs argentinas   </w:t>
-      </w:r>
-      <w:r>
-        <w:rPr>
-          <w:b/>
-          <w:color w:val="D68910"/>
-          <w:sz w:val="16"/>
-        </w:rPr>
-        <w:t>[MÉDIA]</w:t>
-      </w:r>
-    </w:p>
-    <w:p>
-      <w:pPr>
-        <w:spacing w:after="40"/>
-      </w:pPr>
-      <w:r>
-        <w:rPr>
-          <w:color w:val="4A4A4A"/>
-          <w:sz w:val="20"/>
-        </w:rPr>
-        <w:t>O INPI faz tomada de subsídios sobre o reconhecimento de Indicações Geográficas (IGs) argentinas.</w:t>
-      </w:r>
-    </w:p>
-    <w:p>
-      <w:pPr>
-        <w:spacing w:after="40"/>
-      </w:pPr>
-      <w:r>
-        <w:rPr>
-          <w:b/>
-          <w:color w:val="888888"/>
-          <w:sz w:val="18"/>
-        </w:rPr>
-        <w:t xml:space="preserve">Publicado: </w:t>
-      </w:r>
-      <w:r>
-        <w:rPr>
-          <w:color w:val="888888"/>
-          <w:sz w:val="18"/>
-        </w:rPr>
-        <w:t xml:space="preserve">2026-07-02T15:43   </w:t>
-      </w:r>
-      <w:hyperlink r:id="rId114">
-        <w:r>
-          <w:rPr>
-            <w:color w:val="1A4D2E"/>
-            <w:u w:val="single"/>
-            <w:b/>
-          </w:rPr>
-          <w:t>Acessar materia</w:t>
-        </w:r>
-      </w:hyperlink>
-    </w:p>
-    <w:p>
-      <w:pPr>
-        <w:spacing w:after="120"/>
-      </w:pPr>
-      <w:r>
-        <w:rPr>
-          <w:i/>
-          <w:color w:val="888888"/>
-          <w:sz w:val="16"/>
-        </w:rPr>
-        <w:t>Tomada de subsídios sobre reconhecimento de indicações geográficas, com impacto em propriedade intelectual e comércio internacional.</w:t>
-      </w:r>
-    </w:p>
-    <w:p>
-      <w:pPr>
-        <w:spacing w:before="160" w:after="40"/>
-      </w:pPr>
-      <w:r>
-        <w:rPr>
-          <w:b/>
-          <w:color w:val="1A1A1A"/>
-          <w:sz w:val="22"/>
-        </w:rPr>
-        <w:t xml:space="preserve">INPI adota medidas de adequação à legislação eleitoral em seus canais de comunicação   </w:t>
-      </w:r>
-      <w:r>
-        <w:rPr>
-          <w:b/>
-          <w:color w:val="7F8C8D"/>
-          <w:sz w:val="16"/>
-        </w:rPr>
-        <w:t>[BAIXA]</w:t>
-      </w:r>
-    </w:p>
-    <w:p>
-      <w:pPr>
-        <w:spacing w:after="40"/>
-      </w:pPr>
-      <w:r>
-        <w:rPr>
-          <w:color w:val="4A4A4A"/>
-          <w:sz w:val="20"/>
-        </w:rPr>
-        <w:t>O INPI adota medidas de adequação à legislação eleitoral em seus canais de comunicação.</w:t>
-      </w:r>
-    </w:p>
-    <w:p>
-      <w:pPr>
-        <w:spacing w:after="40"/>
-      </w:pPr>
-      <w:r>
-        <w:rPr>
-          <w:b/>
-          <w:color w:val="888888"/>
-          <w:sz w:val="18"/>
-        </w:rPr>
-        <w:t xml:space="preserve">Publicado: </w:t>
-      </w:r>
-      <w:r>
-        <w:rPr>
-          <w:color w:val="888888"/>
-          <w:sz w:val="18"/>
-        </w:rPr>
-        <w:t xml:space="preserve">2026-07-02T13:34   </w:t>
-      </w:r>
-      <w:hyperlink r:id="rId115">
-        <w:r>
-          <w:rPr>
-            <w:color w:val="1A4D2E"/>
-            <w:u w:val="single"/>
-            <w:b/>
-          </w:rPr>
-          <w:t>Acessar materia</w:t>
-        </w:r>
-      </w:hyperlink>
-    </w:p>
-    <w:p>
-      <w:pPr>
-        <w:spacing w:after="120"/>
-      </w:pPr>
-      <w:r>
-        <w:rPr>
-          <w:i/>
-          <w:color w:val="888888"/>
-          <w:sz w:val="16"/>
-        </w:rPr>
-        <w:t>Medidas administrativas de adequação à legislação eleitoral, de interesse institucional.</w:t>
-      </w:r>
-    </w:p>
-    <w:p>
-      <w:pPr>
-        <w:spacing w:before="160" w:after="40"/>
-      </w:pPr>
-      <w:r>
-        <w:rPr>
-          <w:b/>
-          <w:color w:val="1A1A1A"/>
-          <w:sz w:val="22"/>
-        </w:rPr>
-        <w:t xml:space="preserve">INPI divulga relatório para apoiar a internalização do Tratado de Budapeste no Brasil   </w:t>
-      </w:r>
-      <w:r>
-        <w:rPr>
-          <w:b/>
-          <w:color w:val="D68910"/>
-          <w:sz w:val="16"/>
-        </w:rPr>
-        <w:t>[MÉDIA]</w:t>
-      </w:r>
-    </w:p>
-    <w:p>
-      <w:pPr>
-        <w:spacing w:after="40"/>
-      </w:pPr>
-      <w:r>
-        <w:rPr>
-          <w:color w:val="4A4A4A"/>
-          <w:sz w:val="20"/>
-        </w:rPr>
-        <w:t>O INPI divulga relatório para apoiar a internalização do Tratado de Budapeste no Brasil.</w:t>
-      </w:r>
-    </w:p>
-    <w:p>
-      <w:pPr>
-        <w:spacing w:after="40"/>
-      </w:pPr>
-      <w:r>
-        <w:rPr>
-          <w:b/>
-          <w:color w:val="888888"/>
-          <w:sz w:val="18"/>
-        </w:rPr>
-        <w:t xml:space="preserve">Publicado: </w:t>
-      </w:r>
-      <w:r>
-        <w:rPr>
-          <w:color w:val="888888"/>
-          <w:sz w:val="18"/>
-        </w:rPr>
-        <w:t xml:space="preserve">2026-07-02T11:07   </w:t>
-      </w:r>
-      <w:hyperlink r:id="rId116">
-        <w:r>
-          <w:rPr>
-            <w:color w:val="1A4D2E"/>
-            <w:u w:val="single"/>
-            <w:b/>
-          </w:rPr>
-          <w:t>Acessar materia</w:t>
-        </w:r>
-      </w:hyperlink>
-    </w:p>
-    <w:p>
-      <w:pPr>
-        <w:spacing w:after="120"/>
-      </w:pPr>
-      <w:r>
-        <w:rPr>
-          <w:i/>
-          <w:color w:val="888888"/>
-          <w:sz w:val="16"/>
-        </w:rPr>
-        <w:t>Divulgação de relatório sobre internalização de tratado internacional, com impacto em propriedade intelectual.</w:t>
-      </w:r>
-    </w:p>
-    <w:p>
-      <w:pPr>
-        <w:spacing w:before="160" w:after="40"/>
-      </w:pPr>
-      <w:r>
-        <w:rPr>
-          <w:b/>
-          <w:color w:val="1A1A1A"/>
-          <w:sz w:val="22"/>
-        </w:rPr>
-        <w:t xml:space="preserve">INPI e ABIHPEC firmam parceria para impulsionar a inovação e proteger a PI no setor de beleza   </w:t>
-      </w:r>
-      <w:r>
-        <w:rPr>
-          <w:b/>
-          <w:color w:val="D68910"/>
-          <w:sz w:val="16"/>
-        </w:rPr>
-        <w:t>[MÉDIA]</w:t>
-      </w:r>
-    </w:p>
-    <w:p>
-      <w:pPr>
-        <w:spacing w:after="40"/>
-      </w:pPr>
-      <w:r>
-        <w:rPr>
-          <w:color w:val="4A4A4A"/>
-          <w:sz w:val="20"/>
-        </w:rPr>
-        <w:t>INPI e ABIHPEC firmam parceria para impulsionar a inovação e proteger a Propriedade Industrial (PI) no setor de beleza.</w:t>
-      </w:r>
-    </w:p>
-    <w:p>
-      <w:pPr>
-        <w:spacing w:after="40"/>
-      </w:pPr>
-      <w:r>
-        <w:rPr>
-          <w:b/>
-          <w:color w:val="888888"/>
-          <w:sz w:val="18"/>
-        </w:rPr>
-        <w:t xml:space="preserve">Publicado: </w:t>
-      </w:r>
-      <w:r>
-        <w:rPr>
-          <w:color w:val="888888"/>
-          <w:sz w:val="18"/>
-        </w:rPr>
-        <w:t xml:space="preserve">2026-07-02T10:45   </w:t>
-      </w:r>
-      <w:hyperlink r:id="rId117">
-        <w:r>
-          <w:rPr>
-            <w:color w:val="1A4D2E"/>
-            <w:u w:val="single"/>
-            <w:b/>
-          </w:rPr>
-          <w:t>Acessar materia</w:t>
-        </w:r>
-      </w:hyperlink>
-    </w:p>
-    <w:p>
-      <w:pPr>
-        <w:spacing w:after="120"/>
-      </w:pPr>
-      <w:r>
-        <w:rPr>
-          <w:i/>
-          <w:color w:val="888888"/>
-          <w:sz w:val="16"/>
-        </w:rPr>
-        <w:t>Parceria para impulsionar inovação e proteção da PI em setor específico, relevante para empresas do setor de beleza.</w:t>
-      </w:r>
-    </w:p>
-    <w:p>
-      <w:pPr>
-        <w:spacing w:before="160" w:after="40"/>
-      </w:pPr>
-      <w:r>
-        <w:rPr>
-          <w:b/>
-          <w:color w:val="1A1A1A"/>
-          <w:sz w:val="22"/>
-        </w:rPr>
-        <w:t xml:space="preserve">Módulo de Serviços de Patentes terá novas funcionalidades no 2º semestre   </w:t>
-      </w:r>
-      <w:r>
-        <w:rPr>
-          <w:b/>
-          <w:color w:val="D68910"/>
-          <w:sz w:val="16"/>
-        </w:rPr>
-        <w:t>[MÉDIA]</w:t>
-      </w:r>
-    </w:p>
-    <w:p>
-      <w:pPr>
-        <w:spacing w:after="40"/>
-      </w:pPr>
-      <w:r>
-        <w:rPr>
-          <w:color w:val="4A4A4A"/>
-          <w:sz w:val="20"/>
-        </w:rPr>
-        <w:t>O Módulo de Serviços de Patentes terá novas funcionalidades no 2º semestre.</w:t>
-      </w:r>
-    </w:p>
-    <w:p>
-      <w:pPr>
-        <w:spacing w:after="40"/>
-      </w:pPr>
-      <w:r>
-        <w:rPr>
-          <w:b/>
-          <w:color w:val="888888"/>
-          <w:sz w:val="18"/>
-        </w:rPr>
-        <w:t xml:space="preserve">Publicado: </w:t>
-      </w:r>
-      <w:r>
-        <w:rPr>
-          <w:color w:val="888888"/>
-          <w:sz w:val="18"/>
-        </w:rPr>
-        <w:t xml:space="preserve">2026-07-01T16:02   </w:t>
-      </w:r>
-      <w:hyperlink r:id="rId118">
-        <w:r>
-          <w:rPr>
-            <w:color w:val="1A4D2E"/>
-            <w:u w:val="single"/>
-            <w:b/>
-          </w:rPr>
-          <w:t>Acessar materia</w:t>
-        </w:r>
-      </w:hyperlink>
-    </w:p>
-    <w:p>
-      <w:pPr>
-        <w:spacing w:after="120"/>
-      </w:pPr>
-      <w:r>
-        <w:rPr>
-          <w:i/>
-          <w:color w:val="888888"/>
-          <w:sz w:val="16"/>
-        </w:rPr>
-        <w:t>Anúncio de novas funcionalidades em sistema de patentes, relevante para usuários e profissionais da área.</w:t>
-      </w:r>
-    </w:p>
-    <w:p>
-      <w:pPr>
-        <w:spacing w:before="160" w:after="40"/>
-      </w:pPr>
-      <w:r>
-        <w:rPr>
-          <w:b/>
-          <w:color w:val="1A1A1A"/>
-          <w:sz w:val="22"/>
-        </w:rPr>
-        <w:t xml:space="preserve">Academia abre no dia 10/7 o envio de trabalhos ao XVIII ENAPID   </w:t>
-      </w:r>
-      <w:r>
-        <w:rPr>
-          <w:b/>
-          <w:color w:val="7F8C8D"/>
-          <w:sz w:val="16"/>
-        </w:rPr>
-        <w:t>[BAIXA]</w:t>
-      </w:r>
-    </w:p>
-    <w:p>
-      <w:pPr>
-        <w:spacing w:after="40"/>
-      </w:pPr>
-      <w:r>
-        <w:rPr>
-          <w:color w:val="4A4A4A"/>
-          <w:sz w:val="20"/>
-        </w:rPr>
-        <w:t>A Academia abre no dia 10/7 o envio de trabalhos ao XVIII ENAPID.</w:t>
-      </w:r>
-    </w:p>
-    <w:p>
-      <w:pPr>
-        <w:spacing w:after="40"/>
-      </w:pPr>
-      <w:r>
-        <w:rPr>
-          <w:b/>
-          <w:color w:val="888888"/>
-          <w:sz w:val="18"/>
-        </w:rPr>
-        <w:t xml:space="preserve">Publicado: </w:t>
-      </w:r>
-      <w:r>
-        <w:rPr>
-          <w:color w:val="888888"/>
-          <w:sz w:val="18"/>
-        </w:rPr>
-        <w:t xml:space="preserve">2026-07-01T15:12   </w:t>
-      </w:r>
-      <w:hyperlink r:id="rId119">
-        <w:r>
-          <w:rPr>
-            <w:color w:val="1A4D2E"/>
-            <w:u w:val="single"/>
-            <w:b/>
-          </w:rPr>
-          <w:t>Acessar materia</w:t>
-        </w:r>
-      </w:hyperlink>
-    </w:p>
-    <w:p>
-      <w:pPr>
-        <w:spacing w:after="120"/>
-      </w:pPr>
-      <w:r>
-        <w:rPr>
-          <w:i/>
-          <w:color w:val="888888"/>
-          <w:sz w:val="16"/>
-        </w:rPr>
-        <w:t>Notícia sobre evento acadêmico, de interesse mais institucional e educacional.</w:t>
-      </w:r>
-    </w:p>
-    <w:p>
-      <w:pPr>
-        <w:spacing w:before="160" w:after="40"/>
-      </w:pPr>
-      <w:r>
-        <w:rPr>
-          <w:b/>
-          <w:color w:val="1A1A1A"/>
-          <w:sz w:val="22"/>
-        </w:rPr>
-        <w:t xml:space="preserve">INPI amplia Programa de PI junto às Secretarias de Inovação   </w:t>
-      </w:r>
-      <w:r>
-        <w:rPr>
-          <w:b/>
-          <w:color w:val="D68910"/>
-          <w:sz w:val="16"/>
-        </w:rPr>
-        <w:t>[MÉDIA]</w:t>
-      </w:r>
-    </w:p>
-    <w:p>
-      <w:pPr>
-        <w:spacing w:after="40"/>
-      </w:pPr>
-      <w:r>
-        <w:rPr>
-          <w:color w:val="4A4A4A"/>
-          <w:sz w:val="20"/>
-        </w:rPr>
-        <w:t>O INPI amplia o Programa de Propriedade Industrial (PI) junto às Secretarias de Inovação.</w:t>
-      </w:r>
-    </w:p>
-    <w:p>
-      <w:pPr>
-        <w:spacing w:after="40"/>
-      </w:pPr>
-      <w:r>
-        <w:rPr>
-          <w:b/>
-          <w:color w:val="888888"/>
-          <w:sz w:val="18"/>
-        </w:rPr>
-        <w:t xml:space="preserve">Publicado: </w:t>
-      </w:r>
-      <w:r>
-        <w:rPr>
-          <w:color w:val="888888"/>
-          <w:sz w:val="18"/>
-        </w:rPr>
-        <w:t xml:space="preserve">2026-07-01T13:13   </w:t>
-      </w:r>
-      <w:hyperlink r:id="rId120">
-        <w:r>
-          <w:rPr>
-            <w:color w:val="1A4D2E"/>
-            <w:u w:val="single"/>
-            <w:b/>
-          </w:rPr>
-          <w:t>Acessar materia</w:t>
-        </w:r>
-      </w:hyperlink>
-    </w:p>
-    <w:p>
-      <w:pPr>
-        <w:spacing w:after="120"/>
-      </w:pPr>
-      <w:r>
-        <w:rPr>
-          <w:i/>
-          <w:color w:val="888888"/>
-          <w:sz w:val="16"/>
-        </w:rPr>
-        <w:t>Ampliação de programa de propriedade industrial, com impacto na inovação e desenvolvimento tecnológico.</w:t>
-      </w:r>
-    </w:p>
-    <w:p>
-      <w:pPr>
-        <w:spacing w:before="160" w:after="40"/>
-      </w:pPr>
-      <w:r>
-        <w:rPr>
-          <w:b/>
-          <w:color w:val="1A1A1A"/>
-          <w:sz w:val="22"/>
-        </w:rPr>
-        <w:t xml:space="preserve">Trâmite prioritário de pedidos de patente classificados em H04 tem novo limite   </w:t>
-      </w:r>
-      <w:r>
-        <w:rPr>
-          <w:b/>
-          <w:color w:val="C0392B"/>
-          <w:sz w:val="16"/>
-        </w:rPr>
-        <w:t>[ALTA]</w:t>
-      </w:r>
-    </w:p>
-    <w:p>
-      <w:pPr>
-        <w:spacing w:after="40"/>
-      </w:pPr>
-      <w:r>
-        <w:rPr>
-          <w:color w:val="4A4A4A"/>
-          <w:sz w:val="20"/>
-        </w:rPr>
-        <w:t>O trâmite prioritário de pedidos de patente classificados em H04 tem novo limite.</w:t>
-      </w:r>
-    </w:p>
-    <w:p>
-      <w:pPr>
-        <w:spacing w:after="40"/>
-      </w:pPr>
-      <w:r>
-        <w:rPr>
-          <w:b/>
-          <w:color w:val="888888"/>
-          <w:sz w:val="18"/>
-        </w:rPr>
-        <w:t xml:space="preserve">Publicado: </w:t>
-      </w:r>
-      <w:r>
-        <w:rPr>
-          <w:color w:val="888888"/>
-          <w:sz w:val="18"/>
-        </w:rPr>
-        <w:t xml:space="preserve">2026-07-01T12:53   </w:t>
-      </w:r>
-      <w:hyperlink r:id="rId121">
-        <w:r>
-          <w:rPr>
-            <w:color w:val="1A4D2E"/>
-            <w:u w:val="single"/>
-            <w:b/>
-          </w:rPr>
-          <w:t>Acessar materia</w:t>
-        </w:r>
-      </w:hyperlink>
-    </w:p>
-    <w:p>
-      <w:pPr>
-        <w:spacing w:after="120"/>
-      </w:pPr>
-      <w:r>
-        <w:rPr>
-          <w:i/>
-          <w:color w:val="888888"/>
-          <w:sz w:val="16"/>
-        </w:rPr>
-        <w:t>Alteração de regra para trâmite prioritário de pedidos de patente, com impacto direto para depositantes e advogados de PI.</w:t>
-      </w:r>
-    </w:p>
-    <w:p>
-      <w:pPr>
-        <w:spacing w:before="160" w:after="40"/>
-      </w:pPr>
-      <w:r>
-        <w:rPr>
-          <w:b/>
-          <w:color w:val="1A1A1A"/>
-          <w:sz w:val="22"/>
-        </w:rPr>
-        <w:t xml:space="preserve">INPI disponibiliza versão beta do Portal de Estatística de Propriedade Industrial   </w:t>
-      </w:r>
-      <w:r>
-        <w:rPr>
-          <w:b/>
-          <w:color w:val="D68910"/>
-          <w:sz w:val="16"/>
-        </w:rPr>
-        <w:t>[MÉDIA]</w:t>
-      </w:r>
-    </w:p>
-    <w:p>
-      <w:pPr>
-        <w:spacing w:after="40"/>
-      </w:pPr>
-      <w:r>
-        <w:rPr>
-          <w:color w:val="4A4A4A"/>
-          <w:sz w:val="20"/>
-        </w:rPr>
-        <w:t>O INPI disponibiliza a versão beta do Portal de Estatística de Propriedade Industrial.</w:t>
-      </w:r>
-    </w:p>
-    <w:p>
-      <w:pPr>
-        <w:spacing w:after="40"/>
-      </w:pPr>
-      <w:r>
-        <w:rPr>
-          <w:b/>
-          <w:color w:val="888888"/>
-          <w:sz w:val="18"/>
-        </w:rPr>
-        <w:t xml:space="preserve">Publicado: </w:t>
-      </w:r>
-      <w:r>
-        <w:rPr>
-          <w:color w:val="888888"/>
-          <w:sz w:val="18"/>
-        </w:rPr>
-        <w:t xml:space="preserve">2026-07-01T12:23   </w:t>
-      </w:r>
-      <w:hyperlink r:id="rId122">
-        <w:r>
-          <w:rPr>
-            <w:color w:val="1A4D2E"/>
-            <w:u w:val="single"/>
-            <w:b/>
-          </w:rPr>
-          <w:t>Acessar materia</w:t>
-        </w:r>
-      </w:hyperlink>
-    </w:p>
-    <w:p>
-      <w:pPr>
-        <w:spacing w:after="120"/>
-      </w:pPr>
-      <w:r>
-        <w:rPr>
-          <w:i/>
-          <w:color w:val="888888"/>
-          <w:sz w:val="16"/>
-        </w:rPr>
-        <w:t>Lançamento de portal de estatísticas de propriedade industrial, relevante para pesquisadores e profissionais da área.</w:t>
-      </w:r>
-    </w:p>
-    <w:p>
-      <w:pPr>
-        <w:spacing w:before="160" w:after="40"/>
-      </w:pPr>
-      <w:r>
-        <w:rPr>
-          <w:b/>
-          <w:color w:val="1A1A1A"/>
-          <w:sz w:val="22"/>
-        </w:rPr>
-        <w:t xml:space="preserve">INPI realizará piloto de valoração com as mentorias   </w:t>
-      </w:r>
-      <w:r>
-        <w:rPr>
-          <w:b/>
-          <w:color w:val="D68910"/>
-          <w:sz w:val="16"/>
-        </w:rPr>
-        <w:t>[MÉDIA]</w:t>
-      </w:r>
-    </w:p>
-    <w:p>
-      <w:pPr>
-        <w:spacing w:after="40"/>
-      </w:pPr>
-      <w:r>
-        <w:rPr>
-          <w:color w:val="4A4A4A"/>
-          <w:sz w:val="20"/>
-        </w:rPr>
-        <w:t>O INPI realizará piloto de valoração com as mentorias.</w:t>
-      </w:r>
-    </w:p>
-    <w:p>
-      <w:pPr>
-        <w:spacing w:after="40"/>
-      </w:pPr>
-      <w:r>
-        <w:rPr>
-          <w:b/>
-          <w:color w:val="888888"/>
-          <w:sz w:val="18"/>
-        </w:rPr>
-        <w:t xml:space="preserve">Publicado: </w:t>
-      </w:r>
-      <w:r>
-        <w:rPr>
-          <w:color w:val="888888"/>
-          <w:sz w:val="18"/>
-        </w:rPr>
-        <w:t xml:space="preserve">2026-07-01T13:25   </w:t>
-      </w:r>
-      <w:hyperlink r:id="rId123">
-        <w:r>
-          <w:rPr>
-            <w:color w:val="1A4D2E"/>
-            <w:u w:val="single"/>
-            <w:b/>
-          </w:rPr>
-          <w:t>Acessar materia</w:t>
-        </w:r>
-      </w:hyperlink>
-    </w:p>
-    <w:p>
-      <w:pPr>
-        <w:spacing w:after="120"/>
-      </w:pPr>
-      <w:r>
-        <w:rPr>
-          <w:i/>
-          <w:color w:val="888888"/>
-          <w:sz w:val="16"/>
-        </w:rPr>
-        <w:t>Realização de piloto de valoração, com impacto em propriedade intelectual e inovação.</w:t>
-      </w:r>
-    </w:p>
-    <w:p>
-      <w:pPr>
-        <w:spacing w:before="240" w:after="80"/>
-      </w:pPr>
-      <w:r>
-        <w:rPr>
-          <w:b/>
-          <w:color w:val="1A4D2E"/>
-          <w:sz w:val="20"/>
-        </w:rPr>
-        <w:t>SENACON | NOTÍCIAS</w:t>
-      </w:r>
-    </w:p>
-    <w:p>
-      <w:pPr>
-        <w:spacing w:before="0" w:after="40"/>
-        <w:pBdr>
-          <w:bottom w:val="single" w:sz="8" w:space="1" w:color="1A4D2E"/>
-        </w:pBdr>
-      </w:pPr>
-    </w:p>
-    <w:p>
-      <w:pPr>
-        <w:spacing w:before="160" w:after="40"/>
-      </w:pPr>
-      <w:r>
-        <w:rPr>
-          <w:b/>
-          <w:color w:val="1A1A1A"/>
-          <w:sz w:val="22"/>
-        </w:rPr>
-        <w:t xml:space="preserve">Senasp acelera transformação digital da segurança pública com novas ferramentas de inteligência e integração de dados   </w:t>
-      </w:r>
-      <w:r>
-        <w:rPr>
-          <w:b/>
-          <w:color w:val="D68910"/>
-          <w:sz w:val="16"/>
-        </w:rPr>
-        <w:t>[MÉDIA]</w:t>
-      </w:r>
-    </w:p>
-    <w:p>
-      <w:pPr>
-        <w:spacing w:after="40"/>
-      </w:pPr>
-      <w:r>
-        <w:rPr>
-          <w:color w:val="4A4A4A"/>
-          <w:sz w:val="20"/>
-        </w:rPr>
-        <w:t>A Diretoria apresenta soluções que fortalecem a produção de estatísticas, a integração de dados e a modernização dos serviços de segurança pública.</w:t>
-      </w:r>
-    </w:p>
-    <w:p>
-      <w:pPr>
-        <w:spacing w:after="40"/>
-      </w:pPr>
-      <w:r>
-        <w:rPr>
-          <w:b/>
-          <w:color w:val="888888"/>
-          <w:sz w:val="18"/>
-        </w:rPr>
-        <w:t xml:space="preserve">Publicado: </w:t>
-      </w:r>
-      <w:r>
-        <w:rPr>
-          <w:color w:val="888888"/>
-          <w:sz w:val="18"/>
-        </w:rPr>
-        <w:t xml:space="preserve">2026-07-02   </w:t>
-      </w:r>
-      <w:hyperlink r:id="rId124">
-        <w:r>
-          <w:rPr>
-            <w:color w:val="1A4D2E"/>
-            <w:u w:val="single"/>
-            <w:b/>
-          </w:rPr>
-          <w:t>Acessar materia</w:t>
-        </w:r>
-      </w:hyperlink>
-    </w:p>
-    <w:p>
-      <w:pPr>
-        <w:spacing w:after="120"/>
-      </w:pPr>
-      <w:r>
-        <w:rPr>
-          <w:i/>
-          <w:color w:val="888888"/>
-          <w:sz w:val="16"/>
-        </w:rPr>
-        <w:t>Avanços na transformação digital da segurança pública, com impacto em políticas e tecnologias de segurança.</w:t>
-      </w:r>
-    </w:p>
-    <w:p>
-      <w:pPr>
-        <w:spacing w:before="160" w:after="40"/>
-      </w:pPr>
-      <w:r>
-        <w:rPr>
-          <w:b/>
-          <w:color w:val="1A1A1A"/>
-          <w:sz w:val="22"/>
-        </w:rPr>
-        <w:t xml:space="preserve">Pensando o Direito retoma pesquisas aplicadas com estudo sobre criminalidade organizada   </w:t>
-      </w:r>
-      <w:r>
-        <w:rPr>
-          <w:b/>
-          <w:color w:val="D68910"/>
-          <w:sz w:val="16"/>
-        </w:rPr>
-        <w:t>[MÉDIA]</w:t>
-      </w:r>
-    </w:p>
-    <w:p>
-      <w:pPr>
-        <w:spacing w:after="40"/>
-      </w:pPr>
-      <w:r>
-        <w:rPr>
-          <w:color w:val="4A4A4A"/>
-          <w:sz w:val="20"/>
-        </w:rPr>
-        <w:t>Iniciativa da SAL aproxima Governo e universidades para subsidiar políticas públicas e aperfeiçoar a legislação brasileira.</w:t>
-      </w:r>
-    </w:p>
-    <w:p>
-      <w:pPr>
-        <w:spacing w:after="40"/>
-      </w:pPr>
-      <w:r>
-        <w:rPr>
-          <w:b/>
-          <w:color w:val="888888"/>
-          <w:sz w:val="18"/>
-        </w:rPr>
-        <w:t xml:space="preserve">Publicado: </w:t>
-      </w:r>
-      <w:r>
-        <w:rPr>
-          <w:color w:val="888888"/>
-          <w:sz w:val="18"/>
-        </w:rPr>
-        <w:t xml:space="preserve">2026-07-01   </w:t>
-      </w:r>
-      <w:hyperlink r:id="rId125">
-        <w:r>
-          <w:rPr>
-            <w:color w:val="1A4D2E"/>
-            <w:u w:val="single"/>
-            <w:b/>
-          </w:rPr>
-          <w:t>Acessar materia</w:t>
-        </w:r>
-      </w:hyperlink>
-    </w:p>
-    <w:p>
-      <w:pPr>
-        <w:spacing w:after="120"/>
-      </w:pPr>
-      <w:r>
-        <w:rPr>
-          <w:i/>
-          <w:color w:val="888888"/>
-          <w:sz w:val="16"/>
-        </w:rPr>
-        <w:t>Retomada de pesquisas aplicadas sobre criminalidade organizada, com impacto em políticas públicas e legislação.</w:t>
-      </w:r>
-    </w:p>
-    <w:p>
-      <w:pPr>
-        <w:spacing w:before="160" w:after="40"/>
-      </w:pPr>
-      <w:r>
-        <w:rPr>
-          <w:b/>
-          <w:color w:val="1A1A1A"/>
-          <w:sz w:val="22"/>
-        </w:rPr>
-        <w:t xml:space="preserve">MJSP inaugura Escritório Nacional Antifacção em São Paulo e fortalece integração no combate ao crime organizado   </w:t>
-      </w:r>
-      <w:r>
-        <w:rPr>
-          <w:b/>
-          <w:color w:val="C0392B"/>
-          <w:sz w:val="16"/>
-        </w:rPr>
-        <w:t>[ALTA]</w:t>
-      </w:r>
-    </w:p>
-    <w:p>
-      <w:pPr>
-        <w:spacing w:after="40"/>
-      </w:pPr>
-      <w:r>
-        <w:rPr>
-          <w:color w:val="4A4A4A"/>
-          <w:sz w:val="20"/>
-        </w:rPr>
-        <w:t>Nova estrutura da Senasp amplia a presença da União no principal centro financeiro do País e fortalece a atuação integrada das forças de segurança.</w:t>
-      </w:r>
-    </w:p>
-    <w:p>
-      <w:pPr>
-        <w:spacing w:after="40"/>
-      </w:pPr>
-      <w:r>
-        <w:rPr>
-          <w:b/>
-          <w:color w:val="888888"/>
-          <w:sz w:val="18"/>
-        </w:rPr>
-        <w:t xml:space="preserve">Publicado: </w:t>
-      </w:r>
-      <w:r>
-        <w:rPr>
-          <w:color w:val="888888"/>
-          <w:sz w:val="18"/>
-        </w:rPr>
-        <w:t xml:space="preserve">2026-07-01   </w:t>
-      </w:r>
-      <w:hyperlink r:id="rId126">
-        <w:r>
-          <w:rPr>
-            <w:color w:val="1A4D2E"/>
-            <w:u w:val="single"/>
-            <w:b/>
-          </w:rPr>
-          <w:t>Acessar materia</w:t>
-        </w:r>
-      </w:hyperlink>
-    </w:p>
-    <w:p>
-      <w:pPr>
-        <w:spacing w:after="120"/>
-      </w:pPr>
-      <w:r>
-        <w:rPr>
-          <w:i/>
-          <w:color w:val="888888"/>
-          <w:sz w:val="16"/>
-        </w:rPr>
-        <w:t>Inauguração de escritório nacional para combate ao crime organizado, com impacto na segurança pública e atuação integrada das forças de segurança.</w:t>
-      </w:r>
-    </w:p>
-    <w:p>
-      <w:pPr>
-        <w:spacing w:before="160" w:after="40"/>
-      </w:pPr>
-      <w:r>
-        <w:rPr>
-          <w:b/>
-          <w:color w:val="1A1A1A"/>
-          <w:sz w:val="22"/>
-        </w:rPr>
-        <w:t xml:space="preserve">Senasp reúne forças de segurança para intensificar operações integradas nas divisas estaduais   </w:t>
-      </w:r>
-      <w:r>
-        <w:rPr>
-          <w:b/>
-          <w:color w:val="D68910"/>
-          <w:sz w:val="16"/>
-        </w:rPr>
-        <w:t>[MÉDIA]</w:t>
-      </w:r>
-    </w:p>
-    <w:p>
-      <w:pPr>
-        <w:spacing w:after="40"/>
-      </w:pPr>
-      <w:r>
-        <w:rPr>
-          <w:color w:val="4A4A4A"/>
-          <w:sz w:val="20"/>
-        </w:rPr>
-        <w:t>A programação inclui palestras, painéis temáticos e debates técnicos voltados ao intercâmbio de experiências e ao compartilhamento de boas práticas.</w:t>
-      </w:r>
-    </w:p>
-    <w:p>
-      <w:pPr>
-        <w:spacing w:after="40"/>
-      </w:pPr>
-      <w:r>
-        <w:rPr>
-          <w:b/>
-          <w:color w:val="888888"/>
-          <w:sz w:val="18"/>
-        </w:rPr>
-        <w:t xml:space="preserve">Publicado: </w:t>
-      </w:r>
-      <w:r>
-        <w:rPr>
-          <w:color w:val="888888"/>
-          <w:sz w:val="18"/>
-        </w:rPr>
-        <w:t xml:space="preserve">2026-07-01   </w:t>
-      </w:r>
-      <w:hyperlink r:id="rId127">
-        <w:r>
-          <w:rPr>
-            <w:color w:val="1A4D2E"/>
-            <w:u w:val="single"/>
-            <w:b/>
-          </w:rPr>
-          <w:t>Acessar materia</w:t>
-        </w:r>
-      </w:hyperlink>
-    </w:p>
-    <w:p>
-      <w:pPr>
-        <w:spacing w:after="120"/>
-      </w:pPr>
-      <w:r>
-        <w:rPr>
-          <w:i/>
-          <w:color w:val="888888"/>
-          <w:sz w:val="16"/>
-        </w:rPr>
-        <w:t>Reunião de forças de segurança para intensificar operações integradas, com impacto na segurança pública e combate ao crime.</w:t>
-      </w:r>
-    </w:p>
-    <w:p>
-      <w:pPr>
-        <w:spacing w:before="160" w:after="40"/>
-      </w:pPr>
-      <w:r>
-        <w:rPr>
-          <w:b/>
-          <w:color w:val="1A1A1A"/>
-          <w:sz w:val="22"/>
-        </w:rPr>
-        <w:t xml:space="preserve">Programa Brasil Contra o Crime Organizado ultrapassa R$ 3 bi de prejuízo às facções e registra queda nos crimes contra a vida e o patrimônio   </w:t>
-      </w:r>
-      <w:r>
-        <w:rPr>
-          <w:b/>
-          <w:color w:val="C0392B"/>
-          <w:sz w:val="16"/>
-        </w:rPr>
-        <w:t>[ALTA]</w:t>
-      </w:r>
-    </w:p>
-    <w:p>
-      <w:pPr>
-        <w:spacing w:after="40"/>
-      </w:pPr>
-      <w:r>
-        <w:rPr>
-          <w:color w:val="4A4A4A"/>
-          <w:sz w:val="20"/>
-        </w:rPr>
-        <w:t>Resultados das operações integradas já somam quase 19 mil prisões e mais de 2 mil armas apreendidas; indicadores nacionais apontam redução de homicídios, latrocínios e roubos em maio de 2026.</w:t>
-      </w:r>
-    </w:p>
-    <w:p>
-      <w:pPr>
-        <w:spacing w:after="40"/>
-      </w:pPr>
-      <w:r>
-        <w:rPr>
-          <w:b/>
-          <w:color w:val="888888"/>
-          <w:sz w:val="18"/>
-        </w:rPr>
-        <w:t xml:space="preserve">Publicado: </w:t>
-      </w:r>
-      <w:r>
-        <w:rPr>
-          <w:color w:val="888888"/>
-          <w:sz w:val="18"/>
-        </w:rPr>
-        <w:t xml:space="preserve">2026-07-01   </w:t>
-      </w:r>
-      <w:hyperlink r:id="rId128">
-        <w:r>
-          <w:rPr>
-            <w:color w:val="1A4D2E"/>
-            <w:u w:val="single"/>
-            <w:b/>
-          </w:rPr>
-          <w:t>Acessar materia</w:t>
-        </w:r>
-      </w:hyperlink>
-    </w:p>
-    <w:p>
-      <w:pPr>
-        <w:spacing w:after="120"/>
-      </w:pPr>
-      <w:r>
-        <w:rPr>
-          <w:i/>
-          <w:color w:val="888888"/>
-          <w:sz w:val="16"/>
-        </w:rPr>
-        <w:t>Divulgação de resultados do programa de combate ao crime organizado, com impacto na segurança pública e redução da criminalidade.</w:t>
-      </w:r>
-    </w:p>
-    <w:p>
-      <w:pPr>
-        <w:spacing w:before="160" w:after="40"/>
-      </w:pPr>
-      <w:r>
-        <w:rPr>
-          <w:b/>
-          <w:color w:val="1A1A1A"/>
-          <w:sz w:val="22"/>
-        </w:rPr>
-        <w:t xml:space="preserve">Natal e Mossoró aderem ao Município Mais Seguro e recebem R$ 1,2 milhão para reforço da segurança pública local   </w:t>
-      </w:r>
-      <w:r>
-        <w:rPr>
-          <w:b/>
-          <w:color w:val="D68910"/>
-          <w:sz w:val="16"/>
-        </w:rPr>
-        <w:t>[MÉDIA]</w:t>
-      </w:r>
-    </w:p>
-    <w:p>
-      <w:pPr>
-        <w:spacing w:after="40"/>
-      </w:pPr>
-      <w:r>
-        <w:rPr>
-          <w:color w:val="4A4A4A"/>
-          <w:sz w:val="20"/>
-        </w:rPr>
-        <w:t>Natal e Mossoró aderem ao programa Município Mais Seguro e recebem R$ 1,2 milhão para reforço da segurança pública local.</w:t>
-      </w:r>
-    </w:p>
-    <w:p>
-      <w:pPr>
-        <w:spacing w:after="40"/>
-      </w:pPr>
-      <w:r>
-        <w:rPr>
-          <w:b/>
-          <w:color w:val="888888"/>
-          <w:sz w:val="18"/>
-        </w:rPr>
-        <w:t xml:space="preserve">Publicado: </w:t>
-      </w:r>
-      <w:r>
-        <w:rPr>
-          <w:color w:val="888888"/>
-          <w:sz w:val="18"/>
-        </w:rPr>
-        <w:t xml:space="preserve">2026-07-01   </w:t>
-      </w:r>
-      <w:hyperlink r:id="rId129">
-        <w:r>
-          <w:rPr>
-            <w:color w:val="1A4D2E"/>
-            <w:u w:val="single"/>
-            <w:b/>
-          </w:rPr>
-          <w:t>Acessar materia</w:t>
-        </w:r>
-      </w:hyperlink>
-    </w:p>
-    <w:p>
-      <w:pPr>
-        <w:spacing w:after="120"/>
-      </w:pPr>
-      <w:r>
-        <w:rPr>
-          <w:i/>
-          <w:color w:val="888888"/>
-          <w:sz w:val="16"/>
-        </w:rPr>
-        <w:t>Adesão a programa de segurança pública e recebimento de recursos, com impacto na segurança local.</w:t>
+        <w:t>Iniciativa de transformação digital na segurança pública, com impacto na gestão de dados e eficiência operacional.</w:t>
       </w:r>
     </w:p>
     <w:p/>
@@ -10363,7 +6521,31 @@
           <w:color w:val="4A4A4A"/>
           <w:sz w:val="18"/>
         </w:rPr>
-        <w:t>Secretaria de Prêmios e Apostas | Notícias - Sem publicações na janela</w:t>
+        <w:t>ANP | Notícias - Nenhuma publicação encontrada na janela temporal de 2026-07-02T00:00 a 2026-07-03T09:57.</w:t>
+      </w:r>
+    </w:p>
+    <w:p>
+      <w:pPr>
+        <w:pStyle w:val="ListBullet"/>
+      </w:pPr>
+      <w:r>
+        <w:rPr>
+          <w:color w:val="4A4A4A"/>
+          <w:sz w:val="18"/>
+        </w:rPr>
+        <w:t>ONS | Notícias - A fonte explicitamente indica 'Nenhum item encontrado' para o período.</w:t>
+      </w:r>
+    </w:p>
+    <w:p>
+      <w:pPr>
+        <w:pStyle w:val="ListBullet"/>
+      </w:pPr>
+      <w:r>
+        <w:rPr>
+          <w:color w:val="4A4A4A"/>
+          <w:sz w:val="18"/>
+        </w:rPr>
+        <w:t>Secretaria de Prêmios e Apostas | Notícias - Nenhuma publicação encontrada na janela temporal de 2026-07-02T00:00 a 2026-07-03T09:57.</w:t>
       </w:r>
     </w:p>
     <w:p>
@@ -10385,17 +6567,7 @@
           <w:color w:val="4A4A4A"/>
           <w:sz w:val="18"/>
         </w:rPr>
-        <w:t>Receita Federal | Normas - Conteúdo da fonte não lista normas ou atos recentes, apenas filtros de busca.</w:t>
-      </w:r>
-    </w:p>
-    <w:p>
-      <w:r>
-        <w:rPr>
-          <w:b/>
-          <w:color w:val="C0392B"/>
-          <w:sz w:val="20"/>
-        </w:rPr>
-        <w:t>Fontes com erro tecnico:</w:t>
+        <w:t>Destaques do D.O.U. - A fonte é uma interface de busca e não lista notícias ou atos diretamente para extração de itens.</w:t>
       </w:r>
     </w:p>
     <w:p>
@@ -10407,7 +6579,7 @@
           <w:color w:val="4A4A4A"/>
           <w:sz w:val="18"/>
         </w:rPr>
-        <w:t>Destaques do D.O.U. - Conteudo muito curto (372 chars) - pagina possivelmente vazia, fora do ar ou bloqueando scraping</w:t>
+        <w:t>Receita Federal | Normas - A fonte é uma interface de busca e não lista normas diretamente para extração de itens.</w:t>
       </w:r>
     </w:p>
     <w:p>
@@ -10419,7 +6591,7 @@
           <w:color w:val="4A4A4A"/>
           <w:sz w:val="18"/>
         </w:rPr>
-        <w:t>EPE | Notícias - Internal Server Error: Failed to scrape. Scrape aborted after exceeding retry limit (document_antibot). - No additional error details provided.</w:t>
+        <w:t>COAF | Notícias - A fonte exibe 'Carregando' e não apresenta notícias para extração de itens.</w:t>
       </w:r>
     </w:p>
     <w:p/>
@@ -10467,7 +6639,7 @@
           <w:color w:val="888888"/>
           <w:sz w:val="16"/>
         </w:rPr>
-        <w:t>Janela analisada: 2026-07-01T00:00 ate 2026-07-02T17:09</w:t>
+        <w:t>Janela analisada: 2026-07-02T00:00 ate 2026-07-03T09:57</w:t>
       </w:r>
     </w:p>
     <w:sectPr>

--- a/output/boletim.docx
+++ b/output/boletim.docx
@@ -52,7 +52,7 @@
                 <w:color w:val="FFFFFF"/>
                 <w:sz w:val="28"/>
               </w:rPr>
-              <w:t>3 de julho de 2026</w:t>
+              <w:t>6 de julho de 2026</w:t>
             </w:r>
           </w:p>
         </w:tc>
@@ -87,7 +87,7 @@
                 <w:color w:val="1A4D2E"/>
                 <w:sz w:val="56"/>
               </w:rPr>
-              <w:t>71</w:t>
+              <w:t>57</w:t>
             </w:r>
           </w:p>
         </w:tc>
@@ -106,7 +106,7 @@
                 <w:color w:val="C0392B"/>
                 <w:sz w:val="56"/>
               </w:rPr>
-              <w:t>31</w:t>
+              <w:t>17</w:t>
             </w:r>
           </w:p>
         </w:tc>
@@ -125,7 +125,7 @@
                 <w:color w:val="D68910"/>
                 <w:sz w:val="56"/>
               </w:rPr>
-              <w:t>36</w:t>
+              <w:t>20</w:t>
             </w:r>
           </w:p>
         </w:tc>
@@ -144,7 +144,7 @@
                 <w:color w:val="7F8C8D"/>
                 <w:sz w:val="56"/>
               </w:rPr>
-              <w:t>4</w:t>
+              <w:t>20</w:t>
             </w:r>
           </w:p>
         </w:tc>
@@ -307,7 +307,7 @@
                   <w:u w:val="single"/>
                   <w:b/>
                 </w:rPr>
-                <w:t>Lei nº 15.455, de 1º.7.2026</w:t>
+                <w:t>Lei nº 15.458, de 3.7.2026 - Abre crédito extraordinário em favor do Ministério da Integração e do Desenvolvimento Regional, no valor de R$ 266.512.000,00 (duzentos e sessenta e seis milhões quinhentos e doze mil reais), para os fins que especifica.</w:t>
               </w:r>
             </w:hyperlink>
           </w:p>
@@ -320,7 +320,7 @@
                 <w:color w:val="4A4A4A"/>
                 <w:sz w:val="18"/>
               </w:rPr>
-              <w:t>Estabelece medidas de proteção e acolhimento de trabalhadores resgatados de condição análoga à de escravo. Altera o Código Penal e outras leis para incluir disposições referentes ao combate a essa prática.</w:t>
+              <w:t>Abre crédito extraordinário para o Ministério da Integração e do Desenvolvimento Regional, no valor de R$ 266.512.000,00.</w:t>
             </w:r>
           </w:p>
         </w:tc>
@@ -365,7 +365,7 @@
                   <w:u w:val="single"/>
                   <w:b/>
                 </w:rPr>
-                <w:t>Lei Complementar nº 233, de 1º.7.2026</w:t>
+                <w:t>Medida Provisória nº 1.375, de 3.7.2026 - Amplia o rol de Carreiras e Planos Especiais de Cargos cujos ocupantes fazem jus à indenização de que trata a Lei nº 12.855, de 2 de setembro de 2013, altera a Lei nº 15.367, de 30 de março de 2026, para admitir que as pessoas de que tratam o art. 6º da Emenda Constitucional nº 79, de 27 de maio de 2014, e o art. 6º da Emenda Constitucional nº 98, de 6 de dezembro de 2017, exerçam o direito de opção de que tratam os art. 52 a art. 54 da referida Lei, e transforma cargos efetivos vagos.</w:t>
               </w:r>
             </w:hyperlink>
           </w:p>
@@ -378,7 +378,7 @@
                 <w:color w:val="4A4A4A"/>
                 <w:sz w:val="18"/>
               </w:rPr>
-              <w:t>Altera a Lei Complementar nº 79/1994 para destinar recursos do Fundo Penitenciário Nacional (Funpen) à formação e capacitação continuada de servidores do sistema penitenciário e policiais penais.</w:t>
+              <w:t>MP amplia rol de carreiras com direito a indenização, altera leis sobre opção de cargos e transforma cargos vagos.</w:t>
             </w:r>
           </w:p>
         </w:tc>
@@ -409,7 +409,7 @@
                 <w:color w:val="1A4D2E"/>
                 <w:sz w:val="16"/>
               </w:rPr>
-              <w:t>BANCO CENTRAL | NORMAS</w:t>
+              <w:t>PLANALTO | RESENHA DIARIA</w:t>
             </w:r>
           </w:p>
           <w:p>
@@ -423,7 +423,7 @@
                   <w:u w:val="single"/>
                   <w:b/>
                 </w:rPr>
-                <w:t>Comunicado n° 45.502, 2/7/2026</w:t>
+                <w:t>Decreto nº 13.054, de 3.7.2026 - Altera o Regulamento da Previdência Social, aprovado pelo Decreto nº 3.048, de 6 de maio de 1999, para dispor sobre a condição de segurado especial dos associados em cooperativas.</w:t>
               </w:r>
             </w:hyperlink>
           </w:p>
@@ -436,7 +436,7 @@
                 <w:color w:val="4A4A4A"/>
                 <w:sz w:val="18"/>
               </w:rPr>
-              <w:t>Divulga condições para a realização de operações compromissadas com instituições financeiras participantes do módulo Oferta Pública (Ofpub), impactando a liquidez e gestão de ativos.</w:t>
+              <w:t>Altera o Regulamento da Previdência Social para incluir associados em cooperativas como segurados especiais.</w:t>
             </w:r>
           </w:p>
         </w:tc>
@@ -467,7 +467,7 @@
                 <w:color w:val="1A4D2E"/>
                 <w:sz w:val="16"/>
               </w:rPr>
-              <w:t>BANCO CENTRAL | NORMAS</w:t>
+              <w:t>PLANALTO | RESENHA DIARIA</w:t>
             </w:r>
           </w:p>
           <w:p>
@@ -481,7 +481,7 @@
                   <w:u w:val="single"/>
                   <w:b/>
                 </w:rPr>
-                <w:t>Instrução Normativa BCB n° 756, 2/7/2026</w:t>
+                <w:t>Decreto nº 13.052, de 3.7.2026 - Altera o Decreto nº 11.002, de 17 de março de 2022, que regulamenta a Lei nº 13.954, de 16 de dezembro de 2019, e a Medida Provisória nº 2.215-10, de 31 de agosto de 2001, para dispor sobre a remuneração dos militares na ativa, os proventos na inatividade e as pensões militares.</w:t>
               </w:r>
             </w:hyperlink>
           </w:p>
@@ -494,7 +494,7 @@
                 <w:color w:val="4A4A4A"/>
                 <w:sz w:val="18"/>
               </w:rPr>
-              <w:t>Altera a Instrução Normativa BCB nº 693/2025, estabelecendo novos procedimentos para remessa de informações sobre serviços de ativos virtuais no mercado de câmbio.</w:t>
+              <w:t>Altera decreto sobre remuneração, proventos e pensões de militares na ativa e inatividade.</w:t>
             </w:r>
           </w:p>
         </w:tc>
@@ -525,7 +525,7 @@
                 <w:color w:val="1A4D2E"/>
                 <w:sz w:val="16"/>
               </w:rPr>
-              <w:t>MINISTÉRIO DA FAZENDA | NOTÍCIAS</w:t>
+              <w:t>PLANALTO | RESENHA DIARIA</w:t>
             </w:r>
           </w:p>
           <w:p>
@@ -539,7 +539,7 @@
                   <w:u w:val="single"/>
                   <w:b/>
                 </w:rPr>
-                <w:t>Implantação do Cadastro Nacional da Pessoa Jurídica alfanumérico começa no dia 31 deste mês</w:t>
+                <w:t>Decreto nº 13.050, de 3.7.2026 - Altera o Decreto nº 9.226, de 6 de dezembro de 2017, que regulamenta a Lei nº 12.855, de 2 de setembro de 2013, que institui a indenização devida a ocupante de cargo efetivo das Carreiras e Planos Especiais de Cargos que especifica, em exercício nas unidades situadas em localidades estratégicas vinculadas à prevenção, controle, fiscalização e repressão dos delitos transfronteiriços.</w:t>
               </w:r>
             </w:hyperlink>
           </w:p>
@@ -552,7 +552,7 @@
                 <w:color w:val="4A4A4A"/>
                 <w:sz w:val="18"/>
               </w:rPr>
-              <w:t>Início da implantação do CNPJ alfanumérico, sem necessidade de alteração para CNPJs ativos, mas com recomendação de adaptação de sistemas informatizados.</w:t>
+              <w:t>Altera decreto sobre indenização a servidores em localidades estratégicas de combate a delitos transfronteiriços.</w:t>
             </w:r>
           </w:p>
         </w:tc>
@@ -621,7 +621,7 @@
           <w:color w:val="1A1A1A"/>
           <w:sz w:val="22"/>
         </w:rPr>
-        <w:t xml:space="preserve">Lei nº 15.455, de 1º.7.2026   </w:t>
+        <w:t xml:space="preserve">Lei nº 15.458, de 3.7.2026 - Abre crédito extraordinário em favor do Ministério da Integração e do Desenvolvimento Regional, no valor de R$ 266.512.000,00 (duzentos e sessenta e seis milhões quinhentos e doze mil reais), para os fins que especifica.   </w:t>
       </w:r>
       <w:r>
         <w:rPr>
@@ -641,7 +641,7 @@
           <w:color w:val="4A4A4A"/>
           <w:sz w:val="20"/>
         </w:rPr>
-        <w:t>Estabelece medidas de proteção e acolhimento de trabalhadores resgatados de condição análoga à de escravo. Altera o Código Penal e outras leis para incluir disposições referentes ao combate a essa prática.</w:t>
+        <w:t>Abre crédito extraordinário para o Ministério da Integração e do Desenvolvimento Regional, no valor de R$ 266.512.000,00.</w:t>
       </w:r>
     </w:p>
     <w:p>
@@ -661,7 +661,7 @@
           <w:color w:val="888888"/>
           <w:sz w:val="18"/>
         </w:rPr>
-        <w:t xml:space="preserve">2026-07-02   </w:t>
+        <w:t xml:space="preserve">2026-07-06   </w:t>
       </w:r>
       <w:hyperlink r:id="rId9">
         <w:r>
@@ -684,7 +684,7 @@
           <w:color w:val="888888"/>
           <w:sz w:val="16"/>
         </w:rPr>
-        <w:t>Nova legislação com impacto social e jurídico significativo, alterando leis importantes para o combate ao trabalho análogo à escravidão.</w:t>
+        <w:t>Legislação federal com impacto orçamentário significativo.</w:t>
       </w:r>
     </w:p>
     <w:p>
@@ -697,7 +697,83 @@
           <w:color w:val="1A1A1A"/>
           <w:sz w:val="22"/>
         </w:rPr>
-        <w:t xml:space="preserve">Lei Complementar nº 233, de 1º.7.2026   </w:t>
+        <w:t xml:space="preserve">Decreto nº 13.055, de 3.7.2026 - Altera o Decreto nº 11.712, de 20 de setembro de 2023, que qualifica organizações militares da Marinha como Organizações Militares Prestadoras de Serviços, com autonomia de gestão.   </w:t>
+      </w:r>
+      <w:r>
+        <w:rPr>
+          <w:b/>
+          <w:color w:val="D68910"/>
+          <w:sz w:val="16"/>
+        </w:rPr>
+        <w:t>[MÉDIA]</w:t>
+      </w:r>
+    </w:p>
+    <w:p>
+      <w:pPr>
+        <w:spacing w:after="40"/>
+      </w:pPr>
+      <w:r>
+        <w:rPr>
+          <w:color w:val="4A4A4A"/>
+          <w:sz w:val="20"/>
+        </w:rPr>
+        <w:t>Altera decreto que qualifica organizações militares da Marinha como prestadoras de serviços com autonomia de gestão.</w:t>
+      </w:r>
+    </w:p>
+    <w:p>
+      <w:pPr>
+        <w:spacing w:after="40"/>
+      </w:pPr>
+      <w:r>
+        <w:rPr>
+          <w:b/>
+          <w:color w:val="888888"/>
+          <w:sz w:val="18"/>
+        </w:rPr>
+        <w:t xml:space="preserve">Publicado: </w:t>
+      </w:r>
+      <w:r>
+        <w:rPr>
+          <w:color w:val="888888"/>
+          <w:sz w:val="18"/>
+        </w:rPr>
+        <w:t xml:space="preserve">2026-07-06   </w:t>
+      </w:r>
+      <w:hyperlink r:id="rId14">
+        <w:r>
+          <w:rPr>
+            <w:color w:val="1A4D2E"/>
+            <w:u w:val="single"/>
+            <w:b/>
+          </w:rPr>
+          <w:t>Acessar materia</w:t>
+        </w:r>
+      </w:hyperlink>
+    </w:p>
+    <w:p>
+      <w:pPr>
+        <w:spacing w:after="120"/>
+      </w:pPr>
+      <w:r>
+        <w:rPr>
+          <w:i/>
+          <w:color w:val="888888"/>
+          <w:sz w:val="16"/>
+        </w:rPr>
+        <w:t>Ato administrativo que impacta a gestão de órgãos públicos.</w:t>
+      </w:r>
+    </w:p>
+    <w:p>
+      <w:pPr>
+        <w:spacing w:before="160" w:after="40"/>
+      </w:pPr>
+      <w:r>
+        <w:rPr>
+          <w:b/>
+          <w:color w:val="1A1A1A"/>
+          <w:sz w:val="22"/>
+        </w:rPr>
+        <w:t xml:space="preserve">Medida Provisória nº 1.375, de 3.7.2026 - Amplia o rol de Carreiras e Planos Especiais de Cargos cujos ocupantes fazem jus à indenização de que trata a Lei nº 12.855, de 2 de setembro de 2013, altera a Lei nº 15.367, de 30 de março de 2026, para admitir que as pessoas de que tratam o art. 6º da Emenda Constitucional nº 79, de 27 de maio de 2014, e o art. 6º da Emenda Constitucional nº 98, de 6 de dezembro de 2017, exerçam o direito de opção de que tratam os art. 52 a art. 54 da referida Lei, e transforma cargos efetivos vagos.   </w:t>
       </w:r>
       <w:r>
         <w:rPr>
@@ -717,7 +793,7 @@
           <w:color w:val="4A4A4A"/>
           <w:sz w:val="20"/>
         </w:rPr>
-        <w:t>Altera a Lei Complementar nº 79/1994 para destinar recursos do Fundo Penitenciário Nacional (Funpen) à formação e capacitação continuada de servidores do sistema penitenciário e policiais penais.</w:t>
+        <w:t>MP amplia rol de carreiras com direito a indenização, altera leis sobre opção de cargos e transforma cargos vagos.</w:t>
       </w:r>
     </w:p>
     <w:p>
@@ -737,7 +813,7 @@
           <w:color w:val="888888"/>
           <w:sz w:val="18"/>
         </w:rPr>
-        <w:t xml:space="preserve">2026-07-02   </w:t>
+        <w:t xml:space="preserve">2026-07-03   </w:t>
       </w:r>
       <w:hyperlink r:id="rId10">
         <w:r>
@@ -760,7 +836,7 @@
           <w:color w:val="888888"/>
           <w:sz w:val="16"/>
         </w:rPr>
-        <w:t>Altera lei complementar, impactando diretamente o financiamento e a capacitação de profissionais do sistema penitenciário e policiais penais.</w:t>
+        <w:t>Legislação federal com impacto em carreiras e planos de cargos públicos.</w:t>
       </w:r>
     </w:p>
     <w:p>
@@ -773,15 +849,15 @@
           <w:color w:val="1A1A1A"/>
           <w:sz w:val="22"/>
         </w:rPr>
-        <w:t xml:space="preserve">Decreto nº 13.047, de 1º.7.2026   </w:t>
+        <w:t xml:space="preserve">Decreto nº 13.054, de 3.7.2026 - Altera o Regulamento da Previdência Social, aprovado pelo Decreto nº 3.048, de 6 de maio de 1999, para dispor sobre a condição de segurado especial dos associados em cooperativas.   </w:t>
       </w:r>
       <w:r>
         <w:rPr>
           <w:b/>
-          <w:color w:val="D68910"/>
+          <w:color w:val="C0392B"/>
           <w:sz w:val="16"/>
         </w:rPr>
-        <w:t>[MÉDIA]</w:t>
+        <w:t>[ALTA]</w:t>
       </w:r>
     </w:p>
     <w:p>
@@ -793,7 +869,7 @@
           <w:color w:val="4A4A4A"/>
           <w:sz w:val="20"/>
         </w:rPr>
-        <w:t>Promulga o Acordo para a Proteção de Informação Classificada entre Brasil e Portugal, firmado em 2005, visando a proteção mútua de dados sensíveis.</w:t>
+        <w:t>Altera o Regulamento da Previdência Social para incluir associados em cooperativas como segurados especiais.</w:t>
       </w:r>
     </w:p>
     <w:p>
@@ -813,9 +889,9 @@
           <w:color w:val="888888"/>
           <w:sz w:val="18"/>
         </w:rPr>
-        <w:t xml:space="preserve">2026-07-02   </w:t>
-      </w:r>
-      <w:hyperlink r:id="rId14">
+        <w:t xml:space="preserve">2026-07-03   </w:t>
+      </w:r>
+      <w:hyperlink r:id="rId11">
         <w:r>
           <w:rPr>
             <w:color w:val="1A4D2E"/>
@@ -836,7 +912,7 @@
           <w:color w:val="888888"/>
           <w:sz w:val="16"/>
         </w:rPr>
-        <w:t>Promulgação de acordo internacional que afeta a proteção de informações classificadas entre países.</w:t>
+        <w:t>Legislação federal com impacto direto na previdência social e cooperativas.</w:t>
       </w:r>
     </w:p>
     <w:p>
@@ -849,7 +925,7 @@
           <w:color w:val="1A1A1A"/>
           <w:sz w:val="22"/>
         </w:rPr>
-        <w:t xml:space="preserve">Decreto nº 13.046, de 1º.7.2026   </w:t>
+        <w:t xml:space="preserve">Decreto nº 13.053, de 3.7.2026 - Altera o Decreto nº 11.329, de 1º de janeiro de 2023, que aprova a Estrutura Regimental e o Quadro Demonstrativo dos Cargos em Comissão, das Funções de Confiança e das Gratificações da Casa Civil da Presidência da República e remaneja e transforma cargos em comissão, funções de confiança e gratificações.   </w:t>
       </w:r>
       <w:r>
         <w:rPr>
@@ -869,7 +945,7 @@
           <w:color w:val="4A4A4A"/>
           <w:sz w:val="20"/>
         </w:rPr>
-        <w:t>Promulga o Acordo entre Brasil e Eslovênia sobre a Troca e Proteção Mútua de Informações Classificadas, firmado em 2023, reforçando a segurança de dados entre as nações.</w:t>
+        <w:t>Altera estrutura regimental e quadro de cargos da Casa Civil da Presidência da República.</w:t>
       </w:r>
     </w:p>
     <w:p>
@@ -889,7 +965,7 @@
           <w:color w:val="888888"/>
           <w:sz w:val="18"/>
         </w:rPr>
-        <w:t xml:space="preserve">2026-07-02   </w:t>
+        <w:t xml:space="preserve">2026-07-03   </w:t>
       </w:r>
       <w:hyperlink r:id="rId15">
         <w:r>
@@ -912,7 +988,7 @@
           <w:color w:val="888888"/>
           <w:sz w:val="16"/>
         </w:rPr>
-        <w:t>Promulgação de acordo internacional que afeta a proteção de informações classificadas entre países.</w:t>
+        <w:t>Ato administrativo que reorganiza a estrutura de cargos na administração pública.</w:t>
       </w:r>
     </w:p>
     <w:p>
@@ -925,15 +1001,15 @@
           <w:color w:val="1A1A1A"/>
           <w:sz w:val="22"/>
         </w:rPr>
-        <w:t xml:space="preserve">Lei nº 15.454, de 1º.7.2026   </w:t>
+        <w:t xml:space="preserve">Decreto nº 13.052, de 3.7.2026 - Altera o Decreto nº 11.002, de 17 de março de 2022, que regulamenta a Lei nº 13.954, de 16 de dezembro de 2019, e a Medida Provisória nº 2.215-10, de 31 de agosto de 2001, para dispor sobre a remuneração dos militares na ativa, os proventos na inatividade e as pensões militares.   </w:t>
       </w:r>
       <w:r>
         <w:rPr>
           <w:b/>
-          <w:color w:val="7F8C8D"/>
+          <w:color w:val="C0392B"/>
           <w:sz w:val="16"/>
         </w:rPr>
-        <w:t>[BAIXA]</w:t>
+        <w:t>[ALTA]</w:t>
       </w:r>
     </w:p>
     <w:p>
@@ -945,7 +1021,7 @@
           <w:color w:val="4A4A4A"/>
           <w:sz w:val="20"/>
         </w:rPr>
-        <w:t>Dispõe sobre a transferência simbólica da sede do governo federal para Salvador, Bahia, em 2 de julho de cada ano, em caráter comemorativo.</w:t>
+        <w:t>Altera decreto sobre remuneração, proventos e pensões de militares na ativa e inatividade.</w:t>
       </w:r>
     </w:p>
     <w:p>
@@ -965,7 +1041,83 @@
           <w:color w:val="888888"/>
           <w:sz w:val="18"/>
         </w:rPr>
-        <w:t xml:space="preserve">2026-07-02   </w:t>
+        <w:t xml:space="preserve">2026-07-03   </w:t>
+      </w:r>
+      <w:hyperlink r:id="rId12">
+        <w:r>
+          <w:rPr>
+            <w:color w:val="1A4D2E"/>
+            <w:u w:val="single"/>
+            <w:b/>
+          </w:rPr>
+          <w:t>Acessar materia</w:t>
+        </w:r>
+      </w:hyperlink>
+    </w:p>
+    <w:p>
+      <w:pPr>
+        <w:spacing w:after="120"/>
+      </w:pPr>
+      <w:r>
+        <w:rPr>
+          <w:i/>
+          <w:color w:val="888888"/>
+          <w:sz w:val="16"/>
+        </w:rPr>
+        <w:t>Legislação federal com impacto direto em direitos e remuneração de militares.</w:t>
+      </w:r>
+    </w:p>
+    <w:p>
+      <w:pPr>
+        <w:spacing w:before="160" w:after="40"/>
+      </w:pPr>
+      <w:r>
+        <w:rPr>
+          <w:b/>
+          <w:color w:val="1A1A1A"/>
+          <w:sz w:val="22"/>
+        </w:rPr>
+        <w:t xml:space="preserve">Decreto nº 13.051, de 3.7.2026 - Dispõe sobre a distribuição do quantitativo de Gratificação Temporária de Execução e Apoio a Atividades Técnicas e Administrativas – GTATA.   </w:t>
+      </w:r>
+      <w:r>
+        <w:rPr>
+          <w:b/>
+          <w:color w:val="D68910"/>
+          <w:sz w:val="16"/>
+        </w:rPr>
+        <w:t>[MÉDIA]</w:t>
+      </w:r>
+    </w:p>
+    <w:p>
+      <w:pPr>
+        <w:spacing w:after="40"/>
+      </w:pPr>
+      <w:r>
+        <w:rPr>
+          <w:color w:val="4A4A4A"/>
+          <w:sz w:val="20"/>
+        </w:rPr>
+        <w:t>Dispõe sobre a distribuição de Gratificação Temporária para atividades técnicas e administrativas (GTATA).</w:t>
+      </w:r>
+    </w:p>
+    <w:p>
+      <w:pPr>
+        <w:spacing w:after="40"/>
+      </w:pPr>
+      <w:r>
+        <w:rPr>
+          <w:b/>
+          <w:color w:val="888888"/>
+          <w:sz w:val="18"/>
+        </w:rPr>
+        <w:t xml:space="preserve">Publicado: </w:t>
+      </w:r>
+      <w:r>
+        <w:rPr>
+          <w:color w:val="888888"/>
+          <w:sz w:val="18"/>
+        </w:rPr>
+        <w:t xml:space="preserve">2026-07-03   </w:t>
       </w:r>
       <w:hyperlink r:id="rId16">
         <w:r>
@@ -988,7 +1140,387 @@
           <w:color w:val="888888"/>
           <w:sz w:val="16"/>
         </w:rPr>
-        <w:t>Ato de caráter simbólico e institucional, sem impacto regulatório ou econômico direto.</w:t>
+        <w:t>Ato administrativo que impacta a remuneração de servidores.</w:t>
+      </w:r>
+    </w:p>
+    <w:p>
+      <w:pPr>
+        <w:spacing w:before="160" w:after="40"/>
+      </w:pPr>
+      <w:r>
+        <w:rPr>
+          <w:b/>
+          <w:color w:val="1A1A1A"/>
+          <w:sz w:val="22"/>
+        </w:rPr>
+        <w:t xml:space="preserve">Decreto nº 13.050, de 3.7.2026 - Altera o Decreto nº 9.226, de 6 de dezembro de 2017, que regulamenta a Lei nº 12.855, de 2 de setembro de 2013, que institui a indenização devida a ocupante de cargo efetivo das Carreiras e Planos Especiais de Cargos que especifica, em exercício nas unidades situadas em localidades estratégicas vinculadas à prevenção, controle, fiscalização e repressão dos delitos transfronteiriços.   </w:t>
+      </w:r>
+      <w:r>
+        <w:rPr>
+          <w:b/>
+          <w:color w:val="C0392B"/>
+          <w:sz w:val="16"/>
+        </w:rPr>
+        <w:t>[ALTA]</w:t>
+      </w:r>
+    </w:p>
+    <w:p>
+      <w:pPr>
+        <w:spacing w:after="40"/>
+      </w:pPr>
+      <w:r>
+        <w:rPr>
+          <w:color w:val="4A4A4A"/>
+          <w:sz w:val="20"/>
+        </w:rPr>
+        <w:t>Altera decreto sobre indenização a servidores em localidades estratégicas de combate a delitos transfronteiriços.</w:t>
+      </w:r>
+    </w:p>
+    <w:p>
+      <w:pPr>
+        <w:spacing w:after="40"/>
+      </w:pPr>
+      <w:r>
+        <w:rPr>
+          <w:b/>
+          <w:color w:val="888888"/>
+          <w:sz w:val="18"/>
+        </w:rPr>
+        <w:t xml:space="preserve">Publicado: </w:t>
+      </w:r>
+      <w:r>
+        <w:rPr>
+          <w:color w:val="888888"/>
+          <w:sz w:val="18"/>
+        </w:rPr>
+        <w:t xml:space="preserve">2026-07-03   </w:t>
+      </w:r>
+      <w:hyperlink r:id="rId13">
+        <w:r>
+          <w:rPr>
+            <w:color w:val="1A4D2E"/>
+            <w:u w:val="single"/>
+            <w:b/>
+          </w:rPr>
+          <w:t>Acessar materia</w:t>
+        </w:r>
+      </w:hyperlink>
+    </w:p>
+    <w:p>
+      <w:pPr>
+        <w:spacing w:after="120"/>
+      </w:pPr>
+      <w:r>
+        <w:rPr>
+          <w:i/>
+          <w:color w:val="888888"/>
+          <w:sz w:val="16"/>
+        </w:rPr>
+        <w:t>Legislação federal com impacto em direitos de servidores públicos.</w:t>
+      </w:r>
+    </w:p>
+    <w:p>
+      <w:pPr>
+        <w:spacing w:before="160" w:after="40"/>
+      </w:pPr>
+      <w:r>
+        <w:rPr>
+          <w:b/>
+          <w:color w:val="1A1A1A"/>
+          <w:sz w:val="22"/>
+        </w:rPr>
+        <w:t xml:space="preserve">Decreto nº 13.049, de 3.7.2026 - Regulamenta a Lei nº 12.855, de 2 de setembro de 2013, que institui a indenização devida a ocupante de cargo efetivo das Carreiras e Planos Especiais de Cargos que especifica, em exercício nas unidades situadas em localidades estratégicas vinculadas à prevenção, controle, fiscalização e repressão dos delitos transfronteiriços, quanto às Carreiras e aos Planos de Cargos que especifica.   </w:t>
+      </w:r>
+      <w:r>
+        <w:rPr>
+          <w:b/>
+          <w:color w:val="C0392B"/>
+          <w:sz w:val="16"/>
+        </w:rPr>
+        <w:t>[ALTA]</w:t>
+      </w:r>
+    </w:p>
+    <w:p>
+      <w:pPr>
+        <w:spacing w:after="40"/>
+      </w:pPr>
+      <w:r>
+        <w:rPr>
+          <w:color w:val="4A4A4A"/>
+          <w:sz w:val="20"/>
+        </w:rPr>
+        <w:t>Regulamenta lei sobre indenização a servidores em localidades estratégicas de combate a delitos transfronteiriços.</w:t>
+      </w:r>
+    </w:p>
+    <w:p>
+      <w:pPr>
+        <w:spacing w:after="40"/>
+      </w:pPr>
+      <w:r>
+        <w:rPr>
+          <w:b/>
+          <w:color w:val="888888"/>
+          <w:sz w:val="18"/>
+        </w:rPr>
+        <w:t xml:space="preserve">Publicado: </w:t>
+      </w:r>
+      <w:r>
+        <w:rPr>
+          <w:color w:val="888888"/>
+          <w:sz w:val="18"/>
+        </w:rPr>
+        <w:t xml:space="preserve">2026-07-03   </w:t>
+      </w:r>
+      <w:hyperlink r:id="rId17">
+        <w:r>
+          <w:rPr>
+            <w:color w:val="1A4D2E"/>
+            <w:u w:val="single"/>
+            <w:b/>
+          </w:rPr>
+          <w:t>Acessar materia</w:t>
+        </w:r>
+      </w:hyperlink>
+    </w:p>
+    <w:p>
+      <w:pPr>
+        <w:spacing w:after="120"/>
+      </w:pPr>
+      <w:r>
+        <w:rPr>
+          <w:i/>
+          <w:color w:val="888888"/>
+          <w:sz w:val="16"/>
+        </w:rPr>
+        <w:t>Legislação federal com impacto em direitos de servidores públicos.</w:t>
+      </w:r>
+    </w:p>
+    <w:p>
+      <w:pPr>
+        <w:spacing w:before="160" w:after="40"/>
+      </w:pPr>
+      <w:r>
+        <w:rPr>
+          <w:b/>
+          <w:color w:val="1A1A1A"/>
+          <w:sz w:val="22"/>
+        </w:rPr>
+        <w:t xml:space="preserve">Decreto nº 13.048, de 3.7.2026 - Estabelece os critérios e os procedimentos para a concessão do Reconhecimento de Saberes e Competências aos servidores ocupantes dos cargos do Plano de Carreira dos Cargos Técnico-Administrativos em Educação.   </w:t>
+      </w:r>
+      <w:r>
+        <w:rPr>
+          <w:b/>
+          <w:color w:val="D68910"/>
+          <w:sz w:val="16"/>
+        </w:rPr>
+        <w:t>[MÉDIA]</w:t>
+      </w:r>
+    </w:p>
+    <w:p>
+      <w:pPr>
+        <w:spacing w:after="40"/>
+      </w:pPr>
+      <w:r>
+        <w:rPr>
+          <w:color w:val="4A4A4A"/>
+          <w:sz w:val="20"/>
+        </w:rPr>
+        <w:t>Estabelece critérios para concessão de Reconhecimento de Saberes e Competências a servidores técnico-administrativos em Educação.</w:t>
+      </w:r>
+    </w:p>
+    <w:p>
+      <w:pPr>
+        <w:spacing w:after="40"/>
+      </w:pPr>
+      <w:r>
+        <w:rPr>
+          <w:b/>
+          <w:color w:val="888888"/>
+          <w:sz w:val="18"/>
+        </w:rPr>
+        <w:t xml:space="preserve">Publicado: </w:t>
+      </w:r>
+      <w:r>
+        <w:rPr>
+          <w:color w:val="888888"/>
+          <w:sz w:val="18"/>
+        </w:rPr>
+        <w:t xml:space="preserve">2026-07-03   </w:t>
+      </w:r>
+      <w:hyperlink r:id="rId18">
+        <w:r>
+          <w:rPr>
+            <w:color w:val="1A4D2E"/>
+            <w:u w:val="single"/>
+            <w:b/>
+          </w:rPr>
+          <w:t>Acessar materia</w:t>
+        </w:r>
+      </w:hyperlink>
+    </w:p>
+    <w:p>
+      <w:pPr>
+        <w:spacing w:after="120"/>
+      </w:pPr>
+      <w:r>
+        <w:rPr>
+          <w:i/>
+          <w:color w:val="888888"/>
+          <w:sz w:val="16"/>
+        </w:rPr>
+        <w:t>Ato administrativo que impacta a carreira de servidores públicos.</w:t>
+      </w:r>
+    </w:p>
+    <w:p>
+      <w:pPr>
+        <w:spacing w:before="160" w:after="40"/>
+      </w:pPr>
+      <w:r>
+        <w:rPr>
+          <w:b/>
+          <w:color w:val="1A1A1A"/>
+          <w:sz w:val="22"/>
+        </w:rPr>
+        <w:t xml:space="preserve">Lei nº 15.457, de 3.7.2026 - Cria a Universidade Federal do Esporte.   </w:t>
+      </w:r>
+      <w:r>
+        <w:rPr>
+          <w:b/>
+          <w:color w:val="C0392B"/>
+          <w:sz w:val="16"/>
+        </w:rPr>
+        <w:t>[ALTA]</w:t>
+      </w:r>
+    </w:p>
+    <w:p>
+      <w:pPr>
+        <w:spacing w:after="40"/>
+      </w:pPr>
+      <w:r>
+        <w:rPr>
+          <w:color w:val="4A4A4A"/>
+          <w:sz w:val="20"/>
+        </w:rPr>
+        <w:t>Cria a Universidade Federal do Esporte.</w:t>
+      </w:r>
+    </w:p>
+    <w:p>
+      <w:pPr>
+        <w:spacing w:after="40"/>
+      </w:pPr>
+      <w:r>
+        <w:rPr>
+          <w:b/>
+          <w:color w:val="888888"/>
+          <w:sz w:val="18"/>
+        </w:rPr>
+        <w:t xml:space="preserve">Publicado: </w:t>
+      </w:r>
+      <w:r>
+        <w:rPr>
+          <w:color w:val="888888"/>
+          <w:sz w:val="18"/>
+        </w:rPr>
+        <w:t xml:space="preserve">2026-07-03   </w:t>
+      </w:r>
+      <w:hyperlink r:id="rId19">
+        <w:r>
+          <w:rPr>
+            <w:color w:val="1A4D2E"/>
+            <w:u w:val="single"/>
+            <w:b/>
+          </w:rPr>
+          <w:t>Acessar materia</w:t>
+        </w:r>
+      </w:hyperlink>
+    </w:p>
+    <w:p>
+      <w:pPr>
+        <w:spacing w:after="120"/>
+      </w:pPr>
+      <w:r>
+        <w:rPr>
+          <w:i/>
+          <w:color w:val="888888"/>
+          <w:sz w:val="16"/>
+        </w:rPr>
+        <w:t>Legislação federal que cria uma nova instituição de ensino superior.</w:t>
+      </w:r>
+    </w:p>
+    <w:p>
+      <w:pPr>
+        <w:spacing w:before="160" w:after="40"/>
+      </w:pPr>
+      <w:r>
+        <w:rPr>
+          <w:b/>
+          <w:color w:val="1A1A1A"/>
+          <w:sz w:val="22"/>
+        </w:rPr>
+        <w:t xml:space="preserve">Lei nº 15.456, de 3.7.2026 - Regulamenta a profissão de protesista/ortesista ortopédico.   </w:t>
+      </w:r>
+      <w:r>
+        <w:rPr>
+          <w:b/>
+          <w:color w:val="C0392B"/>
+          <w:sz w:val="16"/>
+        </w:rPr>
+        <w:t>[ALTA]</w:t>
+      </w:r>
+    </w:p>
+    <w:p>
+      <w:pPr>
+        <w:spacing w:after="40"/>
+      </w:pPr>
+      <w:r>
+        <w:rPr>
+          <w:color w:val="4A4A4A"/>
+          <w:sz w:val="20"/>
+        </w:rPr>
+        <w:t>Regulamenta a profissão de protesista/ortesista ortopédico.</w:t>
+      </w:r>
+    </w:p>
+    <w:p>
+      <w:pPr>
+        <w:spacing w:after="40"/>
+      </w:pPr>
+      <w:r>
+        <w:rPr>
+          <w:b/>
+          <w:color w:val="888888"/>
+          <w:sz w:val="18"/>
+        </w:rPr>
+        <w:t xml:space="preserve">Publicado: </w:t>
+      </w:r>
+      <w:r>
+        <w:rPr>
+          <w:color w:val="888888"/>
+          <w:sz w:val="18"/>
+        </w:rPr>
+        <w:t xml:space="preserve">2026-07-03   </w:t>
+      </w:r>
+      <w:hyperlink r:id="rId20">
+        <w:r>
+          <w:rPr>
+            <w:color w:val="1A4D2E"/>
+            <w:u w:val="single"/>
+            <w:b/>
+          </w:rPr>
+          <w:t>Acessar materia</w:t>
+        </w:r>
+      </w:hyperlink>
+    </w:p>
+    <w:p>
+      <w:pPr>
+        <w:spacing w:after="120"/>
+      </w:pPr>
+      <w:r>
+        <w:rPr>
+          <w:i/>
+          <w:color w:val="888888"/>
+          <w:sz w:val="16"/>
+        </w:rPr>
+        <w:t>Legislação federal que regulamenta uma profissão.</w:t>
       </w:r>
     </w:p>
     <w:p/>
@@ -1054,15 +1586,15 @@
           <w:color w:val="1A1A1A"/>
           <w:sz w:val="22"/>
         </w:rPr>
-        <w:t xml:space="preserve">Comunicado n° 45.503, 3/7/2026   </w:t>
+        <w:t xml:space="preserve">Comunicado n° 45.509, 6/7/2026   </w:t>
       </w:r>
       <w:r>
         <w:rPr>
           <w:b/>
-          <w:color w:val="D68910"/>
+          <w:color w:val="7F8C8D"/>
           <w:sz w:val="16"/>
         </w:rPr>
-        <w:t>[MÉDIA]</w:t>
+        <w:t>[BAIXA]</w:t>
       </w:r>
     </w:p>
     <w:p>
@@ -1074,7 +1606,7 @@
           <w:color w:val="4A4A4A"/>
           <w:sz w:val="20"/>
         </w:rPr>
-        <w:t>Divulga a Taxa Básica Financeira (TBF), o Redutor "R" e a Taxa Referencial (TR) relativos a 2 de julho de 2026, parâmetros essenciais para o mercado financeiro.</w:t>
+        <w:t>Divulga nomes de pessoas eleitas ou nomeadas para cargos de administração em instituições autorizadas a funcionar, para recebimento de eventuais objeções.</w:t>
       </w:r>
     </w:p>
     <w:p>
@@ -1094,505 +1626,7 @@
           <w:color w:val="888888"/>
           <w:sz w:val="18"/>
         </w:rPr>
-        <w:t xml:space="preserve">2026-07-03T09:01   </w:t>
-      </w:r>
-      <w:hyperlink r:id="rId17">
-        <w:r>
-          <w:rPr>
-            <w:color w:val="1A4D2E"/>
-            <w:u w:val="single"/>
-            <w:b/>
-          </w:rPr>
-          <w:t>Acessar materia</w:t>
-        </w:r>
-      </w:hyperlink>
-    </w:p>
-    <w:p>
-      <w:pPr>
-        <w:spacing w:after="120"/>
-      </w:pPr>
-      <w:r>
-        <w:rPr>
-          <w:i/>
-          <w:color w:val="888888"/>
-          <w:sz w:val="16"/>
-        </w:rPr>
-        <w:t>Informação de mercado relevante para cálculos financeiros e investimentos.</w:t>
-      </w:r>
-    </w:p>
-    <w:p>
-      <w:pPr>
-        <w:spacing w:before="160" w:after="40"/>
-      </w:pPr>
-      <w:r>
-        <w:rPr>
-          <w:b/>
-          <w:color w:val="1A1A1A"/>
-          <w:sz w:val="22"/>
-        </w:rPr>
-        <w:t xml:space="preserve">Comunicado n° 45.502, 2/7/2026   </w:t>
-      </w:r>
-      <w:r>
-        <w:rPr>
-          <w:b/>
-          <w:color w:val="C0392B"/>
-          <w:sz w:val="16"/>
-        </w:rPr>
-        <w:t>[ALTA]</w:t>
-      </w:r>
-    </w:p>
-    <w:p>
-      <w:pPr>
-        <w:spacing w:after="40"/>
-      </w:pPr>
-      <w:r>
-        <w:rPr>
-          <w:color w:val="4A4A4A"/>
-          <w:sz w:val="20"/>
-        </w:rPr>
-        <w:t>Divulga condições para a realização de operações compromissadas com instituições financeiras participantes do módulo Oferta Pública (Ofpub), impactando a liquidez e gestão de ativos.</w:t>
-      </w:r>
-    </w:p>
-    <w:p>
-      <w:pPr>
-        <w:spacing w:after="40"/>
-      </w:pPr>
-      <w:r>
-        <w:rPr>
-          <w:b/>
-          <w:color w:val="888888"/>
-          <w:sz w:val="18"/>
-        </w:rPr>
-        <w:t xml:space="preserve">Publicado: </w:t>
-      </w:r>
-      <w:r>
-        <w:rPr>
-          <w:color w:val="888888"/>
-          <w:sz w:val="18"/>
-        </w:rPr>
-        <w:t xml:space="preserve">2026-07-02T18:32   </w:t>
-      </w:r>
-      <w:hyperlink r:id="rId11">
-        <w:r>
-          <w:rPr>
-            <w:color w:val="1A4D2E"/>
-            <w:u w:val="single"/>
-            <w:b/>
-          </w:rPr>
-          <w:t>Acessar materia</w:t>
-        </w:r>
-      </w:hyperlink>
-    </w:p>
-    <w:p>
-      <w:pPr>
-        <w:spacing w:after="120"/>
-      </w:pPr>
-      <w:r>
-        <w:rPr>
-          <w:i/>
-          <w:color w:val="888888"/>
-          <w:sz w:val="16"/>
-        </w:rPr>
-        <w:t>Novas condições para operações financeiras, com impacto direto em instituições financeiras.</w:t>
-      </w:r>
-    </w:p>
-    <w:p>
-      <w:pPr>
-        <w:spacing w:before="160" w:after="40"/>
-      </w:pPr>
-      <w:r>
-        <w:rPr>
-          <w:b/>
-          <w:color w:val="1A1A1A"/>
-          <w:sz w:val="22"/>
-        </w:rPr>
-        <w:t xml:space="preserve">Instrução Normativa BCB n° 756, 2/7/2026   </w:t>
-      </w:r>
-      <w:r>
-        <w:rPr>
-          <w:b/>
-          <w:color w:val="C0392B"/>
-          <w:sz w:val="16"/>
-        </w:rPr>
-        <w:t>[ALTA]</w:t>
-      </w:r>
-    </w:p>
-    <w:p>
-      <w:pPr>
-        <w:spacing w:after="40"/>
-      </w:pPr>
-      <w:r>
-        <w:rPr>
-          <w:color w:val="4A4A4A"/>
-          <w:sz w:val="20"/>
-        </w:rPr>
-        <w:t>Altera a Instrução Normativa BCB nº 693/2025, estabelecendo novos procedimentos para remessa de informações sobre serviços de ativos virtuais no mercado de câmbio.</w:t>
-      </w:r>
-    </w:p>
-    <w:p>
-      <w:pPr>
-        <w:spacing w:after="40"/>
-      </w:pPr>
-      <w:r>
-        <w:rPr>
-          <w:b/>
-          <w:color w:val="888888"/>
-          <w:sz w:val="18"/>
-        </w:rPr>
-        <w:t xml:space="preserve">Publicado: </w:t>
-      </w:r>
-      <w:r>
-        <w:rPr>
-          <w:color w:val="888888"/>
-          <w:sz w:val="18"/>
-        </w:rPr>
-        <w:t xml:space="preserve">2026-07-02T15:18   </w:t>
-      </w:r>
-      <w:hyperlink r:id="rId12">
-        <w:r>
-          <w:rPr>
-            <w:color w:val="1A4D2E"/>
-            <w:u w:val="single"/>
-            <w:b/>
-          </w:rPr>
-          <w:t>Acessar materia</w:t>
-        </w:r>
-      </w:hyperlink>
-    </w:p>
-    <w:p>
-      <w:pPr>
-        <w:spacing w:after="120"/>
-      </w:pPr>
-      <w:r>
-        <w:rPr>
-          <w:i/>
-          <w:color w:val="888888"/>
-          <w:sz w:val="16"/>
-        </w:rPr>
-        <w:t>Altera norma regulatória com impacto direto em prestadores de serviços de ativos virtuais e no mercado de câmbio.</w:t>
-      </w:r>
-    </w:p>
-    <w:p>
-      <w:pPr>
-        <w:spacing w:before="160" w:after="40"/>
-      </w:pPr>
-      <w:r>
-        <w:rPr>
-          <w:b/>
-          <w:color w:val="1A1A1A"/>
-          <w:sz w:val="22"/>
-        </w:rPr>
-        <w:t xml:space="preserve">Comunicado n° 45.499, 2/7/2026   </w:t>
-      </w:r>
-      <w:r>
-        <w:rPr>
-          <w:b/>
-          <w:color w:val="D68910"/>
-          <w:sz w:val="16"/>
-        </w:rPr>
-        <w:t>[MÉDIA]</w:t>
-      </w:r>
-    </w:p>
-    <w:p>
-      <w:pPr>
-        <w:spacing w:after="40"/>
-      </w:pPr>
-      <w:r>
-        <w:rPr>
-          <w:color w:val="4A4A4A"/>
-          <w:sz w:val="20"/>
-        </w:rPr>
-        <w:t>Divulga as Taxas Básicas Financeiras (TBF), os Redutores "R" e as Taxas Referenciais (TR) relativos a 1 de julho de 2026, utilizados como referência em diversas operações financeiras.</w:t>
-      </w:r>
-    </w:p>
-    <w:p>
-      <w:pPr>
-        <w:spacing w:after="40"/>
-      </w:pPr>
-      <w:r>
-        <w:rPr>
-          <w:b/>
-          <w:color w:val="888888"/>
-          <w:sz w:val="18"/>
-        </w:rPr>
-        <w:t xml:space="preserve">Publicado: </w:t>
-      </w:r>
-      <w:r>
-        <w:rPr>
-          <w:color w:val="888888"/>
-          <w:sz w:val="18"/>
-        </w:rPr>
-        <w:t xml:space="preserve">2026-07-02T09:02   </w:t>
-      </w:r>
-      <w:hyperlink r:id="rId18">
-        <w:r>
-          <w:rPr>
-            <w:color w:val="1A4D2E"/>
-            <w:u w:val="single"/>
-            <w:b/>
-          </w:rPr>
-          <w:t>Acessar materia</w:t>
-        </w:r>
-      </w:hyperlink>
-    </w:p>
-    <w:p>
-      <w:pPr>
-        <w:spacing w:after="120"/>
-      </w:pPr>
-      <w:r>
-        <w:rPr>
-          <w:i/>
-          <w:color w:val="888888"/>
-          <w:sz w:val="16"/>
-        </w:rPr>
-        <w:t>Informação de mercado relevante para cálculos financeiros e investimentos.</w:t>
-      </w:r>
-    </w:p>
-    <w:p>
-      <w:pPr>
-        <w:spacing w:before="240" w:after="80"/>
-      </w:pPr>
-      <w:r>
-        <w:rPr>
-          <w:b/>
-          <w:color w:val="1A4D2E"/>
-          <w:sz w:val="20"/>
-        </w:rPr>
-        <w:t>CVM | NOTÍCIAS</w:t>
-      </w:r>
-    </w:p>
-    <w:p>
-      <w:pPr>
-        <w:spacing w:before="0" w:after="40"/>
-        <w:pBdr>
-          <w:bottom w:val="single" w:sz="8" w:space="1" w:color="1A4D2E"/>
-        </w:pBdr>
-      </w:pPr>
-    </w:p>
-    <w:p>
-      <w:pPr>
-        <w:spacing w:before="160" w:after="40"/>
-      </w:pPr>
-      <w:r>
-        <w:rPr>
-          <w:b/>
-          <w:color w:val="1A1A1A"/>
-          <w:sz w:val="22"/>
-        </w:rPr>
-        <w:t xml:space="preserve">CVM altera pontualmente Resolução 50 sobre PLD/FTP   </w:t>
-      </w:r>
-      <w:r>
-        <w:rPr>
-          <w:b/>
-          <w:color w:val="C0392B"/>
-          <w:sz w:val="16"/>
-        </w:rPr>
-        <w:t>[ALTA]</w:t>
-      </w:r>
-    </w:p>
-    <w:p>
-      <w:pPr>
-        <w:spacing w:after="40"/>
-      </w:pPr>
-      <w:r>
-        <w:rPr>
-          <w:color w:val="4A4A4A"/>
-          <w:sz w:val="20"/>
-        </w:rPr>
-        <w:t>CVM altera a Resolução 50, focando no tratamento de operações com investidores não residentes de países que não aplicam as recomendações do GAFI sobre PLD/FTP.</w:t>
-      </w:r>
-    </w:p>
-    <w:p>
-      <w:pPr>
-        <w:spacing w:after="40"/>
-      </w:pPr>
-      <w:r>
-        <w:rPr>
-          <w:b/>
-          <w:color w:val="888888"/>
-          <w:sz w:val="18"/>
-        </w:rPr>
-        <w:t xml:space="preserve">Publicado: </w:t>
-      </w:r>
-      <w:r>
-        <w:rPr>
-          <w:color w:val="888888"/>
-          <w:sz w:val="18"/>
-        </w:rPr>
-        <w:t xml:space="preserve">2026-07-02   </w:t>
-      </w:r>
-      <w:hyperlink r:id="rId19">
-        <w:r>
-          <w:rPr>
-            <w:color w:val="1A4D2E"/>
-            <w:u w:val="single"/>
-            <w:b/>
-          </w:rPr>
-          <w:t>Acessar materia</w:t>
-        </w:r>
-      </w:hyperlink>
-    </w:p>
-    <w:p>
-      <w:pPr>
-        <w:spacing w:after="120"/>
-      </w:pPr>
-      <w:r>
-        <w:rPr>
-          <w:i/>
-          <w:color w:val="888888"/>
-          <w:sz w:val="16"/>
-        </w:rPr>
-        <w:t>Alteração de resolução com impacto direto na regulação do mercado financeiro e na prevenção à lavagem de dinheiro.</w:t>
-      </w:r>
-    </w:p>
-    <w:p>
-      <w:pPr>
-        <w:spacing w:before="240" w:after="80"/>
-      </w:pPr>
-      <w:r>
-        <w:rPr>
-          <w:b/>
-          <w:color w:val="1A4D2E"/>
-          <w:sz w:val="20"/>
-        </w:rPr>
-        <w:t>B3 | OFÍCIOS E COMUNICADOS</w:t>
-      </w:r>
-    </w:p>
-    <w:p>
-      <w:pPr>
-        <w:spacing w:before="0" w:after="40"/>
-        <w:pBdr>
-          <w:bottom w:val="single" w:sz="8" w:space="1" w:color="1A4D2E"/>
-        </w:pBdr>
-      </w:pPr>
-    </w:p>
-    <w:p>
-      <w:pPr>
-        <w:spacing w:before="160" w:after="40"/>
-      </w:pPr>
-      <w:r>
-        <w:rPr>
-          <w:b/>
-          <w:color w:val="1A1A1A"/>
-          <w:sz w:val="22"/>
-        </w:rPr>
-        <w:t xml:space="preserve">ePUMA Multi Relay – Liberação de Regra de Firewall de Rede   </w:t>
-      </w:r>
-      <w:r>
-        <w:rPr>
-          <w:b/>
-          <w:color w:val="D68910"/>
-          <w:sz w:val="16"/>
-        </w:rPr>
-        <w:t>[MÉDIA]</w:t>
-      </w:r>
-    </w:p>
-    <w:p>
-      <w:pPr>
-        <w:spacing w:after="40"/>
-      </w:pPr>
-      <w:r>
-        <w:rPr>
-          <w:color w:val="4A4A4A"/>
-          <w:sz w:val="20"/>
-        </w:rPr>
-        <w:t>B3 informa sobre nova atualização de arquitetura no ePUMA Multi Relay, com liberação de regra de firewall de rede, para aprimoramento contínuo dos sistemas de negociação.</w:t>
-      </w:r>
-    </w:p>
-    <w:p>
-      <w:pPr>
-        <w:spacing w:after="40"/>
-      </w:pPr>
-      <w:r>
-        <w:rPr>
-          <w:b/>
-          <w:color w:val="888888"/>
-          <w:sz w:val="18"/>
-        </w:rPr>
-        <w:t xml:space="preserve">Publicado: </w:t>
-      </w:r>
-      <w:r>
-        <w:rPr>
-          <w:color w:val="888888"/>
-          <w:sz w:val="18"/>
-        </w:rPr>
-        <w:t xml:space="preserve">2026-07-02   </w:t>
-      </w:r>
-      <w:hyperlink r:id="rId20">
-        <w:r>
-          <w:rPr>
-            <w:color w:val="1A4D2E"/>
-            <w:u w:val="single"/>
-            <w:b/>
-          </w:rPr>
-          <w:t>Acessar materia</w:t>
-        </w:r>
-      </w:hyperlink>
-    </w:p>
-    <w:p>
-      <w:pPr>
-        <w:spacing w:after="120"/>
-      </w:pPr>
-      <w:r>
-        <w:rPr>
-          <w:i/>
-          <w:color w:val="888888"/>
-          <w:sz w:val="16"/>
-        </w:rPr>
-        <w:t>Atualização técnica em sistema de negociação, impactando a infraestrutura de TI dos participantes do mercado.</w:t>
-      </w:r>
-    </w:p>
-    <w:p>
-      <w:pPr>
-        <w:spacing w:before="160" w:after="40"/>
-      </w:pPr>
-      <w:r>
-        <w:rPr>
-          <w:b/>
-          <w:color w:val="1A1A1A"/>
-          <w:sz w:val="22"/>
-        </w:rPr>
-        <w:t xml:space="preserve">Nova versão do ePUMA   </w:t>
-      </w:r>
-      <w:r>
-        <w:rPr>
-          <w:b/>
-          <w:color w:val="D68910"/>
-          <w:sz w:val="16"/>
-        </w:rPr>
-        <w:t>[MÉDIA]</w:t>
-      </w:r>
-    </w:p>
-    <w:p>
-      <w:pPr>
-        <w:spacing w:after="40"/>
-      </w:pPr>
-      <w:r>
-        <w:rPr>
-          <w:color w:val="4A4A4A"/>
-          <w:sz w:val="20"/>
-        </w:rPr>
-        <w:t>B3 disponibiliza a versão 7.8.23.0 da plataforma ePUMA para download, como parte do aprimoramento contínuo dos sistemas.</w:t>
-      </w:r>
-    </w:p>
-    <w:p>
-      <w:pPr>
-        <w:spacing w:after="40"/>
-      </w:pPr>
-      <w:r>
-        <w:rPr>
-          <w:b/>
-          <w:color w:val="888888"/>
-          <w:sz w:val="18"/>
-        </w:rPr>
-        <w:t xml:space="preserve">Publicado: </w:t>
-      </w:r>
-      <w:r>
-        <w:rPr>
-          <w:color w:val="888888"/>
-          <w:sz w:val="18"/>
-        </w:rPr>
-        <w:t xml:space="preserve">2026-07-02   </w:t>
+        <w:t xml:space="preserve">2026-07-06T10:07   </w:t>
       </w:r>
       <w:hyperlink r:id="rId21">
         <w:r>
@@ -1615,7 +1649,1037 @@
           <w:color w:val="888888"/>
           <w:sz w:val="16"/>
         </w:rPr>
-        <w:t>Atualização técnica em plataforma de negociação, impactando as operações dos participantes do mercado.</w:t>
+        <w:t>Notícia administrativa sobre nomeações em instituições financeiras.</w:t>
+      </w:r>
+    </w:p>
+    <w:p>
+      <w:pPr>
+        <w:spacing w:before="160" w:after="40"/>
+      </w:pPr>
+      <w:r>
+        <w:rPr>
+          <w:b/>
+          <w:color w:val="1A1A1A"/>
+          <w:sz w:val="22"/>
+        </w:rPr>
+        <w:t xml:space="preserve">Comunicado n° 45.508, 6/7/2026   </w:t>
+      </w:r>
+      <w:r>
+        <w:rPr>
+          <w:b/>
+          <w:color w:val="7F8C8D"/>
+          <w:sz w:val="16"/>
+        </w:rPr>
+        <w:t>[BAIXA]</w:t>
+      </w:r>
+    </w:p>
+    <w:p>
+      <w:pPr>
+        <w:spacing w:after="40"/>
+      </w:pPr>
+      <w:r>
+        <w:rPr>
+          <w:color w:val="4A4A4A"/>
+          <w:sz w:val="20"/>
+        </w:rPr>
+        <w:t>Divulga nome aprovado de pessoas eleitas/nomeadas para cargos de órgãos estatutários ou contratuais de sociedades autorizadas a funcionar pelo Banco Central do Brasil.</w:t>
+      </w:r>
+    </w:p>
+    <w:p>
+      <w:pPr>
+        <w:spacing w:after="40"/>
+      </w:pPr>
+      <w:r>
+        <w:rPr>
+          <w:b/>
+          <w:color w:val="888888"/>
+          <w:sz w:val="18"/>
+        </w:rPr>
+        <w:t xml:space="preserve">Publicado: </w:t>
+      </w:r>
+      <w:r>
+        <w:rPr>
+          <w:color w:val="888888"/>
+          <w:sz w:val="18"/>
+        </w:rPr>
+        <w:t xml:space="preserve">2026-07-06T10:06   </w:t>
+      </w:r>
+      <w:hyperlink r:id="rId22">
+        <w:r>
+          <w:rPr>
+            <w:color w:val="1A4D2E"/>
+            <w:u w:val="single"/>
+            <w:b/>
+          </w:rPr>
+          <w:t>Acessar materia</w:t>
+        </w:r>
+      </w:hyperlink>
+    </w:p>
+    <w:p>
+      <w:pPr>
+        <w:spacing w:after="120"/>
+      </w:pPr>
+      <w:r>
+        <w:rPr>
+          <w:i/>
+          <w:color w:val="888888"/>
+          <w:sz w:val="16"/>
+        </w:rPr>
+        <w:t>Notícia administrativa sobre aprovação de nomes em instituições financeiras.</w:t>
+      </w:r>
+    </w:p>
+    <w:p>
+      <w:pPr>
+        <w:spacing w:before="160" w:after="40"/>
+      </w:pPr>
+      <w:r>
+        <w:rPr>
+          <w:b/>
+          <w:color w:val="1A1A1A"/>
+          <w:sz w:val="22"/>
+        </w:rPr>
+        <w:t xml:space="preserve">Comunicado n° 45.507, 6/7/2026   </w:t>
+      </w:r>
+      <w:r>
+        <w:rPr>
+          <w:b/>
+          <w:color w:val="D68910"/>
+          <w:sz w:val="16"/>
+        </w:rPr>
+        <w:t>[MÉDIA]</w:t>
+      </w:r>
+    </w:p>
+    <w:p>
+      <w:pPr>
+        <w:spacing w:after="40"/>
+      </w:pPr>
+      <w:r>
+        <w:rPr>
+          <w:color w:val="4A4A4A"/>
+          <w:sz w:val="20"/>
+        </w:rPr>
+        <w:t>Divulga a Taxa Básica Financeira (TBF), o Redutor "R" e a Taxa Referencial (TR) relativos a 3 de julho de 2026.</w:t>
+      </w:r>
+    </w:p>
+    <w:p>
+      <w:pPr>
+        <w:spacing w:after="40"/>
+      </w:pPr>
+      <w:r>
+        <w:rPr>
+          <w:b/>
+          <w:color w:val="888888"/>
+          <w:sz w:val="18"/>
+        </w:rPr>
+        <w:t xml:space="preserve">Publicado: </w:t>
+      </w:r>
+      <w:r>
+        <w:rPr>
+          <w:color w:val="888888"/>
+          <w:sz w:val="18"/>
+        </w:rPr>
+        <w:t xml:space="preserve">2026-07-06T09:01   </w:t>
+      </w:r>
+      <w:hyperlink r:id="rId23">
+        <w:r>
+          <w:rPr>
+            <w:color w:val="1A4D2E"/>
+            <w:u w:val="single"/>
+            <w:b/>
+          </w:rPr>
+          <w:t>Acessar materia</w:t>
+        </w:r>
+      </w:hyperlink>
+    </w:p>
+    <w:p>
+      <w:pPr>
+        <w:spacing w:after="120"/>
+      </w:pPr>
+      <w:r>
+        <w:rPr>
+          <w:i/>
+          <w:color w:val="888888"/>
+          <w:sz w:val="16"/>
+        </w:rPr>
+        <w:t>Informação relevante para o mercado financeiro sobre taxas de referência.</w:t>
+      </w:r>
+    </w:p>
+    <w:p>
+      <w:pPr>
+        <w:spacing w:before="160" w:after="40"/>
+      </w:pPr>
+      <w:r>
+        <w:rPr>
+          <w:b/>
+          <w:color w:val="1A1A1A"/>
+          <w:sz w:val="22"/>
+        </w:rPr>
+        <w:t xml:space="preserve">Comunicado n° 45.506, 3/7/2026   </w:t>
+      </w:r>
+      <w:r>
+        <w:rPr>
+          <w:b/>
+          <w:color w:val="D68910"/>
+          <w:sz w:val="16"/>
+        </w:rPr>
+        <w:t>[MÉDIA]</w:t>
+      </w:r>
+    </w:p>
+    <w:p>
+      <w:pPr>
+        <w:spacing w:after="40"/>
+      </w:pPr>
+      <w:r>
+        <w:rPr>
+          <w:color w:val="4A4A4A"/>
+          <w:sz w:val="20"/>
+        </w:rPr>
+        <w:t>Divulga condições para a realização de operações compromissadas com instituições financeiras participantes do módulo Oferta Pública (Ofpub).</w:t>
+      </w:r>
+    </w:p>
+    <w:p>
+      <w:pPr>
+        <w:spacing w:after="40"/>
+      </w:pPr>
+      <w:r>
+        <w:rPr>
+          <w:b/>
+          <w:color w:val="888888"/>
+          <w:sz w:val="18"/>
+        </w:rPr>
+        <w:t xml:space="preserve">Publicado: </w:t>
+      </w:r>
+      <w:r>
+        <w:rPr>
+          <w:color w:val="888888"/>
+          <w:sz w:val="18"/>
+        </w:rPr>
+        <w:t xml:space="preserve">2026-07-03T18:30   </w:t>
+      </w:r>
+      <w:hyperlink r:id="rId24">
+        <w:r>
+          <w:rPr>
+            <w:color w:val="1A4D2E"/>
+            <w:u w:val="single"/>
+            <w:b/>
+          </w:rPr>
+          <w:t>Acessar materia</w:t>
+        </w:r>
+      </w:hyperlink>
+    </w:p>
+    <w:p>
+      <w:pPr>
+        <w:spacing w:after="120"/>
+      </w:pPr>
+      <w:r>
+        <w:rPr>
+          <w:i/>
+          <w:color w:val="888888"/>
+          <w:sz w:val="16"/>
+        </w:rPr>
+        <w:t>Impacta operações financeiras e participantes do mercado.</w:t>
+      </w:r>
+    </w:p>
+    <w:p>
+      <w:pPr>
+        <w:spacing w:before="160" w:after="40"/>
+      </w:pPr>
+      <w:r>
+        <w:rPr>
+          <w:b/>
+          <w:color w:val="1A1A1A"/>
+          <w:sz w:val="22"/>
+        </w:rPr>
+        <w:t xml:space="preserve">Resolução CMN n° 5.326, 3/7/2026   </w:t>
+      </w:r>
+      <w:r>
+        <w:rPr>
+          <w:b/>
+          <w:color w:val="C0392B"/>
+          <w:sz w:val="16"/>
+        </w:rPr>
+        <w:t>[ALTA]</w:t>
+      </w:r>
+    </w:p>
+    <w:p>
+      <w:pPr>
+        <w:spacing w:after="40"/>
+      </w:pPr>
+      <w:r>
+        <w:rPr>
+          <w:color w:val="4A4A4A"/>
+          <w:sz w:val="20"/>
+        </w:rPr>
+        <w:t>Estabelece as condições, os encargos financeiros e os prazos aplicáveis à linha de crédito reembolsável de que trata o art. 3º da Medida Provisória nº 1.373, de 29 de junho de 2026.</w:t>
+      </w:r>
+    </w:p>
+    <w:p>
+      <w:pPr>
+        <w:spacing w:after="40"/>
+      </w:pPr>
+      <w:r>
+        <w:rPr>
+          <w:b/>
+          <w:color w:val="888888"/>
+          <w:sz w:val="18"/>
+        </w:rPr>
+        <w:t xml:space="preserve">Publicado: </w:t>
+      </w:r>
+      <w:r>
+        <w:rPr>
+          <w:color w:val="888888"/>
+          <w:sz w:val="18"/>
+        </w:rPr>
+        <w:t xml:space="preserve">2026-07-03T18:01   </w:t>
+      </w:r>
+      <w:hyperlink r:id="rId25">
+        <w:r>
+          <w:rPr>
+            <w:color w:val="1A4D2E"/>
+            <w:u w:val="single"/>
+            <w:b/>
+          </w:rPr>
+          <w:t>Acessar materia</w:t>
+        </w:r>
+      </w:hyperlink>
+    </w:p>
+    <w:p>
+      <w:pPr>
+        <w:spacing w:after="120"/>
+      </w:pPr>
+      <w:r>
+        <w:rPr>
+          <w:i/>
+          <w:color w:val="888888"/>
+          <w:sz w:val="16"/>
+        </w:rPr>
+        <w:t>Norma regulatória com impacto direto em linhas de crédito.</w:t>
+      </w:r>
+    </w:p>
+    <w:p>
+      <w:pPr>
+        <w:spacing w:before="160" w:after="40"/>
+      </w:pPr>
+      <w:r>
+        <w:rPr>
+          <w:b/>
+          <w:color w:val="1A1A1A"/>
+          <w:sz w:val="22"/>
+        </w:rPr>
+        <w:t xml:space="preserve">Resolução CMN n° 5.325, 3/7/2026   </w:t>
+      </w:r>
+      <w:r>
+        <w:rPr>
+          <w:b/>
+          <w:color w:val="C0392B"/>
+          <w:sz w:val="16"/>
+        </w:rPr>
+        <w:t>[ALTA]</w:t>
+      </w:r>
+    </w:p>
+    <w:p>
+      <w:pPr>
+        <w:spacing w:after="40"/>
+      </w:pPr>
+      <w:r>
+        <w:rPr>
+          <w:color w:val="4A4A4A"/>
+          <w:sz w:val="20"/>
+        </w:rPr>
+        <w:t>Estabelece as condições, os encargos financeiros, os prazos e as demais normas regulamentadoras aplicáveis às linhas de financiamento para beneficiários adimplentes do Fundo de Financiamento Estudantil – Fies.</w:t>
+      </w:r>
+    </w:p>
+    <w:p>
+      <w:pPr>
+        <w:spacing w:after="40"/>
+      </w:pPr>
+      <w:r>
+        <w:rPr>
+          <w:b/>
+          <w:color w:val="888888"/>
+          <w:sz w:val="18"/>
+        </w:rPr>
+        <w:t xml:space="preserve">Publicado: </w:t>
+      </w:r>
+      <w:r>
+        <w:rPr>
+          <w:color w:val="888888"/>
+          <w:sz w:val="18"/>
+        </w:rPr>
+        <w:t xml:space="preserve">2026-07-03T18:01   </w:t>
+      </w:r>
+      <w:hyperlink r:id="rId26">
+        <w:r>
+          <w:rPr>
+            <w:color w:val="1A4D2E"/>
+            <w:u w:val="single"/>
+            <w:b/>
+          </w:rPr>
+          <w:t>Acessar materia</w:t>
+        </w:r>
+      </w:hyperlink>
+    </w:p>
+    <w:p>
+      <w:pPr>
+        <w:spacing w:after="120"/>
+      </w:pPr>
+      <w:r>
+        <w:rPr>
+          <w:i/>
+          <w:color w:val="888888"/>
+          <w:sz w:val="16"/>
+        </w:rPr>
+        <w:t>Norma regulatória com impacto direto em financiamentos estudantis.</w:t>
+      </w:r>
+    </w:p>
+    <w:p>
+      <w:pPr>
+        <w:spacing w:before="160" w:after="40"/>
+      </w:pPr>
+      <w:r>
+        <w:rPr>
+          <w:b/>
+          <w:color w:val="1A1A1A"/>
+          <w:sz w:val="22"/>
+        </w:rPr>
+        <w:t xml:space="preserve">Comunicado n° 45.505, 3/7/2026   </w:t>
+      </w:r>
+      <w:r>
+        <w:rPr>
+          <w:b/>
+          <w:color w:val="7F8C8D"/>
+          <w:sz w:val="16"/>
+        </w:rPr>
+        <w:t>[BAIXA]</w:t>
+      </w:r>
+    </w:p>
+    <w:p>
+      <w:pPr>
+        <w:spacing w:after="40"/>
+      </w:pPr>
+      <w:r>
+        <w:rPr>
+          <w:color w:val="4A4A4A"/>
+          <w:sz w:val="20"/>
+        </w:rPr>
+        <w:t>Divulga nomes de pessoas eleitas ou nomeadas para ocupar cargos de administração em instituições autorizadas a funcionar, para recebimento de eventuais objeções.</w:t>
+      </w:r>
+    </w:p>
+    <w:p>
+      <w:pPr>
+        <w:spacing w:after="40"/>
+      </w:pPr>
+      <w:r>
+        <w:rPr>
+          <w:b/>
+          <w:color w:val="888888"/>
+          <w:sz w:val="18"/>
+        </w:rPr>
+        <w:t xml:space="preserve">Publicado: </w:t>
+      </w:r>
+      <w:r>
+        <w:rPr>
+          <w:color w:val="888888"/>
+          <w:sz w:val="18"/>
+        </w:rPr>
+        <w:t xml:space="preserve">2026-07-03T09:54   </w:t>
+      </w:r>
+      <w:hyperlink r:id="rId27">
+        <w:r>
+          <w:rPr>
+            <w:color w:val="1A4D2E"/>
+            <w:u w:val="single"/>
+            <w:b/>
+          </w:rPr>
+          <w:t>Acessar materia</w:t>
+        </w:r>
+      </w:hyperlink>
+    </w:p>
+    <w:p>
+      <w:pPr>
+        <w:spacing w:after="120"/>
+      </w:pPr>
+      <w:r>
+        <w:rPr>
+          <w:i/>
+          <w:color w:val="888888"/>
+          <w:sz w:val="16"/>
+        </w:rPr>
+        <w:t>Notícia administrativa sobre nomeações em instituições financeiras.</w:t>
+      </w:r>
+    </w:p>
+    <w:p>
+      <w:pPr>
+        <w:spacing w:before="160" w:after="40"/>
+      </w:pPr>
+      <w:r>
+        <w:rPr>
+          <w:b/>
+          <w:color w:val="1A1A1A"/>
+          <w:sz w:val="22"/>
+        </w:rPr>
+        <w:t xml:space="preserve">Comunicado n° 45.504, 3/7/2026   </w:t>
+      </w:r>
+      <w:r>
+        <w:rPr>
+          <w:b/>
+          <w:color w:val="7F8C8D"/>
+          <w:sz w:val="16"/>
+        </w:rPr>
+        <w:t>[BAIXA]</w:t>
+      </w:r>
+    </w:p>
+    <w:p>
+      <w:pPr>
+        <w:spacing w:after="40"/>
+      </w:pPr>
+      <w:r>
+        <w:rPr>
+          <w:color w:val="4A4A4A"/>
+          <w:sz w:val="20"/>
+        </w:rPr>
+        <w:t>Divulga nome aprovado de pessoas eleitas/nomeadas para cargos de órgãos estatutários ou contratuais de sociedades autorizadas a funcionar pelo Banco Central do Brasil.</w:t>
+      </w:r>
+    </w:p>
+    <w:p>
+      <w:pPr>
+        <w:spacing w:after="40"/>
+      </w:pPr>
+      <w:r>
+        <w:rPr>
+          <w:b/>
+          <w:color w:val="888888"/>
+          <w:sz w:val="18"/>
+        </w:rPr>
+        <w:t xml:space="preserve">Publicado: </w:t>
+      </w:r>
+      <w:r>
+        <w:rPr>
+          <w:color w:val="888888"/>
+          <w:sz w:val="18"/>
+        </w:rPr>
+        <w:t xml:space="preserve">2026-07-03T09:53   </w:t>
+      </w:r>
+      <w:hyperlink r:id="rId28">
+        <w:r>
+          <w:rPr>
+            <w:color w:val="1A4D2E"/>
+            <w:u w:val="single"/>
+            <w:b/>
+          </w:rPr>
+          <w:t>Acessar materia</w:t>
+        </w:r>
+      </w:hyperlink>
+    </w:p>
+    <w:p>
+      <w:pPr>
+        <w:spacing w:after="120"/>
+      </w:pPr>
+      <w:r>
+        <w:rPr>
+          <w:i/>
+          <w:color w:val="888888"/>
+          <w:sz w:val="16"/>
+        </w:rPr>
+        <w:t>Notícia administrativa sobre aprovação de nomes em instituições financeiras.</w:t>
+      </w:r>
+    </w:p>
+    <w:p>
+      <w:pPr>
+        <w:spacing w:before="160" w:after="40"/>
+      </w:pPr>
+      <w:r>
+        <w:rPr>
+          <w:b/>
+          <w:color w:val="1A1A1A"/>
+          <w:sz w:val="22"/>
+        </w:rPr>
+        <w:t xml:space="preserve">Comunicado n° 45.503, 3/7/2026   </w:t>
+      </w:r>
+      <w:r>
+        <w:rPr>
+          <w:b/>
+          <w:color w:val="D68910"/>
+          <w:sz w:val="16"/>
+        </w:rPr>
+        <w:t>[MÉDIA]</w:t>
+      </w:r>
+    </w:p>
+    <w:p>
+      <w:pPr>
+        <w:spacing w:after="40"/>
+      </w:pPr>
+      <w:r>
+        <w:rPr>
+          <w:color w:val="4A4A4A"/>
+          <w:sz w:val="20"/>
+        </w:rPr>
+        <w:t>Divulga a Taxa Básica Financeira (TBF), o Redutor "R" e a Taxa Referencial (TR) relativos a 2 de julho de 2026.</w:t>
+      </w:r>
+    </w:p>
+    <w:p>
+      <w:pPr>
+        <w:spacing w:after="40"/>
+      </w:pPr>
+      <w:r>
+        <w:rPr>
+          <w:b/>
+          <w:color w:val="888888"/>
+          <w:sz w:val="18"/>
+        </w:rPr>
+        <w:t xml:space="preserve">Publicado: </w:t>
+      </w:r>
+      <w:r>
+        <w:rPr>
+          <w:color w:val="888888"/>
+          <w:sz w:val="18"/>
+        </w:rPr>
+        <w:t xml:space="preserve">2026-07-03T09:01   </w:t>
+      </w:r>
+      <w:hyperlink r:id="rId29">
+        <w:r>
+          <w:rPr>
+            <w:color w:val="1A4D2E"/>
+            <w:u w:val="single"/>
+            <w:b/>
+          </w:rPr>
+          <w:t>Acessar materia</w:t>
+        </w:r>
+      </w:hyperlink>
+    </w:p>
+    <w:p>
+      <w:pPr>
+        <w:spacing w:after="120"/>
+      </w:pPr>
+      <w:r>
+        <w:rPr>
+          <w:i/>
+          <w:color w:val="888888"/>
+          <w:sz w:val="16"/>
+        </w:rPr>
+        <w:t>Informação relevante para o mercado financeiro sobre taxas de referência.</w:t>
+      </w:r>
+    </w:p>
+    <w:p>
+      <w:pPr>
+        <w:spacing w:before="240" w:after="80"/>
+      </w:pPr>
+      <w:r>
+        <w:rPr>
+          <w:b/>
+          <w:color w:val="1A4D2E"/>
+          <w:sz w:val="20"/>
+        </w:rPr>
+        <w:t>CVM | NOTÍCIAS</w:t>
+      </w:r>
+    </w:p>
+    <w:p>
+      <w:pPr>
+        <w:spacing w:before="0" w:after="40"/>
+        <w:pBdr>
+          <w:bottom w:val="single" w:sz="8" w:space="1" w:color="1A4D2E"/>
+        </w:pBdr>
+      </w:pPr>
+    </w:p>
+    <w:p>
+      <w:pPr>
+        <w:spacing w:before="160" w:after="40"/>
+      </w:pPr>
+      <w:r>
+        <w:rPr>
+          <w:b/>
+          <w:color w:val="1A1A1A"/>
+          <w:sz w:val="22"/>
+        </w:rPr>
+        <w:t xml:space="preserve">CVM adequa canais de comunicação para cumprir normas do período eleitoral   </w:t>
+      </w:r>
+      <w:r>
+        <w:rPr>
+          <w:b/>
+          <w:color w:val="7F8C8D"/>
+          <w:sz w:val="16"/>
+        </w:rPr>
+        <w:t>[BAIXA]</w:t>
+      </w:r>
+    </w:p>
+    <w:p>
+      <w:pPr>
+        <w:spacing w:after="40"/>
+      </w:pPr>
+      <w:r>
+        <w:rPr>
+          <w:color w:val="4A4A4A"/>
+          <w:sz w:val="20"/>
+        </w:rPr>
+        <w:t>A CVM informa que os comentários em suas redes sociais estarão desativados até o fim das eleições, em adequação às normas eleitorais.</w:t>
+      </w:r>
+    </w:p>
+    <w:p>
+      <w:pPr>
+        <w:spacing w:after="40"/>
+      </w:pPr>
+      <w:r>
+        <w:rPr>
+          <w:b/>
+          <w:color w:val="888888"/>
+          <w:sz w:val="18"/>
+        </w:rPr>
+        <w:t xml:space="preserve">Publicado: </w:t>
+      </w:r>
+      <w:r>
+        <w:rPr>
+          <w:color w:val="888888"/>
+          <w:sz w:val="18"/>
+        </w:rPr>
+        <w:t xml:space="preserve">2026-07-03   </w:t>
+      </w:r>
+      <w:hyperlink r:id="rId30">
+        <w:r>
+          <w:rPr>
+            <w:color w:val="1A4D2E"/>
+            <w:u w:val="single"/>
+            <w:b/>
+          </w:rPr>
+          <w:t>Acessar materia</w:t>
+        </w:r>
+      </w:hyperlink>
+    </w:p>
+    <w:p>
+      <w:pPr>
+        <w:spacing w:after="120"/>
+      </w:pPr>
+      <w:r>
+        <w:rPr>
+          <w:i/>
+          <w:color w:val="888888"/>
+          <w:sz w:val="16"/>
+        </w:rPr>
+        <w:t>Notícia institucional sobre adequação a período eleitoral.</w:t>
+      </w:r>
+    </w:p>
+    <w:p>
+      <w:pPr>
+        <w:spacing w:before="160" w:after="40"/>
+      </w:pPr>
+      <w:r>
+        <w:rPr>
+          <w:b/>
+          <w:color w:val="1A1A1A"/>
+          <w:sz w:val="22"/>
+        </w:rPr>
+        <w:t xml:space="preserve">Plano Emergencial de Reestruturação da CVM é homologado pelo STF e reforça condições para atuação da Autarquia   </w:t>
+      </w:r>
+      <w:r>
+        <w:rPr>
+          <w:b/>
+          <w:color w:val="C0392B"/>
+          <w:sz w:val="16"/>
+        </w:rPr>
+        <w:t>[ALTA]</w:t>
+      </w:r>
+    </w:p>
+    <w:p>
+      <w:pPr>
+        <w:spacing w:after="40"/>
+      </w:pPr>
+      <w:r>
+        <w:rPr>
+          <w:color w:val="4A4A4A"/>
+          <w:sz w:val="20"/>
+        </w:rPr>
+        <w:t>Decisão do STF homologa o Plano Emergencial de Reestruturação da CVM, fortalecendo as condições para a atuação da Autarquia.</w:t>
+      </w:r>
+    </w:p>
+    <w:p>
+      <w:pPr>
+        <w:spacing w:after="40"/>
+      </w:pPr>
+      <w:r>
+        <w:rPr>
+          <w:b/>
+          <w:color w:val="888888"/>
+          <w:sz w:val="18"/>
+        </w:rPr>
+        <w:t xml:space="preserve">Publicado: </w:t>
+      </w:r>
+      <w:r>
+        <w:rPr>
+          <w:color w:val="888888"/>
+          <w:sz w:val="18"/>
+        </w:rPr>
+        <w:t xml:space="preserve">2026-07-03   </w:t>
+      </w:r>
+      <w:hyperlink r:id="rId31">
+        <w:r>
+          <w:rPr>
+            <w:color w:val="1A4D2E"/>
+            <w:u w:val="single"/>
+            <w:b/>
+          </w:rPr>
+          <w:t>Acessar materia</w:t>
+        </w:r>
+      </w:hyperlink>
+    </w:p>
+    <w:p>
+      <w:pPr>
+        <w:spacing w:after="120"/>
+      </w:pPr>
+      <w:r>
+        <w:rPr>
+          <w:i/>
+          <w:color w:val="888888"/>
+          <w:sz w:val="16"/>
+        </w:rPr>
+        <w:t>Decisão judicial com impacto na estrutura e atuação de autarquia reguladora do mercado de capitais.</w:t>
+      </w:r>
+    </w:p>
+    <w:p>
+      <w:pPr>
+        <w:spacing w:before="160" w:after="40"/>
+      </w:pPr>
+      <w:r>
+        <w:rPr>
+          <w:b/>
+          <w:color w:val="1A1A1A"/>
+          <w:sz w:val="22"/>
+        </w:rPr>
+        <w:t xml:space="preserve">Expediente na CVM-SP em 9/7   </w:t>
+      </w:r>
+      <w:r>
+        <w:rPr>
+          <w:b/>
+          <w:color w:val="7F8C8D"/>
+          <w:sz w:val="16"/>
+        </w:rPr>
+        <w:t>[BAIXA]</w:t>
+      </w:r>
+    </w:p>
+    <w:p>
+      <w:pPr>
+        <w:spacing w:after="40"/>
+      </w:pPr>
+      <w:r>
+        <w:rPr>
+          <w:color w:val="4A4A4A"/>
+          <w:sz w:val="20"/>
+        </w:rPr>
+        <w:t>A CVM-SP seguirá o disposto em Portaria do Ministério da Gestão e Inovação em Serviços Públicos (MGI) sobre o expediente em 9 de julho.</w:t>
+      </w:r>
+    </w:p>
+    <w:p>
+      <w:pPr>
+        <w:spacing w:after="40"/>
+      </w:pPr>
+      <w:r>
+        <w:rPr>
+          <w:b/>
+          <w:color w:val="888888"/>
+          <w:sz w:val="18"/>
+        </w:rPr>
+        <w:t xml:space="preserve">Publicado: </w:t>
+      </w:r>
+      <w:r>
+        <w:rPr>
+          <w:color w:val="888888"/>
+          <w:sz w:val="18"/>
+        </w:rPr>
+        <w:t xml:space="preserve">2026-07-03   </w:t>
+      </w:r>
+      <w:hyperlink r:id="rId32">
+        <w:r>
+          <w:rPr>
+            <w:color w:val="1A4D2E"/>
+            <w:u w:val="single"/>
+            <w:b/>
+          </w:rPr>
+          <w:t>Acessar materia</w:t>
+        </w:r>
+      </w:hyperlink>
+    </w:p>
+    <w:p>
+      <w:pPr>
+        <w:spacing w:after="120"/>
+      </w:pPr>
+      <w:r>
+        <w:rPr>
+          <w:i/>
+          <w:color w:val="888888"/>
+          <w:sz w:val="16"/>
+        </w:rPr>
+        <w:t>Notícia administrativa sobre funcionamento da autarquia.</w:t>
+      </w:r>
+    </w:p>
+    <w:p>
+      <w:pPr>
+        <w:spacing w:before="160" w:after="40"/>
+      </w:pPr>
+      <w:r>
+        <w:rPr>
+          <w:b/>
+          <w:color w:val="1A1A1A"/>
+          <w:sz w:val="22"/>
+        </w:rPr>
+        <w:t xml:space="preserve">Área técnica da CVM divulga lista com 11 companhias abertas inadimplentes   </w:t>
+      </w:r>
+      <w:r>
+        <w:rPr>
+          <w:b/>
+          <w:color w:val="D68910"/>
+          <w:sz w:val="16"/>
+        </w:rPr>
+        <w:t>[MÉDIA]</w:t>
+      </w:r>
+    </w:p>
+    <w:p>
+      <w:pPr>
+        <w:spacing w:after="40"/>
+      </w:pPr>
+      <w:r>
+        <w:rPr>
+          <w:color w:val="4A4A4A"/>
+          <w:sz w:val="20"/>
+        </w:rPr>
+        <w:t>CVM divulga lista de 11 companhias abertas que não enviaram documentos periódicos à Autarquia há no mínimo três meses.</w:t>
+      </w:r>
+    </w:p>
+    <w:p>
+      <w:pPr>
+        <w:spacing w:after="40"/>
+      </w:pPr>
+      <w:r>
+        <w:rPr>
+          <w:b/>
+          <w:color w:val="888888"/>
+          <w:sz w:val="18"/>
+        </w:rPr>
+        <w:t xml:space="preserve">Publicado: </w:t>
+      </w:r>
+      <w:r>
+        <w:rPr>
+          <w:color w:val="888888"/>
+          <w:sz w:val="18"/>
+        </w:rPr>
+        <w:t xml:space="preserve">2026-07-03   </w:t>
+      </w:r>
+      <w:hyperlink r:id="rId33">
+        <w:r>
+          <w:rPr>
+            <w:color w:val="1A4D2E"/>
+            <w:u w:val="single"/>
+            <w:b/>
+          </w:rPr>
+          <w:t>Acessar materia</w:t>
+        </w:r>
+      </w:hyperlink>
+    </w:p>
+    <w:p>
+      <w:pPr>
+        <w:spacing w:after="120"/>
+      </w:pPr>
+      <w:r>
+        <w:rPr>
+          <w:i/>
+          <w:color w:val="888888"/>
+          <w:sz w:val="16"/>
+        </w:rPr>
+        <w:t>Ação de fiscalização com impacto em companhias abertas e no mercado de capitais.</w:t>
+      </w:r>
+    </w:p>
+    <w:p>
+      <w:pPr>
+        <w:spacing w:before="240" w:after="80"/>
+      </w:pPr>
+      <w:r>
+        <w:rPr>
+          <w:b/>
+          <w:color w:val="1A4D2E"/>
+          <w:sz w:val="20"/>
+        </w:rPr>
+        <w:t>B3 | OFÍCIOS E COMUNICADOS</w:t>
+      </w:r>
+    </w:p>
+    <w:p>
+      <w:pPr>
+        <w:spacing w:before="0" w:after="40"/>
+        <w:pBdr>
+          <w:bottom w:val="single" w:sz="8" w:space="1" w:color="1A4D2E"/>
+        </w:pBdr>
+      </w:pPr>
+    </w:p>
+    <w:p>
+      <w:pPr>
+        <w:spacing w:before="160" w:after="40"/>
+      </w:pPr>
+      <w:r>
+        <w:rPr>
+          <w:b/>
+          <w:color w:val="1A1A1A"/>
+          <w:sz w:val="22"/>
+        </w:rPr>
+        <w:t xml:space="preserve">034-2026-VPC-Ofício Circular Programa de Incentivo para a Integração à Plataforma 24x7 do Programa do Tesouro Direto – 2026   </w:t>
+      </w:r>
+      <w:r>
+        <w:rPr>
+          <w:b/>
+          <w:color w:val="D68910"/>
+          <w:sz w:val="16"/>
+        </w:rPr>
+        <w:t>[MÉDIA]</w:t>
+      </w:r>
+    </w:p>
+    <w:p>
+      <w:pPr>
+        <w:spacing w:after="40"/>
+      </w:pPr>
+      <w:r>
+        <w:rPr>
+          <w:color w:val="4A4A4A"/>
+          <w:sz w:val="20"/>
+        </w:rPr>
+        <w:t>O programa visa incentivar a integração tecnológica dos agentes de custódia interessados em se habilitar na nova infraestrutura operacional do Tesouro Direto.</w:t>
+      </w:r>
+    </w:p>
+    <w:p>
+      <w:pPr>
+        <w:spacing w:after="40"/>
+      </w:pPr>
+      <w:r>
+        <w:rPr>
+          <w:b/>
+          <w:color w:val="888888"/>
+          <w:sz w:val="18"/>
+        </w:rPr>
+        <w:t xml:space="preserve">Publicado: </w:t>
+      </w:r>
+      <w:r>
+        <w:rPr>
+          <w:color w:val="888888"/>
+          <w:sz w:val="18"/>
+        </w:rPr>
+        <w:t xml:space="preserve">2026-07-03   </w:t>
+      </w:r>
+      <w:hyperlink r:id="rId34">
+        <w:r>
+          <w:rPr>
+            <w:color w:val="1A4D2E"/>
+            <w:u w:val="single"/>
+            <w:b/>
+          </w:rPr>
+          <w:t>Acessar materia</w:t>
+        </w:r>
+      </w:hyperlink>
+    </w:p>
+    <w:p>
+      <w:pPr>
+        <w:spacing w:after="120"/>
+      </w:pPr>
+      <w:r>
+        <w:rPr>
+          <w:i/>
+          <w:color w:val="888888"/>
+          <w:sz w:val="16"/>
+        </w:rPr>
+        <w:t>Comunicado com impacto em operações e tecnologia do mercado financeiro.</w:t>
       </w:r>
     </w:p>
     <w:p/>
@@ -1681,15 +2745,15 @@
           <w:color w:val="1A1A1A"/>
           <w:sz w:val="22"/>
         </w:rPr>
-        <w:t xml:space="preserve">Participe do Momento Capacita – Falando de Regulação: Consulta Pública nº 17/2026 e o Processo Sancionador de Monitoramento do Mercado   </w:t>
+        <w:t xml:space="preserve">Vai participar do Encontro CCEE – Operação e Tecnologia em Movimento? Confira a programação e os palestrantes confirmados   </w:t>
       </w:r>
       <w:r>
         <w:rPr>
           <w:b/>
-          <w:color w:val="D68910"/>
+          <w:color w:val="7F8C8D"/>
           <w:sz w:val="16"/>
         </w:rPr>
-        <w:t>[MÉDIA]</w:t>
+        <w:t>[BAIXA]</w:t>
       </w:r>
     </w:p>
     <w:p>
@@ -1701,7 +2765,7 @@
           <w:color w:val="4A4A4A"/>
           <w:sz w:val="20"/>
         </w:rPr>
-        <w:t>Evento para entender a proposta da ANEEL sobre consulta pública e processo sancionador de monitoramento do mercado, permitindo contribuições fundamentadas.</w:t>
+        <w:t>Evento reúne especialistas para discutir o futuro do setor elétrico, com programação e palestrantes confirmados.</w:t>
       </w:r>
     </w:p>
     <w:p>
@@ -1721,1016 +2785,7 @@
           <w:color w:val="888888"/>
           <w:sz w:val="18"/>
         </w:rPr>
-        <w:t xml:space="preserve">2026-07-02   </w:t>
-      </w:r>
-      <w:hyperlink r:id="rId22">
-        <w:r>
-          <w:rPr>
-            <w:color w:val="1A4D2E"/>
-            <w:u w:val="single"/>
-            <w:b/>
-          </w:rPr>
-          <w:t>Acessar materia</w:t>
-        </w:r>
-      </w:hyperlink>
-    </w:p>
-    <w:p>
-      <w:pPr>
-        <w:spacing w:after="120"/>
-      </w:pPr>
-      <w:r>
-        <w:rPr>
-          <w:i/>
-          <w:color w:val="888888"/>
-          <w:sz w:val="16"/>
-        </w:rPr>
-        <w:t>Divulgação de evento sobre consulta pública e processo sancionador, relevante para agentes do setor elétrico.</w:t>
-      </w:r>
-    </w:p>
-    <w:p>
-      <w:pPr>
-        <w:spacing w:before="240" w:after="80"/>
-      </w:pPr>
-      <w:r>
-        <w:rPr>
-          <w:b/>
-          <w:color w:val="1A4D2E"/>
-          <w:sz w:val="20"/>
-        </w:rPr>
-        <w:t>MME | NOTÍCIAS</w:t>
-      </w:r>
-    </w:p>
-    <w:p>
-      <w:pPr>
-        <w:spacing w:before="0" w:after="40"/>
-        <w:pBdr>
-          <w:bottom w:val="single" w:sz="8" w:space="1" w:color="1A4D2E"/>
-        </w:pBdr>
-      </w:pPr>
-    </w:p>
-    <w:p>
-      <w:pPr>
-        <w:spacing w:before="160" w:after="40"/>
-      </w:pPr>
-      <w:r>
-        <w:rPr>
-          <w:b/>
-          <w:color w:val="1A1A1A"/>
-          <w:sz w:val="22"/>
-        </w:rPr>
-        <w:t xml:space="preserve">Primeiro caderno do PDE 2036 reúne contexto, perspectivas e premissas para o setor energético   </w:t>
-      </w:r>
-      <w:r>
-        <w:rPr>
-          <w:b/>
-          <w:color w:val="C0392B"/>
-          <w:sz w:val="16"/>
-        </w:rPr>
-        <w:t>[ALTA]</w:t>
-      </w:r>
-    </w:p>
-    <w:p>
-      <w:pPr>
-        <w:spacing w:after="40"/>
-      </w:pPr>
-      <w:r>
-        <w:rPr>
-          <w:color w:val="4A4A4A"/>
-          <w:sz w:val="20"/>
-        </w:rPr>
-        <w:t>MME publica o primeiro caderno do Plano Decenal de Expansão de Energia (PDE 2036), com bases para o planejamento estratégico do setor energético.</w:t>
-      </w:r>
-    </w:p>
-    <w:p>
-      <w:pPr>
-        <w:spacing w:after="40"/>
-      </w:pPr>
-      <w:r>
-        <w:rPr>
-          <w:b/>
-          <w:color w:val="888888"/>
-          <w:sz w:val="18"/>
-        </w:rPr>
-        <w:t xml:space="preserve">Publicado: </w:t>
-      </w:r>
-      <w:r>
-        <w:rPr>
-          <w:color w:val="888888"/>
-          <w:sz w:val="18"/>
-        </w:rPr>
-        <w:t xml:space="preserve">2026-07-03   </w:t>
-      </w:r>
-      <w:hyperlink r:id="rId23">
-        <w:r>
-          <w:rPr>
-            <w:color w:val="1A4D2E"/>
-            <w:u w:val="single"/>
-            <w:b/>
-          </w:rPr>
-          <w:t>Acessar materia</w:t>
-        </w:r>
-      </w:hyperlink>
-    </w:p>
-    <w:p>
-      <w:pPr>
-        <w:spacing w:after="120"/>
-      </w:pPr>
-      <w:r>
-        <w:rPr>
-          <w:i/>
-          <w:color w:val="888888"/>
-          <w:sz w:val="16"/>
-        </w:rPr>
-        <w:t>Publicação de documento estratégico para o planejamento de longo prazo do setor energético, com impacto em investimentos e políticas.</w:t>
-      </w:r>
-    </w:p>
-    <w:p>
-      <w:pPr>
-        <w:spacing w:before="160" w:after="40"/>
-      </w:pPr>
-      <w:r>
-        <w:rPr>
-          <w:b/>
-          <w:color w:val="1A1A1A"/>
-          <w:sz w:val="22"/>
-        </w:rPr>
-        <w:t xml:space="preserve">MME fortalece agenda regulatória com 200 atos normativos elaborados pela SNPGB   </w:t>
-      </w:r>
-      <w:r>
-        <w:rPr>
-          <w:b/>
-          <w:color w:val="C0392B"/>
-          <w:sz w:val="16"/>
-        </w:rPr>
-        <w:t>[ALTA]</w:t>
-      </w:r>
-    </w:p>
-    <w:p>
-      <w:pPr>
-        <w:spacing w:after="40"/>
-      </w:pPr>
-      <w:r>
-        <w:rPr>
-          <w:color w:val="4A4A4A"/>
-          <w:sz w:val="20"/>
-        </w:rPr>
-        <w:t>MME fortalece sua agenda regulatória com a elaboração de 200 atos normativos pela SNPGB, visando modernizar o ambiente, ampliar segurança jurídica e impulsionar o setor energético.</w:t>
-      </w:r>
-    </w:p>
-    <w:p>
-      <w:pPr>
-        <w:spacing w:after="40"/>
-      </w:pPr>
-      <w:r>
-        <w:rPr>
-          <w:b/>
-          <w:color w:val="888888"/>
-          <w:sz w:val="18"/>
-        </w:rPr>
-        <w:t xml:space="preserve">Publicado: </w:t>
-      </w:r>
-      <w:r>
-        <w:rPr>
-          <w:color w:val="888888"/>
-          <w:sz w:val="18"/>
-        </w:rPr>
-        <w:t xml:space="preserve">2026-07-02   </w:t>
-      </w:r>
-      <w:hyperlink r:id="rId24">
-        <w:r>
-          <w:rPr>
-            <w:color w:val="1A4D2E"/>
-            <w:u w:val="single"/>
-            <w:b/>
-          </w:rPr>
-          <w:t>Acessar materia</w:t>
-        </w:r>
-      </w:hyperlink>
-    </w:p>
-    <w:p>
-      <w:pPr>
-        <w:spacing w:after="120"/>
-      </w:pPr>
-      <w:r>
-        <w:rPr>
-          <w:i/>
-          <w:color w:val="888888"/>
-          <w:sz w:val="16"/>
-        </w:rPr>
-        <w:t>Ações para modernizar o ambiente regulatório do setor energético, com impacto na segurança jurídica e desenvolvimento setorial.</w:t>
-      </w:r>
-    </w:p>
-    <w:p>
-      <w:pPr>
-        <w:spacing w:before="160" w:after="40"/>
-      </w:pPr>
-      <w:r>
-        <w:rPr>
-          <w:b/>
-          <w:color w:val="1A1A1A"/>
-          <w:sz w:val="22"/>
-        </w:rPr>
-        <w:t xml:space="preserve">Projeto Piraquê fortalece sistema elétrico e amplia escoamento de energia solar em Minas Gerais e no Espírito Santo   </w:t>
-      </w:r>
-      <w:r>
-        <w:rPr>
-          <w:b/>
-          <w:color w:val="C0392B"/>
-          <w:sz w:val="16"/>
-        </w:rPr>
-        <w:t>[ALTA]</w:t>
-      </w:r>
-    </w:p>
-    <w:p>
-      <w:pPr>
-        <w:spacing w:after="40"/>
-      </w:pPr>
-      <w:r>
-        <w:rPr>
-          <w:color w:val="4A4A4A"/>
-          <w:sz w:val="20"/>
-        </w:rPr>
-        <w:t>Projeto Piraquê, com R$ 3,65 bilhões em investimentos, adiciona 1.140 km de linhas, fortalecendo o sistema elétrico e escoamento de energia solar em MG e ES.</w:t>
-      </w:r>
-    </w:p>
-    <w:p>
-      <w:pPr>
-        <w:spacing w:after="40"/>
-      </w:pPr>
-      <w:r>
-        <w:rPr>
-          <w:b/>
-          <w:color w:val="888888"/>
-          <w:sz w:val="18"/>
-        </w:rPr>
-        <w:t xml:space="preserve">Publicado: </w:t>
-      </w:r>
-      <w:r>
-        <w:rPr>
-          <w:color w:val="888888"/>
-          <w:sz w:val="18"/>
-        </w:rPr>
-        <w:t xml:space="preserve">2026-07-02   </w:t>
-      </w:r>
-      <w:hyperlink r:id="rId25">
-        <w:r>
-          <w:rPr>
-            <w:color w:val="1A4D2E"/>
-            <w:u w:val="single"/>
-            <w:b/>
-          </w:rPr>
-          <w:t>Acessar materia</w:t>
-        </w:r>
-      </w:hyperlink>
-    </w:p>
-    <w:p>
-      <w:pPr>
-        <w:spacing w:after="120"/>
-      </w:pPr>
-      <w:r>
-        <w:rPr>
-          <w:i/>
-          <w:color w:val="888888"/>
-          <w:sz w:val="16"/>
-        </w:rPr>
-        <w:t>Grande investimento em infraestrutura elétrica, crucial para a expansão da energia solar e a segurança do Sistema Interligado Nacional.</w:t>
-      </w:r>
-    </w:p>
-    <w:p>
-      <w:pPr>
-        <w:spacing w:before="160" w:after="40"/>
-      </w:pPr>
-      <w:r>
-        <w:rPr>
-          <w:b/>
-          <w:color w:val="1A1A1A"/>
-          <w:sz w:val="22"/>
-        </w:rPr>
-        <w:t xml:space="preserve">MME avança na estruturação da política para Pequenos Reatores Modulares durante terceira reunião do GT-19   </w:t>
-      </w:r>
-      <w:r>
-        <w:rPr>
-          <w:b/>
-          <w:color w:val="C0392B"/>
-          <w:sz w:val="16"/>
-        </w:rPr>
-        <w:t>[ALTA]</w:t>
-      </w:r>
-    </w:p>
-    <w:p>
-      <w:pPr>
-        <w:spacing w:after="40"/>
-      </w:pPr>
-      <w:r>
-        <w:rPr>
-          <w:color w:val="4A4A4A"/>
-          <w:sz w:val="20"/>
-        </w:rPr>
-        <w:t>MME avança na política para Pequenos Reatores Modulares (SMRs) em reunião do GT-19, reforçando a colaboração interinstitucional para a adoção de SMRs no Brasil.</w:t>
-      </w:r>
-    </w:p>
-    <w:p>
-      <w:pPr>
-        <w:spacing w:after="40"/>
-      </w:pPr>
-      <w:r>
-        <w:rPr>
-          <w:b/>
-          <w:color w:val="888888"/>
-          <w:sz w:val="18"/>
-        </w:rPr>
-        <w:t xml:space="preserve">Publicado: </w:t>
-      </w:r>
-      <w:r>
-        <w:rPr>
-          <w:color w:val="888888"/>
-          <w:sz w:val="18"/>
-        </w:rPr>
-        <w:t xml:space="preserve">2026-07-02   </w:t>
-      </w:r>
-      <w:hyperlink r:id="rId26">
-        <w:r>
-          <w:rPr>
-            <w:color w:val="1A4D2E"/>
-            <w:u w:val="single"/>
-            <w:b/>
-          </w:rPr>
-          <w:t>Acessar materia</w:t>
-        </w:r>
-      </w:hyperlink>
-    </w:p>
-    <w:p>
-      <w:pPr>
-        <w:spacing w:after="120"/>
-      </w:pPr>
-      <w:r>
-        <w:rPr>
-          <w:i/>
-          <w:color w:val="888888"/>
-          <w:sz w:val="16"/>
-        </w:rPr>
-        <w:t>Desenvolvimento de política para energia nuclear (SMRs), com potencial impacto na matriz energética e segurança.</w:t>
-      </w:r>
-    </w:p>
-    <w:p>
-      <w:pPr>
-        <w:spacing w:before="160" w:after="40"/>
-      </w:pPr>
-      <w:r>
-        <w:rPr>
-          <w:b/>
-          <w:color w:val="1A1A1A"/>
-          <w:sz w:val="22"/>
-        </w:rPr>
-        <w:t xml:space="preserve">MME lança Referencial Básico para a Mineração Brasileira Sustentável e avança na implementação da Política Nacional de Mineração 2050   </w:t>
-      </w:r>
-      <w:r>
-        <w:rPr>
-          <w:b/>
-          <w:color w:val="C0392B"/>
-          <w:sz w:val="16"/>
-        </w:rPr>
-        <w:t>[ALTA]</w:t>
-      </w:r>
-    </w:p>
-    <w:p>
-      <w:pPr>
-        <w:spacing w:after="40"/>
-      </w:pPr>
-      <w:r>
-        <w:rPr>
-          <w:color w:val="4A4A4A"/>
-          <w:sz w:val="20"/>
-        </w:rPr>
-        <w:t>MME lança Referencial Básico para Mineração Sustentável, consolidando entregas da Política Nacional de Mineração 2050 e fortalecendo práticas ESG no setor.</w:t>
-      </w:r>
-    </w:p>
-    <w:p>
-      <w:pPr>
-        <w:spacing w:after="40"/>
-      </w:pPr>
-      <w:r>
-        <w:rPr>
-          <w:b/>
-          <w:color w:val="888888"/>
-          <w:sz w:val="18"/>
-        </w:rPr>
-        <w:t xml:space="preserve">Publicado: </w:t>
-      </w:r>
-      <w:r>
-        <w:rPr>
-          <w:color w:val="888888"/>
-          <w:sz w:val="18"/>
-        </w:rPr>
-        <w:t xml:space="preserve">2026-07-02   </w:t>
-      </w:r>
-      <w:hyperlink r:id="rId27">
-        <w:r>
-          <w:rPr>
-            <w:color w:val="1A4D2E"/>
-            <w:u w:val="single"/>
-            <w:b/>
-          </w:rPr>
-          <w:t>Acessar materia</w:t>
-        </w:r>
-      </w:hyperlink>
-    </w:p>
-    <w:p>
-      <w:pPr>
-        <w:spacing w:after="120"/>
-      </w:pPr>
-      <w:r>
-        <w:rPr>
-          <w:i/>
-          <w:color w:val="888888"/>
-          <w:sz w:val="16"/>
-        </w:rPr>
-        <w:t>Lançamento de referencial e avanço em política nacional de mineração, impactando práticas de sustentabilidade e governança no setor.</w:t>
-      </w:r>
-    </w:p>
-    <w:p>
-      <w:pPr>
-        <w:spacing w:before="160" w:after="40"/>
-      </w:pPr>
-      <w:r>
-        <w:rPr>
-          <w:b/>
-          <w:color w:val="1A1A1A"/>
-          <w:sz w:val="22"/>
-        </w:rPr>
-        <w:t xml:space="preserve">Brasil ganha estratégia de Estado para transformar a riqueza mineral em desenvolvimento sustentável de forma soberana até 2050   </w:t>
-      </w:r>
-      <w:r>
-        <w:rPr>
-          <w:b/>
-          <w:color w:val="C0392B"/>
-          <w:sz w:val="16"/>
-        </w:rPr>
-        <w:t>[ALTA]</w:t>
-      </w:r>
-    </w:p>
-    <w:p>
-      <w:pPr>
-        <w:spacing w:after="40"/>
-      </w:pPr>
-      <w:r>
-        <w:rPr>
-          <w:color w:val="4A4A4A"/>
-          <w:sz w:val="20"/>
-        </w:rPr>
-        <w:t>Plano Nacional de Mineração 2050 estabelece estratégia para o Brasil transformar sua riqueza mineral em desenvolvimento sustentável, com foco em valor agregado e responsabilidade socioambiental.</w:t>
-      </w:r>
-    </w:p>
-    <w:p>
-      <w:pPr>
-        <w:spacing w:after="40"/>
-      </w:pPr>
-      <w:r>
-        <w:rPr>
-          <w:b/>
-          <w:color w:val="888888"/>
-          <w:sz w:val="18"/>
-        </w:rPr>
-        <w:t xml:space="preserve">Publicado: </w:t>
-      </w:r>
-      <w:r>
-        <w:rPr>
-          <w:color w:val="888888"/>
-          <w:sz w:val="18"/>
-        </w:rPr>
-        <w:t xml:space="preserve">2026-07-02   </w:t>
-      </w:r>
-      <w:hyperlink r:id="rId28">
-        <w:r>
-          <w:rPr>
-            <w:color w:val="1A4D2E"/>
-            <w:u w:val="single"/>
-            <w:b/>
-          </w:rPr>
-          <w:t>Acessar materia</w:t>
-        </w:r>
-      </w:hyperlink>
-    </w:p>
-    <w:p>
-      <w:pPr>
-        <w:spacing w:after="120"/>
-      </w:pPr>
-      <w:r>
-        <w:rPr>
-          <w:i/>
-          <w:color w:val="888888"/>
-          <w:sz w:val="16"/>
-        </w:rPr>
-        <w:t>Estratégia de Estado de longo prazo para o setor mineral, com impacto econômico, social e ambiental.</w:t>
-      </w:r>
-    </w:p>
-    <w:p>
-      <w:pPr>
-        <w:spacing w:before="160" w:after="40"/>
-      </w:pPr>
-      <w:r>
-        <w:rPr>
-          <w:b/>
-          <w:color w:val="1A1A1A"/>
-          <w:sz w:val="22"/>
-        </w:rPr>
-        <w:t xml:space="preserve">CNPM aprova diretrizes para reduzir ociosidade e ampliar oferta de áreas minerárias   </w:t>
-      </w:r>
-      <w:r>
-        <w:rPr>
-          <w:b/>
-          <w:color w:val="C0392B"/>
-          <w:sz w:val="16"/>
-        </w:rPr>
-        <w:t>[ALTA]</w:t>
-      </w:r>
-    </w:p>
-    <w:p>
-      <w:pPr>
-        <w:spacing w:after="40"/>
-      </w:pPr>
-      <w:r>
-        <w:rPr>
-          <w:color w:val="4A4A4A"/>
-          <w:sz w:val="20"/>
-        </w:rPr>
-        <w:t>CNPM aprova diretrizes para órgãos federais acelerarem o retorno de áreas minerárias inativas ao ambiente concorrencial, visando reduzir ociosidade e ampliar a oferta.</w:t>
-      </w:r>
-    </w:p>
-    <w:p>
-      <w:pPr>
-        <w:spacing w:after="40"/>
-      </w:pPr>
-      <w:r>
-        <w:rPr>
-          <w:b/>
-          <w:color w:val="888888"/>
-          <w:sz w:val="18"/>
-        </w:rPr>
-        <w:t xml:space="preserve">Publicado: </w:t>
-      </w:r>
-      <w:r>
-        <w:rPr>
-          <w:color w:val="888888"/>
-          <w:sz w:val="18"/>
-        </w:rPr>
-        <w:t xml:space="preserve">2026-07-02   </w:t>
-      </w:r>
-      <w:hyperlink r:id="rId29">
-        <w:r>
-          <w:rPr>
-            <w:color w:val="1A4D2E"/>
-            <w:u w:val="single"/>
-            <w:b/>
-          </w:rPr>
-          <w:t>Acessar materia</w:t>
-        </w:r>
-      </w:hyperlink>
-    </w:p>
-    <w:p>
-      <w:pPr>
-        <w:spacing w:after="120"/>
-      </w:pPr>
-      <w:r>
-        <w:rPr>
-          <w:i/>
-          <w:color w:val="888888"/>
-          <w:sz w:val="16"/>
-        </w:rPr>
-        <w:t>Resolução que impacta diretamente a disponibilidade de áreas para exploração mineral e a competitividade do setor.</w:t>
-      </w:r>
-    </w:p>
-    <w:p>
-      <w:pPr>
-        <w:spacing w:before="160" w:after="40"/>
-      </w:pPr>
-      <w:r>
-        <w:rPr>
-          <w:b/>
-          <w:color w:val="1A1A1A"/>
-          <w:sz w:val="22"/>
-        </w:rPr>
-        <w:t xml:space="preserve">CNPM recomenda, em articulação com os entes federativos, alternativas para disciplinar taxas de fiscalização mineral de estados e municípios   </w:t>
-      </w:r>
-      <w:r>
-        <w:rPr>
-          <w:b/>
-          <w:color w:val="C0392B"/>
-          <w:sz w:val="16"/>
-        </w:rPr>
-        <w:t>[ALTA]</w:t>
-      </w:r>
-    </w:p>
-    <w:p>
-      <w:pPr>
-        <w:spacing w:after="40"/>
-      </w:pPr>
-      <w:r>
-        <w:rPr>
-          <w:color w:val="4A4A4A"/>
-          <w:sz w:val="20"/>
-        </w:rPr>
-        <w:t>CNPM recomenda alternativas para disciplinar taxas de fiscalização mineral de estados e municípios, com caráter orientativo e preservando a autonomia tributária dos entes federativos.</w:t>
-      </w:r>
-    </w:p>
-    <w:p>
-      <w:pPr>
-        <w:spacing w:after="40"/>
-      </w:pPr>
-      <w:r>
-        <w:rPr>
-          <w:b/>
-          <w:color w:val="888888"/>
-          <w:sz w:val="18"/>
-        </w:rPr>
-        <w:t xml:space="preserve">Publicado: </w:t>
-      </w:r>
-      <w:r>
-        <w:rPr>
-          <w:color w:val="888888"/>
-          <w:sz w:val="18"/>
-        </w:rPr>
-        <w:t xml:space="preserve">2026-07-02   </w:t>
-      </w:r>
-      <w:hyperlink r:id="rId30">
-        <w:r>
-          <w:rPr>
-            <w:color w:val="1A4D2E"/>
-            <w:u w:val="single"/>
-            <w:b/>
-          </w:rPr>
-          <w:t>Acessar materia</w:t>
-        </w:r>
-      </w:hyperlink>
-    </w:p>
-    <w:p>
-      <w:pPr>
-        <w:spacing w:after="120"/>
-      </w:pPr>
-      <w:r>
-        <w:rPr>
-          <w:i/>
-          <w:color w:val="888888"/>
-          <w:sz w:val="16"/>
-        </w:rPr>
-        <w:t>Recomendação sobre taxas de fiscalização mineral, com impacto potencial na carga tributária e segurança jurídica para empresas do setor.</w:t>
-      </w:r>
-    </w:p>
-    <w:p>
-      <w:pPr>
-        <w:spacing w:before="160" w:after="40"/>
-      </w:pPr>
-      <w:r>
-        <w:rPr>
-          <w:b/>
-          <w:color w:val="1A1A1A"/>
-          <w:sz w:val="22"/>
-        </w:rPr>
-        <w:t xml:space="preserve">Governo do Brasil aprova o Plano Decenal de Expansão de Energia 2035   </w:t>
-      </w:r>
-      <w:r>
-        <w:rPr>
-          <w:b/>
-          <w:color w:val="C0392B"/>
-          <w:sz w:val="16"/>
-        </w:rPr>
-        <w:t>[ALTA]</w:t>
-      </w:r>
-    </w:p>
-    <w:p>
-      <w:pPr>
-        <w:spacing w:after="40"/>
-      </w:pPr>
-      <w:r>
-        <w:rPr>
-          <w:color w:val="4A4A4A"/>
-          <w:sz w:val="20"/>
-        </w:rPr>
-        <w:t>Governo aprova o Plano Decenal de Expansão de Energia 2035, reforçando o protagonismo brasileiro na transição energética com expansão da oferta e matrizes renováveis.</w:t>
-      </w:r>
-    </w:p>
-    <w:p>
-      <w:pPr>
-        <w:spacing w:after="40"/>
-      </w:pPr>
-      <w:r>
-        <w:rPr>
-          <w:b/>
-          <w:color w:val="888888"/>
-          <w:sz w:val="18"/>
-        </w:rPr>
-        <w:t xml:space="preserve">Publicado: </w:t>
-      </w:r>
-      <w:r>
-        <w:rPr>
-          <w:color w:val="888888"/>
-          <w:sz w:val="18"/>
-        </w:rPr>
-        <w:t xml:space="preserve">2026-07-02   </w:t>
-      </w:r>
-      <w:hyperlink r:id="rId31">
-        <w:r>
-          <w:rPr>
-            <w:color w:val="1A4D2E"/>
-            <w:u w:val="single"/>
-            <w:b/>
-          </w:rPr>
-          <w:t>Acessar materia</w:t>
-        </w:r>
-      </w:hyperlink>
-    </w:p>
-    <w:p>
-      <w:pPr>
-        <w:spacing w:after="120"/>
-      </w:pPr>
-      <w:r>
-        <w:rPr>
-          <w:i/>
-          <w:color w:val="888888"/>
-          <w:sz w:val="16"/>
-        </w:rPr>
-        <w:t>Aprovação de plano estratégico de energia, fundamental para a transição energética e investimentos no setor.</w:t>
-      </w:r>
-    </w:p>
-    <w:p>
-      <w:pPr>
-        <w:spacing w:before="160" w:after="40"/>
-      </w:pPr>
-      <w:r>
-        <w:rPr>
-          <w:b/>
-          <w:color w:val="1A1A1A"/>
-          <w:sz w:val="22"/>
-        </w:rPr>
-        <w:t xml:space="preserve">CNPM recomenda classificação de baixo risco para pesquisa mineral sem guia de utilização   </w:t>
-      </w:r>
-      <w:r>
-        <w:rPr>
-          <w:b/>
-          <w:color w:val="C0392B"/>
-          <w:sz w:val="16"/>
-        </w:rPr>
-        <w:t>[ALTA]</w:t>
-      </w:r>
-    </w:p>
-    <w:p>
-      <w:pPr>
-        <w:spacing w:after="40"/>
-      </w:pPr>
-      <w:r>
-        <w:rPr>
-          <w:color w:val="4A4A4A"/>
-          <w:sz w:val="20"/>
-        </w:rPr>
-        <w:t>CNPM recomenda classificação de baixo risco para pesquisa mineral sem guia de utilização, buscando uniformizar a classificação pelos entes federativos.</w:t>
-      </w:r>
-    </w:p>
-    <w:p>
-      <w:pPr>
-        <w:spacing w:after="40"/>
-      </w:pPr>
-      <w:r>
-        <w:rPr>
-          <w:b/>
-          <w:color w:val="888888"/>
-          <w:sz w:val="18"/>
-        </w:rPr>
-        <w:t xml:space="preserve">Publicado: </w:t>
-      </w:r>
-      <w:r>
-        <w:rPr>
-          <w:color w:val="888888"/>
-          <w:sz w:val="18"/>
-        </w:rPr>
-        <w:t xml:space="preserve">2026-07-02   </w:t>
-      </w:r>
-      <w:hyperlink r:id="rId32">
-        <w:r>
-          <w:rPr>
-            <w:color w:val="1A4D2E"/>
-            <w:u w:val="single"/>
-            <w:b/>
-          </w:rPr>
-          <w:t>Acessar materia</w:t>
-        </w:r>
-      </w:hyperlink>
-    </w:p>
-    <w:p>
-      <w:pPr>
-        <w:spacing w:after="120"/>
-      </w:pPr>
-      <w:r>
-        <w:rPr>
-          <w:i/>
-          <w:color w:val="888888"/>
-          <w:sz w:val="16"/>
-        </w:rPr>
-        <w:t>Recomendação que visa uniformizar a classificação de risco na pesquisa mineral, impactando a burocracia e segurança jurídica para empresas.</w:t>
-      </w:r>
-    </w:p>
-    <w:p>
-      <w:pPr>
-        <w:spacing w:before="160" w:after="40"/>
-      </w:pPr>
-      <w:r>
-        <w:rPr>
-          <w:b/>
-          <w:color w:val="1A1A1A"/>
-          <w:sz w:val="22"/>
-        </w:rPr>
-        <w:t xml:space="preserve">Leilões de transmissão transformam infraestrutura elétrica e impulsionam crescimento do setor energético   </w:t>
-      </w:r>
-      <w:r>
-        <w:rPr>
-          <w:b/>
-          <w:color w:val="C0392B"/>
-          <w:sz w:val="16"/>
-        </w:rPr>
-        <w:t>[ALTA]</w:t>
-      </w:r>
-    </w:p>
-    <w:p>
-      <w:pPr>
-        <w:spacing w:after="40"/>
-      </w:pPr>
-      <w:r>
-        <w:rPr>
-          <w:color w:val="4A4A4A"/>
-          <w:sz w:val="20"/>
-        </w:rPr>
-        <w:t>Leilões de transmissão impulsionam investimentos recordes e expansão da rede, fortalecendo a segurança do sistema elétrico e preparando o Brasil para o aumento da demanda por energia.</w:t>
-      </w:r>
-    </w:p>
-    <w:p>
-      <w:pPr>
-        <w:spacing w:after="40"/>
-      </w:pPr>
-      <w:r>
-        <w:rPr>
-          <w:b/>
-          <w:color w:val="888888"/>
-          <w:sz w:val="18"/>
-        </w:rPr>
-        <w:t xml:space="preserve">Publicado: </w:t>
-      </w:r>
-      <w:r>
-        <w:rPr>
-          <w:color w:val="888888"/>
-          <w:sz w:val="18"/>
-        </w:rPr>
-        <w:t xml:space="preserve">2026-07-02   </w:t>
-      </w:r>
-      <w:hyperlink r:id="rId33">
-        <w:r>
-          <w:rPr>
-            <w:color w:val="1A4D2E"/>
-            <w:u w:val="single"/>
-            <w:b/>
-          </w:rPr>
-          <w:t>Acessar materia</w:t>
-        </w:r>
-      </w:hyperlink>
-    </w:p>
-    <w:p>
-      <w:pPr>
-        <w:spacing w:after="120"/>
-      </w:pPr>
-      <w:r>
-        <w:rPr>
-          <w:i/>
-          <w:color w:val="888888"/>
-          <w:sz w:val="16"/>
-        </w:rPr>
-        <w:t>Impacto significativo dos leilões na infraestrutura elétrica e no crescimento do setor energético, com grandes investimentos.</w:t>
-      </w:r>
-    </w:p>
-    <w:p>
-      <w:pPr>
-        <w:spacing w:before="160" w:after="40"/>
-      </w:pPr>
-      <w:r>
-        <w:rPr>
-          <w:b/>
-          <w:color w:val="1A1A1A"/>
-          <w:sz w:val="22"/>
-        </w:rPr>
-        <w:t xml:space="preserve">Gás do Povo atinge cobertura de 100% do público-alvo em todo o Brasil   </w:t>
-      </w:r>
-      <w:r>
-        <w:rPr>
-          <w:b/>
-          <w:color w:val="D68910"/>
-          <w:sz w:val="16"/>
-        </w:rPr>
-        <w:t>[MÉDIA]</w:t>
-      </w:r>
-    </w:p>
-    <w:p>
-      <w:pPr>
-        <w:spacing w:after="40"/>
-      </w:pPr>
-      <w:r>
-        <w:rPr>
-          <w:color w:val="4A4A4A"/>
-          <w:sz w:val="20"/>
-        </w:rPr>
-        <w:t>O programa Gás do Povo alcança 100% de cobertura do público-alvo no Brasil, garantindo acesso ao botijão para todas as famílias elegíveis através de credenciamento de revendas e planos de atendimento.</w:t>
-      </w:r>
-    </w:p>
-    <w:p>
-      <w:pPr>
-        <w:spacing w:after="40"/>
-      </w:pPr>
-      <w:r>
-        <w:rPr>
-          <w:b/>
-          <w:color w:val="888888"/>
-          <w:sz w:val="18"/>
-        </w:rPr>
-        <w:t xml:space="preserve">Publicado: </w:t>
-      </w:r>
-      <w:r>
-        <w:rPr>
-          <w:color w:val="888888"/>
-          <w:sz w:val="18"/>
-        </w:rPr>
-        <w:t xml:space="preserve">2026-07-03   </w:t>
-      </w:r>
-      <w:hyperlink r:id="rId34">
-        <w:r>
-          <w:rPr>
-            <w:color w:val="1A4D2E"/>
-            <w:u w:val="single"/>
-            <w:b/>
-          </w:rPr>
-          <w:t>Acessar materia</w:t>
-        </w:r>
-      </w:hyperlink>
-    </w:p>
-    <w:p>
-      <w:pPr>
-        <w:spacing w:after="120"/>
-      </w:pPr>
-      <w:r>
-        <w:rPr>
-          <w:i/>
-          <w:color w:val="888888"/>
-          <w:sz w:val="16"/>
-        </w:rPr>
-        <w:t>Conclusão de programa social de acesso a gás, com impacto direto na população e na distribuição de energia.</w:t>
-      </w:r>
-    </w:p>
-    <w:p>
-      <w:pPr>
-        <w:spacing w:before="160" w:after="40"/>
-      </w:pPr>
-      <w:r>
-        <w:rPr>
-          <w:b/>
-          <w:color w:val="1A1A1A"/>
-          <w:sz w:val="22"/>
-        </w:rPr>
-        <w:t xml:space="preserve">Governo do Brasil lança aplicativo para ampliar atendimento do programa Luz para Todos   </w:t>
-      </w:r>
-      <w:r>
-        <w:rPr>
-          <w:b/>
-          <w:color w:val="D68910"/>
-          <w:sz w:val="16"/>
-        </w:rPr>
-        <w:t>[MÉDIA]</w:t>
-      </w:r>
-    </w:p>
-    <w:p>
-      <w:pPr>
-        <w:spacing w:after="40"/>
-      </w:pPr>
-      <w:r>
-        <w:rPr>
-          <w:color w:val="4A4A4A"/>
-          <w:sz w:val="20"/>
-        </w:rPr>
-        <w:t>Governo lança aplicativo para o programa Luz para Todos, permitindo registrar e acompanhar solicitações e mapear famílias sem acesso à energia elétrica.</w:t>
-      </w:r>
-    </w:p>
-    <w:p>
-      <w:pPr>
-        <w:spacing w:after="40"/>
-      </w:pPr>
-      <w:r>
-        <w:rPr>
-          <w:b/>
-          <w:color w:val="888888"/>
-          <w:sz w:val="18"/>
-        </w:rPr>
-        <w:t xml:space="preserve">Publicado: </w:t>
-      </w:r>
-      <w:r>
-        <w:rPr>
-          <w:color w:val="888888"/>
-          <w:sz w:val="18"/>
-        </w:rPr>
-        <w:t xml:space="preserve">2026-07-02   </w:t>
+        <w:t xml:space="preserve">2026-07-06   </w:t>
       </w:r>
       <w:hyperlink r:id="rId35">
         <w:r>
@@ -2753,7 +2808,7 @@
           <w:color w:val="888888"/>
           <w:sz w:val="16"/>
         </w:rPr>
-        <w:t>Lançamento de ferramenta digital para programa social, visando ampliar o acesso à energia elétrica.</w:t>
+        <w:t>Notícia sobre evento institucional da CCEE.</w:t>
       </w:r>
     </w:p>
     <w:p>
@@ -2766,15 +2821,15 @@
           <w:color w:val="1A1A1A"/>
           <w:sz w:val="22"/>
         </w:rPr>
-        <w:t xml:space="preserve">MME destaca avanços em eficiência energética em conferência global da IEA   </w:t>
+        <w:t xml:space="preserve">No segundo dia do EVEx 2026, Fórum CCEE amplia diálogo sobre o futuro da abertura do mercado, segurança e certificação   </w:t>
       </w:r>
       <w:r>
         <w:rPr>
           <w:b/>
-          <w:color w:val="D68910"/>
+          <w:color w:val="7F8C8D"/>
           <w:sz w:val="16"/>
         </w:rPr>
-        <w:t>[MÉDIA]</w:t>
+        <w:t>[BAIXA]</w:t>
       </w:r>
     </w:p>
     <w:p>
@@ -2786,7 +2841,7 @@
           <w:color w:val="4A4A4A"/>
           <w:sz w:val="20"/>
         </w:rPr>
-        <w:t>MME apresenta políticas de padrões mínimos para eletrodomésticos e defende indicadores para países em desenvolvimento em conferência global da IEA sobre eficiência energética.</w:t>
+        <w:t>Fórum CCEE discutiu a abertura do mercado, segurança e certificação no segundo dia do EVEx 2026, com participação de diretores.</w:t>
       </w:r>
     </w:p>
     <w:p>
@@ -2806,7 +2861,7 @@
           <w:color w:val="888888"/>
           <w:sz w:val="18"/>
         </w:rPr>
-        <w:t xml:space="preserve">2026-07-02   </w:t>
+        <w:t xml:space="preserve">2026-07-03   </w:t>
       </w:r>
       <w:hyperlink r:id="rId36">
         <w:r>
@@ -2829,8 +2884,29 @@
           <w:color w:val="888888"/>
           <w:sz w:val="16"/>
         </w:rPr>
-        <w:t>Participação em evento internacional e apresentação de políticas de eficiência energética, com potencial impacto regulatório futuro.</w:t>
-      </w:r>
+        <w:t>Notícia sobre evento institucional e diálogo setorial.</w:t>
+      </w:r>
+    </w:p>
+    <w:p>
+      <w:pPr>
+        <w:spacing w:before="240" w:after="80"/>
+      </w:pPr>
+      <w:r>
+        <w:rPr>
+          <w:b/>
+          <w:color w:val="1A4D2E"/>
+          <w:sz w:val="20"/>
+        </w:rPr>
+        <w:t>ANP | NOTÍCIAS</w:t>
+      </w:r>
+    </w:p>
+    <w:p>
+      <w:pPr>
+        <w:spacing w:before="0" w:after="40"/>
+        <w:pBdr>
+          <w:bottom w:val="single" w:sz="8" w:space="1" w:color="1A4D2E"/>
+        </w:pBdr>
+      </w:pPr>
     </w:p>
     <w:p>
       <w:pPr>
@@ -2842,15 +2918,15 @@
           <w:color w:val="1A1A1A"/>
           <w:sz w:val="22"/>
         </w:rPr>
-        <w:t xml:space="preserve">CNPM institui GT para propor Programa Nacional de Redução e Reaproveitamento de Rejeitos da Mineração   </w:t>
+        <w:t xml:space="preserve">Período eleitoral: ANP já utiliza os perfis temporários nas redes sociais   </w:t>
       </w:r>
       <w:r>
         <w:rPr>
           <w:b/>
-          <w:color w:val="D68910"/>
+          <w:color w:val="7F8C8D"/>
           <w:sz w:val="16"/>
         </w:rPr>
-        <w:t>[MÉDIA]</w:t>
+        <w:t>[BAIXA]</w:t>
       </w:r>
     </w:p>
     <w:p>
@@ -2862,7 +2938,7 @@
           <w:color w:val="4A4A4A"/>
           <w:sz w:val="20"/>
         </w:rPr>
-        <w:t>CNPM institui Grupo de Trabalho para propor programa nacional de redução e reaproveitamento de rejeitos da mineração, avaliando a recuperação de terras degradadas.</w:t>
+        <w:t>A ANP informa que já está utilizando perfis temporários nas redes sociais em adequação ao período eleitoral.</w:t>
       </w:r>
     </w:p>
     <w:p>
@@ -2882,7 +2958,7 @@
           <w:color w:val="888888"/>
           <w:sz w:val="18"/>
         </w:rPr>
-        <w:t xml:space="preserve">2026-07-02   </w:t>
+        <w:t xml:space="preserve">2026-07-06   </w:t>
       </w:r>
       <w:hyperlink r:id="rId37">
         <w:r>
@@ -2905,7 +2981,7 @@
           <w:color w:val="888888"/>
           <w:sz w:val="16"/>
         </w:rPr>
-        <w:t>Criação de grupo de trabalho para desenvolver política ambiental no setor de mineração, com foco em sustentabilidade.</w:t>
+        <w:t>Notícia institucional sobre adequação a período eleitoral.</w:t>
       </w:r>
     </w:p>
     <w:p>
@@ -2918,7 +2994,7 @@
           <w:color w:val="1A1A1A"/>
           <w:sz w:val="22"/>
         </w:rPr>
-        <w:t xml:space="preserve">MME promove seminário para apresentar Plano de Ação Nacional voltado à eliminação do uso de mercúrio na mineração de ouro   </w:t>
+        <w:t xml:space="preserve">Seca na Região Norte: ANP acompanha abastecimento de combustíveis   </w:t>
       </w:r>
       <w:r>
         <w:rPr>
@@ -2938,7 +3014,7 @@
           <w:color w:val="4A4A4A"/>
           <w:sz w:val="20"/>
         </w:rPr>
-        <w:t>MME promove seminário para apresentar Plano de Ação Nacional para eliminação do mercúrio na mineração de ouro, reunindo stakeholders para discutir estratégias de implementação.</w:t>
+        <w:t>A ANP está acompanhando o abastecimento de combustíveis na Região Norte devido à seca, monitorando a situação.</w:t>
       </w:r>
     </w:p>
     <w:p>
@@ -2958,7 +3034,7 @@
           <w:color w:val="888888"/>
           <w:sz w:val="18"/>
         </w:rPr>
-        <w:t xml:space="preserve">2026-07-02   </w:t>
+        <w:t xml:space="preserve">2026-07-03   </w:t>
       </w:r>
       <w:hyperlink r:id="rId38">
         <w:r>
@@ -2981,7 +3057,7 @@
           <w:color w:val="888888"/>
           <w:sz w:val="16"/>
         </w:rPr>
-        <w:t>Evento para discutir plano de ação ambiental, relevante para a sustentabilidade na mineração.</w:t>
+        <w:t>Acompanhamento regulatório de situação que afeta o abastecimento de combustíveis.</w:t>
       </w:r>
     </w:p>
     <w:p>
@@ -2994,7 +3070,7 @@
           <w:color w:val="1A1A1A"/>
           <w:sz w:val="22"/>
         </w:rPr>
-        <w:t xml:space="preserve">CNPM cria Grupo de Trabalho para avaliar papel do urânio brasileiro no Programa Nuclear e programas estratégicos de defesa e transição energética   </w:t>
+        <w:t xml:space="preserve">Entre os dias 29/6 e 3/7, a ANP realizou 146 ações de fiscalização com foco em preços abusivos   </w:t>
       </w:r>
       <w:r>
         <w:rPr>
@@ -3014,7 +3090,7 @@
           <w:color w:val="4A4A4A"/>
           <w:sz w:val="20"/>
         </w:rPr>
-        <w:t>CNPM cria GT para avaliar o papel do urânio brasileiro no Programa Nuclear e em programas estratégicos de defesa e transição energética, estudando sua contribuição.</w:t>
+        <w:t>A ANP realizou 146 ações de fiscalização em 16 estados, com foco em preços abusivos de combustíveis.</w:t>
       </w:r>
     </w:p>
     <w:p>
@@ -3034,7 +3110,7 @@
           <w:color w:val="888888"/>
           <w:sz w:val="18"/>
         </w:rPr>
-        <w:t xml:space="preserve">2026-07-02   </w:t>
+        <w:t xml:space="preserve">2026-07-03   </w:t>
       </w:r>
       <w:hyperlink r:id="rId39">
         <w:r>
@@ -3057,8 +3133,29 @@
           <w:color w:val="888888"/>
           <w:sz w:val="16"/>
         </w:rPr>
-        <w:t>Criação de grupo de trabalho para analisar recurso estratégico (urânio) e seu papel em programas nacionais.</w:t>
-      </w:r>
+        <w:t>Ações de fiscalização setorial com impacto direto no mercado de combustíveis.</w:t>
+      </w:r>
+    </w:p>
+    <w:p>
+      <w:pPr>
+        <w:spacing w:before="240" w:after="80"/>
+      </w:pPr>
+      <w:r>
+        <w:rPr>
+          <w:b/>
+          <w:color w:val="1A4D2E"/>
+          <w:sz w:val="20"/>
+        </w:rPr>
+        <w:t>MME | NOTÍCIAS</w:t>
+      </w:r>
+    </w:p>
+    <w:p>
+      <w:pPr>
+        <w:spacing w:before="0" w:after="40"/>
+        <w:pBdr>
+          <w:bottom w:val="single" w:sz="8" w:space="1" w:color="1A4D2E"/>
+        </w:pBdr>
+      </w:pPr>
     </w:p>
     <w:p>
       <w:pPr>
@@ -3070,15 +3167,15 @@
           <w:color w:val="1A1A1A"/>
           <w:sz w:val="22"/>
         </w:rPr>
-        <w:t xml:space="preserve">CNPM aprova GT que vai mapear caminhos para ampliar o conhecimento geológico e de recursos minerais do País   </w:t>
+        <w:t xml:space="preserve">Entenda cada item cobrado na conta de luz e como acompanhar o consumo   </w:t>
       </w:r>
       <w:r>
         <w:rPr>
           <w:b/>
-          <w:color w:val="D68910"/>
+          <w:color w:val="7F8C8D"/>
           <w:sz w:val="16"/>
         </w:rPr>
-        <w:t>[MÉDIA]</w:t>
+        <w:t>[BAIXA]</w:t>
       </w:r>
     </w:p>
     <w:p>
@@ -3090,7 +3187,7 @@
           <w:color w:val="4A4A4A"/>
           <w:sz w:val="20"/>
         </w:rPr>
-        <w:t>CNPM aprova Grupo de Trabalho para mapear caminhos e ampliar o conhecimento geológico e de recursos minerais do País, visando otimizar a exploração e gestão.</w:t>
+        <w:t>Explica bandeiras tarifárias, ICMS, contribuição de iluminação pública e outros encargos da fatura de energia elétrica.</w:t>
       </w:r>
     </w:p>
     <w:p>
@@ -3110,7 +3207,7 @@
           <w:color w:val="888888"/>
           <w:sz w:val="18"/>
         </w:rPr>
-        <w:t xml:space="preserve">2026-07-02   </w:t>
+        <w:t xml:space="preserve">2026-07-03   </w:t>
       </w:r>
       <w:hyperlink r:id="rId40">
         <w:r>
@@ -3133,29 +3230,8 @@
           <w:color w:val="888888"/>
           <w:sz w:val="16"/>
         </w:rPr>
-        <w:t>Criação de grupo de trabalho para mapear e ampliar conhecimento geológico, fundamental para o planejamento do setor mineral.</w:t>
-      </w:r>
-    </w:p>
-    <w:p>
-      <w:pPr>
-        <w:spacing w:before="240" w:after="80"/>
-      </w:pPr>
-      <w:r>
-        <w:rPr>
-          <w:b/>
-          <w:color w:val="1A4D2E"/>
-          <w:sz w:val="20"/>
-        </w:rPr>
-        <w:t>ANEEL | ÚLTIMAS NOTÍCIAS</w:t>
-      </w:r>
-    </w:p>
-    <w:p>
-      <w:pPr>
-        <w:spacing w:before="0" w:after="40"/>
-        <w:pBdr>
-          <w:bottom w:val="single" w:sz="8" w:space="1" w:color="1A4D2E"/>
-        </w:pBdr>
-      </w:pPr>
+        <w:t>Conteúdo informativo geral para o consumidor.</w:t>
+      </w:r>
     </w:p>
     <w:p>
       <w:pPr>
@@ -3167,15 +3243,15 @@
           <w:color w:val="1A1A1A"/>
           <w:sz w:val="22"/>
         </w:rPr>
-        <w:t xml:space="preserve">ANEEL divulga relatório sobre perdas de energia elétrica na distribuição   </w:t>
+        <w:t xml:space="preserve">O que são sistemas isolados?   </w:t>
       </w:r>
       <w:r>
         <w:rPr>
           <w:b/>
-          <w:color w:val="D68910"/>
+          <w:color w:val="7F8C8D"/>
           <w:sz w:val="16"/>
         </w:rPr>
-        <w:t>[MÉDIA]</w:t>
+        <w:t>[BAIXA]</w:t>
       </w:r>
     </w:p>
     <w:p>
@@ -3187,7 +3263,7 @@
           <w:color w:val="4A4A4A"/>
           <w:sz w:val="20"/>
         </w:rPr>
-        <w:t>ANEEL divulga relatório com dados de perdas de energia elétrica na distribuição referentes ao ano de 2025, fornecendo informações cruciais para o setor.</w:t>
+        <w:t>Explica como localidades isoladas garantem abastecimento elétrico com tecnologias eficientes e sustentáveis.</w:t>
       </w:r>
     </w:p>
     <w:p>
@@ -3207,7 +3283,7 @@
           <w:color w:val="888888"/>
           <w:sz w:val="18"/>
         </w:rPr>
-        <w:t xml:space="preserve">2026-07-02   </w:t>
+        <w:t xml:space="preserve">2026-07-03   </w:t>
       </w:r>
       <w:hyperlink r:id="rId41">
         <w:r>
@@ -3230,7 +3306,7 @@
           <w:color w:val="888888"/>
           <w:sz w:val="16"/>
         </w:rPr>
-        <w:t>Publicação de relatório técnico com dados relevantes para o setor de distribuição de energia elétrica e sua regulação.</w:t>
+        <w:t>Conteúdo informativo geral sobre o setor elétrico.</w:t>
       </w:r>
     </w:p>
     <w:p>
@@ -3243,15 +3319,15 @@
           <w:color w:val="1A1A1A"/>
           <w:sz w:val="22"/>
         </w:rPr>
-        <w:t xml:space="preserve">ANEEL e Defesa Civil de SP discutem projeto para enfrentar eventos climáticos extremos   </w:t>
+        <w:t xml:space="preserve">Saiba a diferença entre minério, mineral e rocha   </w:t>
       </w:r>
       <w:r>
         <w:rPr>
           <w:b/>
-          <w:color w:val="D68910"/>
+          <w:color w:val="7F8C8D"/>
           <w:sz w:val="16"/>
         </w:rPr>
-        <w:t>[MÉDIA]</w:t>
+        <w:t>[BAIXA]</w:t>
       </w:r>
     </w:p>
     <w:p>
@@ -3263,7 +3339,7 @@
           <w:color w:val="4A4A4A"/>
           <w:sz w:val="20"/>
         </w:rPr>
-        <w:t>ANEEL e Defesa Civil de SP debatem o Projeto SPIN, que visa acelerar as respostas das distribuidoras a eventos climáticos extremos, melhorando a resiliência do sistema.</w:t>
+        <w:t>Entenda as origens e aplicações de minério, mineral e rocha no cotidiano e desenvolvimento da sociedade.</w:t>
       </w:r>
     </w:p>
     <w:p>
@@ -3283,7 +3359,7 @@
           <w:color w:val="888888"/>
           <w:sz w:val="18"/>
         </w:rPr>
-        <w:t xml:space="preserve">2026-07-02   </w:t>
+        <w:t xml:space="preserve">2026-07-03   </w:t>
       </w:r>
       <w:hyperlink r:id="rId42">
         <w:r>
@@ -3306,7 +3382,7 @@
           <w:color w:val="888888"/>
           <w:sz w:val="16"/>
         </w:rPr>
-        <w:t>Discussão sobre projeto para melhorar a resiliência da rede elétrica a eventos climáticos extremos, com impacto na qualidade do serviço.</w:t>
+        <w:t>Conteúdo informativo geral sobre mineração.</w:t>
       </w:r>
     </w:p>
     <w:p>
@@ -3319,7 +3395,7 @@
           <w:color w:val="1A1A1A"/>
           <w:sz w:val="22"/>
         </w:rPr>
-        <w:t xml:space="preserve">Projeto Radar da ANEEL fortalece monitoramento e gestão das interrupções de energia no Brasil   </w:t>
+        <w:t xml:space="preserve">Saiba como ter acesso ao Programa Gás do Povo   </w:t>
       </w:r>
       <w:r>
         <w:rPr>
@@ -3339,7 +3415,7 @@
           <w:color w:val="4A4A4A"/>
           <w:sz w:val="20"/>
         </w:rPr>
-        <w:t>Projeto Radar da ANEEL aprimora o monitoramento e a gestão de interrupções de energia no Brasil, ampliando a capacidade de fiscalização e resposta da agência.</w:t>
+        <w:t>Entenda quem pode participar e como funciona o recebimento do benefício do Programa Gás do Povo.</w:t>
       </w:r>
     </w:p>
     <w:p>
@@ -3359,7 +3435,7 @@
           <w:color w:val="888888"/>
           <w:sz w:val="18"/>
         </w:rPr>
-        <w:t xml:space="preserve">2026-07-02   </w:t>
+        <w:t xml:space="preserve">2026-07-03   </w:t>
       </w:r>
       <w:hyperlink r:id="rId43">
         <w:r>
@@ -3382,7 +3458,7 @@
           <w:color w:val="888888"/>
           <w:sz w:val="16"/>
         </w:rPr>
-        <w:t>Lançamento de projeto para aprimorar o monitoramento da qualidade do serviço de energia elétrica, com impacto na fiscalização.</w:t>
+        <w:t>Notícia sobre programa social com impacto direto em cidadãos.</w:t>
       </w:r>
     </w:p>
     <w:p>
@@ -3395,7 +3471,7 @@
           <w:color w:val="1A1A1A"/>
           <w:sz w:val="22"/>
         </w:rPr>
-        <w:t xml:space="preserve">Blitz da ONEE 2026: Agência realiza ações em duas escolas piauienses para divulgar a maior competição educacional do setor elétrico   </w:t>
+        <w:t xml:space="preserve">A Força dos Ventos marítimos   </w:t>
       </w:r>
       <w:r>
         <w:rPr>
@@ -3415,7 +3491,7 @@
           <w:color w:val="4A4A4A"/>
           <w:sz w:val="20"/>
         </w:rPr>
-        <w:t>A ANEEL realiza a Blitz da ONEE 2026 em escolas do Piauí para divulgar a competição educacional sobre consumo consciente de energia, com atividades para estudantes.</w:t>
+        <w:t>Entenda a participação da energia eólica offshore na matriz energética brasileira.</w:t>
       </w:r>
     </w:p>
     <w:p>
@@ -3435,7 +3511,7 @@
           <w:color w:val="888888"/>
           <w:sz w:val="18"/>
         </w:rPr>
-        <w:t xml:space="preserve">2026-07-02   </w:t>
+        <w:t xml:space="preserve">2026-07-03   </w:t>
       </w:r>
       <w:hyperlink r:id="rId44">
         <w:r>
@@ -3458,29 +3534,8 @@
           <w:color w:val="888888"/>
           <w:sz w:val="16"/>
         </w:rPr>
-        <w:t>Evento educacional e institucional, sem impacto regulatório ou econômico direto.</w:t>
-      </w:r>
-    </w:p>
-    <w:p>
-      <w:pPr>
-        <w:spacing w:before="240" w:after="80"/>
-      </w:pPr>
-      <w:r>
-        <w:rPr>
-          <w:b/>
-          <w:color w:val="1A4D2E"/>
-          <w:sz w:val="20"/>
-        </w:rPr>
-        <w:t>ANM | NOTÍCIAS</w:t>
-      </w:r>
-    </w:p>
-    <w:p>
-      <w:pPr>
-        <w:spacing w:before="0" w:after="40"/>
-        <w:pBdr>
-          <w:bottom w:val="single" w:sz="8" w:space="1" w:color="1A4D2E"/>
-        </w:pBdr>
-      </w:pPr>
+        <w:t>Conteúdo informativo geral sobre energia renovável.</w:t>
+      </w:r>
     </w:p>
     <w:p>
       <w:pPr>
@@ -3492,15 +3547,15 @@
           <w:color w:val="1A1A1A"/>
           <w:sz w:val="22"/>
         </w:rPr>
-        <w:t xml:space="preserve">Novo guia orienta usuários sobre como solicitar o Registro de Extração   </w:t>
+        <w:t xml:space="preserve">Como a energia elétrica é transportada pelo Brasil   </w:t>
       </w:r>
       <w:r>
         <w:rPr>
           <w:b/>
-          <w:color w:val="D68910"/>
+          <w:color w:val="7F8C8D"/>
           <w:sz w:val="16"/>
         </w:rPr>
-        <w:t>[MÉDIA]</w:t>
+        <w:t>[BAIXA]</w:t>
       </w:r>
     </w:p>
     <w:p>
@@ -3512,7 +3567,7 @@
           <w:color w:val="4A4A4A"/>
           <w:sz w:val="20"/>
         </w:rPr>
-        <w:t>ANM lança novo guia didático para orientar usuários sobre o processo de solicitação do Registro de Extração de minerais para obras públicas.</w:t>
+        <w:t>Entenda a função das linhas de transmissão no transporte de energia elétrica no Brasil.</w:t>
       </w:r>
     </w:p>
     <w:p>
@@ -3532,7 +3587,7 @@
           <w:color w:val="888888"/>
           <w:sz w:val="18"/>
         </w:rPr>
-        <w:t xml:space="preserve">2026-07-02   </w:t>
+        <w:t xml:space="preserve">2026-07-03   </w:t>
       </w:r>
       <w:hyperlink r:id="rId45">
         <w:r>
@@ -3555,7 +3610,7 @@
           <w:color w:val="888888"/>
           <w:sz w:val="16"/>
         </w:rPr>
-        <w:t>Publicação de guia orientativo sobre procedimento administrativo, relevante para empresas do setor mineral.</w:t>
+        <w:t>Conteúdo informativo geral sobre infraestrutura energética.</w:t>
       </w:r>
     </w:p>
     <w:p>
@@ -3568,15 +3623,15 @@
           <w:color w:val="1A1A1A"/>
           <w:sz w:val="22"/>
         </w:rPr>
-        <w:t xml:space="preserve">Conheça as 3 modalidades de fiscalização empreendidas pela agência   </w:t>
+        <w:t xml:space="preserve">Biometano: resíduos transformados em energia   </w:t>
       </w:r>
       <w:r>
         <w:rPr>
           <w:b/>
-          <w:color w:val="D68910"/>
+          <w:color w:val="7F8C8D"/>
           <w:sz w:val="16"/>
         </w:rPr>
-        <w:t>[MÉDIA]</w:t>
+        <w:t>[BAIXA]</w:t>
       </w:r>
     </w:p>
     <w:p>
@@ -3588,7 +3643,7 @@
           <w:color w:val="4A4A4A"/>
           <w:sz w:val="20"/>
         </w:rPr>
-        <w:t>ANM detalha suas três modalidades de fiscalização: atividades minerárias, segurança de barragens e arrecadação de royalties, destacando a necessidade de estrutura e recursos.</w:t>
+        <w:t>O biocombustível produzido a partir do aproveitamento de matéria orgânica possui aplicações semelhantes às do gás natural.</w:t>
       </w:r>
     </w:p>
     <w:p>
@@ -3608,7 +3663,7 @@
           <w:color w:val="888888"/>
           <w:sz w:val="18"/>
         </w:rPr>
-        <w:t xml:space="preserve">2026-07-02   </w:t>
+        <w:t xml:space="preserve">2026-07-03   </w:t>
       </w:r>
       <w:hyperlink r:id="rId46">
         <w:r>
@@ -3631,29 +3686,8 @@
           <w:color w:val="888888"/>
           <w:sz w:val="16"/>
         </w:rPr>
-        <w:t>Informações sobre as modalidades de fiscalização da agência, relevante para empresas do setor mineral.</w:t>
-      </w:r>
-    </w:p>
-    <w:p>
-      <w:pPr>
-        <w:spacing w:before="240" w:after="80"/>
-      </w:pPr>
-      <w:r>
-        <w:rPr>
-          <w:b/>
-          <w:color w:val="1A4D2E"/>
-          <w:sz w:val="20"/>
-        </w:rPr>
-        <w:t>EPE | NOTÍCIAS</w:t>
-      </w:r>
-    </w:p>
-    <w:p>
-      <w:pPr>
-        <w:spacing w:before="0" w:after="40"/>
-        <w:pBdr>
-          <w:bottom w:val="single" w:sz="8" w:space="1" w:color="1A4D2E"/>
-        </w:pBdr>
-      </w:pPr>
+        <w:t>Conteúdo informativo geral sobre biocombustíveis.</w:t>
+      </w:r>
     </w:p>
     <w:p>
       <w:pPr>
@@ -3665,15 +3699,15 @@
           <w:color w:val="1A1A1A"/>
           <w:sz w:val="22"/>
         </w:rPr>
-        <w:t xml:space="preserve">EPE publica o Relatório Final do Balanço Energético Nacional 2026   </w:t>
+        <w:t xml:space="preserve">DEFESO ELEITORAL 2026   </w:t>
       </w:r>
       <w:r>
         <w:rPr>
           <w:b/>
-          <w:color w:val="C0392B"/>
+          <w:color w:val="7F8C8D"/>
           <w:sz w:val="16"/>
         </w:rPr>
-        <w:t>[ALTA]</w:t>
+        <w:t>[BAIXA]</w:t>
       </w:r>
     </w:p>
     <w:p>
@@ -3685,7 +3719,7 @@
           <w:color w:val="4A4A4A"/>
           <w:sz w:val="20"/>
         </w:rPr>
-        <w:t>EPE publica o Relatório Final do Balanço Energético Nacional 2026, consolidando a contabilidade da oferta e consumo de energia no Brasil em 2025.</w:t>
+        <w:t>Aviso importante sobre o período de defeso eleitoral em 2026.</w:t>
       </w:r>
     </w:p>
     <w:p>
@@ -3705,7 +3739,7 @@
           <w:color w:val="888888"/>
           <w:sz w:val="18"/>
         </w:rPr>
-        <w:t xml:space="preserve">2026-07-02   </w:t>
+        <w:t xml:space="preserve">2026-07-03   </w:t>
       </w:r>
       <w:hyperlink r:id="rId47">
         <w:r>
@@ -3728,8 +3762,29 @@
           <w:color w:val="888888"/>
           <w:sz w:val="16"/>
         </w:rPr>
-        <w:t>Publicação de relatório técnico fundamental para o planejamento e análise do setor energético nacional.</w:t>
-      </w:r>
+        <w:t>Notícia institucional sobre adequação a período eleitoral.</w:t>
+      </w:r>
+    </w:p>
+    <w:p>
+      <w:pPr>
+        <w:spacing w:before="240" w:after="80"/>
+      </w:pPr>
+      <w:r>
+        <w:rPr>
+          <w:b/>
+          <w:color w:val="1A4D2E"/>
+          <w:sz w:val="20"/>
+        </w:rPr>
+        <w:t>ONS | NOTÍCIAS</w:t>
+      </w:r>
+    </w:p>
+    <w:p>
+      <w:pPr>
+        <w:spacing w:before="0" w:after="40"/>
+        <w:pBdr>
+          <w:bottom w:val="single" w:sz="8" w:space="1" w:color="1A4D2E"/>
+        </w:pBdr>
+      </w:pPr>
     </w:p>
     <w:p>
       <w:pPr>
@@ -3741,7 +3796,7 @@
           <w:color w:val="1A1A1A"/>
           <w:sz w:val="22"/>
         </w:rPr>
-        <w:t xml:space="preserve">EPE publica Informe Trimestral de junho sobre estudos de transmissão previstos em 2026   </w:t>
+        <w:t xml:space="preserve">ONS indica afluências acima da Média de Longo Termo na região Sul, com 155%   </w:t>
       </w:r>
       <w:r>
         <w:rPr>
@@ -3761,7 +3816,7 @@
           <w:color w:val="4A4A4A"/>
           <w:sz w:val="20"/>
         </w:rPr>
-        <w:t>EPE divulga Informe Trimestral de junho sobre o estágio de execução dos estudos de transmissão previstos para 2026, com atualizações de cronograma.</w:t>
+        <w:t>Previsões no Sudeste/Centro-Oeste também superam 90% da MLT, indicando boas condições hidrológicas.</w:t>
       </w:r>
     </w:p>
     <w:p>
@@ -3781,7 +3836,7 @@
           <w:color w:val="888888"/>
           <w:sz w:val="18"/>
         </w:rPr>
-        <w:t xml:space="preserve">2026-07-02   </w:t>
+        <w:t xml:space="preserve">2026-07-03   </w:t>
       </w:r>
       <w:hyperlink r:id="rId48">
         <w:r>
@@ -3804,7 +3859,830 @@
           <w:color w:val="888888"/>
           <w:sz w:val="16"/>
         </w:rPr>
-        <w:t>Publicação de informe técnico sobre estudos de transmissão, relevante para o planejamento da infraestrutura de energia elétrica.</w:t>
+        <w:t>Informação relevante sobre condições hidrológicas e operação do sistema elétrico.</w:t>
+      </w:r>
+    </w:p>
+    <w:p>
+      <w:pPr>
+        <w:spacing w:before="240" w:after="80"/>
+      </w:pPr>
+      <w:r>
+        <w:rPr>
+          <w:b/>
+          <w:color w:val="1A4D2E"/>
+          <w:sz w:val="20"/>
+        </w:rPr>
+        <w:t>ANEEL | ÚLTIMAS NOTÍCIAS</w:t>
+      </w:r>
+    </w:p>
+    <w:p>
+      <w:pPr>
+        <w:spacing w:before="0" w:after="40"/>
+        <w:pBdr>
+          <w:bottom w:val="single" w:sz="8" w:space="1" w:color="1A4D2E"/>
+        </w:pBdr>
+      </w:pPr>
+    </w:p>
+    <w:p>
+      <w:pPr>
+        <w:spacing w:before="160" w:after="40"/>
+      </w:pPr>
+      <w:r>
+        <w:rPr>
+          <w:b/>
+          <w:color w:val="1A1A1A"/>
+          <w:sz w:val="22"/>
+        </w:rPr>
+        <w:t xml:space="preserve">Bandeira tarifária em julho permanece amarela   </w:t>
+      </w:r>
+      <w:r>
+        <w:rPr>
+          <w:b/>
+          <w:color w:val="D68910"/>
+          <w:sz w:val="16"/>
+        </w:rPr>
+        <w:t>[MÉDIA]</w:t>
+      </w:r>
+    </w:p>
+    <w:p>
+      <w:pPr>
+        <w:spacing w:after="40"/>
+      </w:pPr>
+      <w:r>
+        <w:rPr>
+          <w:color w:val="4A4A4A"/>
+          <w:sz w:val="20"/>
+        </w:rPr>
+        <w:t>A conta de luz dos consumidores continua tendo acréscimo de R$ 1,885 a cada 100 kWh em julho.</w:t>
+      </w:r>
+    </w:p>
+    <w:p>
+      <w:pPr>
+        <w:spacing w:after="40"/>
+      </w:pPr>
+      <w:r>
+        <w:rPr>
+          <w:b/>
+          <w:color w:val="888888"/>
+          <w:sz w:val="18"/>
+        </w:rPr>
+        <w:t xml:space="preserve">Publicado: </w:t>
+      </w:r>
+      <w:r>
+        <w:rPr>
+          <w:color w:val="888888"/>
+          <w:sz w:val="18"/>
+        </w:rPr>
+        <w:t xml:space="preserve">2026-07-03   </w:t>
+      </w:r>
+      <w:hyperlink r:id="rId49">
+        <w:r>
+          <w:rPr>
+            <w:color w:val="1A4D2E"/>
+            <w:u w:val="single"/>
+            <w:b/>
+          </w:rPr>
+          <w:t>Acessar materia</w:t>
+        </w:r>
+      </w:hyperlink>
+    </w:p>
+    <w:p>
+      <w:pPr>
+        <w:spacing w:after="120"/>
+      </w:pPr>
+      <w:r>
+        <w:rPr>
+          <w:i/>
+          <w:color w:val="888888"/>
+          <w:sz w:val="16"/>
+        </w:rPr>
+        <w:t>Impacta diretamente o custo da energia para consumidores.</w:t>
+      </w:r>
+    </w:p>
+    <w:p>
+      <w:pPr>
+        <w:spacing w:before="160" w:after="40"/>
+      </w:pPr>
+      <w:r>
+        <w:rPr>
+          <w:b/>
+          <w:color w:val="1A1A1A"/>
+          <w:sz w:val="22"/>
+        </w:rPr>
+        <w:t xml:space="preserve">Medidores de energia elétrica: ANEEL abre segunda fase da consulta pública   </w:t>
+      </w:r>
+      <w:r>
+        <w:rPr>
+          <w:b/>
+          <w:color w:val="C0392B"/>
+          <w:sz w:val="16"/>
+        </w:rPr>
+        <w:t>[ALTA]</w:t>
+      </w:r>
+    </w:p>
+    <w:p>
+      <w:pPr>
+        <w:spacing w:after="40"/>
+      </w:pPr>
+      <w:r>
+        <w:rPr>
+          <w:color w:val="4A4A4A"/>
+          <w:sz w:val="20"/>
+        </w:rPr>
+        <w:t>A ANEEL abre a segunda fase da consulta pública para receber sugestões sobre requisitos mínimos em medidores inteligentes de energia elétrica.</w:t>
+      </w:r>
+    </w:p>
+    <w:p>
+      <w:pPr>
+        <w:spacing w:after="40"/>
+      </w:pPr>
+      <w:r>
+        <w:rPr>
+          <w:b/>
+          <w:color w:val="888888"/>
+          <w:sz w:val="18"/>
+        </w:rPr>
+        <w:t xml:space="preserve">Publicado: </w:t>
+      </w:r>
+      <w:r>
+        <w:rPr>
+          <w:color w:val="888888"/>
+          <w:sz w:val="18"/>
+        </w:rPr>
+        <w:t xml:space="preserve">2026-07-03   </w:t>
+      </w:r>
+      <w:hyperlink r:id="rId50">
+        <w:r>
+          <w:rPr>
+            <w:color w:val="1A4D2E"/>
+            <w:u w:val="single"/>
+            <w:b/>
+          </w:rPr>
+          <w:t>Acessar materia</w:t>
+        </w:r>
+      </w:hyperlink>
+    </w:p>
+    <w:p>
+      <w:pPr>
+        <w:spacing w:after="120"/>
+      </w:pPr>
+      <w:r>
+        <w:rPr>
+          <w:i/>
+          <w:color w:val="888888"/>
+          <w:sz w:val="16"/>
+        </w:rPr>
+        <w:t>Abertura de consulta pública sobre regulamentação técnica com impacto no setor elétrico.</w:t>
+      </w:r>
+    </w:p>
+    <w:p>
+      <w:pPr>
+        <w:spacing w:before="160" w:after="40"/>
+      </w:pPr>
+      <w:r>
+        <w:rPr>
+          <w:b/>
+          <w:color w:val="1A1A1A"/>
+          <w:sz w:val="22"/>
+        </w:rPr>
+        <w:t xml:space="preserve">Olimpíada Nacional de Eficiência Energética 2026 está com inscrições abertas   </w:t>
+      </w:r>
+      <w:r>
+        <w:rPr>
+          <w:b/>
+          <w:color w:val="7F8C8D"/>
+          <w:sz w:val="16"/>
+        </w:rPr>
+        <w:t>[BAIXA]</w:t>
+      </w:r>
+    </w:p>
+    <w:p>
+      <w:pPr>
+        <w:spacing w:after="40"/>
+      </w:pPr>
+      <w:r>
+        <w:rPr>
+          <w:color w:val="4A4A4A"/>
+          <w:sz w:val="20"/>
+        </w:rPr>
+        <w:t>A Olimpíada Nacional de Eficiência Energética 2026 está com inscrições abertas, incluindo pela primeira vez estudantes do ensino médio.</w:t>
+      </w:r>
+    </w:p>
+    <w:p>
+      <w:pPr>
+        <w:spacing w:after="40"/>
+      </w:pPr>
+      <w:r>
+        <w:rPr>
+          <w:b/>
+          <w:color w:val="888888"/>
+          <w:sz w:val="18"/>
+        </w:rPr>
+        <w:t xml:space="preserve">Publicado: </w:t>
+      </w:r>
+      <w:r>
+        <w:rPr>
+          <w:color w:val="888888"/>
+          <w:sz w:val="18"/>
+        </w:rPr>
+        <w:t xml:space="preserve">2026-07-03   </w:t>
+      </w:r>
+      <w:hyperlink r:id="rId51">
+        <w:r>
+          <w:rPr>
+            <w:color w:val="1A4D2E"/>
+            <w:u w:val="single"/>
+            <w:b/>
+          </w:rPr>
+          <w:t>Acessar materia</w:t>
+        </w:r>
+      </w:hyperlink>
+    </w:p>
+    <w:p>
+      <w:pPr>
+        <w:spacing w:after="120"/>
+      </w:pPr>
+      <w:r>
+        <w:rPr>
+          <w:i/>
+          <w:color w:val="888888"/>
+          <w:sz w:val="16"/>
+        </w:rPr>
+        <w:t>Notícia institucional sobre evento educacional.</w:t>
+      </w:r>
+    </w:p>
+    <w:p>
+      <w:pPr>
+        <w:spacing w:before="240" w:after="80"/>
+      </w:pPr>
+      <w:r>
+        <w:rPr>
+          <w:b/>
+          <w:color w:val="1A4D2E"/>
+          <w:sz w:val="20"/>
+        </w:rPr>
+        <w:t>ANM | NOTÍCIAS</w:t>
+      </w:r>
+    </w:p>
+    <w:p>
+      <w:pPr>
+        <w:spacing w:before="0" w:after="40"/>
+        <w:pBdr>
+          <w:bottom w:val="single" w:sz="8" w:space="1" w:color="1A4D2E"/>
+        </w:pBdr>
+      </w:pPr>
+    </w:p>
+    <w:p>
+      <w:pPr>
+        <w:spacing w:before="160" w:after="40"/>
+      </w:pPr>
+      <w:r>
+        <w:rPr>
+          <w:b/>
+          <w:color w:val="1A1A1A"/>
+          <w:sz w:val="22"/>
+        </w:rPr>
+        <w:t xml:space="preserve">Parceria com o Serpro avança em solução para fortalecer a integridade dos royalties da mineração   </w:t>
+      </w:r>
+      <w:r>
+        <w:rPr>
+          <w:b/>
+          <w:color w:val="D68910"/>
+          <w:sz w:val="16"/>
+        </w:rPr>
+        <w:t>[MÉDIA]</w:t>
+      </w:r>
+    </w:p>
+    <w:p>
+      <w:pPr>
+        <w:spacing w:after="40"/>
+      </w:pPr>
+      <w:r>
+        <w:rPr>
+          <w:color w:val="4A4A4A"/>
+          <w:sz w:val="20"/>
+        </w:rPr>
+        <w:t>Oficina discutiu medidas para ampliar compliance, combater concorrência desleal e modernizar a gestão da CFEM.</w:t>
+      </w:r>
+    </w:p>
+    <w:p>
+      <w:pPr>
+        <w:spacing w:after="40"/>
+      </w:pPr>
+      <w:r>
+        <w:rPr>
+          <w:b/>
+          <w:color w:val="888888"/>
+          <w:sz w:val="18"/>
+        </w:rPr>
+        <w:t xml:space="preserve">Publicado: </w:t>
+      </w:r>
+      <w:r>
+        <w:rPr>
+          <w:color w:val="888888"/>
+          <w:sz w:val="18"/>
+        </w:rPr>
+        <w:t xml:space="preserve">2026-07-03T18:09   </w:t>
+      </w:r>
+      <w:hyperlink r:id="rId52">
+        <w:r>
+          <w:rPr>
+            <w:color w:val="1A4D2E"/>
+            <w:u w:val="single"/>
+            <w:b/>
+          </w:rPr>
+          <w:t>Acessar materia</w:t>
+        </w:r>
+      </w:hyperlink>
+    </w:p>
+    <w:p>
+      <w:pPr>
+        <w:spacing w:after="120"/>
+      </w:pPr>
+      <w:r>
+        <w:rPr>
+          <w:i/>
+          <w:color w:val="888888"/>
+          <w:sz w:val="16"/>
+        </w:rPr>
+        <w:t>Iniciativa para melhorar a gestão e fiscalização de royalties da mineração.</w:t>
+      </w:r>
+    </w:p>
+    <w:p>
+      <w:pPr>
+        <w:spacing w:before="240" w:after="80"/>
+      </w:pPr>
+      <w:r>
+        <w:rPr>
+          <w:b/>
+          <w:color w:val="1A4D2E"/>
+          <w:sz w:val="20"/>
+        </w:rPr>
+        <w:t>EPE | NOTÍCIAS</w:t>
+      </w:r>
+    </w:p>
+    <w:p>
+      <w:pPr>
+        <w:spacing w:before="0" w:after="40"/>
+        <w:pBdr>
+          <w:bottom w:val="single" w:sz="8" w:space="1" w:color="1A4D2E"/>
+        </w:pBdr>
+      </w:pPr>
+    </w:p>
+    <w:p>
+      <w:pPr>
+        <w:spacing w:before="160" w:after="40"/>
+      </w:pPr>
+      <w:r>
+        <w:rPr>
+          <w:b/>
+          <w:color w:val="1A1A1A"/>
+          <w:sz w:val="22"/>
+        </w:rPr>
+        <w:t xml:space="preserve">EPE e ONS Divulgam Nota Técnica com a Metodologia, Premissas e Critérios para os Leilões de Reserva de Capacidade (LRCAP) de 2026 – Armazenamento Nacional e Armazenamento   </w:t>
+      </w:r>
+      <w:r>
+        <w:rPr>
+          <w:b/>
+          <w:color w:val="C0392B"/>
+          <w:sz w:val="16"/>
+        </w:rPr>
+        <w:t>[ALTA]</w:t>
+      </w:r>
+    </w:p>
+    <w:p>
+      <w:pPr>
+        <w:spacing w:after="40"/>
+      </w:pPr>
+      <w:r>
+        <w:rPr>
+          <w:color w:val="4A4A4A"/>
+          <w:sz w:val="20"/>
+        </w:rPr>
+        <w:t>Documento conjunto EPE e ONS apresenta metodologia, premissas e critérios para definição da Capacidade Remanescente do SIN para leilões de reserva de capacidade.</w:t>
+      </w:r>
+    </w:p>
+    <w:p>
+      <w:pPr>
+        <w:spacing w:after="40"/>
+      </w:pPr>
+      <w:r>
+        <w:rPr>
+          <w:b/>
+          <w:color w:val="888888"/>
+          <w:sz w:val="18"/>
+        </w:rPr>
+        <w:t xml:space="preserve">Publicado: </w:t>
+      </w:r>
+      <w:r>
+        <w:rPr>
+          <w:color w:val="888888"/>
+          <w:sz w:val="18"/>
+        </w:rPr>
+        <w:t xml:space="preserve">2026-07-03   </w:t>
+      </w:r>
+      <w:hyperlink r:id="rId53">
+        <w:r>
+          <w:rPr>
+            <w:color w:val="1A4D2E"/>
+            <w:u w:val="single"/>
+            <w:b/>
+          </w:rPr>
+          <w:t>Acessar materia</w:t>
+        </w:r>
+      </w:hyperlink>
+    </w:p>
+    <w:p>
+      <w:pPr>
+        <w:spacing w:after="120"/>
+      </w:pPr>
+      <w:r>
+        <w:rPr>
+          <w:i/>
+          <w:color w:val="888888"/>
+          <w:sz w:val="16"/>
+        </w:rPr>
+        <w:t>Publicação de metodologia e critérios para leilões de energia, com impacto regulatório e de mercado.</w:t>
+      </w:r>
+    </w:p>
+    <w:p>
+      <w:pPr>
+        <w:spacing w:before="160" w:after="40"/>
+      </w:pPr>
+      <w:r>
+        <w:rPr>
+          <w:b/>
+          <w:color w:val="1A1A1A"/>
+          <w:sz w:val="22"/>
+        </w:rPr>
+        <w:t xml:space="preserve">EPE participa do workshop “Planejamento da Transmissão para a Transição Energética”   </w:t>
+      </w:r>
+      <w:r>
+        <w:rPr>
+          <w:b/>
+          <w:color w:val="D68910"/>
+          <w:sz w:val="16"/>
+        </w:rPr>
+        <w:t>[MÉDIA]</w:t>
+      </w:r>
+    </w:p>
+    <w:p>
+      <w:pPr>
+        <w:spacing w:after="40"/>
+      </w:pPr>
+      <w:r>
+        <w:rPr>
+          <w:color w:val="4A4A4A"/>
+          <w:sz w:val="20"/>
+        </w:rPr>
+        <w:t>Evento discutiu oportunidades de integração e planejamento de reforços na transmissão, com foco em eficiência e sustentabilidade.</w:t>
+      </w:r>
+    </w:p>
+    <w:p>
+      <w:pPr>
+        <w:spacing w:after="40"/>
+      </w:pPr>
+      <w:r>
+        <w:rPr>
+          <w:b/>
+          <w:color w:val="888888"/>
+          <w:sz w:val="18"/>
+        </w:rPr>
+        <w:t xml:space="preserve">Publicado: </w:t>
+      </w:r>
+      <w:r>
+        <w:rPr>
+          <w:color w:val="888888"/>
+          <w:sz w:val="18"/>
+        </w:rPr>
+        <w:t xml:space="preserve">2026-07-03   </w:t>
+      </w:r>
+      <w:hyperlink r:id="rId54">
+        <w:r>
+          <w:rPr>
+            <w:color w:val="1A4D2E"/>
+            <w:u w:val="single"/>
+            <w:b/>
+          </w:rPr>
+          <w:t>Acessar materia</w:t>
+        </w:r>
+      </w:hyperlink>
+    </w:p>
+    <w:p>
+      <w:pPr>
+        <w:spacing w:after="120"/>
+      </w:pPr>
+      <w:r>
+        <w:rPr>
+          <w:i/>
+          <w:color w:val="888888"/>
+          <w:sz w:val="16"/>
+        </w:rPr>
+        <w:t>Participação em evento setorial sobre planejamento estratégico de energia.</w:t>
+      </w:r>
+    </w:p>
+    <w:p>
+      <w:pPr>
+        <w:spacing w:before="160" w:after="40"/>
+      </w:pPr>
+      <w:r>
+        <w:rPr>
+          <w:b/>
+          <w:color w:val="1A1A1A"/>
+          <w:sz w:val="22"/>
+        </w:rPr>
+        <w:t xml:space="preserve">Segunda etapa do Leilão de Transmissão nº 1/2026 tem deságio e contrata todos os lotes   </w:t>
+      </w:r>
+      <w:r>
+        <w:rPr>
+          <w:b/>
+          <w:color w:val="C0392B"/>
+          <w:sz w:val="16"/>
+        </w:rPr>
+        <w:t>[ALTA]</w:t>
+      </w:r>
+    </w:p>
+    <w:p>
+      <w:pPr>
+        <w:spacing w:after="40"/>
+      </w:pPr>
+      <w:r>
+        <w:rPr>
+          <w:color w:val="4A4A4A"/>
+          <w:sz w:val="20"/>
+        </w:rPr>
+        <w:t>Leilão de Transmissão com quatro lotes e investimentos de R$ 1,8 bilhão teve 100% de sucesso, com deságio.</w:t>
+      </w:r>
+    </w:p>
+    <w:p>
+      <w:pPr>
+        <w:spacing w:after="40"/>
+      </w:pPr>
+      <w:r>
+        <w:rPr>
+          <w:b/>
+          <w:color w:val="888888"/>
+          <w:sz w:val="18"/>
+        </w:rPr>
+        <w:t xml:space="preserve">Publicado: </w:t>
+      </w:r>
+      <w:r>
+        <w:rPr>
+          <w:color w:val="888888"/>
+          <w:sz w:val="18"/>
+        </w:rPr>
+        <w:t xml:space="preserve">2026-07-03   </w:t>
+      </w:r>
+      <w:hyperlink r:id="rId55">
+        <w:r>
+          <w:rPr>
+            <w:color w:val="1A4D2E"/>
+            <w:u w:val="single"/>
+            <w:b/>
+          </w:rPr>
+          <w:t>Acessar materia</w:t>
+        </w:r>
+      </w:hyperlink>
+    </w:p>
+    <w:p>
+      <w:pPr>
+        <w:spacing w:after="120"/>
+      </w:pPr>
+      <w:r>
+        <w:rPr>
+          <w:i/>
+          <w:color w:val="888888"/>
+          <w:sz w:val="16"/>
+        </w:rPr>
+        <w:t>Resultado de leilão de infraestrutura energética com grande volume de investimentos.</w:t>
+      </w:r>
+    </w:p>
+    <w:p>
+      <w:pPr>
+        <w:spacing w:before="160" w:after="40"/>
+      </w:pPr>
+      <w:r>
+        <w:rPr>
+          <w:b/>
+          <w:color w:val="1A1A1A"/>
+          <w:sz w:val="22"/>
+        </w:rPr>
+        <w:t xml:space="preserve">EPE recebe prêmio por excelência em planejamento energético durante o EVEx Brasil 2026   </w:t>
+      </w:r>
+      <w:r>
+        <w:rPr>
+          <w:b/>
+          <w:color w:val="7F8C8D"/>
+          <w:sz w:val="16"/>
+        </w:rPr>
+        <w:t>[BAIXA]</w:t>
+      </w:r>
+    </w:p>
+    <w:p>
+      <w:pPr>
+        <w:spacing w:after="40"/>
+      </w:pPr>
+      <w:r>
+        <w:rPr>
+          <w:color w:val="4A4A4A"/>
+          <w:sz w:val="20"/>
+        </w:rPr>
+        <w:t>A EPE foi premiada com "Vanguarda em Planejamento e Inteligência Setorial" no EVEx Brasil 2026, reconhecendo sua excelência técnica.</w:t>
+      </w:r>
+    </w:p>
+    <w:p>
+      <w:pPr>
+        <w:spacing w:after="40"/>
+      </w:pPr>
+      <w:r>
+        <w:rPr>
+          <w:b/>
+          <w:color w:val="888888"/>
+          <w:sz w:val="18"/>
+        </w:rPr>
+        <w:t xml:space="preserve">Publicado: </w:t>
+      </w:r>
+      <w:r>
+        <w:rPr>
+          <w:color w:val="888888"/>
+          <w:sz w:val="18"/>
+        </w:rPr>
+        <w:t xml:space="preserve">2026-07-03   </w:t>
+      </w:r>
+      <w:hyperlink r:id="rId56">
+        <w:r>
+          <w:rPr>
+            <w:color w:val="1A4D2E"/>
+            <w:u w:val="single"/>
+            <w:b/>
+          </w:rPr>
+          <w:t>Acessar materia</w:t>
+        </w:r>
+      </w:hyperlink>
+    </w:p>
+    <w:p>
+      <w:pPr>
+        <w:spacing w:after="120"/>
+      </w:pPr>
+      <w:r>
+        <w:rPr>
+          <w:i/>
+          <w:color w:val="888888"/>
+          <w:sz w:val="16"/>
+        </w:rPr>
+        <w:t>Notícia institucional sobre premiação.</w:t>
+      </w:r>
+    </w:p>
+    <w:p>
+      <w:pPr>
+        <w:spacing w:before="160" w:after="40"/>
+      </w:pPr>
+      <w:r>
+        <w:rPr>
+          <w:b/>
+          <w:color w:val="1A1A1A"/>
+          <w:sz w:val="22"/>
+        </w:rPr>
+        <w:t xml:space="preserve">EPE publica Rodadas de Licitação no Mundo em 2026   </w:t>
+      </w:r>
+      <w:r>
+        <w:rPr>
+          <w:b/>
+          <w:color w:val="D68910"/>
+          <w:sz w:val="16"/>
+        </w:rPr>
+        <w:t>[MÉDIA]</w:t>
+      </w:r>
+    </w:p>
+    <w:p>
+      <w:pPr>
+        <w:spacing w:after="40"/>
+      </w:pPr>
+      <w:r>
+        <w:rPr>
+          <w:color w:val="4A4A4A"/>
+          <w:sz w:val="20"/>
+        </w:rPr>
+        <w:t>Documento reúne informações sobre rodadas de licitação de áreas exploratórias em 2025 e 2026, destacando estratégias de segurança energética.</w:t>
+      </w:r>
+    </w:p>
+    <w:p>
+      <w:pPr>
+        <w:spacing w:after="40"/>
+      </w:pPr>
+      <w:r>
+        <w:rPr>
+          <w:b/>
+          <w:color w:val="888888"/>
+          <w:sz w:val="18"/>
+        </w:rPr>
+        <w:t xml:space="preserve">Publicado: </w:t>
+      </w:r>
+      <w:r>
+        <w:rPr>
+          <w:color w:val="888888"/>
+          <w:sz w:val="18"/>
+        </w:rPr>
+        <w:t xml:space="preserve">2026-07-03   </w:t>
+      </w:r>
+      <w:hyperlink r:id="rId57">
+        <w:r>
+          <w:rPr>
+            <w:color w:val="1A4D2E"/>
+            <w:u w:val="single"/>
+            <w:b/>
+          </w:rPr>
+          <w:t>Acessar materia</w:t>
+        </w:r>
+      </w:hyperlink>
+    </w:p>
+    <w:p>
+      <w:pPr>
+        <w:spacing w:after="120"/>
+      </w:pPr>
+      <w:r>
+        <w:rPr>
+          <w:i/>
+          <w:color w:val="888888"/>
+          <w:sz w:val="16"/>
+        </w:rPr>
+        <w:t>Publicação de estudo relevante para o setor de petróleo e gás.</w:t>
+      </w:r>
+    </w:p>
+    <w:p>
+      <w:pPr>
+        <w:spacing w:before="160" w:after="40"/>
+      </w:pPr>
+      <w:r>
+        <w:rPr>
+          <w:b/>
+          <w:color w:val="1A1A1A"/>
+          <w:sz w:val="22"/>
+        </w:rPr>
+        <w:t xml:space="preserve">Primeiro caderno do PDE 2036 reúne contexto, perspectivas e premissas para o setor energético   </w:t>
+      </w:r>
+      <w:r>
+        <w:rPr>
+          <w:b/>
+          <w:color w:val="D68910"/>
+          <w:sz w:val="16"/>
+        </w:rPr>
+        <w:t>[MÉDIA]</w:t>
+      </w:r>
+    </w:p>
+    <w:p>
+      <w:pPr>
+        <w:spacing w:after="40"/>
+      </w:pPr>
+      <w:r>
+        <w:rPr>
+          <w:color w:val="4A4A4A"/>
+          <w:sz w:val="20"/>
+        </w:rPr>
+        <w:t>MME e EPE publicaram o Caderno de Contexto, Perspectivas e Premissas, primeira publicação do Plano Decenal de Expansão de Energia 2036.</w:t>
+      </w:r>
+    </w:p>
+    <w:p>
+      <w:pPr>
+        <w:spacing w:after="40"/>
+      </w:pPr>
+      <w:r>
+        <w:rPr>
+          <w:b/>
+          <w:color w:val="888888"/>
+          <w:sz w:val="18"/>
+        </w:rPr>
+        <w:t xml:space="preserve">Publicado: </w:t>
+      </w:r>
+      <w:r>
+        <w:rPr>
+          <w:color w:val="888888"/>
+          <w:sz w:val="18"/>
+        </w:rPr>
+        <w:t xml:space="preserve">2026-07-03   </w:t>
+      </w:r>
+      <w:hyperlink r:id="rId58">
+        <w:r>
+          <w:rPr>
+            <w:color w:val="1A4D2E"/>
+            <w:u w:val="single"/>
+            <w:b/>
+          </w:rPr>
+          <w:t>Acessar materia</w:t>
+        </w:r>
+      </w:hyperlink>
+    </w:p>
+    <w:p>
+      <w:pPr>
+        <w:spacing w:after="120"/>
+      </w:pPr>
+      <w:r>
+        <w:rPr>
+          <w:i/>
+          <w:color w:val="888888"/>
+          <w:sz w:val="16"/>
+        </w:rPr>
+        <w:t>Publicação de estudo estratégico para o planejamento energético nacional.</w:t>
       </w:r>
     </w:p>
     <w:p/>
@@ -3870,7 +4748,7 @@
           <w:color w:val="1A1A1A"/>
           <w:sz w:val="22"/>
         </w:rPr>
-        <w:t xml:space="preserve">Implantação do Cadastro Nacional da Pessoa Jurídica alfanumérico começa no dia 31 deste mês   </w:t>
+        <w:t xml:space="preserve">Renegociação de dívidas está disponível para famílias, estudantes com financiamento do Fies, empresas e agricultores familiares   </w:t>
       </w:r>
       <w:r>
         <w:rPr>
@@ -3890,7 +4768,7 @@
           <w:color w:val="4A4A4A"/>
           <w:sz w:val="20"/>
         </w:rPr>
-        <w:t>Início da implantação do CNPJ alfanumérico, sem necessidade de alteração para CNPJs ativos, mas com recomendação de adaptação de sistemas informatizados.</w:t>
+        <w:t>Confira as condições para cada categoria de renegociação de dívidas, incluindo famílias, estudantes do Fies, empresas e agricultores familiares.</w:t>
       </w:r>
     </w:p>
     <w:p>
@@ -3910,9 +4788,9 @@
           <w:color w:val="888888"/>
           <w:sz w:val="18"/>
         </w:rPr>
-        <w:t xml:space="preserve">2026-07-02   </w:t>
-      </w:r>
-      <w:hyperlink r:id="rId13">
+        <w:t xml:space="preserve">2026-07-03   </w:t>
+      </w:r>
+      <w:hyperlink r:id="rId59">
         <w:r>
           <w:rPr>
             <w:color w:val="1A4D2E"/>
@@ -3933,7 +4811,7 @@
           <w:color w:val="888888"/>
           <w:sz w:val="16"/>
         </w:rPr>
-        <w:t>Mudança administrativa significativa no formato do CNPJ, exigindo adaptação de sistemas corporativos.</w:t>
+        <w:t>Notícia com impacto direto em diversos setores da economia e cidadãos.</w:t>
       </w:r>
     </w:p>
     <w:p>
@@ -3946,15 +4824,15 @@
           <w:color w:val="1A1A1A"/>
           <w:sz w:val="22"/>
         </w:rPr>
-        <w:t xml:space="preserve">Instrução normativa da Receita Federal regulamenta regras de Imposto de Renda para plataformas digitais   </w:t>
+        <w:t xml:space="preserve">Plataforma centralizada de autoexclusão permite bloquear sites de apostas autorizados de uma só vez   </w:t>
       </w:r>
       <w:r>
         <w:rPr>
           <w:b/>
-          <w:color w:val="C0392B"/>
+          <w:color w:val="D68910"/>
           <w:sz w:val="16"/>
         </w:rPr>
-        <w:t>[ALTA]</w:t>
+        <w:t>[MÉDIA]</w:t>
       </w:r>
     </w:p>
     <w:p>
@@ -3966,7 +4844,7 @@
           <w:color w:val="4A4A4A"/>
           <w:sz w:val="20"/>
         </w:rPr>
-        <w:t>Nova instrução normativa da Receita Federal regulamenta as regras de Imposto de Renda aplicáveis a plataformas digitais, resultado do programa Receita Soluciona.</w:t>
+        <w:t>Nova plataforma permite que usuários solicitem a autoexclusão para bloquear sites de apostas autorizados.</w:t>
       </w:r>
     </w:p>
     <w:p>
@@ -3986,9 +4864,9 @@
           <w:color w:val="888888"/>
           <w:sz w:val="18"/>
         </w:rPr>
-        <w:t xml:space="preserve">2026-07-02   </w:t>
-      </w:r>
-      <w:hyperlink r:id="rId49">
+        <w:t xml:space="preserve">2026-07-03   </w:t>
+      </w:r>
+      <w:hyperlink r:id="rId60">
         <w:r>
           <w:rPr>
             <w:color w:val="1A4D2E"/>
@@ -4009,235 +4887,7 @@
           <w:color w:val="888888"/>
           <w:sz w:val="16"/>
         </w:rPr>
-        <w:t>Nova regulamentação tributária com impacto direto em empresas que operam plataformas digitais.</w:t>
-      </w:r>
-    </w:p>
-    <w:p>
-      <w:pPr>
-        <w:spacing w:before="160" w:after="40"/>
-      </w:pPr>
-      <w:r>
-        <w:rPr>
-          <w:b/>
-          <w:color w:val="1A1A1A"/>
-          <w:sz w:val="22"/>
-        </w:rPr>
-        <w:t xml:space="preserve">Secretário de Reformas Econômicas participa do lançamento do ecossistema de duplicatas escriturais   </w:t>
-      </w:r>
-      <w:r>
-        <w:rPr>
-          <w:b/>
-          <w:color w:val="C0392B"/>
-          <w:sz w:val="16"/>
-        </w:rPr>
-        <w:t>[ALTA]</w:t>
-      </w:r>
-    </w:p>
-    <w:p>
-      <w:pPr>
-        <w:spacing w:after="40"/>
-      </w:pPr>
-      <w:r>
-        <w:rPr>
-          <w:color w:val="4A4A4A"/>
-          <w:sz w:val="20"/>
-        </w:rPr>
-        <w:t>Lançamento do ecossistema de duplicatas escriturais moderniza o crédito no País, beneficiando especialmente pequenas e médias empresas.</w:t>
-      </w:r>
-    </w:p>
-    <w:p>
-      <w:pPr>
-        <w:spacing w:after="40"/>
-      </w:pPr>
-      <w:r>
-        <w:rPr>
-          <w:b/>
-          <w:color w:val="888888"/>
-          <w:sz w:val="18"/>
-        </w:rPr>
-        <w:t xml:space="preserve">Publicado: </w:t>
-      </w:r>
-      <w:r>
-        <w:rPr>
-          <w:color w:val="888888"/>
-          <w:sz w:val="18"/>
-        </w:rPr>
-        <w:t xml:space="preserve">2026-07-02   </w:t>
-      </w:r>
-      <w:hyperlink r:id="rId50">
-        <w:r>
-          <w:rPr>
-            <w:color w:val="1A4D2E"/>
-            <w:u w:val="single"/>
-            <w:b/>
-          </w:rPr>
-          <w:t>Acessar materia</w:t>
-        </w:r>
-      </w:hyperlink>
-    </w:p>
-    <w:p>
-      <w:pPr>
-        <w:spacing w:after="120"/>
-      </w:pPr>
-      <w:r>
-        <w:rPr>
-          <w:i/>
-          <w:color w:val="888888"/>
-          <w:sz w:val="16"/>
-        </w:rPr>
-        <w:t>Iniciativa que moderniza instrumentos de crédito, com impacto significativo no mercado financeiro e para PMEs.</w:t>
-      </w:r>
-    </w:p>
-    <w:p>
-      <w:pPr>
-        <w:spacing w:before="160" w:after="40"/>
-      </w:pPr>
-      <w:r>
-        <w:rPr>
-          <w:b/>
-          <w:color w:val="1A1A1A"/>
-          <w:sz w:val="22"/>
-        </w:rPr>
-        <w:t xml:space="preserve">Ministro da Fazenda apresenta ações federais para a transformação ecológica brasileira   </w:t>
-      </w:r>
-      <w:r>
-        <w:rPr>
-          <w:b/>
-          <w:color w:val="D68910"/>
-          <w:sz w:val="16"/>
-        </w:rPr>
-        <w:t>[MÉDIA]</w:t>
-      </w:r>
-    </w:p>
-    <w:p>
-      <w:pPr>
-        <w:spacing w:after="40"/>
-      </w:pPr>
-      <w:r>
-        <w:rPr>
-          <w:color w:val="4A4A4A"/>
-          <w:sz w:val="20"/>
-        </w:rPr>
-        <w:t>Ministro Dario Durigan apresenta ações federais para a transformação ecológica brasileira no 1º Fórum Econômico Brasil Mais Verde, no Rio de Janeiro.</w:t>
-      </w:r>
-    </w:p>
-    <w:p>
-      <w:pPr>
-        <w:spacing w:after="40"/>
-      </w:pPr>
-      <w:r>
-        <w:rPr>
-          <w:b/>
-          <w:color w:val="888888"/>
-          <w:sz w:val="18"/>
-        </w:rPr>
-        <w:t xml:space="preserve">Publicado: </w:t>
-      </w:r>
-      <w:r>
-        <w:rPr>
-          <w:color w:val="888888"/>
-          <w:sz w:val="18"/>
-        </w:rPr>
-        <w:t xml:space="preserve">2026-07-02   </w:t>
-      </w:r>
-      <w:hyperlink r:id="rId51">
-        <w:r>
-          <w:rPr>
-            <w:color w:val="1A4D2E"/>
-            <w:u w:val="single"/>
-            <w:b/>
-          </w:rPr>
-          <w:t>Acessar materia</w:t>
-        </w:r>
-      </w:hyperlink>
-    </w:p>
-    <w:p>
-      <w:pPr>
-        <w:spacing w:after="120"/>
-      </w:pPr>
-      <w:r>
-        <w:rPr>
-          <w:i/>
-          <w:color w:val="888888"/>
-          <w:sz w:val="16"/>
-        </w:rPr>
-        <w:t>Apresentação de diretrizes políticas sobre transformação ecológica, indicando futuras ações governamentais.</w:t>
-      </w:r>
-    </w:p>
-    <w:p>
-      <w:pPr>
-        <w:spacing w:before="160" w:after="40"/>
-      </w:pPr>
-      <w:r>
-        <w:rPr>
-          <w:b/>
-          <w:color w:val="1A1A1A"/>
-          <w:sz w:val="22"/>
-        </w:rPr>
-        <w:t xml:space="preserve">Receita abre consulta ao lote especial de restituição automática do IRPF a partir de quarta-feira, dia 8   </w:t>
-      </w:r>
-      <w:r>
-        <w:rPr>
-          <w:b/>
-          <w:color w:val="D68910"/>
-          <w:sz w:val="16"/>
-        </w:rPr>
-        <w:t>[MÉDIA]</w:t>
-      </w:r>
-    </w:p>
-    <w:p>
-      <w:pPr>
-        <w:spacing w:after="40"/>
-      </w:pPr>
-      <w:r>
-        <w:rPr>
-          <w:color w:val="4A4A4A"/>
-          <w:sz w:val="20"/>
-        </w:rPr>
-        <w:t>Receita Federal abre consulta para lote especial de restituição automática do IRPF, com pagamento via cashback no dia 15, diretamente na conta do contribuinte.</w:t>
-      </w:r>
-    </w:p>
-    <w:p>
-      <w:pPr>
-        <w:spacing w:after="40"/>
-      </w:pPr>
-      <w:r>
-        <w:rPr>
-          <w:b/>
-          <w:color w:val="888888"/>
-          <w:sz w:val="18"/>
-        </w:rPr>
-        <w:t xml:space="preserve">Publicado: </w:t>
-      </w:r>
-      <w:r>
-        <w:rPr>
-          <w:color w:val="888888"/>
-          <w:sz w:val="18"/>
-        </w:rPr>
-        <w:t xml:space="preserve">2026-07-02   </w:t>
-      </w:r>
-      <w:hyperlink r:id="rId52">
-        <w:r>
-          <w:rPr>
-            <w:color w:val="1A4D2E"/>
-            <w:u w:val="single"/>
-            <w:b/>
-          </w:rPr>
-          <w:t>Acessar materia</w:t>
-        </w:r>
-      </w:hyperlink>
-    </w:p>
-    <w:p>
-      <w:pPr>
-        <w:spacing w:after="120"/>
-      </w:pPr>
-      <w:r>
-        <w:rPr>
-          <w:i/>
-          <w:color w:val="888888"/>
-          <w:sz w:val="16"/>
-        </w:rPr>
-        <w:t>Anúncio de restituição de IRPF, impactando diretamente contribuintes.</w:t>
+        <w:t>Notícia sobre nova ferramenta de regulação de apostas online.</w:t>
       </w:r>
     </w:p>
     <w:p/>
@@ -4282,7 +4932,7 @@
           <w:color w:val="1A4D2E"/>
           <w:sz w:val="20"/>
         </w:rPr>
-        <w:t>ANPD | NOTÍCIAS</w:t>
+        <w:t>MINISTÉRIO DA AGRICULTURA | NOTÍCIAS</w:t>
       </w:r>
     </w:p>
     <w:p>
@@ -4303,15 +4953,15 @@
           <w:color w:val="1A1A1A"/>
           <w:sz w:val="22"/>
         </w:rPr>
-        <w:t xml:space="preserve">ANPD e Cade renovam Acordo de Cooperação Técnica por mais cinco anos   </w:t>
+        <w:t xml:space="preserve">.   </w:t>
       </w:r>
       <w:r>
         <w:rPr>
           <w:b/>
-          <w:color w:val="C0392B"/>
+          <w:color w:val="7F8C8D"/>
           <w:sz w:val="16"/>
         </w:rPr>
-        <w:t>[ALTA]</w:t>
+        <w:t>[BAIXA]</w:t>
       </w:r>
     </w:p>
     <w:p>
@@ -4323,7 +4973,7 @@
           <w:color w:val="4A4A4A"/>
           <w:sz w:val="20"/>
         </w:rPr>
-        <w:t>ANPD e Cade renovam Acordo de Cooperação Técnica por cinco anos, fortalecendo a atuação coordenada em proteção de dados pessoais, defesa da concorrência e governança digital.</w:t>
+        <w:t>Comunicado sobre o período de defeso eleitoral, com imagem ilustrativa.</w:t>
       </w:r>
     </w:p>
     <w:p>
@@ -4343,657 +4993,7 @@
           <w:color w:val="888888"/>
           <w:sz w:val="18"/>
         </w:rPr>
-        <w:t xml:space="preserve">2026-07-02T18:34   </w:t>
-      </w:r>
-      <w:hyperlink r:id="rId53">
-        <w:r>
-          <w:rPr>
-            <w:color w:val="1A4D2E"/>
-            <w:u w:val="single"/>
-            <w:b/>
-          </w:rPr>
-          <w:t>Acessar materia</w:t>
-        </w:r>
-      </w:hyperlink>
-    </w:p>
-    <w:p>
-      <w:pPr>
-        <w:spacing w:after="120"/>
-      </w:pPr>
-      <w:r>
-        <w:rPr>
-          <w:i/>
-          <w:color w:val="888888"/>
-          <w:sz w:val="16"/>
-        </w:rPr>
-        <w:t>Renovação de acordo entre órgãos reguladores chave, com impacto na proteção de dados e concorrência.</w:t>
-      </w:r>
-    </w:p>
-    <w:p>
-      <w:pPr>
-        <w:spacing w:before="160" w:after="40"/>
-      </w:pPr>
-      <w:r>
-        <w:rPr>
-          <w:b/>
-          <w:color w:val="1A1A1A"/>
-          <w:sz w:val="22"/>
-        </w:rPr>
-        <w:t xml:space="preserve">Publicados primeiros resultados do Sandbox Regulatório em Inteligência Artificial   </w:t>
-      </w:r>
-      <w:r>
-        <w:rPr>
-          <w:b/>
-          <w:color w:val="C0392B"/>
-          <w:sz w:val="16"/>
-        </w:rPr>
-        <w:t>[ALTA]</w:t>
-      </w:r>
-    </w:p>
-    <w:p>
-      <w:pPr>
-        <w:spacing w:after="40"/>
-      </w:pPr>
-      <w:r>
-        <w:rPr>
-          <w:color w:val="4A4A4A"/>
-          <w:sz w:val="20"/>
-        </w:rPr>
-        <w:t>ANPD publica os primeiros resultados do Sandbox Regulatório em Inteligência Artificial, acompanhando três empresas de tecnologia em projetos inovadores.</w:t>
-      </w:r>
-    </w:p>
-    <w:p>
-      <w:pPr>
-        <w:spacing w:after="40"/>
-      </w:pPr>
-      <w:r>
-        <w:rPr>
-          <w:b/>
-          <w:color w:val="888888"/>
-          <w:sz w:val="18"/>
-        </w:rPr>
-        <w:t xml:space="preserve">Publicado: </w:t>
-      </w:r>
-      <w:r>
-        <w:rPr>
-          <w:color w:val="888888"/>
-          <w:sz w:val="18"/>
-        </w:rPr>
-        <w:t xml:space="preserve">2026-07-02T08:47   </w:t>
-      </w:r>
-      <w:hyperlink r:id="rId54">
-        <w:r>
-          <w:rPr>
-            <w:color w:val="1A4D2E"/>
-            <w:u w:val="single"/>
-            <w:b/>
-          </w:rPr>
-          <w:t>Acessar materia</w:t>
-        </w:r>
-      </w:hyperlink>
-    </w:p>
-    <w:p>
-      <w:pPr>
-        <w:spacing w:after="120"/>
-      </w:pPr>
-      <w:r>
-        <w:rPr>
-          <w:i/>
-          <w:color w:val="888888"/>
-          <w:sz w:val="16"/>
-        </w:rPr>
-        <w:t>Publicação de resultados de sandbox regulatório, indicando tendências e direções para a regulação de IA.</w:t>
-      </w:r>
-    </w:p>
-    <w:p>
-      <w:pPr>
-        <w:spacing w:before="240" w:after="80"/>
-      </w:pPr>
-      <w:r>
-        <w:rPr>
-          <w:b/>
-          <w:color w:val="1A4D2E"/>
-          <w:sz w:val="20"/>
-        </w:rPr>
-        <w:t>CGU | NOTÍCIAS</w:t>
-      </w:r>
-    </w:p>
-    <w:p>
-      <w:pPr>
-        <w:spacing w:before="0" w:after="40"/>
-        <w:pBdr>
-          <w:bottom w:val="single" w:sz="8" w:space="1" w:color="1A4D2E"/>
-        </w:pBdr>
-      </w:pPr>
-    </w:p>
-    <w:p>
-      <w:pPr>
-        <w:spacing w:before="160" w:after="40"/>
-      </w:pPr>
-      <w:r>
-        <w:rPr>
-          <w:b/>
-          <w:color w:val="1A1A1A"/>
-          <w:sz w:val="22"/>
-        </w:rPr>
-        <w:t xml:space="preserve">CGU e PF investigam suspeitas de fraudes na aplicação de emendas parlamentares em Roraima   </w:t>
-      </w:r>
-      <w:r>
-        <w:rPr>
-          <w:b/>
-          <w:color w:val="C0392B"/>
-          <w:sz w:val="16"/>
-        </w:rPr>
-        <w:t>[ALTA]</w:t>
-      </w:r>
-    </w:p>
-    <w:p>
-      <w:pPr>
-        <w:spacing w:after="40"/>
-      </w:pPr>
-      <w:r>
-        <w:rPr>
-          <w:color w:val="4A4A4A"/>
-          <w:sz w:val="20"/>
-        </w:rPr>
-        <w:t>Operação 'Acesso Negado' da CGU e PF investiga fraudes no uso de emendas parlamentares para obras públicas em Roraima, apurando irregularidades em repasses.</w:t>
-      </w:r>
-    </w:p>
-    <w:p>
-      <w:pPr>
-        <w:spacing w:after="40"/>
-      </w:pPr>
-      <w:r>
-        <w:rPr>
-          <w:b/>
-          <w:color w:val="888888"/>
-          <w:sz w:val="18"/>
-        </w:rPr>
-        <w:t xml:space="preserve">Publicado: </w:t>
-      </w:r>
-      <w:r>
-        <w:rPr>
-          <w:color w:val="888888"/>
-          <w:sz w:val="18"/>
-        </w:rPr>
-        <w:t xml:space="preserve">2026-07-03T09:51   </w:t>
-      </w:r>
-      <w:hyperlink r:id="rId55">
-        <w:r>
-          <w:rPr>
-            <w:color w:val="1A4D2E"/>
-            <w:u w:val="single"/>
-            <w:b/>
-          </w:rPr>
-          <w:t>Acessar materia</w:t>
-        </w:r>
-      </w:hyperlink>
-    </w:p>
-    <w:p>
-      <w:pPr>
-        <w:spacing w:after="120"/>
-      </w:pPr>
-      <w:r>
-        <w:rPr>
-          <w:i/>
-          <w:color w:val="888888"/>
-          <w:sz w:val="16"/>
-        </w:rPr>
-        <w:t>Investigação de fraudes em recursos públicos, com impacto na administração pública e potencial repercussão jurídica.</w:t>
-      </w:r>
-    </w:p>
-    <w:p>
-      <w:pPr>
-        <w:spacing w:before="160" w:after="40"/>
-      </w:pPr>
-      <w:r>
-        <w:rPr>
-          <w:b/>
-          <w:color w:val="1A1A1A"/>
-          <w:sz w:val="22"/>
-        </w:rPr>
-        <w:t xml:space="preserve">Rede Nacional de Integridade Pública chega a 79 membros e inicia eleição para Comissão de Apoio Temporária   </w:t>
-      </w:r>
-      <w:r>
-        <w:rPr>
-          <w:b/>
-          <w:color w:val="D68910"/>
-          <w:sz w:val="16"/>
-        </w:rPr>
-        <w:t>[MÉDIA]</w:t>
-      </w:r>
-    </w:p>
-    <w:p>
-      <w:pPr>
-        <w:spacing w:after="40"/>
-      </w:pPr>
-      <w:r>
-        <w:rPr>
-          <w:color w:val="4A4A4A"/>
-          <w:sz w:val="20"/>
-        </w:rPr>
-        <w:t>A Rede Nacional de Integridade Pública, coordenada pela CGU, expande para 79 membros e inicia processo eleitoral para sua Comissão de Apoio Temporária.</w:t>
-      </w:r>
-    </w:p>
-    <w:p>
-      <w:pPr>
-        <w:spacing w:after="40"/>
-      </w:pPr>
-      <w:r>
-        <w:rPr>
-          <w:b/>
-          <w:color w:val="888888"/>
-          <w:sz w:val="18"/>
-        </w:rPr>
-        <w:t xml:space="preserve">Publicado: </w:t>
-      </w:r>
-      <w:r>
-        <w:rPr>
-          <w:color w:val="888888"/>
-          <w:sz w:val="18"/>
-        </w:rPr>
-        <w:t xml:space="preserve">2026-07-02T18:19   </w:t>
-      </w:r>
-      <w:hyperlink r:id="rId56">
-        <w:r>
-          <w:rPr>
-            <w:color w:val="1A4D2E"/>
-            <w:u w:val="single"/>
-            <w:b/>
-          </w:rPr>
-          <w:t>Acessar materia</w:t>
-        </w:r>
-      </w:hyperlink>
-    </w:p>
-    <w:p>
-      <w:pPr>
-        <w:spacing w:after="120"/>
-      </w:pPr>
-      <w:r>
-        <w:rPr>
-          <w:i/>
-          <w:color w:val="888888"/>
-          <w:sz w:val="16"/>
-        </w:rPr>
-        <w:t>Desenvolvimento institucional de programa de integridade pública, relevante para governança e combate à corrupção.</w:t>
-      </w:r>
-    </w:p>
-    <w:p>
-      <w:pPr>
-        <w:spacing w:before="240" w:after="80"/>
-      </w:pPr>
-      <w:r>
-        <w:rPr>
-          <w:b/>
-          <w:color w:val="1A4D2E"/>
-          <w:sz w:val="20"/>
-        </w:rPr>
-        <w:t>MINISTÉRIO DO MEIO AMBIENTE | NOTÍCIAS</w:t>
-      </w:r>
-    </w:p>
-    <w:p>
-      <w:pPr>
-        <w:spacing w:before="0" w:after="40"/>
-        <w:pBdr>
-          <w:bottom w:val="single" w:sz="8" w:space="1" w:color="1A4D2E"/>
-        </w:pBdr>
-      </w:pPr>
-    </w:p>
-    <w:p>
-      <w:pPr>
-        <w:spacing w:before="160" w:after="40"/>
-      </w:pPr>
-      <w:r>
-        <w:rPr>
-          <w:b/>
-          <w:color w:val="1A1A1A"/>
-          <w:sz w:val="22"/>
-        </w:rPr>
-        <w:t xml:space="preserve">Trilha Amazônia Atlântica passa a contar com 1.000 quilômetros totalmente sinalizados entre o Pará e o Maranhão   </w:t>
-      </w:r>
-      <w:r>
-        <w:rPr>
-          <w:b/>
-          <w:color w:val="D68910"/>
-          <w:sz w:val="16"/>
-        </w:rPr>
-        <w:t>[MÉDIA]</w:t>
-      </w:r>
-    </w:p>
-    <w:p>
-      <w:pPr>
-        <w:spacing w:after="40"/>
-      </w:pPr>
-      <w:r>
-        <w:rPr>
-          <w:color w:val="4A4A4A"/>
-          <w:sz w:val="20"/>
-        </w:rPr>
-        <w:t>A Trilha Amazônia Atlântica atinge 1.000 km sinalizados, conectando unidades de conservação e impulsionando o turismo de natureza e desenvolvimento local entre Pará e Maranhão.</w:t>
-      </w:r>
-    </w:p>
-    <w:p>
-      <w:pPr>
-        <w:spacing w:after="40"/>
-      </w:pPr>
-      <w:r>
-        <w:rPr>
-          <w:b/>
-          <w:color w:val="888888"/>
-          <w:sz w:val="18"/>
-        </w:rPr>
-        <w:t xml:space="preserve">Publicado: </w:t>
-      </w:r>
-      <w:r>
-        <w:rPr>
-          <w:color w:val="888888"/>
-          <w:sz w:val="18"/>
-        </w:rPr>
-        <w:t xml:space="preserve">2026-07-02T18:52   </w:t>
-      </w:r>
-      <w:hyperlink r:id="rId57">
-        <w:r>
-          <w:rPr>
-            <w:color w:val="1A4D2E"/>
-            <w:u w:val="single"/>
-            <w:b/>
-          </w:rPr>
-          <w:t>Acessar materia</w:t>
-        </w:r>
-      </w:hyperlink>
-    </w:p>
-    <w:p>
-      <w:pPr>
-        <w:spacing w:after="120"/>
-      </w:pPr>
-      <w:r>
-        <w:rPr>
-          <w:i/>
-          <w:color w:val="888888"/>
-          <w:sz w:val="16"/>
-        </w:rPr>
-        <w:t>Iniciativa de conservação ambiental e fomento ao turismo, com impacto regional.</w:t>
-      </w:r>
-    </w:p>
-    <w:p>
-      <w:pPr>
-        <w:spacing w:before="160" w:after="40"/>
-      </w:pPr>
-      <w:r>
-        <w:rPr>
-          <w:b/>
-          <w:color w:val="1A1A1A"/>
-          <w:sz w:val="22"/>
-        </w:rPr>
-        <w:t xml:space="preserve">Delegação brasileira rumo à COP17 na Mongólia: país apresentará metas de resiliência e mitigação à seca   </w:t>
-      </w:r>
-      <w:r>
-        <w:rPr>
-          <w:b/>
-          <w:color w:val="C0392B"/>
-          <w:sz w:val="16"/>
-        </w:rPr>
-        <w:t>[ALTA]</w:t>
-      </w:r>
-    </w:p>
-    <w:p>
-      <w:pPr>
-        <w:spacing w:after="40"/>
-      </w:pPr>
-      <w:r>
-        <w:rPr>
-          <w:color w:val="4A4A4A"/>
-          <w:sz w:val="20"/>
-        </w:rPr>
-        <w:t>Delegação brasileira na COP17 apresentará metas de Neutralidade de Degradação da Terra (LDNs) e o Programa Recaatingar, focando em resiliência e mitigação à seca.</w:t>
-      </w:r>
-    </w:p>
-    <w:p>
-      <w:pPr>
-        <w:spacing w:after="40"/>
-      </w:pPr>
-      <w:r>
-        <w:rPr>
-          <w:b/>
-          <w:color w:val="888888"/>
-          <w:sz w:val="18"/>
-        </w:rPr>
-        <w:t xml:space="preserve">Publicado: </w:t>
-      </w:r>
-      <w:r>
-        <w:rPr>
-          <w:color w:val="888888"/>
-          <w:sz w:val="18"/>
-        </w:rPr>
-        <w:t xml:space="preserve">2026-07-02T17:48   </w:t>
-      </w:r>
-      <w:hyperlink r:id="rId58">
-        <w:r>
-          <w:rPr>
-            <w:color w:val="1A4D2E"/>
-            <w:u w:val="single"/>
-            <w:b/>
-          </w:rPr>
-          <w:t>Acessar materia</w:t>
-        </w:r>
-      </w:hyperlink>
-    </w:p>
-    <w:p>
-      <w:pPr>
-        <w:spacing w:after="120"/>
-      </w:pPr>
-      <w:r>
-        <w:rPr>
-          <w:i/>
-          <w:color w:val="888888"/>
-          <w:sz w:val="16"/>
-        </w:rPr>
-        <w:t>Participação em conferência climática internacional com apresentação de metas nacionais, relevante para políticas ambientais e compromissos globais.</w:t>
-      </w:r>
-    </w:p>
-    <w:p>
-      <w:pPr>
-        <w:spacing w:before="160" w:after="40"/>
-      </w:pPr>
-      <w:r>
-        <w:rPr>
-          <w:b/>
-          <w:color w:val="1A1A1A"/>
-          <w:sz w:val="22"/>
-        </w:rPr>
-        <w:t xml:space="preserve">Novas prefeituras do bioma Amazônia podem aderir ao Programa União com Municípios   </w:t>
-      </w:r>
-      <w:r>
-        <w:rPr>
-          <w:b/>
-          <w:color w:val="C0392B"/>
-          <w:sz w:val="16"/>
-        </w:rPr>
-        <w:t>[ALTA]</w:t>
-      </w:r>
-    </w:p>
-    <w:p>
-      <w:pPr>
-        <w:spacing w:after="40"/>
-      </w:pPr>
-      <w:r>
-        <w:rPr>
-          <w:color w:val="4A4A4A"/>
-          <w:sz w:val="20"/>
-        </w:rPr>
-        <w:t>Novas prefeituras da Amazônia podem aderir ao Programa União com Municípios, que oferece mais de R$ 800 milhões para prevenção e controle do desmatamento, ampliando o alcance para 89 municípios.</w:t>
-      </w:r>
-    </w:p>
-    <w:p>
-      <w:pPr>
-        <w:spacing w:after="40"/>
-      </w:pPr>
-      <w:r>
-        <w:rPr>
-          <w:b/>
-          <w:color w:val="888888"/>
-          <w:sz w:val="18"/>
-        </w:rPr>
-        <w:t xml:space="preserve">Publicado: </w:t>
-      </w:r>
-      <w:r>
-        <w:rPr>
-          <w:color w:val="888888"/>
-          <w:sz w:val="18"/>
-        </w:rPr>
-        <w:t xml:space="preserve">2026-07-02T16:16   </w:t>
-      </w:r>
-      <w:hyperlink r:id="rId59">
-        <w:r>
-          <w:rPr>
-            <w:color w:val="1A4D2E"/>
-            <w:u w:val="single"/>
-            <w:b/>
-          </w:rPr>
-          <w:t>Acessar materia</w:t>
-        </w:r>
-      </w:hyperlink>
-    </w:p>
-    <w:p>
-      <w:pPr>
-        <w:spacing w:after="120"/>
-      </w:pPr>
-      <w:r>
-        <w:rPr>
-          <w:i/>
-          <w:color w:val="888888"/>
-          <w:sz w:val="16"/>
-        </w:rPr>
-        <w:t>Programa governamental com grande investimento para combate ao desmatamento, com impacto direto em municípios da Amazônia.</w:t>
-      </w:r>
-    </w:p>
-    <w:p>
-      <w:pPr>
-        <w:spacing w:before="160" w:after="40"/>
-      </w:pPr>
-      <w:r>
-        <w:rPr>
-          <w:b/>
-          <w:color w:val="1A1A1A"/>
-          <w:sz w:val="22"/>
-        </w:rPr>
-        <w:t xml:space="preserve">Plataforma Brasil Mais Verde é lançada com pacote de medidas para fortalecer a sociobioeconomia e a conservação ambiental   </w:t>
-      </w:r>
-      <w:r>
-        <w:rPr>
-          <w:b/>
-          <w:color w:val="C0392B"/>
-          <w:sz w:val="16"/>
-        </w:rPr>
-        <w:t>[ALTA]</w:t>
-      </w:r>
-    </w:p>
-    <w:p>
-      <w:pPr>
-        <w:spacing w:after="40"/>
-      </w:pPr>
-      <w:r>
-        <w:rPr>
-          <w:color w:val="4A4A4A"/>
-          <w:sz w:val="20"/>
-        </w:rPr>
-        <w:t>Lançamento da Plataforma Brasil Mais Verde com medidas para fortalecer a sociobioeconomia e conservação ambiental, ampliando investimentos e acesso a crédito para comunidades tradicionais.</w:t>
-      </w:r>
-    </w:p>
-    <w:p>
-      <w:pPr>
-        <w:spacing w:after="40"/>
-      </w:pPr>
-      <w:r>
-        <w:rPr>
-          <w:b/>
-          <w:color w:val="888888"/>
-          <w:sz w:val="18"/>
-        </w:rPr>
-        <w:t xml:space="preserve">Publicado: </w:t>
-      </w:r>
-      <w:r>
-        <w:rPr>
-          <w:color w:val="888888"/>
-          <w:sz w:val="18"/>
-        </w:rPr>
-        <w:t xml:space="preserve">2026-07-02T14:39   </w:t>
-      </w:r>
-      <w:hyperlink r:id="rId60">
-        <w:r>
-          <w:rPr>
-            <w:color w:val="1A4D2E"/>
-            <w:u w:val="single"/>
-            <w:b/>
-          </w:rPr>
-          <w:t>Acessar materia</w:t>
-        </w:r>
-      </w:hyperlink>
-    </w:p>
-    <w:p>
-      <w:pPr>
-        <w:spacing w:after="120"/>
-      </w:pPr>
-      <w:r>
-        <w:rPr>
-          <w:i/>
-          <w:color w:val="888888"/>
-          <w:sz w:val="16"/>
-        </w:rPr>
-        <w:t>Lançamento de plataforma e pacote de medidas para bioeconomia e conservação, com amplo impacto econômico e social.</w:t>
-      </w:r>
-    </w:p>
-    <w:p>
-      <w:pPr>
-        <w:spacing w:before="160" w:after="40"/>
-      </w:pPr>
-      <w:r>
-        <w:rPr>
-          <w:b/>
-          <w:color w:val="1A1A1A"/>
-          <w:sz w:val="22"/>
-        </w:rPr>
-        <w:t xml:space="preserve">Esperançar Chico Mendes forma brigadas comunitárias para o Manejo Integrado do Fogo na Resex Chico Mendes   </w:t>
-      </w:r>
-      <w:r>
-        <w:rPr>
-          <w:b/>
-          <w:color w:val="D68910"/>
-          <w:sz w:val="16"/>
-        </w:rPr>
-        <w:t>[MÉDIA]</w:t>
-      </w:r>
-    </w:p>
-    <w:p>
-      <w:pPr>
-        <w:spacing w:after="40"/>
-      </w:pPr>
-      <w:r>
-        <w:rPr>
-          <w:color w:val="4A4A4A"/>
-          <w:sz w:val="20"/>
-        </w:rPr>
-        <w:t>Iniciativa 'Esperançar Chico Mendes' capacita 120 moradores da Resex Chico Mendes no Acre para o Manejo Integrado do Fogo, combinando ciência e práticas tradicionais contra mudanças climáticas.</w:t>
-      </w:r>
-    </w:p>
-    <w:p>
-      <w:pPr>
-        <w:spacing w:after="40"/>
-      </w:pPr>
-      <w:r>
-        <w:rPr>
-          <w:b/>
-          <w:color w:val="888888"/>
-          <w:sz w:val="18"/>
-        </w:rPr>
-        <w:t xml:space="preserve">Publicado: </w:t>
-      </w:r>
-      <w:r>
-        <w:rPr>
-          <w:color w:val="888888"/>
-          <w:sz w:val="18"/>
-        </w:rPr>
-        <w:t xml:space="preserve">2026-07-02T17:06   </w:t>
+        <w:t xml:space="preserve">2026-07-03   </w:t>
       </w:r>
       <w:hyperlink r:id="rId61">
         <w:r>
@@ -5016,8 +5016,29 @@
           <w:color w:val="888888"/>
           <w:sz w:val="16"/>
         </w:rPr>
-        <w:t>Programa de capacitação comunitária para manejo ambiental, relevante para a gestão de recursos naturais e adaptação climática.</w:t>
-      </w:r>
+        <w:t>Notícia institucional genérica sobre adequação a período eleitoral.</w:t>
+      </w:r>
+    </w:p>
+    <w:p>
+      <w:pPr>
+        <w:spacing w:before="240" w:after="80"/>
+      </w:pPr>
+      <w:r>
+        <w:rPr>
+          <w:b/>
+          <w:color w:val="1A4D2E"/>
+          <w:sz w:val="20"/>
+        </w:rPr>
+        <w:t>ANVISA | NOTÍCIAS</w:t>
+      </w:r>
+    </w:p>
+    <w:p>
+      <w:pPr>
+        <w:spacing w:before="0" w:after="40"/>
+        <w:pBdr>
+          <w:bottom w:val="single" w:sz="8" w:space="1" w:color="1A4D2E"/>
+        </w:pBdr>
+      </w:pPr>
     </w:p>
     <w:p>
       <w:pPr>
@@ -5029,15 +5050,15 @@
           <w:color w:val="1A1A1A"/>
           <w:sz w:val="22"/>
         </w:rPr>
-        <w:t xml:space="preserve">Governo do Brasil lança chamada pública para reconhecer povos e comunidades tradicionais que conservam a floresta na Amazônia   </w:t>
+        <w:t xml:space="preserve">Entram em vigor os novos compêndios da Farmacopeia Brasileira   </w:t>
       </w:r>
       <w:r>
         <w:rPr>
           <w:b/>
-          <w:color w:val="D68910"/>
+          <w:color w:val="C0392B"/>
           <w:sz w:val="16"/>
         </w:rPr>
-        <w:t>[MÉDIA]</w:t>
+        <w:t>[ALTA]</w:t>
       </w:r>
     </w:p>
     <w:p>
@@ -5049,7 +5070,7 @@
           <w:color w:val="4A4A4A"/>
           <w:sz w:val="20"/>
         </w:rPr>
-        <w:t>Chamada pública do Projeto Floresta+ Amazônia para reconhecer e pagar até R$ 8 mil a famílias de povos e comunidades tradicionais que conservam a floresta no Amazonas e Rondônia.</w:t>
+        <w:t>Os novos compêndios da Farmacopeia Brasileira, aprovados em junho, entram em vigor após lançamento no 16º Encontro Internacional das Farmacopeias Mundiais.</w:t>
       </w:r>
     </w:p>
     <w:p>
@@ -5069,7 +5090,7 @@
           <w:color w:val="888888"/>
           <w:sz w:val="18"/>
         </w:rPr>
-        <w:t xml:space="preserve">2026-07-02T15:56   </w:t>
+        <w:t xml:space="preserve">2026-07-06   </w:t>
       </w:r>
       <w:hyperlink r:id="rId62">
         <w:r>
@@ -5092,7 +5113,7 @@
           <w:color w:val="888888"/>
           <w:sz w:val="16"/>
         </w:rPr>
-        <w:t>Iniciativa de apoio financeiro a comunidades tradicionais pela conservação ambiental, com impacto social e ecológico.</w:t>
+        <w:t>Notícia regulatória com impacto em padrões farmacêuticos e na indústria.</w:t>
       </w:r>
     </w:p>
     <w:p>
@@ -5105,15 +5126,15 @@
           <w:color w:val="1A1A1A"/>
           <w:sz w:val="22"/>
         </w:rPr>
-        <w:t xml:space="preserve">Governo do Brasil realiza 2ª reunião da Sala de Situação sobre Incêndios Florestais   </w:t>
+        <w:t xml:space="preserve">Canais de divulgação da Anvisa serão ajustados durante período do defeso eleitoral   </w:t>
       </w:r>
       <w:r>
         <w:rPr>
           <w:b/>
-          <w:color w:val="D68910"/>
+          <w:color w:val="7F8C8D"/>
           <w:sz w:val="16"/>
         </w:rPr>
-        <w:t>[MÉDIA]</w:t>
+        <w:t>[BAIXA]</w:t>
       </w:r>
     </w:p>
     <w:p>
@@ -5125,7 +5146,7 @@
           <w:color w:val="4A4A4A"/>
           <w:sz w:val="20"/>
         </w:rPr>
-        <w:t>2ª reunião interministerial da Sala de Situação sobre Incêndios Florestais discute medidas preventivas para reduzir impactos da temporada de incêndios de 2026.</w:t>
+        <w:t>O portal e as redes sociais da Anvisa se adequarão à legislação eleitoral a partir de 4 de julho.</w:t>
       </w:r>
     </w:p>
     <w:p>
@@ -5145,7 +5166,7 @@
           <w:color w:val="888888"/>
           <w:sz w:val="18"/>
         </w:rPr>
-        <w:t xml:space="preserve">2026-07-02T11:48   </w:t>
+        <w:t xml:space="preserve">2026-07-04   </w:t>
       </w:r>
       <w:hyperlink r:id="rId63">
         <w:r>
@@ -5168,29 +5189,8 @@
           <w:color w:val="888888"/>
           <w:sz w:val="16"/>
         </w:rPr>
-        <w:t>Reunião de coordenação governamental para prevenção de incêndios florestais, relevante para gestão ambiental e segurança.</w:t>
-      </w:r>
-    </w:p>
-    <w:p>
-      <w:pPr>
-        <w:spacing w:before="240" w:after="80"/>
-      </w:pPr>
-      <w:r>
-        <w:rPr>
-          <w:b/>
-          <w:color w:val="1A4D2E"/>
-          <w:sz w:val="20"/>
-        </w:rPr>
-        <w:t>MINISTÉRIO DA AGRICULTURA | NOTÍCIAS</w:t>
-      </w:r>
-    </w:p>
-    <w:p>
-      <w:pPr>
-        <w:spacing w:before="0" w:after="40"/>
-        <w:pBdr>
-          <w:bottom w:val="single" w:sz="8" w:space="1" w:color="1A4D2E"/>
-        </w:pBdr>
-      </w:pPr>
+        <w:t>Notícia institucional sobre adequação a período eleitoral.</w:t>
+      </w:r>
     </w:p>
     <w:p>
       <w:pPr>
@@ -5202,7 +5202,7 @@
           <w:color w:val="1A1A1A"/>
           <w:sz w:val="22"/>
         </w:rPr>
-        <w:t xml:space="preserve">Aberturas de mercado para o Brasil na Malásia, no Quênia e na Turquia   </w:t>
+        <w:t xml:space="preserve">Anvisa atualiza listas de substâncias para uso em cosméticos   </w:t>
       </w:r>
       <w:r>
         <w:rPr>
@@ -5222,7 +5222,7 @@
           <w:color w:val="4A4A4A"/>
           <w:sz w:val="20"/>
         </w:rPr>
-        <w:t>Brasil conquista 651 aberturas de mercado para o agronegócio desde 2023, com novos anúncios na Malásia, Quênia e Turquia, impulsionando exportações.</w:t>
+        <w:t>Novas regras da Anvisa para listas de substâncias em cosméticos alinham o mercado brasileiro a padrões internacionais e do Mercosul.</w:t>
       </w:r>
     </w:p>
     <w:p>
@@ -5242,7 +5242,7 @@
           <w:color w:val="888888"/>
           <w:sz w:val="18"/>
         </w:rPr>
-        <w:t xml:space="preserve">2026-07-02   </w:t>
+        <w:t xml:space="preserve">2026-07-03   </w:t>
       </w:r>
       <w:hyperlink r:id="rId64">
         <w:r>
@@ -5265,7 +5265,7 @@
           <w:color w:val="888888"/>
           <w:sz w:val="16"/>
         </w:rPr>
-        <w:t>Abertura de novos mercados para o agronegócio brasileiro, com impacto econômico significativo para o setor.</w:t>
+        <w:t>Atualização regulatória com impacto direto na indústria de cosméticos.</w:t>
       </w:r>
     </w:p>
     <w:p>
@@ -5278,15 +5278,15 @@
           <w:color w:val="1A1A1A"/>
           <w:sz w:val="22"/>
         </w:rPr>
-        <w:t xml:space="preserve">Ratificação do Acordo de Livre Comércio entre MERCOSUL e EFTA   </w:t>
+        <w:t xml:space="preserve">Anvisa determina apreensão de saneantes sem registro   </w:t>
       </w:r>
       <w:r>
         <w:rPr>
           <w:b/>
-          <w:color w:val="C0392B"/>
+          <w:color w:val="D68910"/>
           <w:sz w:val="16"/>
         </w:rPr>
-        <w:t>[ALTA]</w:t>
+        <w:t>[MÉDIA]</w:t>
       </w:r>
     </w:p>
     <w:p>
@@ -5298,7 +5298,7 @@
           <w:color w:val="4A4A4A"/>
           <w:sz w:val="20"/>
         </w:rPr>
-        <w:t>Ratificação do Acordo de Livre Comércio entre MERCOSUL e EFTA, criando um mercado de mais de 280 milhões de consumidores e impulsionando o comércio.</w:t>
+        <w:t>A Anvisa determinou a apreensão de saneantes fabricados por empresas sem autorização de funcionamento, visando a segurança sanitária.</w:t>
       </w:r>
     </w:p>
     <w:p>
@@ -5318,7 +5318,7 @@
           <w:color w:val="888888"/>
           <w:sz w:val="18"/>
         </w:rPr>
-        <w:t xml:space="preserve">2026-07-02   </w:t>
+        <w:t xml:space="preserve">2026-07-03   </w:t>
       </w:r>
       <w:hyperlink r:id="rId65">
         <w:r>
@@ -5341,1134 +5341,7 @@
           <w:color w:val="888888"/>
           <w:sz w:val="16"/>
         </w:rPr>
-        <w:t>Ratificação de acordo de livre comércio, com impacto direto nas relações comerciais e econômicas do Brasil.</w:t>
-      </w:r>
-    </w:p>
-    <w:p>
-      <w:pPr>
-        <w:spacing w:before="160" w:after="40"/>
-      </w:pPr>
-      <w:r>
-        <w:rPr>
-          <w:b/>
-          <w:color w:val="1A1A1A"/>
-          <w:sz w:val="22"/>
-        </w:rPr>
-        <w:t xml:space="preserve">Ratificação do Acordo de Livre Comércio entre MERCOSUL e Singapura   </w:t>
-      </w:r>
-      <w:r>
-        <w:rPr>
-          <w:b/>
-          <w:color w:val="C0392B"/>
-          <w:sz w:val="16"/>
-        </w:rPr>
-        <w:t>[ALTA]</w:t>
-      </w:r>
-    </w:p>
-    <w:p>
-      <w:pPr>
-        <w:spacing w:after="40"/>
-      </w:pPr>
-      <w:r>
-        <w:rPr>
-          <w:color w:val="4A4A4A"/>
-          <w:sz w:val="20"/>
-        </w:rPr>
-        <w:t>Ratificação do primeiro acordo de livre comércio do MERCOSUL com um país do Sudeste Asiático (Singapura), abrindo novas oportunidades comerciais.</w:t>
-      </w:r>
-    </w:p>
-    <w:p>
-      <w:pPr>
-        <w:spacing w:after="40"/>
-      </w:pPr>
-      <w:r>
-        <w:rPr>
-          <w:b/>
-          <w:color w:val="888888"/>
-          <w:sz w:val="18"/>
-        </w:rPr>
-        <w:t xml:space="preserve">Publicado: </w:t>
-      </w:r>
-      <w:r>
-        <w:rPr>
-          <w:color w:val="888888"/>
-          <w:sz w:val="18"/>
-        </w:rPr>
-        <w:t xml:space="preserve">2026-07-02   </w:t>
-      </w:r>
-      <w:hyperlink r:id="rId66">
-        <w:r>
-          <w:rPr>
-            <w:color w:val="1A4D2E"/>
-            <w:u w:val="single"/>
-            <w:b/>
-          </w:rPr>
-          <w:t>Acessar materia</w:t>
-        </w:r>
-      </w:hyperlink>
-    </w:p>
-    <w:p>
-      <w:pPr>
-        <w:spacing w:after="120"/>
-      </w:pPr>
-      <w:r>
-        <w:rPr>
-          <w:i/>
-          <w:color w:val="888888"/>
-          <w:sz w:val="16"/>
-        </w:rPr>
-        <w:t>Ratificação de acordo de livre comércio, com impacto direto nas relações comerciais e econômicas do Brasil, especialmente com o Sudeste Asiático.</w:t>
-      </w:r>
-    </w:p>
-    <w:p>
-      <w:pPr>
-        <w:spacing w:before="160" w:after="40"/>
-      </w:pPr>
-      <w:r>
-        <w:rPr>
-          <w:b/>
-          <w:color w:val="1A1A1A"/>
-          <w:sz w:val="22"/>
-        </w:rPr>
-        <w:t xml:space="preserve">Governo Federal democratiza o acesso ao Move Agricultura com crédito para pessoas físicas   </w:t>
-      </w:r>
-      <w:r>
-        <w:rPr>
-          <w:b/>
-          <w:color w:val="C0392B"/>
-          <w:sz w:val="16"/>
-        </w:rPr>
-        <w:t>[ALTA]</w:t>
-      </w:r>
-    </w:p>
-    <w:p>
-      <w:pPr>
-        <w:spacing w:after="40"/>
-      </w:pPr>
-      <w:r>
-        <w:rPr>
-          <w:color w:val="4A4A4A"/>
-          <w:sz w:val="20"/>
-        </w:rPr>
-        <w:t>Governo Federal democratiza o acesso ao Move Agricultura, destinando até R$ 10 bilhões em crédito para pessoas físicas e aquisição de máquinas agrícolas nacionais.</w:t>
-      </w:r>
-    </w:p>
-    <w:p>
-      <w:pPr>
-        <w:spacing w:after="40"/>
-      </w:pPr>
-      <w:r>
-        <w:rPr>
-          <w:b/>
-          <w:color w:val="888888"/>
-          <w:sz w:val="18"/>
-        </w:rPr>
-        <w:t xml:space="preserve">Publicado: </w:t>
-      </w:r>
-      <w:r>
-        <w:rPr>
-          <w:color w:val="888888"/>
-          <w:sz w:val="18"/>
-        </w:rPr>
-        <w:t xml:space="preserve">2026-07-02   </w:t>
-      </w:r>
-      <w:hyperlink r:id="rId67">
-        <w:r>
-          <w:rPr>
-            <w:color w:val="1A4D2E"/>
-            <w:u w:val="single"/>
-            <w:b/>
-          </w:rPr>
-          <w:t>Acessar materia</w:t>
-        </w:r>
-      </w:hyperlink>
-    </w:p>
-    <w:p>
-      <w:pPr>
-        <w:spacing w:after="120"/>
-      </w:pPr>
-      <w:r>
-        <w:rPr>
-          <w:i/>
-          <w:color w:val="888888"/>
-          <w:sz w:val="16"/>
-        </w:rPr>
-        <w:t>Medida provisória e linha de financiamento com grande impacto para o setor agrícola e produtores rurais.</w:t>
-      </w:r>
-    </w:p>
-    <w:p>
-      <w:pPr>
-        <w:spacing w:before="160" w:after="40"/>
-      </w:pPr>
-      <w:r>
-        <w:rPr>
-          <w:b/>
-          <w:color w:val="1A1A1A"/>
-          <w:sz w:val="22"/>
-        </w:rPr>
-        <w:t xml:space="preserve">Irrigantes e aquicultores terão mais flexibilidade para acessar desconto na conta de luz   </w:t>
-      </w:r>
-      <w:r>
-        <w:rPr>
-          <w:b/>
-          <w:color w:val="C0392B"/>
-          <w:sz w:val="16"/>
-        </w:rPr>
-        <w:t>[ALTA]</w:t>
-      </w:r>
-    </w:p>
-    <w:p>
-      <w:pPr>
-        <w:spacing w:after="40"/>
-      </w:pPr>
-      <w:r>
-        <w:rPr>
-          <w:color w:val="4A4A4A"/>
-          <w:sz w:val="20"/>
-        </w:rPr>
-        <w:t>Nova regulamentação concede mais flexibilidade para irrigantes e aquicultores acessarem desconto na conta de luz, ampliando a autonomia na definição de horários de uso do benefício.</w:t>
-      </w:r>
-    </w:p>
-    <w:p>
-      <w:pPr>
-        <w:spacing w:after="40"/>
-      </w:pPr>
-      <w:r>
-        <w:rPr>
-          <w:b/>
-          <w:color w:val="888888"/>
-          <w:sz w:val="18"/>
-        </w:rPr>
-        <w:t xml:space="preserve">Publicado: </w:t>
-      </w:r>
-      <w:r>
-        <w:rPr>
-          <w:color w:val="888888"/>
-          <w:sz w:val="18"/>
-        </w:rPr>
-        <w:t xml:space="preserve">2026-07-02   </w:t>
-      </w:r>
-      <w:hyperlink r:id="rId68">
-        <w:r>
-          <w:rPr>
-            <w:color w:val="1A4D2E"/>
-            <w:u w:val="single"/>
-            <w:b/>
-          </w:rPr>
-          <w:t>Acessar materia</w:t>
-        </w:r>
-      </w:hyperlink>
-    </w:p>
-    <w:p>
-      <w:pPr>
-        <w:spacing w:after="120"/>
-      </w:pPr>
-      <w:r>
-        <w:rPr>
-          <w:i/>
-          <w:color w:val="888888"/>
-          <w:sz w:val="16"/>
-        </w:rPr>
-        <w:t>Nova regulamentação que impacta diretamente os custos de energia para produtores rurais, com benefício econômico.</w:t>
-      </w:r>
-    </w:p>
-    <w:p>
-      <w:pPr>
-        <w:spacing w:before="160" w:after="40"/>
-      </w:pPr>
-      <w:r>
-        <w:rPr>
-          <w:b/>
-          <w:color w:val="1A1A1A"/>
-          <w:sz w:val="22"/>
-        </w:rPr>
-        <w:t xml:space="preserve">Ministro André de Paula participa de entrega de máquinas e equipamentos do Promaq na Paraíba   </w:t>
-      </w:r>
-      <w:r>
-        <w:rPr>
-          <w:b/>
-          <w:color w:val="D68910"/>
-          <w:sz w:val="16"/>
-        </w:rPr>
-        <w:t>[MÉDIA]</w:t>
-      </w:r>
-    </w:p>
-    <w:p>
-      <w:pPr>
-        <w:spacing w:after="40"/>
-      </w:pPr>
-      <w:r>
-        <w:rPr>
-          <w:color w:val="4A4A4A"/>
-          <w:sz w:val="20"/>
-        </w:rPr>
-        <w:t>Ministro André de Paula participa da entrega de 89 máquinas e equipamentos do Promaq, beneficiando 66 municípios paraibanos e impulsionando o desenvolvimento regional.</w:t>
-      </w:r>
-    </w:p>
-    <w:p>
-      <w:pPr>
-        <w:spacing w:after="40"/>
-      </w:pPr>
-      <w:r>
-        <w:rPr>
-          <w:b/>
-          <w:color w:val="888888"/>
-          <w:sz w:val="18"/>
-        </w:rPr>
-        <w:t xml:space="preserve">Publicado: </w:t>
-      </w:r>
-      <w:r>
-        <w:rPr>
-          <w:color w:val="888888"/>
-          <w:sz w:val="18"/>
-        </w:rPr>
-        <w:t xml:space="preserve">2026-07-02   </w:t>
-      </w:r>
-      <w:hyperlink r:id="rId69">
-        <w:r>
-          <w:rPr>
-            <w:color w:val="1A4D2E"/>
-            <w:u w:val="single"/>
-            <w:b/>
-          </w:rPr>
-          <w:t>Acessar materia</w:t>
-        </w:r>
-      </w:hyperlink>
-    </w:p>
-    <w:p>
-      <w:pPr>
-        <w:spacing w:after="120"/>
-      </w:pPr>
-      <w:r>
-        <w:rPr>
-          <w:i/>
-          <w:color w:val="888888"/>
-          <w:sz w:val="16"/>
-        </w:rPr>
-        <w:t>Entrega de equipamentos de programa governamental, com impacto regional no setor agrícola.</w:t>
-      </w:r>
-    </w:p>
-    <w:p>
-      <w:pPr>
-        <w:spacing w:before="240" w:after="80"/>
-      </w:pPr>
-      <w:r>
-        <w:rPr>
-          <w:b/>
-          <w:color w:val="1A4D2E"/>
-          <w:sz w:val="20"/>
-        </w:rPr>
-        <w:t>ANVISA | NOTÍCIAS</w:t>
-      </w:r>
-    </w:p>
-    <w:p>
-      <w:pPr>
-        <w:spacing w:before="0" w:after="40"/>
-        <w:pBdr>
-          <w:bottom w:val="single" w:sz="8" w:space="1" w:color="1A4D2E"/>
-        </w:pBdr>
-      </w:pPr>
-    </w:p>
-    <w:p>
-      <w:pPr>
-        <w:spacing w:before="160" w:after="40"/>
-      </w:pPr>
-      <w:r>
-        <w:rPr>
-          <w:b/>
-          <w:color w:val="1A1A1A"/>
-          <w:sz w:val="22"/>
-        </w:rPr>
-        <w:t xml:space="preserve">Anvisa lança Programa de Combate à Desinformação com participação de plataformas digitais no 1º engaj@nvisa   </w:t>
-      </w:r>
-      <w:r>
-        <w:rPr>
-          <w:b/>
-          <w:color w:val="D68910"/>
-          <w:sz w:val="16"/>
-        </w:rPr>
-        <w:t>[MÉDIA]</w:t>
-      </w:r>
-    </w:p>
-    <w:p>
-      <w:pPr>
-        <w:spacing w:after="40"/>
-      </w:pPr>
-      <w:r>
-        <w:rPr>
-          <w:color w:val="4A4A4A"/>
-          <w:sz w:val="20"/>
-        </w:rPr>
-        <w:t>Anvisa lança programa de combate à desinformação com plataformas digitais, visando ampliar o acesso a informações confiáveis e proteger a saúde no Brasil.</w:t>
-      </w:r>
-    </w:p>
-    <w:p>
-      <w:pPr>
-        <w:spacing w:after="40"/>
-      </w:pPr>
-      <w:r>
-        <w:rPr>
-          <w:b/>
-          <w:color w:val="888888"/>
-          <w:sz w:val="18"/>
-        </w:rPr>
-        <w:t xml:space="preserve">Publicado: </w:t>
-      </w:r>
-      <w:r>
-        <w:rPr>
-          <w:color w:val="888888"/>
-          <w:sz w:val="18"/>
-        </w:rPr>
-        <w:t xml:space="preserve">2026-07-02   </w:t>
-      </w:r>
-      <w:hyperlink r:id="rId70">
-        <w:r>
-          <w:rPr>
-            <w:color w:val="1A4D2E"/>
-            <w:u w:val="single"/>
-            <w:b/>
-          </w:rPr>
-          <w:t>Acessar materia</w:t>
-        </w:r>
-      </w:hyperlink>
-    </w:p>
-    <w:p>
-      <w:pPr>
-        <w:spacing w:after="120"/>
-      </w:pPr>
-      <w:r>
-        <w:rPr>
-          <w:i/>
-          <w:color w:val="888888"/>
-          <w:sz w:val="16"/>
-        </w:rPr>
-        <w:t>Lançamento de programa de combate à desinformação em saúde, com envolvimento de plataformas digitais.</w:t>
-      </w:r>
-    </w:p>
-    <w:p>
-      <w:pPr>
-        <w:spacing w:before="160" w:after="40"/>
-      </w:pPr>
-      <w:r>
-        <w:rPr>
-          <w:b/>
-          <w:color w:val="1A1A1A"/>
-          <w:sz w:val="22"/>
-        </w:rPr>
-        <w:t xml:space="preserve">Medicamento vendido sem receita oferece risco?   </w:t>
-      </w:r>
-      <w:r>
-        <w:rPr>
-          <w:b/>
-          <w:color w:val="D68910"/>
-          <w:sz w:val="16"/>
-        </w:rPr>
-        <w:t>[MÉDIA]</w:t>
-      </w:r>
-    </w:p>
-    <w:p>
-      <w:pPr>
-        <w:spacing w:after="40"/>
-      </w:pPr>
-      <w:r>
-        <w:rPr>
-          <w:color w:val="4A4A4A"/>
-          <w:sz w:val="20"/>
-        </w:rPr>
-        <w:t>Anvisa alerta sobre os riscos de medicamentos vendidos sem receita, que podem causar efeitos colaterais e intoxicação, reforçando a importância da orientação médica.</w:t>
-      </w:r>
-    </w:p>
-    <w:p>
-      <w:pPr>
-        <w:spacing w:after="40"/>
-      </w:pPr>
-      <w:r>
-        <w:rPr>
-          <w:b/>
-          <w:color w:val="888888"/>
-          <w:sz w:val="18"/>
-        </w:rPr>
-        <w:t xml:space="preserve">Publicado: </w:t>
-      </w:r>
-      <w:r>
-        <w:rPr>
-          <w:color w:val="888888"/>
-          <w:sz w:val="18"/>
-        </w:rPr>
-        <w:t xml:space="preserve">2026-07-02   </w:t>
-      </w:r>
-      <w:hyperlink r:id="rId71">
-        <w:r>
-          <w:rPr>
-            <w:color w:val="1A4D2E"/>
-            <w:u w:val="single"/>
-            <w:b/>
-          </w:rPr>
-          <w:t>Acessar materia</w:t>
-        </w:r>
-      </w:hyperlink>
-    </w:p>
-    <w:p>
-      <w:pPr>
-        <w:spacing w:after="120"/>
-      </w:pPr>
-      <w:r>
-        <w:rPr>
-          <w:i/>
-          <w:color w:val="888888"/>
-          <w:sz w:val="16"/>
-        </w:rPr>
-        <w:t>Alerta de saúde pública sobre o uso de medicamentos, relevante para a segurança do consumidor.</w:t>
-      </w:r>
-    </w:p>
-    <w:p>
-      <w:pPr>
-        <w:spacing w:before="160" w:after="40"/>
-      </w:pPr>
-      <w:r>
-        <w:rPr>
-          <w:b/>
-          <w:color w:val="1A1A1A"/>
-          <w:sz w:val="22"/>
-        </w:rPr>
-        <w:t xml:space="preserve">Anvisa reforça segurança da vacina contra gripe e desmente boatos sobre componentes   </w:t>
-      </w:r>
-      <w:r>
-        <w:rPr>
-          <w:b/>
-          <w:color w:val="D68910"/>
-          <w:sz w:val="16"/>
-        </w:rPr>
-        <w:t>[MÉDIA]</w:t>
-      </w:r>
-    </w:p>
-    <w:p>
-      <w:pPr>
-        <w:spacing w:after="40"/>
-      </w:pPr>
-      <w:r>
-        <w:rPr>
-          <w:color w:val="4A4A4A"/>
-          <w:sz w:val="20"/>
-        </w:rPr>
-        <w:t>Anvisa reforça a segurança da vacina contra gripe e desmente boatos sobre seus componentes, esclarecendo que as substâncias são usadas em doses seguras e eficazes.</w:t>
-      </w:r>
-    </w:p>
-    <w:p>
-      <w:pPr>
-        <w:spacing w:after="40"/>
-      </w:pPr>
-      <w:r>
-        <w:rPr>
-          <w:b/>
-          <w:color w:val="888888"/>
-          <w:sz w:val="18"/>
-        </w:rPr>
-        <w:t xml:space="preserve">Publicado: </w:t>
-      </w:r>
-      <w:r>
-        <w:rPr>
-          <w:color w:val="888888"/>
-          <w:sz w:val="18"/>
-        </w:rPr>
-        <w:t xml:space="preserve">2026-07-02   </w:t>
-      </w:r>
-      <w:hyperlink r:id="rId72">
-        <w:r>
-          <w:rPr>
-            <w:color w:val="1A4D2E"/>
-            <w:u w:val="single"/>
-            <w:b/>
-          </w:rPr>
-          <w:t>Acessar materia</w:t>
-        </w:r>
-      </w:hyperlink>
-    </w:p>
-    <w:p>
-      <w:pPr>
-        <w:spacing w:after="120"/>
-      </w:pPr>
-      <w:r>
-        <w:rPr>
-          <w:i/>
-          <w:color w:val="888888"/>
-          <w:sz w:val="16"/>
-        </w:rPr>
-        <w:t>Esclarecimento de saúde pública para combater desinformação sobre vacinas, relevante para a saúde coletiva.</w:t>
-      </w:r>
-    </w:p>
-    <w:p>
-      <w:pPr>
-        <w:spacing w:before="160" w:after="40"/>
-      </w:pPr>
-      <w:r>
-        <w:rPr>
-          <w:b/>
-          <w:color w:val="1A1A1A"/>
-          <w:sz w:val="22"/>
-        </w:rPr>
-        <w:t xml:space="preserve">Vacina da dengue do Instituto Butantan NÃO é experimental   </w:t>
-      </w:r>
-      <w:r>
-        <w:rPr>
-          <w:b/>
-          <w:color w:val="D68910"/>
-          <w:sz w:val="16"/>
-        </w:rPr>
-        <w:t>[MÉDIA]</w:t>
-      </w:r>
-    </w:p>
-    <w:p>
-      <w:pPr>
-        <w:spacing w:after="40"/>
-      </w:pPr>
-      <w:r>
-        <w:rPr>
-          <w:color w:val="4A4A4A"/>
-          <w:sz w:val="20"/>
-        </w:rPr>
-        <w:t>Anvisa esclarece que a vacina da dengue do Instituto Butantan não é experimental, tendo sido aprovada após todas as etapas de avaliação exigidas no Brasil.</w:t>
-      </w:r>
-    </w:p>
-    <w:p>
-      <w:pPr>
-        <w:spacing w:after="40"/>
-      </w:pPr>
-      <w:r>
-        <w:rPr>
-          <w:b/>
-          <w:color w:val="888888"/>
-          <w:sz w:val="18"/>
-        </w:rPr>
-        <w:t xml:space="preserve">Publicado: </w:t>
-      </w:r>
-      <w:r>
-        <w:rPr>
-          <w:color w:val="888888"/>
-          <w:sz w:val="18"/>
-        </w:rPr>
-        <w:t xml:space="preserve">2026-07-02   </w:t>
-      </w:r>
-      <w:hyperlink r:id="rId73">
-        <w:r>
-          <w:rPr>
-            <w:color w:val="1A4D2E"/>
-            <w:u w:val="single"/>
-            <w:b/>
-          </w:rPr>
-          <w:t>Acessar materia</w:t>
-        </w:r>
-      </w:hyperlink>
-    </w:p>
-    <w:p>
-      <w:pPr>
-        <w:spacing w:after="120"/>
-      </w:pPr>
-      <w:r>
-        <w:rPr>
-          <w:i/>
-          <w:color w:val="888888"/>
-          <w:sz w:val="16"/>
-        </w:rPr>
-        <w:t>Esclarecimento de saúde pública para combater desinformação sobre vacinas, relevante para a saúde coletiva.</w:t>
-      </w:r>
-    </w:p>
-    <w:p>
-      <w:pPr>
-        <w:spacing w:before="160" w:after="40"/>
-      </w:pPr>
-      <w:r>
-        <w:rPr>
-          <w:b/>
-          <w:color w:val="1A1A1A"/>
-          <w:sz w:val="22"/>
-        </w:rPr>
-        <w:t xml:space="preserve">1º engaj@nvisa: Anvisa reúne 20 influenciadoras e influenciadores em imersão sobre os principais temas da vigilância sanitária   </w:t>
-      </w:r>
-      <w:r>
-        <w:rPr>
-          <w:b/>
-          <w:color w:val="7F8C8D"/>
-          <w:sz w:val="16"/>
-        </w:rPr>
-        <w:t>[BAIXA]</w:t>
-      </w:r>
-    </w:p>
-    <w:p>
-      <w:pPr>
-        <w:spacing w:after="40"/>
-      </w:pPr>
-      <w:r>
-        <w:rPr>
-          <w:color w:val="4A4A4A"/>
-          <w:sz w:val="20"/>
-        </w:rPr>
-        <w:t>Anvisa realiza o 1º engaj@nvisa, reunindo influenciadores para imersão em temas da vigilância sanitária, com oficinas e visita a laboratório público.</w:t>
-      </w:r>
-    </w:p>
-    <w:p>
-      <w:pPr>
-        <w:spacing w:after="40"/>
-      </w:pPr>
-      <w:r>
-        <w:rPr>
-          <w:b/>
-          <w:color w:val="888888"/>
-          <w:sz w:val="18"/>
-        </w:rPr>
-        <w:t xml:space="preserve">Publicado: </w:t>
-      </w:r>
-      <w:r>
-        <w:rPr>
-          <w:color w:val="888888"/>
-          <w:sz w:val="18"/>
-        </w:rPr>
-        <w:t xml:space="preserve">2026-07-02   </w:t>
-      </w:r>
-      <w:hyperlink r:id="rId74">
-        <w:r>
-          <w:rPr>
-            <w:color w:val="1A4D2E"/>
-            <w:u w:val="single"/>
-            <w:b/>
-          </w:rPr>
-          <w:t>Acessar materia</w:t>
-        </w:r>
-      </w:hyperlink>
-    </w:p>
-    <w:p>
-      <w:pPr>
-        <w:spacing w:after="120"/>
-      </w:pPr>
-      <w:r>
-        <w:rPr>
-          <w:i/>
-          <w:color w:val="888888"/>
-          <w:sz w:val="16"/>
-        </w:rPr>
-        <w:t>Evento institucional de comunicação e engajamento, sem impacto regulatório ou econômico direto.</w:t>
-      </w:r>
-    </w:p>
-    <w:p>
-      <w:pPr>
-        <w:spacing w:before="240" w:after="80"/>
-      </w:pPr>
-      <w:r>
-        <w:rPr>
-          <w:b/>
-          <w:color w:val="1A4D2E"/>
-          <w:sz w:val="20"/>
-        </w:rPr>
-        <w:t>INPI | NOTÍCIAS</w:t>
-      </w:r>
-    </w:p>
-    <w:p>
-      <w:pPr>
-        <w:spacing w:before="0" w:after="40"/>
-        <w:pBdr>
-          <w:bottom w:val="single" w:sz="8" w:space="1" w:color="1A4D2E"/>
-        </w:pBdr>
-      </w:pPr>
-    </w:p>
-    <w:p>
-      <w:pPr>
-        <w:spacing w:before="160" w:after="40"/>
-      </w:pPr>
-      <w:r>
-        <w:rPr>
-          <w:b/>
-          <w:color w:val="1A1A1A"/>
-          <w:sz w:val="22"/>
-        </w:rPr>
-        <w:t xml:space="preserve">INPI faz tomada de subsídios sobre reconhecimento de IGs argentinas   </w:t>
-      </w:r>
-      <w:r>
-        <w:rPr>
-          <w:b/>
-          <w:color w:val="D68910"/>
-          <w:sz w:val="16"/>
-        </w:rPr>
-        <w:t>[MÉDIA]</w:t>
-      </w:r>
-    </w:p>
-    <w:p>
-      <w:pPr>
-        <w:spacing w:after="40"/>
-      </w:pPr>
-      <w:r>
-        <w:rPr>
-          <w:color w:val="4A4A4A"/>
-          <w:sz w:val="20"/>
-        </w:rPr>
-        <w:t>INPI abre tomada de subsídios para o reconhecimento de Indicações Geográficas (IGs) argentinas, com impacto potencial na proteção de produtos e comércio internacional.</w:t>
-      </w:r>
-    </w:p>
-    <w:p>
-      <w:pPr>
-        <w:spacing w:after="40"/>
-      </w:pPr>
-      <w:r>
-        <w:rPr>
-          <w:b/>
-          <w:color w:val="888888"/>
-          <w:sz w:val="18"/>
-        </w:rPr>
-        <w:t xml:space="preserve">Publicado: </w:t>
-      </w:r>
-      <w:r>
-        <w:rPr>
-          <w:color w:val="888888"/>
-          <w:sz w:val="18"/>
-        </w:rPr>
-        <w:t xml:space="preserve">2026-07-02T15:43   </w:t>
-      </w:r>
-      <w:hyperlink r:id="rId75">
-        <w:r>
-          <w:rPr>
-            <w:color w:val="1A4D2E"/>
-            <w:u w:val="single"/>
-            <w:b/>
-          </w:rPr>
-          <w:t>Acessar materia</w:t>
-        </w:r>
-      </w:hyperlink>
-    </w:p>
-    <w:p>
-      <w:pPr>
-        <w:spacing w:after="120"/>
-      </w:pPr>
-      <w:r>
-        <w:rPr>
-          <w:i/>
-          <w:color w:val="888888"/>
-          <w:sz w:val="16"/>
-        </w:rPr>
-        <w:t>Consulta pública sobre reconhecimento de indicações geográficas, relevante para propriedade intelectual e comércio.</w:t>
-      </w:r>
-    </w:p>
-    <w:p>
-      <w:pPr>
-        <w:spacing w:before="160" w:after="40"/>
-      </w:pPr>
-      <w:r>
-        <w:rPr>
-          <w:b/>
-          <w:color w:val="1A1A1A"/>
-          <w:sz w:val="22"/>
-        </w:rPr>
-        <w:t xml:space="preserve">INPI divulga relatório para apoiar a internalização do Tratado de Budapeste no Brasil   </w:t>
-      </w:r>
-      <w:r>
-        <w:rPr>
-          <w:b/>
-          <w:color w:val="D68910"/>
-          <w:sz w:val="16"/>
-        </w:rPr>
-        <w:t>[MÉDIA]</w:t>
-      </w:r>
-    </w:p>
-    <w:p>
-      <w:pPr>
-        <w:spacing w:after="40"/>
-      </w:pPr>
-      <w:r>
-        <w:rPr>
-          <w:color w:val="4A4A4A"/>
-          <w:sz w:val="20"/>
-        </w:rPr>
-        <w:t>INPI divulga relatório para apoiar a internalização do Tratado de Budapeste no Brasil, facilitando o depósito internacional de microrganismos para fins de patente.</w:t>
-      </w:r>
-    </w:p>
-    <w:p>
-      <w:pPr>
-        <w:spacing w:after="40"/>
-      </w:pPr>
-      <w:r>
-        <w:rPr>
-          <w:b/>
-          <w:color w:val="888888"/>
-          <w:sz w:val="18"/>
-        </w:rPr>
-        <w:t xml:space="preserve">Publicado: </w:t>
-      </w:r>
-      <w:r>
-        <w:rPr>
-          <w:color w:val="888888"/>
-          <w:sz w:val="18"/>
-        </w:rPr>
-        <w:t xml:space="preserve">2026-07-02T11:07   </w:t>
-      </w:r>
-      <w:hyperlink r:id="rId76">
-        <w:r>
-          <w:rPr>
-            <w:color w:val="1A4D2E"/>
-            <w:u w:val="single"/>
-            <w:b/>
-          </w:rPr>
-          <w:t>Acessar materia</w:t>
-        </w:r>
-      </w:hyperlink>
-    </w:p>
-    <w:p>
-      <w:pPr>
-        <w:spacing w:after="120"/>
-      </w:pPr>
-      <w:r>
-        <w:rPr>
-          <w:i/>
-          <w:color w:val="888888"/>
-          <w:sz w:val="16"/>
-        </w:rPr>
-        <w:t>Publicação de relatório sobre tratado internacional, relevante para a propriedade intelectual e pesquisa científica.</w:t>
-      </w:r>
-    </w:p>
-    <w:p>
-      <w:pPr>
-        <w:spacing w:before="160" w:after="40"/>
-      </w:pPr>
-      <w:r>
-        <w:rPr>
-          <w:b/>
-          <w:color w:val="1A1A1A"/>
-          <w:sz w:val="22"/>
-        </w:rPr>
-        <w:t xml:space="preserve">INPI e ABIHPEC firmam parceria para impulsionar a inovação e proteger a PI no setor de beleza   </w:t>
-      </w:r>
-      <w:r>
-        <w:rPr>
-          <w:b/>
-          <w:color w:val="D68910"/>
-          <w:sz w:val="16"/>
-        </w:rPr>
-        <w:t>[MÉDIA]</w:t>
-      </w:r>
-    </w:p>
-    <w:p>
-      <w:pPr>
-        <w:spacing w:after="40"/>
-      </w:pPr>
-      <w:r>
-        <w:rPr>
-          <w:color w:val="4A4A4A"/>
-          <w:sz w:val="20"/>
-        </w:rPr>
-        <w:t>INPI e ABIHPEC firmam parceria para impulsionar a inovação e proteger a Propriedade Industrial (PI) no setor de beleza, promovendo o desenvolvimento e a segurança jurídica.</w:t>
-      </w:r>
-    </w:p>
-    <w:p>
-      <w:pPr>
-        <w:spacing w:after="40"/>
-      </w:pPr>
-      <w:r>
-        <w:rPr>
-          <w:b/>
-          <w:color w:val="888888"/>
-          <w:sz w:val="18"/>
-        </w:rPr>
-        <w:t xml:space="preserve">Publicado: </w:t>
-      </w:r>
-      <w:r>
-        <w:rPr>
-          <w:color w:val="888888"/>
-          <w:sz w:val="18"/>
-        </w:rPr>
-        <w:t xml:space="preserve">2026-07-02T10:45   </w:t>
-      </w:r>
-      <w:hyperlink r:id="rId77">
-        <w:r>
-          <w:rPr>
-            <w:color w:val="1A4D2E"/>
-            <w:u w:val="single"/>
-            <w:b/>
-          </w:rPr>
-          <w:t>Acessar materia</w:t>
-        </w:r>
-      </w:hyperlink>
-    </w:p>
-    <w:p>
-      <w:pPr>
-        <w:spacing w:after="120"/>
-      </w:pPr>
-      <w:r>
-        <w:rPr>
-          <w:i/>
-          <w:color w:val="888888"/>
-          <w:sz w:val="16"/>
-        </w:rPr>
-        <w:t>Parceria institucional para fomento à inovação e proteção de propriedade intelectual em setor específico.</w:t>
-      </w:r>
-    </w:p>
-    <w:p>
-      <w:pPr>
-        <w:spacing w:before="160" w:after="40"/>
-      </w:pPr>
-      <w:r>
-        <w:rPr>
-          <w:b/>
-          <w:color w:val="1A1A1A"/>
-          <w:sz w:val="22"/>
-        </w:rPr>
-        <w:t xml:space="preserve">INPI adota medidas de adequação à legislação eleitoral em seus canais de comunicação   </w:t>
-      </w:r>
-      <w:r>
-        <w:rPr>
-          <w:b/>
-          <w:color w:val="7F8C8D"/>
-          <w:sz w:val="16"/>
-        </w:rPr>
-        <w:t>[BAIXA]</w:t>
-      </w:r>
-    </w:p>
-    <w:p>
-      <w:pPr>
-        <w:spacing w:after="40"/>
-      </w:pPr>
-      <w:r>
-        <w:rPr>
-          <w:color w:val="4A4A4A"/>
-          <w:sz w:val="20"/>
-        </w:rPr>
-        <w:t>INPI adota medidas para adequar seus canais de comunicação à legislação eleitoral, garantindo a conformidade durante o período de defeso.</w:t>
-      </w:r>
-    </w:p>
-    <w:p>
-      <w:pPr>
-        <w:spacing w:after="40"/>
-      </w:pPr>
-      <w:r>
-        <w:rPr>
-          <w:b/>
-          <w:color w:val="888888"/>
-          <w:sz w:val="18"/>
-        </w:rPr>
-        <w:t xml:space="preserve">Publicado: </w:t>
-      </w:r>
-      <w:r>
-        <w:rPr>
-          <w:color w:val="888888"/>
-          <w:sz w:val="18"/>
-        </w:rPr>
-        <w:t xml:space="preserve">2026-07-02T13:34   </w:t>
-      </w:r>
-      <w:hyperlink r:id="rId78">
-        <w:r>
-          <w:rPr>
-            <w:color w:val="1A4D2E"/>
-            <w:u w:val="single"/>
-            <w:b/>
-          </w:rPr>
-          <w:t>Acessar materia</w:t>
-        </w:r>
-      </w:hyperlink>
-    </w:p>
-    <w:p>
-      <w:pPr>
-        <w:spacing w:after="120"/>
-      </w:pPr>
-      <w:r>
-        <w:rPr>
-          <w:i/>
-          <w:color w:val="888888"/>
-          <w:sz w:val="16"/>
-        </w:rPr>
-        <w:t>Atualização administrativa interna para conformidade com a legislação eleitoral.</w:t>
-      </w:r>
-    </w:p>
-    <w:p>
-      <w:pPr>
-        <w:spacing w:before="240" w:after="80"/>
-      </w:pPr>
-      <w:r>
-        <w:rPr>
-          <w:b/>
-          <w:color w:val="1A4D2E"/>
-          <w:sz w:val="20"/>
-        </w:rPr>
-        <w:t>SENACON | NOTÍCIAS</w:t>
-      </w:r>
-    </w:p>
-    <w:p>
-      <w:pPr>
-        <w:spacing w:before="0" w:after="40"/>
-        <w:pBdr>
-          <w:bottom w:val="single" w:sz="8" w:space="1" w:color="1A4D2E"/>
-        </w:pBdr>
-      </w:pPr>
-    </w:p>
-    <w:p>
-      <w:pPr>
-        <w:spacing w:before="160" w:after="40"/>
-      </w:pPr>
-      <w:r>
-        <w:rPr>
-          <w:b/>
-          <w:color w:val="1A1A1A"/>
-          <w:sz w:val="22"/>
-        </w:rPr>
-        <w:t xml:space="preserve">Senasp acelera transformação digital da segurança pública com novas ferramentas de inteligência e integração de dados   </w:t>
-      </w:r>
-      <w:r>
-        <w:rPr>
-          <w:b/>
-          <w:color w:val="D68910"/>
-          <w:sz w:val="16"/>
-        </w:rPr>
-        <w:t>[MÉDIA]</w:t>
-      </w:r>
-    </w:p>
-    <w:p>
-      <w:pPr>
-        <w:spacing w:after="40"/>
-      </w:pPr>
-      <w:r>
-        <w:rPr>
-          <w:color w:val="4A4A4A"/>
-          <w:sz w:val="20"/>
-        </w:rPr>
-        <w:t>Senasp acelera a transformação digital da segurança pública com novas ferramentas de inteligência e integração de dados, fortalecendo estatísticas e modernizando serviços.</w:t>
-      </w:r>
-    </w:p>
-    <w:p>
-      <w:pPr>
-        <w:spacing w:after="40"/>
-      </w:pPr>
-      <w:r>
-        <w:rPr>
-          <w:b/>
-          <w:color w:val="888888"/>
-          <w:sz w:val="18"/>
-        </w:rPr>
-        <w:t xml:space="preserve">Publicado: </w:t>
-      </w:r>
-      <w:r>
-        <w:rPr>
-          <w:color w:val="888888"/>
-          <w:sz w:val="18"/>
-        </w:rPr>
-        <w:t xml:space="preserve">2026-07-02   </w:t>
-      </w:r>
-      <w:hyperlink r:id="rId79">
-        <w:r>
-          <w:rPr>
-            <w:color w:val="1A4D2E"/>
-            <w:u w:val="single"/>
-            <w:b/>
-          </w:rPr>
-          <w:t>Acessar materia</w:t>
-        </w:r>
-      </w:hyperlink>
-    </w:p>
-    <w:p>
-      <w:pPr>
-        <w:spacing w:after="120"/>
-      </w:pPr>
-      <w:r>
-        <w:rPr>
-          <w:i/>
-          <w:color w:val="888888"/>
-          <w:sz w:val="16"/>
-        </w:rPr>
-        <w:t>Iniciativa de transformação digital na segurança pública, com impacto na gestão de dados e eficiência operacional.</w:t>
+        <w:t>Ação de fiscalização com impacto na segurança sanitária e empresas.</w:t>
       </w:r>
     </w:p>
     <w:p/>
@@ -6521,7 +5394,7 @@
           <w:color w:val="4A4A4A"/>
           <w:sz w:val="18"/>
         </w:rPr>
-        <w:t>ANP | Notícias - Nenhuma publicação encontrada na janela temporal de 2026-07-02T00:00 a 2026-07-03T09:57.</w:t>
+        <w:t>ANPD | Notícias - Nenhum resultado foi encontrado na janela temporal.</w:t>
       </w:r>
     </w:p>
     <w:p>
@@ -6533,7 +5406,7 @@
           <w:color w:val="4A4A4A"/>
           <w:sz w:val="18"/>
         </w:rPr>
-        <w:t>ONS | Notícias - A fonte explicitamente indica 'Nenhum item encontrado' para o período.</w:t>
+        <w:t>Secretaria de Prêmios e Apostas | Notícias - Nenhum resultado foi encontrado na janela temporal.</w:t>
       </w:r>
     </w:p>
     <w:p>
@@ -6545,7 +5418,7 @@
           <w:color w:val="4A4A4A"/>
           <w:sz w:val="18"/>
         </w:rPr>
-        <w:t>Secretaria de Prêmios e Apostas | Notícias - Nenhuma publicação encontrada na janela temporal de 2026-07-02T00:00 a 2026-07-03T09:57.</w:t>
+        <w:t>INPI | Notícias - Nenhuma publicação encontrada na janela temporal.</w:t>
       </w:r>
     </w:p>
     <w:p>
@@ -6567,7 +5440,7 @@
           <w:color w:val="4A4A4A"/>
           <w:sz w:val="18"/>
         </w:rPr>
-        <w:t>Destaques do D.O.U. - A fonte é uma interface de busca e não lista notícias ou atos diretamente para extração de itens.</w:t>
+        <w:t>Receita Federal | Normas - Página de busca, sem conteúdo direto ou resultados identificáveis na janela.</w:t>
       </w:r>
     </w:p>
     <w:p>
@@ -6579,7 +5452,7 @@
           <w:color w:val="4A4A4A"/>
           <w:sz w:val="18"/>
         </w:rPr>
-        <w:t>Receita Federal | Normas - A fonte é uma interface de busca e não lista normas diretamente para extração de itens.</w:t>
+        <w:t>CGU | Notícias - Conteúdo restrito, requer autenticação para visualização.</w:t>
       </w:r>
     </w:p>
     <w:p>
@@ -6591,7 +5464,41 @@
           <w:color w:val="4A4A4A"/>
           <w:sz w:val="18"/>
         </w:rPr>
-        <w:t>COAF | Notícias - A fonte exibe 'Carregando' e não apresenta notícias para extração de itens.</w:t>
+        <w:t>Ministério do Meio Ambiente | Notícias - Conteúdo restrito, requer autenticação para visualização.</w:t>
+      </w:r>
+    </w:p>
+    <w:p>
+      <w:pPr>
+        <w:pStyle w:val="ListBullet"/>
+      </w:pPr>
+      <w:r>
+        <w:rPr>
+          <w:color w:val="4A4A4A"/>
+          <w:sz w:val="18"/>
+        </w:rPr>
+        <w:t>SENACON | Notícias - Conteúdo restrito, requer autenticação para visualização.</w:t>
+      </w:r>
+    </w:p>
+    <w:p>
+      <w:r>
+        <w:rPr>
+          <w:b/>
+          <w:color w:val="C0392B"/>
+          <w:sz w:val="20"/>
+        </w:rPr>
+        <w:t>Fontes com erro tecnico:</w:t>
+      </w:r>
+    </w:p>
+    <w:p>
+      <w:pPr>
+        <w:pStyle w:val="ListBullet"/>
+      </w:pPr>
+      <w:r>
+        <w:rPr>
+          <w:color w:val="4A4A4A"/>
+          <w:sz w:val="18"/>
+        </w:rPr>
+        <w:t>Destaques do D.O.U. - Conteudo muito curto (15 chars) - pagina possivelmente vazia, fora do ar ou bloqueando scraping</w:t>
       </w:r>
     </w:p>
     <w:p/>
@@ -6639,7 +5546,7 @@
           <w:color w:val="888888"/>
           <w:sz w:val="16"/>
         </w:rPr>
-        <w:t>Janela analisada: 2026-07-02T00:00 ate 2026-07-03T09:57</w:t>
+        <w:t>Janela analisada: 2026-07-03T00:00 ate 2026-07-06T11:28</w:t>
       </w:r>
     </w:p>
     <w:sectPr>

--- a/output/boletim.docx
+++ b/output/boletim.docx
@@ -52,7 +52,7 @@
                 <w:color w:val="FFFFFF"/>
                 <w:sz w:val="28"/>
               </w:rPr>
-              <w:t>6 de julho de 2026</w:t>
+              <w:t>7 de julho de 2026</w:t>
             </w:r>
           </w:p>
         </w:tc>
@@ -87,7 +87,7 @@
                 <w:color w:val="1A4D2E"/>
                 <w:sz w:val="56"/>
               </w:rPr>
-              <w:t>57</w:t>
+              <w:t>24</w:t>
             </w:r>
           </w:p>
         </w:tc>
@@ -106,7 +106,7 @@
                 <w:color w:val="C0392B"/>
                 <w:sz w:val="56"/>
               </w:rPr>
-              <w:t>17</w:t>
+              <w:t>8</w:t>
             </w:r>
           </w:p>
         </w:tc>
@@ -125,7 +125,7 @@
                 <w:color w:val="D68910"/>
                 <w:sz w:val="56"/>
               </w:rPr>
-              <w:t>20</w:t>
+              <w:t>11</w:t>
             </w:r>
           </w:p>
         </w:tc>
@@ -144,7 +144,7 @@
                 <w:color w:val="7F8C8D"/>
                 <w:sz w:val="56"/>
               </w:rPr>
-              <w:t>20</w:t>
+              <w:t>5</w:t>
             </w:r>
           </w:p>
         </w:tc>
@@ -307,7 +307,7 @@
                   <w:u w:val="single"/>
                   <w:b/>
                 </w:rPr>
-                <w:t>Lei nº 15.458, de 3.7.2026 - Abre crédito extraordinário em favor do Ministério da Integração e do Desenvolvimento Regional, no valor de R$ 266.512.000,00 (duzentos e sessenta e seis milhões quinhentos e doze mil reais), para os fins que especifica.</w:t>
+                <w:t>Decreto nº 13.056, de 6.7.2026 - Altera o Decreto nº 12.301, de 9 de dezembro de 2024, que dispõe sobre a aprovação de diretrizes e de estratégias relativas à governança corporativa nas empresas estatais federais e à administração das participações societárias da União.</w:t>
               </w:r>
             </w:hyperlink>
           </w:p>
@@ -320,7 +320,7 @@
                 <w:color w:val="4A4A4A"/>
                 <w:sz w:val="18"/>
               </w:rPr>
-              <w:t>Abre crédito extraordinário para o Ministério da Integração e do Desenvolvimento Regional, no valor de R$ 266.512.000,00.</w:t>
+              <w:t>Altera decreto sobre diretrizes e estratégias de governança corporativa e administração de participações societárias em empresas estatais federais.</w:t>
             </w:r>
           </w:p>
         </w:tc>
@@ -351,7 +351,7 @@
                 <w:color w:val="1A4D2E"/>
                 <w:sz w:val="16"/>
               </w:rPr>
-              <w:t>PLANALTO | RESENHA DIARIA</w:t>
+              <w:t>BANCO CENTRAL | NORMAS</w:t>
             </w:r>
           </w:p>
           <w:p>
@@ -365,7 +365,7 @@
                   <w:u w:val="single"/>
                   <w:b/>
                 </w:rPr>
-                <w:t>Medida Provisória nº 1.375, de 3.7.2026 - Amplia o rol de Carreiras e Planos Especiais de Cargos cujos ocupantes fazem jus à indenização de que trata a Lei nº 12.855, de 2 de setembro de 2013, altera a Lei nº 15.367, de 30 de março de 2026, para admitir que as pessoas de que tratam o art. 6º da Emenda Constitucional nº 79, de 27 de maio de 2014, e o art. 6º da Emenda Constitucional nº 98, de 6 de dezembro de 2017, exerçam o direito de opção de que tratam os art. 52 a art. 54 da referida Lei, e transforma cargos efetivos vagos.</w:t>
+                <w:t>Comunicado n° 45.511, 7/7/2026</w:t>
               </w:r>
             </w:hyperlink>
           </w:p>
@@ -378,7 +378,7 @@
                 <w:color w:val="4A4A4A"/>
                 <w:sz w:val="18"/>
               </w:rPr>
-              <w:t>MP amplia rol de carreiras com direito a indenização, altera leis sobre opção de cargos e transforma cargos vagos.</w:t>
+              <w:t>Divulga as Taxas Básicas Financeiras (TBF), os Redutores "R" e as Taxas Referenciais (TR) relativos a 4, 5 e 6 de julho de 2026.</w:t>
             </w:r>
           </w:p>
         </w:tc>
@@ -409,7 +409,7 @@
                 <w:color w:val="1A4D2E"/>
                 <w:sz w:val="16"/>
               </w:rPr>
-              <w:t>PLANALTO | RESENHA DIARIA</w:t>
+              <w:t>BANCO CENTRAL | NORMAS</w:t>
             </w:r>
           </w:p>
           <w:p>
@@ -423,7 +423,7 @@
                   <w:u w:val="single"/>
                   <w:b/>
                 </w:rPr>
-                <w:t>Decreto nº 13.054, de 3.7.2026 - Altera o Regulamento da Previdência Social, aprovado pelo Decreto nº 3.048, de 6 de maio de 1999, para dispor sobre a condição de segurado especial dos associados em cooperativas.</w:t>
+                <w:t>Comunicado n° 45.510, 6/7/2026</w:t>
               </w:r>
             </w:hyperlink>
           </w:p>
@@ -436,7 +436,7 @@
                 <w:color w:val="4A4A4A"/>
                 <w:sz w:val="18"/>
               </w:rPr>
-              <w:t>Altera o Regulamento da Previdência Social para incluir associados em cooperativas como segurados especiais.</w:t>
+              <w:t>Divulga condições para a realização de operações compromissadas com instituições financeiras participantes do módulo Oferta Pública (Ofpub).</w:t>
             </w:r>
           </w:p>
         </w:tc>
@@ -467,7 +467,7 @@
                 <w:color w:val="1A4D2E"/>
                 <w:sz w:val="16"/>
               </w:rPr>
-              <w:t>PLANALTO | RESENHA DIARIA</w:t>
+              <w:t>BANCO CENTRAL | NORMAS</w:t>
             </w:r>
           </w:p>
           <w:p>
@@ -481,7 +481,7 @@
                   <w:u w:val="single"/>
                   <w:b/>
                 </w:rPr>
-                <w:t>Decreto nº 13.052, de 3.7.2026 - Altera o Decreto nº 11.002, de 17 de março de 2022, que regulamenta a Lei nº 13.954, de 16 de dezembro de 2019, e a Medida Provisória nº 2.215-10, de 31 de agosto de 2001, para dispor sobre a remuneração dos militares na ativa, os proventos na inatividade e as pensões militares.</w:t>
+                <w:t>Comunicado n° 45.507, 6/7/2026</w:t>
               </w:r>
             </w:hyperlink>
           </w:p>
@@ -494,7 +494,7 @@
                 <w:color w:val="4A4A4A"/>
                 <w:sz w:val="18"/>
               </w:rPr>
-              <w:t>Altera decreto sobre remuneração, proventos e pensões de militares na ativa e inatividade.</w:t>
+              <w:t>Divulga a Taxa Básica Financeira (TBF), o Redutor "R" e a Taxa Referencial (TR) relativos a 3 de julho de 2026.</w:t>
             </w:r>
           </w:p>
         </w:tc>
@@ -525,7 +525,7 @@
                 <w:color w:val="1A4D2E"/>
                 <w:sz w:val="16"/>
               </w:rPr>
-              <w:t>PLANALTO | RESENHA DIARIA</w:t>
+              <w:t>MINISTÉRIO DA FAZENDA | NOTÍCIAS</w:t>
             </w:r>
           </w:p>
           <w:p>
@@ -539,7 +539,7 @@
                   <w:u w:val="single"/>
                   <w:b/>
                 </w:rPr>
-                <w:t>Decreto nº 13.050, de 3.7.2026 - Altera o Decreto nº 9.226, de 6 de dezembro de 2017, que regulamenta a Lei nº 12.855, de 2 de setembro de 2013, que institui a indenização devida a ocupante de cargo efetivo das Carreiras e Planos Especiais de Cargos que especifica, em exercício nas unidades situadas em localidades estratégicas vinculadas à prevenção, controle, fiscalização e repressão dos delitos transfronteiriços.</w:t>
+                <w:t>Polícia Federal apura esquema de lavagem de dinheiro ligado a apostas ilegais</w:t>
               </w:r>
             </w:hyperlink>
           </w:p>
@@ -552,7 +552,7 @@
                 <w:color w:val="4A4A4A"/>
                 <w:sz w:val="18"/>
               </w:rPr>
-              <w:t>Altera decreto sobre indenização a servidores em localidades estratégicas de combate a delitos transfronteiriços.</w:t>
+              <w:t>Informações da Secretaria de Prêmios e Apostas (SPA) auxiliam investigação da Polícia Federal sobre lavagem de dinheiro em apostas ilegais.</w:t>
             </w:r>
           </w:p>
         </w:tc>
@@ -621,7 +621,7 @@
           <w:color w:val="1A1A1A"/>
           <w:sz w:val="22"/>
         </w:rPr>
-        <w:t xml:space="preserve">Lei nº 15.458, de 3.7.2026 - Abre crédito extraordinário em favor do Ministério da Integração e do Desenvolvimento Regional, no valor de R$ 266.512.000,00 (duzentos e sessenta e seis milhões quinhentos e doze mil reais), para os fins que especifica.   </w:t>
+        <w:t xml:space="preserve">Decreto nº 13.056, de 6.7.2026 - Altera o Decreto nº 12.301, de 9 de dezembro de 2024, que dispõe sobre a aprovação de diretrizes e de estratégias relativas à governança corporativa nas empresas estatais federais e à administração das participações societárias da União.   </w:t>
       </w:r>
       <w:r>
         <w:rPr>
@@ -641,7 +641,7 @@
           <w:color w:val="4A4A4A"/>
           <w:sz w:val="20"/>
         </w:rPr>
-        <w:t>Abre crédito extraordinário para o Ministério da Integração e do Desenvolvimento Regional, no valor de R$ 266.512.000,00.</w:t>
+        <w:t>Altera decreto sobre diretrizes e estratégias de governança corporativa e administração de participações societárias em empresas estatais federais.</w:t>
       </w:r>
     </w:p>
     <w:p>
@@ -684,7 +684,7 @@
           <w:color w:val="888888"/>
           <w:sz w:val="16"/>
         </w:rPr>
-        <w:t>Legislação federal com impacto orçamentário significativo.</w:t>
+        <w:t>Legislação nova com impacto direto em governança corporativa de estatais federais.</w:t>
       </w:r>
     </w:p>
     <w:p>
@@ -697,7 +697,7 @@
           <w:color w:val="1A1A1A"/>
           <w:sz w:val="22"/>
         </w:rPr>
-        <w:t xml:space="preserve">Decreto nº 13.055, de 3.7.2026 - Altera o Decreto nº 11.712, de 20 de setembro de 2023, que qualifica organizações militares da Marinha como Organizações Militares Prestadoras de Serviços, com autonomia de gestão.   </w:t>
+        <w:t xml:space="preserve">Lei nº 15.458, de 3.7.2026 - Abre crédito extraordinário em favor do Ministério da Integração e do Desenvolvimento Regional, no valor de R$ 266.512.000,00 (duzentos e sessenta e seis milhões quinhentos e doze mil reais), para os fins que especifica.   </w:t>
       </w:r>
       <w:r>
         <w:rPr>
@@ -717,7 +717,7 @@
           <w:color w:val="4A4A4A"/>
           <w:sz w:val="20"/>
         </w:rPr>
-        <w:t>Altera decreto que qualifica organizações militares da Marinha como prestadoras de serviços com autonomia de gestão.</w:t>
+        <w:t>Abre crédito extraordinário de R$ 266,5 milhões para o Ministério da Integração e do Desenvolvimento Regional.</w:t>
       </w:r>
     </w:p>
     <w:p>
@@ -760,7 +760,7 @@
           <w:color w:val="888888"/>
           <w:sz w:val="16"/>
         </w:rPr>
-        <w:t>Ato administrativo que impacta a gestão de órgãos públicos.</w:t>
+        <w:t>Abertura de crédito extraordinário com impacto orçamentário.</w:t>
       </w:r>
     </w:p>
     <w:p>
@@ -773,15 +773,15 @@
           <w:color w:val="1A1A1A"/>
           <w:sz w:val="22"/>
         </w:rPr>
-        <w:t xml:space="preserve">Medida Provisória nº 1.375, de 3.7.2026 - Amplia o rol de Carreiras e Planos Especiais de Cargos cujos ocupantes fazem jus à indenização de que trata a Lei nº 12.855, de 2 de setembro de 2013, altera a Lei nº 15.367, de 30 de março de 2026, para admitir que as pessoas de que tratam o art. 6º da Emenda Constitucional nº 79, de 27 de maio de 2014, e o art. 6º da Emenda Constitucional nº 98, de 6 de dezembro de 2017, exerçam o direito de opção de que tratam os art. 52 a art. 54 da referida Lei, e transforma cargos efetivos vagos.   </w:t>
+        <w:t xml:space="preserve">Decreto nº 13.055, de 3.7.2026 - Altera o Decreto nº 11.712, de 20 de setembro de 2023, que qualifica organizações militares da Marinha como Organizações Militares Prestadoras de Serviços, com autonomia de gestão.   </w:t>
       </w:r>
       <w:r>
         <w:rPr>
           <w:b/>
-          <w:color w:val="C0392B"/>
+          <w:color w:val="D68910"/>
           <w:sz w:val="16"/>
         </w:rPr>
-        <w:t>[ALTA]</w:t>
+        <w:t>[MÉDIA]</w:t>
       </w:r>
     </w:p>
     <w:p>
@@ -793,7 +793,7 @@
           <w:color w:val="4A4A4A"/>
           <w:sz w:val="20"/>
         </w:rPr>
-        <w:t>MP amplia rol de carreiras com direito a indenização, altera leis sobre opção de cargos e transforma cargos vagos.</w:t>
+        <w:t>Altera decreto que qualifica organizações militares da Marinha como prestadoras de serviços com autonomia de gestão.</w:t>
       </w:r>
     </w:p>
     <w:p>
@@ -813,159 +813,7 @@
           <w:color w:val="888888"/>
           <w:sz w:val="18"/>
         </w:rPr>
-        <w:t xml:space="preserve">2026-07-03   </w:t>
-      </w:r>
-      <w:hyperlink r:id="rId10">
-        <w:r>
-          <w:rPr>
-            <w:color w:val="1A4D2E"/>
-            <w:u w:val="single"/>
-            <w:b/>
-          </w:rPr>
-          <w:t>Acessar materia</w:t>
-        </w:r>
-      </w:hyperlink>
-    </w:p>
-    <w:p>
-      <w:pPr>
-        <w:spacing w:after="120"/>
-      </w:pPr>
-      <w:r>
-        <w:rPr>
-          <w:i/>
-          <w:color w:val="888888"/>
-          <w:sz w:val="16"/>
-        </w:rPr>
-        <w:t>Legislação federal com impacto em carreiras e planos de cargos públicos.</w:t>
-      </w:r>
-    </w:p>
-    <w:p>
-      <w:pPr>
-        <w:spacing w:before="160" w:after="40"/>
-      </w:pPr>
-      <w:r>
-        <w:rPr>
-          <w:b/>
-          <w:color w:val="1A1A1A"/>
-          <w:sz w:val="22"/>
-        </w:rPr>
-        <w:t xml:space="preserve">Decreto nº 13.054, de 3.7.2026 - Altera o Regulamento da Previdência Social, aprovado pelo Decreto nº 3.048, de 6 de maio de 1999, para dispor sobre a condição de segurado especial dos associados em cooperativas.   </w:t>
-      </w:r>
-      <w:r>
-        <w:rPr>
-          <w:b/>
-          <w:color w:val="C0392B"/>
-          <w:sz w:val="16"/>
-        </w:rPr>
-        <w:t>[ALTA]</w:t>
-      </w:r>
-    </w:p>
-    <w:p>
-      <w:pPr>
-        <w:spacing w:after="40"/>
-      </w:pPr>
-      <w:r>
-        <w:rPr>
-          <w:color w:val="4A4A4A"/>
-          <w:sz w:val="20"/>
-        </w:rPr>
-        <w:t>Altera o Regulamento da Previdência Social para incluir associados em cooperativas como segurados especiais.</w:t>
-      </w:r>
-    </w:p>
-    <w:p>
-      <w:pPr>
-        <w:spacing w:after="40"/>
-      </w:pPr>
-      <w:r>
-        <w:rPr>
-          <w:b/>
-          <w:color w:val="888888"/>
-          <w:sz w:val="18"/>
-        </w:rPr>
-        <w:t xml:space="preserve">Publicado: </w:t>
-      </w:r>
-      <w:r>
-        <w:rPr>
-          <w:color w:val="888888"/>
-          <w:sz w:val="18"/>
-        </w:rPr>
-        <w:t xml:space="preserve">2026-07-03   </w:t>
-      </w:r>
-      <w:hyperlink r:id="rId11">
-        <w:r>
-          <w:rPr>
-            <w:color w:val="1A4D2E"/>
-            <w:u w:val="single"/>
-            <w:b/>
-          </w:rPr>
-          <w:t>Acessar materia</w:t>
-        </w:r>
-      </w:hyperlink>
-    </w:p>
-    <w:p>
-      <w:pPr>
-        <w:spacing w:after="120"/>
-      </w:pPr>
-      <w:r>
-        <w:rPr>
-          <w:i/>
-          <w:color w:val="888888"/>
-          <w:sz w:val="16"/>
-        </w:rPr>
-        <w:t>Legislação federal com impacto direto na previdência social e cooperativas.</w:t>
-      </w:r>
-    </w:p>
-    <w:p>
-      <w:pPr>
-        <w:spacing w:before="160" w:after="40"/>
-      </w:pPr>
-      <w:r>
-        <w:rPr>
-          <w:b/>
-          <w:color w:val="1A1A1A"/>
-          <w:sz w:val="22"/>
-        </w:rPr>
-        <w:t xml:space="preserve">Decreto nº 13.053, de 3.7.2026 - Altera o Decreto nº 11.329, de 1º de janeiro de 2023, que aprova a Estrutura Regimental e o Quadro Demonstrativo dos Cargos em Comissão, das Funções de Confiança e das Gratificações da Casa Civil da Presidência da República e remaneja e transforma cargos em comissão, funções de confiança e gratificações.   </w:t>
-      </w:r>
-      <w:r>
-        <w:rPr>
-          <w:b/>
-          <w:color w:val="D68910"/>
-          <w:sz w:val="16"/>
-        </w:rPr>
-        <w:t>[MÉDIA]</w:t>
-      </w:r>
-    </w:p>
-    <w:p>
-      <w:pPr>
-        <w:spacing w:after="40"/>
-      </w:pPr>
-      <w:r>
-        <w:rPr>
-          <w:color w:val="4A4A4A"/>
-          <w:sz w:val="20"/>
-        </w:rPr>
-        <w:t>Altera estrutura regimental e quadro de cargos da Casa Civil da Presidência da República.</w:t>
-      </w:r>
-    </w:p>
-    <w:p>
-      <w:pPr>
-        <w:spacing w:after="40"/>
-      </w:pPr>
-      <w:r>
-        <w:rPr>
-          <w:b/>
-          <w:color w:val="888888"/>
-          <w:sz w:val="18"/>
-        </w:rPr>
-        <w:t xml:space="preserve">Publicado: </w:t>
-      </w:r>
-      <w:r>
-        <w:rPr>
-          <w:color w:val="888888"/>
-          <w:sz w:val="18"/>
-        </w:rPr>
-        <w:t xml:space="preserve">2026-07-03   </w:t>
+        <w:t xml:space="preserve">2026-07-06   </w:t>
       </w:r>
       <w:hyperlink r:id="rId15">
         <w:r>
@@ -988,539 +836,7 @@
           <w:color w:val="888888"/>
           <w:sz w:val="16"/>
         </w:rPr>
-        <w:t>Ato administrativo que reorganiza a estrutura de cargos na administração pública.</w:t>
-      </w:r>
-    </w:p>
-    <w:p>
-      <w:pPr>
-        <w:spacing w:before="160" w:after="40"/>
-      </w:pPr>
-      <w:r>
-        <w:rPr>
-          <w:b/>
-          <w:color w:val="1A1A1A"/>
-          <w:sz w:val="22"/>
-        </w:rPr>
-        <w:t xml:space="preserve">Decreto nº 13.052, de 3.7.2026 - Altera o Decreto nº 11.002, de 17 de março de 2022, que regulamenta a Lei nº 13.954, de 16 de dezembro de 2019, e a Medida Provisória nº 2.215-10, de 31 de agosto de 2001, para dispor sobre a remuneração dos militares na ativa, os proventos na inatividade e as pensões militares.   </w:t>
-      </w:r>
-      <w:r>
-        <w:rPr>
-          <w:b/>
-          <w:color w:val="C0392B"/>
-          <w:sz w:val="16"/>
-        </w:rPr>
-        <w:t>[ALTA]</w:t>
-      </w:r>
-    </w:p>
-    <w:p>
-      <w:pPr>
-        <w:spacing w:after="40"/>
-      </w:pPr>
-      <w:r>
-        <w:rPr>
-          <w:color w:val="4A4A4A"/>
-          <w:sz w:val="20"/>
-        </w:rPr>
-        <w:t>Altera decreto sobre remuneração, proventos e pensões de militares na ativa e inatividade.</w:t>
-      </w:r>
-    </w:p>
-    <w:p>
-      <w:pPr>
-        <w:spacing w:after="40"/>
-      </w:pPr>
-      <w:r>
-        <w:rPr>
-          <w:b/>
-          <w:color w:val="888888"/>
-          <w:sz w:val="18"/>
-        </w:rPr>
-        <w:t xml:space="preserve">Publicado: </w:t>
-      </w:r>
-      <w:r>
-        <w:rPr>
-          <w:color w:val="888888"/>
-          <w:sz w:val="18"/>
-        </w:rPr>
-        <w:t xml:space="preserve">2026-07-03   </w:t>
-      </w:r>
-      <w:hyperlink r:id="rId12">
-        <w:r>
-          <w:rPr>
-            <w:color w:val="1A4D2E"/>
-            <w:u w:val="single"/>
-            <w:b/>
-          </w:rPr>
-          <w:t>Acessar materia</w:t>
-        </w:r>
-      </w:hyperlink>
-    </w:p>
-    <w:p>
-      <w:pPr>
-        <w:spacing w:after="120"/>
-      </w:pPr>
-      <w:r>
-        <w:rPr>
-          <w:i/>
-          <w:color w:val="888888"/>
-          <w:sz w:val="16"/>
-        </w:rPr>
-        <w:t>Legislação federal com impacto direto em direitos e remuneração de militares.</w:t>
-      </w:r>
-    </w:p>
-    <w:p>
-      <w:pPr>
-        <w:spacing w:before="160" w:after="40"/>
-      </w:pPr>
-      <w:r>
-        <w:rPr>
-          <w:b/>
-          <w:color w:val="1A1A1A"/>
-          <w:sz w:val="22"/>
-        </w:rPr>
-        <w:t xml:space="preserve">Decreto nº 13.051, de 3.7.2026 - Dispõe sobre a distribuição do quantitativo de Gratificação Temporária de Execução e Apoio a Atividades Técnicas e Administrativas – GTATA.   </w:t>
-      </w:r>
-      <w:r>
-        <w:rPr>
-          <w:b/>
-          <w:color w:val="D68910"/>
-          <w:sz w:val="16"/>
-        </w:rPr>
-        <w:t>[MÉDIA]</w:t>
-      </w:r>
-    </w:p>
-    <w:p>
-      <w:pPr>
-        <w:spacing w:after="40"/>
-      </w:pPr>
-      <w:r>
-        <w:rPr>
-          <w:color w:val="4A4A4A"/>
-          <w:sz w:val="20"/>
-        </w:rPr>
-        <w:t>Dispõe sobre a distribuição de Gratificação Temporária para atividades técnicas e administrativas (GTATA).</w:t>
-      </w:r>
-    </w:p>
-    <w:p>
-      <w:pPr>
-        <w:spacing w:after="40"/>
-      </w:pPr>
-      <w:r>
-        <w:rPr>
-          <w:b/>
-          <w:color w:val="888888"/>
-          <w:sz w:val="18"/>
-        </w:rPr>
-        <w:t xml:space="preserve">Publicado: </w:t>
-      </w:r>
-      <w:r>
-        <w:rPr>
-          <w:color w:val="888888"/>
-          <w:sz w:val="18"/>
-        </w:rPr>
-        <w:t xml:space="preserve">2026-07-03   </w:t>
-      </w:r>
-      <w:hyperlink r:id="rId16">
-        <w:r>
-          <w:rPr>
-            <w:color w:val="1A4D2E"/>
-            <w:u w:val="single"/>
-            <w:b/>
-          </w:rPr>
-          <w:t>Acessar materia</w:t>
-        </w:r>
-      </w:hyperlink>
-    </w:p>
-    <w:p>
-      <w:pPr>
-        <w:spacing w:after="120"/>
-      </w:pPr>
-      <w:r>
-        <w:rPr>
-          <w:i/>
-          <w:color w:val="888888"/>
-          <w:sz w:val="16"/>
-        </w:rPr>
-        <w:t>Ato administrativo que impacta a remuneração de servidores.</w:t>
-      </w:r>
-    </w:p>
-    <w:p>
-      <w:pPr>
-        <w:spacing w:before="160" w:after="40"/>
-      </w:pPr>
-      <w:r>
-        <w:rPr>
-          <w:b/>
-          <w:color w:val="1A1A1A"/>
-          <w:sz w:val="22"/>
-        </w:rPr>
-        <w:t xml:space="preserve">Decreto nº 13.050, de 3.7.2026 - Altera o Decreto nº 9.226, de 6 de dezembro de 2017, que regulamenta a Lei nº 12.855, de 2 de setembro de 2013, que institui a indenização devida a ocupante de cargo efetivo das Carreiras e Planos Especiais de Cargos que especifica, em exercício nas unidades situadas em localidades estratégicas vinculadas à prevenção, controle, fiscalização e repressão dos delitos transfronteiriços.   </w:t>
-      </w:r>
-      <w:r>
-        <w:rPr>
-          <w:b/>
-          <w:color w:val="C0392B"/>
-          <w:sz w:val="16"/>
-        </w:rPr>
-        <w:t>[ALTA]</w:t>
-      </w:r>
-    </w:p>
-    <w:p>
-      <w:pPr>
-        <w:spacing w:after="40"/>
-      </w:pPr>
-      <w:r>
-        <w:rPr>
-          <w:color w:val="4A4A4A"/>
-          <w:sz w:val="20"/>
-        </w:rPr>
-        <w:t>Altera decreto sobre indenização a servidores em localidades estratégicas de combate a delitos transfronteiriços.</w:t>
-      </w:r>
-    </w:p>
-    <w:p>
-      <w:pPr>
-        <w:spacing w:after="40"/>
-      </w:pPr>
-      <w:r>
-        <w:rPr>
-          <w:b/>
-          <w:color w:val="888888"/>
-          <w:sz w:val="18"/>
-        </w:rPr>
-        <w:t xml:space="preserve">Publicado: </w:t>
-      </w:r>
-      <w:r>
-        <w:rPr>
-          <w:color w:val="888888"/>
-          <w:sz w:val="18"/>
-        </w:rPr>
-        <w:t xml:space="preserve">2026-07-03   </w:t>
-      </w:r>
-      <w:hyperlink r:id="rId13">
-        <w:r>
-          <w:rPr>
-            <w:color w:val="1A4D2E"/>
-            <w:u w:val="single"/>
-            <w:b/>
-          </w:rPr>
-          <w:t>Acessar materia</w:t>
-        </w:r>
-      </w:hyperlink>
-    </w:p>
-    <w:p>
-      <w:pPr>
-        <w:spacing w:after="120"/>
-      </w:pPr>
-      <w:r>
-        <w:rPr>
-          <w:i/>
-          <w:color w:val="888888"/>
-          <w:sz w:val="16"/>
-        </w:rPr>
-        <w:t>Legislação federal com impacto em direitos de servidores públicos.</w:t>
-      </w:r>
-    </w:p>
-    <w:p>
-      <w:pPr>
-        <w:spacing w:before="160" w:after="40"/>
-      </w:pPr>
-      <w:r>
-        <w:rPr>
-          <w:b/>
-          <w:color w:val="1A1A1A"/>
-          <w:sz w:val="22"/>
-        </w:rPr>
-        <w:t xml:space="preserve">Decreto nº 13.049, de 3.7.2026 - Regulamenta a Lei nº 12.855, de 2 de setembro de 2013, que institui a indenização devida a ocupante de cargo efetivo das Carreiras e Planos Especiais de Cargos que especifica, em exercício nas unidades situadas em localidades estratégicas vinculadas à prevenção, controle, fiscalização e repressão dos delitos transfronteiriços, quanto às Carreiras e aos Planos de Cargos que especifica.   </w:t>
-      </w:r>
-      <w:r>
-        <w:rPr>
-          <w:b/>
-          <w:color w:val="C0392B"/>
-          <w:sz w:val="16"/>
-        </w:rPr>
-        <w:t>[ALTA]</w:t>
-      </w:r>
-    </w:p>
-    <w:p>
-      <w:pPr>
-        <w:spacing w:after="40"/>
-      </w:pPr>
-      <w:r>
-        <w:rPr>
-          <w:color w:val="4A4A4A"/>
-          <w:sz w:val="20"/>
-        </w:rPr>
-        <w:t>Regulamenta lei sobre indenização a servidores em localidades estratégicas de combate a delitos transfronteiriços.</w:t>
-      </w:r>
-    </w:p>
-    <w:p>
-      <w:pPr>
-        <w:spacing w:after="40"/>
-      </w:pPr>
-      <w:r>
-        <w:rPr>
-          <w:b/>
-          <w:color w:val="888888"/>
-          <w:sz w:val="18"/>
-        </w:rPr>
-        <w:t xml:space="preserve">Publicado: </w:t>
-      </w:r>
-      <w:r>
-        <w:rPr>
-          <w:color w:val="888888"/>
-          <w:sz w:val="18"/>
-        </w:rPr>
-        <w:t xml:space="preserve">2026-07-03   </w:t>
-      </w:r>
-      <w:hyperlink r:id="rId17">
-        <w:r>
-          <w:rPr>
-            <w:color w:val="1A4D2E"/>
-            <w:u w:val="single"/>
-            <w:b/>
-          </w:rPr>
-          <w:t>Acessar materia</w:t>
-        </w:r>
-      </w:hyperlink>
-    </w:p>
-    <w:p>
-      <w:pPr>
-        <w:spacing w:after="120"/>
-      </w:pPr>
-      <w:r>
-        <w:rPr>
-          <w:i/>
-          <w:color w:val="888888"/>
-          <w:sz w:val="16"/>
-        </w:rPr>
-        <w:t>Legislação federal com impacto em direitos de servidores públicos.</w:t>
-      </w:r>
-    </w:p>
-    <w:p>
-      <w:pPr>
-        <w:spacing w:before="160" w:after="40"/>
-      </w:pPr>
-      <w:r>
-        <w:rPr>
-          <w:b/>
-          <w:color w:val="1A1A1A"/>
-          <w:sz w:val="22"/>
-        </w:rPr>
-        <w:t xml:space="preserve">Decreto nº 13.048, de 3.7.2026 - Estabelece os critérios e os procedimentos para a concessão do Reconhecimento de Saberes e Competências aos servidores ocupantes dos cargos do Plano de Carreira dos Cargos Técnico-Administrativos em Educação.   </w:t>
-      </w:r>
-      <w:r>
-        <w:rPr>
-          <w:b/>
-          <w:color w:val="D68910"/>
-          <w:sz w:val="16"/>
-        </w:rPr>
-        <w:t>[MÉDIA]</w:t>
-      </w:r>
-    </w:p>
-    <w:p>
-      <w:pPr>
-        <w:spacing w:after="40"/>
-      </w:pPr>
-      <w:r>
-        <w:rPr>
-          <w:color w:val="4A4A4A"/>
-          <w:sz w:val="20"/>
-        </w:rPr>
-        <w:t>Estabelece critérios para concessão de Reconhecimento de Saberes e Competências a servidores técnico-administrativos em Educação.</w:t>
-      </w:r>
-    </w:p>
-    <w:p>
-      <w:pPr>
-        <w:spacing w:after="40"/>
-      </w:pPr>
-      <w:r>
-        <w:rPr>
-          <w:b/>
-          <w:color w:val="888888"/>
-          <w:sz w:val="18"/>
-        </w:rPr>
-        <w:t xml:space="preserve">Publicado: </w:t>
-      </w:r>
-      <w:r>
-        <w:rPr>
-          <w:color w:val="888888"/>
-          <w:sz w:val="18"/>
-        </w:rPr>
-        <w:t xml:space="preserve">2026-07-03   </w:t>
-      </w:r>
-      <w:hyperlink r:id="rId18">
-        <w:r>
-          <w:rPr>
-            <w:color w:val="1A4D2E"/>
-            <w:u w:val="single"/>
-            <w:b/>
-          </w:rPr>
-          <w:t>Acessar materia</w:t>
-        </w:r>
-      </w:hyperlink>
-    </w:p>
-    <w:p>
-      <w:pPr>
-        <w:spacing w:after="120"/>
-      </w:pPr>
-      <w:r>
-        <w:rPr>
-          <w:i/>
-          <w:color w:val="888888"/>
-          <w:sz w:val="16"/>
-        </w:rPr>
-        <w:t>Ato administrativo que impacta a carreira de servidores públicos.</w:t>
-      </w:r>
-    </w:p>
-    <w:p>
-      <w:pPr>
-        <w:spacing w:before="160" w:after="40"/>
-      </w:pPr>
-      <w:r>
-        <w:rPr>
-          <w:b/>
-          <w:color w:val="1A1A1A"/>
-          <w:sz w:val="22"/>
-        </w:rPr>
-        <w:t xml:space="preserve">Lei nº 15.457, de 3.7.2026 - Cria a Universidade Federal do Esporte.   </w:t>
-      </w:r>
-      <w:r>
-        <w:rPr>
-          <w:b/>
-          <w:color w:val="C0392B"/>
-          <w:sz w:val="16"/>
-        </w:rPr>
-        <w:t>[ALTA]</w:t>
-      </w:r>
-    </w:p>
-    <w:p>
-      <w:pPr>
-        <w:spacing w:after="40"/>
-      </w:pPr>
-      <w:r>
-        <w:rPr>
-          <w:color w:val="4A4A4A"/>
-          <w:sz w:val="20"/>
-        </w:rPr>
-        <w:t>Cria a Universidade Federal do Esporte.</w:t>
-      </w:r>
-    </w:p>
-    <w:p>
-      <w:pPr>
-        <w:spacing w:after="40"/>
-      </w:pPr>
-      <w:r>
-        <w:rPr>
-          <w:b/>
-          <w:color w:val="888888"/>
-          <w:sz w:val="18"/>
-        </w:rPr>
-        <w:t xml:space="preserve">Publicado: </w:t>
-      </w:r>
-      <w:r>
-        <w:rPr>
-          <w:color w:val="888888"/>
-          <w:sz w:val="18"/>
-        </w:rPr>
-        <w:t xml:space="preserve">2026-07-03   </w:t>
-      </w:r>
-      <w:hyperlink r:id="rId19">
-        <w:r>
-          <w:rPr>
-            <w:color w:val="1A4D2E"/>
-            <w:u w:val="single"/>
-            <w:b/>
-          </w:rPr>
-          <w:t>Acessar materia</w:t>
-        </w:r>
-      </w:hyperlink>
-    </w:p>
-    <w:p>
-      <w:pPr>
-        <w:spacing w:after="120"/>
-      </w:pPr>
-      <w:r>
-        <w:rPr>
-          <w:i/>
-          <w:color w:val="888888"/>
-          <w:sz w:val="16"/>
-        </w:rPr>
-        <w:t>Legislação federal que cria uma nova instituição de ensino superior.</w:t>
-      </w:r>
-    </w:p>
-    <w:p>
-      <w:pPr>
-        <w:spacing w:before="160" w:after="40"/>
-      </w:pPr>
-      <w:r>
-        <w:rPr>
-          <w:b/>
-          <w:color w:val="1A1A1A"/>
-          <w:sz w:val="22"/>
-        </w:rPr>
-        <w:t xml:space="preserve">Lei nº 15.456, de 3.7.2026 - Regulamenta a profissão de protesista/ortesista ortopédico.   </w:t>
-      </w:r>
-      <w:r>
-        <w:rPr>
-          <w:b/>
-          <w:color w:val="C0392B"/>
-          <w:sz w:val="16"/>
-        </w:rPr>
-        <w:t>[ALTA]</w:t>
-      </w:r>
-    </w:p>
-    <w:p>
-      <w:pPr>
-        <w:spacing w:after="40"/>
-      </w:pPr>
-      <w:r>
-        <w:rPr>
-          <w:color w:val="4A4A4A"/>
-          <w:sz w:val="20"/>
-        </w:rPr>
-        <w:t>Regulamenta a profissão de protesista/ortesista ortopédico.</w:t>
-      </w:r>
-    </w:p>
-    <w:p>
-      <w:pPr>
-        <w:spacing w:after="40"/>
-      </w:pPr>
-      <w:r>
-        <w:rPr>
-          <w:b/>
-          <w:color w:val="888888"/>
-          <w:sz w:val="18"/>
-        </w:rPr>
-        <w:t xml:space="preserve">Publicado: </w:t>
-      </w:r>
-      <w:r>
-        <w:rPr>
-          <w:color w:val="888888"/>
-          <w:sz w:val="18"/>
-        </w:rPr>
-        <w:t xml:space="preserve">2026-07-03   </w:t>
-      </w:r>
-      <w:hyperlink r:id="rId20">
-        <w:r>
-          <w:rPr>
-            <w:color w:val="1A4D2E"/>
-            <w:u w:val="single"/>
-            <w:b/>
-          </w:rPr>
-          <w:t>Acessar materia</w:t>
-        </w:r>
-      </w:hyperlink>
-    </w:p>
-    <w:p>
-      <w:pPr>
-        <w:spacing w:after="120"/>
-      </w:pPr>
-      <w:r>
-        <w:rPr>
-          <w:i/>
-          <w:color w:val="888888"/>
-          <w:sz w:val="16"/>
-        </w:rPr>
-        <w:t>Legislação federal que regulamenta uma profissão.</w:t>
+        <w:t>Alteração de decreto administrativo com impacto na gestão de organizações militares.</w:t>
       </w:r>
     </w:p>
     <w:p/>
@@ -1586,15 +902,319 @@
           <w:color w:val="1A1A1A"/>
           <w:sz w:val="22"/>
         </w:rPr>
+        <w:t xml:space="preserve">Comunicado n° 45.513, 7/7/2026   </w:t>
+      </w:r>
+      <w:r>
+        <w:rPr>
+          <w:b/>
+          <w:color w:val="D68910"/>
+          <w:sz w:val="16"/>
+        </w:rPr>
+        <w:t>[MÉDIA]</w:t>
+      </w:r>
+    </w:p>
+    <w:p>
+      <w:pPr>
+        <w:spacing w:after="40"/>
+      </w:pPr>
+      <w:r>
+        <w:rPr>
+          <w:color w:val="4A4A4A"/>
+          <w:sz w:val="20"/>
+        </w:rPr>
+        <w:t>Divulga nomes de pessoas eleitas ou nomeadas para cargos de administração em instituições autorizadas a funcionar, para recebimento de objeções.</w:t>
+      </w:r>
+    </w:p>
+    <w:p>
+      <w:pPr>
+        <w:spacing w:after="40"/>
+      </w:pPr>
+      <w:r>
+        <w:rPr>
+          <w:b/>
+          <w:color w:val="888888"/>
+          <w:sz w:val="18"/>
+        </w:rPr>
+        <w:t xml:space="preserve">Publicado: </w:t>
+      </w:r>
+      <w:r>
+        <w:rPr>
+          <w:color w:val="888888"/>
+          <w:sz w:val="18"/>
+        </w:rPr>
+        <w:t xml:space="preserve">2026-07-07T09:32   </w:t>
+      </w:r>
+      <w:hyperlink r:id="rId16">
+        <w:r>
+          <w:rPr>
+            <w:color w:val="1A4D2E"/>
+            <w:u w:val="single"/>
+            <w:b/>
+          </w:rPr>
+          <w:t>Acessar materia</w:t>
+        </w:r>
+      </w:hyperlink>
+    </w:p>
+    <w:p>
+      <w:pPr>
+        <w:spacing w:after="120"/>
+      </w:pPr>
+      <w:r>
+        <w:rPr>
+          <w:i/>
+          <w:color w:val="888888"/>
+          <w:sz w:val="16"/>
+        </w:rPr>
+        <w:t>Comunicado administrativo sobre nomeações em instituições financeiras.</w:t>
+      </w:r>
+    </w:p>
+    <w:p>
+      <w:pPr>
+        <w:spacing w:before="160" w:after="40"/>
+      </w:pPr>
+      <w:r>
+        <w:rPr>
+          <w:b/>
+          <w:color w:val="1A1A1A"/>
+          <w:sz w:val="22"/>
+        </w:rPr>
+        <w:t xml:space="preserve">Comunicado n° 45.512, 7/7/2026   </w:t>
+      </w:r>
+      <w:r>
+        <w:rPr>
+          <w:b/>
+          <w:color w:val="D68910"/>
+          <w:sz w:val="16"/>
+        </w:rPr>
+        <w:t>[MÉDIA]</w:t>
+      </w:r>
+    </w:p>
+    <w:p>
+      <w:pPr>
+        <w:spacing w:after="40"/>
+      </w:pPr>
+      <w:r>
+        <w:rPr>
+          <w:color w:val="4A4A4A"/>
+          <w:sz w:val="20"/>
+        </w:rPr>
+        <w:t>Divulga nomes aprovados para cargos em órgãos estatutários ou contratuais de sociedades autorizadas a funcionar pelo Banco Central do Brasil.</w:t>
+      </w:r>
+    </w:p>
+    <w:p>
+      <w:pPr>
+        <w:spacing w:after="40"/>
+      </w:pPr>
+      <w:r>
+        <w:rPr>
+          <w:b/>
+          <w:color w:val="888888"/>
+          <w:sz w:val="18"/>
+        </w:rPr>
+        <w:t xml:space="preserve">Publicado: </w:t>
+      </w:r>
+      <w:r>
+        <w:rPr>
+          <w:color w:val="888888"/>
+          <w:sz w:val="18"/>
+        </w:rPr>
+        <w:t xml:space="preserve">2026-07-07T09:30   </w:t>
+      </w:r>
+      <w:hyperlink r:id="rId17">
+        <w:r>
+          <w:rPr>
+            <w:color w:val="1A4D2E"/>
+            <w:u w:val="single"/>
+            <w:b/>
+          </w:rPr>
+          <w:t>Acessar materia</w:t>
+        </w:r>
+      </w:hyperlink>
+    </w:p>
+    <w:p>
+      <w:pPr>
+        <w:spacing w:after="120"/>
+      </w:pPr>
+      <w:r>
+        <w:rPr>
+          <w:i/>
+          <w:color w:val="888888"/>
+          <w:sz w:val="16"/>
+        </w:rPr>
+        <w:t>Comunicado administrativo sobre aprovação de nomes em instituições financeiras.</w:t>
+      </w:r>
+    </w:p>
+    <w:p>
+      <w:pPr>
+        <w:spacing w:before="160" w:after="40"/>
+      </w:pPr>
+      <w:r>
+        <w:rPr>
+          <w:b/>
+          <w:color w:val="1A1A1A"/>
+          <w:sz w:val="22"/>
+        </w:rPr>
+        <w:t xml:space="preserve">Comunicado n° 45.511, 7/7/2026   </w:t>
+      </w:r>
+      <w:r>
+        <w:rPr>
+          <w:b/>
+          <w:color w:val="C0392B"/>
+          <w:sz w:val="16"/>
+        </w:rPr>
+        <w:t>[ALTA]</w:t>
+      </w:r>
+    </w:p>
+    <w:p>
+      <w:pPr>
+        <w:spacing w:after="40"/>
+      </w:pPr>
+      <w:r>
+        <w:rPr>
+          <w:color w:val="4A4A4A"/>
+          <w:sz w:val="20"/>
+        </w:rPr>
+        <w:t>Divulga as Taxas Básicas Financeiras (TBF), os Redutores "R" e as Taxas Referenciais (TR) relativos a 4, 5 e 6 de julho de 2026.</w:t>
+      </w:r>
+    </w:p>
+    <w:p>
+      <w:pPr>
+        <w:spacing w:after="40"/>
+      </w:pPr>
+      <w:r>
+        <w:rPr>
+          <w:b/>
+          <w:color w:val="888888"/>
+          <w:sz w:val="18"/>
+        </w:rPr>
+        <w:t xml:space="preserve">Publicado: </w:t>
+      </w:r>
+      <w:r>
+        <w:rPr>
+          <w:color w:val="888888"/>
+          <w:sz w:val="18"/>
+        </w:rPr>
+        <w:t xml:space="preserve">2026-07-07T09:06   </w:t>
+      </w:r>
+      <w:hyperlink r:id="rId10">
+        <w:r>
+          <w:rPr>
+            <w:color w:val="1A4D2E"/>
+            <w:u w:val="single"/>
+            <w:b/>
+          </w:rPr>
+          <w:t>Acessar materia</w:t>
+        </w:r>
+      </w:hyperlink>
+    </w:p>
+    <w:p>
+      <w:pPr>
+        <w:spacing w:after="120"/>
+      </w:pPr>
+      <w:r>
+        <w:rPr>
+          <w:i/>
+          <w:color w:val="888888"/>
+          <w:sz w:val="16"/>
+        </w:rPr>
+        <w:t>Divulgação de taxas financeiras de referência com impacto no mercado.</w:t>
+      </w:r>
+    </w:p>
+    <w:p>
+      <w:pPr>
+        <w:spacing w:before="160" w:after="40"/>
+      </w:pPr>
+      <w:r>
+        <w:rPr>
+          <w:b/>
+          <w:color w:val="1A1A1A"/>
+          <w:sz w:val="22"/>
+        </w:rPr>
+        <w:t xml:space="preserve">Comunicado n° 45.510, 6/7/2026   </w:t>
+      </w:r>
+      <w:r>
+        <w:rPr>
+          <w:b/>
+          <w:color w:val="C0392B"/>
+          <w:sz w:val="16"/>
+        </w:rPr>
+        <w:t>[ALTA]</w:t>
+      </w:r>
+    </w:p>
+    <w:p>
+      <w:pPr>
+        <w:spacing w:after="40"/>
+      </w:pPr>
+      <w:r>
+        <w:rPr>
+          <w:color w:val="4A4A4A"/>
+          <w:sz w:val="20"/>
+        </w:rPr>
+        <w:t>Divulga condições para a realização de operações compromissadas com instituições financeiras participantes do módulo Oferta Pública (Ofpub).</w:t>
+      </w:r>
+    </w:p>
+    <w:p>
+      <w:pPr>
+        <w:spacing w:after="40"/>
+      </w:pPr>
+      <w:r>
+        <w:rPr>
+          <w:b/>
+          <w:color w:val="888888"/>
+          <w:sz w:val="18"/>
+        </w:rPr>
+        <w:t xml:space="preserve">Publicado: </w:t>
+      </w:r>
+      <w:r>
+        <w:rPr>
+          <w:color w:val="888888"/>
+          <w:sz w:val="18"/>
+        </w:rPr>
+        <w:t xml:space="preserve">2026-07-06T18:30   </w:t>
+      </w:r>
+      <w:hyperlink r:id="rId11">
+        <w:r>
+          <w:rPr>
+            <w:color w:val="1A4D2E"/>
+            <w:u w:val="single"/>
+            <w:b/>
+          </w:rPr>
+          <w:t>Acessar materia</w:t>
+        </w:r>
+      </w:hyperlink>
+    </w:p>
+    <w:p>
+      <w:pPr>
+        <w:spacing w:after="120"/>
+      </w:pPr>
+      <w:r>
+        <w:rPr>
+          <w:i/>
+          <w:color w:val="888888"/>
+          <w:sz w:val="16"/>
+        </w:rPr>
+        <w:t>Normativa sobre operações financeiras no mercado, impactando instituições financeiras.</w:t>
+      </w:r>
+    </w:p>
+    <w:p>
+      <w:pPr>
+        <w:spacing w:before="160" w:after="40"/>
+      </w:pPr>
+      <w:r>
+        <w:rPr>
+          <w:b/>
+          <w:color w:val="1A1A1A"/>
+          <w:sz w:val="22"/>
+        </w:rPr>
         <w:t xml:space="preserve">Comunicado n° 45.509, 6/7/2026   </w:t>
       </w:r>
       <w:r>
         <w:rPr>
           <w:b/>
-          <w:color w:val="7F8C8D"/>
+          <w:color w:val="D68910"/>
           <w:sz w:val="16"/>
         </w:rPr>
-        <w:t>[BAIXA]</w:t>
+        <w:t>[MÉDIA]</w:t>
       </w:r>
     </w:p>
     <w:p>
@@ -1606,7 +1226,7 @@
           <w:color w:val="4A4A4A"/>
           <w:sz w:val="20"/>
         </w:rPr>
-        <w:t>Divulga nomes de pessoas eleitas ou nomeadas para cargos de administração em instituições autorizadas a funcionar, para recebimento de eventuais objeções.</w:t>
+        <w:t>Divulga nomes de pessoas eleitas ou nomeadas para cargos de administração em instituições autorizadas a funcionar, para recebimento de objeções.</w:t>
       </w:r>
     </w:p>
     <w:p>
@@ -1628,7 +1248,7 @@
         </w:rPr>
         <w:t xml:space="preserve">2026-07-06T10:07   </w:t>
       </w:r>
-      <w:hyperlink r:id="rId21">
+      <w:hyperlink r:id="rId18">
         <w:r>
           <w:rPr>
             <w:color w:val="1A4D2E"/>
@@ -1649,7 +1269,7 @@
           <w:color w:val="888888"/>
           <w:sz w:val="16"/>
         </w:rPr>
-        <w:t>Notícia administrativa sobre nomeações em instituições financeiras.</w:t>
+        <w:t>Comunicado administrativo sobre nomeações em instituições financeiras.</w:t>
       </w:r>
     </w:p>
     <w:p>
@@ -1667,10 +1287,10 @@
       <w:r>
         <w:rPr>
           <w:b/>
-          <w:color w:val="7F8C8D"/>
+          <w:color w:val="D68910"/>
           <w:sz w:val="16"/>
         </w:rPr>
-        <w:t>[BAIXA]</w:t>
+        <w:t>[MÉDIA]</w:t>
       </w:r>
     </w:p>
     <w:p>
@@ -1682,7 +1302,7 @@
           <w:color w:val="4A4A4A"/>
           <w:sz w:val="20"/>
         </w:rPr>
-        <w:t>Divulga nome aprovado de pessoas eleitas/nomeadas para cargos de órgãos estatutários ou contratuais de sociedades autorizadas a funcionar pelo Banco Central do Brasil.</w:t>
+        <w:t>Divulga nomes aprovados de pessoas eleitas/nomeadas para cargos de órgãos estatutários ou contratuais de sociedades autorizadas a funcionar pelo Banco Central do Brasil.</w:t>
       </w:r>
     </w:p>
     <w:p>
@@ -1704,7 +1324,7 @@
         </w:rPr>
         <w:t xml:space="preserve">2026-07-06T10:06   </w:t>
       </w:r>
-      <w:hyperlink r:id="rId22">
+      <w:hyperlink r:id="rId19">
         <w:r>
           <w:rPr>
             <w:color w:val="1A4D2E"/>
@@ -1725,7 +1345,7 @@
           <w:color w:val="888888"/>
           <w:sz w:val="16"/>
         </w:rPr>
-        <w:t>Notícia administrativa sobre aprovação de nomes em instituições financeiras.</w:t>
+        <w:t>Comunicado administrativo sobre aprovação de nomes em instituições financeiras.</w:t>
       </w:r>
     </w:p>
     <w:p>
@@ -1743,10 +1363,10 @@
       <w:r>
         <w:rPr>
           <w:b/>
-          <w:color w:val="D68910"/>
+          <w:color w:val="C0392B"/>
           <w:sz w:val="16"/>
         </w:rPr>
-        <w:t>[MÉDIA]</w:t>
+        <w:t>[ALTA]</w:t>
       </w:r>
     </w:p>
     <w:p>
@@ -1780,7 +1400,7 @@
         </w:rPr>
         <w:t xml:space="preserve">2026-07-06T09:01   </w:t>
       </w:r>
-      <w:hyperlink r:id="rId23">
+      <w:hyperlink r:id="rId12">
         <w:r>
           <w:rPr>
             <w:color w:val="1A4D2E"/>
@@ -1801,8 +1421,29 @@
           <w:color w:val="888888"/>
           <w:sz w:val="16"/>
         </w:rPr>
-        <w:t>Informação relevante para o mercado financeiro sobre taxas de referência.</w:t>
+        <w:t>Divulgação de taxas financeiras de referência com impacto no mercado.</w:t>
       </w:r>
+    </w:p>
+    <w:p>
+      <w:pPr>
+        <w:spacing w:before="240" w:after="80"/>
+      </w:pPr>
+      <w:r>
+        <w:rPr>
+          <w:b/>
+          <w:color w:val="1A4D2E"/>
+          <w:sz w:val="20"/>
+        </w:rPr>
+        <w:t>CVM | NOTÍCIAS</w:t>
+      </w:r>
+    </w:p>
+    <w:p>
+      <w:pPr>
+        <w:spacing w:before="0" w:after="40"/>
+        <w:pBdr>
+          <w:bottom w:val="single" w:sz="8" w:space="1" w:color="1A4D2E"/>
+        </w:pBdr>
+      </w:pPr>
     </w:p>
     <w:p>
       <w:pPr>
@@ -1814,15 +1455,15 @@
           <w:color w:val="1A1A1A"/>
           <w:sz w:val="22"/>
         </w:rPr>
-        <w:t xml:space="preserve">Comunicado n° 45.506, 3/7/2026   </w:t>
+        <w:t xml:space="preserve">Colegiado da CVM aceita proposta de Termo de Compromisso com Pátria Investimentos Ltda. e seu diretor no valor de R$ 1.890.000,00   </w:t>
       </w:r>
       <w:r>
         <w:rPr>
           <w:b/>
-          <w:color w:val="D68910"/>
+          <w:color w:val="C0392B"/>
           <w:sz w:val="16"/>
         </w:rPr>
-        <w:t>[MÉDIA]</w:t>
+        <w:t>[ALTA]</w:t>
       </w:r>
     </w:p>
     <w:p>
@@ -1834,7 +1475,7 @@
           <w:color w:val="4A4A4A"/>
           <w:sz w:val="20"/>
         </w:rPr>
-        <w:t>Divulga condições para a realização de operações compromissadas com instituições financeiras participantes do módulo Oferta Pública (Ofpub).</w:t>
+        <w:t>Colegiado da CVM aceita Termo de Compromisso de R$ 1,89 milhão com Pátria Investimentos Ltda. e seu diretor.</w:t>
       </w:r>
     </w:p>
     <w:p>
@@ -1854,9 +1495,9 @@
           <w:color w:val="888888"/>
           <w:sz w:val="18"/>
         </w:rPr>
-        <w:t xml:space="preserve">2026-07-03T18:30   </w:t>
+        <w:t xml:space="preserve">2026-07-06   </w:t>
       </w:r>
-      <w:hyperlink r:id="rId24">
+      <w:hyperlink r:id="rId20">
         <w:r>
           <w:rPr>
             <w:color w:val="1A4D2E"/>
@@ -1877,7 +1518,7 @@
           <w:color w:val="888888"/>
           <w:sz w:val="16"/>
         </w:rPr>
-        <w:t>Impacta operações financeiras e participantes do mercado.</w:t>
+        <w:t>Decisão regulatória com valor significativo e impacto em mercado de capitais.</w:t>
       </w:r>
     </w:p>
     <w:p>
@@ -1890,15 +1531,15 @@
           <w:color w:val="1A1A1A"/>
           <w:sz w:val="22"/>
         </w:rPr>
-        <w:t xml:space="preserve">Resolução CMN n° 5.326, 3/7/2026   </w:t>
+        <w:t xml:space="preserve">Prorrogadas inscrições para edição 2026 do Programa TOP até 13/7   </w:t>
       </w:r>
       <w:r>
         <w:rPr>
           <w:b/>
-          <w:color w:val="C0392B"/>
+          <w:color w:val="7F8C8D"/>
           <w:sz w:val="16"/>
         </w:rPr>
-        <w:t>[ALTA]</w:t>
+        <w:t>[BAIXA]</w:t>
       </w:r>
     </w:p>
     <w:p>
@@ -1910,7 +1551,7 @@
           <w:color w:val="4A4A4A"/>
           <w:sz w:val="20"/>
         </w:rPr>
-        <w:t>Estabelece as condições, os encargos financeiros e os prazos aplicáveis à linha de crédito reembolsável de que trata o art. 3º da Medida Provisória nº 1.373, de 29 de junho de 2026.</w:t>
+        <w:t>Inscrições para o Programa TOP 2026, curso gratuito e online para professores, são prorrogadas até 13 de julho.</w:t>
       </w:r>
     </w:p>
     <w:p>
@@ -1930,9 +1571,9 @@
           <w:color w:val="888888"/>
           <w:sz w:val="18"/>
         </w:rPr>
-        <w:t xml:space="preserve">2026-07-03T18:01   </w:t>
+        <w:t xml:space="preserve">2026-07-06   </w:t>
       </w:r>
-      <w:hyperlink r:id="rId25">
+      <w:hyperlink r:id="rId21">
         <w:r>
           <w:rPr>
             <w:color w:val="1A4D2E"/>
@@ -1953,733 +1594,7 @@
           <w:color w:val="888888"/>
           <w:sz w:val="16"/>
         </w:rPr>
-        <w:t>Norma regulatória com impacto direto em linhas de crédito.</w:t>
-      </w:r>
-    </w:p>
-    <w:p>
-      <w:pPr>
-        <w:spacing w:before="160" w:after="40"/>
-      </w:pPr>
-      <w:r>
-        <w:rPr>
-          <w:b/>
-          <w:color w:val="1A1A1A"/>
-          <w:sz w:val="22"/>
-        </w:rPr>
-        <w:t xml:space="preserve">Resolução CMN n° 5.325, 3/7/2026   </w:t>
-      </w:r>
-      <w:r>
-        <w:rPr>
-          <w:b/>
-          <w:color w:val="C0392B"/>
-          <w:sz w:val="16"/>
-        </w:rPr>
-        <w:t>[ALTA]</w:t>
-      </w:r>
-    </w:p>
-    <w:p>
-      <w:pPr>
-        <w:spacing w:after="40"/>
-      </w:pPr>
-      <w:r>
-        <w:rPr>
-          <w:color w:val="4A4A4A"/>
-          <w:sz w:val="20"/>
-        </w:rPr>
-        <w:t>Estabelece as condições, os encargos financeiros, os prazos e as demais normas regulamentadoras aplicáveis às linhas de financiamento para beneficiários adimplentes do Fundo de Financiamento Estudantil – Fies.</w:t>
-      </w:r>
-    </w:p>
-    <w:p>
-      <w:pPr>
-        <w:spacing w:after="40"/>
-      </w:pPr>
-      <w:r>
-        <w:rPr>
-          <w:b/>
-          <w:color w:val="888888"/>
-          <w:sz w:val="18"/>
-        </w:rPr>
-        <w:t xml:space="preserve">Publicado: </w:t>
-      </w:r>
-      <w:r>
-        <w:rPr>
-          <w:color w:val="888888"/>
-          <w:sz w:val="18"/>
-        </w:rPr>
-        <w:t xml:space="preserve">2026-07-03T18:01   </w:t>
-      </w:r>
-      <w:hyperlink r:id="rId26">
-        <w:r>
-          <w:rPr>
-            <w:color w:val="1A4D2E"/>
-            <w:u w:val="single"/>
-            <w:b/>
-          </w:rPr>
-          <w:t>Acessar materia</w:t>
-        </w:r>
-      </w:hyperlink>
-    </w:p>
-    <w:p>
-      <w:pPr>
-        <w:spacing w:after="120"/>
-      </w:pPr>
-      <w:r>
-        <w:rPr>
-          <w:i/>
-          <w:color w:val="888888"/>
-          <w:sz w:val="16"/>
-        </w:rPr>
-        <w:t>Norma regulatória com impacto direto em financiamentos estudantis.</w:t>
-      </w:r>
-    </w:p>
-    <w:p>
-      <w:pPr>
-        <w:spacing w:before="160" w:after="40"/>
-      </w:pPr>
-      <w:r>
-        <w:rPr>
-          <w:b/>
-          <w:color w:val="1A1A1A"/>
-          <w:sz w:val="22"/>
-        </w:rPr>
-        <w:t xml:space="preserve">Comunicado n° 45.505, 3/7/2026   </w:t>
-      </w:r>
-      <w:r>
-        <w:rPr>
-          <w:b/>
-          <w:color w:val="7F8C8D"/>
-          <w:sz w:val="16"/>
-        </w:rPr>
-        <w:t>[BAIXA]</w:t>
-      </w:r>
-    </w:p>
-    <w:p>
-      <w:pPr>
-        <w:spacing w:after="40"/>
-      </w:pPr>
-      <w:r>
-        <w:rPr>
-          <w:color w:val="4A4A4A"/>
-          <w:sz w:val="20"/>
-        </w:rPr>
-        <w:t>Divulga nomes de pessoas eleitas ou nomeadas para ocupar cargos de administração em instituições autorizadas a funcionar, para recebimento de eventuais objeções.</w:t>
-      </w:r>
-    </w:p>
-    <w:p>
-      <w:pPr>
-        <w:spacing w:after="40"/>
-      </w:pPr>
-      <w:r>
-        <w:rPr>
-          <w:b/>
-          <w:color w:val="888888"/>
-          <w:sz w:val="18"/>
-        </w:rPr>
-        <w:t xml:space="preserve">Publicado: </w:t>
-      </w:r>
-      <w:r>
-        <w:rPr>
-          <w:color w:val="888888"/>
-          <w:sz w:val="18"/>
-        </w:rPr>
-        <w:t xml:space="preserve">2026-07-03T09:54   </w:t>
-      </w:r>
-      <w:hyperlink r:id="rId27">
-        <w:r>
-          <w:rPr>
-            <w:color w:val="1A4D2E"/>
-            <w:u w:val="single"/>
-            <w:b/>
-          </w:rPr>
-          <w:t>Acessar materia</w:t>
-        </w:r>
-      </w:hyperlink>
-    </w:p>
-    <w:p>
-      <w:pPr>
-        <w:spacing w:after="120"/>
-      </w:pPr>
-      <w:r>
-        <w:rPr>
-          <w:i/>
-          <w:color w:val="888888"/>
-          <w:sz w:val="16"/>
-        </w:rPr>
-        <w:t>Notícia administrativa sobre nomeações em instituições financeiras.</w:t>
-      </w:r>
-    </w:p>
-    <w:p>
-      <w:pPr>
-        <w:spacing w:before="160" w:after="40"/>
-      </w:pPr>
-      <w:r>
-        <w:rPr>
-          <w:b/>
-          <w:color w:val="1A1A1A"/>
-          <w:sz w:val="22"/>
-        </w:rPr>
-        <w:t xml:space="preserve">Comunicado n° 45.504, 3/7/2026   </w:t>
-      </w:r>
-      <w:r>
-        <w:rPr>
-          <w:b/>
-          <w:color w:val="7F8C8D"/>
-          <w:sz w:val="16"/>
-        </w:rPr>
-        <w:t>[BAIXA]</w:t>
-      </w:r>
-    </w:p>
-    <w:p>
-      <w:pPr>
-        <w:spacing w:after="40"/>
-      </w:pPr>
-      <w:r>
-        <w:rPr>
-          <w:color w:val="4A4A4A"/>
-          <w:sz w:val="20"/>
-        </w:rPr>
-        <w:t>Divulga nome aprovado de pessoas eleitas/nomeadas para cargos de órgãos estatutários ou contratuais de sociedades autorizadas a funcionar pelo Banco Central do Brasil.</w:t>
-      </w:r>
-    </w:p>
-    <w:p>
-      <w:pPr>
-        <w:spacing w:after="40"/>
-      </w:pPr>
-      <w:r>
-        <w:rPr>
-          <w:b/>
-          <w:color w:val="888888"/>
-          <w:sz w:val="18"/>
-        </w:rPr>
-        <w:t xml:space="preserve">Publicado: </w:t>
-      </w:r>
-      <w:r>
-        <w:rPr>
-          <w:color w:val="888888"/>
-          <w:sz w:val="18"/>
-        </w:rPr>
-        <w:t xml:space="preserve">2026-07-03T09:53   </w:t>
-      </w:r>
-      <w:hyperlink r:id="rId28">
-        <w:r>
-          <w:rPr>
-            <w:color w:val="1A4D2E"/>
-            <w:u w:val="single"/>
-            <w:b/>
-          </w:rPr>
-          <w:t>Acessar materia</w:t>
-        </w:r>
-      </w:hyperlink>
-    </w:p>
-    <w:p>
-      <w:pPr>
-        <w:spacing w:after="120"/>
-      </w:pPr>
-      <w:r>
-        <w:rPr>
-          <w:i/>
-          <w:color w:val="888888"/>
-          <w:sz w:val="16"/>
-        </w:rPr>
-        <w:t>Notícia administrativa sobre aprovação de nomes em instituições financeiras.</w:t>
-      </w:r>
-    </w:p>
-    <w:p>
-      <w:pPr>
-        <w:spacing w:before="160" w:after="40"/>
-      </w:pPr>
-      <w:r>
-        <w:rPr>
-          <w:b/>
-          <w:color w:val="1A1A1A"/>
-          <w:sz w:val="22"/>
-        </w:rPr>
-        <w:t xml:space="preserve">Comunicado n° 45.503, 3/7/2026   </w:t>
-      </w:r>
-      <w:r>
-        <w:rPr>
-          <w:b/>
-          <w:color w:val="D68910"/>
-          <w:sz w:val="16"/>
-        </w:rPr>
-        <w:t>[MÉDIA]</w:t>
-      </w:r>
-    </w:p>
-    <w:p>
-      <w:pPr>
-        <w:spacing w:after="40"/>
-      </w:pPr>
-      <w:r>
-        <w:rPr>
-          <w:color w:val="4A4A4A"/>
-          <w:sz w:val="20"/>
-        </w:rPr>
-        <w:t>Divulga a Taxa Básica Financeira (TBF), o Redutor "R" e a Taxa Referencial (TR) relativos a 2 de julho de 2026.</w:t>
-      </w:r>
-    </w:p>
-    <w:p>
-      <w:pPr>
-        <w:spacing w:after="40"/>
-      </w:pPr>
-      <w:r>
-        <w:rPr>
-          <w:b/>
-          <w:color w:val="888888"/>
-          <w:sz w:val="18"/>
-        </w:rPr>
-        <w:t xml:space="preserve">Publicado: </w:t>
-      </w:r>
-      <w:r>
-        <w:rPr>
-          <w:color w:val="888888"/>
-          <w:sz w:val="18"/>
-        </w:rPr>
-        <w:t xml:space="preserve">2026-07-03T09:01   </w:t>
-      </w:r>
-      <w:hyperlink r:id="rId29">
-        <w:r>
-          <w:rPr>
-            <w:color w:val="1A4D2E"/>
-            <w:u w:val="single"/>
-            <w:b/>
-          </w:rPr>
-          <w:t>Acessar materia</w:t>
-        </w:r>
-      </w:hyperlink>
-    </w:p>
-    <w:p>
-      <w:pPr>
-        <w:spacing w:after="120"/>
-      </w:pPr>
-      <w:r>
-        <w:rPr>
-          <w:i/>
-          <w:color w:val="888888"/>
-          <w:sz w:val="16"/>
-        </w:rPr>
-        <w:t>Informação relevante para o mercado financeiro sobre taxas de referência.</w:t>
-      </w:r>
-    </w:p>
-    <w:p>
-      <w:pPr>
-        <w:spacing w:before="240" w:after="80"/>
-      </w:pPr>
-      <w:r>
-        <w:rPr>
-          <w:b/>
-          <w:color w:val="1A4D2E"/>
-          <w:sz w:val="20"/>
-        </w:rPr>
-        <w:t>CVM | NOTÍCIAS</w:t>
-      </w:r>
-    </w:p>
-    <w:p>
-      <w:pPr>
-        <w:spacing w:before="0" w:after="40"/>
-        <w:pBdr>
-          <w:bottom w:val="single" w:sz="8" w:space="1" w:color="1A4D2E"/>
-        </w:pBdr>
-      </w:pPr>
-    </w:p>
-    <w:p>
-      <w:pPr>
-        <w:spacing w:before="160" w:after="40"/>
-      </w:pPr>
-      <w:r>
-        <w:rPr>
-          <w:b/>
-          <w:color w:val="1A1A1A"/>
-          <w:sz w:val="22"/>
-        </w:rPr>
-        <w:t xml:space="preserve">CVM adequa canais de comunicação para cumprir normas do período eleitoral   </w:t>
-      </w:r>
-      <w:r>
-        <w:rPr>
-          <w:b/>
-          <w:color w:val="7F8C8D"/>
-          <w:sz w:val="16"/>
-        </w:rPr>
-        <w:t>[BAIXA]</w:t>
-      </w:r>
-    </w:p>
-    <w:p>
-      <w:pPr>
-        <w:spacing w:after="40"/>
-      </w:pPr>
-      <w:r>
-        <w:rPr>
-          <w:color w:val="4A4A4A"/>
-          <w:sz w:val="20"/>
-        </w:rPr>
-        <w:t>A CVM informa que os comentários em suas redes sociais estarão desativados até o fim das eleições, em adequação às normas eleitorais.</w:t>
-      </w:r>
-    </w:p>
-    <w:p>
-      <w:pPr>
-        <w:spacing w:after="40"/>
-      </w:pPr>
-      <w:r>
-        <w:rPr>
-          <w:b/>
-          <w:color w:val="888888"/>
-          <w:sz w:val="18"/>
-        </w:rPr>
-        <w:t xml:space="preserve">Publicado: </w:t>
-      </w:r>
-      <w:r>
-        <w:rPr>
-          <w:color w:val="888888"/>
-          <w:sz w:val="18"/>
-        </w:rPr>
-        <w:t xml:space="preserve">2026-07-03   </w:t>
-      </w:r>
-      <w:hyperlink r:id="rId30">
-        <w:r>
-          <w:rPr>
-            <w:color w:val="1A4D2E"/>
-            <w:u w:val="single"/>
-            <w:b/>
-          </w:rPr>
-          <w:t>Acessar materia</w:t>
-        </w:r>
-      </w:hyperlink>
-    </w:p>
-    <w:p>
-      <w:pPr>
-        <w:spacing w:after="120"/>
-      </w:pPr>
-      <w:r>
-        <w:rPr>
-          <w:i/>
-          <w:color w:val="888888"/>
-          <w:sz w:val="16"/>
-        </w:rPr>
-        <w:t>Notícia institucional sobre adequação a período eleitoral.</w:t>
-      </w:r>
-    </w:p>
-    <w:p>
-      <w:pPr>
-        <w:spacing w:before="160" w:after="40"/>
-      </w:pPr>
-      <w:r>
-        <w:rPr>
-          <w:b/>
-          <w:color w:val="1A1A1A"/>
-          <w:sz w:val="22"/>
-        </w:rPr>
-        <w:t xml:space="preserve">Plano Emergencial de Reestruturação da CVM é homologado pelo STF e reforça condições para atuação da Autarquia   </w:t>
-      </w:r>
-      <w:r>
-        <w:rPr>
-          <w:b/>
-          <w:color w:val="C0392B"/>
-          <w:sz w:val="16"/>
-        </w:rPr>
-        <w:t>[ALTA]</w:t>
-      </w:r>
-    </w:p>
-    <w:p>
-      <w:pPr>
-        <w:spacing w:after="40"/>
-      </w:pPr>
-      <w:r>
-        <w:rPr>
-          <w:color w:val="4A4A4A"/>
-          <w:sz w:val="20"/>
-        </w:rPr>
-        <w:t>Decisão do STF homologa o Plano Emergencial de Reestruturação da CVM, fortalecendo as condições para a atuação da Autarquia.</w:t>
-      </w:r>
-    </w:p>
-    <w:p>
-      <w:pPr>
-        <w:spacing w:after="40"/>
-      </w:pPr>
-      <w:r>
-        <w:rPr>
-          <w:b/>
-          <w:color w:val="888888"/>
-          <w:sz w:val="18"/>
-        </w:rPr>
-        <w:t xml:space="preserve">Publicado: </w:t>
-      </w:r>
-      <w:r>
-        <w:rPr>
-          <w:color w:val="888888"/>
-          <w:sz w:val="18"/>
-        </w:rPr>
-        <w:t xml:space="preserve">2026-07-03   </w:t>
-      </w:r>
-      <w:hyperlink r:id="rId31">
-        <w:r>
-          <w:rPr>
-            <w:color w:val="1A4D2E"/>
-            <w:u w:val="single"/>
-            <w:b/>
-          </w:rPr>
-          <w:t>Acessar materia</w:t>
-        </w:r>
-      </w:hyperlink>
-    </w:p>
-    <w:p>
-      <w:pPr>
-        <w:spacing w:after="120"/>
-      </w:pPr>
-      <w:r>
-        <w:rPr>
-          <w:i/>
-          <w:color w:val="888888"/>
-          <w:sz w:val="16"/>
-        </w:rPr>
-        <w:t>Decisão judicial com impacto na estrutura e atuação de autarquia reguladora do mercado de capitais.</w:t>
-      </w:r>
-    </w:p>
-    <w:p>
-      <w:pPr>
-        <w:spacing w:before="160" w:after="40"/>
-      </w:pPr>
-      <w:r>
-        <w:rPr>
-          <w:b/>
-          <w:color w:val="1A1A1A"/>
-          <w:sz w:val="22"/>
-        </w:rPr>
-        <w:t xml:space="preserve">Expediente na CVM-SP em 9/7   </w:t>
-      </w:r>
-      <w:r>
-        <w:rPr>
-          <w:b/>
-          <w:color w:val="7F8C8D"/>
-          <w:sz w:val="16"/>
-        </w:rPr>
-        <w:t>[BAIXA]</w:t>
-      </w:r>
-    </w:p>
-    <w:p>
-      <w:pPr>
-        <w:spacing w:after="40"/>
-      </w:pPr>
-      <w:r>
-        <w:rPr>
-          <w:color w:val="4A4A4A"/>
-          <w:sz w:val="20"/>
-        </w:rPr>
-        <w:t>A CVM-SP seguirá o disposto em Portaria do Ministério da Gestão e Inovação em Serviços Públicos (MGI) sobre o expediente em 9 de julho.</w:t>
-      </w:r>
-    </w:p>
-    <w:p>
-      <w:pPr>
-        <w:spacing w:after="40"/>
-      </w:pPr>
-      <w:r>
-        <w:rPr>
-          <w:b/>
-          <w:color w:val="888888"/>
-          <w:sz w:val="18"/>
-        </w:rPr>
-        <w:t xml:space="preserve">Publicado: </w:t>
-      </w:r>
-      <w:r>
-        <w:rPr>
-          <w:color w:val="888888"/>
-          <w:sz w:val="18"/>
-        </w:rPr>
-        <w:t xml:space="preserve">2026-07-03   </w:t>
-      </w:r>
-      <w:hyperlink r:id="rId32">
-        <w:r>
-          <w:rPr>
-            <w:color w:val="1A4D2E"/>
-            <w:u w:val="single"/>
-            <w:b/>
-          </w:rPr>
-          <w:t>Acessar materia</w:t>
-        </w:r>
-      </w:hyperlink>
-    </w:p>
-    <w:p>
-      <w:pPr>
-        <w:spacing w:after="120"/>
-      </w:pPr>
-      <w:r>
-        <w:rPr>
-          <w:i/>
-          <w:color w:val="888888"/>
-          <w:sz w:val="16"/>
-        </w:rPr>
-        <w:t>Notícia administrativa sobre funcionamento da autarquia.</w:t>
-      </w:r>
-    </w:p>
-    <w:p>
-      <w:pPr>
-        <w:spacing w:before="160" w:after="40"/>
-      </w:pPr>
-      <w:r>
-        <w:rPr>
-          <w:b/>
-          <w:color w:val="1A1A1A"/>
-          <w:sz w:val="22"/>
-        </w:rPr>
-        <w:t xml:space="preserve">Área técnica da CVM divulga lista com 11 companhias abertas inadimplentes   </w:t>
-      </w:r>
-      <w:r>
-        <w:rPr>
-          <w:b/>
-          <w:color w:val="D68910"/>
-          <w:sz w:val="16"/>
-        </w:rPr>
-        <w:t>[MÉDIA]</w:t>
-      </w:r>
-    </w:p>
-    <w:p>
-      <w:pPr>
-        <w:spacing w:after="40"/>
-      </w:pPr>
-      <w:r>
-        <w:rPr>
-          <w:color w:val="4A4A4A"/>
-          <w:sz w:val="20"/>
-        </w:rPr>
-        <w:t>CVM divulga lista de 11 companhias abertas que não enviaram documentos periódicos à Autarquia há no mínimo três meses.</w:t>
-      </w:r>
-    </w:p>
-    <w:p>
-      <w:pPr>
-        <w:spacing w:after="40"/>
-      </w:pPr>
-      <w:r>
-        <w:rPr>
-          <w:b/>
-          <w:color w:val="888888"/>
-          <w:sz w:val="18"/>
-        </w:rPr>
-        <w:t xml:space="preserve">Publicado: </w:t>
-      </w:r>
-      <w:r>
-        <w:rPr>
-          <w:color w:val="888888"/>
-          <w:sz w:val="18"/>
-        </w:rPr>
-        <w:t xml:space="preserve">2026-07-03   </w:t>
-      </w:r>
-      <w:hyperlink r:id="rId33">
-        <w:r>
-          <w:rPr>
-            <w:color w:val="1A4D2E"/>
-            <w:u w:val="single"/>
-            <w:b/>
-          </w:rPr>
-          <w:t>Acessar materia</w:t>
-        </w:r>
-      </w:hyperlink>
-    </w:p>
-    <w:p>
-      <w:pPr>
-        <w:spacing w:after="120"/>
-      </w:pPr>
-      <w:r>
-        <w:rPr>
-          <w:i/>
-          <w:color w:val="888888"/>
-          <w:sz w:val="16"/>
-        </w:rPr>
-        <w:t>Ação de fiscalização com impacto em companhias abertas e no mercado de capitais.</w:t>
-      </w:r>
-    </w:p>
-    <w:p>
-      <w:pPr>
-        <w:spacing w:before="240" w:after="80"/>
-      </w:pPr>
-      <w:r>
-        <w:rPr>
-          <w:b/>
-          <w:color w:val="1A4D2E"/>
-          <w:sz w:val="20"/>
-        </w:rPr>
-        <w:t>B3 | OFÍCIOS E COMUNICADOS</w:t>
-      </w:r>
-    </w:p>
-    <w:p>
-      <w:pPr>
-        <w:spacing w:before="0" w:after="40"/>
-        <w:pBdr>
-          <w:bottom w:val="single" w:sz="8" w:space="1" w:color="1A4D2E"/>
-        </w:pBdr>
-      </w:pPr>
-    </w:p>
-    <w:p>
-      <w:pPr>
-        <w:spacing w:before="160" w:after="40"/>
-      </w:pPr>
-      <w:r>
-        <w:rPr>
-          <w:b/>
-          <w:color w:val="1A1A1A"/>
-          <w:sz w:val="22"/>
-        </w:rPr>
-        <w:t xml:space="preserve">034-2026-VPC-Ofício Circular Programa de Incentivo para a Integração à Plataforma 24x7 do Programa do Tesouro Direto – 2026   </w:t>
-      </w:r>
-      <w:r>
-        <w:rPr>
-          <w:b/>
-          <w:color w:val="D68910"/>
-          <w:sz w:val="16"/>
-        </w:rPr>
-        <w:t>[MÉDIA]</w:t>
-      </w:r>
-    </w:p>
-    <w:p>
-      <w:pPr>
-        <w:spacing w:after="40"/>
-      </w:pPr>
-      <w:r>
-        <w:rPr>
-          <w:color w:val="4A4A4A"/>
-          <w:sz w:val="20"/>
-        </w:rPr>
-        <w:t>O programa visa incentivar a integração tecnológica dos agentes de custódia interessados em se habilitar na nova infraestrutura operacional do Tesouro Direto.</w:t>
-      </w:r>
-    </w:p>
-    <w:p>
-      <w:pPr>
-        <w:spacing w:after="40"/>
-      </w:pPr>
-      <w:r>
-        <w:rPr>
-          <w:b/>
-          <w:color w:val="888888"/>
-          <w:sz w:val="18"/>
-        </w:rPr>
-        <w:t xml:space="preserve">Publicado: </w:t>
-      </w:r>
-      <w:r>
-        <w:rPr>
-          <w:color w:val="888888"/>
-          <w:sz w:val="18"/>
-        </w:rPr>
-        <w:t xml:space="preserve">2026-07-03   </w:t>
-      </w:r>
-      <w:hyperlink r:id="rId34">
-        <w:r>
-          <w:rPr>
-            <w:color w:val="1A4D2E"/>
-            <w:u w:val="single"/>
-            <w:b/>
-          </w:rPr>
-          <w:t>Acessar materia</w:t>
-        </w:r>
-      </w:hyperlink>
-    </w:p>
-    <w:p>
-      <w:pPr>
-        <w:spacing w:after="120"/>
-      </w:pPr>
-      <w:r>
-        <w:rPr>
-          <w:i/>
-          <w:color w:val="888888"/>
-          <w:sz w:val="16"/>
-        </w:rPr>
-        <w:t>Comunicado com impacto em operações e tecnologia do mercado financeiro.</w:t>
+        <w:t>Notícia sobre evento/capacitação, de interesse institucional.</w:t>
       </w:r>
     </w:p>
     <w:p/>
@@ -2765,7 +1680,7 @@
           <w:color w:val="4A4A4A"/>
           <w:sz w:val="20"/>
         </w:rPr>
-        <w:t>Evento reúne especialistas para discutir o futuro do setor elétrico, com programação e palestrantes confirmados.</w:t>
+        <w:t>Evento reúne especialistas para discutir o futuro do setor elétrico.</w:t>
       </w:r>
     </w:p>
     <w:p>
@@ -2787,7 +1702,7 @@
         </w:rPr>
         <w:t xml:space="preserve">2026-07-06   </w:t>
       </w:r>
-      <w:hyperlink r:id="rId35">
+      <w:hyperlink r:id="rId22">
         <w:r>
           <w:rPr>
             <w:color w:val="1A4D2E"/>
@@ -2808,83 +1723,7 @@
           <w:color w:val="888888"/>
           <w:sz w:val="16"/>
         </w:rPr>
-        <w:t>Notícia sobre evento institucional da CCEE.</w:t>
-      </w:r>
-    </w:p>
-    <w:p>
-      <w:pPr>
-        <w:spacing w:before="160" w:after="40"/>
-      </w:pPr>
-      <w:r>
-        <w:rPr>
-          <w:b/>
-          <w:color w:val="1A1A1A"/>
-          <w:sz w:val="22"/>
-        </w:rPr>
-        <w:t xml:space="preserve">No segundo dia do EVEx 2026, Fórum CCEE amplia diálogo sobre o futuro da abertura do mercado, segurança e certificação   </w:t>
-      </w:r>
-      <w:r>
-        <w:rPr>
-          <w:b/>
-          <w:color w:val="7F8C8D"/>
-          <w:sz w:val="16"/>
-        </w:rPr>
-        <w:t>[BAIXA]</w:t>
-      </w:r>
-    </w:p>
-    <w:p>
-      <w:pPr>
-        <w:spacing w:after="40"/>
-      </w:pPr>
-      <w:r>
-        <w:rPr>
-          <w:color w:val="4A4A4A"/>
-          <w:sz w:val="20"/>
-        </w:rPr>
-        <w:t>Fórum CCEE discutiu a abertura do mercado, segurança e certificação no segundo dia do EVEx 2026, com participação de diretores.</w:t>
-      </w:r>
-    </w:p>
-    <w:p>
-      <w:pPr>
-        <w:spacing w:after="40"/>
-      </w:pPr>
-      <w:r>
-        <w:rPr>
-          <w:b/>
-          <w:color w:val="888888"/>
-          <w:sz w:val="18"/>
-        </w:rPr>
-        <w:t xml:space="preserve">Publicado: </w:t>
-      </w:r>
-      <w:r>
-        <w:rPr>
-          <w:color w:val="888888"/>
-          <w:sz w:val="18"/>
-        </w:rPr>
-        <w:t xml:space="preserve">2026-07-03   </w:t>
-      </w:r>
-      <w:hyperlink r:id="rId36">
-        <w:r>
-          <w:rPr>
-            <w:color w:val="1A4D2E"/>
-            <w:u w:val="single"/>
-            <w:b/>
-          </w:rPr>
-          <w:t>Acessar materia</w:t>
-        </w:r>
-      </w:hyperlink>
-    </w:p>
-    <w:p>
-      <w:pPr>
-        <w:spacing w:after="120"/>
-      </w:pPr>
-      <w:r>
-        <w:rPr>
-          <w:i/>
-          <w:color w:val="888888"/>
-          <w:sz w:val="16"/>
-        </w:rPr>
-        <w:t>Notícia sobre evento institucional e diálogo setorial.</w:t>
+        <w:t>Notícia institucional sobre evento, de interesse geral mas sem impacto regulatório direto.</w:t>
       </w:r>
     </w:p>
     <w:p>
@@ -2938,7 +1777,7 @@
           <w:color w:val="4A4A4A"/>
           <w:sz w:val="20"/>
         </w:rPr>
-        <w:t>A ANP informa que já está utilizando perfis temporários nas redes sociais em adequação ao período eleitoral.</w:t>
+        <w:t>A ANP informa que já está utilizando perfis temporários nas redes sociais devido ao período eleitoral.</w:t>
       </w:r>
     </w:p>
     <w:p>
@@ -2960,7 +1799,7 @@
         </w:rPr>
         <w:t xml:space="preserve">2026-07-06   </w:t>
       </w:r>
-      <w:hyperlink r:id="rId37">
+      <w:hyperlink r:id="rId23">
         <w:r>
           <w:rPr>
             <w:color w:val="1A4D2E"/>
@@ -2981,1708 +1820,7 @@
           <w:color w:val="888888"/>
           <w:sz w:val="16"/>
         </w:rPr>
-        <w:t>Notícia institucional sobre adequação a período eleitoral.</w:t>
-      </w:r>
-    </w:p>
-    <w:p>
-      <w:pPr>
-        <w:spacing w:before="160" w:after="40"/>
-      </w:pPr>
-      <w:r>
-        <w:rPr>
-          <w:b/>
-          <w:color w:val="1A1A1A"/>
-          <w:sz w:val="22"/>
-        </w:rPr>
-        <w:t xml:space="preserve">Seca na Região Norte: ANP acompanha abastecimento de combustíveis   </w:t>
-      </w:r>
-      <w:r>
-        <w:rPr>
-          <w:b/>
-          <w:color w:val="D68910"/>
-          <w:sz w:val="16"/>
-        </w:rPr>
-        <w:t>[MÉDIA]</w:t>
-      </w:r>
-    </w:p>
-    <w:p>
-      <w:pPr>
-        <w:spacing w:after="40"/>
-      </w:pPr>
-      <w:r>
-        <w:rPr>
-          <w:color w:val="4A4A4A"/>
-          <w:sz w:val="20"/>
-        </w:rPr>
-        <w:t>A ANP está acompanhando o abastecimento de combustíveis na Região Norte devido à seca, monitorando a situação.</w:t>
-      </w:r>
-    </w:p>
-    <w:p>
-      <w:pPr>
-        <w:spacing w:after="40"/>
-      </w:pPr>
-      <w:r>
-        <w:rPr>
-          <w:b/>
-          <w:color w:val="888888"/>
-          <w:sz w:val="18"/>
-        </w:rPr>
-        <w:t xml:space="preserve">Publicado: </w:t>
-      </w:r>
-      <w:r>
-        <w:rPr>
-          <w:color w:val="888888"/>
-          <w:sz w:val="18"/>
-        </w:rPr>
-        <w:t xml:space="preserve">2026-07-03   </w:t>
-      </w:r>
-      <w:hyperlink r:id="rId38">
-        <w:r>
-          <w:rPr>
-            <w:color w:val="1A4D2E"/>
-            <w:u w:val="single"/>
-            <w:b/>
-          </w:rPr>
-          <w:t>Acessar materia</w:t>
-        </w:r>
-      </w:hyperlink>
-    </w:p>
-    <w:p>
-      <w:pPr>
-        <w:spacing w:after="120"/>
-      </w:pPr>
-      <w:r>
-        <w:rPr>
-          <w:i/>
-          <w:color w:val="888888"/>
-          <w:sz w:val="16"/>
-        </w:rPr>
-        <w:t>Acompanhamento regulatório de situação que afeta o abastecimento de combustíveis.</w:t>
-      </w:r>
-    </w:p>
-    <w:p>
-      <w:pPr>
-        <w:spacing w:before="160" w:after="40"/>
-      </w:pPr>
-      <w:r>
-        <w:rPr>
-          <w:b/>
-          <w:color w:val="1A1A1A"/>
-          <w:sz w:val="22"/>
-        </w:rPr>
-        <w:t xml:space="preserve">Entre os dias 29/6 e 3/7, a ANP realizou 146 ações de fiscalização com foco em preços abusivos   </w:t>
-      </w:r>
-      <w:r>
-        <w:rPr>
-          <w:b/>
-          <w:color w:val="D68910"/>
-          <w:sz w:val="16"/>
-        </w:rPr>
-        <w:t>[MÉDIA]</w:t>
-      </w:r>
-    </w:p>
-    <w:p>
-      <w:pPr>
-        <w:spacing w:after="40"/>
-      </w:pPr>
-      <w:r>
-        <w:rPr>
-          <w:color w:val="4A4A4A"/>
-          <w:sz w:val="20"/>
-        </w:rPr>
-        <w:t>A ANP realizou 146 ações de fiscalização em 16 estados, com foco em preços abusivos de combustíveis.</w:t>
-      </w:r>
-    </w:p>
-    <w:p>
-      <w:pPr>
-        <w:spacing w:after="40"/>
-      </w:pPr>
-      <w:r>
-        <w:rPr>
-          <w:b/>
-          <w:color w:val="888888"/>
-          <w:sz w:val="18"/>
-        </w:rPr>
-        <w:t xml:space="preserve">Publicado: </w:t>
-      </w:r>
-      <w:r>
-        <w:rPr>
-          <w:color w:val="888888"/>
-          <w:sz w:val="18"/>
-        </w:rPr>
-        <w:t xml:space="preserve">2026-07-03   </w:t>
-      </w:r>
-      <w:hyperlink r:id="rId39">
-        <w:r>
-          <w:rPr>
-            <w:color w:val="1A4D2E"/>
-            <w:u w:val="single"/>
-            <w:b/>
-          </w:rPr>
-          <w:t>Acessar materia</w:t>
-        </w:r>
-      </w:hyperlink>
-    </w:p>
-    <w:p>
-      <w:pPr>
-        <w:spacing w:after="120"/>
-      </w:pPr>
-      <w:r>
-        <w:rPr>
-          <w:i/>
-          <w:color w:val="888888"/>
-          <w:sz w:val="16"/>
-        </w:rPr>
-        <w:t>Ações de fiscalização setorial com impacto direto no mercado de combustíveis.</w:t>
-      </w:r>
-    </w:p>
-    <w:p>
-      <w:pPr>
-        <w:spacing w:before="240" w:after="80"/>
-      </w:pPr>
-      <w:r>
-        <w:rPr>
-          <w:b/>
-          <w:color w:val="1A4D2E"/>
-          <w:sz w:val="20"/>
-        </w:rPr>
-        <w:t>MME | NOTÍCIAS</w:t>
-      </w:r>
-    </w:p>
-    <w:p>
-      <w:pPr>
-        <w:spacing w:before="0" w:after="40"/>
-        <w:pBdr>
-          <w:bottom w:val="single" w:sz="8" w:space="1" w:color="1A4D2E"/>
-        </w:pBdr>
-      </w:pPr>
-    </w:p>
-    <w:p>
-      <w:pPr>
-        <w:spacing w:before="160" w:after="40"/>
-      </w:pPr>
-      <w:r>
-        <w:rPr>
-          <w:b/>
-          <w:color w:val="1A1A1A"/>
-          <w:sz w:val="22"/>
-        </w:rPr>
-        <w:t xml:space="preserve">Entenda cada item cobrado na conta de luz e como acompanhar o consumo   </w:t>
-      </w:r>
-      <w:r>
-        <w:rPr>
-          <w:b/>
-          <w:color w:val="7F8C8D"/>
-          <w:sz w:val="16"/>
-        </w:rPr>
-        <w:t>[BAIXA]</w:t>
-      </w:r>
-    </w:p>
-    <w:p>
-      <w:pPr>
-        <w:spacing w:after="40"/>
-      </w:pPr>
-      <w:r>
-        <w:rPr>
-          <w:color w:val="4A4A4A"/>
-          <w:sz w:val="20"/>
-        </w:rPr>
-        <w:t>Explica bandeiras tarifárias, ICMS, contribuição de iluminação pública e outros encargos da fatura de energia elétrica.</w:t>
-      </w:r>
-    </w:p>
-    <w:p>
-      <w:pPr>
-        <w:spacing w:after="40"/>
-      </w:pPr>
-      <w:r>
-        <w:rPr>
-          <w:b/>
-          <w:color w:val="888888"/>
-          <w:sz w:val="18"/>
-        </w:rPr>
-        <w:t xml:space="preserve">Publicado: </w:t>
-      </w:r>
-      <w:r>
-        <w:rPr>
-          <w:color w:val="888888"/>
-          <w:sz w:val="18"/>
-        </w:rPr>
-        <w:t xml:space="preserve">2026-07-03   </w:t>
-      </w:r>
-      <w:hyperlink r:id="rId40">
-        <w:r>
-          <w:rPr>
-            <w:color w:val="1A4D2E"/>
-            <w:u w:val="single"/>
-            <w:b/>
-          </w:rPr>
-          <w:t>Acessar materia</w:t>
-        </w:r>
-      </w:hyperlink>
-    </w:p>
-    <w:p>
-      <w:pPr>
-        <w:spacing w:after="120"/>
-      </w:pPr>
-      <w:r>
-        <w:rPr>
-          <w:i/>
-          <w:color w:val="888888"/>
-          <w:sz w:val="16"/>
-        </w:rPr>
-        <w:t>Conteúdo informativo geral para o consumidor.</w:t>
-      </w:r>
-    </w:p>
-    <w:p>
-      <w:pPr>
-        <w:spacing w:before="160" w:after="40"/>
-      </w:pPr>
-      <w:r>
-        <w:rPr>
-          <w:b/>
-          <w:color w:val="1A1A1A"/>
-          <w:sz w:val="22"/>
-        </w:rPr>
-        <w:t xml:space="preserve">O que são sistemas isolados?   </w:t>
-      </w:r>
-      <w:r>
-        <w:rPr>
-          <w:b/>
-          <w:color w:val="7F8C8D"/>
-          <w:sz w:val="16"/>
-        </w:rPr>
-        <w:t>[BAIXA]</w:t>
-      </w:r>
-    </w:p>
-    <w:p>
-      <w:pPr>
-        <w:spacing w:after="40"/>
-      </w:pPr>
-      <w:r>
-        <w:rPr>
-          <w:color w:val="4A4A4A"/>
-          <w:sz w:val="20"/>
-        </w:rPr>
-        <w:t>Explica como localidades isoladas garantem abastecimento elétrico com tecnologias eficientes e sustentáveis.</w:t>
-      </w:r>
-    </w:p>
-    <w:p>
-      <w:pPr>
-        <w:spacing w:after="40"/>
-      </w:pPr>
-      <w:r>
-        <w:rPr>
-          <w:b/>
-          <w:color w:val="888888"/>
-          <w:sz w:val="18"/>
-        </w:rPr>
-        <w:t xml:space="preserve">Publicado: </w:t>
-      </w:r>
-      <w:r>
-        <w:rPr>
-          <w:color w:val="888888"/>
-          <w:sz w:val="18"/>
-        </w:rPr>
-        <w:t xml:space="preserve">2026-07-03   </w:t>
-      </w:r>
-      <w:hyperlink r:id="rId41">
-        <w:r>
-          <w:rPr>
-            <w:color w:val="1A4D2E"/>
-            <w:u w:val="single"/>
-            <w:b/>
-          </w:rPr>
-          <w:t>Acessar materia</w:t>
-        </w:r>
-      </w:hyperlink>
-    </w:p>
-    <w:p>
-      <w:pPr>
-        <w:spacing w:after="120"/>
-      </w:pPr>
-      <w:r>
-        <w:rPr>
-          <w:i/>
-          <w:color w:val="888888"/>
-          <w:sz w:val="16"/>
-        </w:rPr>
-        <w:t>Conteúdo informativo geral sobre o setor elétrico.</w:t>
-      </w:r>
-    </w:p>
-    <w:p>
-      <w:pPr>
-        <w:spacing w:before="160" w:after="40"/>
-      </w:pPr>
-      <w:r>
-        <w:rPr>
-          <w:b/>
-          <w:color w:val="1A1A1A"/>
-          <w:sz w:val="22"/>
-        </w:rPr>
-        <w:t xml:space="preserve">Saiba a diferença entre minério, mineral e rocha   </w:t>
-      </w:r>
-      <w:r>
-        <w:rPr>
-          <w:b/>
-          <w:color w:val="7F8C8D"/>
-          <w:sz w:val="16"/>
-        </w:rPr>
-        <w:t>[BAIXA]</w:t>
-      </w:r>
-    </w:p>
-    <w:p>
-      <w:pPr>
-        <w:spacing w:after="40"/>
-      </w:pPr>
-      <w:r>
-        <w:rPr>
-          <w:color w:val="4A4A4A"/>
-          <w:sz w:val="20"/>
-        </w:rPr>
-        <w:t>Entenda as origens e aplicações de minério, mineral e rocha no cotidiano e desenvolvimento da sociedade.</w:t>
-      </w:r>
-    </w:p>
-    <w:p>
-      <w:pPr>
-        <w:spacing w:after="40"/>
-      </w:pPr>
-      <w:r>
-        <w:rPr>
-          <w:b/>
-          <w:color w:val="888888"/>
-          <w:sz w:val="18"/>
-        </w:rPr>
-        <w:t xml:space="preserve">Publicado: </w:t>
-      </w:r>
-      <w:r>
-        <w:rPr>
-          <w:color w:val="888888"/>
-          <w:sz w:val="18"/>
-        </w:rPr>
-        <w:t xml:space="preserve">2026-07-03   </w:t>
-      </w:r>
-      <w:hyperlink r:id="rId42">
-        <w:r>
-          <w:rPr>
-            <w:color w:val="1A4D2E"/>
-            <w:u w:val="single"/>
-            <w:b/>
-          </w:rPr>
-          <w:t>Acessar materia</w:t>
-        </w:r>
-      </w:hyperlink>
-    </w:p>
-    <w:p>
-      <w:pPr>
-        <w:spacing w:after="120"/>
-      </w:pPr>
-      <w:r>
-        <w:rPr>
-          <w:i/>
-          <w:color w:val="888888"/>
-          <w:sz w:val="16"/>
-        </w:rPr>
-        <w:t>Conteúdo informativo geral sobre mineração.</w:t>
-      </w:r>
-    </w:p>
-    <w:p>
-      <w:pPr>
-        <w:spacing w:before="160" w:after="40"/>
-      </w:pPr>
-      <w:r>
-        <w:rPr>
-          <w:b/>
-          <w:color w:val="1A1A1A"/>
-          <w:sz w:val="22"/>
-        </w:rPr>
-        <w:t xml:space="preserve">Saiba como ter acesso ao Programa Gás do Povo   </w:t>
-      </w:r>
-      <w:r>
-        <w:rPr>
-          <w:b/>
-          <w:color w:val="D68910"/>
-          <w:sz w:val="16"/>
-        </w:rPr>
-        <w:t>[MÉDIA]</w:t>
-      </w:r>
-    </w:p>
-    <w:p>
-      <w:pPr>
-        <w:spacing w:after="40"/>
-      </w:pPr>
-      <w:r>
-        <w:rPr>
-          <w:color w:val="4A4A4A"/>
-          <w:sz w:val="20"/>
-        </w:rPr>
-        <w:t>Entenda quem pode participar e como funciona o recebimento do benefício do Programa Gás do Povo.</w:t>
-      </w:r>
-    </w:p>
-    <w:p>
-      <w:pPr>
-        <w:spacing w:after="40"/>
-      </w:pPr>
-      <w:r>
-        <w:rPr>
-          <w:b/>
-          <w:color w:val="888888"/>
-          <w:sz w:val="18"/>
-        </w:rPr>
-        <w:t xml:space="preserve">Publicado: </w:t>
-      </w:r>
-      <w:r>
-        <w:rPr>
-          <w:color w:val="888888"/>
-          <w:sz w:val="18"/>
-        </w:rPr>
-        <w:t xml:space="preserve">2026-07-03   </w:t>
-      </w:r>
-      <w:hyperlink r:id="rId43">
-        <w:r>
-          <w:rPr>
-            <w:color w:val="1A4D2E"/>
-            <w:u w:val="single"/>
-            <w:b/>
-          </w:rPr>
-          <w:t>Acessar materia</w:t>
-        </w:r>
-      </w:hyperlink>
-    </w:p>
-    <w:p>
-      <w:pPr>
-        <w:spacing w:after="120"/>
-      </w:pPr>
-      <w:r>
-        <w:rPr>
-          <w:i/>
-          <w:color w:val="888888"/>
-          <w:sz w:val="16"/>
-        </w:rPr>
-        <w:t>Notícia sobre programa social com impacto direto em cidadãos.</w:t>
-      </w:r>
-    </w:p>
-    <w:p>
-      <w:pPr>
-        <w:spacing w:before="160" w:after="40"/>
-      </w:pPr>
-      <w:r>
-        <w:rPr>
-          <w:b/>
-          <w:color w:val="1A1A1A"/>
-          <w:sz w:val="22"/>
-        </w:rPr>
-        <w:t xml:space="preserve">A Força dos Ventos marítimos   </w:t>
-      </w:r>
-      <w:r>
-        <w:rPr>
-          <w:b/>
-          <w:color w:val="7F8C8D"/>
-          <w:sz w:val="16"/>
-        </w:rPr>
-        <w:t>[BAIXA]</w:t>
-      </w:r>
-    </w:p>
-    <w:p>
-      <w:pPr>
-        <w:spacing w:after="40"/>
-      </w:pPr>
-      <w:r>
-        <w:rPr>
-          <w:color w:val="4A4A4A"/>
-          <w:sz w:val="20"/>
-        </w:rPr>
-        <w:t>Entenda a participação da energia eólica offshore na matriz energética brasileira.</w:t>
-      </w:r>
-    </w:p>
-    <w:p>
-      <w:pPr>
-        <w:spacing w:after="40"/>
-      </w:pPr>
-      <w:r>
-        <w:rPr>
-          <w:b/>
-          <w:color w:val="888888"/>
-          <w:sz w:val="18"/>
-        </w:rPr>
-        <w:t xml:space="preserve">Publicado: </w:t>
-      </w:r>
-      <w:r>
-        <w:rPr>
-          <w:color w:val="888888"/>
-          <w:sz w:val="18"/>
-        </w:rPr>
-        <w:t xml:space="preserve">2026-07-03   </w:t>
-      </w:r>
-      <w:hyperlink r:id="rId44">
-        <w:r>
-          <w:rPr>
-            <w:color w:val="1A4D2E"/>
-            <w:u w:val="single"/>
-            <w:b/>
-          </w:rPr>
-          <w:t>Acessar materia</w:t>
-        </w:r>
-      </w:hyperlink>
-    </w:p>
-    <w:p>
-      <w:pPr>
-        <w:spacing w:after="120"/>
-      </w:pPr>
-      <w:r>
-        <w:rPr>
-          <w:i/>
-          <w:color w:val="888888"/>
-          <w:sz w:val="16"/>
-        </w:rPr>
-        <w:t>Conteúdo informativo geral sobre energia renovável.</w:t>
-      </w:r>
-    </w:p>
-    <w:p>
-      <w:pPr>
-        <w:spacing w:before="160" w:after="40"/>
-      </w:pPr>
-      <w:r>
-        <w:rPr>
-          <w:b/>
-          <w:color w:val="1A1A1A"/>
-          <w:sz w:val="22"/>
-        </w:rPr>
-        <w:t xml:space="preserve">Como a energia elétrica é transportada pelo Brasil   </w:t>
-      </w:r>
-      <w:r>
-        <w:rPr>
-          <w:b/>
-          <w:color w:val="7F8C8D"/>
-          <w:sz w:val="16"/>
-        </w:rPr>
-        <w:t>[BAIXA]</w:t>
-      </w:r>
-    </w:p>
-    <w:p>
-      <w:pPr>
-        <w:spacing w:after="40"/>
-      </w:pPr>
-      <w:r>
-        <w:rPr>
-          <w:color w:val="4A4A4A"/>
-          <w:sz w:val="20"/>
-        </w:rPr>
-        <w:t>Entenda a função das linhas de transmissão no transporte de energia elétrica no Brasil.</w:t>
-      </w:r>
-    </w:p>
-    <w:p>
-      <w:pPr>
-        <w:spacing w:after="40"/>
-      </w:pPr>
-      <w:r>
-        <w:rPr>
-          <w:b/>
-          <w:color w:val="888888"/>
-          <w:sz w:val="18"/>
-        </w:rPr>
-        <w:t xml:space="preserve">Publicado: </w:t>
-      </w:r>
-      <w:r>
-        <w:rPr>
-          <w:color w:val="888888"/>
-          <w:sz w:val="18"/>
-        </w:rPr>
-        <w:t xml:space="preserve">2026-07-03   </w:t>
-      </w:r>
-      <w:hyperlink r:id="rId45">
-        <w:r>
-          <w:rPr>
-            <w:color w:val="1A4D2E"/>
-            <w:u w:val="single"/>
-            <w:b/>
-          </w:rPr>
-          <w:t>Acessar materia</w:t>
-        </w:r>
-      </w:hyperlink>
-    </w:p>
-    <w:p>
-      <w:pPr>
-        <w:spacing w:after="120"/>
-      </w:pPr>
-      <w:r>
-        <w:rPr>
-          <w:i/>
-          <w:color w:val="888888"/>
-          <w:sz w:val="16"/>
-        </w:rPr>
-        <w:t>Conteúdo informativo geral sobre infraestrutura energética.</w:t>
-      </w:r>
-    </w:p>
-    <w:p>
-      <w:pPr>
-        <w:spacing w:before="160" w:after="40"/>
-      </w:pPr>
-      <w:r>
-        <w:rPr>
-          <w:b/>
-          <w:color w:val="1A1A1A"/>
-          <w:sz w:val="22"/>
-        </w:rPr>
-        <w:t xml:space="preserve">Biometano: resíduos transformados em energia   </w:t>
-      </w:r>
-      <w:r>
-        <w:rPr>
-          <w:b/>
-          <w:color w:val="7F8C8D"/>
-          <w:sz w:val="16"/>
-        </w:rPr>
-        <w:t>[BAIXA]</w:t>
-      </w:r>
-    </w:p>
-    <w:p>
-      <w:pPr>
-        <w:spacing w:after="40"/>
-      </w:pPr>
-      <w:r>
-        <w:rPr>
-          <w:color w:val="4A4A4A"/>
-          <w:sz w:val="20"/>
-        </w:rPr>
-        <w:t>O biocombustível produzido a partir do aproveitamento de matéria orgânica possui aplicações semelhantes às do gás natural.</w:t>
-      </w:r>
-    </w:p>
-    <w:p>
-      <w:pPr>
-        <w:spacing w:after="40"/>
-      </w:pPr>
-      <w:r>
-        <w:rPr>
-          <w:b/>
-          <w:color w:val="888888"/>
-          <w:sz w:val="18"/>
-        </w:rPr>
-        <w:t xml:space="preserve">Publicado: </w:t>
-      </w:r>
-      <w:r>
-        <w:rPr>
-          <w:color w:val="888888"/>
-          <w:sz w:val="18"/>
-        </w:rPr>
-        <w:t xml:space="preserve">2026-07-03   </w:t>
-      </w:r>
-      <w:hyperlink r:id="rId46">
-        <w:r>
-          <w:rPr>
-            <w:color w:val="1A4D2E"/>
-            <w:u w:val="single"/>
-            <w:b/>
-          </w:rPr>
-          <w:t>Acessar materia</w:t>
-        </w:r>
-      </w:hyperlink>
-    </w:p>
-    <w:p>
-      <w:pPr>
-        <w:spacing w:after="120"/>
-      </w:pPr>
-      <w:r>
-        <w:rPr>
-          <w:i/>
-          <w:color w:val="888888"/>
-          <w:sz w:val="16"/>
-        </w:rPr>
-        <w:t>Conteúdo informativo geral sobre biocombustíveis.</w:t>
-      </w:r>
-    </w:p>
-    <w:p>
-      <w:pPr>
-        <w:spacing w:before="160" w:after="40"/>
-      </w:pPr>
-      <w:r>
-        <w:rPr>
-          <w:b/>
-          <w:color w:val="1A1A1A"/>
-          <w:sz w:val="22"/>
-        </w:rPr>
-        <w:t xml:space="preserve">DEFESO ELEITORAL 2026   </w:t>
-      </w:r>
-      <w:r>
-        <w:rPr>
-          <w:b/>
-          <w:color w:val="7F8C8D"/>
-          <w:sz w:val="16"/>
-        </w:rPr>
-        <w:t>[BAIXA]</w:t>
-      </w:r>
-    </w:p>
-    <w:p>
-      <w:pPr>
-        <w:spacing w:after="40"/>
-      </w:pPr>
-      <w:r>
-        <w:rPr>
-          <w:color w:val="4A4A4A"/>
-          <w:sz w:val="20"/>
-        </w:rPr>
-        <w:t>Aviso importante sobre o período de defeso eleitoral em 2026.</w:t>
-      </w:r>
-    </w:p>
-    <w:p>
-      <w:pPr>
-        <w:spacing w:after="40"/>
-      </w:pPr>
-      <w:r>
-        <w:rPr>
-          <w:b/>
-          <w:color w:val="888888"/>
-          <w:sz w:val="18"/>
-        </w:rPr>
-        <w:t xml:space="preserve">Publicado: </w:t>
-      </w:r>
-      <w:r>
-        <w:rPr>
-          <w:color w:val="888888"/>
-          <w:sz w:val="18"/>
-        </w:rPr>
-        <w:t xml:space="preserve">2026-07-03   </w:t>
-      </w:r>
-      <w:hyperlink r:id="rId47">
-        <w:r>
-          <w:rPr>
-            <w:color w:val="1A4D2E"/>
-            <w:u w:val="single"/>
-            <w:b/>
-          </w:rPr>
-          <w:t>Acessar materia</w:t>
-        </w:r>
-      </w:hyperlink>
-    </w:p>
-    <w:p>
-      <w:pPr>
-        <w:spacing w:after="120"/>
-      </w:pPr>
-      <w:r>
-        <w:rPr>
-          <w:i/>
-          <w:color w:val="888888"/>
-          <w:sz w:val="16"/>
-        </w:rPr>
-        <w:t>Notícia institucional sobre adequação a período eleitoral.</w:t>
-      </w:r>
-    </w:p>
-    <w:p>
-      <w:pPr>
-        <w:spacing w:before="240" w:after="80"/>
-      </w:pPr>
-      <w:r>
-        <w:rPr>
-          <w:b/>
-          <w:color w:val="1A4D2E"/>
-          <w:sz w:val="20"/>
-        </w:rPr>
-        <w:t>ONS | NOTÍCIAS</w:t>
-      </w:r>
-    </w:p>
-    <w:p>
-      <w:pPr>
-        <w:spacing w:before="0" w:after="40"/>
-        <w:pBdr>
-          <w:bottom w:val="single" w:sz="8" w:space="1" w:color="1A4D2E"/>
-        </w:pBdr>
-      </w:pPr>
-    </w:p>
-    <w:p>
-      <w:pPr>
-        <w:spacing w:before="160" w:after="40"/>
-      </w:pPr>
-      <w:r>
-        <w:rPr>
-          <w:b/>
-          <w:color w:val="1A1A1A"/>
-          <w:sz w:val="22"/>
-        </w:rPr>
-        <w:t xml:space="preserve">ONS indica afluências acima da Média de Longo Termo na região Sul, com 155%   </w:t>
-      </w:r>
-      <w:r>
-        <w:rPr>
-          <w:b/>
-          <w:color w:val="D68910"/>
-          <w:sz w:val="16"/>
-        </w:rPr>
-        <w:t>[MÉDIA]</w:t>
-      </w:r>
-    </w:p>
-    <w:p>
-      <w:pPr>
-        <w:spacing w:after="40"/>
-      </w:pPr>
-      <w:r>
-        <w:rPr>
-          <w:color w:val="4A4A4A"/>
-          <w:sz w:val="20"/>
-        </w:rPr>
-        <w:t>Previsões no Sudeste/Centro-Oeste também superam 90% da MLT, indicando boas condições hidrológicas.</w:t>
-      </w:r>
-    </w:p>
-    <w:p>
-      <w:pPr>
-        <w:spacing w:after="40"/>
-      </w:pPr>
-      <w:r>
-        <w:rPr>
-          <w:b/>
-          <w:color w:val="888888"/>
-          <w:sz w:val="18"/>
-        </w:rPr>
-        <w:t xml:space="preserve">Publicado: </w:t>
-      </w:r>
-      <w:r>
-        <w:rPr>
-          <w:color w:val="888888"/>
-          <w:sz w:val="18"/>
-        </w:rPr>
-        <w:t xml:space="preserve">2026-07-03   </w:t>
-      </w:r>
-      <w:hyperlink r:id="rId48">
-        <w:r>
-          <w:rPr>
-            <w:color w:val="1A4D2E"/>
-            <w:u w:val="single"/>
-            <w:b/>
-          </w:rPr>
-          <w:t>Acessar materia</w:t>
-        </w:r>
-      </w:hyperlink>
-    </w:p>
-    <w:p>
-      <w:pPr>
-        <w:spacing w:after="120"/>
-      </w:pPr>
-      <w:r>
-        <w:rPr>
-          <w:i/>
-          <w:color w:val="888888"/>
-          <w:sz w:val="16"/>
-        </w:rPr>
-        <w:t>Informação relevante sobre condições hidrológicas e operação do sistema elétrico.</w:t>
-      </w:r>
-    </w:p>
-    <w:p>
-      <w:pPr>
-        <w:spacing w:before="240" w:after="80"/>
-      </w:pPr>
-      <w:r>
-        <w:rPr>
-          <w:b/>
-          <w:color w:val="1A4D2E"/>
-          <w:sz w:val="20"/>
-        </w:rPr>
-        <w:t>ANEEL | ÚLTIMAS NOTÍCIAS</w:t>
-      </w:r>
-    </w:p>
-    <w:p>
-      <w:pPr>
-        <w:spacing w:before="0" w:after="40"/>
-        <w:pBdr>
-          <w:bottom w:val="single" w:sz="8" w:space="1" w:color="1A4D2E"/>
-        </w:pBdr>
-      </w:pPr>
-    </w:p>
-    <w:p>
-      <w:pPr>
-        <w:spacing w:before="160" w:after="40"/>
-      </w:pPr>
-      <w:r>
-        <w:rPr>
-          <w:b/>
-          <w:color w:val="1A1A1A"/>
-          <w:sz w:val="22"/>
-        </w:rPr>
-        <w:t xml:space="preserve">Bandeira tarifária em julho permanece amarela   </w:t>
-      </w:r>
-      <w:r>
-        <w:rPr>
-          <w:b/>
-          <w:color w:val="D68910"/>
-          <w:sz w:val="16"/>
-        </w:rPr>
-        <w:t>[MÉDIA]</w:t>
-      </w:r>
-    </w:p>
-    <w:p>
-      <w:pPr>
-        <w:spacing w:after="40"/>
-      </w:pPr>
-      <w:r>
-        <w:rPr>
-          <w:color w:val="4A4A4A"/>
-          <w:sz w:val="20"/>
-        </w:rPr>
-        <w:t>A conta de luz dos consumidores continua tendo acréscimo de R$ 1,885 a cada 100 kWh em julho.</w:t>
-      </w:r>
-    </w:p>
-    <w:p>
-      <w:pPr>
-        <w:spacing w:after="40"/>
-      </w:pPr>
-      <w:r>
-        <w:rPr>
-          <w:b/>
-          <w:color w:val="888888"/>
-          <w:sz w:val="18"/>
-        </w:rPr>
-        <w:t xml:space="preserve">Publicado: </w:t>
-      </w:r>
-      <w:r>
-        <w:rPr>
-          <w:color w:val="888888"/>
-          <w:sz w:val="18"/>
-        </w:rPr>
-        <w:t xml:space="preserve">2026-07-03   </w:t>
-      </w:r>
-      <w:hyperlink r:id="rId49">
-        <w:r>
-          <w:rPr>
-            <w:color w:val="1A4D2E"/>
-            <w:u w:val="single"/>
-            <w:b/>
-          </w:rPr>
-          <w:t>Acessar materia</w:t>
-        </w:r>
-      </w:hyperlink>
-    </w:p>
-    <w:p>
-      <w:pPr>
-        <w:spacing w:after="120"/>
-      </w:pPr>
-      <w:r>
-        <w:rPr>
-          <w:i/>
-          <w:color w:val="888888"/>
-          <w:sz w:val="16"/>
-        </w:rPr>
-        <w:t>Impacta diretamente o custo da energia para consumidores.</w:t>
-      </w:r>
-    </w:p>
-    <w:p>
-      <w:pPr>
-        <w:spacing w:before="160" w:after="40"/>
-      </w:pPr>
-      <w:r>
-        <w:rPr>
-          <w:b/>
-          <w:color w:val="1A1A1A"/>
-          <w:sz w:val="22"/>
-        </w:rPr>
-        <w:t xml:space="preserve">Medidores de energia elétrica: ANEEL abre segunda fase da consulta pública   </w:t>
-      </w:r>
-      <w:r>
-        <w:rPr>
-          <w:b/>
-          <w:color w:val="C0392B"/>
-          <w:sz w:val="16"/>
-        </w:rPr>
-        <w:t>[ALTA]</w:t>
-      </w:r>
-    </w:p>
-    <w:p>
-      <w:pPr>
-        <w:spacing w:after="40"/>
-      </w:pPr>
-      <w:r>
-        <w:rPr>
-          <w:color w:val="4A4A4A"/>
-          <w:sz w:val="20"/>
-        </w:rPr>
-        <w:t>A ANEEL abre a segunda fase da consulta pública para receber sugestões sobre requisitos mínimos em medidores inteligentes de energia elétrica.</w:t>
-      </w:r>
-    </w:p>
-    <w:p>
-      <w:pPr>
-        <w:spacing w:after="40"/>
-      </w:pPr>
-      <w:r>
-        <w:rPr>
-          <w:b/>
-          <w:color w:val="888888"/>
-          <w:sz w:val="18"/>
-        </w:rPr>
-        <w:t xml:space="preserve">Publicado: </w:t>
-      </w:r>
-      <w:r>
-        <w:rPr>
-          <w:color w:val="888888"/>
-          <w:sz w:val="18"/>
-        </w:rPr>
-        <w:t xml:space="preserve">2026-07-03   </w:t>
-      </w:r>
-      <w:hyperlink r:id="rId50">
-        <w:r>
-          <w:rPr>
-            <w:color w:val="1A4D2E"/>
-            <w:u w:val="single"/>
-            <w:b/>
-          </w:rPr>
-          <w:t>Acessar materia</w:t>
-        </w:r>
-      </w:hyperlink>
-    </w:p>
-    <w:p>
-      <w:pPr>
-        <w:spacing w:after="120"/>
-      </w:pPr>
-      <w:r>
-        <w:rPr>
-          <w:i/>
-          <w:color w:val="888888"/>
-          <w:sz w:val="16"/>
-        </w:rPr>
-        <w:t>Abertura de consulta pública sobre regulamentação técnica com impacto no setor elétrico.</w:t>
-      </w:r>
-    </w:p>
-    <w:p>
-      <w:pPr>
-        <w:spacing w:before="160" w:after="40"/>
-      </w:pPr>
-      <w:r>
-        <w:rPr>
-          <w:b/>
-          <w:color w:val="1A1A1A"/>
-          <w:sz w:val="22"/>
-        </w:rPr>
-        <w:t xml:space="preserve">Olimpíada Nacional de Eficiência Energética 2026 está com inscrições abertas   </w:t>
-      </w:r>
-      <w:r>
-        <w:rPr>
-          <w:b/>
-          <w:color w:val="7F8C8D"/>
-          <w:sz w:val="16"/>
-        </w:rPr>
-        <w:t>[BAIXA]</w:t>
-      </w:r>
-    </w:p>
-    <w:p>
-      <w:pPr>
-        <w:spacing w:after="40"/>
-      </w:pPr>
-      <w:r>
-        <w:rPr>
-          <w:color w:val="4A4A4A"/>
-          <w:sz w:val="20"/>
-        </w:rPr>
-        <w:t>A Olimpíada Nacional de Eficiência Energética 2026 está com inscrições abertas, incluindo pela primeira vez estudantes do ensino médio.</w:t>
-      </w:r>
-    </w:p>
-    <w:p>
-      <w:pPr>
-        <w:spacing w:after="40"/>
-      </w:pPr>
-      <w:r>
-        <w:rPr>
-          <w:b/>
-          <w:color w:val="888888"/>
-          <w:sz w:val="18"/>
-        </w:rPr>
-        <w:t xml:space="preserve">Publicado: </w:t>
-      </w:r>
-      <w:r>
-        <w:rPr>
-          <w:color w:val="888888"/>
-          <w:sz w:val="18"/>
-        </w:rPr>
-        <w:t xml:space="preserve">2026-07-03   </w:t>
-      </w:r>
-      <w:hyperlink r:id="rId51">
-        <w:r>
-          <w:rPr>
-            <w:color w:val="1A4D2E"/>
-            <w:u w:val="single"/>
-            <w:b/>
-          </w:rPr>
-          <w:t>Acessar materia</w:t>
-        </w:r>
-      </w:hyperlink>
-    </w:p>
-    <w:p>
-      <w:pPr>
-        <w:spacing w:after="120"/>
-      </w:pPr>
-      <w:r>
-        <w:rPr>
-          <w:i/>
-          <w:color w:val="888888"/>
-          <w:sz w:val="16"/>
-        </w:rPr>
-        <w:t>Notícia institucional sobre evento educacional.</w:t>
-      </w:r>
-    </w:p>
-    <w:p>
-      <w:pPr>
-        <w:spacing w:before="240" w:after="80"/>
-      </w:pPr>
-      <w:r>
-        <w:rPr>
-          <w:b/>
-          <w:color w:val="1A4D2E"/>
-          <w:sz w:val="20"/>
-        </w:rPr>
-        <w:t>ANM | NOTÍCIAS</w:t>
-      </w:r>
-    </w:p>
-    <w:p>
-      <w:pPr>
-        <w:spacing w:before="0" w:after="40"/>
-        <w:pBdr>
-          <w:bottom w:val="single" w:sz="8" w:space="1" w:color="1A4D2E"/>
-        </w:pBdr>
-      </w:pPr>
-    </w:p>
-    <w:p>
-      <w:pPr>
-        <w:spacing w:before="160" w:after="40"/>
-      </w:pPr>
-      <w:r>
-        <w:rPr>
-          <w:b/>
-          <w:color w:val="1A1A1A"/>
-          <w:sz w:val="22"/>
-        </w:rPr>
-        <w:t xml:space="preserve">Parceria com o Serpro avança em solução para fortalecer a integridade dos royalties da mineração   </w:t>
-      </w:r>
-      <w:r>
-        <w:rPr>
-          <w:b/>
-          <w:color w:val="D68910"/>
-          <w:sz w:val="16"/>
-        </w:rPr>
-        <w:t>[MÉDIA]</w:t>
-      </w:r>
-    </w:p>
-    <w:p>
-      <w:pPr>
-        <w:spacing w:after="40"/>
-      </w:pPr>
-      <w:r>
-        <w:rPr>
-          <w:color w:val="4A4A4A"/>
-          <w:sz w:val="20"/>
-        </w:rPr>
-        <w:t>Oficina discutiu medidas para ampliar compliance, combater concorrência desleal e modernizar a gestão da CFEM.</w:t>
-      </w:r>
-    </w:p>
-    <w:p>
-      <w:pPr>
-        <w:spacing w:after="40"/>
-      </w:pPr>
-      <w:r>
-        <w:rPr>
-          <w:b/>
-          <w:color w:val="888888"/>
-          <w:sz w:val="18"/>
-        </w:rPr>
-        <w:t xml:space="preserve">Publicado: </w:t>
-      </w:r>
-      <w:r>
-        <w:rPr>
-          <w:color w:val="888888"/>
-          <w:sz w:val="18"/>
-        </w:rPr>
-        <w:t xml:space="preserve">2026-07-03T18:09   </w:t>
-      </w:r>
-      <w:hyperlink r:id="rId52">
-        <w:r>
-          <w:rPr>
-            <w:color w:val="1A4D2E"/>
-            <w:u w:val="single"/>
-            <w:b/>
-          </w:rPr>
-          <w:t>Acessar materia</w:t>
-        </w:r>
-      </w:hyperlink>
-    </w:p>
-    <w:p>
-      <w:pPr>
-        <w:spacing w:after="120"/>
-      </w:pPr>
-      <w:r>
-        <w:rPr>
-          <w:i/>
-          <w:color w:val="888888"/>
-          <w:sz w:val="16"/>
-        </w:rPr>
-        <w:t>Iniciativa para melhorar a gestão e fiscalização de royalties da mineração.</w:t>
-      </w:r>
-    </w:p>
-    <w:p>
-      <w:pPr>
-        <w:spacing w:before="240" w:after="80"/>
-      </w:pPr>
-      <w:r>
-        <w:rPr>
-          <w:b/>
-          <w:color w:val="1A4D2E"/>
-          <w:sz w:val="20"/>
-        </w:rPr>
-        <w:t>EPE | NOTÍCIAS</w:t>
-      </w:r>
-    </w:p>
-    <w:p>
-      <w:pPr>
-        <w:spacing w:before="0" w:after="40"/>
-        <w:pBdr>
-          <w:bottom w:val="single" w:sz="8" w:space="1" w:color="1A4D2E"/>
-        </w:pBdr>
-      </w:pPr>
-    </w:p>
-    <w:p>
-      <w:pPr>
-        <w:spacing w:before="160" w:after="40"/>
-      </w:pPr>
-      <w:r>
-        <w:rPr>
-          <w:b/>
-          <w:color w:val="1A1A1A"/>
-          <w:sz w:val="22"/>
-        </w:rPr>
-        <w:t xml:space="preserve">EPE e ONS Divulgam Nota Técnica com a Metodologia, Premissas e Critérios para os Leilões de Reserva de Capacidade (LRCAP) de 2026 – Armazenamento Nacional e Armazenamento   </w:t>
-      </w:r>
-      <w:r>
-        <w:rPr>
-          <w:b/>
-          <w:color w:val="C0392B"/>
-          <w:sz w:val="16"/>
-        </w:rPr>
-        <w:t>[ALTA]</w:t>
-      </w:r>
-    </w:p>
-    <w:p>
-      <w:pPr>
-        <w:spacing w:after="40"/>
-      </w:pPr>
-      <w:r>
-        <w:rPr>
-          <w:color w:val="4A4A4A"/>
-          <w:sz w:val="20"/>
-        </w:rPr>
-        <w:t>Documento conjunto EPE e ONS apresenta metodologia, premissas e critérios para definição da Capacidade Remanescente do SIN para leilões de reserva de capacidade.</w:t>
-      </w:r>
-    </w:p>
-    <w:p>
-      <w:pPr>
-        <w:spacing w:after="40"/>
-      </w:pPr>
-      <w:r>
-        <w:rPr>
-          <w:b/>
-          <w:color w:val="888888"/>
-          <w:sz w:val="18"/>
-        </w:rPr>
-        <w:t xml:space="preserve">Publicado: </w:t>
-      </w:r>
-      <w:r>
-        <w:rPr>
-          <w:color w:val="888888"/>
-          <w:sz w:val="18"/>
-        </w:rPr>
-        <w:t xml:space="preserve">2026-07-03   </w:t>
-      </w:r>
-      <w:hyperlink r:id="rId53">
-        <w:r>
-          <w:rPr>
-            <w:color w:val="1A4D2E"/>
-            <w:u w:val="single"/>
-            <w:b/>
-          </w:rPr>
-          <w:t>Acessar materia</w:t>
-        </w:r>
-      </w:hyperlink>
-    </w:p>
-    <w:p>
-      <w:pPr>
-        <w:spacing w:after="120"/>
-      </w:pPr>
-      <w:r>
-        <w:rPr>
-          <w:i/>
-          <w:color w:val="888888"/>
-          <w:sz w:val="16"/>
-        </w:rPr>
-        <w:t>Publicação de metodologia e critérios para leilões de energia, com impacto regulatório e de mercado.</w:t>
-      </w:r>
-    </w:p>
-    <w:p>
-      <w:pPr>
-        <w:spacing w:before="160" w:after="40"/>
-      </w:pPr>
-      <w:r>
-        <w:rPr>
-          <w:b/>
-          <w:color w:val="1A1A1A"/>
-          <w:sz w:val="22"/>
-        </w:rPr>
-        <w:t xml:space="preserve">EPE participa do workshop “Planejamento da Transmissão para a Transição Energética”   </w:t>
-      </w:r>
-      <w:r>
-        <w:rPr>
-          <w:b/>
-          <w:color w:val="D68910"/>
-          <w:sz w:val="16"/>
-        </w:rPr>
-        <w:t>[MÉDIA]</w:t>
-      </w:r>
-    </w:p>
-    <w:p>
-      <w:pPr>
-        <w:spacing w:after="40"/>
-      </w:pPr>
-      <w:r>
-        <w:rPr>
-          <w:color w:val="4A4A4A"/>
-          <w:sz w:val="20"/>
-        </w:rPr>
-        <w:t>Evento discutiu oportunidades de integração e planejamento de reforços na transmissão, com foco em eficiência e sustentabilidade.</w:t>
-      </w:r>
-    </w:p>
-    <w:p>
-      <w:pPr>
-        <w:spacing w:after="40"/>
-      </w:pPr>
-      <w:r>
-        <w:rPr>
-          <w:b/>
-          <w:color w:val="888888"/>
-          <w:sz w:val="18"/>
-        </w:rPr>
-        <w:t xml:space="preserve">Publicado: </w:t>
-      </w:r>
-      <w:r>
-        <w:rPr>
-          <w:color w:val="888888"/>
-          <w:sz w:val="18"/>
-        </w:rPr>
-        <w:t xml:space="preserve">2026-07-03   </w:t>
-      </w:r>
-      <w:hyperlink r:id="rId54">
-        <w:r>
-          <w:rPr>
-            <w:color w:val="1A4D2E"/>
-            <w:u w:val="single"/>
-            <w:b/>
-          </w:rPr>
-          <w:t>Acessar materia</w:t>
-        </w:r>
-      </w:hyperlink>
-    </w:p>
-    <w:p>
-      <w:pPr>
-        <w:spacing w:after="120"/>
-      </w:pPr>
-      <w:r>
-        <w:rPr>
-          <w:i/>
-          <w:color w:val="888888"/>
-          <w:sz w:val="16"/>
-        </w:rPr>
-        <w:t>Participação em evento setorial sobre planejamento estratégico de energia.</w:t>
-      </w:r>
-    </w:p>
-    <w:p>
-      <w:pPr>
-        <w:spacing w:before="160" w:after="40"/>
-      </w:pPr>
-      <w:r>
-        <w:rPr>
-          <w:b/>
-          <w:color w:val="1A1A1A"/>
-          <w:sz w:val="22"/>
-        </w:rPr>
-        <w:t xml:space="preserve">Segunda etapa do Leilão de Transmissão nº 1/2026 tem deságio e contrata todos os lotes   </w:t>
-      </w:r>
-      <w:r>
-        <w:rPr>
-          <w:b/>
-          <w:color w:val="C0392B"/>
-          <w:sz w:val="16"/>
-        </w:rPr>
-        <w:t>[ALTA]</w:t>
-      </w:r>
-    </w:p>
-    <w:p>
-      <w:pPr>
-        <w:spacing w:after="40"/>
-      </w:pPr>
-      <w:r>
-        <w:rPr>
-          <w:color w:val="4A4A4A"/>
-          <w:sz w:val="20"/>
-        </w:rPr>
-        <w:t>Leilão de Transmissão com quatro lotes e investimentos de R$ 1,8 bilhão teve 100% de sucesso, com deságio.</w:t>
-      </w:r>
-    </w:p>
-    <w:p>
-      <w:pPr>
-        <w:spacing w:after="40"/>
-      </w:pPr>
-      <w:r>
-        <w:rPr>
-          <w:b/>
-          <w:color w:val="888888"/>
-          <w:sz w:val="18"/>
-        </w:rPr>
-        <w:t xml:space="preserve">Publicado: </w:t>
-      </w:r>
-      <w:r>
-        <w:rPr>
-          <w:color w:val="888888"/>
-          <w:sz w:val="18"/>
-        </w:rPr>
-        <w:t xml:space="preserve">2026-07-03   </w:t>
-      </w:r>
-      <w:hyperlink r:id="rId55">
-        <w:r>
-          <w:rPr>
-            <w:color w:val="1A4D2E"/>
-            <w:u w:val="single"/>
-            <w:b/>
-          </w:rPr>
-          <w:t>Acessar materia</w:t>
-        </w:r>
-      </w:hyperlink>
-    </w:p>
-    <w:p>
-      <w:pPr>
-        <w:spacing w:after="120"/>
-      </w:pPr>
-      <w:r>
-        <w:rPr>
-          <w:i/>
-          <w:color w:val="888888"/>
-          <w:sz w:val="16"/>
-        </w:rPr>
-        <w:t>Resultado de leilão de infraestrutura energética com grande volume de investimentos.</w:t>
-      </w:r>
-    </w:p>
-    <w:p>
-      <w:pPr>
-        <w:spacing w:before="160" w:after="40"/>
-      </w:pPr>
-      <w:r>
-        <w:rPr>
-          <w:b/>
-          <w:color w:val="1A1A1A"/>
-          <w:sz w:val="22"/>
-        </w:rPr>
-        <w:t xml:space="preserve">EPE recebe prêmio por excelência em planejamento energético durante o EVEx Brasil 2026   </w:t>
-      </w:r>
-      <w:r>
-        <w:rPr>
-          <w:b/>
-          <w:color w:val="7F8C8D"/>
-          <w:sz w:val="16"/>
-        </w:rPr>
-        <w:t>[BAIXA]</w:t>
-      </w:r>
-    </w:p>
-    <w:p>
-      <w:pPr>
-        <w:spacing w:after="40"/>
-      </w:pPr>
-      <w:r>
-        <w:rPr>
-          <w:color w:val="4A4A4A"/>
-          <w:sz w:val="20"/>
-        </w:rPr>
-        <w:t>A EPE foi premiada com "Vanguarda em Planejamento e Inteligência Setorial" no EVEx Brasil 2026, reconhecendo sua excelência técnica.</w:t>
-      </w:r>
-    </w:p>
-    <w:p>
-      <w:pPr>
-        <w:spacing w:after="40"/>
-      </w:pPr>
-      <w:r>
-        <w:rPr>
-          <w:b/>
-          <w:color w:val="888888"/>
-          <w:sz w:val="18"/>
-        </w:rPr>
-        <w:t xml:space="preserve">Publicado: </w:t>
-      </w:r>
-      <w:r>
-        <w:rPr>
-          <w:color w:val="888888"/>
-          <w:sz w:val="18"/>
-        </w:rPr>
-        <w:t xml:space="preserve">2026-07-03   </w:t>
-      </w:r>
-      <w:hyperlink r:id="rId56">
-        <w:r>
-          <w:rPr>
-            <w:color w:val="1A4D2E"/>
-            <w:u w:val="single"/>
-            <w:b/>
-          </w:rPr>
-          <w:t>Acessar materia</w:t>
-        </w:r>
-      </w:hyperlink>
-    </w:p>
-    <w:p>
-      <w:pPr>
-        <w:spacing w:after="120"/>
-      </w:pPr>
-      <w:r>
-        <w:rPr>
-          <w:i/>
-          <w:color w:val="888888"/>
-          <w:sz w:val="16"/>
-        </w:rPr>
-        <w:t>Notícia institucional sobre premiação.</w:t>
-      </w:r>
-    </w:p>
-    <w:p>
-      <w:pPr>
-        <w:spacing w:before="160" w:after="40"/>
-      </w:pPr>
-      <w:r>
-        <w:rPr>
-          <w:b/>
-          <w:color w:val="1A1A1A"/>
-          <w:sz w:val="22"/>
-        </w:rPr>
-        <w:t xml:space="preserve">EPE publica Rodadas de Licitação no Mundo em 2026   </w:t>
-      </w:r>
-      <w:r>
-        <w:rPr>
-          <w:b/>
-          <w:color w:val="D68910"/>
-          <w:sz w:val="16"/>
-        </w:rPr>
-        <w:t>[MÉDIA]</w:t>
-      </w:r>
-    </w:p>
-    <w:p>
-      <w:pPr>
-        <w:spacing w:after="40"/>
-      </w:pPr>
-      <w:r>
-        <w:rPr>
-          <w:color w:val="4A4A4A"/>
-          <w:sz w:val="20"/>
-        </w:rPr>
-        <w:t>Documento reúne informações sobre rodadas de licitação de áreas exploratórias em 2025 e 2026, destacando estratégias de segurança energética.</w:t>
-      </w:r>
-    </w:p>
-    <w:p>
-      <w:pPr>
-        <w:spacing w:after="40"/>
-      </w:pPr>
-      <w:r>
-        <w:rPr>
-          <w:b/>
-          <w:color w:val="888888"/>
-          <w:sz w:val="18"/>
-        </w:rPr>
-        <w:t xml:space="preserve">Publicado: </w:t>
-      </w:r>
-      <w:r>
-        <w:rPr>
-          <w:color w:val="888888"/>
-          <w:sz w:val="18"/>
-        </w:rPr>
-        <w:t xml:space="preserve">2026-07-03   </w:t>
-      </w:r>
-      <w:hyperlink r:id="rId57">
-        <w:r>
-          <w:rPr>
-            <w:color w:val="1A4D2E"/>
-            <w:u w:val="single"/>
-            <w:b/>
-          </w:rPr>
-          <w:t>Acessar materia</w:t>
-        </w:r>
-      </w:hyperlink>
-    </w:p>
-    <w:p>
-      <w:pPr>
-        <w:spacing w:after="120"/>
-      </w:pPr>
-      <w:r>
-        <w:rPr>
-          <w:i/>
-          <w:color w:val="888888"/>
-          <w:sz w:val="16"/>
-        </w:rPr>
-        <w:t>Publicação de estudo relevante para o setor de petróleo e gás.</w:t>
-      </w:r>
-    </w:p>
-    <w:p>
-      <w:pPr>
-        <w:spacing w:before="160" w:after="40"/>
-      </w:pPr>
-      <w:r>
-        <w:rPr>
-          <w:b/>
-          <w:color w:val="1A1A1A"/>
-          <w:sz w:val="22"/>
-        </w:rPr>
-        <w:t xml:space="preserve">Primeiro caderno do PDE 2036 reúne contexto, perspectivas e premissas para o setor energético   </w:t>
-      </w:r>
-      <w:r>
-        <w:rPr>
-          <w:b/>
-          <w:color w:val="D68910"/>
-          <w:sz w:val="16"/>
-        </w:rPr>
-        <w:t>[MÉDIA]</w:t>
-      </w:r>
-    </w:p>
-    <w:p>
-      <w:pPr>
-        <w:spacing w:after="40"/>
-      </w:pPr>
-      <w:r>
-        <w:rPr>
-          <w:color w:val="4A4A4A"/>
-          <w:sz w:val="20"/>
-        </w:rPr>
-        <w:t>MME e EPE publicaram o Caderno de Contexto, Perspectivas e Premissas, primeira publicação do Plano Decenal de Expansão de Energia 2036.</w:t>
-      </w:r>
-    </w:p>
-    <w:p>
-      <w:pPr>
-        <w:spacing w:after="40"/>
-      </w:pPr>
-      <w:r>
-        <w:rPr>
-          <w:b/>
-          <w:color w:val="888888"/>
-          <w:sz w:val="18"/>
-        </w:rPr>
-        <w:t xml:space="preserve">Publicado: </w:t>
-      </w:r>
-      <w:r>
-        <w:rPr>
-          <w:color w:val="888888"/>
-          <w:sz w:val="18"/>
-        </w:rPr>
-        <w:t xml:space="preserve">2026-07-03   </w:t>
-      </w:r>
-      <w:hyperlink r:id="rId58">
-        <w:r>
-          <w:rPr>
-            <w:color w:val="1A4D2E"/>
-            <w:u w:val="single"/>
-            <w:b/>
-          </w:rPr>
-          <w:t>Acessar materia</w:t>
-        </w:r>
-      </w:hyperlink>
-    </w:p>
-    <w:p>
-      <w:pPr>
-        <w:spacing w:after="120"/>
-      </w:pPr>
-      <w:r>
-        <w:rPr>
-          <w:i/>
-          <w:color w:val="888888"/>
-          <w:sz w:val="16"/>
-        </w:rPr>
-        <w:t>Publicação de estudo estratégico para o planejamento energético nacional.</w:t>
+        <w:t>Notícia institucional sobre adequação a normas eleitorais, sem impacto regulatório direto.</w:t>
       </w:r>
     </w:p>
     <w:p/>
@@ -4748,7 +1886,7 @@
           <w:color w:val="1A1A1A"/>
           <w:sz w:val="22"/>
         </w:rPr>
-        <w:t xml:space="preserve">Renegociação de dívidas está disponível para famílias, estudantes com financiamento do Fies, empresas e agricultores familiares   </w:t>
+        <w:t xml:space="preserve">Polícia Federal apura esquema de lavagem de dinheiro ligado a apostas ilegais   </w:t>
       </w:r>
       <w:r>
         <w:rPr>
@@ -4768,7 +1906,7 @@
           <w:color w:val="4A4A4A"/>
           <w:sz w:val="20"/>
         </w:rPr>
-        <w:t>Confira as condições para cada categoria de renegociação de dívidas, incluindo famílias, estudantes do Fies, empresas e agricultores familiares.</w:t>
+        <w:t>Informações da Secretaria de Prêmios e Apostas (SPA) auxiliam investigação da Polícia Federal sobre lavagem de dinheiro em apostas ilegais.</w:t>
       </w:r>
     </w:p>
     <w:p>
@@ -4788,9 +1926,9 @@
           <w:color w:val="888888"/>
           <w:sz w:val="18"/>
         </w:rPr>
-        <w:t xml:space="preserve">2026-07-03   </w:t>
+        <w:t xml:space="preserve">2026-07-06   </w:t>
       </w:r>
-      <w:hyperlink r:id="rId59">
+      <w:hyperlink r:id="rId13">
         <w:r>
           <w:rPr>
             <w:color w:val="1A4D2E"/>
@@ -4811,8 +1949,29 @@
           <w:color w:val="888888"/>
           <w:sz w:val="16"/>
         </w:rPr>
-        <w:t>Notícia com impacto direto em diversos setores da economia e cidadãos.</w:t>
+        <w:t>Notícia sobre investigação criminal e regulatória com potencial impacto no setor de apostas e lavagem de dinheiro.</w:t>
       </w:r>
+    </w:p>
+    <w:p>
+      <w:pPr>
+        <w:spacing w:before="240" w:after="80"/>
+      </w:pPr>
+      <w:r>
+        <w:rPr>
+          <w:b/>
+          <w:color w:val="1A4D2E"/>
+          <w:sz w:val="20"/>
+        </w:rPr>
+        <w:t>COAF | NOTÍCIAS</w:t>
+      </w:r>
+    </w:p>
+    <w:p>
+      <w:pPr>
+        <w:spacing w:before="0" w:after="40"/>
+        <w:pBdr>
+          <w:bottom w:val="single" w:sz="8" w:space="1" w:color="1A4D2E"/>
+        </w:pBdr>
+      </w:pPr>
     </w:p>
     <w:p>
       <w:pPr>
@@ -4824,7 +1983,7 @@
           <w:color w:val="1A1A1A"/>
           <w:sz w:val="22"/>
         </w:rPr>
-        <w:t xml:space="preserve">Plataforma centralizada de autoexclusão permite bloquear sites de apostas autorizados de uma só vez   </w:t>
+        <w:t xml:space="preserve">Atenção! O Coaf não bloqueia, libera ou retém dinheiro, bens ou qualquer outro tipo de recurso financeiro   </w:t>
       </w:r>
       <w:r>
         <w:rPr>
@@ -4844,7 +2003,7 @@
           <w:color w:val="4A4A4A"/>
           <w:sz w:val="20"/>
         </w:rPr>
-        <w:t>Nova plataforma permite que usuários solicitem a autoexclusão para bloquear sites de apostas autorizados.</w:t>
+        <w:t>O Coaf alerta a população sobre falsas comunicações, esclarecendo que não realiza bloqueio, liberação ou retenção de recursos financeiros.</w:t>
       </w:r>
     </w:p>
     <w:p>
@@ -4864,9 +2023,9 @@
           <w:color w:val="888888"/>
           <w:sz w:val="18"/>
         </w:rPr>
-        <w:t xml:space="preserve">2026-07-03   </w:t>
+        <w:t xml:space="preserve">2026-07-06T18:21   </w:t>
       </w:r>
-      <w:hyperlink r:id="rId60">
+      <w:hyperlink r:id="rId24">
         <w:r>
           <w:rPr>
             <w:color w:val="1A4D2E"/>
@@ -4887,7 +2046,7 @@
           <w:color w:val="888888"/>
           <w:sz w:val="16"/>
         </w:rPr>
-        <w:t>Notícia sobre nova ferramenta de regulação de apostas online.</w:t>
+        <w:t>Esclarecimento público importante para evitar golpes e desinformação sobre a atuação do órgão.</w:t>
       </w:r>
     </w:p>
     <w:p/>
@@ -4932,7 +2091,7 @@
           <w:color w:val="1A4D2E"/>
           <w:sz w:val="20"/>
         </w:rPr>
-        <w:t>MINISTÉRIO DA AGRICULTURA | NOTÍCIAS</w:t>
+        <w:t>ANVISA | NOTÍCIAS</w:t>
       </w:r>
     </w:p>
     <w:p>
@@ -4953,15 +2112,15 @@
           <w:color w:val="1A1A1A"/>
           <w:sz w:val="22"/>
         </w:rPr>
-        <w:t xml:space="preserve">.   </w:t>
+        <w:t xml:space="preserve">Canetas do Paraguai NÃO demonstraram equivalência com medicamentos registrados no Brasil   </w:t>
       </w:r>
       <w:r>
         <w:rPr>
           <w:b/>
-          <w:color w:val="7F8C8D"/>
+          <w:color w:val="D68910"/>
           <w:sz w:val="16"/>
         </w:rPr>
-        <w:t>[BAIXA]</w:t>
+        <w:t>[MÉDIA]</w:t>
       </w:r>
     </w:p>
     <w:p>
@@ -4973,7 +2132,7 @@
           <w:color w:val="4A4A4A"/>
           <w:sz w:val="20"/>
         </w:rPr>
-        <w:t>Comunicado sobre o período de defeso eleitoral, com imagem ilustrativa.</w:t>
+        <w:t>Anvisa alerta que canetas do Paraguai não têm equivalência comprovada com medicamentos registrados no Brasil, exigindo testes específicos.</w:t>
       </w:r>
     </w:p>
     <w:p>
@@ -4993,9 +2152,9 @@
           <w:color w:val="888888"/>
           <w:sz w:val="18"/>
         </w:rPr>
-        <w:t xml:space="preserve">2026-07-03   </w:t>
+        <w:t xml:space="preserve">2026-07-06   </w:t>
       </w:r>
-      <w:hyperlink r:id="rId61">
+      <w:hyperlink r:id="rId25">
         <w:r>
           <w:rPr>
             <w:color w:val="1A4D2E"/>
@@ -5016,29 +2175,160 @@
           <w:color w:val="888888"/>
           <w:sz w:val="16"/>
         </w:rPr>
-        <w:t>Notícia institucional genérica sobre adequação a período eleitoral.</w:t>
+        <w:t>Alerta sanitário e checagem de fatos sobre produtos de saúde, relevante para consumidores e setor farmacêutico.</w:t>
       </w:r>
     </w:p>
     <w:p>
       <w:pPr>
-        <w:spacing w:before="240" w:after="80"/>
+        <w:spacing w:before="160" w:after="40"/>
       </w:pPr>
       <w:r>
         <w:rPr>
           <w:b/>
-          <w:color w:val="1A4D2E"/>
-          <w:sz w:val="20"/>
+          <w:color w:val="1A1A1A"/>
+          <w:sz w:val="22"/>
         </w:rPr>
-        <w:t>ANVISA | NOTÍCIAS</w:t>
+        <w:t xml:space="preserve">Anvisa aprova nova indicação terapêutica para medicamento que trata câncer de mama   </w:t>
+      </w:r>
+      <w:r>
+        <w:rPr>
+          <w:b/>
+          <w:color w:val="C0392B"/>
+          <w:sz w:val="16"/>
+        </w:rPr>
+        <w:t>[ALTA]</w:t>
       </w:r>
     </w:p>
     <w:p>
       <w:pPr>
-        <w:spacing w:before="0" w:after="40"/>
-        <w:pBdr>
-          <w:bottom w:val="single" w:sz="8" w:space="1" w:color="1A4D2E"/>
-        </w:pBdr>
-      </w:pPr>
+        <w:spacing w:after="40"/>
+      </w:pPr>
+      <w:r>
+        <w:rPr>
+          <w:color w:val="4A4A4A"/>
+          <w:sz w:val="20"/>
+        </w:rPr>
+        <w:t>Anvisa aprova nova indicação terapêutica para medicamento de câncer de mama, beneficiando pacientes com doença invasiva residual.</w:t>
+      </w:r>
+    </w:p>
+    <w:p>
+      <w:pPr>
+        <w:spacing w:after="40"/>
+      </w:pPr>
+      <w:r>
+        <w:rPr>
+          <w:b/>
+          <w:color w:val="888888"/>
+          <w:sz w:val="18"/>
+        </w:rPr>
+        <w:t xml:space="preserve">Publicado: </w:t>
+      </w:r>
+      <w:r>
+        <w:rPr>
+          <w:color w:val="888888"/>
+          <w:sz w:val="18"/>
+        </w:rPr>
+        <w:t xml:space="preserve">2026-07-06   </w:t>
+      </w:r>
+      <w:hyperlink r:id="rId26">
+        <w:r>
+          <w:rPr>
+            <w:color w:val="1A4D2E"/>
+            <w:u w:val="single"/>
+            <w:b/>
+          </w:rPr>
+          <w:t>Acessar materia</w:t>
+        </w:r>
+      </w:hyperlink>
+    </w:p>
+    <w:p>
+      <w:pPr>
+        <w:spacing w:after="120"/>
+      </w:pPr>
+      <w:r>
+        <w:rPr>
+          <w:i/>
+          <w:color w:val="888888"/>
+          <w:sz w:val="16"/>
+        </w:rPr>
+        <w:t>Aprovação de nova indicação terapêutica para medicamento, com impacto direto na saúde pública e indústria farmacêutica.</w:t>
+      </w:r>
+    </w:p>
+    <w:p>
+      <w:pPr>
+        <w:spacing w:before="160" w:after="40"/>
+      </w:pPr>
+      <w:r>
+        <w:rPr>
+          <w:b/>
+          <w:color w:val="1A1A1A"/>
+          <w:sz w:val="22"/>
+        </w:rPr>
+        <w:t xml:space="preserve">Anvisa disponibiliza nova ferramenta para consulta de alertas sanitários   </w:t>
+      </w:r>
+      <w:r>
+        <w:rPr>
+          <w:b/>
+          <w:color w:val="D68910"/>
+          <w:sz w:val="16"/>
+        </w:rPr>
+        <w:t>[MÉDIA]</w:t>
+      </w:r>
+    </w:p>
+    <w:p>
+      <w:pPr>
+        <w:spacing w:after="40"/>
+      </w:pPr>
+      <w:r>
+        <w:rPr>
+          <w:color w:val="4A4A4A"/>
+          <w:sz w:val="20"/>
+        </w:rPr>
+        <w:t>Anvisa lança nova ferramenta no portal de consultas para facilitar o acesso a alertas sanitários, substituindo o Sistec.</w:t>
+      </w:r>
+    </w:p>
+    <w:p>
+      <w:pPr>
+        <w:spacing w:after="40"/>
+      </w:pPr>
+      <w:r>
+        <w:rPr>
+          <w:b/>
+          <w:color w:val="888888"/>
+          <w:sz w:val="18"/>
+        </w:rPr>
+        <w:t xml:space="preserve">Publicado: </w:t>
+      </w:r>
+      <w:r>
+        <w:rPr>
+          <w:color w:val="888888"/>
+          <w:sz w:val="18"/>
+        </w:rPr>
+        <w:t xml:space="preserve">2026-07-06   </w:t>
+      </w:r>
+      <w:hyperlink r:id="rId27">
+        <w:r>
+          <w:rPr>
+            <w:color w:val="1A4D2E"/>
+            <w:u w:val="single"/>
+            <w:b/>
+          </w:rPr>
+          <w:t>Acessar materia</w:t>
+        </w:r>
+      </w:hyperlink>
+    </w:p>
+    <w:p>
+      <w:pPr>
+        <w:spacing w:after="120"/>
+      </w:pPr>
+      <w:r>
+        <w:rPr>
+          <w:i/>
+          <w:color w:val="888888"/>
+          <w:sz w:val="16"/>
+        </w:rPr>
+        <w:t>Melhoria em ferramenta de consulta pública de alertas sanitários, facilitando o acesso à informação regulatória.</w:t>
+      </w:r>
     </w:p>
     <w:p>
       <w:pPr>
@@ -5070,7 +2360,7 @@
           <w:color w:val="4A4A4A"/>
           <w:sz w:val="20"/>
         </w:rPr>
-        <w:t>Os novos compêndios da Farmacopeia Brasileira, aprovados em junho, entram em vigor após lançamento no 16º Encontro Internacional das Farmacopeias Mundiais.</w:t>
+        <w:t>Novos compêndios da Farmacopeia Brasileira, aprovados em junho, entram em vigor, estabelecendo padrões para medicamentos.</w:t>
       </w:r>
     </w:p>
     <w:p>
@@ -5092,7 +2382,7 @@
         </w:rPr>
         <w:t xml:space="preserve">2026-07-06   </w:t>
       </w:r>
-      <w:hyperlink r:id="rId62">
+      <w:hyperlink r:id="rId28">
         <w:r>
           <w:rPr>
             <w:color w:val="1A4D2E"/>
@@ -5113,8 +2403,29 @@
           <w:color w:val="888888"/>
           <w:sz w:val="16"/>
         </w:rPr>
-        <w:t>Notícia regulatória com impacto em padrões farmacêuticos e na indústria.</w:t>
+        <w:t>Entrada em vigor de normas que estabelecem padrões para medicamentos, com impacto direto na indústria farmacêutica.</w:t>
       </w:r>
+    </w:p>
+    <w:p>
+      <w:pPr>
+        <w:spacing w:before="240" w:after="80"/>
+      </w:pPr>
+      <w:r>
+        <w:rPr>
+          <w:b/>
+          <w:color w:val="1A4D2E"/>
+          <w:sz w:val="20"/>
+        </w:rPr>
+        <w:t>INPI | NOTÍCIAS</w:t>
+      </w:r>
+    </w:p>
+    <w:p>
+      <w:pPr>
+        <w:spacing w:before="0" w:after="40"/>
+        <w:pBdr>
+          <w:bottom w:val="single" w:sz="8" w:space="1" w:color="1A4D2E"/>
+        </w:pBdr>
+      </w:pPr>
     </w:p>
     <w:p>
       <w:pPr>
@@ -5126,15 +2437,15 @@
           <w:color w:val="1A1A1A"/>
           <w:sz w:val="22"/>
         </w:rPr>
-        <w:t xml:space="preserve">Canais de divulgação da Anvisa serão ajustados durante período do defeso eleitoral   </w:t>
+        <w:t xml:space="preserve">INPI esclarece dúvidas sobre acesso com CNPJ na conta Gov.br   </w:t>
       </w:r>
       <w:r>
         <w:rPr>
           <w:b/>
-          <w:color w:val="7F8C8D"/>
+          <w:color w:val="D68910"/>
           <w:sz w:val="16"/>
         </w:rPr>
-        <w:t>[BAIXA]</w:t>
+        <w:t>[MÉDIA]</w:t>
       </w:r>
     </w:p>
     <w:p>
@@ -5146,7 +2457,7 @@
           <w:color w:val="4A4A4A"/>
           <w:sz w:val="20"/>
         </w:rPr>
-        <w:t>O portal e as redes sociais da Anvisa se adequarão à legislação eleitoral a partir de 4 de julho.</w:t>
+        <w:t>O INPI publica esclarecimentos sobre o acesso de pessoas jurídicas (CNPJ) aos serviços da conta Gov.br.</w:t>
       </w:r>
     </w:p>
     <w:p>
@@ -5166,9 +2477,9 @@
           <w:color w:val="888888"/>
           <w:sz w:val="18"/>
         </w:rPr>
-        <w:t xml:space="preserve">2026-07-04   </w:t>
+        <w:t xml:space="preserve">2026-07-06T16:59   </w:t>
       </w:r>
-      <w:hyperlink r:id="rId63">
+      <w:hyperlink r:id="rId29">
         <w:r>
           <w:rPr>
             <w:color w:val="1A4D2E"/>
@@ -5189,7 +2500,7 @@
           <w:color w:val="888888"/>
           <w:sz w:val="16"/>
         </w:rPr>
-        <w:t>Notícia institucional sobre adequação a período eleitoral.</w:t>
+        <w:t>Esclarecimento administrativo sobre acesso a serviços públicos, relevante para empresas.</w:t>
       </w:r>
     </w:p>
     <w:p>
@@ -5202,15 +2513,15 @@
           <w:color w:val="1A1A1A"/>
           <w:sz w:val="22"/>
         </w:rPr>
-        <w:t xml:space="preserve">Anvisa atualiza listas de substâncias para uso em cosméticos   </w:t>
+        <w:t xml:space="preserve">Encerradas as inscrições para a Oficina de PCT em julho   </w:t>
       </w:r>
       <w:r>
         <w:rPr>
           <w:b/>
-          <w:color w:val="C0392B"/>
+          <w:color w:val="7F8C8D"/>
           <w:sz w:val="16"/>
         </w:rPr>
-        <w:t>[ALTA]</w:t>
+        <w:t>[BAIXA]</w:t>
       </w:r>
     </w:p>
     <w:p>
@@ -5222,7 +2533,7 @@
           <w:color w:val="4A4A4A"/>
           <w:sz w:val="20"/>
         </w:rPr>
-        <w:t>Novas regras da Anvisa para listas de substâncias em cosméticos alinham o mercado brasileiro a padrões internacionais e do Mercosul.</w:t>
+        <w:t>As inscrições para a Oficina de PCT (Tratado de Cooperação em Matéria de Patentes) de julho foram encerradas.</w:t>
       </w:r>
     </w:p>
     <w:p>
@@ -5242,9 +2553,9 @@
           <w:color w:val="888888"/>
           <w:sz w:val="18"/>
         </w:rPr>
-        <w:t xml:space="preserve">2026-07-03   </w:t>
+        <w:t xml:space="preserve">2026-07-06T15:11   </w:t>
       </w:r>
-      <w:hyperlink r:id="rId64">
+      <w:hyperlink r:id="rId30">
         <w:r>
           <w:rPr>
             <w:color w:val="1A4D2E"/>
@@ -5265,7 +2576,7 @@
           <w:color w:val="888888"/>
           <w:sz w:val="16"/>
         </w:rPr>
-        <w:t>Atualização regulatória com impacto direto na indústria de cosméticos.</w:t>
+        <w:t>Notícia sobre o encerramento de inscrições para um evento de capacitação.</w:t>
       </w:r>
     </w:p>
     <w:p>
@@ -5278,15 +2589,15 @@
           <w:color w:val="1A1A1A"/>
           <w:sz w:val="22"/>
         </w:rPr>
-        <w:t xml:space="preserve">Anvisa determina apreensão de saneantes sem registro   </w:t>
+        <w:t xml:space="preserve">Inscrições para Chamamento Público sobre casos de sucesso vão até 31/7   </w:t>
       </w:r>
       <w:r>
         <w:rPr>
           <w:b/>
-          <w:color w:val="D68910"/>
+          <w:color w:val="7F8C8D"/>
           <w:sz w:val="16"/>
         </w:rPr>
-        <w:t>[MÉDIA]</w:t>
+        <w:t>[BAIXA]</w:t>
       </w:r>
     </w:p>
     <w:p>
@@ -5298,7 +2609,7 @@
           <w:color w:val="4A4A4A"/>
           <w:sz w:val="20"/>
         </w:rPr>
-        <w:t>A Anvisa determinou a apreensão de saneantes fabricados por empresas sem autorização de funcionamento, visando a segurança sanitária.</w:t>
+        <w:t>O INPI abriu inscrições para um chamamento público de casos de sucesso, com prazo até 31 de julho.</w:t>
       </w:r>
     </w:p>
     <w:p>
@@ -5318,9 +2629,9 @@
           <w:color w:val="888888"/>
           <w:sz w:val="18"/>
         </w:rPr>
-        <w:t xml:space="preserve">2026-07-03   </w:t>
+        <w:t xml:space="preserve">2026-07-06T13:04   </w:t>
       </w:r>
-      <w:hyperlink r:id="rId65">
+      <w:hyperlink r:id="rId31">
         <w:r>
           <w:rPr>
             <w:color w:val="1A4D2E"/>
@@ -5341,7 +2652,83 @@
           <w:color w:val="888888"/>
           <w:sz w:val="16"/>
         </w:rPr>
-        <w:t>Ação de fiscalização com impacto na segurança sanitária e empresas.</w:t>
+        <w:t>Chamamento público para coleta de informações, de interesse institucional.</w:t>
+      </w:r>
+    </w:p>
+    <w:p>
+      <w:pPr>
+        <w:spacing w:before="160" w:after="40"/>
+      </w:pPr>
+      <w:r>
+        <w:rPr>
+          <w:b/>
+          <w:color w:val="1A1A1A"/>
+          <w:sz w:val="22"/>
+        </w:rPr>
+        <w:t xml:space="preserve">Edital de credenciamento para buscas de anterioridades de patentes está aberto   </w:t>
+      </w:r>
+      <w:r>
+        <w:rPr>
+          <w:b/>
+          <w:color w:val="D68910"/>
+          <w:sz w:val="16"/>
+        </w:rPr>
+        <w:t>[MÉDIA]</w:t>
+      </w:r>
+    </w:p>
+    <w:p>
+      <w:pPr>
+        <w:spacing w:after="40"/>
+      </w:pPr>
+      <w:r>
+        <w:rPr>
+          <w:color w:val="4A4A4A"/>
+          <w:sz w:val="20"/>
+        </w:rPr>
+        <w:t>Edital de credenciamento para profissionais realizarem buscas de anterioridades de patentes está aberto no INPI.</w:t>
+      </w:r>
+    </w:p>
+    <w:p>
+      <w:pPr>
+        <w:spacing w:after="40"/>
+      </w:pPr>
+      <w:r>
+        <w:rPr>
+          <w:b/>
+          <w:color w:val="888888"/>
+          <w:sz w:val="18"/>
+        </w:rPr>
+        <w:t xml:space="preserve">Publicado: </w:t>
+      </w:r>
+      <w:r>
+        <w:rPr>
+          <w:color w:val="888888"/>
+          <w:sz w:val="18"/>
+        </w:rPr>
+        <w:t xml:space="preserve">2026-07-06T12:49   </w:t>
+      </w:r>
+      <w:hyperlink r:id="rId32">
+        <w:r>
+          <w:rPr>
+            <w:color w:val="1A4D2E"/>
+            <w:u w:val="single"/>
+            <w:b/>
+          </w:rPr>
+          <w:t>Acessar materia</w:t>
+        </w:r>
+      </w:hyperlink>
+    </w:p>
+    <w:p>
+      <w:pPr>
+        <w:spacing w:after="120"/>
+      </w:pPr>
+      <w:r>
+        <w:rPr>
+          <w:i/>
+          <w:color w:val="888888"/>
+          <w:sz w:val="16"/>
+        </w:rPr>
+        <w:t>Edital de credenciamento para serviço técnico, relevante para profissionais da área de patentes.</w:t>
       </w:r>
     </w:p>
     <w:p/>
@@ -5406,7 +2793,7 @@
           <w:color w:val="4A4A4A"/>
           <w:sz w:val="18"/>
         </w:rPr>
-        <w:t>Secretaria de Prêmios e Apostas | Notícias - Nenhum resultado foi encontrado na janela temporal.</w:t>
+        <w:t>B3 | Ofícios e Comunicados - Todos os itens encontrados estão fora da janela temporal.</w:t>
       </w:r>
     </w:p>
     <w:p>
@@ -5418,7 +2805,79 @@
           <w:color w:val="4A4A4A"/>
           <w:sz w:val="18"/>
         </w:rPr>
-        <w:t>INPI | Notícias - Nenhuma publicação encontrada na janela temporal.</w:t>
+        <w:t>MME | Notícias - Todos os itens encontrados estão fora da janela temporal.</w:t>
+      </w:r>
+    </w:p>
+    <w:p>
+      <w:pPr>
+        <w:pStyle w:val="ListBullet"/>
+      </w:pPr>
+      <w:r>
+        <w:rPr>
+          <w:color w:val="4A4A4A"/>
+          <w:sz w:val="18"/>
+        </w:rPr>
+        <w:t>ONS | Notícias - Nenhum item encontrado na janela temporal.</w:t>
+      </w:r>
+    </w:p>
+    <w:p>
+      <w:pPr>
+        <w:pStyle w:val="ListBullet"/>
+      </w:pPr>
+      <w:r>
+        <w:rPr>
+          <w:color w:val="4A4A4A"/>
+          <w:sz w:val="18"/>
+        </w:rPr>
+        <w:t>ANEEL | Últimas Notícias - Todos os itens encontrados estão fora da janela temporal.</w:t>
+      </w:r>
+    </w:p>
+    <w:p>
+      <w:pPr>
+        <w:pStyle w:val="ListBullet"/>
+      </w:pPr>
+      <w:r>
+        <w:rPr>
+          <w:color w:val="4A4A4A"/>
+          <w:sz w:val="18"/>
+        </w:rPr>
+        <w:t>Secretaria de Prêmios e Apostas | Notícias - Nenhum resultado foi encontrado na janela temporal.</w:t>
+      </w:r>
+    </w:p>
+    <w:p>
+      <w:pPr>
+        <w:pStyle w:val="ListBullet"/>
+      </w:pPr>
+      <w:r>
+        <w:rPr>
+          <w:color w:val="4A4A4A"/>
+          <w:sz w:val="18"/>
+        </w:rPr>
+        <w:t>Ministério da Agricultura | Notícias - Todos os itens encontrados estão fora da janela temporal.</w:t>
+      </w:r>
+    </w:p>
+    <w:p>
+      <w:pPr>
+        <w:pStyle w:val="ListBullet"/>
+      </w:pPr>
+      <w:r>
+        <w:rPr>
+          <w:color w:val="4A4A4A"/>
+          <w:sz w:val="18"/>
+        </w:rPr>
+        <w:t>ANM | Notícias - Todos os itens encontrados estão fora da janela temporal.</w:t>
+      </w:r>
+    </w:p>
+    <w:p>
+      <w:pPr>
+        <w:pStyle w:val="ListBullet"/>
+      </w:pPr>
+      <w:r>
+        <w:rPr>
+          <w:color w:val="4A4A4A"/>
+          <w:sz w:val="18"/>
+        </w:rPr>
+        <w:t>EPE | Notícias - Todos os itens encontrados estão fora da janela temporal.</w:t>
       </w:r>
     </w:p>
     <w:p>
@@ -5440,7 +2899,7 @@
           <w:color w:val="4A4A4A"/>
           <w:sz w:val="18"/>
         </w:rPr>
-        <w:t>Receita Federal | Normas - Página de busca, sem conteúdo direto ou resultados identificáveis na janela.</w:t>
+        <w:t>Receita Federal | Normas - Conteúdo da fonte é um formulário de busca, não listagem de normas recentes.</w:t>
       </w:r>
     </w:p>
     <w:p>
@@ -5465,18 +2924,6 @@
           <w:sz w:val="18"/>
         </w:rPr>
         <w:t>Ministério do Meio Ambiente | Notícias - Conteúdo restrito, requer autenticação para visualização.</w:t>
-      </w:r>
-    </w:p>
-    <w:p>
-      <w:pPr>
-        <w:pStyle w:val="ListBullet"/>
-      </w:pPr>
-      <w:r>
-        <w:rPr>
-          <w:color w:val="4A4A4A"/>
-          <w:sz w:val="18"/>
-        </w:rPr>
-        <w:t>SENACON | Notícias - Conteúdo restrito, requer autenticação para visualização.</w:t>
       </w:r>
     </w:p>
     <w:p>
@@ -5546,7 +2993,7 @@
           <w:color w:val="888888"/>
           <w:sz w:val="16"/>
         </w:rPr>
-        <w:t>Janela analisada: 2026-07-03T00:00 ate 2026-07-06T11:28</w:t>
+        <w:t>Janela analisada: 2026-07-06T00:00 ate 2026-07-07T10:22</w:t>
       </w:r>
     </w:p>
     <w:sectPr>

--- a/output/boletim.docx
+++ b/output/boletim.docx
@@ -52,7 +52,7 @@
                 <w:color w:val="FFFFFF"/>
                 <w:sz w:val="28"/>
               </w:rPr>
-              <w:t>7 de julho de 2026</w:t>
+              <w:t>8 de julho de 2026</w:t>
             </w:r>
           </w:p>
         </w:tc>
@@ -87,7 +87,7 @@
                 <w:color w:val="1A4D2E"/>
                 <w:sz w:val="56"/>
               </w:rPr>
-              <w:t>24</w:t>
+              <w:t>38</w:t>
             </w:r>
           </w:p>
         </w:tc>
@@ -106,7 +106,7 @@
                 <w:color w:val="C0392B"/>
                 <w:sz w:val="56"/>
               </w:rPr>
-              <w:t>8</w:t>
+              <w:t>14</w:t>
             </w:r>
           </w:p>
         </w:tc>
@@ -125,7 +125,7 @@
                 <w:color w:val="D68910"/>
                 <w:sz w:val="56"/>
               </w:rPr>
-              <w:t>11</w:t>
+              <w:t>14</w:t>
             </w:r>
           </w:p>
         </w:tc>
@@ -144,7 +144,7 @@
                 <w:color w:val="7F8C8D"/>
                 <w:sz w:val="56"/>
               </w:rPr>
-              <w:t>5</w:t>
+              <w:t>10</w:t>
             </w:r>
           </w:p>
         </w:tc>
@@ -293,7 +293,7 @@
                 <w:color w:val="1A4D2E"/>
                 <w:sz w:val="16"/>
               </w:rPr>
-              <w:t>PLANALTO | RESENHA DIARIA</w:t>
+              <w:t>BANCO CENTRAL | NORMAS</w:t>
             </w:r>
           </w:p>
           <w:p>
@@ -307,7 +307,7 @@
                   <w:u w:val="single"/>
                   <w:b/>
                 </w:rPr>
-                <w:t>Decreto nº 13.056, de 6.7.2026 - Altera o Decreto nº 12.301, de 9 de dezembro de 2024, que dispõe sobre a aprovação de diretrizes e de estratégias relativas à governança corporativa nas empresas estatais federais e à administração das participações societárias da União.</w:t>
+                <w:t>Comunicado n° 45.517, 8/7/2026</w:t>
               </w:r>
             </w:hyperlink>
           </w:p>
@@ -320,7 +320,7 @@
                 <w:color w:val="4A4A4A"/>
                 <w:sz w:val="18"/>
               </w:rPr>
-              <w:t>Altera decreto sobre diretrizes e estratégias de governança corporativa e administração de participações societárias em empresas estatais federais.</w:t>
+              <w:t>Divulga a Taxa Básica Financeira (TBF), o Redutor "R" e a Taxa Referencial (TR) relativos a 7 de julho de 2026.</w:t>
             </w:r>
           </w:p>
         </w:tc>
@@ -365,65 +365,7 @@
                   <w:u w:val="single"/>
                   <w:b/>
                 </w:rPr>
-                <w:t>Comunicado n° 45.511, 7/7/2026</w:t>
-              </w:r>
-            </w:hyperlink>
-          </w:p>
-          <w:p>
-            <w:pPr>
-              <w:spacing w:after="120"/>
-            </w:pPr>
-            <w:r>
-              <w:rPr>
-                <w:color w:val="4A4A4A"/>
-                <w:sz w:val="18"/>
-              </w:rPr>
-              <w:t>Divulga as Taxas Básicas Financeiras (TBF), os Redutores "R" e as Taxas Referenciais (TR) relativos a 4, 5 e 6 de julho de 2026.</w:t>
-            </w:r>
-          </w:p>
-        </w:tc>
-      </w:tr>
-    </w:tbl>
-    <w:tbl>
-      <w:tblPr>
-        <w:tblW w:type="auto" w:w="0"/>
-        <w:tblLayout w:type="fixed"/>
-        <w:tblLook w:firstColumn="1" w:firstRow="1" w:lastColumn="0" w:lastRow="0" w:noHBand="0" w:noVBand="1" w:val="04A0"/>
-      </w:tblPr>
-      <w:tblGrid>
-        <w:gridCol w:w="9638"/>
-      </w:tblGrid>
-      <w:tr>
-        <w:tc>
-          <w:tcPr>
-            <w:tcW w:type="dxa" w:w="9638"/>
-            <w:shd w:val="clear" w:color="auto" w:fill="F0F7F2"/>
-          </w:tcPr>
-          <w:p>
-            <w:pPr>
-              <w:spacing w:before="120" w:after="40"/>
-            </w:pPr>
-            <w:r>
-              <w:rPr>
-                <w:b/>
-                <w:color w:val="1A4D2E"/>
-                <w:sz w:val="16"/>
-              </w:rPr>
-              <w:t>BANCO CENTRAL | NORMAS</w:t>
-            </w:r>
-          </w:p>
-          <w:p>
-            <w:pPr>
-              <w:spacing w:after="40"/>
-            </w:pPr>
-            <w:hyperlink r:id="rId11">
-              <w:r>
-                <w:rPr>
-                  <w:color w:val="1A1A1A"/>
-                  <w:u w:val="single"/>
-                  <w:b/>
-                </w:rPr>
-                <w:t>Comunicado n° 45.510, 6/7/2026</w:t>
+                <w:t>Comunicado n° 45.516, 7/7/2026</w:t>
               </w:r>
             </w:hyperlink>
           </w:p>
@@ -474,14 +416,14 @@
             <w:pPr>
               <w:spacing w:after="40"/>
             </w:pPr>
-            <w:hyperlink r:id="rId12">
+            <w:hyperlink r:id="rId11">
               <w:r>
                 <w:rPr>
                   <w:color w:val="1A1A1A"/>
                   <w:u w:val="single"/>
                   <w:b/>
                 </w:rPr>
-                <w:t>Comunicado n° 45.507, 6/7/2026</w:t>
+                <w:t>Comunicado n° 45.515, 7/7/2026</w:t>
               </w:r>
             </w:hyperlink>
           </w:p>
@@ -494,7 +436,7 @@
                 <w:color w:val="4A4A4A"/>
                 <w:sz w:val="18"/>
               </w:rPr>
-              <w:t>Divulga a Taxa Básica Financeira (TBF), o Redutor "R" e a Taxa Referencial (TR) relativos a 3 de julho de 2026.</w:t>
+              <w:t>Divulga as condições de oferta pública para a realização de operações de swap para fins de rolagem do vencimento de 03/08/2026.</w:t>
             </w:r>
           </w:p>
         </w:tc>
@@ -525,7 +467,65 @@
                 <w:color w:val="1A4D2E"/>
                 <w:sz w:val="16"/>
               </w:rPr>
-              <w:t>MINISTÉRIO DA FAZENDA | NOTÍCIAS</w:t>
+              <w:t>BANCO CENTRAL | NORMAS</w:t>
+            </w:r>
+          </w:p>
+          <w:p>
+            <w:pPr>
+              <w:spacing w:after="40"/>
+            </w:pPr>
+            <w:hyperlink r:id="rId12">
+              <w:r>
+                <w:rPr>
+                  <w:color w:val="1A1A1A"/>
+                  <w:u w:val="single"/>
+                  <w:b/>
+                </w:rPr>
+                <w:t>Comunicado n° 45.514, 7/7/2026</w:t>
+              </w:r>
+            </w:hyperlink>
+          </w:p>
+          <w:p>
+            <w:pPr>
+              <w:spacing w:after="120"/>
+            </w:pPr>
+            <w:r>
+              <w:rPr>
+                <w:color w:val="4A4A4A"/>
+                <w:sz w:val="18"/>
+              </w:rPr>
+              <w:t>Divulga comunicado do Grupo de Ação Financeira contra a Lavagem de Dinheiro e o Financiamento do Terrorismo (GAFI/FATF).</w:t>
+            </w:r>
+          </w:p>
+        </w:tc>
+      </w:tr>
+    </w:tbl>
+    <w:tbl>
+      <w:tblPr>
+        <w:tblW w:type="auto" w:w="0"/>
+        <w:tblLayout w:type="fixed"/>
+        <w:tblLook w:firstColumn="1" w:firstRow="1" w:lastColumn="0" w:lastRow="0" w:noHBand="0" w:noVBand="1" w:val="04A0"/>
+      </w:tblPr>
+      <w:tblGrid>
+        <w:gridCol w:w="9638"/>
+      </w:tblGrid>
+      <w:tr>
+        <w:tc>
+          <w:tcPr>
+            <w:tcW w:type="dxa" w:w="9638"/>
+            <w:shd w:val="clear" w:color="auto" w:fill="F0F7F2"/>
+          </w:tcPr>
+          <w:p>
+            <w:pPr>
+              <w:spacing w:before="120" w:after="40"/>
+            </w:pPr>
+            <w:r>
+              <w:rPr>
+                <w:b/>
+                <w:color w:val="1A4D2E"/>
+                <w:sz w:val="16"/>
+              </w:rPr>
+              <w:t>BANCO CENTRAL | NORMAS</w:t>
             </w:r>
           </w:p>
           <w:p>
@@ -539,7 +539,7 @@
                   <w:u w:val="single"/>
                   <w:b/>
                 </w:rPr>
-                <w:t>Polícia Federal apura esquema de lavagem de dinheiro ligado a apostas ilegais</w:t>
+                <w:t>Comunicado n° 45.511, 7/7/2026</w:t>
               </w:r>
             </w:hyperlink>
           </w:p>
@@ -552,7 +552,7 @@
                 <w:color w:val="4A4A4A"/>
                 <w:sz w:val="18"/>
               </w:rPr>
-              <w:t>Informações da Secretaria de Prêmios e Apostas (SPA) auxiliam investigação da Polícia Federal sobre lavagem de dinheiro em apostas ilegais.</w:t>
+              <w:t>Divulga as Taxas Básicas Financeiras (TBF), os Redutores "R" e as Taxas Referenciais (TR) relativos a 4, 5 e 6 de julho de 2026.</w:t>
             </w:r>
           </w:p>
         </w:tc>
@@ -621,15 +621,15 @@
           <w:color w:val="1A1A1A"/>
           <w:sz w:val="22"/>
         </w:rPr>
-        <w:t xml:space="preserve">Decreto nº 13.056, de 6.7.2026 - Altera o Decreto nº 12.301, de 9 de dezembro de 2024, que dispõe sobre a aprovação de diretrizes e de estratégias relativas à governança corporativa nas empresas estatais federais e à administração das participações societárias da União.   </w:t>
+        <w:t xml:space="preserve">Lei nº 15.461, de 7.7.2026 - Confere o título de Capital Nacional da Maior Onda do Brasil ao Município de Jaguaruna, no Estado de Santa Catarina.   </w:t>
       </w:r>
       <w:r>
         <w:rPr>
           <w:b/>
-          <w:color w:val="C0392B"/>
+          <w:color w:val="7F8C8D"/>
           <w:sz w:val="16"/>
         </w:rPr>
-        <w:t>[ALTA]</w:t>
+        <w:t>[BAIXA]</w:t>
       </w:r>
     </w:p>
     <w:p>
@@ -641,7 +641,7 @@
           <w:color w:val="4A4A4A"/>
           <w:sz w:val="20"/>
         </w:rPr>
-        <w:t>Altera decreto sobre diretrizes e estratégias de governança corporativa e administração de participações societárias em empresas estatais federais.</w:t>
+        <w:t>Confere o título de Capital Nacional da Maior Onda do Brasil ao Município de Jaguaruna, no Estado de Santa Catarina.</w:t>
       </w:r>
     </w:p>
     <w:p>
@@ -661,9 +661,9 @@
           <w:color w:val="888888"/>
           <w:sz w:val="18"/>
         </w:rPr>
-        <w:t xml:space="preserve">2026-07-06   </w:t>
+        <w:t xml:space="preserve">2026-07-08   </w:t>
       </w:r>
-      <w:hyperlink r:id="rId9">
+      <w:hyperlink r:id="rId14">
         <w:r>
           <w:rPr>
             <w:color w:val="1A4D2E"/>
@@ -684,7 +684,7 @@
           <w:color w:val="888888"/>
           <w:sz w:val="16"/>
         </w:rPr>
-        <w:t>Legislação nova com impacto direto em governança corporativa de estatais federais.</w:t>
+        <w:t>Lei com caráter honorífico, sem impacto direto a clientes corporativos.</w:t>
       </w:r>
     </w:p>
     <w:p>
@@ -697,15 +697,15 @@
           <w:color w:val="1A1A1A"/>
           <w:sz w:val="22"/>
         </w:rPr>
-        <w:t xml:space="preserve">Lei nº 15.458, de 3.7.2026 - Abre crédito extraordinário em favor do Ministério da Integração e do Desenvolvimento Regional, no valor de R$ 266.512.000,00 (duzentos e sessenta e seis milhões quinhentos e doze mil reais), para os fins que especifica.   </w:t>
+        <w:t xml:space="preserve">Lei nº 15.460, de 7.7.2026 - Institui o Dia Nacional do Vinho, a ser comemorado no primeiro domingo do mês de junho.   </w:t>
       </w:r>
       <w:r>
         <w:rPr>
           <w:b/>
-          <w:color w:val="D68910"/>
+          <w:color w:val="7F8C8D"/>
           <w:sz w:val="16"/>
         </w:rPr>
-        <w:t>[MÉDIA]</w:t>
+        <w:t>[BAIXA]</w:t>
       </w:r>
     </w:p>
     <w:p>
@@ -717,7 +717,7 @@
           <w:color w:val="4A4A4A"/>
           <w:sz w:val="20"/>
         </w:rPr>
-        <w:t>Abre crédito extraordinário de R$ 266,5 milhões para o Ministério da Integração e do Desenvolvimento Regional.</w:t>
+        <w:t>Institui o Dia Nacional do Vinho, a ser comemorado no primeiro domingo do mês de junho.</w:t>
       </w:r>
     </w:p>
     <w:p>
@@ -737,9 +737,9 @@
           <w:color w:val="888888"/>
           <w:sz w:val="18"/>
         </w:rPr>
-        <w:t xml:space="preserve">2026-07-06   </w:t>
+        <w:t xml:space="preserve">2026-07-08   </w:t>
       </w:r>
-      <w:hyperlink r:id="rId14">
+      <w:hyperlink r:id="rId15">
         <w:r>
           <w:rPr>
             <w:color w:val="1A4D2E"/>
@@ -760,7 +760,7 @@
           <w:color w:val="888888"/>
           <w:sz w:val="16"/>
         </w:rPr>
-        <w:t>Abertura de crédito extraordinário com impacto orçamentário.</w:t>
+        <w:t>Lei com caráter comemorativo, sem impacto direto a clientes corporativos.</w:t>
       </w:r>
     </w:p>
     <w:p>
@@ -773,7 +773,7 @@
           <w:color w:val="1A1A1A"/>
           <w:sz w:val="22"/>
         </w:rPr>
-        <w:t xml:space="preserve">Decreto nº 13.055, de 3.7.2026 - Altera o Decreto nº 11.712, de 20 de setembro de 2023, que qualifica organizações militares da Marinha como Organizações Militares Prestadoras de Serviços, com autonomia de gestão.   </w:t>
+        <w:t xml:space="preserve">Lei nº 15.459, de 7.7.2026 - Altera a Lei nº 7.405, de 12 de novembro de 1985, para estabelecer a utilização do Símbolo Internacional de Acessibilidade.   </w:t>
       </w:r>
       <w:r>
         <w:rPr>
@@ -793,7 +793,7 @@
           <w:color w:val="4A4A4A"/>
           <w:sz w:val="20"/>
         </w:rPr>
-        <w:t>Altera decreto que qualifica organizações militares da Marinha como prestadoras de serviços com autonomia de gestão.</w:t>
+        <w:t>Altera a Lei nº 7.405, de 1985, para estabelecer a utilização do Símbolo Internacional de Acessibilidade.</w:t>
       </w:r>
     </w:p>
     <w:p>
@@ -813,9 +813,9 @@
           <w:color w:val="888888"/>
           <w:sz w:val="18"/>
         </w:rPr>
-        <w:t xml:space="preserve">2026-07-06   </w:t>
+        <w:t xml:space="preserve">2026-07-08   </w:t>
       </w:r>
-      <w:hyperlink r:id="rId15">
+      <w:hyperlink r:id="rId16">
         <w:r>
           <w:rPr>
             <w:color w:val="1A4D2E"/>
@@ -836,7 +836,311 @@
           <w:color w:val="888888"/>
           <w:sz w:val="16"/>
         </w:rPr>
-        <w:t>Alteração de decreto administrativo com impacto na gestão de organizações militares.</w:t>
+        <w:t>Alteração de lei que pode ter implicações para empresas em termos de acessibilidade e conformidade.</w:t>
+      </w:r>
+    </w:p>
+    <w:p>
+      <w:pPr>
+        <w:spacing w:before="160" w:after="40"/>
+      </w:pPr>
+      <w:r>
+        <w:rPr>
+          <w:b/>
+          <w:color w:val="1A1A1A"/>
+          <w:sz w:val="22"/>
+        </w:rPr>
+        <w:t xml:space="preserve">Decreto nº 13.060, de 7.7.2026 - Altera o Decreto nº 10.172, de 11 de dezembro de 2019, para alterar a composição do Conselho Fiscal do Serviço Autônomo Embratur – Agência Brasileira de Promoção Internacional do Turismo.   </w:t>
+      </w:r>
+      <w:r>
+        <w:rPr>
+          <w:b/>
+          <w:color w:val="7F8C8D"/>
+          <w:sz w:val="16"/>
+        </w:rPr>
+        <w:t>[BAIXA]</w:t>
+      </w:r>
+    </w:p>
+    <w:p>
+      <w:pPr>
+        <w:spacing w:after="40"/>
+      </w:pPr>
+      <w:r>
+        <w:rPr>
+          <w:color w:val="4A4A4A"/>
+          <w:sz w:val="20"/>
+        </w:rPr>
+        <w:t>Altera a composição do Conselho Fiscal do Serviço Autônomo Embratur – Agência Brasileira de Promoção Internacional do Turismo.</w:t>
+      </w:r>
+    </w:p>
+    <w:p>
+      <w:pPr>
+        <w:spacing w:after="40"/>
+      </w:pPr>
+      <w:r>
+        <w:rPr>
+          <w:b/>
+          <w:color w:val="888888"/>
+          <w:sz w:val="18"/>
+        </w:rPr>
+        <w:t xml:space="preserve">Publicado: </w:t>
+      </w:r>
+      <w:r>
+        <w:rPr>
+          <w:color w:val="888888"/>
+          <w:sz w:val="18"/>
+        </w:rPr>
+        <w:t xml:space="preserve">2026-07-08   </w:t>
+      </w:r>
+      <w:hyperlink r:id="rId17">
+        <w:r>
+          <w:rPr>
+            <w:color w:val="1A4D2E"/>
+            <w:u w:val="single"/>
+            <w:b/>
+          </w:rPr>
+          <w:t>Acessar materia</w:t>
+        </w:r>
+      </w:hyperlink>
+    </w:p>
+    <w:p>
+      <w:pPr>
+        <w:spacing w:after="120"/>
+      </w:pPr>
+      <w:r>
+        <w:rPr>
+          <w:i/>
+          <w:color w:val="888888"/>
+          <w:sz w:val="16"/>
+        </w:rPr>
+        <w:t>Alteração administrativa interna de órgão público, com baixo impacto corporativo direto.</w:t>
+      </w:r>
+    </w:p>
+    <w:p>
+      <w:pPr>
+        <w:spacing w:before="160" w:after="40"/>
+      </w:pPr>
+      <w:r>
+        <w:rPr>
+          <w:b/>
+          <w:color w:val="1A1A1A"/>
+          <w:sz w:val="22"/>
+        </w:rPr>
+        <w:t xml:space="preserve">Decreto nº 13.059, de 7.7.2026 - Remaneja, em caráter temporário, cargo em comissão e funções de confiança para o Ministério das Relações Exteriores.   </w:t>
+      </w:r>
+      <w:r>
+        <w:rPr>
+          <w:b/>
+          <w:color w:val="7F8C8D"/>
+          <w:sz w:val="16"/>
+        </w:rPr>
+        <w:t>[BAIXA]</w:t>
+      </w:r>
+    </w:p>
+    <w:p>
+      <w:pPr>
+        <w:spacing w:after="40"/>
+      </w:pPr>
+      <w:r>
+        <w:rPr>
+          <w:color w:val="4A4A4A"/>
+          <w:sz w:val="20"/>
+        </w:rPr>
+        <w:t>Remaneja, em caráter temporário, cargo em comissão e funções de confiança para o Ministério das Relações Exteriores.</w:t>
+      </w:r>
+    </w:p>
+    <w:p>
+      <w:pPr>
+        <w:spacing w:after="40"/>
+      </w:pPr>
+      <w:r>
+        <w:rPr>
+          <w:b/>
+          <w:color w:val="888888"/>
+          <w:sz w:val="18"/>
+        </w:rPr>
+        <w:t xml:space="preserve">Publicado: </w:t>
+      </w:r>
+      <w:r>
+        <w:rPr>
+          <w:color w:val="888888"/>
+          <w:sz w:val="18"/>
+        </w:rPr>
+        <w:t xml:space="preserve">2026-07-08   </w:t>
+      </w:r>
+      <w:hyperlink r:id="rId18">
+        <w:r>
+          <w:rPr>
+            <w:color w:val="1A4D2E"/>
+            <w:u w:val="single"/>
+            <w:b/>
+          </w:rPr>
+          <w:t>Acessar materia</w:t>
+        </w:r>
+      </w:hyperlink>
+    </w:p>
+    <w:p>
+      <w:pPr>
+        <w:spacing w:after="120"/>
+      </w:pPr>
+      <w:r>
+        <w:rPr>
+          <w:i/>
+          <w:color w:val="888888"/>
+          <w:sz w:val="16"/>
+        </w:rPr>
+        <w:t>Alteração administrativa interna de órgão público, com baixo impacto corporativo direto.</w:t>
+      </w:r>
+    </w:p>
+    <w:p>
+      <w:pPr>
+        <w:spacing w:before="160" w:after="40"/>
+      </w:pPr>
+      <w:r>
+        <w:rPr>
+          <w:b/>
+          <w:color w:val="1A1A1A"/>
+          <w:sz w:val="22"/>
+        </w:rPr>
+        <w:t xml:space="preserve">Decreto nº 13.058, de 7.7.2026 - Altera o Decreto nº 11.198, de 15 de setembro de 2022, que aprova a Estrutura Regimental e o Quadro Demonstrativo dos Cargos em Comissão e das Funções de Confiança do Departamento Nacional de Obras Contra as Secas, e remaneja e transforma cargos em comissão e funções de confiança.   </w:t>
+      </w:r>
+      <w:r>
+        <w:rPr>
+          <w:b/>
+          <w:color w:val="7F8C8D"/>
+          <w:sz w:val="16"/>
+        </w:rPr>
+        <w:t>[BAIXA]</w:t>
+      </w:r>
+    </w:p>
+    <w:p>
+      <w:pPr>
+        <w:spacing w:after="40"/>
+      </w:pPr>
+      <w:r>
+        <w:rPr>
+          <w:color w:val="4A4A4A"/>
+          <w:sz w:val="20"/>
+        </w:rPr>
+        <w:t>Altera a Estrutura Regimental e o Quadro Demonstrativo de Cargos e Funções do Departamento Nacional de Obras Contra as Secas (DNOCS).</w:t>
+      </w:r>
+    </w:p>
+    <w:p>
+      <w:pPr>
+        <w:spacing w:after="40"/>
+      </w:pPr>
+      <w:r>
+        <w:rPr>
+          <w:b/>
+          <w:color w:val="888888"/>
+          <w:sz w:val="18"/>
+        </w:rPr>
+        <w:t xml:space="preserve">Publicado: </w:t>
+      </w:r>
+      <w:r>
+        <w:rPr>
+          <w:color w:val="888888"/>
+          <w:sz w:val="18"/>
+        </w:rPr>
+        <w:t xml:space="preserve">2026-07-08   </w:t>
+      </w:r>
+      <w:hyperlink r:id="rId19">
+        <w:r>
+          <w:rPr>
+            <w:color w:val="1A4D2E"/>
+            <w:u w:val="single"/>
+            <w:b/>
+          </w:rPr>
+          <w:t>Acessar materia</w:t>
+        </w:r>
+      </w:hyperlink>
+    </w:p>
+    <w:p>
+      <w:pPr>
+        <w:spacing w:after="120"/>
+      </w:pPr>
+      <w:r>
+        <w:rPr>
+          <w:i/>
+          <w:color w:val="888888"/>
+          <w:sz w:val="16"/>
+        </w:rPr>
+        <w:t>Alteração administrativa interna de órgão público, com baixo impacto corporativo direto.</w:t>
+      </w:r>
+    </w:p>
+    <w:p>
+      <w:pPr>
+        <w:spacing w:before="160" w:after="40"/>
+      </w:pPr>
+      <w:r>
+        <w:rPr>
+          <w:b/>
+          <w:color w:val="1A1A1A"/>
+          <w:sz w:val="22"/>
+        </w:rPr>
+        <w:t xml:space="preserve">Decreto nº 13.057, de 7.7.2026 - Altera o Decreto nº 2.338, de 7 de outubro de 1997, que aprova o Regulamento da Agência Nacional de Telecomunicações, e remaneja e transforma cargos em comissão e funções de confiança.   </w:t>
+      </w:r>
+      <w:r>
+        <w:rPr>
+          <w:b/>
+          <w:color w:val="D68910"/>
+          <w:sz w:val="16"/>
+        </w:rPr>
+        <w:t>[MÉDIA]</w:t>
+      </w:r>
+    </w:p>
+    <w:p>
+      <w:pPr>
+        <w:spacing w:after="40"/>
+      </w:pPr>
+      <w:r>
+        <w:rPr>
+          <w:color w:val="4A4A4A"/>
+          <w:sz w:val="20"/>
+        </w:rPr>
+        <w:t>Altera o Regulamento da Agência Nacional de Telecomunicações (ANATEL) e remaneja cargos e funções de confiança.</w:t>
+      </w:r>
+    </w:p>
+    <w:p>
+      <w:pPr>
+        <w:spacing w:after="40"/>
+      </w:pPr>
+      <w:r>
+        <w:rPr>
+          <w:b/>
+          <w:color w:val="888888"/>
+          <w:sz w:val="18"/>
+        </w:rPr>
+        <w:t xml:space="preserve">Publicado: </w:t>
+      </w:r>
+      <w:r>
+        <w:rPr>
+          <w:color w:val="888888"/>
+          <w:sz w:val="18"/>
+        </w:rPr>
+        <w:t xml:space="preserve">2026-07-08   </w:t>
+      </w:r>
+      <w:hyperlink r:id="rId20">
+        <w:r>
+          <w:rPr>
+            <w:color w:val="1A4D2E"/>
+            <w:u w:val="single"/>
+            <w:b/>
+          </w:rPr>
+          <w:t>Acessar materia</w:t>
+        </w:r>
+      </w:hyperlink>
+    </w:p>
+    <w:p>
+      <w:pPr>
+        <w:spacing w:after="120"/>
+      </w:pPr>
+      <w:r>
+        <w:rPr>
+          <w:i/>
+          <w:color w:val="888888"/>
+          <w:sz w:val="16"/>
+        </w:rPr>
+        <w:t>Alteração no regulamento de uma agência reguladora, podendo ter impacto setorial.</w:t>
       </w:r>
     </w:p>
     <w:p/>
@@ -902,6 +1206,310 @@
           <w:color w:val="1A1A1A"/>
           <w:sz w:val="22"/>
         </w:rPr>
+        <w:t xml:space="preserve">Comunicado n° 45.517, 8/7/2026   </w:t>
+      </w:r>
+      <w:r>
+        <w:rPr>
+          <w:b/>
+          <w:color w:val="C0392B"/>
+          <w:sz w:val="16"/>
+        </w:rPr>
+        <w:t>[ALTA]</w:t>
+      </w:r>
+    </w:p>
+    <w:p>
+      <w:pPr>
+        <w:spacing w:after="40"/>
+      </w:pPr>
+      <w:r>
+        <w:rPr>
+          <w:color w:val="4A4A4A"/>
+          <w:sz w:val="20"/>
+        </w:rPr>
+        <w:t>Divulga a Taxa Básica Financeira (TBF), o Redutor "R" e a Taxa Referencial (TR) relativos a 7 de julho de 2026.</w:t>
+      </w:r>
+    </w:p>
+    <w:p>
+      <w:pPr>
+        <w:spacing w:after="40"/>
+      </w:pPr>
+      <w:r>
+        <w:rPr>
+          <w:b/>
+          <w:color w:val="888888"/>
+          <w:sz w:val="18"/>
+        </w:rPr>
+        <w:t xml:space="preserve">Publicado: </w:t>
+      </w:r>
+      <w:r>
+        <w:rPr>
+          <w:color w:val="888888"/>
+          <w:sz w:val="18"/>
+        </w:rPr>
+        <w:t xml:space="preserve">2026-07-08T09:01   </w:t>
+      </w:r>
+      <w:hyperlink r:id="rId9">
+        <w:r>
+          <w:rPr>
+            <w:color w:val="1A4D2E"/>
+            <w:u w:val="single"/>
+            <w:b/>
+          </w:rPr>
+          <w:t>Acessar materia</w:t>
+        </w:r>
+      </w:hyperlink>
+    </w:p>
+    <w:p>
+      <w:pPr>
+        <w:spacing w:after="120"/>
+      </w:pPr>
+      <w:r>
+        <w:rPr>
+          <w:i/>
+          <w:color w:val="888888"/>
+          <w:sz w:val="16"/>
+        </w:rPr>
+        <w:t>Divulgação de taxas financeiras de referência, crucial para o mercado financeiro.</w:t>
+      </w:r>
+    </w:p>
+    <w:p>
+      <w:pPr>
+        <w:spacing w:before="160" w:after="40"/>
+      </w:pPr>
+      <w:r>
+        <w:rPr>
+          <w:b/>
+          <w:color w:val="1A1A1A"/>
+          <w:sz w:val="22"/>
+        </w:rPr>
+        <w:t xml:space="preserve">Comunicado n° 45.516, 7/7/2026   </w:t>
+      </w:r>
+      <w:r>
+        <w:rPr>
+          <w:b/>
+          <w:color w:val="C0392B"/>
+          <w:sz w:val="16"/>
+        </w:rPr>
+        <w:t>[ALTA]</w:t>
+      </w:r>
+    </w:p>
+    <w:p>
+      <w:pPr>
+        <w:spacing w:after="40"/>
+      </w:pPr>
+      <w:r>
+        <w:rPr>
+          <w:color w:val="4A4A4A"/>
+          <w:sz w:val="20"/>
+        </w:rPr>
+        <w:t>Divulga condições para a realização de operações compromissadas com instituições financeiras participantes do módulo Oferta Pública (Ofpub).</w:t>
+      </w:r>
+    </w:p>
+    <w:p>
+      <w:pPr>
+        <w:spacing w:after="40"/>
+      </w:pPr>
+      <w:r>
+        <w:rPr>
+          <w:b/>
+          <w:color w:val="888888"/>
+          <w:sz w:val="18"/>
+        </w:rPr>
+        <w:t xml:space="preserve">Publicado: </w:t>
+      </w:r>
+      <w:r>
+        <w:rPr>
+          <w:color w:val="888888"/>
+          <w:sz w:val="18"/>
+        </w:rPr>
+        <w:t xml:space="preserve">2026-07-07T18:30   </w:t>
+      </w:r>
+      <w:hyperlink r:id="rId10">
+        <w:r>
+          <w:rPr>
+            <w:color w:val="1A4D2E"/>
+            <w:u w:val="single"/>
+            <w:b/>
+          </w:rPr>
+          <w:t>Acessar materia</w:t>
+        </w:r>
+      </w:hyperlink>
+    </w:p>
+    <w:p>
+      <w:pPr>
+        <w:spacing w:after="120"/>
+      </w:pPr>
+      <w:r>
+        <w:rPr>
+          <w:i/>
+          <w:color w:val="888888"/>
+          <w:sz w:val="16"/>
+        </w:rPr>
+        <w:t>Impacto direto em operações de instituições financeiras no mercado.</w:t>
+      </w:r>
+    </w:p>
+    <w:p>
+      <w:pPr>
+        <w:spacing w:before="160" w:after="40"/>
+      </w:pPr>
+      <w:r>
+        <w:rPr>
+          <w:b/>
+          <w:color w:val="1A1A1A"/>
+          <w:sz w:val="22"/>
+        </w:rPr>
+        <w:t xml:space="preserve">Comunicado n° 45.515, 7/7/2026   </w:t>
+      </w:r>
+      <w:r>
+        <w:rPr>
+          <w:b/>
+          <w:color w:val="C0392B"/>
+          <w:sz w:val="16"/>
+        </w:rPr>
+        <w:t>[ALTA]</w:t>
+      </w:r>
+    </w:p>
+    <w:p>
+      <w:pPr>
+        <w:spacing w:after="40"/>
+      </w:pPr>
+      <w:r>
+        <w:rPr>
+          <w:color w:val="4A4A4A"/>
+          <w:sz w:val="20"/>
+        </w:rPr>
+        <w:t>Divulga as condições de oferta pública para a realização de operações de swap para fins de rolagem do vencimento de 03/08/2026.</w:t>
+      </w:r>
+    </w:p>
+    <w:p>
+      <w:pPr>
+        <w:spacing w:after="40"/>
+      </w:pPr>
+      <w:r>
+        <w:rPr>
+          <w:b/>
+          <w:color w:val="888888"/>
+          <w:sz w:val="18"/>
+        </w:rPr>
+        <w:t xml:space="preserve">Publicado: </w:t>
+      </w:r>
+      <w:r>
+        <w:rPr>
+          <w:color w:val="888888"/>
+          <w:sz w:val="18"/>
+        </w:rPr>
+        <w:t xml:space="preserve">2026-07-07T18:30   </w:t>
+      </w:r>
+      <w:hyperlink r:id="rId11">
+        <w:r>
+          <w:rPr>
+            <w:color w:val="1A4D2E"/>
+            <w:u w:val="single"/>
+            <w:b/>
+          </w:rPr>
+          <w:t>Acessar materia</w:t>
+        </w:r>
+      </w:hyperlink>
+    </w:p>
+    <w:p>
+      <w:pPr>
+        <w:spacing w:after="120"/>
+      </w:pPr>
+      <w:r>
+        <w:rPr>
+          <w:i/>
+          <w:color w:val="888888"/>
+          <w:sz w:val="16"/>
+        </w:rPr>
+        <w:t>Impacto direto em operações de mercado financeiro, como swaps.</w:t>
+      </w:r>
+    </w:p>
+    <w:p>
+      <w:pPr>
+        <w:spacing w:before="160" w:after="40"/>
+      </w:pPr>
+      <w:r>
+        <w:rPr>
+          <w:b/>
+          <w:color w:val="1A1A1A"/>
+          <w:sz w:val="22"/>
+        </w:rPr>
+        <w:t xml:space="preserve">Comunicado n° 45.514, 7/7/2026   </w:t>
+      </w:r>
+      <w:r>
+        <w:rPr>
+          <w:b/>
+          <w:color w:val="C0392B"/>
+          <w:sz w:val="16"/>
+        </w:rPr>
+        <w:t>[ALTA]</w:t>
+      </w:r>
+    </w:p>
+    <w:p>
+      <w:pPr>
+        <w:spacing w:after="40"/>
+      </w:pPr>
+      <w:r>
+        <w:rPr>
+          <w:color w:val="4A4A4A"/>
+          <w:sz w:val="20"/>
+        </w:rPr>
+        <w:t>Divulga comunicado do Grupo de Ação Financeira contra a Lavagem de Dinheiro e o Financiamento do Terrorismo (GAFI/FATF).</w:t>
+      </w:r>
+    </w:p>
+    <w:p>
+      <w:pPr>
+        <w:spacing w:after="40"/>
+      </w:pPr>
+      <w:r>
+        <w:rPr>
+          <w:b/>
+          <w:color w:val="888888"/>
+          <w:sz w:val="18"/>
+        </w:rPr>
+        <w:t xml:space="preserve">Publicado: </w:t>
+      </w:r>
+      <w:r>
+        <w:rPr>
+          <w:color w:val="888888"/>
+          <w:sz w:val="18"/>
+        </w:rPr>
+        <w:t xml:space="preserve">2026-07-07T15:28   </w:t>
+      </w:r>
+      <w:hyperlink r:id="rId12">
+        <w:r>
+          <w:rPr>
+            <w:color w:val="1A4D2E"/>
+            <w:u w:val="single"/>
+            <w:b/>
+          </w:rPr>
+          <w:t>Acessar materia</w:t>
+        </w:r>
+      </w:hyperlink>
+    </w:p>
+    <w:p>
+      <w:pPr>
+        <w:spacing w:after="120"/>
+      </w:pPr>
+      <w:r>
+        <w:rPr>
+          <w:i/>
+          <w:color w:val="888888"/>
+          <w:sz w:val="16"/>
+        </w:rPr>
+        <w:t>Norma regulatória internacional com impacto em compliance de instituições financeiras.</w:t>
+      </w:r>
+    </w:p>
+    <w:p>
+      <w:pPr>
+        <w:spacing w:before="160" w:after="40"/>
+      </w:pPr>
+      <w:r>
+        <w:rPr>
+          <w:b/>
+          <w:color w:val="1A1A1A"/>
+          <w:sz w:val="22"/>
+        </w:rPr>
         <w:t xml:space="preserve">Comunicado n° 45.513, 7/7/2026   </w:t>
       </w:r>
       <w:r>
@@ -922,7 +1530,7 @@
           <w:color w:val="4A4A4A"/>
           <w:sz w:val="20"/>
         </w:rPr>
-        <w:t>Divulga nomes de pessoas eleitas ou nomeadas para cargos de administração em instituições autorizadas a funcionar, para recebimento de objeções.</w:t>
+        <w:t>Divulga nomes de pessoas eleitas ou nomeadas para cargos de administração em instituições autorizadas a funcionar, para fins de objeções.</w:t>
       </w:r>
     </w:p>
     <w:p>
@@ -944,7 +1552,7 @@
         </w:rPr>
         <w:t xml:space="preserve">2026-07-07T09:32   </w:t>
       </w:r>
-      <w:hyperlink r:id="rId16">
+      <w:hyperlink r:id="rId21">
         <w:r>
           <w:rPr>
             <w:color w:val="1A4D2E"/>
@@ -965,7 +1573,7 @@
           <w:color w:val="888888"/>
           <w:sz w:val="16"/>
         </w:rPr>
-        <w:t>Comunicado administrativo sobre nomeações em instituições financeiras.</w:t>
+        <w:t>Atualização administrativa relevante para o setor financeiro.</w:t>
       </w:r>
     </w:p>
     <w:p>
@@ -998,7 +1606,7 @@
           <w:color w:val="4A4A4A"/>
           <w:sz w:val="20"/>
         </w:rPr>
-        <w:t>Divulga nomes aprovados para cargos em órgãos estatutários ou contratuais de sociedades autorizadas a funcionar pelo Banco Central do Brasil.</w:t>
+        <w:t>Divulga nome aprovado de pessoas eleitas/nomeadas para cargos de órgãos estatutários ou contratuais de sociedades autorizadas a funcionar pelo Banco Central.</w:t>
       </w:r>
     </w:p>
     <w:p>
@@ -1020,7 +1628,7 @@
         </w:rPr>
         <w:t xml:space="preserve">2026-07-07T09:30   </w:t>
       </w:r>
-      <w:hyperlink r:id="rId17">
+      <w:hyperlink r:id="rId22">
         <w:r>
           <w:rPr>
             <w:color w:val="1A4D2E"/>
@@ -1041,7 +1649,7 @@
           <w:color w:val="888888"/>
           <w:sz w:val="16"/>
         </w:rPr>
-        <w:t>Comunicado administrativo sobre aprovação de nomes em instituições financeiras.</w:t>
+        <w:t>Atualização administrativa relevante para o setor financeiro.</w:t>
       </w:r>
     </w:p>
     <w:p>
@@ -1096,7 +1704,7 @@
         </w:rPr>
         <w:t xml:space="preserve">2026-07-07T09:06   </w:t>
       </w:r>
-      <w:hyperlink r:id="rId10">
+      <w:hyperlink r:id="rId13">
         <w:r>
           <w:rPr>
             <w:color w:val="1A4D2E"/>
@@ -1117,8 +1725,29 @@
           <w:color w:val="888888"/>
           <w:sz w:val="16"/>
         </w:rPr>
-        <w:t>Divulgação de taxas financeiras de referência com impacto no mercado.</w:t>
+        <w:t>Divulgação de taxas financeiras de referência, crucial para o mercado financeiro.</w:t>
       </w:r>
+    </w:p>
+    <w:p>
+      <w:pPr>
+        <w:spacing w:before="240" w:after="80"/>
+      </w:pPr>
+      <w:r>
+        <w:rPr>
+          <w:b/>
+          <w:color w:val="1A4D2E"/>
+          <w:sz w:val="20"/>
+        </w:rPr>
+        <w:t>CVM | NOTÍCIAS</w:t>
+      </w:r>
+    </w:p>
+    <w:p>
+      <w:pPr>
+        <w:spacing w:before="0" w:after="40"/>
+        <w:pBdr>
+          <w:bottom w:val="single" w:sz="8" w:space="1" w:color="1A4D2E"/>
+        </w:pBdr>
+      </w:pPr>
     </w:p>
     <w:p>
       <w:pPr>
@@ -1130,15 +1759,15 @@
           <w:color w:val="1A1A1A"/>
           <w:sz w:val="22"/>
         </w:rPr>
-        <w:t xml:space="preserve">Comunicado n° 45.510, 6/7/2026   </w:t>
+        <w:t xml:space="preserve">Até 14/7, participe da pesquisa do TCU sobre Termo de Compromisso   </w:t>
       </w:r>
       <w:r>
         <w:rPr>
           <w:b/>
-          <w:color w:val="C0392B"/>
+          <w:color w:val="D68910"/>
           <w:sz w:val="16"/>
         </w:rPr>
-        <w:t>[ALTA]</w:t>
+        <w:t>[MÉDIA]</w:t>
       </w:r>
     </w:p>
     <w:p>
@@ -1150,7 +1779,7 @@
           <w:color w:val="4A4A4A"/>
           <w:sz w:val="20"/>
         </w:rPr>
-        <w:t>Divulga condições para a realização de operações compromissadas com instituições financeiras participantes do módulo Oferta Pública (Ofpub).</w:t>
+        <w:t>Consulta pública do TCU sobre Termo de Compromisso no âmbito de auditoria operacional sobre a governança da CVM.</w:t>
       </w:r>
     </w:p>
     <w:p>
@@ -1170,9 +1799,9 @@
           <w:color w:val="888888"/>
           <w:sz w:val="18"/>
         </w:rPr>
-        <w:t xml:space="preserve">2026-07-06T18:30   </w:t>
+        <w:t xml:space="preserve">2026-07-07   </w:t>
       </w:r>
-      <w:hyperlink r:id="rId11">
+      <w:hyperlink r:id="rId23">
         <w:r>
           <w:rPr>
             <w:color w:val="1A4D2E"/>
@@ -1193,7 +1822,7 @@
           <w:color w:val="888888"/>
           <w:sz w:val="16"/>
         </w:rPr>
-        <w:t>Normativa sobre operações financeiras no mercado, impactando instituições financeiras.</w:t>
+        <w:t>Pesquisa sobre governança de órgão regulador, podendo influenciar futuras práticas.</w:t>
       </w:r>
     </w:p>
     <w:p>
@@ -1206,15 +1835,15 @@
           <w:color w:val="1A1A1A"/>
           <w:sz w:val="22"/>
         </w:rPr>
-        <w:t xml:space="preserve">Comunicado n° 45.509, 6/7/2026   </w:t>
+        <w:t xml:space="preserve">Colegiado da CVM aprova acordo de cooperação com ANBIMA   </w:t>
       </w:r>
       <w:r>
         <w:rPr>
           <w:b/>
-          <w:color w:val="D68910"/>
+          <w:color w:val="C0392B"/>
           <w:sz w:val="16"/>
         </w:rPr>
-        <w:t>[MÉDIA]</w:t>
+        <w:t>[ALTA]</w:t>
       </w:r>
     </w:p>
     <w:p>
@@ -1226,7 +1855,7 @@
           <w:color w:val="4A4A4A"/>
           <w:sz w:val="20"/>
         </w:rPr>
-        <w:t>Divulga nomes de pessoas eleitas ou nomeadas para cargos de administração em instituições autorizadas a funcionar, para recebimento de objeções.</w:t>
+        <w:t>CVM e ANBIMA aprovam parceria para manutenção evolutiva do sistema de registro de ofertas públicas.</w:t>
       </w:r>
     </w:p>
     <w:p>
@@ -1246,9 +1875,9 @@
           <w:color w:val="888888"/>
           <w:sz w:val="18"/>
         </w:rPr>
-        <w:t xml:space="preserve">2026-07-06T10:07   </w:t>
+        <w:t xml:space="preserve">2026-07-07   </w:t>
       </w:r>
-      <w:hyperlink r:id="rId18">
+      <w:hyperlink r:id="rId24">
         <w:r>
           <w:rPr>
             <w:color w:val="1A4D2E"/>
@@ -1269,8 +1898,29 @@
           <w:color w:val="888888"/>
           <w:sz w:val="16"/>
         </w:rPr>
-        <w:t>Comunicado administrativo sobre nomeações em instituições financeiras.</w:t>
+        <w:t>Acordo entre órgãos reguladores que afeta diretamente o funcionamento e a eficiência do mercado de capitais.</w:t>
       </w:r>
+    </w:p>
+    <w:p>
+      <w:pPr>
+        <w:spacing w:before="240" w:after="80"/>
+      </w:pPr>
+      <w:r>
+        <w:rPr>
+          <w:b/>
+          <w:color w:val="1A4D2E"/>
+          <w:sz w:val="20"/>
+        </w:rPr>
+        <w:t>B3 | OFÍCIOS E COMUNICADOS</w:t>
+      </w:r>
+    </w:p>
+    <w:p>
+      <w:pPr>
+        <w:spacing w:before="0" w:after="40"/>
+        <w:pBdr>
+          <w:bottom w:val="single" w:sz="8" w:space="1" w:color="1A4D2E"/>
+        </w:pBdr>
+      </w:pPr>
     </w:p>
     <w:p>
       <w:pPr>
@@ -1282,15 +1932,15 @@
           <w:color w:val="1A1A1A"/>
           <w:sz w:val="22"/>
         </w:rPr>
-        <w:t xml:space="preserve">Comunicado n° 45.508, 6/7/2026   </w:t>
+        <w:t xml:space="preserve">042-2026-VNC-Ofício Circular - Postergação do aprimoramento da funcionalidade de sincronização dos leilões de pré-abertura, regulares e de fechamento dos Contratos Futuros de Dólar (DOL/WDO), Futuros de Ibovespa (IND/WIN) e Futuros de S&amp;P 500 (ISP/WSP)   </w:t>
       </w:r>
       <w:r>
         <w:rPr>
           <w:b/>
-          <w:color w:val="D68910"/>
+          <w:color w:val="C0392B"/>
           <w:sz w:val="16"/>
         </w:rPr>
-        <w:t>[MÉDIA]</w:t>
+        <w:t>[ALTA]</w:t>
       </w:r>
     </w:p>
     <w:p>
@@ -1302,7 +1952,7 @@
           <w:color w:val="4A4A4A"/>
           <w:sz w:val="20"/>
         </w:rPr>
-        <w:t>Divulga nomes aprovados de pessoas eleitas/nomeadas para cargos de órgãos estatutários ou contratuais de sociedades autorizadas a funcionar pelo Banco Central do Brasil.</w:t>
+        <w:t>Postergação do aprimoramento da funcionalidade de sincronização dos leilões de contratos futuros de Dólar, Ibovespa e S&amp;P 500 na B3.</w:t>
       </w:r>
     </w:p>
     <w:p>
@@ -1322,9 +1972,9 @@
           <w:color w:val="888888"/>
           <w:sz w:val="18"/>
         </w:rPr>
-        <w:t xml:space="preserve">2026-07-06T10:06   </w:t>
+        <w:t xml:space="preserve">2026-07-07   </w:t>
       </w:r>
-      <w:hyperlink r:id="rId19">
+      <w:hyperlink r:id="rId25">
         <w:r>
           <w:rPr>
             <w:color w:val="1A4D2E"/>
@@ -1345,7 +1995,7 @@
           <w:color w:val="888888"/>
           <w:sz w:val="16"/>
         </w:rPr>
-        <w:t>Comunicado administrativo sobre aprovação de nomes em instituições financeiras.</w:t>
+        <w:t>Impacto operacional direto para participantes do mercado financeiro, afetando negociações de contratos futuros.</w:t>
       </w:r>
     </w:p>
     <w:p>
@@ -1358,7 +2008,7 @@
           <w:color w:val="1A1A1A"/>
           <w:sz w:val="22"/>
         </w:rPr>
-        <w:t xml:space="preserve">Comunicado n° 45.507, 6/7/2026   </w:t>
+        <w:t xml:space="preserve">036-2026-VPC-Ofício Circular - Soluções de Grandes Lotes - Inclusão de Fundos de Investimentos em Índices (ETFs) de renda variável   </w:t>
       </w:r>
       <w:r>
         <w:rPr>
@@ -1378,7 +2028,7 @@
           <w:color w:val="4A4A4A"/>
           <w:sz w:val="20"/>
         </w:rPr>
-        <w:t>Divulga a Taxa Básica Financeira (TBF), o Redutor "R" e a Taxa Referencial (TR) relativos a 3 de julho de 2026.</w:t>
+        <w:t>A partir de 27/07/2026, será permitida a negociação de ETFs de renda variável nas Soluções de Grandes Lotes da B3.</w:t>
       </w:r>
     </w:p>
     <w:p>
@@ -1398,9 +2048,9 @@
           <w:color w:val="888888"/>
           <w:sz w:val="18"/>
         </w:rPr>
-        <w:t xml:space="preserve">2026-07-06T09:01   </w:t>
+        <w:t xml:space="preserve">2026-07-07   </w:t>
       </w:r>
-      <w:hyperlink r:id="rId12">
+      <w:hyperlink r:id="rId26">
         <w:r>
           <w:rPr>
             <w:color w:val="1A4D2E"/>
@@ -1421,29 +2071,8 @@
           <w:color w:val="888888"/>
           <w:sz w:val="16"/>
         </w:rPr>
-        <w:t>Divulgação de taxas financeiras de referência com impacto no mercado.</w:t>
+        <w:t>Expansão de produtos e funcionalidades no mercado de capitais, relevante para investidores e gestores de fundos.</w:t>
       </w:r>
-    </w:p>
-    <w:p>
-      <w:pPr>
-        <w:spacing w:before="240" w:after="80"/>
-      </w:pPr>
-      <w:r>
-        <w:rPr>
-          <w:b/>
-          <w:color w:val="1A4D2E"/>
-          <w:sz w:val="20"/>
-        </w:rPr>
-        <w:t>CVM | NOTÍCIAS</w:t>
-      </w:r>
-    </w:p>
-    <w:p>
-      <w:pPr>
-        <w:spacing w:before="0" w:after="40"/>
-        <w:pBdr>
-          <w:bottom w:val="single" w:sz="8" w:space="1" w:color="1A4D2E"/>
-        </w:pBdr>
-      </w:pPr>
     </w:p>
     <w:p>
       <w:pPr>
@@ -1455,7 +2084,7 @@
           <w:color w:val="1A1A1A"/>
           <w:sz w:val="22"/>
         </w:rPr>
-        <w:t xml:space="preserve">Colegiado da CVM aceita proposta de Termo de Compromisso com Pátria Investimentos Ltda. e seu diretor no valor de R$ 1.890.000,00   </w:t>
+        <w:t xml:space="preserve">035-2026-VPC-Ofício Circular - Lançamento do Índice B3 Bancos   </w:t>
       </w:r>
       <w:r>
         <w:rPr>
@@ -1475,7 +2104,7 @@
           <w:color w:val="4A4A4A"/>
           <w:sz w:val="20"/>
         </w:rPr>
-        <w:t>Colegiado da CVM aceita Termo de Compromisso de R$ 1,89 milhão com Pátria Investimentos Ltda. e seu diretor.</w:t>
+        <w:t>Lançamento do Índice B3 Bancos, disponível a partir de 07/07/2026, como indicador de retorno total de carteira de ativos do segmento bancário.</w:t>
       </w:r>
     </w:p>
     <w:p>
@@ -1495,9 +2124,9 @@
           <w:color w:val="888888"/>
           <w:sz w:val="18"/>
         </w:rPr>
-        <w:t xml:space="preserve">2026-07-06   </w:t>
+        <w:t xml:space="preserve">2026-07-07   </w:t>
       </w:r>
-      <w:hyperlink r:id="rId20">
+      <w:hyperlink r:id="rId27">
         <w:r>
           <w:rPr>
             <w:color w:val="1A4D2E"/>
@@ -1518,7 +2147,7 @@
           <w:color w:val="888888"/>
           <w:sz w:val="16"/>
         </w:rPr>
-        <w:t>Decisão regulatória com valor significativo e impacto em mercado de capitais.</w:t>
+        <w:t>Novo índice de mercado relevante para investidores e analistas do setor bancário.</w:t>
       </w:r>
     </w:p>
     <w:p>
@@ -1531,15 +2160,15 @@
           <w:color w:val="1A1A1A"/>
           <w:sz w:val="22"/>
         </w:rPr>
-        <w:t xml:space="preserve">Prorrogadas inscrições para edição 2026 do Programa TOP até 13/7   </w:t>
+        <w:t xml:space="preserve">005-2026-VPE-Comunicado Externo - Atualização no catálogo de mensagens e arquivos da Clearing   </w:t>
       </w:r>
       <w:r>
         <w:rPr>
           <w:b/>
-          <w:color w:val="7F8C8D"/>
+          <w:color w:val="D68910"/>
           <w:sz w:val="16"/>
         </w:rPr>
-        <w:t>[BAIXA]</w:t>
+        <w:t>[MÉDIA]</w:t>
       </w:r>
     </w:p>
     <w:p>
@@ -1551,7 +2180,7 @@
           <w:color w:val="4A4A4A"/>
           <w:sz w:val="20"/>
         </w:rPr>
-        <w:t>Inscrições para o Programa TOP 2026, curso gratuito e online para professores, são prorrogadas até 13 de julho.</w:t>
+        <w:t>Novas versões do catálogo de mensagens e arquivos da Clearing com atualização de especificação técnica opcional em mensagens e arquivos de alocação.</w:t>
       </w:r>
     </w:p>
     <w:p>
@@ -1571,9 +2200,9 @@
           <w:color w:val="888888"/>
           <w:sz w:val="18"/>
         </w:rPr>
-        <w:t xml:space="preserve">2026-07-06   </w:t>
+        <w:t xml:space="preserve">2026-07-07   </w:t>
       </w:r>
-      <w:hyperlink r:id="rId21">
+      <w:hyperlink r:id="rId28">
         <w:r>
           <w:rPr>
             <w:color w:val="1A4D2E"/>
@@ -1594,7 +2223,7 @@
           <w:color w:val="888888"/>
           <w:sz w:val="16"/>
         </w:rPr>
-        <w:t>Notícia sobre evento/capacitação, de interesse institucional.</w:t>
+        <w:t>Atualização técnica que pode exigir adaptação de sistemas dos participantes da Clearing.</w:t>
       </w:r>
     </w:p>
     <w:p/>
@@ -1660,15 +2289,15 @@
           <w:color w:val="1A1A1A"/>
           <w:sz w:val="22"/>
         </w:rPr>
-        <w:t xml:space="preserve">Vai participar do Encontro CCEE – Operação e Tecnologia em Movimento? Confira a programação e os palestrantes confirmados   </w:t>
+        <w:t xml:space="preserve">CT PMO/PLD abre Consulta Externa sobre aprimoramento dos modelos do setor elétrico   </w:t>
       </w:r>
       <w:r>
         <w:rPr>
           <w:b/>
-          <w:color w:val="7F8C8D"/>
+          <w:color w:val="D68910"/>
           <w:sz w:val="16"/>
         </w:rPr>
-        <w:t>[BAIXA]</w:t>
+        <w:t>[MÉDIA]</w:t>
       </w:r>
     </w:p>
     <w:p>
@@ -1680,7 +2309,7 @@
           <w:color w:val="4A4A4A"/>
           <w:sz w:val="20"/>
         </w:rPr>
-        <w:t>Evento reúne especialistas para discutir o futuro do setor elétrico.</w:t>
+        <w:t>Consulta externa para aprimoramento dos modelos do setor elétrico, com contribuições para a agenda de trabalho do CT.</w:t>
       </w:r>
     </w:p>
     <w:p>
@@ -1700,9 +2329,9 @@
           <w:color w:val="888888"/>
           <w:sz w:val="18"/>
         </w:rPr>
-        <w:t xml:space="preserve">2026-07-06   </w:t>
+        <w:t xml:space="preserve">2026-07-07   </w:t>
       </w:r>
-      <w:hyperlink r:id="rId22">
+      <w:hyperlink r:id="rId29">
         <w:r>
           <w:rPr>
             <w:color w:val="1A4D2E"/>
@@ -1723,29 +2352,8 @@
           <w:color w:val="888888"/>
           <w:sz w:val="16"/>
         </w:rPr>
-        <w:t>Notícia institucional sobre evento, de interesse geral mas sem impacto regulatório direto.</w:t>
+        <w:t>Consulta pública setorial que pode levar a mudanças regulatórias no setor elétrico.</w:t>
       </w:r>
-    </w:p>
-    <w:p>
-      <w:pPr>
-        <w:spacing w:before="240" w:after="80"/>
-      </w:pPr>
-      <w:r>
-        <w:rPr>
-          <w:b/>
-          <w:color w:val="1A4D2E"/>
-          <w:sz w:val="20"/>
-        </w:rPr>
-        <w:t>ANP | NOTÍCIAS</w:t>
-      </w:r>
-    </w:p>
-    <w:p>
-      <w:pPr>
-        <w:spacing w:before="0" w:after="40"/>
-        <w:pBdr>
-          <w:bottom w:val="single" w:sz="8" w:space="1" w:color="1A4D2E"/>
-        </w:pBdr>
-      </w:pPr>
     </w:p>
     <w:p>
       <w:pPr>
@@ -1757,7 +2365,7 @@
           <w:color w:val="1A1A1A"/>
           <w:sz w:val="22"/>
         </w:rPr>
-        <w:t xml:space="preserve">Período eleitoral: ANP já utiliza os perfis temporários nas redes sociais   </w:t>
+        <w:t xml:space="preserve">Encontro CCEE: evolução das operações e abertura do mercado são destaques dos painéis da manhã   </w:t>
       </w:r>
       <w:r>
         <w:rPr>
@@ -1777,7 +2385,7 @@
           <w:color w:val="4A4A4A"/>
           <w:sz w:val="20"/>
         </w:rPr>
-        <w:t>A ANP informa que já está utilizando perfis temporários nas redes sociais devido ao período eleitoral.</w:t>
+        <w:t>Encontro da CCEE reuniu especialistas para debater desafios, avanços da Câmara e perspectivas para o setor elétrico até 2030.</w:t>
       </w:r>
     </w:p>
     <w:p>
@@ -1797,9 +2405,9 @@
           <w:color w:val="888888"/>
           <w:sz w:val="18"/>
         </w:rPr>
-        <w:t xml:space="preserve">2026-07-06   </w:t>
+        <w:t xml:space="preserve">2026-07-07   </w:t>
       </w:r>
-      <w:hyperlink r:id="rId23">
+      <w:hyperlink r:id="rId30">
         <w:r>
           <w:rPr>
             <w:color w:val="1A4D2E"/>
@@ -1820,7 +2428,547 @@
           <w:color w:val="888888"/>
           <w:sz w:val="16"/>
         </w:rPr>
-        <w:t>Notícia institucional sobre adequação a normas eleitorais, sem impacto regulatório direto.</w:t>
+        <w:t>Notícia institucional sobre um evento, com baixo impacto direto.</w:t>
+      </w:r>
+    </w:p>
+    <w:p>
+      <w:pPr>
+        <w:spacing w:before="240" w:after="80"/>
+      </w:pPr>
+      <w:r>
+        <w:rPr>
+          <w:b/>
+          <w:color w:val="1A4D2E"/>
+          <w:sz w:val="20"/>
+        </w:rPr>
+        <w:t>ANP | NOTÍCIAS</w:t>
+      </w:r>
+    </w:p>
+    <w:p>
+      <w:pPr>
+        <w:spacing w:before="0" w:after="40"/>
+        <w:pBdr>
+          <w:bottom w:val="single" w:sz="8" w:space="1" w:color="1A4D2E"/>
+        </w:pBdr>
+      </w:pPr>
+    </w:p>
+    <w:p>
+      <w:pPr>
+        <w:spacing w:before="160" w:after="40"/>
+      </w:pPr>
+      <w:r>
+        <w:rPr>
+          <w:b/>
+          <w:color w:val="1A1A1A"/>
+          <w:sz w:val="22"/>
+        </w:rPr>
+        <w:t xml:space="preserve">Aviso: não haverá expediente nem protocolo no Escritório ANP SP no dia 9 de julho   </w:t>
+      </w:r>
+      <w:r>
+        <w:rPr>
+          <w:b/>
+          <w:color w:val="7F8C8D"/>
+          <w:sz w:val="16"/>
+        </w:rPr>
+        <w:t>[BAIXA]</w:t>
+      </w:r>
+    </w:p>
+    <w:p>
+      <w:pPr>
+        <w:spacing w:after="40"/>
+      </w:pPr>
+      <w:r>
+        <w:rPr>
+          <w:color w:val="4A4A4A"/>
+          <w:sz w:val="20"/>
+        </w:rPr>
+        <w:t>Aviso sobre a suspensão de expediente e protocolo no Escritório da ANP em São Paulo no dia 9 de julho.</w:t>
+      </w:r>
+    </w:p>
+    <w:p>
+      <w:pPr>
+        <w:spacing w:after="40"/>
+      </w:pPr>
+      <w:r>
+        <w:rPr>
+          <w:b/>
+          <w:color w:val="888888"/>
+          <w:sz w:val="18"/>
+        </w:rPr>
+        <w:t xml:space="preserve">Publicado: </w:t>
+      </w:r>
+      <w:r>
+        <w:rPr>
+          <w:color w:val="888888"/>
+          <w:sz w:val="18"/>
+        </w:rPr>
+        <w:t xml:space="preserve">2026-07-07   </w:t>
+      </w:r>
+      <w:hyperlink r:id="rId31">
+        <w:r>
+          <w:rPr>
+            <w:color w:val="1A4D2E"/>
+            <w:u w:val="single"/>
+            <w:b/>
+          </w:rPr>
+          <w:t>Acessar materia</w:t>
+        </w:r>
+      </w:hyperlink>
+    </w:p>
+    <w:p>
+      <w:pPr>
+        <w:spacing w:after="120"/>
+      </w:pPr>
+      <w:r>
+        <w:rPr>
+          <w:i/>
+          <w:color w:val="888888"/>
+          <w:sz w:val="16"/>
+        </w:rPr>
+        <w:t>Aviso administrativo de funcionamento, com impacto limitado.</w:t>
+      </w:r>
+    </w:p>
+    <w:p>
+      <w:pPr>
+        <w:spacing w:before="160" w:after="40"/>
+      </w:pPr>
+      <w:r>
+        <w:rPr>
+          <w:b/>
+          <w:color w:val="1A1A1A"/>
+          <w:sz w:val="22"/>
+        </w:rPr>
+        <w:t xml:space="preserve">ANP e Petrobras assinam acordo para adequação de 335 poços marítimos às regras de segurança operacional   </w:t>
+      </w:r>
+      <w:r>
+        <w:rPr>
+          <w:b/>
+          <w:color w:val="C0392B"/>
+          <w:sz w:val="16"/>
+        </w:rPr>
+        <w:t>[ALTA]</w:t>
+      </w:r>
+    </w:p>
+    <w:p>
+      <w:pPr>
+        <w:spacing w:after="40"/>
+      </w:pPr>
+      <w:r>
+        <w:rPr>
+          <w:color w:val="4A4A4A"/>
+          <w:sz w:val="20"/>
+        </w:rPr>
+        <w:t>Termo de Conciliação celebrado na AGU estabelece compromissos técnicos para fortalecer a prevenção e a resposta a emergências em poços marítimos.</w:t>
+      </w:r>
+    </w:p>
+    <w:p>
+      <w:pPr>
+        <w:spacing w:after="40"/>
+      </w:pPr>
+      <w:r>
+        <w:rPr>
+          <w:b/>
+          <w:color w:val="888888"/>
+          <w:sz w:val="18"/>
+        </w:rPr>
+        <w:t xml:space="preserve">Publicado: </w:t>
+      </w:r>
+      <w:r>
+        <w:rPr>
+          <w:color w:val="888888"/>
+          <w:sz w:val="18"/>
+        </w:rPr>
+        <w:t xml:space="preserve">2026-07-07   </w:t>
+      </w:r>
+      <w:hyperlink r:id="rId32">
+        <w:r>
+          <w:rPr>
+            <w:color w:val="1A4D2E"/>
+            <w:u w:val="single"/>
+            <w:b/>
+          </w:rPr>
+          <w:t>Acessar materia</w:t>
+        </w:r>
+      </w:hyperlink>
+    </w:p>
+    <w:p>
+      <w:pPr>
+        <w:spacing w:after="120"/>
+      </w:pPr>
+      <w:r>
+        <w:rPr>
+          <w:i/>
+          <w:color w:val="888888"/>
+          <w:sz w:val="16"/>
+        </w:rPr>
+        <w:t>Acordo com grande empresa estatal sobre segurança operacional, com impacto regulatório e ambiental no setor de energia.</w:t>
+      </w:r>
+    </w:p>
+    <w:p>
+      <w:pPr>
+        <w:spacing w:before="240" w:after="80"/>
+      </w:pPr>
+      <w:r>
+        <w:rPr>
+          <w:b/>
+          <w:color w:val="1A4D2E"/>
+          <w:sz w:val="20"/>
+        </w:rPr>
+        <w:t>ANEEL | ÚLTIMAS NOTÍCIAS</w:t>
+      </w:r>
+    </w:p>
+    <w:p>
+      <w:pPr>
+        <w:spacing w:before="0" w:after="40"/>
+        <w:pBdr>
+          <w:bottom w:val="single" w:sz="8" w:space="1" w:color="1A4D2E"/>
+        </w:pBdr>
+      </w:pPr>
+    </w:p>
+    <w:p>
+      <w:pPr>
+        <w:spacing w:before="160" w:after="40"/>
+      </w:pPr>
+      <w:r>
+        <w:rPr>
+          <w:b/>
+          <w:color w:val="1A1A1A"/>
+          <w:sz w:val="22"/>
+        </w:rPr>
+        <w:t xml:space="preserve">ANEEL aprova abertura de consulta pública sobre o edital dos Leilões de Energia Existente A-1, A-2 e A-3   </w:t>
+      </w:r>
+      <w:r>
+        <w:rPr>
+          <w:b/>
+          <w:color w:val="C0392B"/>
+          <w:sz w:val="16"/>
+        </w:rPr>
+        <w:t>[ALTA]</w:t>
+      </w:r>
+    </w:p>
+    <w:p>
+      <w:pPr>
+        <w:spacing w:after="40"/>
+      </w:pPr>
+      <w:r>
+        <w:rPr>
+          <w:color w:val="4A4A4A"/>
+          <w:sz w:val="20"/>
+        </w:rPr>
+        <w:t>ANEEL aprova abertura de consulta pública sobre o edital dos Leilões de Energia Existente A-1, A-2 e A-3, com contribuições até 24 de agosto de 2026.</w:t>
+      </w:r>
+    </w:p>
+    <w:p>
+      <w:pPr>
+        <w:spacing w:after="40"/>
+      </w:pPr>
+      <w:r>
+        <w:rPr>
+          <w:b/>
+          <w:color w:val="888888"/>
+          <w:sz w:val="18"/>
+        </w:rPr>
+        <w:t xml:space="preserve">Publicado: </w:t>
+      </w:r>
+      <w:r>
+        <w:rPr>
+          <w:color w:val="888888"/>
+          <w:sz w:val="18"/>
+        </w:rPr>
+        <w:t xml:space="preserve">2026-07-07   </w:t>
+      </w:r>
+      <w:hyperlink r:id="rId33">
+        <w:r>
+          <w:rPr>
+            <w:color w:val="1A4D2E"/>
+            <w:u w:val="single"/>
+            <w:b/>
+          </w:rPr>
+          <w:t>Acessar materia</w:t>
+        </w:r>
+      </w:hyperlink>
+    </w:p>
+    <w:p>
+      <w:pPr>
+        <w:spacing w:after="120"/>
+      </w:pPr>
+      <w:r>
+        <w:rPr>
+          <w:i/>
+          <w:color w:val="888888"/>
+          <w:sz w:val="16"/>
+        </w:rPr>
+        <w:t>Abertura de consulta pública para leilões de energia, com impacto direto no setor elétrico e para empresas do ramo.</w:t>
+      </w:r>
+    </w:p>
+    <w:p>
+      <w:pPr>
+        <w:spacing w:before="240" w:after="80"/>
+      </w:pPr>
+      <w:r>
+        <w:rPr>
+          <w:b/>
+          <w:color w:val="1A4D2E"/>
+          <w:sz w:val="20"/>
+        </w:rPr>
+        <w:t>ANM | NOTÍCIAS</w:t>
+      </w:r>
+    </w:p>
+    <w:p>
+      <w:pPr>
+        <w:spacing w:before="0" w:after="40"/>
+        <w:pBdr>
+          <w:bottom w:val="single" w:sz="8" w:space="1" w:color="1A4D2E"/>
+        </w:pBdr>
+      </w:pPr>
+    </w:p>
+    <w:p>
+      <w:pPr>
+        <w:spacing w:before="160" w:after="40"/>
+      </w:pPr>
+      <w:r>
+        <w:rPr>
+          <w:b/>
+          <w:color w:val="1A1A1A"/>
+          <w:sz w:val="22"/>
+        </w:rPr>
+        <w:t xml:space="preserve">Recolhimento da CFEM tem nova plataforma digital   </w:t>
+      </w:r>
+      <w:r>
+        <w:rPr>
+          <w:b/>
+          <w:color w:val="C0392B"/>
+          <w:sz w:val="16"/>
+        </w:rPr>
+        <w:t>[ALTA]</w:t>
+      </w:r>
+    </w:p>
+    <w:p>
+      <w:pPr>
+        <w:spacing w:after="40"/>
+      </w:pPr>
+      <w:r>
+        <w:rPr>
+          <w:color w:val="4A4A4A"/>
+          <w:sz w:val="20"/>
+        </w:rPr>
+        <w:t>Nova plataforma digital para recolhimento da Compensação Financeira pela Exploração de Recursos Minerais (CFEM), exigindo login gov.br e ampliando formas de pagamento.</w:t>
+      </w:r>
+    </w:p>
+    <w:p>
+      <w:pPr>
+        <w:spacing w:after="40"/>
+      </w:pPr>
+      <w:r>
+        <w:rPr>
+          <w:b/>
+          <w:color w:val="888888"/>
+          <w:sz w:val="18"/>
+        </w:rPr>
+        <w:t xml:space="preserve">Publicado: </w:t>
+      </w:r>
+      <w:r>
+        <w:rPr>
+          <w:color w:val="888888"/>
+          <w:sz w:val="18"/>
+        </w:rPr>
+        <w:t xml:space="preserve">2026-07-07T15:04   </w:t>
+      </w:r>
+      <w:hyperlink r:id="rId34">
+        <w:r>
+          <w:rPr>
+            <w:color w:val="1A4D2E"/>
+            <w:u w:val="single"/>
+            <w:b/>
+          </w:rPr>
+          <w:t>Acessar materia</w:t>
+        </w:r>
+      </w:hyperlink>
+    </w:p>
+    <w:p>
+      <w:pPr>
+        <w:spacing w:after="120"/>
+      </w:pPr>
+      <w:r>
+        <w:rPr>
+          <w:i/>
+          <w:color w:val="888888"/>
+          <w:sz w:val="16"/>
+        </w:rPr>
+        <w:t>Mudança no processo de recolhimento de royalties da mineração, com impacto direto para empresas do setor.</w:t>
+      </w:r>
+    </w:p>
+    <w:p>
+      <w:pPr>
+        <w:spacing w:before="240" w:after="80"/>
+      </w:pPr>
+      <w:r>
+        <w:rPr>
+          <w:b/>
+          <w:color w:val="1A4D2E"/>
+          <w:sz w:val="20"/>
+        </w:rPr>
+        <w:t>EPE | NOTÍCIAS</w:t>
+      </w:r>
+    </w:p>
+    <w:p>
+      <w:pPr>
+        <w:spacing w:before="0" w:after="40"/>
+        <w:pBdr>
+          <w:bottom w:val="single" w:sz="8" w:space="1" w:color="1A4D2E"/>
+        </w:pBdr>
+      </w:pPr>
+    </w:p>
+    <w:p>
+      <w:pPr>
+        <w:spacing w:before="160" w:after="40"/>
+      </w:pPr>
+      <w:r>
+        <w:rPr>
+          <w:b/>
+          <w:color w:val="1A1A1A"/>
+          <w:sz w:val="22"/>
+        </w:rPr>
+        <w:t xml:space="preserve">Em parceria com a EPE, curso de Mercados de Energia para Futuros Líderes terá nova turma em agosto   </w:t>
+      </w:r>
+      <w:r>
+        <w:rPr>
+          <w:b/>
+          <w:color w:val="7F8C8D"/>
+          <w:sz w:val="16"/>
+        </w:rPr>
+        <w:t>[BAIXA]</w:t>
+      </w:r>
+    </w:p>
+    <w:p>
+      <w:pPr>
+        <w:spacing w:after="40"/>
+      </w:pPr>
+      <w:r>
+        <w:rPr>
+          <w:color w:val="4A4A4A"/>
+          <w:sz w:val="20"/>
+        </w:rPr>
+        <w:t>A Fundação Carlos Alberto Vanzolini abriu inscrições para a segunda turma do curso de atualização em Mercados de Energia para Futuros Líderes, em parceria com a EPE.</w:t>
+      </w:r>
+    </w:p>
+    <w:p>
+      <w:pPr>
+        <w:spacing w:after="40"/>
+      </w:pPr>
+      <w:r>
+        <w:rPr>
+          <w:b/>
+          <w:color w:val="888888"/>
+          <w:sz w:val="18"/>
+        </w:rPr>
+        <w:t xml:space="preserve">Publicado: </w:t>
+      </w:r>
+      <w:r>
+        <w:rPr>
+          <w:color w:val="888888"/>
+          <w:sz w:val="18"/>
+        </w:rPr>
+        <w:t xml:space="preserve">2026-07-07   </w:t>
+      </w:r>
+      <w:hyperlink r:id="rId35">
+        <w:r>
+          <w:rPr>
+            <w:color w:val="1A4D2E"/>
+            <w:u w:val="single"/>
+            <w:b/>
+          </w:rPr>
+          <w:t>Acessar materia</w:t>
+        </w:r>
+      </w:hyperlink>
+    </w:p>
+    <w:p>
+      <w:pPr>
+        <w:spacing w:after="120"/>
+      </w:pPr>
+      <w:r>
+        <w:rPr>
+          <w:i/>
+          <w:color w:val="888888"/>
+          <w:sz w:val="16"/>
+        </w:rPr>
+        <w:t>Notícia sobre capacitação e evento, com baixo impacto direto a clientes corporativos.</w:t>
+      </w:r>
+    </w:p>
+    <w:p>
+      <w:pPr>
+        <w:spacing w:before="160" w:after="40"/>
+      </w:pPr>
+      <w:r>
+        <w:rPr>
+          <w:b/>
+          <w:color w:val="1A1A1A"/>
+          <w:sz w:val="22"/>
+        </w:rPr>
+        <w:t xml:space="preserve">EPE atualiza ferramentas interativas do Balanço Energético Nacional (BEN) 2026   </w:t>
+      </w:r>
+      <w:r>
+        <w:rPr>
+          <w:b/>
+          <w:color w:val="D68910"/>
+          <w:sz w:val="16"/>
+        </w:rPr>
+        <w:t>[MÉDIA]</w:t>
+      </w:r>
+    </w:p>
+    <w:p>
+      <w:pPr>
+        <w:spacing w:after="40"/>
+      </w:pPr>
+      <w:r>
+        <w:rPr>
+          <w:color w:val="4A4A4A"/>
+          <w:sz w:val="20"/>
+        </w:rPr>
+        <w:t>A Empresa de Pesquisa Energética (EPE) atualiza as ferramentas interativas do Balanço Energético Nacional (BEN) 2026 para ampliar o acesso à informação e inovar na disponibilização de dados energéticos.</w:t>
+      </w:r>
+    </w:p>
+    <w:p>
+      <w:pPr>
+        <w:spacing w:after="40"/>
+      </w:pPr>
+      <w:r>
+        <w:rPr>
+          <w:b/>
+          <w:color w:val="888888"/>
+          <w:sz w:val="18"/>
+        </w:rPr>
+        <w:t xml:space="preserve">Publicado: </w:t>
+      </w:r>
+      <w:r>
+        <w:rPr>
+          <w:color w:val="888888"/>
+          <w:sz w:val="18"/>
+        </w:rPr>
+        <w:t xml:space="preserve">2026-07-07   </w:t>
+      </w:r>
+      <w:hyperlink r:id="rId36">
+        <w:r>
+          <w:rPr>
+            <w:color w:val="1A4D2E"/>
+            <w:u w:val="single"/>
+            <w:b/>
+          </w:rPr>
+          <w:t>Acessar materia</w:t>
+        </w:r>
+      </w:hyperlink>
+    </w:p>
+    <w:p>
+      <w:pPr>
+        <w:spacing w:after="120"/>
+      </w:pPr>
+      <w:r>
+        <w:rPr>
+          <w:i/>
+          <w:color w:val="888888"/>
+          <w:sz w:val="16"/>
+        </w:rPr>
+        <w:t>Atualização de ferramenta de dados setoriais, importante para análise e planejamento no setor de energia.</w:t>
       </w:r>
     </w:p>
     <w:p/>
@@ -1886,7 +3034,7 @@
           <w:color w:val="1A1A1A"/>
           <w:sz w:val="22"/>
         </w:rPr>
-        <w:t xml:space="preserve">Polícia Federal apura esquema de lavagem de dinheiro ligado a apostas ilegais   </w:t>
+        <w:t xml:space="preserve">Workshop debate Governança dos Gastos Tributários   </w:t>
       </w:r>
       <w:r>
         <w:rPr>
@@ -1906,7 +3054,7 @@
           <w:color w:val="4A4A4A"/>
           <w:sz w:val="20"/>
         </w:rPr>
-        <w:t>Informações da Secretaria de Prêmios e Apostas (SPA) auxiliam investigação da Polícia Federal sobre lavagem de dinheiro em apostas ilegais.</w:t>
+        <w:t>Evento reuniu representantes para discutir contribuições à regulamentação da Lei Complementar nº 224/2025 e ao fortalecimento da governança dos gastos tributários.</w:t>
       </w:r>
     </w:p>
     <w:p>
@@ -1926,9 +3074,9 @@
           <w:color w:val="888888"/>
           <w:sz w:val="18"/>
         </w:rPr>
-        <w:t xml:space="preserve">2026-07-06   </w:t>
+        <w:t xml:space="preserve">2026-07-07   </w:t>
       </w:r>
-      <w:hyperlink r:id="rId13">
+      <w:hyperlink r:id="rId37">
         <w:r>
           <w:rPr>
             <w:color w:val="1A4D2E"/>
@@ -1949,29 +3097,8 @@
           <w:color w:val="888888"/>
           <w:sz w:val="16"/>
         </w:rPr>
-        <w:t>Notícia sobre investigação criminal e regulatória com potencial impacto no setor de apostas e lavagem de dinheiro.</w:t>
+        <w:t>Discussão sobre regulamentação de lei complementar e governança tributária, com potencial impacto em políticas fiscais.</w:t>
       </w:r>
-    </w:p>
-    <w:p>
-      <w:pPr>
-        <w:spacing w:before="240" w:after="80"/>
-      </w:pPr>
-      <w:r>
-        <w:rPr>
-          <w:b/>
-          <w:color w:val="1A4D2E"/>
-          <w:sz w:val="20"/>
-        </w:rPr>
-        <w:t>COAF | NOTÍCIAS</w:t>
-      </w:r>
-    </w:p>
-    <w:p>
-      <w:pPr>
-        <w:spacing w:before="0" w:after="40"/>
-        <w:pBdr>
-          <w:bottom w:val="single" w:sz="8" w:space="1" w:color="1A4D2E"/>
-        </w:pBdr>
-      </w:pPr>
     </w:p>
     <w:p>
       <w:pPr>
@@ -1983,7 +3110,7 @@
           <w:color w:val="1A1A1A"/>
           <w:sz w:val="22"/>
         </w:rPr>
-        <w:t xml:space="preserve">Atenção! O Coaf não bloqueia, libera ou retém dinheiro, bens ou qualquer outro tipo de recurso financeiro   </w:t>
+        <w:t xml:space="preserve">Consulta sobre a restituição automática (cashback) pode ser feita a partir desta quarta (8/7) no site da Receita   </w:t>
       </w:r>
       <w:r>
         <w:rPr>
@@ -2003,7 +3130,7 @@
           <w:color w:val="4A4A4A"/>
           <w:sz w:val="20"/>
         </w:rPr>
-        <w:t>O Coaf alerta a população sobre falsas comunicações, esclarecendo que não realiza bloqueio, liberação ou retenção de recursos financeiros.</w:t>
+        <w:t>Informação sobre a consulta da restituição automática (cashback) do IRPF, com pagamento previsto para 15/7.</w:t>
       </w:r>
     </w:p>
     <w:p>
@@ -2023,9 +3150,9 @@
           <w:color w:val="888888"/>
           <w:sz w:val="18"/>
         </w:rPr>
-        <w:t xml:space="preserve">2026-07-06T18:21   </w:t>
+        <w:t xml:space="preserve">2026-07-07   </w:t>
       </w:r>
-      <w:hyperlink r:id="rId24">
+      <w:hyperlink r:id="rId38">
         <w:r>
           <w:rPr>
             <w:color w:val="1A4D2E"/>
@@ -2046,7 +3173,7 @@
           <w:color w:val="888888"/>
           <w:sz w:val="16"/>
         </w:rPr>
-        <w:t>Esclarecimento público importante para evitar golpes e desinformação sobre a atuação do órgão.</w:t>
+        <w:t>Comunicado sobre serviço público com impacto direto em contribuintes e empresas.</w:t>
       </w:r>
     </w:p>
     <w:p/>
@@ -2091,7 +3218,7 @@
           <w:color w:val="1A4D2E"/>
           <w:sz w:val="20"/>
         </w:rPr>
-        <w:t>ANVISA | NOTÍCIAS</w:t>
+        <w:t>ANPD | NOTÍCIAS</w:t>
       </w:r>
     </w:p>
     <w:p>
@@ -2112,7 +3239,7 @@
           <w:color w:val="1A1A1A"/>
           <w:sz w:val="22"/>
         </w:rPr>
-        <w:t xml:space="preserve">Canetas do Paraguai NÃO demonstraram equivalência com medicamentos registrados no Brasil   </w:t>
+        <w:t xml:space="preserve">ANPD e PNUD selecionam consultores para realização de estudos sobre IA, proteção de dados e publicidade digital voltada a crianças e adolescentes   </w:t>
       </w:r>
       <w:r>
         <w:rPr>
@@ -2132,7 +3259,7 @@
           <w:color w:val="4A4A4A"/>
           <w:sz w:val="20"/>
         </w:rPr>
-        <w:t>Anvisa alerta que canetas do Paraguai não têm equivalência comprovada com medicamentos registrados no Brasil, exigindo testes específicos.</w:t>
+        <w:t>ANPD e PNUD abrem seleção para consultores para estudos sobre IA, proteção de dados e publicidade digital para crianças e adolescentes.</w:t>
       </w:r>
     </w:p>
     <w:p>
@@ -2152,9 +3279,9 @@
           <w:color w:val="888888"/>
           <w:sz w:val="18"/>
         </w:rPr>
-        <w:t xml:space="preserve">2026-07-06   </w:t>
+        <w:t xml:space="preserve">2026-07-07T13:49   </w:t>
       </w:r>
-      <w:hyperlink r:id="rId25">
+      <w:hyperlink r:id="rId39">
         <w:r>
           <w:rPr>
             <w:color w:val="1A4D2E"/>
@@ -2175,8 +3302,29 @@
           <w:color w:val="888888"/>
           <w:sz w:val="16"/>
         </w:rPr>
-        <w:t>Alerta sanitário e checagem de fatos sobre produtos de saúde, relevante para consumidores e setor farmacêutico.</w:t>
+        <w:t>Iniciativa de pesquisa e desenvolvimento em temas regulatórios importantes para proteção de dados e IA.</w:t>
       </w:r>
+    </w:p>
+    <w:p>
+      <w:pPr>
+        <w:spacing w:before="240" w:after="80"/>
+      </w:pPr>
+      <w:r>
+        <w:rPr>
+          <w:b/>
+          <w:color w:val="1A4D2E"/>
+          <w:sz w:val="20"/>
+        </w:rPr>
+        <w:t>INPI | NOTÍCIAS</w:t>
+      </w:r>
+    </w:p>
+    <w:p>
+      <w:pPr>
+        <w:spacing w:before="0" w:after="40"/>
+        <w:pBdr>
+          <w:bottom w:val="single" w:sz="8" w:space="1" w:color="1A4D2E"/>
+        </w:pBdr>
+      </w:pPr>
     </w:p>
     <w:p>
       <w:pPr>
@@ -2188,15 +3336,15 @@
           <w:color w:val="1A1A1A"/>
           <w:sz w:val="22"/>
         </w:rPr>
-        <w:t xml:space="preserve">Anvisa aprova nova indicação terapêutica para medicamento que trata câncer de mama   </w:t>
+        <w:t xml:space="preserve">Sistema de peticionamento de programa de computador volta a funcionar   </w:t>
       </w:r>
       <w:r>
         <w:rPr>
           <w:b/>
-          <w:color w:val="C0392B"/>
+          <w:color w:val="D68910"/>
           <w:sz w:val="16"/>
         </w:rPr>
-        <w:t>[ALTA]</w:t>
+        <w:t>[MÉDIA]</w:t>
       </w:r>
     </w:p>
     <w:p>
@@ -2208,7 +3356,7 @@
           <w:color w:val="4A4A4A"/>
           <w:sz w:val="20"/>
         </w:rPr>
-        <w:t>Anvisa aprova nova indicação terapêutica para medicamento de câncer de mama, beneficiando pacientes com doença invasiva residual.</w:t>
+        <w:t>O sistema de peticionamento de programa de computador do INPI foi restabelecido, permitindo novamente o registro de propriedade intelectual.</w:t>
       </w:r>
     </w:p>
     <w:p>
@@ -2228,9 +3376,9 @@
           <w:color w:val="888888"/>
           <w:sz w:val="18"/>
         </w:rPr>
-        <w:t xml:space="preserve">2026-07-06   </w:t>
+        <w:t xml:space="preserve">2026-07-07T16:00   </w:t>
       </w:r>
-      <w:hyperlink r:id="rId26">
+      <w:hyperlink r:id="rId40">
         <w:r>
           <w:rPr>
             <w:color w:val="1A4D2E"/>
@@ -2251,7 +3399,7 @@
           <w:color w:val="888888"/>
           <w:sz w:val="16"/>
         </w:rPr>
-        <w:t>Aprovação de nova indicação terapêutica para medicamento, com impacto direto na saúde pública e indústria farmacêutica.</w:t>
+        <w:t>Restabelecimento de serviço essencial para o registro de propriedade intelectual, importante para empresas de tecnologia.</w:t>
       </w:r>
     </w:p>
     <w:p>
@@ -2264,7 +3412,7 @@
           <w:color w:val="1A1A1A"/>
           <w:sz w:val="22"/>
         </w:rPr>
-        <w:t xml:space="preserve">Anvisa disponibiliza nova ferramenta para consulta de alertas sanitários   </w:t>
+        <w:t xml:space="preserve">Sistema de restituição de taxas está disponível   </w:t>
       </w:r>
       <w:r>
         <w:rPr>
@@ -2284,7 +3432,7 @@
           <w:color w:val="4A4A4A"/>
           <w:sz w:val="20"/>
         </w:rPr>
-        <w:t>Anvisa lança nova ferramenta no portal de consultas para facilitar o acesso a alertas sanitários, substituindo o Sistec.</w:t>
+        <w:t>O sistema de restituição de taxas do INPI agora está disponível, facilitando o processo para os usuários.</w:t>
       </w:r>
     </w:p>
     <w:p>
@@ -2304,9 +3452,9 @@
           <w:color w:val="888888"/>
           <w:sz w:val="18"/>
         </w:rPr>
-        <w:t xml:space="preserve">2026-07-06   </w:t>
+        <w:t xml:space="preserve">2026-07-07T13:07   </w:t>
       </w:r>
-      <w:hyperlink r:id="rId27">
+      <w:hyperlink r:id="rId41">
         <w:r>
           <w:rPr>
             <w:color w:val="1A4D2E"/>
@@ -2327,7 +3475,7 @@
           <w:color w:val="888888"/>
           <w:sz w:val="16"/>
         </w:rPr>
-        <w:t>Melhoria em ferramenta de consulta pública de alertas sanitários, facilitando o acesso à informação regulatória.</w:t>
+        <w:t>Disponibilização de serviço para restituição de taxas, relevante para empresas que interagem com o INPI.</w:t>
       </w:r>
     </w:p>
     <w:p>
@@ -2340,15 +3488,15 @@
           <w:color w:val="1A1A1A"/>
           <w:sz w:val="22"/>
         </w:rPr>
-        <w:t xml:space="preserve">Entram em vigor os novos compêndios da Farmacopeia Brasileira   </w:t>
+        <w:t xml:space="preserve">Tomada pública de subsídios sobre Indicações Geográficas argentinas está aberta   </w:t>
       </w:r>
       <w:r>
         <w:rPr>
           <w:b/>
-          <w:color w:val="C0392B"/>
+          <w:color w:val="D68910"/>
           <w:sz w:val="16"/>
         </w:rPr>
-        <w:t>[ALTA]</w:t>
+        <w:t>[MÉDIA]</w:t>
       </w:r>
     </w:p>
     <w:p>
@@ -2360,7 +3508,7 @@
           <w:color w:val="4A4A4A"/>
           <w:sz w:val="20"/>
         </w:rPr>
-        <w:t>Novos compêndios da Farmacopeia Brasileira, aprovados em junho, entram em vigor, estabelecendo padrões para medicamentos.</w:t>
+        <w:t>O INPI abriu tomada pública de subsídios sobre Indicações Geográficas argentinas, buscando contribuições da sociedade.</w:t>
       </w:r>
     </w:p>
     <w:p>
@@ -2380,9 +3528,9 @@
           <w:color w:val="888888"/>
           <w:sz w:val="18"/>
         </w:rPr>
-        <w:t xml:space="preserve">2026-07-06   </w:t>
+        <w:t xml:space="preserve">2026-07-07T13:04   </w:t>
       </w:r>
-      <w:hyperlink r:id="rId28">
+      <w:hyperlink r:id="rId42">
         <w:r>
           <w:rPr>
             <w:color w:val="1A4D2E"/>
@@ -2403,29 +3551,8 @@
           <w:color w:val="888888"/>
           <w:sz w:val="16"/>
         </w:rPr>
-        <w:t>Entrada em vigor de normas que estabelecem padrões para medicamentos, com impacto direto na indústria farmacêutica.</w:t>
+        <w:t>Consulta pública sobre propriedade intelectual internacional, relevante para empresas com interesses em mercados externos.</w:t>
       </w:r>
-    </w:p>
-    <w:p>
-      <w:pPr>
-        <w:spacing w:before="240" w:after="80"/>
-      </w:pPr>
-      <w:r>
-        <w:rPr>
-          <w:b/>
-          <w:color w:val="1A4D2E"/>
-          <w:sz w:val="20"/>
-        </w:rPr>
-        <w:t>INPI | NOTÍCIAS</w:t>
-      </w:r>
-    </w:p>
-    <w:p>
-      <w:pPr>
-        <w:spacing w:before="0" w:after="40"/>
-        <w:pBdr>
-          <w:bottom w:val="single" w:sz="8" w:space="1" w:color="1A4D2E"/>
-        </w:pBdr>
-      </w:pPr>
     </w:p>
     <w:p>
       <w:pPr>
@@ -2437,7 +3564,7 @@
           <w:color w:val="1A1A1A"/>
           <w:sz w:val="22"/>
         </w:rPr>
-        <w:t xml:space="preserve">INPI esclarece dúvidas sobre acesso com CNPJ na conta Gov.br   </w:t>
+        <w:t xml:space="preserve">Consulta pública sobre marcas de posição recebe contribuições até 24/7   </w:t>
       </w:r>
       <w:r>
         <w:rPr>
@@ -2457,7 +3584,7 @@
           <w:color w:val="4A4A4A"/>
           <w:sz w:val="20"/>
         </w:rPr>
-        <w:t>O INPI publica esclarecimentos sobre o acesso de pessoas jurídicas (CNPJ) aos serviços da conta Gov.br.</w:t>
+        <w:t>O INPI abriu consulta pública para receber contribuições sobre marcas de posição até 24 de julho.</w:t>
       </w:r>
     </w:p>
     <w:p>
@@ -2477,9 +3604,9 @@
           <w:color w:val="888888"/>
           <w:sz w:val="18"/>
         </w:rPr>
-        <w:t xml:space="preserve">2026-07-06T16:59   </w:t>
+        <w:t xml:space="preserve">2026-07-07T13:01   </w:t>
       </w:r>
-      <w:hyperlink r:id="rId29">
+      <w:hyperlink r:id="rId43">
         <w:r>
           <w:rPr>
             <w:color w:val="1A4D2E"/>
@@ -2500,7 +3627,7 @@
           <w:color w:val="888888"/>
           <w:sz w:val="16"/>
         </w:rPr>
-        <w:t>Esclarecimento administrativo sobre acesso a serviços públicos, relevante para empresas.</w:t>
+        <w:t>Consulta pública sobre regulamentação de marcas, importante para empresas que buscam proteção de propriedade intelectual.</w:t>
       </w:r>
     </w:p>
     <w:p>
@@ -2513,7 +3640,7 @@
           <w:color w:val="1A1A1A"/>
           <w:sz w:val="22"/>
         </w:rPr>
-        <w:t xml:space="preserve">Encerradas as inscrições para a Oficina de PCT em julho   </w:t>
+        <w:t xml:space="preserve">INPI realiza seleção com duas vagas para atuar na área de promoção e eventos   </w:t>
       </w:r>
       <w:r>
         <w:rPr>
@@ -2533,7 +3660,7 @@
           <w:color w:val="4A4A4A"/>
           <w:sz w:val="20"/>
         </w:rPr>
-        <w:t>As inscrições para a Oficina de PCT (Tratado de Cooperação em Matéria de Patentes) de julho foram encerradas.</w:t>
+        <w:t>O INPI está realizando um processo seletivo para preencher duas vagas na área de promoção e eventos.</w:t>
       </w:r>
     </w:p>
     <w:p>
@@ -2553,9 +3680,9 @@
           <w:color w:val="888888"/>
           <w:sz w:val="18"/>
         </w:rPr>
-        <w:t xml:space="preserve">2026-07-06T15:11   </w:t>
+        <w:t xml:space="preserve">2026-07-07T12:59   </w:t>
       </w:r>
-      <w:hyperlink r:id="rId30">
+      <w:hyperlink r:id="rId44">
         <w:r>
           <w:rPr>
             <w:color w:val="1A4D2E"/>
@@ -2576,7 +3703,7 @@
           <w:color w:val="888888"/>
           <w:sz w:val="16"/>
         </w:rPr>
-        <w:t>Notícia sobre o encerramento de inscrições para um evento de capacitação.</w:t>
+        <w:t>Notícia institucional de recrutamento, com baixo impacto direto a clientes corporativos.</w:t>
       </w:r>
     </w:p>
     <w:p>
@@ -2589,7 +3716,7 @@
           <w:color w:val="1A1A1A"/>
           <w:sz w:val="22"/>
         </w:rPr>
-        <w:t xml:space="preserve">Inscrições para Chamamento Público sobre casos de sucesso vão até 31/7   </w:t>
+        <w:t xml:space="preserve">INPI seleciona bolsista na área de direito da Propriedade Intelectual   </w:t>
       </w:r>
       <w:r>
         <w:rPr>
@@ -2609,7 +3736,7 @@
           <w:color w:val="4A4A4A"/>
           <w:sz w:val="20"/>
         </w:rPr>
-        <w:t>O INPI abriu inscrições para um chamamento público de casos de sucesso, com prazo até 31 de julho.</w:t>
+        <w:t>O INPI está selecionando um bolsista para atuar na área de direito da Propriedade Intelectual.</w:t>
       </w:r>
     </w:p>
     <w:p>
@@ -2629,9 +3756,9 @@
           <w:color w:val="888888"/>
           <w:sz w:val="18"/>
         </w:rPr>
-        <w:t xml:space="preserve">2026-07-06T13:04   </w:t>
+        <w:t xml:space="preserve">2026-07-07T10:46   </w:t>
       </w:r>
-      <w:hyperlink r:id="rId31">
+      <w:hyperlink r:id="rId45">
         <w:r>
           <w:rPr>
             <w:color w:val="1A4D2E"/>
@@ -2652,7 +3779,7 @@
           <w:color w:val="888888"/>
           <w:sz w:val="16"/>
         </w:rPr>
-        <w:t>Chamamento público para coleta de informações, de interesse institucional.</w:t>
+        <w:t>Notícia institucional de recrutamento, com baixo impacto direto a clientes corporativos.</w:t>
       </w:r>
     </w:p>
     <w:p>
@@ -2665,15 +3792,15 @@
           <w:color w:val="1A1A1A"/>
           <w:sz w:val="22"/>
         </w:rPr>
-        <w:t xml:space="preserve">Edital de credenciamento para buscas de anterioridades de patentes está aberto   </w:t>
+        <w:t xml:space="preserve">INPI publica atualização da Agenda Regulatória 2026-2028   </w:t>
       </w:r>
       <w:r>
         <w:rPr>
           <w:b/>
-          <w:color w:val="D68910"/>
+          <w:color w:val="C0392B"/>
           <w:sz w:val="16"/>
         </w:rPr>
-        <w:t>[MÉDIA]</w:t>
+        <w:t>[ALTA]</w:t>
       </w:r>
     </w:p>
     <w:p>
@@ -2685,7 +3812,7 @@
           <w:color w:val="4A4A4A"/>
           <w:sz w:val="20"/>
         </w:rPr>
-        <w:t>Edital de credenciamento para profissionais realizarem buscas de anterioridades de patentes está aberto no INPI.</w:t>
+        <w:t>O INPI publicou a atualização de sua Agenda Regulatória para o período de 2026-2028, detalhando as prioridades do órgão.</w:t>
       </w:r>
     </w:p>
     <w:p>
@@ -2705,9 +3832,9 @@
           <w:color w:val="888888"/>
           <w:sz w:val="18"/>
         </w:rPr>
-        <w:t xml:space="preserve">2026-07-06T12:49   </w:t>
+        <w:t xml:space="preserve">2026-07-07T15:33   </w:t>
       </w:r>
-      <w:hyperlink r:id="rId32">
+      <w:hyperlink r:id="rId46">
         <w:r>
           <w:rPr>
             <w:color w:val="1A4D2E"/>
@@ -2728,7 +3855,7 @@
           <w:color w:val="888888"/>
           <w:sz w:val="16"/>
         </w:rPr>
-        <w:t>Edital de credenciamento para serviço técnico, relevante para profissionais da área de patentes.</w:t>
+        <w:t>Documento estratégico que define as prioridades regulatórias do órgão, com impacto potencial em futuras normas e procedimentos.</w:t>
       </w:r>
     </w:p>
     <w:p/>
@@ -2781,7 +3908,7 @@
           <w:color w:val="4A4A4A"/>
           <w:sz w:val="18"/>
         </w:rPr>
-        <w:t>ANPD | Notícias - Nenhum resultado foi encontrado na janela temporal.</w:t>
+        <w:t>MME | Notícias - Nenhuma publicação encontrada na janela temporal.</w:t>
       </w:r>
     </w:p>
     <w:p>
@@ -2793,7 +3920,7 @@
           <w:color w:val="4A4A4A"/>
           <w:sz w:val="18"/>
         </w:rPr>
-        <w:t>B3 | Ofícios e Comunicados - Todos os itens encontrados estão fora da janela temporal.</w:t>
+        <w:t>ONS | Notícias - A fonte explicitamente indica 'Nenhum item encontrado' para o período.</w:t>
       </w:r>
     </w:p>
     <w:p>
@@ -2805,7 +3932,7 @@
           <w:color w:val="4A4A4A"/>
           <w:sz w:val="18"/>
         </w:rPr>
-        <w:t>MME | Notícias - Todos os itens encontrados estão fora da janela temporal.</w:t>
+        <w:t>Secretaria de Prêmios e Apostas | Notícias - A fonte explicitamente indica 'Nenhum resultado foi encontrado'.</w:t>
       </w:r>
     </w:p>
     <w:p>
@@ -2817,7 +3944,7 @@
           <w:color w:val="4A4A4A"/>
           <w:sz w:val="18"/>
         </w:rPr>
-        <w:t>ONS | Notícias - Nenhum item encontrado na janela temporal.</w:t>
+        <w:t>Ministério da Agricultura | Notícias - Nenhuma publicação encontrada na janela temporal.</w:t>
       </w:r>
     </w:p>
     <w:p>
@@ -2829,55 +3956,7 @@
           <w:color w:val="4A4A4A"/>
           <w:sz w:val="18"/>
         </w:rPr>
-        <w:t>ANEEL | Últimas Notícias - Todos os itens encontrados estão fora da janela temporal.</w:t>
-      </w:r>
-    </w:p>
-    <w:p>
-      <w:pPr>
-        <w:pStyle w:val="ListBullet"/>
-      </w:pPr>
-      <w:r>
-        <w:rPr>
-          <w:color w:val="4A4A4A"/>
-          <w:sz w:val="18"/>
-        </w:rPr>
-        <w:t>Secretaria de Prêmios e Apostas | Notícias - Nenhum resultado foi encontrado na janela temporal.</w:t>
-      </w:r>
-    </w:p>
-    <w:p>
-      <w:pPr>
-        <w:pStyle w:val="ListBullet"/>
-      </w:pPr>
-      <w:r>
-        <w:rPr>
-          <w:color w:val="4A4A4A"/>
-          <w:sz w:val="18"/>
-        </w:rPr>
-        <w:t>Ministério da Agricultura | Notícias - Todos os itens encontrados estão fora da janela temporal.</w:t>
-      </w:r>
-    </w:p>
-    <w:p>
-      <w:pPr>
-        <w:pStyle w:val="ListBullet"/>
-      </w:pPr>
-      <w:r>
-        <w:rPr>
-          <w:color w:val="4A4A4A"/>
-          <w:sz w:val="18"/>
-        </w:rPr>
-        <w:t>ANM | Notícias - Todos os itens encontrados estão fora da janela temporal.</w:t>
-      </w:r>
-    </w:p>
-    <w:p>
-      <w:pPr>
-        <w:pStyle w:val="ListBullet"/>
-      </w:pPr>
-      <w:r>
-        <w:rPr>
-          <w:color w:val="4A4A4A"/>
-          <w:sz w:val="18"/>
-        </w:rPr>
-        <w:t>EPE | Notícias - Todos os itens encontrados estão fora da janela temporal.</w:t>
+        <w:t>COAF | Notícias - Nenhuma publicação encontrada na janela temporal.</w:t>
       </w:r>
     </w:p>
     <w:p>
@@ -2899,31 +3978,7 @@
           <w:color w:val="4A4A4A"/>
           <w:sz w:val="18"/>
         </w:rPr>
-        <w:t>Receita Federal | Normas - Conteúdo da fonte é um formulário de busca, não listagem de normas recentes.</w:t>
-      </w:r>
-    </w:p>
-    <w:p>
-      <w:pPr>
-        <w:pStyle w:val="ListBullet"/>
-      </w:pPr>
-      <w:r>
-        <w:rPr>
-          <w:color w:val="4A4A4A"/>
-          <w:sz w:val="18"/>
-        </w:rPr>
-        <w:t>CGU | Notícias - Conteúdo restrito, requer autenticação para visualização.</w:t>
-      </w:r>
-    </w:p>
-    <w:p>
-      <w:pPr>
-        <w:pStyle w:val="ListBullet"/>
-      </w:pPr>
-      <w:r>
-        <w:rPr>
-          <w:color w:val="4A4A4A"/>
-          <w:sz w:val="18"/>
-        </w:rPr>
-        <w:t>Ministério do Meio Ambiente | Notícias - Conteúdo restrito, requer autenticação para visualização.</w:t>
+        <w:t>Receita Federal | Normas - A página contém apenas filtros de busca e não exibe resultados de normas diretamente.</w:t>
       </w:r>
     </w:p>
     <w:p>
@@ -2945,7 +4000,31 @@
           <w:color w:val="4A4A4A"/>
           <w:sz w:val="18"/>
         </w:rPr>
-        <w:t>Destaques do D.O.U. - Conteudo muito curto (15 chars) - pagina possivelmente vazia, fora do ar ou bloqueando scraping</w:t>
+        <w:t>CGU | Notícias - Conteúdo restrito, requer autenticação para visualização.</w:t>
+      </w:r>
+    </w:p>
+    <w:p>
+      <w:pPr>
+        <w:pStyle w:val="ListBullet"/>
+      </w:pPr>
+      <w:r>
+        <w:rPr>
+          <w:color w:val="4A4A4A"/>
+          <w:sz w:val="18"/>
+        </w:rPr>
+        <w:t>Ministério do Meio Ambiente | Notícias - Conteúdo restrito, requer autenticação para visualização.</w:t>
+      </w:r>
+    </w:p>
+    <w:p>
+      <w:pPr>
+        <w:pStyle w:val="ListBullet"/>
+      </w:pPr>
+      <w:r>
+        <w:rPr>
+          <w:color w:val="4A4A4A"/>
+          <w:sz w:val="18"/>
+        </w:rPr>
+        <w:t>SENACON | Notícias - Conteúdo restrito, requer autenticação para visualização.</w:t>
       </w:r>
     </w:p>
     <w:p/>
@@ -2993,7 +4072,7 @@
           <w:color w:val="888888"/>
           <w:sz w:val="16"/>
         </w:rPr>
-        <w:t>Janela analisada: 2026-07-06T00:00 ate 2026-07-07T10:22</w:t>
+        <w:t>Janela analisada: 2026-07-07T00:00 ate 2026-07-08T09:22</w:t>
       </w:r>
     </w:p>
     <w:sectPr>

--- a/output/boletim.docx
+++ b/output/boletim.docx
@@ -52,7 +52,7 @@
                 <w:color w:val="FFFFFF"/>
                 <w:sz w:val="28"/>
               </w:rPr>
-              <w:t>8 de julho de 2026</w:t>
+              <w:t>9 de julho de 2026</w:t>
             </w:r>
           </w:p>
         </w:tc>
@@ -87,7 +87,7 @@
                 <w:color w:val="1A4D2E"/>
                 <w:sz w:val="56"/>
               </w:rPr>
-              <w:t>38</w:t>
+              <w:t>36</w:t>
             </w:r>
           </w:p>
         </w:tc>
@@ -106,7 +106,7 @@
                 <w:color w:val="C0392B"/>
                 <w:sz w:val="56"/>
               </w:rPr>
-              <w:t>14</w:t>
+              <w:t>9</w:t>
             </w:r>
           </w:p>
         </w:tc>
@@ -125,7 +125,7 @@
                 <w:color w:val="D68910"/>
                 <w:sz w:val="56"/>
               </w:rPr>
-              <w:t>14</w:t>
+              <w:t>17</w:t>
             </w:r>
           </w:p>
         </w:tc>
@@ -307,7 +307,7 @@
                   <w:u w:val="single"/>
                   <w:b/>
                 </w:rPr>
-                <w:t>Comunicado n° 45.517, 8/7/2026</w:t>
+                <w:t>Comunicado n° 45.526, 9/7/2026</w:t>
               </w:r>
             </w:hyperlink>
           </w:p>
@@ -320,7 +320,7 @@
                 <w:color w:val="4A4A4A"/>
                 <w:sz w:val="18"/>
               </w:rPr>
-              <w:t>Divulga a Taxa Básica Financeira (TBF), o Redutor "R" e a Taxa Referencial (TR) relativos a 7 de julho de 2026.</w:t>
+              <w:t>Divulga a Taxa Básica Financeira (TBF), o Redutor 'R' e a Taxa Referencial (TR) relativos a 8 de julho de 2026.</w:t>
             </w:r>
           </w:p>
         </w:tc>
@@ -365,7 +365,65 @@
                   <w:u w:val="single"/>
                   <w:b/>
                 </w:rPr>
-                <w:t>Comunicado n° 45.516, 7/7/2026</w:t>
+                <w:t>Comunicado n° 45.525, 8/7/2026</w:t>
+              </w:r>
+            </w:hyperlink>
+          </w:p>
+          <w:p>
+            <w:pPr>
+              <w:spacing w:after="120"/>
+            </w:pPr>
+            <w:r>
+              <w:rPr>
+                <w:color w:val="4A4A4A"/>
+                <w:sz w:val="18"/>
+              </w:rPr>
+              <w:t>Divulga as condições de oferta pública para a realização de operações de swap para fins de rolagem do vencimento de 03/08/2026.</w:t>
+            </w:r>
+          </w:p>
+        </w:tc>
+      </w:tr>
+    </w:tbl>
+    <w:tbl>
+      <w:tblPr>
+        <w:tblW w:type="auto" w:w="0"/>
+        <w:tblLayout w:type="fixed"/>
+        <w:tblLook w:firstColumn="1" w:firstRow="1" w:lastColumn="0" w:lastRow="0" w:noHBand="0" w:noVBand="1" w:val="04A0"/>
+      </w:tblPr>
+      <w:tblGrid>
+        <w:gridCol w:w="9638"/>
+      </w:tblGrid>
+      <w:tr>
+        <w:tc>
+          <w:tcPr>
+            <w:tcW w:type="dxa" w:w="9638"/>
+            <w:shd w:val="clear" w:color="auto" w:fill="F0F7F2"/>
+          </w:tcPr>
+          <w:p>
+            <w:pPr>
+              <w:spacing w:before="120" w:after="40"/>
+            </w:pPr>
+            <w:r>
+              <w:rPr>
+                <w:b/>
+                <w:color w:val="1A4D2E"/>
+                <w:sz w:val="16"/>
+              </w:rPr>
+              <w:t>BANCO CENTRAL | NORMAS</w:t>
+            </w:r>
+          </w:p>
+          <w:p>
+            <w:pPr>
+              <w:spacing w:after="40"/>
+            </w:pPr>
+            <w:hyperlink r:id="rId11">
+              <w:r>
+                <w:rPr>
+                  <w:color w:val="1A1A1A"/>
+                  <w:u w:val="single"/>
+                  <w:b/>
+                </w:rPr>
+                <w:t>Comunicado n° 45.524, 8/7/2026</w:t>
               </w:r>
             </w:hyperlink>
           </w:p>
@@ -416,14 +474,14 @@
             <w:pPr>
               <w:spacing w:after="40"/>
             </w:pPr>
-            <w:hyperlink r:id="rId11">
+            <w:hyperlink r:id="rId12">
               <w:r>
                 <w:rPr>
                   <w:color w:val="1A1A1A"/>
                   <w:u w:val="single"/>
                   <w:b/>
                 </w:rPr>
-                <w:t>Comunicado n° 45.515, 7/7/2026</w:t>
+                <w:t>Instrução Normativa BCB n° 758, 8/7/2026</w:t>
               </w:r>
             </w:hyperlink>
           </w:p>
@@ -436,65 +494,7 @@
                 <w:color w:val="4A4A4A"/>
                 <w:sz w:val="18"/>
               </w:rPr>
-              <w:t>Divulga as condições de oferta pública para a realização de operações de swap para fins de rolagem do vencimento de 03/08/2026.</w:t>
-            </w:r>
-          </w:p>
-        </w:tc>
-      </w:tr>
-    </w:tbl>
-    <w:tbl>
-      <w:tblPr>
-        <w:tblW w:type="auto" w:w="0"/>
-        <w:tblLayout w:type="fixed"/>
-        <w:tblLook w:firstColumn="1" w:firstRow="1" w:lastColumn="0" w:lastRow="0" w:noHBand="0" w:noVBand="1" w:val="04A0"/>
-      </w:tblPr>
-      <w:tblGrid>
-        <w:gridCol w:w="9638"/>
-      </w:tblGrid>
-      <w:tr>
-        <w:tc>
-          <w:tcPr>
-            <w:tcW w:type="dxa" w:w="9638"/>
-            <w:shd w:val="clear" w:color="auto" w:fill="F0F7F2"/>
-          </w:tcPr>
-          <w:p>
-            <w:pPr>
-              <w:spacing w:before="120" w:after="40"/>
-            </w:pPr>
-            <w:r>
-              <w:rPr>
-                <w:b/>
-                <w:color w:val="1A4D2E"/>
-                <w:sz w:val="16"/>
-              </w:rPr>
-              <w:t>BANCO CENTRAL | NORMAS</w:t>
-            </w:r>
-          </w:p>
-          <w:p>
-            <w:pPr>
-              <w:spacing w:after="40"/>
-            </w:pPr>
-            <w:hyperlink r:id="rId12">
-              <w:r>
-                <w:rPr>
-                  <w:color w:val="1A1A1A"/>
-                  <w:u w:val="single"/>
-                  <w:b/>
-                </w:rPr>
-                <w:t>Comunicado n° 45.514, 7/7/2026</w:t>
-              </w:r>
-            </w:hyperlink>
-          </w:p>
-          <w:p>
-            <w:pPr>
-              <w:spacing w:after="120"/>
-            </w:pPr>
-            <w:r>
-              <w:rPr>
-                <w:color w:val="4A4A4A"/>
-                <w:sz w:val="18"/>
-              </w:rPr>
-              <w:t>Divulga comunicado do Grupo de Ação Financeira contra a Lavagem de Dinheiro e o Financiamento do Terrorismo (GAFI/FATF).</w:t>
+              <w:t>Altera o Manual de Crédito Rural (MCR) para ajustar prazos e orientar instituições financeiras sobre procedimentos de reversão de desclassificação no Sicor.</w:t>
             </w:r>
           </w:p>
         </w:tc>
@@ -539,7 +539,7 @@
                   <w:u w:val="single"/>
                   <w:b/>
                 </w:rPr>
-                <w:t>Comunicado n° 45.511, 7/7/2026</w:t>
+                <w:t>Instrução Normativa BCB n° 757, 8/7/2026</w:t>
               </w:r>
             </w:hyperlink>
           </w:p>
@@ -552,7 +552,7 @@
                 <w:color w:val="4A4A4A"/>
                 <w:sz w:val="18"/>
               </w:rPr>
-              <w:t>Divulga as Taxas Básicas Financeiras (TBF), os Redutores "R" e as Taxas Referenciais (TR) relativos a 4, 5 e 6 de julho de 2026.</w:t>
+              <w:t>Estabelece procedimentos para a prestação de informações ao Banco Central do Brasil relativas a contas de depósito em moeda estrangeira.</w:t>
             </w:r>
           </w:p>
         </w:tc>
@@ -621,7 +621,7 @@
           <w:color w:val="1A1A1A"/>
           <w:sz w:val="22"/>
         </w:rPr>
-        <w:t xml:space="preserve">Lei nº 15.461, de 7.7.2026 - Confere o título de Capital Nacional da Maior Onda do Brasil ao Município de Jaguaruna, no Estado de Santa Catarina.   </w:t>
+        <w:t xml:space="preserve">Lei nº 15.463, de 8.7.2026   </w:t>
       </w:r>
       <w:r>
         <w:rPr>
@@ -641,7 +641,7 @@
           <w:color w:val="4A4A4A"/>
           <w:sz w:val="20"/>
         </w:rPr>
-        <w:t>Confere o título de Capital Nacional da Maior Onda do Brasil ao Município de Jaguaruna, no Estado de Santa Catarina.</w:t>
+        <w:t>Institui o Dia Nacional dos Congados e Reinados, a ser comemorado anualmente em 7 de outubro.</w:t>
       </w:r>
     </w:p>
     <w:p>
@@ -661,7 +661,7 @@
           <w:color w:val="888888"/>
           <w:sz w:val="18"/>
         </w:rPr>
-        <w:t xml:space="preserve">2026-07-08   </w:t>
+        <w:t xml:space="preserve">2026-07-09   </w:t>
       </w:r>
       <w:hyperlink r:id="rId14">
         <w:r>
@@ -684,7 +684,7 @@
           <w:color w:val="888888"/>
           <w:sz w:val="16"/>
         </w:rPr>
-        <w:t>Lei com caráter honorífico, sem impacto direto a clientes corporativos.</w:t>
+        <w:t>Institui data comemorativa, sem impacto direto a clientes corporativos.</w:t>
       </w:r>
     </w:p>
     <w:p>
@@ -697,15 +697,15 @@
           <w:color w:val="1A1A1A"/>
           <w:sz w:val="22"/>
         </w:rPr>
-        <w:t xml:space="preserve">Lei nº 15.460, de 7.7.2026 - Institui o Dia Nacional do Vinho, a ser comemorado no primeiro domingo do mês de junho.   </w:t>
+        <w:t xml:space="preserve">Lei nº 15.462, de 8.7.2026   </w:t>
       </w:r>
       <w:r>
         <w:rPr>
           <w:b/>
-          <w:color w:val="7F8C8D"/>
+          <w:color w:val="D68910"/>
           <w:sz w:val="16"/>
         </w:rPr>
-        <w:t>[BAIXA]</w:t>
+        <w:t>[MÉDIA]</w:t>
       </w:r>
     </w:p>
     <w:p>
@@ -717,7 +717,7 @@
           <w:color w:val="4A4A4A"/>
           <w:sz w:val="20"/>
         </w:rPr>
-        <w:t>Institui o Dia Nacional do Vinho, a ser comemorado no primeiro domingo do mês de junho.</w:t>
+        <w:t>Altera a Lei de Diretrizes e Bases da Educação Nacional (Lei nº 9.394/1996) para especificar atividades de aperfeiçoamento profissional continuado dos profissionais da educação básica pública.</w:t>
       </w:r>
     </w:p>
     <w:p>
@@ -737,7 +737,7 @@
           <w:color w:val="888888"/>
           <w:sz w:val="18"/>
         </w:rPr>
-        <w:t xml:space="preserve">2026-07-08   </w:t>
+        <w:t xml:space="preserve">2026-07-09   </w:t>
       </w:r>
       <w:hyperlink r:id="rId15">
         <w:r>
@@ -760,7 +760,7 @@
           <w:color w:val="888888"/>
           <w:sz w:val="16"/>
         </w:rPr>
-        <w:t>Lei com caráter comemorativo, sem impacto direto a clientes corporativos.</w:t>
+        <w:t>Alteração de legislação educacional com impacto em profissionais da educação.</w:t>
       </w:r>
     </w:p>
     <w:p>
@@ -773,15 +773,15 @@
           <w:color w:val="1A1A1A"/>
           <w:sz w:val="22"/>
         </w:rPr>
-        <w:t xml:space="preserve">Lei nº 15.459, de 7.7.2026 - Altera a Lei nº 7.405, de 12 de novembro de 1985, para estabelecer a utilização do Símbolo Internacional de Acessibilidade.   </w:t>
+        <w:t xml:space="preserve">Lei nº 15.461, de 7.7.2026   </w:t>
       </w:r>
       <w:r>
         <w:rPr>
           <w:b/>
-          <w:color w:val="D68910"/>
+          <w:color w:val="7F8C8D"/>
           <w:sz w:val="16"/>
         </w:rPr>
-        <w:t>[MÉDIA]</w:t>
+        <w:t>[BAIXA]</w:t>
       </w:r>
     </w:p>
     <w:p>
@@ -793,7 +793,7 @@
           <w:color w:val="4A4A4A"/>
           <w:sz w:val="20"/>
         </w:rPr>
-        <w:t>Altera a Lei nº 7.405, de 1985, para estabelecer a utilização do Símbolo Internacional de Acessibilidade.</w:t>
+        <w:t>Confere o título de Capital Nacional da Maior Onda do Brasil ao Município de Jaguaruna, no Estado de Santa Catarina.</w:t>
       </w:r>
     </w:p>
     <w:p>
@@ -836,7 +836,7 @@
           <w:color w:val="888888"/>
           <w:sz w:val="16"/>
         </w:rPr>
-        <w:t>Alteração de lei que pode ter implicações para empresas em termos de acessibilidade e conformidade.</w:t>
+        <w:t>Confere título honorífico a município, sem impacto direto a clientes corporativos.</w:t>
       </w:r>
     </w:p>
     <w:p>
@@ -849,7 +849,7 @@
           <w:color w:val="1A1A1A"/>
           <w:sz w:val="22"/>
         </w:rPr>
-        <w:t xml:space="preserve">Decreto nº 13.060, de 7.7.2026 - Altera o Decreto nº 10.172, de 11 de dezembro de 2019, para alterar a composição do Conselho Fiscal do Serviço Autônomo Embratur – Agência Brasileira de Promoção Internacional do Turismo.   </w:t>
+        <w:t xml:space="preserve">Lei nº 15.460, de 7.7.2026   </w:t>
       </w:r>
       <w:r>
         <w:rPr>
@@ -869,7 +869,7 @@
           <w:color w:val="4A4A4A"/>
           <w:sz w:val="20"/>
         </w:rPr>
-        <w:t>Altera a composição do Conselho Fiscal do Serviço Autônomo Embratur – Agência Brasileira de Promoção Internacional do Turismo.</w:t>
+        <w:t>Institui o Dia Nacional do Vinho, a ser comemorado no primeiro domingo do mês de junho.</w:t>
       </w:r>
     </w:p>
     <w:p>
@@ -912,7 +912,7 @@
           <w:color w:val="888888"/>
           <w:sz w:val="16"/>
         </w:rPr>
-        <w:t>Alteração administrativa interna de órgão público, com baixo impacto corporativo direto.</w:t>
+        <w:t>Institui data comemorativa, sem impacto direto a clientes corporativos.</w:t>
       </w:r>
     </w:p>
     <w:p>
@@ -925,15 +925,15 @@
           <w:color w:val="1A1A1A"/>
           <w:sz w:val="22"/>
         </w:rPr>
-        <w:t xml:space="preserve">Decreto nº 13.059, de 7.7.2026 - Remaneja, em caráter temporário, cargo em comissão e funções de confiança para o Ministério das Relações Exteriores.   </w:t>
+        <w:t xml:space="preserve">Lei nº 15.459, de 7.7.2026   </w:t>
       </w:r>
       <w:r>
         <w:rPr>
           <w:b/>
-          <w:color w:val="7F8C8D"/>
+          <w:color w:val="D68910"/>
           <w:sz w:val="16"/>
         </w:rPr>
-        <w:t>[BAIXA]</w:t>
+        <w:t>[MÉDIA]</w:t>
       </w:r>
     </w:p>
     <w:p>
@@ -945,7 +945,7 @@
           <w:color w:val="4A4A4A"/>
           <w:sz w:val="20"/>
         </w:rPr>
-        <w:t>Remaneja, em caráter temporário, cargo em comissão e funções de confiança para o Ministério das Relações Exteriores.</w:t>
+        <w:t>Altera a Lei nº 7.405, de 12 de novembro de 1985, para estabelecer a utilização do Símbolo Internacional de Acessibilidade.</w:t>
       </w:r>
     </w:p>
     <w:p>
@@ -988,7 +988,7 @@
           <w:color w:val="888888"/>
           <w:sz w:val="16"/>
         </w:rPr>
-        <w:t>Alteração administrativa interna de órgão público, com baixo impacto corporativo direto.</w:t>
+        <w:t>Alteração de lei para estabelecer símbolo de acessibilidade, com potencial impacto em infraestrutura e serviços.</w:t>
       </w:r>
     </w:p>
     <w:p>
@@ -1001,7 +1001,7 @@
           <w:color w:val="1A1A1A"/>
           <w:sz w:val="22"/>
         </w:rPr>
-        <w:t xml:space="preserve">Decreto nº 13.058, de 7.7.2026 - Altera o Decreto nº 11.198, de 15 de setembro de 2022, que aprova a Estrutura Regimental e o Quadro Demonstrativo dos Cargos em Comissão e das Funções de Confiança do Departamento Nacional de Obras Contra as Secas, e remaneja e transforma cargos em comissão e funções de confiança.   </w:t>
+        <w:t xml:space="preserve">Decreto nº 13.060, de 7.7.2026   </w:t>
       </w:r>
       <w:r>
         <w:rPr>
@@ -1021,7 +1021,7 @@
           <w:color w:val="4A4A4A"/>
           <w:sz w:val="20"/>
         </w:rPr>
-        <w:t>Altera a Estrutura Regimental e o Quadro Demonstrativo de Cargos e Funções do Departamento Nacional de Obras Contra as Secas (DNOCS).</w:t>
+        <w:t>Altera o Decreto nº 10.172/2019 para modificar a composição do Conselho Fiscal do Serviço Autônomo Embratur – Agência Brasileira de Promoção Internacional do Turismo.</w:t>
       </w:r>
     </w:p>
     <w:p>
@@ -1064,7 +1064,7 @@
           <w:color w:val="888888"/>
           <w:sz w:val="16"/>
         </w:rPr>
-        <w:t>Alteração administrativa interna de órgão público, com baixo impacto corporativo direto.</w:t>
+        <w:t>Alteração de composição de conselho fiscal de autarquia, de natureza administrativa interna.</w:t>
       </w:r>
     </w:p>
     <w:p>
@@ -1077,15 +1077,15 @@
           <w:color w:val="1A1A1A"/>
           <w:sz w:val="22"/>
         </w:rPr>
-        <w:t xml:space="preserve">Decreto nº 13.057, de 7.7.2026 - Altera o Decreto nº 2.338, de 7 de outubro de 1997, que aprova o Regulamento da Agência Nacional de Telecomunicações, e remaneja e transforma cargos em comissão e funções de confiança.   </w:t>
+        <w:t xml:space="preserve">Decreto nº 13.059, de 7.7.2026   </w:t>
       </w:r>
       <w:r>
         <w:rPr>
           <w:b/>
-          <w:color w:val="D68910"/>
+          <w:color w:val="7F8C8D"/>
           <w:sz w:val="16"/>
         </w:rPr>
-        <w:t>[MÉDIA]</w:t>
+        <w:t>[BAIXA]</w:t>
       </w:r>
     </w:p>
     <w:p>
@@ -1097,7 +1097,7 @@
           <w:color w:val="4A4A4A"/>
           <w:sz w:val="20"/>
         </w:rPr>
-        <w:t>Altera o Regulamento da Agência Nacional de Telecomunicações (ANATEL) e remaneja cargos e funções de confiança.</w:t>
+        <w:t>Remaneja, em caráter temporário, cargo em comissão e funções de confiança para o Ministério das Relações Exteriores.</w:t>
       </w:r>
     </w:p>
     <w:p>
@@ -1140,7 +1140,159 @@
           <w:color w:val="888888"/>
           <w:sz w:val="16"/>
         </w:rPr>
-        <w:t>Alteração no regulamento de uma agência reguladora, podendo ter impacto setorial.</w:t>
+        <w:t>Remanejamento de cargos administrativos, de natureza interna.</w:t>
+      </w:r>
+    </w:p>
+    <w:p>
+      <w:pPr>
+        <w:spacing w:before="160" w:after="40"/>
+      </w:pPr>
+      <w:r>
+        <w:rPr>
+          <w:b/>
+          <w:color w:val="1A1A1A"/>
+          <w:sz w:val="22"/>
+        </w:rPr>
+        <w:t xml:space="preserve">Decreto nº 13.058, de 7.7.2026   </w:t>
+      </w:r>
+      <w:r>
+        <w:rPr>
+          <w:b/>
+          <w:color w:val="7F8C8D"/>
+          <w:sz w:val="16"/>
+        </w:rPr>
+        <w:t>[BAIXA]</w:t>
+      </w:r>
+    </w:p>
+    <w:p>
+      <w:pPr>
+        <w:spacing w:after="40"/>
+      </w:pPr>
+      <w:r>
+        <w:rPr>
+          <w:color w:val="4A4A4A"/>
+          <w:sz w:val="20"/>
+        </w:rPr>
+        <w:t>Altera o Decreto nº 11.198/2022, que aprova a Estrutura Regimental e o Quadro Demonstrativo de Cargos e Funções do Departamento Nacional de Obras Contra as Secas (DNOCS), e remaneja e transforma cargos.</w:t>
+      </w:r>
+    </w:p>
+    <w:p>
+      <w:pPr>
+        <w:spacing w:after="40"/>
+      </w:pPr>
+      <w:r>
+        <w:rPr>
+          <w:b/>
+          <w:color w:val="888888"/>
+          <w:sz w:val="18"/>
+        </w:rPr>
+        <w:t xml:space="preserve">Publicado: </w:t>
+      </w:r>
+      <w:r>
+        <w:rPr>
+          <w:color w:val="888888"/>
+          <w:sz w:val="18"/>
+        </w:rPr>
+        <w:t xml:space="preserve">2026-07-08   </w:t>
+      </w:r>
+      <w:hyperlink r:id="rId21">
+        <w:r>
+          <w:rPr>
+            <w:color w:val="1A4D2E"/>
+            <w:u w:val="single"/>
+            <w:b/>
+          </w:rPr>
+          <w:t>Acessar materia</w:t>
+        </w:r>
+      </w:hyperlink>
+    </w:p>
+    <w:p>
+      <w:pPr>
+        <w:spacing w:after="120"/>
+      </w:pPr>
+      <w:r>
+        <w:rPr>
+          <w:i/>
+          <w:color w:val="888888"/>
+          <w:sz w:val="16"/>
+        </w:rPr>
+        <w:t>Alteração de estrutura regimental e remanejamento de cargos, de natureza administrativa interna.</w:t>
+      </w:r>
+    </w:p>
+    <w:p>
+      <w:pPr>
+        <w:spacing w:before="160" w:after="40"/>
+      </w:pPr>
+      <w:r>
+        <w:rPr>
+          <w:b/>
+          <w:color w:val="1A1A1A"/>
+          <w:sz w:val="22"/>
+        </w:rPr>
+        <w:t xml:space="preserve">Decreto nº 13.057, de 7.7.2026   </w:t>
+      </w:r>
+      <w:r>
+        <w:rPr>
+          <w:b/>
+          <w:color w:val="D68910"/>
+          <w:sz w:val="16"/>
+        </w:rPr>
+        <w:t>[MÉDIA]</w:t>
+      </w:r>
+    </w:p>
+    <w:p>
+      <w:pPr>
+        <w:spacing w:after="40"/>
+      </w:pPr>
+      <w:r>
+        <w:rPr>
+          <w:color w:val="4A4A4A"/>
+          <w:sz w:val="20"/>
+        </w:rPr>
+        <w:t>Altera o Decreto nº 2.338/1997, que aprova o Regulamento da Agência Nacional de Telecomunicações (Anatel), e remaneja e transforma cargos em comissão e funções de confiança.</w:t>
+      </w:r>
+    </w:p>
+    <w:p>
+      <w:pPr>
+        <w:spacing w:after="40"/>
+      </w:pPr>
+      <w:r>
+        <w:rPr>
+          <w:b/>
+          <w:color w:val="888888"/>
+          <w:sz w:val="18"/>
+        </w:rPr>
+        <w:t xml:space="preserve">Publicado: </w:t>
+      </w:r>
+      <w:r>
+        <w:rPr>
+          <w:color w:val="888888"/>
+          <w:sz w:val="18"/>
+        </w:rPr>
+        <w:t xml:space="preserve">2026-07-08   </w:t>
+      </w:r>
+      <w:hyperlink r:id="rId22">
+        <w:r>
+          <w:rPr>
+            <w:color w:val="1A4D2E"/>
+            <w:u w:val="single"/>
+            <w:b/>
+          </w:rPr>
+          <w:t>Acessar materia</w:t>
+        </w:r>
+      </w:hyperlink>
+    </w:p>
+    <w:p>
+      <w:pPr>
+        <w:spacing w:after="120"/>
+      </w:pPr>
+      <w:r>
+        <w:rPr>
+          <w:i/>
+          <w:color w:val="888888"/>
+          <w:sz w:val="16"/>
+        </w:rPr>
+        <w:t>Alteração de regulamento de agência reguladora (Anatel) e remanejamento de cargos, com potencial impacto setorial.</w:t>
       </w:r>
     </w:p>
     <w:p/>
@@ -1206,15 +1358,15 @@
           <w:color w:val="1A1A1A"/>
           <w:sz w:val="22"/>
         </w:rPr>
-        <w:t xml:space="preserve">Comunicado n° 45.517, 8/7/2026   </w:t>
+        <w:t xml:space="preserve">Comunicado n° 45.529, 9/7/2026   </w:t>
       </w:r>
       <w:r>
         <w:rPr>
           <w:b/>
-          <w:color w:val="C0392B"/>
+          <w:color w:val="D68910"/>
           <w:sz w:val="16"/>
         </w:rPr>
-        <w:t>[ALTA]</w:t>
+        <w:t>[MÉDIA]</w:t>
       </w:r>
     </w:p>
     <w:p>
@@ -1226,7 +1378,7 @@
           <w:color w:val="4A4A4A"/>
           <w:sz w:val="20"/>
         </w:rPr>
-        <w:t>Divulga a Taxa Básica Financeira (TBF), o Redutor "R" e a Taxa Referencial (TR) relativos a 7 de julho de 2026.</w:t>
+        <w:t>Divulga nome de pessoa com interesse em participar do controle de Instituição de Pagamento.</w:t>
       </w:r>
     </w:p>
     <w:p>
@@ -1246,7 +1398,235 @@
           <w:color w:val="888888"/>
           <w:sz w:val="18"/>
         </w:rPr>
-        <w:t xml:space="preserve">2026-07-08T09:01   </w:t>
+        <w:t xml:space="preserve">2026-07-09T10:21   </w:t>
+      </w:r>
+      <w:hyperlink r:id="rId23">
+        <w:r>
+          <w:rPr>
+            <w:color w:val="1A4D2E"/>
+            <w:u w:val="single"/>
+            <w:b/>
+          </w:rPr>
+          <w:t>Acessar materia</w:t>
+        </w:r>
+      </w:hyperlink>
+    </w:p>
+    <w:p>
+      <w:pPr>
+        <w:spacing w:after="120"/>
+      </w:pPr>
+      <w:r>
+        <w:rPr>
+          <w:i/>
+          <w:color w:val="888888"/>
+          <w:sz w:val="16"/>
+        </w:rPr>
+        <w:t>Divulgação de interesse em controle de instituição de pagamento, relevante para o setor financeiro.</w:t>
+      </w:r>
+    </w:p>
+    <w:p>
+      <w:pPr>
+        <w:spacing w:before="160" w:after="40"/>
+      </w:pPr>
+      <w:r>
+        <w:rPr>
+          <w:b/>
+          <w:color w:val="1A1A1A"/>
+          <w:sz w:val="22"/>
+        </w:rPr>
+        <w:t xml:space="preserve">Comunicado n° 45.528, 9/7/2026   </w:t>
+      </w:r>
+      <w:r>
+        <w:rPr>
+          <w:b/>
+          <w:color w:val="D68910"/>
+          <w:sz w:val="16"/>
+        </w:rPr>
+        <w:t>[MÉDIA]</w:t>
+      </w:r>
+    </w:p>
+    <w:p>
+      <w:pPr>
+        <w:spacing w:after="40"/>
+      </w:pPr>
+      <w:r>
+        <w:rPr>
+          <w:color w:val="4A4A4A"/>
+          <w:sz w:val="20"/>
+        </w:rPr>
+        <w:t>Divulga, para fins de recebimento de eventuais objeções, nomes de pessoas eleitas ou nomeadas para ocupar cargos de administração em instituições autorizadas a funcionar.</w:t>
+      </w:r>
+    </w:p>
+    <w:p>
+      <w:pPr>
+        <w:spacing w:after="40"/>
+      </w:pPr>
+      <w:r>
+        <w:rPr>
+          <w:b/>
+          <w:color w:val="888888"/>
+          <w:sz w:val="18"/>
+        </w:rPr>
+        <w:t xml:space="preserve">Publicado: </w:t>
+      </w:r>
+      <w:r>
+        <w:rPr>
+          <w:color w:val="888888"/>
+          <w:sz w:val="18"/>
+        </w:rPr>
+        <w:t xml:space="preserve">2026-07-09T09:36   </w:t>
+      </w:r>
+      <w:hyperlink r:id="rId24">
+        <w:r>
+          <w:rPr>
+            <w:color w:val="1A4D2E"/>
+            <w:u w:val="single"/>
+            <w:b/>
+          </w:rPr>
+          <w:t>Acessar materia</w:t>
+        </w:r>
+      </w:hyperlink>
+    </w:p>
+    <w:p>
+      <w:pPr>
+        <w:spacing w:after="120"/>
+      </w:pPr>
+      <w:r>
+        <w:rPr>
+          <w:i/>
+          <w:color w:val="888888"/>
+          <w:sz w:val="16"/>
+        </w:rPr>
+        <w:t>Divulgação de nomes para cargos de administração em instituições financeiras, importante para governança corporativa.</w:t>
+      </w:r>
+    </w:p>
+    <w:p>
+      <w:pPr>
+        <w:spacing w:before="160" w:after="40"/>
+      </w:pPr>
+      <w:r>
+        <w:rPr>
+          <w:b/>
+          <w:color w:val="1A1A1A"/>
+          <w:sz w:val="22"/>
+        </w:rPr>
+        <w:t xml:space="preserve">Comunicado n° 45.527, 9/7/2026   </w:t>
+      </w:r>
+      <w:r>
+        <w:rPr>
+          <w:b/>
+          <w:color w:val="D68910"/>
+          <w:sz w:val="16"/>
+        </w:rPr>
+        <w:t>[MÉDIA]</w:t>
+      </w:r>
+    </w:p>
+    <w:p>
+      <w:pPr>
+        <w:spacing w:after="40"/>
+      </w:pPr>
+      <w:r>
+        <w:rPr>
+          <w:color w:val="4A4A4A"/>
+          <w:sz w:val="20"/>
+        </w:rPr>
+        <w:t>Divulga nome aprovado de pessoas eleitas/nomeadas para cargos de órgãos estatutários ou contratuais de sociedades autorizadas a funcionar pelo Banco Central do Brasil.</w:t>
+      </w:r>
+    </w:p>
+    <w:p>
+      <w:pPr>
+        <w:spacing w:after="40"/>
+      </w:pPr>
+      <w:r>
+        <w:rPr>
+          <w:b/>
+          <w:color w:val="888888"/>
+          <w:sz w:val="18"/>
+        </w:rPr>
+        <w:t xml:space="preserve">Publicado: </w:t>
+      </w:r>
+      <w:r>
+        <w:rPr>
+          <w:color w:val="888888"/>
+          <w:sz w:val="18"/>
+        </w:rPr>
+        <w:t xml:space="preserve">2026-07-09T09:35   </w:t>
+      </w:r>
+      <w:hyperlink r:id="rId25">
+        <w:r>
+          <w:rPr>
+            <w:color w:val="1A4D2E"/>
+            <w:u w:val="single"/>
+            <w:b/>
+          </w:rPr>
+          <w:t>Acessar materia</w:t>
+        </w:r>
+      </w:hyperlink>
+    </w:p>
+    <w:p>
+      <w:pPr>
+        <w:spacing w:after="120"/>
+      </w:pPr>
+      <w:r>
+        <w:rPr>
+          <w:i/>
+          <w:color w:val="888888"/>
+          <w:sz w:val="16"/>
+        </w:rPr>
+        <w:t>Divulgação de nomes aprovados para cargos em instituições financeiras, importante para governança corporativa.</w:t>
+      </w:r>
+    </w:p>
+    <w:p>
+      <w:pPr>
+        <w:spacing w:before="160" w:after="40"/>
+      </w:pPr>
+      <w:r>
+        <w:rPr>
+          <w:b/>
+          <w:color w:val="1A1A1A"/>
+          <w:sz w:val="22"/>
+        </w:rPr>
+        <w:t xml:space="preserve">Comunicado n° 45.526, 9/7/2026   </w:t>
+      </w:r>
+      <w:r>
+        <w:rPr>
+          <w:b/>
+          <w:color w:val="C0392B"/>
+          <w:sz w:val="16"/>
+        </w:rPr>
+        <w:t>[ALTA]</w:t>
+      </w:r>
+    </w:p>
+    <w:p>
+      <w:pPr>
+        <w:spacing w:after="40"/>
+      </w:pPr>
+      <w:r>
+        <w:rPr>
+          <w:color w:val="4A4A4A"/>
+          <w:sz w:val="20"/>
+        </w:rPr>
+        <w:t>Divulga a Taxa Básica Financeira (TBF), o Redutor 'R' e a Taxa Referencial (TR) relativos a 8 de julho de 2026.</w:t>
+      </w:r>
+    </w:p>
+    <w:p>
+      <w:pPr>
+        <w:spacing w:after="40"/>
+      </w:pPr>
+      <w:r>
+        <w:rPr>
+          <w:b/>
+          <w:color w:val="888888"/>
+          <w:sz w:val="18"/>
+        </w:rPr>
+        <w:t xml:space="preserve">Publicado: </w:t>
+      </w:r>
+      <w:r>
+        <w:rPr>
+          <w:color w:val="888888"/>
+          <w:sz w:val="18"/>
+        </w:rPr>
+        <w:t xml:space="preserve">2026-07-09T09:02   </w:t>
       </w:r>
       <w:hyperlink r:id="rId9">
         <w:r>
@@ -1269,7 +1649,7 @@
           <w:color w:val="888888"/>
           <w:sz w:val="16"/>
         </w:rPr>
-        <w:t>Divulgação de taxas financeiras de referência, crucial para o mercado financeiro.</w:t>
+        <w:t>Divulgação de taxas financeiras de referência, com impacto direto no mercado e operações financeiras.</w:t>
       </w:r>
     </w:p>
     <w:p>
@@ -1282,7 +1662,7 @@
           <w:color w:val="1A1A1A"/>
           <w:sz w:val="22"/>
         </w:rPr>
-        <w:t xml:space="preserve">Comunicado n° 45.516, 7/7/2026   </w:t>
+        <w:t xml:space="preserve">Comunicado n° 45.525, 8/7/2026   </w:t>
       </w:r>
       <w:r>
         <w:rPr>
@@ -1302,7 +1682,7 @@
           <w:color w:val="4A4A4A"/>
           <w:sz w:val="20"/>
         </w:rPr>
-        <w:t>Divulga condições para a realização de operações compromissadas com instituições financeiras participantes do módulo Oferta Pública (Ofpub).</w:t>
+        <w:t>Divulga as condições de oferta pública para a realização de operações de swap para fins de rolagem do vencimento de 03/08/2026.</w:t>
       </w:r>
     </w:p>
     <w:p>
@@ -1322,7 +1702,7 @@
           <w:color w:val="888888"/>
           <w:sz w:val="18"/>
         </w:rPr>
-        <w:t xml:space="preserve">2026-07-07T18:30   </w:t>
+        <w:t xml:space="preserve">2026-07-08T18:31   </w:t>
       </w:r>
       <w:hyperlink r:id="rId10">
         <w:r>
@@ -1345,7 +1725,7 @@
           <w:color w:val="888888"/>
           <w:sz w:val="16"/>
         </w:rPr>
-        <w:t>Impacto direto em operações de instituições financeiras no mercado.</w:t>
+        <w:t>Condições de oferta pública para operações de swap, relevante para o mercado financeiro e gestão de dívida.</w:t>
       </w:r>
     </w:p>
     <w:p>
@@ -1358,7 +1738,7 @@
           <w:color w:val="1A1A1A"/>
           <w:sz w:val="22"/>
         </w:rPr>
-        <w:t xml:space="preserve">Comunicado n° 45.515, 7/7/2026   </w:t>
+        <w:t xml:space="preserve">Comunicado n° 45.524, 8/7/2026   </w:t>
       </w:r>
       <w:r>
         <w:rPr>
@@ -1378,7 +1758,7 @@
           <w:color w:val="4A4A4A"/>
           <w:sz w:val="20"/>
         </w:rPr>
-        <w:t>Divulga as condições de oferta pública para a realização de operações de swap para fins de rolagem do vencimento de 03/08/2026.</w:t>
+        <w:t>Divulga condições para a realização de operações compromissadas com instituições financeiras participantes do módulo Oferta Pública (Ofpub).</w:t>
       </w:r>
     </w:p>
     <w:p>
@@ -1398,7 +1778,7 @@
           <w:color w:val="888888"/>
           <w:sz w:val="18"/>
         </w:rPr>
-        <w:t xml:space="preserve">2026-07-07T18:30   </w:t>
+        <w:t xml:space="preserve">2026-07-08T18:30   </w:t>
       </w:r>
       <w:hyperlink r:id="rId11">
         <w:r>
@@ -1421,7 +1801,7 @@
           <w:color w:val="888888"/>
           <w:sz w:val="16"/>
         </w:rPr>
-        <w:t>Impacto direto em operações de mercado financeiro, como swaps.</w:t>
+        <w:t>Condições para operações compromissadas, com impacto direto nas instituições financeiras e no mercado.</w:t>
       </w:r>
     </w:p>
     <w:p>
@@ -1434,15 +1814,15 @@
           <w:color w:val="1A1A1A"/>
           <w:sz w:val="22"/>
         </w:rPr>
-        <w:t xml:space="preserve">Comunicado n° 45.514, 7/7/2026   </w:t>
+        <w:t xml:space="preserve">Comunicado n° 45.523, 8/7/2026   </w:t>
       </w:r>
       <w:r>
         <w:rPr>
           <w:b/>
-          <w:color w:val="C0392B"/>
+          <w:color w:val="D68910"/>
           <w:sz w:val="16"/>
         </w:rPr>
-        <w:t>[ALTA]</w:t>
+        <w:t>[MÉDIA]</w:t>
       </w:r>
     </w:p>
     <w:p>
@@ -1454,7 +1834,7 @@
           <w:color w:val="4A4A4A"/>
           <w:sz w:val="20"/>
         </w:rPr>
-        <w:t>Divulga comunicado do Grupo de Ação Financeira contra a Lavagem de Dinheiro e o Financiamento do Terrorismo (GAFI/FATF).</w:t>
+        <w:t>Divulga nome de pessoas com interesse em exercer o controle de Instituição de Pagamento.</w:t>
       </w:r>
     </w:p>
     <w:p>
@@ -1474,7 +1854,83 @@
           <w:color w:val="888888"/>
           <w:sz w:val="18"/>
         </w:rPr>
-        <w:t xml:space="preserve">2026-07-07T15:28   </w:t>
+        <w:t xml:space="preserve">2026-07-08T17:40   </w:t>
+      </w:r>
+      <w:hyperlink r:id="rId26">
+        <w:r>
+          <w:rPr>
+            <w:color w:val="1A4D2E"/>
+            <w:u w:val="single"/>
+            <w:b/>
+          </w:rPr>
+          <w:t>Acessar materia</w:t>
+        </w:r>
+      </w:hyperlink>
+    </w:p>
+    <w:p>
+      <w:pPr>
+        <w:spacing w:after="120"/>
+      </w:pPr>
+      <w:r>
+        <w:rPr>
+          <w:i/>
+          <w:color w:val="888888"/>
+          <w:sz w:val="16"/>
+        </w:rPr>
+        <w:t>Divulgação de interesse em controle de instituição de pagamento, relevante para o setor financeiro.</w:t>
+      </w:r>
+    </w:p>
+    <w:p>
+      <w:pPr>
+        <w:spacing w:before="160" w:after="40"/>
+      </w:pPr>
+      <w:r>
+        <w:rPr>
+          <w:b/>
+          <w:color w:val="1A1A1A"/>
+          <w:sz w:val="22"/>
+        </w:rPr>
+        <w:t xml:space="preserve">Instrução Normativa BCB n° 758, 8/7/2026   </w:t>
+      </w:r>
+      <w:r>
+        <w:rPr>
+          <w:b/>
+          <w:color w:val="C0392B"/>
+          <w:sz w:val="16"/>
+        </w:rPr>
+        <w:t>[ALTA]</w:t>
+      </w:r>
+    </w:p>
+    <w:p>
+      <w:pPr>
+        <w:spacing w:after="40"/>
+      </w:pPr>
+      <w:r>
+        <w:rPr>
+          <w:color w:val="4A4A4A"/>
+          <w:sz w:val="20"/>
+        </w:rPr>
+        <w:t>Altera o Manual de Crédito Rural (MCR) para ajustar prazos e orientar instituições financeiras sobre procedimentos de reversão de desclassificação no Sicor.</w:t>
+      </w:r>
+    </w:p>
+    <w:p>
+      <w:pPr>
+        <w:spacing w:after="40"/>
+      </w:pPr>
+      <w:r>
+        <w:rPr>
+          <w:b/>
+          <w:color w:val="888888"/>
+          <w:sz w:val="18"/>
+        </w:rPr>
+        <w:t xml:space="preserve">Publicado: </w:t>
+      </w:r>
+      <w:r>
+        <w:rPr>
+          <w:color w:val="888888"/>
+          <w:sz w:val="18"/>
+        </w:rPr>
+        <w:t xml:space="preserve">2026-07-08T16:43   </w:t>
       </w:r>
       <w:hyperlink r:id="rId12">
         <w:r>
@@ -1497,7 +1953,7 @@
           <w:color w:val="888888"/>
           <w:sz w:val="16"/>
         </w:rPr>
-        <w:t>Norma regulatória internacional com impacto em compliance de instituições financeiras.</w:t>
+        <w:t>Alteração de norma que afeta o crédito rural, com impacto direto em instituições financeiras e produtores.</w:t>
       </w:r>
     </w:p>
     <w:p>
@@ -1510,7 +1966,7 @@
           <w:color w:val="1A1A1A"/>
           <w:sz w:val="22"/>
         </w:rPr>
-        <w:t xml:space="preserve">Comunicado n° 45.513, 7/7/2026   </w:t>
+        <w:t xml:space="preserve">Comunicado n° 45.522, 8/7/2026   </w:t>
       </w:r>
       <w:r>
         <w:rPr>
@@ -1530,7 +1986,7 @@
           <w:color w:val="4A4A4A"/>
           <w:sz w:val="20"/>
         </w:rPr>
-        <w:t>Divulga nomes de pessoas eleitas ou nomeadas para cargos de administração em instituições autorizadas a funcionar, para fins de objeções.</w:t>
+        <w:t>Divulga o resultado de leilões de swap.</w:t>
       </w:r>
     </w:p>
     <w:p>
@@ -1550,9 +2006,9 @@
           <w:color w:val="888888"/>
           <w:sz w:val="18"/>
         </w:rPr>
-        <w:t xml:space="preserve">2026-07-07T09:32   </w:t>
+        <w:t xml:space="preserve">2026-07-08T11:46   </w:t>
       </w:r>
-      <w:hyperlink r:id="rId21">
+      <w:hyperlink r:id="rId27">
         <w:r>
           <w:rPr>
             <w:color w:val="1A4D2E"/>
@@ -1573,7 +2029,7 @@
           <w:color w:val="888888"/>
           <w:sz w:val="16"/>
         </w:rPr>
-        <w:t>Atualização administrativa relevante para o setor financeiro.</w:t>
+        <w:t>Divulgação de resultados de leilões de swap, com relevância para o mercado financeiro.</w:t>
       </w:r>
     </w:p>
     <w:p>
@@ -1586,7 +2042,7 @@
           <w:color w:val="1A1A1A"/>
           <w:sz w:val="22"/>
         </w:rPr>
-        <w:t xml:space="preserve">Comunicado n° 45.512, 7/7/2026   </w:t>
+        <w:t xml:space="preserve">Comunicado n° 45.521, 8/7/2026   </w:t>
       </w:r>
       <w:r>
         <w:rPr>
@@ -1606,7 +2062,7 @@
           <w:color w:val="4A4A4A"/>
           <w:sz w:val="20"/>
         </w:rPr>
-        <w:t>Divulga nome aprovado de pessoas eleitas/nomeadas para cargos de órgãos estatutários ou contratuais de sociedades autorizadas a funcionar pelo Banco Central.</w:t>
+        <w:t>Divulga a realização de leilão de Swap Cambial Tradicional para fins de rolagem.</w:t>
       </w:r>
     </w:p>
     <w:p>
@@ -1626,9 +2082,9 @@
           <w:color w:val="888888"/>
           <w:sz w:val="18"/>
         </w:rPr>
-        <w:t xml:space="preserve">2026-07-07T09:30   </w:t>
+        <w:t xml:space="preserve">2026-07-08T11:30   </w:t>
       </w:r>
-      <w:hyperlink r:id="rId22">
+      <w:hyperlink r:id="rId28">
         <w:r>
           <w:rPr>
             <w:color w:val="1A4D2E"/>
@@ -1649,7 +2105,7 @@
           <w:color w:val="888888"/>
           <w:sz w:val="16"/>
         </w:rPr>
-        <w:t>Atualização administrativa relevante para o setor financeiro.</w:t>
+        <w:t>Divulgação de leilão de swap cambial, com impacto no mercado de câmbio.</w:t>
       </w:r>
     </w:p>
     <w:p>
@@ -1662,15 +2118,15 @@
           <w:color w:val="1A1A1A"/>
           <w:sz w:val="22"/>
         </w:rPr>
-        <w:t xml:space="preserve">Comunicado n° 45.511, 7/7/2026   </w:t>
+        <w:t xml:space="preserve">Comunicado n° 45.520, 8/7/2026   </w:t>
       </w:r>
       <w:r>
         <w:rPr>
           <w:b/>
-          <w:color w:val="C0392B"/>
+          <w:color w:val="D68910"/>
           <w:sz w:val="16"/>
         </w:rPr>
-        <w:t>[ALTA]</w:t>
+        <w:t>[MÉDIA]</w:t>
       </w:r>
     </w:p>
     <w:p>
@@ -1682,7 +2138,7 @@
           <w:color w:val="4A4A4A"/>
           <w:sz w:val="20"/>
         </w:rPr>
-        <w:t>Divulga as Taxas Básicas Financeiras (TBF), os Redutores "R" e as Taxas Referenciais (TR) relativos a 4, 5 e 6 de julho de 2026.</w:t>
+        <w:t>Divulga a realização de leilão de Swap Cambial Tradicional para fins de rolagem.</w:t>
       </w:r>
     </w:p>
     <w:p>
@@ -1702,7 +2158,83 @@
           <w:color w:val="888888"/>
           <w:sz w:val="18"/>
         </w:rPr>
-        <w:t xml:space="preserve">2026-07-07T09:06   </w:t>
+        <w:t xml:space="preserve">2026-07-08T11:30   </w:t>
+      </w:r>
+      <w:hyperlink r:id="rId29">
+        <w:r>
+          <w:rPr>
+            <w:color w:val="1A4D2E"/>
+            <w:u w:val="single"/>
+            <w:b/>
+          </w:rPr>
+          <w:t>Acessar materia</w:t>
+        </w:r>
+      </w:hyperlink>
+    </w:p>
+    <w:p>
+      <w:pPr>
+        <w:spacing w:after="120"/>
+      </w:pPr>
+      <w:r>
+        <w:rPr>
+          <w:i/>
+          <w:color w:val="888888"/>
+          <w:sz w:val="16"/>
+        </w:rPr>
+        <w:t>Divulgação de leilão de swap cambial, com impacto no mercado de câmbio.</w:t>
+      </w:r>
+    </w:p>
+    <w:p>
+      <w:pPr>
+        <w:spacing w:before="160" w:after="40"/>
+      </w:pPr>
+      <w:r>
+        <w:rPr>
+          <w:b/>
+          <w:color w:val="1A1A1A"/>
+          <w:sz w:val="22"/>
+        </w:rPr>
+        <w:t xml:space="preserve">Instrução Normativa BCB n° 757, 8/7/2026   </w:t>
+      </w:r>
+      <w:r>
+        <w:rPr>
+          <w:b/>
+          <w:color w:val="C0392B"/>
+          <w:sz w:val="16"/>
+        </w:rPr>
+        <w:t>[ALTA]</w:t>
+      </w:r>
+    </w:p>
+    <w:p>
+      <w:pPr>
+        <w:spacing w:after="40"/>
+      </w:pPr>
+      <w:r>
+        <w:rPr>
+          <w:color w:val="4A4A4A"/>
+          <w:sz w:val="20"/>
+        </w:rPr>
+        <w:t>Estabelece procedimentos para a prestação de informações ao Banco Central do Brasil relativas a contas de depósito em moeda estrangeira.</w:t>
+      </w:r>
+    </w:p>
+    <w:p>
+      <w:pPr>
+        <w:spacing w:after="40"/>
+      </w:pPr>
+      <w:r>
+        <w:rPr>
+          <w:b/>
+          <w:color w:val="888888"/>
+          <w:sz w:val="18"/>
+        </w:rPr>
+        <w:t xml:space="preserve">Publicado: </w:t>
+      </w:r>
+      <w:r>
+        <w:rPr>
+          <w:color w:val="888888"/>
+          <w:sz w:val="18"/>
+        </w:rPr>
+        <w:t xml:space="preserve">2026-07-08T10:39   </w:t>
       </w:r>
       <w:hyperlink r:id="rId13">
         <w:r>
@@ -1725,29 +2257,8 @@
           <w:color w:val="888888"/>
           <w:sz w:val="16"/>
         </w:rPr>
-        <w:t>Divulgação de taxas financeiras de referência, crucial para o mercado financeiro.</w:t>
+        <w:t>Norma que estabelece procedimentos para informações sobre contas em moeda estrangeira, com impacto em instituições financeiras e compliance.</w:t>
       </w:r>
-    </w:p>
-    <w:p>
-      <w:pPr>
-        <w:spacing w:before="240" w:after="80"/>
-      </w:pPr>
-      <w:r>
-        <w:rPr>
-          <w:b/>
-          <w:color w:val="1A4D2E"/>
-          <w:sz w:val="20"/>
-        </w:rPr>
-        <w:t>CVM | NOTÍCIAS</w:t>
-      </w:r>
-    </w:p>
-    <w:p>
-      <w:pPr>
-        <w:spacing w:before="0" w:after="40"/>
-        <w:pBdr>
-          <w:bottom w:val="single" w:sz="8" w:space="1" w:color="1A4D2E"/>
-        </w:pBdr>
-      </w:pPr>
     </w:p>
     <w:p>
       <w:pPr>
@@ -1759,7 +2270,7 @@
           <w:color w:val="1A1A1A"/>
           <w:sz w:val="22"/>
         </w:rPr>
-        <w:t xml:space="preserve">Até 14/7, participe da pesquisa do TCU sobre Termo de Compromisso   </w:t>
+        <w:t xml:space="preserve">Comunicado n° 45.519, 8/7/2026   </w:t>
       </w:r>
       <w:r>
         <w:rPr>
@@ -1779,7 +2290,7 @@
           <w:color w:val="4A4A4A"/>
           <w:sz w:val="20"/>
         </w:rPr>
-        <w:t>Consulta pública do TCU sobre Termo de Compromisso no âmbito de auditoria operacional sobre a governança da CVM.</w:t>
+        <w:t>Divulga, para fins de recebimento de eventuais objeções, nomes de pessoas eleitas ou nomeadas para ocupar cargos de administração em instituições autorizadas a funcionar.</w:t>
       </w:r>
     </w:p>
     <w:p>
@@ -1799,9 +2310,9 @@
           <w:color w:val="888888"/>
           <w:sz w:val="18"/>
         </w:rPr>
-        <w:t xml:space="preserve">2026-07-07   </w:t>
+        <w:t xml:space="preserve">2026-07-08T09:53   </w:t>
       </w:r>
-      <w:hyperlink r:id="rId23">
+      <w:hyperlink r:id="rId30">
         <w:r>
           <w:rPr>
             <w:color w:val="1A4D2E"/>
@@ -1822,7 +2333,7 @@
           <w:color w:val="888888"/>
           <w:sz w:val="16"/>
         </w:rPr>
-        <w:t>Pesquisa sobre governança de órgão regulador, podendo influenciar futuras práticas.</w:t>
+        <w:t>Divulgação de nomes para cargos de administração em instituições financeiras, importante para governança corporativa.</w:t>
       </w:r>
     </w:p>
     <w:p>
@@ -1835,15 +2346,15 @@
           <w:color w:val="1A1A1A"/>
           <w:sz w:val="22"/>
         </w:rPr>
-        <w:t xml:space="preserve">Colegiado da CVM aprova acordo de cooperação com ANBIMA   </w:t>
+        <w:t xml:space="preserve">Comunicado n° 45.518, 8/7/2026   </w:t>
       </w:r>
       <w:r>
         <w:rPr>
           <w:b/>
-          <w:color w:val="C0392B"/>
+          <w:color w:val="D68910"/>
           <w:sz w:val="16"/>
         </w:rPr>
-        <w:t>[ALTA]</w:t>
+        <w:t>[MÉDIA]</w:t>
       </w:r>
     </w:p>
     <w:p>
@@ -1855,7 +2366,7 @@
           <w:color w:val="4A4A4A"/>
           <w:sz w:val="20"/>
         </w:rPr>
-        <w:t>CVM e ANBIMA aprovam parceria para manutenção evolutiva do sistema de registro de ofertas públicas.</w:t>
+        <w:t>Divulga nome aprovado de pessoas eleitas/nomeadas para cargos de órgãos estatutários ou contratuais de sociedades autorizadas a funcionar pelo Banco Central do Brasil.</w:t>
       </w:r>
     </w:p>
     <w:p>
@@ -1875,9 +2386,9 @@
           <w:color w:val="888888"/>
           <w:sz w:val="18"/>
         </w:rPr>
-        <w:t xml:space="preserve">2026-07-07   </w:t>
+        <w:t xml:space="preserve">2026-07-08T09:46   </w:t>
       </w:r>
-      <w:hyperlink r:id="rId24">
+      <w:hyperlink r:id="rId31">
         <w:r>
           <w:rPr>
             <w:color w:val="1A4D2E"/>
@@ -1898,7 +2409,7 @@
           <w:color w:val="888888"/>
           <w:sz w:val="16"/>
         </w:rPr>
-        <w:t>Acordo entre órgãos reguladores que afeta diretamente o funcionamento e a eficiência do mercado de capitais.</w:t>
+        <w:t>Divulgação de nomes aprovados para cargos em instituições financeiras, importante para governança corporativa.</w:t>
       </w:r>
     </w:p>
     <w:p>
@@ -1911,7 +2422,7 @@
           <w:color w:val="1A4D2E"/>
           <w:sz w:val="20"/>
         </w:rPr>
-        <w:t>B3 | OFÍCIOS E COMUNICADOS</w:t>
+        <w:t>CVM | NOTÍCIAS</w:t>
       </w:r>
     </w:p>
     <w:p>
@@ -1932,15 +2443,15 @@
           <w:color w:val="1A1A1A"/>
           <w:sz w:val="22"/>
         </w:rPr>
-        <w:t xml:space="preserve">042-2026-VNC-Ofício Circular - Postergação do aprimoramento da funcionalidade de sincronização dos leilões de pré-abertura, regulares e de fechamento dos Contratos Futuros de Dólar (DOL/WDO), Futuros de Ibovespa (IND/WIN) e Futuros de S&amp;P 500 (ISP/WSP)   </w:t>
+        <w:t xml:space="preserve">Presidente da CVM participa de reunião com representantes da Abrasca   </w:t>
       </w:r>
       <w:r>
         <w:rPr>
           <w:b/>
-          <w:color w:val="C0392B"/>
+          <w:color w:val="D68910"/>
           <w:sz w:val="16"/>
         </w:rPr>
-        <w:t>[ALTA]</w:t>
+        <w:t>[MÉDIA]</w:t>
       </w:r>
     </w:p>
     <w:p>
@@ -1952,7 +2463,7 @@
           <w:color w:val="4A4A4A"/>
           <w:sz w:val="20"/>
         </w:rPr>
-        <w:t>Postergação do aprimoramento da funcionalidade de sincronização dos leilões de contratos futuros de Dólar, Ibovespa e S&amp;P 500 na B3.</w:t>
+        <w:t>Reunião abordou temas relacionados ao mercado de capitais, com a participação do presidente da CVM e representantes da Abrasca.</w:t>
       </w:r>
     </w:p>
     <w:p>
@@ -1972,9 +2483,9 @@
           <w:color w:val="888888"/>
           <w:sz w:val="18"/>
         </w:rPr>
-        <w:t xml:space="preserve">2026-07-07   </w:t>
+        <w:t xml:space="preserve">2026-07-08   </w:t>
       </w:r>
-      <w:hyperlink r:id="rId25">
+      <w:hyperlink r:id="rId32">
         <w:r>
           <w:rPr>
             <w:color w:val="1A4D2E"/>
@@ -1995,235 +2506,7 @@
           <w:color w:val="888888"/>
           <w:sz w:val="16"/>
         </w:rPr>
-        <w:t>Impacto operacional direto para participantes do mercado financeiro, afetando negociações de contratos futuros.</w:t>
-      </w:r>
-    </w:p>
-    <w:p>
-      <w:pPr>
-        <w:spacing w:before="160" w:after="40"/>
-      </w:pPr>
-      <w:r>
-        <w:rPr>
-          <w:b/>
-          <w:color w:val="1A1A1A"/>
-          <w:sz w:val="22"/>
-        </w:rPr>
-        <w:t xml:space="preserve">036-2026-VPC-Ofício Circular - Soluções de Grandes Lotes - Inclusão de Fundos de Investimentos em Índices (ETFs) de renda variável   </w:t>
-      </w:r>
-      <w:r>
-        <w:rPr>
-          <w:b/>
-          <w:color w:val="C0392B"/>
-          <w:sz w:val="16"/>
-        </w:rPr>
-        <w:t>[ALTA]</w:t>
-      </w:r>
-    </w:p>
-    <w:p>
-      <w:pPr>
-        <w:spacing w:after="40"/>
-      </w:pPr>
-      <w:r>
-        <w:rPr>
-          <w:color w:val="4A4A4A"/>
-          <w:sz w:val="20"/>
-        </w:rPr>
-        <w:t>A partir de 27/07/2026, será permitida a negociação de ETFs de renda variável nas Soluções de Grandes Lotes da B3.</w:t>
-      </w:r>
-    </w:p>
-    <w:p>
-      <w:pPr>
-        <w:spacing w:after="40"/>
-      </w:pPr>
-      <w:r>
-        <w:rPr>
-          <w:b/>
-          <w:color w:val="888888"/>
-          <w:sz w:val="18"/>
-        </w:rPr>
-        <w:t xml:space="preserve">Publicado: </w:t>
-      </w:r>
-      <w:r>
-        <w:rPr>
-          <w:color w:val="888888"/>
-          <w:sz w:val="18"/>
-        </w:rPr>
-        <w:t xml:space="preserve">2026-07-07   </w:t>
-      </w:r>
-      <w:hyperlink r:id="rId26">
-        <w:r>
-          <w:rPr>
-            <w:color w:val="1A4D2E"/>
-            <w:u w:val="single"/>
-            <w:b/>
-          </w:rPr>
-          <w:t>Acessar materia</w:t>
-        </w:r>
-      </w:hyperlink>
-    </w:p>
-    <w:p>
-      <w:pPr>
-        <w:spacing w:after="120"/>
-      </w:pPr>
-      <w:r>
-        <w:rPr>
-          <w:i/>
-          <w:color w:val="888888"/>
-          <w:sz w:val="16"/>
-        </w:rPr>
-        <w:t>Expansão de produtos e funcionalidades no mercado de capitais, relevante para investidores e gestores de fundos.</w:t>
-      </w:r>
-    </w:p>
-    <w:p>
-      <w:pPr>
-        <w:spacing w:before="160" w:after="40"/>
-      </w:pPr>
-      <w:r>
-        <w:rPr>
-          <w:b/>
-          <w:color w:val="1A1A1A"/>
-          <w:sz w:val="22"/>
-        </w:rPr>
-        <w:t xml:space="preserve">035-2026-VPC-Ofício Circular - Lançamento do Índice B3 Bancos   </w:t>
-      </w:r>
-      <w:r>
-        <w:rPr>
-          <w:b/>
-          <w:color w:val="C0392B"/>
-          <w:sz w:val="16"/>
-        </w:rPr>
-        <w:t>[ALTA]</w:t>
-      </w:r>
-    </w:p>
-    <w:p>
-      <w:pPr>
-        <w:spacing w:after="40"/>
-      </w:pPr>
-      <w:r>
-        <w:rPr>
-          <w:color w:val="4A4A4A"/>
-          <w:sz w:val="20"/>
-        </w:rPr>
-        <w:t>Lançamento do Índice B3 Bancos, disponível a partir de 07/07/2026, como indicador de retorno total de carteira de ativos do segmento bancário.</w:t>
-      </w:r>
-    </w:p>
-    <w:p>
-      <w:pPr>
-        <w:spacing w:after="40"/>
-      </w:pPr>
-      <w:r>
-        <w:rPr>
-          <w:b/>
-          <w:color w:val="888888"/>
-          <w:sz w:val="18"/>
-        </w:rPr>
-        <w:t xml:space="preserve">Publicado: </w:t>
-      </w:r>
-      <w:r>
-        <w:rPr>
-          <w:color w:val="888888"/>
-          <w:sz w:val="18"/>
-        </w:rPr>
-        <w:t xml:space="preserve">2026-07-07   </w:t>
-      </w:r>
-      <w:hyperlink r:id="rId27">
-        <w:r>
-          <w:rPr>
-            <w:color w:val="1A4D2E"/>
-            <w:u w:val="single"/>
-            <w:b/>
-          </w:rPr>
-          <w:t>Acessar materia</w:t>
-        </w:r>
-      </w:hyperlink>
-    </w:p>
-    <w:p>
-      <w:pPr>
-        <w:spacing w:after="120"/>
-      </w:pPr>
-      <w:r>
-        <w:rPr>
-          <w:i/>
-          <w:color w:val="888888"/>
-          <w:sz w:val="16"/>
-        </w:rPr>
-        <w:t>Novo índice de mercado relevante para investidores e analistas do setor bancário.</w:t>
-      </w:r>
-    </w:p>
-    <w:p>
-      <w:pPr>
-        <w:spacing w:before="160" w:after="40"/>
-      </w:pPr>
-      <w:r>
-        <w:rPr>
-          <w:b/>
-          <w:color w:val="1A1A1A"/>
-          <w:sz w:val="22"/>
-        </w:rPr>
-        <w:t xml:space="preserve">005-2026-VPE-Comunicado Externo - Atualização no catálogo de mensagens e arquivos da Clearing   </w:t>
-      </w:r>
-      <w:r>
-        <w:rPr>
-          <w:b/>
-          <w:color w:val="D68910"/>
-          <w:sz w:val="16"/>
-        </w:rPr>
-        <w:t>[MÉDIA]</w:t>
-      </w:r>
-    </w:p>
-    <w:p>
-      <w:pPr>
-        <w:spacing w:after="40"/>
-      </w:pPr>
-      <w:r>
-        <w:rPr>
-          <w:color w:val="4A4A4A"/>
-          <w:sz w:val="20"/>
-        </w:rPr>
-        <w:t>Novas versões do catálogo de mensagens e arquivos da Clearing com atualização de especificação técnica opcional em mensagens e arquivos de alocação.</w:t>
-      </w:r>
-    </w:p>
-    <w:p>
-      <w:pPr>
-        <w:spacing w:after="40"/>
-      </w:pPr>
-      <w:r>
-        <w:rPr>
-          <w:b/>
-          <w:color w:val="888888"/>
-          <w:sz w:val="18"/>
-        </w:rPr>
-        <w:t xml:space="preserve">Publicado: </w:t>
-      </w:r>
-      <w:r>
-        <w:rPr>
-          <w:color w:val="888888"/>
-          <w:sz w:val="18"/>
-        </w:rPr>
-        <w:t xml:space="preserve">2026-07-07   </w:t>
-      </w:r>
-      <w:hyperlink r:id="rId28">
-        <w:r>
-          <w:rPr>
-            <w:color w:val="1A4D2E"/>
-            <w:u w:val="single"/>
-            <w:b/>
-          </w:rPr>
-          <w:t>Acessar materia</w:t>
-        </w:r>
-      </w:hyperlink>
-    </w:p>
-    <w:p>
-      <w:pPr>
-        <w:spacing w:after="120"/>
-      </w:pPr>
-      <w:r>
-        <w:rPr>
-          <w:i/>
-          <w:color w:val="888888"/>
-          <w:sz w:val="16"/>
-        </w:rPr>
-        <w:t>Atualização técnica que pode exigir adaptação de sistemas dos participantes da Clearing.</w:t>
+        <w:t>Notícia institucional sobre reunião com representantes do mercado de capitais, indicando discussões relevantes para o setor.</w:t>
       </w:r>
     </w:p>
     <w:p/>
@@ -2289,15 +2572,15 @@
           <w:color w:val="1A1A1A"/>
           <w:sz w:val="22"/>
         </w:rPr>
-        <w:t xml:space="preserve">CT PMO/PLD abre Consulta Externa sobre aprimoramento dos modelos do setor elétrico   </w:t>
+        <w:t xml:space="preserve">Encontro CCEE: Tecnologia, inovação e inteligência artificial marcam programação da tarde do evento   </w:t>
       </w:r>
       <w:r>
         <w:rPr>
           <w:b/>
-          <w:color w:val="D68910"/>
+          <w:color w:val="7F8C8D"/>
           <w:sz w:val="16"/>
         </w:rPr>
-        <w:t>[MÉDIA]</w:t>
+        <w:t>[BAIXA]</w:t>
       </w:r>
     </w:p>
     <w:p>
@@ -2309,7 +2592,7 @@
           <w:color w:val="4A4A4A"/>
           <w:sz w:val="20"/>
         </w:rPr>
-        <w:t>Consulta externa para aprimoramento dos modelos do setor elétrico, com contribuições para a agenda de trabalho do CT.</w:t>
+        <w:t>Especialistas apresentaram soluções que apoiam a transformação digital do mercado de energia e preparam a infraestrutura tecnológica para a abertura do setor.</w:t>
       </w:r>
     </w:p>
     <w:p>
@@ -2329,9 +2612,9 @@
           <w:color w:val="888888"/>
           <w:sz w:val="18"/>
         </w:rPr>
-        <w:t xml:space="preserve">2026-07-07   </w:t>
+        <w:t xml:space="preserve">2026-07-08   </w:t>
       </w:r>
-      <w:hyperlink r:id="rId29">
+      <w:hyperlink r:id="rId33">
         <w:r>
           <w:rPr>
             <w:color w:val="1A4D2E"/>
@@ -2352,8 +2635,29 @@
           <w:color w:val="888888"/>
           <w:sz w:val="16"/>
         </w:rPr>
-        <w:t>Consulta pública setorial que pode levar a mudanças regulatórias no setor elétrico.</w:t>
+        <w:t>Notícia institucional sobre evento, sem impacto regulatório ou legislativo direto.</w:t>
       </w:r>
+    </w:p>
+    <w:p>
+      <w:pPr>
+        <w:spacing w:before="240" w:after="80"/>
+      </w:pPr>
+      <w:r>
+        <w:rPr>
+          <w:b/>
+          <w:color w:val="1A4D2E"/>
+          <w:sz w:val="20"/>
+        </w:rPr>
+        <w:t>MME | NOTÍCIAS</w:t>
+      </w:r>
+    </w:p>
+    <w:p>
+      <w:pPr>
+        <w:spacing w:before="0" w:after="40"/>
+        <w:pBdr>
+          <w:bottom w:val="single" w:sz="8" w:space="1" w:color="1A4D2E"/>
+        </w:pBdr>
+      </w:pPr>
     </w:p>
     <w:p>
       <w:pPr>
@@ -2365,7 +2669,7 @@
           <w:color w:val="1A1A1A"/>
           <w:sz w:val="22"/>
         </w:rPr>
-        <w:t xml:space="preserve">Encontro CCEE: evolução das operações e abertura do mercado são destaques dos painéis da manhã   </w:t>
+        <w:t xml:space="preserve">Sistema Interligado Nacional: saiba como a rede conecta a geração e o consumo de energia elétrica no Brasil   </w:t>
       </w:r>
       <w:r>
         <w:rPr>
@@ -2385,7 +2689,7 @@
           <w:color w:val="4A4A4A"/>
           <w:sz w:val="20"/>
         </w:rPr>
-        <w:t>Encontro da CCEE reuniu especialistas para debater desafios, avanços da Câmara e perspectivas para o setor elétrico até 2030.</w:t>
+        <w:t>Entenda como a rede que conecta usinas, linhas de transmissão e distribuidoras ajuda a garantir o abastecimento de energia elétrica no país.</w:t>
       </w:r>
     </w:p>
     <w:p>
@@ -2405,9 +2709,9 @@
           <w:color w:val="888888"/>
           <w:sz w:val="18"/>
         </w:rPr>
-        <w:t xml:space="preserve">2026-07-07   </w:t>
+        <w:t xml:space="preserve">2026-07-08   </w:t>
       </w:r>
-      <w:hyperlink r:id="rId30">
+      <w:hyperlink r:id="rId34">
         <w:r>
           <w:rPr>
             <w:color w:val="1A4D2E"/>
@@ -2428,7 +2732,7 @@
           <w:color w:val="888888"/>
           <w:sz w:val="16"/>
         </w:rPr>
-        <w:t>Notícia institucional sobre um evento, com baixo impacto direto.</w:t>
+        <w:t>Notícia explicativa sobre o funcionamento do Sistema Interligado Nacional, de caráter informativo.</w:t>
       </w:r>
     </w:p>
     <w:p>
@@ -2441,7 +2745,7 @@
           <w:color w:val="1A4D2E"/>
           <w:sz w:val="20"/>
         </w:rPr>
-        <w:t>ANP | NOTÍCIAS</w:t>
+        <w:t>EPE | NOTÍCIAS</w:t>
       </w:r>
     </w:p>
     <w:p>
@@ -2462,15 +2766,15 @@
           <w:color w:val="1A1A1A"/>
           <w:sz w:val="22"/>
         </w:rPr>
-        <w:t xml:space="preserve">Aviso: não haverá expediente nem protocolo no Escritório ANP SP no dia 9 de julho   </w:t>
+        <w:t xml:space="preserve">Em webinário, EPE apresenta base integrada de geração e transmissão de energia   </w:t>
       </w:r>
       <w:r>
         <w:rPr>
           <w:b/>
-          <w:color w:val="7F8C8D"/>
+          <w:color w:val="D68910"/>
           <w:sz w:val="16"/>
         </w:rPr>
-        <w:t>[BAIXA]</w:t>
+        <w:t>[MÉDIA]</w:t>
       </w:r>
     </w:p>
     <w:p>
@@ -2482,7 +2786,7 @@
           <w:color w:val="4A4A4A"/>
           <w:sz w:val="20"/>
         </w:rPr>
-        <w:t>Aviso sobre a suspensão de expediente e protocolo no Escritório da ANP em São Paulo no dia 9 de julho.</w:t>
+        <w:t>A EPE lançou em webinário uma base de dados integrada de geração e transmissão de energia, resultado de cooperação técnica para detalhar a rede elétrica.</w:t>
       </w:r>
     </w:p>
     <w:p>
@@ -2502,9 +2806,9 @@
           <w:color w:val="888888"/>
           <w:sz w:val="18"/>
         </w:rPr>
-        <w:t xml:space="preserve">2026-07-07   </w:t>
+        <w:t xml:space="preserve">2026-07-08   </w:t>
       </w:r>
-      <w:hyperlink r:id="rId31">
+      <w:hyperlink r:id="rId35">
         <w:r>
           <w:rPr>
             <w:color w:val="1A4D2E"/>
@@ -2525,8 +2829,61 @@
           <w:color w:val="888888"/>
           <w:sz w:val="16"/>
         </w:rPr>
-        <w:t>Aviso administrativo de funcionamento, com impacto limitado.</w:t>
+        <w:t>Lançamento de ferramenta de dados para o setor de energia, relevante para planejamento e análise de mercado.</w:t>
       </w:r>
+    </w:p>
+    <w:p/>
+    <w:tbl>
+      <w:tblPr>
+        <w:tblW w:type="auto" w:w="0"/>
+        <w:tblLayout w:type="fixed"/>
+        <w:tblLook w:firstColumn="1" w:firstRow="1" w:lastColumn="0" w:lastRow="0" w:noHBand="0" w:noVBand="1" w:val="04A0"/>
+      </w:tblPr>
+      <w:tblGrid>
+        <w:gridCol w:w="9638"/>
+      </w:tblGrid>
+      <w:tr>
+        <w:tc>
+          <w:tcPr>
+            <w:tcW w:type="dxa" w:w="9638"/>
+            <w:shd w:val="clear" w:color="auto" w:fill="1A4D2E"/>
+          </w:tcPr>
+          <w:p>
+            <w:pPr>
+              <w:spacing w:before="120" w:after="40"/>
+            </w:pPr>
+            <w:r>
+              <w:rPr>
+                <w:b w:val="0"/>
+                <w:color w:val="FFFFFF"/>
+                <w:sz w:val="32"/>
+              </w:rPr>
+              <w:t>Legislação Federal</w:t>
+            </w:r>
+          </w:p>
+        </w:tc>
+      </w:tr>
+    </w:tbl>
+    <w:p>
+      <w:pPr>
+        <w:spacing w:before="240" w:after="80"/>
+      </w:pPr>
+      <w:r>
+        <w:rPr>
+          <w:b/>
+          <w:color w:val="1A4D2E"/>
+          <w:sz w:val="20"/>
+        </w:rPr>
+        <w:t>DESTAQUES DO D.O.U.</w:t>
+      </w:r>
+    </w:p>
+    <w:p>
+      <w:pPr>
+        <w:spacing w:before="0" w:after="40"/>
+        <w:pBdr>
+          <w:bottom w:val="single" w:sz="8" w:space="1" w:color="1A4D2E"/>
+        </w:pBdr>
+      </w:pPr>
     </w:p>
     <w:p>
       <w:pPr>
@@ -2538,15 +2895,15 @@
           <w:color w:val="1A1A1A"/>
           <w:sz w:val="22"/>
         </w:rPr>
-        <w:t xml:space="preserve">ANP e Petrobras assinam acordo para adequação de 335 poços marítimos às regras de segurança operacional   </w:t>
+        <w:t xml:space="preserve">RETIFICAÇÃO   </w:t>
       </w:r>
       <w:r>
         <w:rPr>
           <w:b/>
-          <w:color w:val="C0392B"/>
+          <w:color w:val="7F8C8D"/>
           <w:sz w:val="16"/>
         </w:rPr>
-        <w:t>[ALTA]</w:t>
+        <w:t>[BAIXA]</w:t>
       </w:r>
     </w:p>
     <w:p>
@@ -2558,7 +2915,7 @@
           <w:color w:val="4A4A4A"/>
           <w:sz w:val="20"/>
         </w:rPr>
-        <w:t>Termo de Conciliação celebrado na AGU estabelece compromissos técnicos para fortalecer a prevenção e a resposta a emergências em poços marítimos.</w:t>
+        <w:t>Retificação no Decreto nº 13.015, de 10 de junho de 2026, referente às assinaturas.</w:t>
       </w:r>
     </w:p>
     <w:p>
@@ -2578,9 +2935,9 @@
           <w:color w:val="888888"/>
           <w:sz w:val="18"/>
         </w:rPr>
-        <w:t xml:space="preserve">2026-07-07   </w:t>
+        <w:t xml:space="preserve">2026-07-09   </w:t>
       </w:r>
-      <w:hyperlink r:id="rId32">
+      <w:hyperlink r:id="rId36">
         <w:r>
           <w:rPr>
             <w:color w:val="1A4D2E"/>
@@ -2601,29 +2958,8 @@
           <w:color w:val="888888"/>
           <w:sz w:val="16"/>
         </w:rPr>
-        <w:t>Acordo com grande empresa estatal sobre segurança operacional, com impacto regulatório e ambiental no setor de energia.</w:t>
+        <w:t>Retificação de decreto anterior, de natureza administrativa.</w:t>
       </w:r>
-    </w:p>
-    <w:p>
-      <w:pPr>
-        <w:spacing w:before="240" w:after="80"/>
-      </w:pPr>
-      <w:r>
-        <w:rPr>
-          <w:b/>
-          <w:color w:val="1A4D2E"/>
-          <w:sz w:val="20"/>
-        </w:rPr>
-        <w:t>ANEEL | ÚLTIMAS NOTÍCIAS</w:t>
-      </w:r>
-    </w:p>
-    <w:p>
-      <w:pPr>
-        <w:spacing w:before="0" w:after="40"/>
-        <w:pBdr>
-          <w:bottom w:val="single" w:sz="8" w:space="1" w:color="1A4D2E"/>
-        </w:pBdr>
-      </w:pPr>
     </w:p>
     <w:p>
       <w:pPr>
@@ -2635,15 +2971,15 @@
           <w:color w:val="1A1A1A"/>
           <w:sz w:val="22"/>
         </w:rPr>
-        <w:t xml:space="preserve">ANEEL aprova abertura de consulta pública sobre o edital dos Leilões de Energia Existente A-1, A-2 e A-3   </w:t>
+        <w:t xml:space="preserve">DESPACHOS DO PRESIDENTE DA REPÚBLICA   </w:t>
       </w:r>
       <w:r>
         <w:rPr>
           <w:b/>
-          <w:color w:val="C0392B"/>
+          <w:color w:val="7F8C8D"/>
           <w:sz w:val="16"/>
         </w:rPr>
-        <w:t>[ALTA]</w:t>
+        <w:t>[BAIXA]</w:t>
       </w:r>
     </w:p>
     <w:p>
@@ -2655,7 +2991,7 @@
           <w:color w:val="4A4A4A"/>
           <w:sz w:val="20"/>
         </w:rPr>
-        <w:t>ANEEL aprova abertura de consulta pública sobre o edital dos Leilões de Energia Existente A-1, A-2 e A-3, com contribuições até 24 de agosto de 2026.</w:t>
+        <w:t>Despachos presidenciais referentes à restituição de autógrafos de Projetos de Lei ao Congresso Nacional, que se transformam nas Leis nº 15.462 e nº 15.463, de 8 de julho de 2026.</w:t>
       </w:r>
     </w:p>
     <w:p>
@@ -2675,9 +3011,9 @@
           <w:color w:val="888888"/>
           <w:sz w:val="18"/>
         </w:rPr>
-        <w:t xml:space="preserve">2026-07-07   </w:t>
+        <w:t xml:space="preserve">2026-07-09   </w:t>
       </w:r>
-      <w:hyperlink r:id="rId33">
+      <w:hyperlink r:id="rId37">
         <w:r>
           <w:rPr>
             <w:color w:val="1A4D2E"/>
@@ -2698,277 +3034,7 @@
           <w:color w:val="888888"/>
           <w:sz w:val="16"/>
         </w:rPr>
-        <w:t>Abertura de consulta pública para leilões de energia, com impacto direto no setor elétrico e para empresas do ramo.</w:t>
-      </w:r>
-    </w:p>
-    <w:p>
-      <w:pPr>
-        <w:spacing w:before="240" w:after="80"/>
-      </w:pPr>
-      <w:r>
-        <w:rPr>
-          <w:b/>
-          <w:color w:val="1A4D2E"/>
-          <w:sz w:val="20"/>
-        </w:rPr>
-        <w:t>ANM | NOTÍCIAS</w:t>
-      </w:r>
-    </w:p>
-    <w:p>
-      <w:pPr>
-        <w:spacing w:before="0" w:after="40"/>
-        <w:pBdr>
-          <w:bottom w:val="single" w:sz="8" w:space="1" w:color="1A4D2E"/>
-        </w:pBdr>
-      </w:pPr>
-    </w:p>
-    <w:p>
-      <w:pPr>
-        <w:spacing w:before="160" w:after="40"/>
-      </w:pPr>
-      <w:r>
-        <w:rPr>
-          <w:b/>
-          <w:color w:val="1A1A1A"/>
-          <w:sz w:val="22"/>
-        </w:rPr>
-        <w:t xml:space="preserve">Recolhimento da CFEM tem nova plataforma digital   </w:t>
-      </w:r>
-      <w:r>
-        <w:rPr>
-          <w:b/>
-          <w:color w:val="C0392B"/>
-          <w:sz w:val="16"/>
-        </w:rPr>
-        <w:t>[ALTA]</w:t>
-      </w:r>
-    </w:p>
-    <w:p>
-      <w:pPr>
-        <w:spacing w:after="40"/>
-      </w:pPr>
-      <w:r>
-        <w:rPr>
-          <w:color w:val="4A4A4A"/>
-          <w:sz w:val="20"/>
-        </w:rPr>
-        <w:t>Nova plataforma digital para recolhimento da Compensação Financeira pela Exploração de Recursos Minerais (CFEM), exigindo login gov.br e ampliando formas de pagamento.</w:t>
-      </w:r>
-    </w:p>
-    <w:p>
-      <w:pPr>
-        <w:spacing w:after="40"/>
-      </w:pPr>
-      <w:r>
-        <w:rPr>
-          <w:b/>
-          <w:color w:val="888888"/>
-          <w:sz w:val="18"/>
-        </w:rPr>
-        <w:t xml:space="preserve">Publicado: </w:t>
-      </w:r>
-      <w:r>
-        <w:rPr>
-          <w:color w:val="888888"/>
-          <w:sz w:val="18"/>
-        </w:rPr>
-        <w:t xml:space="preserve">2026-07-07T15:04   </w:t>
-      </w:r>
-      <w:hyperlink r:id="rId34">
-        <w:r>
-          <w:rPr>
-            <w:color w:val="1A4D2E"/>
-            <w:u w:val="single"/>
-            <w:b/>
-          </w:rPr>
-          <w:t>Acessar materia</w:t>
-        </w:r>
-      </w:hyperlink>
-    </w:p>
-    <w:p>
-      <w:pPr>
-        <w:spacing w:after="120"/>
-      </w:pPr>
-      <w:r>
-        <w:rPr>
-          <w:i/>
-          <w:color w:val="888888"/>
-          <w:sz w:val="16"/>
-        </w:rPr>
-        <w:t>Mudança no processo de recolhimento de royalties da mineração, com impacto direto para empresas do setor.</w:t>
-      </w:r>
-    </w:p>
-    <w:p>
-      <w:pPr>
-        <w:spacing w:before="240" w:after="80"/>
-      </w:pPr>
-      <w:r>
-        <w:rPr>
-          <w:b/>
-          <w:color w:val="1A4D2E"/>
-          <w:sz w:val="20"/>
-        </w:rPr>
-        <w:t>EPE | NOTÍCIAS</w:t>
-      </w:r>
-    </w:p>
-    <w:p>
-      <w:pPr>
-        <w:spacing w:before="0" w:after="40"/>
-        <w:pBdr>
-          <w:bottom w:val="single" w:sz="8" w:space="1" w:color="1A4D2E"/>
-        </w:pBdr>
-      </w:pPr>
-    </w:p>
-    <w:p>
-      <w:pPr>
-        <w:spacing w:before="160" w:after="40"/>
-      </w:pPr>
-      <w:r>
-        <w:rPr>
-          <w:b/>
-          <w:color w:val="1A1A1A"/>
-          <w:sz w:val="22"/>
-        </w:rPr>
-        <w:t xml:space="preserve">Em parceria com a EPE, curso de Mercados de Energia para Futuros Líderes terá nova turma em agosto   </w:t>
-      </w:r>
-      <w:r>
-        <w:rPr>
-          <w:b/>
-          <w:color w:val="7F8C8D"/>
-          <w:sz w:val="16"/>
-        </w:rPr>
-        <w:t>[BAIXA]</w:t>
-      </w:r>
-    </w:p>
-    <w:p>
-      <w:pPr>
-        <w:spacing w:after="40"/>
-      </w:pPr>
-      <w:r>
-        <w:rPr>
-          <w:color w:val="4A4A4A"/>
-          <w:sz w:val="20"/>
-        </w:rPr>
-        <w:t>A Fundação Carlos Alberto Vanzolini abriu inscrições para a segunda turma do curso de atualização em Mercados de Energia para Futuros Líderes, em parceria com a EPE.</w:t>
-      </w:r>
-    </w:p>
-    <w:p>
-      <w:pPr>
-        <w:spacing w:after="40"/>
-      </w:pPr>
-      <w:r>
-        <w:rPr>
-          <w:b/>
-          <w:color w:val="888888"/>
-          <w:sz w:val="18"/>
-        </w:rPr>
-        <w:t xml:space="preserve">Publicado: </w:t>
-      </w:r>
-      <w:r>
-        <w:rPr>
-          <w:color w:val="888888"/>
-          <w:sz w:val="18"/>
-        </w:rPr>
-        <w:t xml:space="preserve">2026-07-07   </w:t>
-      </w:r>
-      <w:hyperlink r:id="rId35">
-        <w:r>
-          <w:rPr>
-            <w:color w:val="1A4D2E"/>
-            <w:u w:val="single"/>
-            <w:b/>
-          </w:rPr>
-          <w:t>Acessar materia</w:t>
-        </w:r>
-      </w:hyperlink>
-    </w:p>
-    <w:p>
-      <w:pPr>
-        <w:spacing w:after="120"/>
-      </w:pPr>
-      <w:r>
-        <w:rPr>
-          <w:i/>
-          <w:color w:val="888888"/>
-          <w:sz w:val="16"/>
-        </w:rPr>
-        <w:t>Notícia sobre capacitação e evento, com baixo impacto direto a clientes corporativos.</w:t>
-      </w:r>
-    </w:p>
-    <w:p>
-      <w:pPr>
-        <w:spacing w:before="160" w:after="40"/>
-      </w:pPr>
-      <w:r>
-        <w:rPr>
-          <w:b/>
-          <w:color w:val="1A1A1A"/>
-          <w:sz w:val="22"/>
-        </w:rPr>
-        <w:t xml:space="preserve">EPE atualiza ferramentas interativas do Balanço Energético Nacional (BEN) 2026   </w:t>
-      </w:r>
-      <w:r>
-        <w:rPr>
-          <w:b/>
-          <w:color w:val="D68910"/>
-          <w:sz w:val="16"/>
-        </w:rPr>
-        <w:t>[MÉDIA]</w:t>
-      </w:r>
-    </w:p>
-    <w:p>
-      <w:pPr>
-        <w:spacing w:after="40"/>
-      </w:pPr>
-      <w:r>
-        <w:rPr>
-          <w:color w:val="4A4A4A"/>
-          <w:sz w:val="20"/>
-        </w:rPr>
-        <w:t>A Empresa de Pesquisa Energética (EPE) atualiza as ferramentas interativas do Balanço Energético Nacional (BEN) 2026 para ampliar o acesso à informação e inovar na disponibilização de dados energéticos.</w:t>
-      </w:r>
-    </w:p>
-    <w:p>
-      <w:pPr>
-        <w:spacing w:after="40"/>
-      </w:pPr>
-      <w:r>
-        <w:rPr>
-          <w:b/>
-          <w:color w:val="888888"/>
-          <w:sz w:val="18"/>
-        </w:rPr>
-        <w:t xml:space="preserve">Publicado: </w:t>
-      </w:r>
-      <w:r>
-        <w:rPr>
-          <w:color w:val="888888"/>
-          <w:sz w:val="18"/>
-        </w:rPr>
-        <w:t xml:space="preserve">2026-07-07   </w:t>
-      </w:r>
-      <w:hyperlink r:id="rId36">
-        <w:r>
-          <w:rPr>
-            <w:color w:val="1A4D2E"/>
-            <w:u w:val="single"/>
-            <w:b/>
-          </w:rPr>
-          <w:t>Acessar materia</w:t>
-        </w:r>
-      </w:hyperlink>
-    </w:p>
-    <w:p>
-      <w:pPr>
-        <w:spacing w:after="120"/>
-      </w:pPr>
-      <w:r>
-        <w:rPr>
-          <w:i/>
-          <w:color w:val="888888"/>
-          <w:sz w:val="16"/>
-        </w:rPr>
-        <w:t>Atualização de ferramenta de dados setoriais, importante para análise e planejamento no setor de energia.</w:t>
+        <w:t>Despachos administrativos sobre o processo legislativo, sem impacto direto a clientes corporativos.</w:t>
       </w:r>
     </w:p>
     <w:p/>
@@ -3034,15 +3100,15 @@
           <w:color w:val="1A1A1A"/>
           <w:sz w:val="22"/>
         </w:rPr>
-        <w:t xml:space="preserve">Workshop debate Governança dos Gastos Tributários   </w:t>
+        <w:t xml:space="preserve">Receita Federal envia comunicações a contribuintes com Selo Sintonia A+   </w:t>
       </w:r>
       <w:r>
         <w:rPr>
           <w:b/>
-          <w:color w:val="C0392B"/>
+          <w:color w:val="D68910"/>
           <w:sz w:val="16"/>
         </w:rPr>
-        <w:t>[ALTA]</w:t>
+        <w:t>[MÉDIA]</w:t>
       </w:r>
     </w:p>
     <w:p>
@@ -3054,7 +3120,7 @@
           <w:color w:val="4A4A4A"/>
           <w:sz w:val="20"/>
         </w:rPr>
-        <w:t>Evento reuniu representantes para discutir contribuições à regulamentação da Lei Complementar nº 224/2025 e ao fortalecimento da governança dos gastos tributários.</w:t>
+        <w:t>Público com essa classificação será informado sobre eventual existência de débitos em aberto pela Receita Federal.</w:t>
       </w:r>
     </w:p>
     <w:p>
@@ -3074,9 +3140,9 @@
           <w:color w:val="888888"/>
           <w:sz w:val="18"/>
         </w:rPr>
-        <w:t xml:space="preserve">2026-07-07   </w:t>
+        <w:t xml:space="preserve">2026-07-08   </w:t>
       </w:r>
-      <w:hyperlink r:id="rId37">
+      <w:hyperlink r:id="rId38">
         <w:r>
           <w:rPr>
             <w:color w:val="1A4D2E"/>
@@ -3097,7 +3163,7 @@
           <w:color w:val="888888"/>
           <w:sz w:val="16"/>
         </w:rPr>
-        <w:t>Discussão sobre regulamentação de lei complementar e governança tributária, com potencial impacto em políticas fiscais.</w:t>
+        <w:t>Comunicações da Receita Federal sobre débitos, relevante para compliance fiscal de empresas.</w:t>
       </w:r>
     </w:p>
     <w:p>
@@ -3110,15 +3176,15 @@
           <w:color w:val="1A1A1A"/>
           <w:sz w:val="22"/>
         </w:rPr>
-        <w:t xml:space="preserve">Consulta sobre a restituição automática (cashback) pode ser feita a partir desta quarta (8/7) no site da Receita   </w:t>
+        <w:t xml:space="preserve">Receita Federal divulga orientações sobre Adicional da CSLL prevista nas Regras GloBE   </w:t>
       </w:r>
       <w:r>
         <w:rPr>
           <w:b/>
-          <w:color w:val="D68910"/>
+          <w:color w:val="C0392B"/>
           <w:sz w:val="16"/>
         </w:rPr>
-        <w:t>[MÉDIA]</w:t>
+        <w:t>[ALTA]</w:t>
       </w:r>
     </w:p>
     <w:p>
@@ -3130,7 +3196,7 @@
           <w:color w:val="4A4A4A"/>
           <w:sz w:val="20"/>
         </w:rPr>
-        <w:t>Informação sobre a consulta da restituição automática (cashback) do IRPF, com pagamento previsto para 15/7.</w:t>
+        <w:t>Entidades constituintes devem atentar para normas sobre o pagamento, prestação de informações na DCTFWeb e entrega da obrigação acessória, conforme as Regras GloBE.</w:t>
       </w:r>
     </w:p>
     <w:p>
@@ -3150,9 +3216,9 @@
           <w:color w:val="888888"/>
           <w:sz w:val="18"/>
         </w:rPr>
-        <w:t xml:space="preserve">2026-07-07   </w:t>
+        <w:t xml:space="preserve">2026-07-08   </w:t>
       </w:r>
-      <w:hyperlink r:id="rId38">
+      <w:hyperlink r:id="rId39">
         <w:r>
           <w:rPr>
             <w:color w:val="1A4D2E"/>
@@ -3173,7 +3239,83 @@
           <w:color w:val="888888"/>
           <w:sz w:val="16"/>
         </w:rPr>
-        <w:t>Comunicado sobre serviço público com impacto direto em contribuintes e empresas.</w:t>
+        <w:t>Orientações sobre adicional da CSLL e regras GloBE, com impacto direto em empresas e obrigações fiscais.</w:t>
+      </w:r>
+    </w:p>
+    <w:p>
+      <w:pPr>
+        <w:spacing w:before="160" w:after="40"/>
+      </w:pPr>
+      <w:r>
+        <w:rPr>
+          <w:b/>
+          <w:color w:val="1A1A1A"/>
+          <w:sz w:val="22"/>
+        </w:rPr>
+        <w:t xml:space="preserve">Ação integrada combate organização criminosa responsável pela exploração de bets ilegais na Paraíba   </w:t>
+      </w:r>
+      <w:r>
+        <w:rPr>
+          <w:b/>
+          <w:color w:val="D68910"/>
+          <w:sz w:val="16"/>
+        </w:rPr>
+        <w:t>[MÉDIA]</w:t>
+      </w:r>
+    </w:p>
+    <w:p>
+      <w:pPr>
+        <w:spacing w:after="40"/>
+      </w:pPr>
+      <w:r>
+        <w:rPr>
+          <w:color w:val="4A4A4A"/>
+          <w:sz w:val="20"/>
+        </w:rPr>
+        <w:t>Operação conjunta resultou no bloqueio de R$ 100 milhões em combate à exploração de apostas ilegais na Paraíba.</w:t>
+      </w:r>
+    </w:p>
+    <w:p>
+      <w:pPr>
+        <w:spacing w:after="40"/>
+      </w:pPr>
+      <w:r>
+        <w:rPr>
+          <w:b/>
+          <w:color w:val="888888"/>
+          <w:sz w:val="18"/>
+        </w:rPr>
+        <w:t xml:space="preserve">Publicado: </w:t>
+      </w:r>
+      <w:r>
+        <w:rPr>
+          <w:color w:val="888888"/>
+          <w:sz w:val="18"/>
+        </w:rPr>
+        <w:t xml:space="preserve">2026-07-08   </w:t>
+      </w:r>
+      <w:hyperlink r:id="rId40">
+        <w:r>
+          <w:rPr>
+            <w:color w:val="1A4D2E"/>
+            <w:u w:val="single"/>
+            <w:b/>
+          </w:rPr>
+          <w:t>Acessar materia</w:t>
+        </w:r>
+      </w:hyperlink>
+    </w:p>
+    <w:p>
+      <w:pPr>
+        <w:spacing w:after="120"/>
+      </w:pPr>
+      <w:r>
+        <w:rPr>
+          <w:i/>
+          <w:color w:val="888888"/>
+          <w:sz w:val="16"/>
+        </w:rPr>
+        <w:t>Notícia sobre operação de combate a crimes financeiros, relevante para o ambiente de negócios e compliance.</w:t>
       </w:r>
     </w:p>
     <w:p/>
@@ -3239,15 +3381,15 @@
           <w:color w:val="1A1A1A"/>
           <w:sz w:val="22"/>
         </w:rPr>
-        <w:t xml:space="preserve">ANPD e PNUD selecionam consultores para realização de estudos sobre IA, proteção de dados e publicidade digital voltada a crianças e adolescentes   </w:t>
+        <w:t xml:space="preserve">ANPD instaura processo de sanção contra OS por falha na proteção de dados de 500 mil pacientes   </w:t>
       </w:r>
       <w:r>
         <w:rPr>
           <w:b/>
-          <w:color w:val="D68910"/>
+          <w:color w:val="C0392B"/>
           <w:sz w:val="16"/>
         </w:rPr>
-        <w:t>[MÉDIA]</w:t>
+        <w:t>[ALTA]</w:t>
       </w:r>
     </w:p>
     <w:p>
@@ -3259,7 +3401,7 @@
           <w:color w:val="4A4A4A"/>
           <w:sz w:val="20"/>
         </w:rPr>
-        <w:t>ANPD e PNUD abrem seleção para consultores para estudos sobre IA, proteção de dados e publicidade digital para crianças e adolescentes.</w:t>
+        <w:t>Ataque cibernético expôs dados sensíveis de pacientes de unidades geridas pelo Instituto Saúde e Cidadania (Isac), levando à instauração de processo de sanção pela ANPD.</w:t>
       </w:r>
     </w:p>
     <w:p>
@@ -3279,9 +3421,9 @@
           <w:color w:val="888888"/>
           <w:sz w:val="18"/>
         </w:rPr>
-        <w:t xml:space="preserve">2026-07-07T13:49   </w:t>
+        <w:t xml:space="preserve">2026-07-08T10:40   </w:t>
       </w:r>
-      <w:hyperlink r:id="rId39">
+      <w:hyperlink r:id="rId41">
         <w:r>
           <w:rPr>
             <w:color w:val="1A4D2E"/>
@@ -3302,7 +3444,7 @@
           <w:color w:val="888888"/>
           <w:sz w:val="16"/>
         </w:rPr>
-        <w:t>Iniciativa de pesquisa e desenvolvimento em temas regulatórios importantes para proteção de dados e IA.</w:t>
+        <w:t>Instauração de processo de sanção por falha grave na proteção de dados sensíveis, com repercussão para empresas que tratam dados pessoais.</w:t>
       </w:r>
     </w:p>
     <w:p>
@@ -3315,7 +3457,7 @@
           <w:color w:val="1A4D2E"/>
           <w:sz w:val="20"/>
         </w:rPr>
-        <w:t>INPI | NOTÍCIAS</w:t>
+        <w:t>MINISTÉRIO DA AGRICULTURA | NOTÍCIAS</w:t>
       </w:r>
     </w:p>
     <w:p>
@@ -3336,7 +3478,7 @@
           <w:color w:val="1A1A1A"/>
           <w:sz w:val="22"/>
         </w:rPr>
-        <w:t xml:space="preserve">Sistema de peticionamento de programa de computador volta a funcionar   </w:t>
+        <w:t xml:space="preserve">Aberturas de mercado para o Brasil na Nigéria e na Mauritânia   </w:t>
       </w:r>
       <w:r>
         <w:rPr>
@@ -3356,7 +3498,7 @@
           <w:color w:val="4A4A4A"/>
           <w:sz w:val="20"/>
         </w:rPr>
-        <w:t>O sistema de peticionamento de programa de computador do INPI foi restabelecido, permitindo novamente o registro de propriedade intelectual.</w:t>
+        <w:t>O Ministério da Agricultura e o Ministério das Relações Exteriores anunciam a abertura de novos mercados para produtos brasileiros na Nigéria e na Mauritânia.</w:t>
       </w:r>
     </w:p>
     <w:p>
@@ -3376,9 +3518,9 @@
           <w:color w:val="888888"/>
           <w:sz w:val="18"/>
         </w:rPr>
-        <w:t xml:space="preserve">2026-07-07T16:00   </w:t>
+        <w:t xml:space="preserve">2026-07-08   </w:t>
       </w:r>
-      <w:hyperlink r:id="rId40">
+      <w:hyperlink r:id="rId42">
         <w:r>
           <w:rPr>
             <w:color w:val="1A4D2E"/>
@@ -3399,8 +3541,29 @@
           <w:color w:val="888888"/>
           <w:sz w:val="16"/>
         </w:rPr>
-        <w:t>Restabelecimento de serviço essencial para o registro de propriedade intelectual, importante para empresas de tecnologia.</w:t>
+        <w:t>Abertura de novos mercados para exportações brasileiras, com impacto no agronegócio.</w:t>
       </w:r>
+    </w:p>
+    <w:p>
+      <w:pPr>
+        <w:spacing w:before="240" w:after="80"/>
+      </w:pPr>
+      <w:r>
+        <w:rPr>
+          <w:b/>
+          <w:color w:val="1A4D2E"/>
+          <w:sz w:val="20"/>
+        </w:rPr>
+        <w:t>ANVISA | NOTÍCIAS</w:t>
+      </w:r>
+    </w:p>
+    <w:p>
+      <w:pPr>
+        <w:spacing w:before="0" w:after="40"/>
+        <w:pBdr>
+          <w:bottom w:val="single" w:sz="8" w:space="1" w:color="1A4D2E"/>
+        </w:pBdr>
+      </w:pPr>
     </w:p>
     <w:p>
       <w:pPr>
@@ -3412,15 +3575,15 @@
           <w:color w:val="1A1A1A"/>
           <w:sz w:val="22"/>
         </w:rPr>
-        <w:t xml:space="preserve">Sistema de restituição de taxas está disponível   </w:t>
+        <w:t xml:space="preserve">Confira os destaques da 12ª Reunião Ordinária Pública da Diretoria da Anvisa   </w:t>
       </w:r>
       <w:r>
         <w:rPr>
           <w:b/>
-          <w:color w:val="D68910"/>
+          <w:color w:val="C0392B"/>
           <w:sz w:val="16"/>
         </w:rPr>
-        <w:t>[MÉDIA]</w:t>
+        <w:t>[ALTA]</w:t>
       </w:r>
     </w:p>
     <w:p>
@@ -3432,7 +3595,7 @@
           <w:color w:val="4A4A4A"/>
           <w:sz w:val="20"/>
         </w:rPr>
-        <w:t>O sistema de restituição de taxas do INPI agora está disponível, facilitando o processo para os usuários.</w:t>
+        <w:t>A atualização da composição das vacinas contra a Covid-19 em uso no Brasil foi um dos itens aprovados na 12ª Reunião Ordinária Pública da Diretoria da Anvisa.</w:t>
       </w:r>
     </w:p>
     <w:p>
@@ -3452,9 +3615,9 @@
           <w:color w:val="888888"/>
           <w:sz w:val="18"/>
         </w:rPr>
-        <w:t xml:space="preserve">2026-07-07T13:07   </w:t>
+        <w:t xml:space="preserve">2026-07-08   </w:t>
       </w:r>
-      <w:hyperlink r:id="rId41">
+      <w:hyperlink r:id="rId43">
         <w:r>
           <w:rPr>
             <w:color w:val="1A4D2E"/>
@@ -3475,7 +3638,7 @@
           <w:color w:val="888888"/>
           <w:sz w:val="16"/>
         </w:rPr>
-        <w:t>Disponibilização de serviço para restituição de taxas, relevante para empresas que interagem com o INPI.</w:t>
+        <w:t>Destaques de reunião da diretoria com aprovação de atualização de vacinas, com impacto na saúde pública e setor farmacêutico.</w:t>
       </w:r>
     </w:p>
     <w:p>
@@ -3488,15 +3651,15 @@
           <w:color w:val="1A1A1A"/>
           <w:sz w:val="22"/>
         </w:rPr>
-        <w:t xml:space="preserve">Tomada pública de subsídios sobre Indicações Geográficas argentinas está aberta   </w:t>
+        <w:t xml:space="preserve">Anvisa aprova medicamento para tratar doença de Chagas em pacientes pediátricos   </w:t>
       </w:r>
       <w:r>
         <w:rPr>
           <w:b/>
-          <w:color w:val="D68910"/>
+          <w:color w:val="C0392B"/>
           <w:sz w:val="16"/>
         </w:rPr>
-        <w:t>[MÉDIA]</w:t>
+        <w:t>[ALTA]</w:t>
       </w:r>
     </w:p>
     <w:p>
@@ -3508,7 +3671,7 @@
           <w:color w:val="4A4A4A"/>
           <w:sz w:val="20"/>
         </w:rPr>
-        <w:t>O INPI abriu tomada pública de subsídios sobre Indicações Geográficas argentinas, buscando contribuições da sociedade.</w:t>
+        <w:t>A Anvisa aprovou um novo medicamento indicado para o tratamento da doença de Chagas em pacientes pediátricos, na faixa etária de 0 a 17 anos.</w:t>
       </w:r>
     </w:p>
     <w:p>
@@ -3528,159 +3691,7 @@
           <w:color w:val="888888"/>
           <w:sz w:val="18"/>
         </w:rPr>
-        <w:t xml:space="preserve">2026-07-07T13:04   </w:t>
-      </w:r>
-      <w:hyperlink r:id="rId42">
-        <w:r>
-          <w:rPr>
-            <w:color w:val="1A4D2E"/>
-            <w:u w:val="single"/>
-            <w:b/>
-          </w:rPr>
-          <w:t>Acessar materia</w:t>
-        </w:r>
-      </w:hyperlink>
-    </w:p>
-    <w:p>
-      <w:pPr>
-        <w:spacing w:after="120"/>
-      </w:pPr>
-      <w:r>
-        <w:rPr>
-          <w:i/>
-          <w:color w:val="888888"/>
-          <w:sz w:val="16"/>
-        </w:rPr>
-        <w:t>Consulta pública sobre propriedade intelectual internacional, relevante para empresas com interesses em mercados externos.</w:t>
-      </w:r>
-    </w:p>
-    <w:p>
-      <w:pPr>
-        <w:spacing w:before="160" w:after="40"/>
-      </w:pPr>
-      <w:r>
-        <w:rPr>
-          <w:b/>
-          <w:color w:val="1A1A1A"/>
-          <w:sz w:val="22"/>
-        </w:rPr>
-        <w:t xml:space="preserve">Consulta pública sobre marcas de posição recebe contribuições até 24/7   </w:t>
-      </w:r>
-      <w:r>
-        <w:rPr>
-          <w:b/>
-          <w:color w:val="D68910"/>
-          <w:sz w:val="16"/>
-        </w:rPr>
-        <w:t>[MÉDIA]</w:t>
-      </w:r>
-    </w:p>
-    <w:p>
-      <w:pPr>
-        <w:spacing w:after="40"/>
-      </w:pPr>
-      <w:r>
-        <w:rPr>
-          <w:color w:val="4A4A4A"/>
-          <w:sz w:val="20"/>
-        </w:rPr>
-        <w:t>O INPI abriu consulta pública para receber contribuições sobre marcas de posição até 24 de julho.</w:t>
-      </w:r>
-    </w:p>
-    <w:p>
-      <w:pPr>
-        <w:spacing w:after="40"/>
-      </w:pPr>
-      <w:r>
-        <w:rPr>
-          <w:b/>
-          <w:color w:val="888888"/>
-          <w:sz w:val="18"/>
-        </w:rPr>
-        <w:t xml:space="preserve">Publicado: </w:t>
-      </w:r>
-      <w:r>
-        <w:rPr>
-          <w:color w:val="888888"/>
-          <w:sz w:val="18"/>
-        </w:rPr>
-        <w:t xml:space="preserve">2026-07-07T13:01   </w:t>
-      </w:r>
-      <w:hyperlink r:id="rId43">
-        <w:r>
-          <w:rPr>
-            <w:color w:val="1A4D2E"/>
-            <w:u w:val="single"/>
-            <w:b/>
-          </w:rPr>
-          <w:t>Acessar materia</w:t>
-        </w:r>
-      </w:hyperlink>
-    </w:p>
-    <w:p>
-      <w:pPr>
-        <w:spacing w:after="120"/>
-      </w:pPr>
-      <w:r>
-        <w:rPr>
-          <w:i/>
-          <w:color w:val="888888"/>
-          <w:sz w:val="16"/>
-        </w:rPr>
-        <w:t>Consulta pública sobre regulamentação de marcas, importante para empresas que buscam proteção de propriedade intelectual.</w:t>
-      </w:r>
-    </w:p>
-    <w:p>
-      <w:pPr>
-        <w:spacing w:before="160" w:after="40"/>
-      </w:pPr>
-      <w:r>
-        <w:rPr>
-          <w:b/>
-          <w:color w:val="1A1A1A"/>
-          <w:sz w:val="22"/>
-        </w:rPr>
-        <w:t xml:space="preserve">INPI realiza seleção com duas vagas para atuar na área de promoção e eventos   </w:t>
-      </w:r>
-      <w:r>
-        <w:rPr>
-          <w:b/>
-          <w:color w:val="7F8C8D"/>
-          <w:sz w:val="16"/>
-        </w:rPr>
-        <w:t>[BAIXA]</w:t>
-      </w:r>
-    </w:p>
-    <w:p>
-      <w:pPr>
-        <w:spacing w:after="40"/>
-      </w:pPr>
-      <w:r>
-        <w:rPr>
-          <w:color w:val="4A4A4A"/>
-          <w:sz w:val="20"/>
-        </w:rPr>
-        <w:t>O INPI está realizando um processo seletivo para preencher duas vagas na área de promoção e eventos.</w:t>
-      </w:r>
-    </w:p>
-    <w:p>
-      <w:pPr>
-        <w:spacing w:after="40"/>
-      </w:pPr>
-      <w:r>
-        <w:rPr>
-          <w:b/>
-          <w:color w:val="888888"/>
-          <w:sz w:val="18"/>
-        </w:rPr>
-        <w:t xml:space="preserve">Publicado: </w:t>
-      </w:r>
-      <w:r>
-        <w:rPr>
-          <w:color w:val="888888"/>
-          <w:sz w:val="18"/>
-        </w:rPr>
-        <w:t xml:space="preserve">2026-07-07T12:59   </w:t>
+        <w:t xml:space="preserve">2026-07-08   </w:t>
       </w:r>
       <w:hyperlink r:id="rId44">
         <w:r>
@@ -3703,159 +3714,7 @@
           <w:color w:val="888888"/>
           <w:sz w:val="16"/>
         </w:rPr>
-        <w:t>Notícia institucional de recrutamento, com baixo impacto direto a clientes corporativos.</w:t>
-      </w:r>
-    </w:p>
-    <w:p>
-      <w:pPr>
-        <w:spacing w:before="160" w:after="40"/>
-      </w:pPr>
-      <w:r>
-        <w:rPr>
-          <w:b/>
-          <w:color w:val="1A1A1A"/>
-          <w:sz w:val="22"/>
-        </w:rPr>
-        <w:t xml:space="preserve">INPI seleciona bolsista na área de direito da Propriedade Intelectual   </w:t>
-      </w:r>
-      <w:r>
-        <w:rPr>
-          <w:b/>
-          <w:color w:val="7F8C8D"/>
-          <w:sz w:val="16"/>
-        </w:rPr>
-        <w:t>[BAIXA]</w:t>
-      </w:r>
-    </w:p>
-    <w:p>
-      <w:pPr>
-        <w:spacing w:after="40"/>
-      </w:pPr>
-      <w:r>
-        <w:rPr>
-          <w:color w:val="4A4A4A"/>
-          <w:sz w:val="20"/>
-        </w:rPr>
-        <w:t>O INPI está selecionando um bolsista para atuar na área de direito da Propriedade Intelectual.</w:t>
-      </w:r>
-    </w:p>
-    <w:p>
-      <w:pPr>
-        <w:spacing w:after="40"/>
-      </w:pPr>
-      <w:r>
-        <w:rPr>
-          <w:b/>
-          <w:color w:val="888888"/>
-          <w:sz w:val="18"/>
-        </w:rPr>
-        <w:t xml:space="preserve">Publicado: </w:t>
-      </w:r>
-      <w:r>
-        <w:rPr>
-          <w:color w:val="888888"/>
-          <w:sz w:val="18"/>
-        </w:rPr>
-        <w:t xml:space="preserve">2026-07-07T10:46   </w:t>
-      </w:r>
-      <w:hyperlink r:id="rId45">
-        <w:r>
-          <w:rPr>
-            <w:color w:val="1A4D2E"/>
-            <w:u w:val="single"/>
-            <w:b/>
-          </w:rPr>
-          <w:t>Acessar materia</w:t>
-        </w:r>
-      </w:hyperlink>
-    </w:p>
-    <w:p>
-      <w:pPr>
-        <w:spacing w:after="120"/>
-      </w:pPr>
-      <w:r>
-        <w:rPr>
-          <w:i/>
-          <w:color w:val="888888"/>
-          <w:sz w:val="16"/>
-        </w:rPr>
-        <w:t>Notícia institucional de recrutamento, com baixo impacto direto a clientes corporativos.</w:t>
-      </w:r>
-    </w:p>
-    <w:p>
-      <w:pPr>
-        <w:spacing w:before="160" w:after="40"/>
-      </w:pPr>
-      <w:r>
-        <w:rPr>
-          <w:b/>
-          <w:color w:val="1A1A1A"/>
-          <w:sz w:val="22"/>
-        </w:rPr>
-        <w:t xml:space="preserve">INPI publica atualização da Agenda Regulatória 2026-2028   </w:t>
-      </w:r>
-      <w:r>
-        <w:rPr>
-          <w:b/>
-          <w:color w:val="C0392B"/>
-          <w:sz w:val="16"/>
-        </w:rPr>
-        <w:t>[ALTA]</w:t>
-      </w:r>
-    </w:p>
-    <w:p>
-      <w:pPr>
-        <w:spacing w:after="40"/>
-      </w:pPr>
-      <w:r>
-        <w:rPr>
-          <w:color w:val="4A4A4A"/>
-          <w:sz w:val="20"/>
-        </w:rPr>
-        <w:t>O INPI publicou a atualização de sua Agenda Regulatória para o período de 2026-2028, detalhando as prioridades do órgão.</w:t>
-      </w:r>
-    </w:p>
-    <w:p>
-      <w:pPr>
-        <w:spacing w:after="40"/>
-      </w:pPr>
-      <w:r>
-        <w:rPr>
-          <w:b/>
-          <w:color w:val="888888"/>
-          <w:sz w:val="18"/>
-        </w:rPr>
-        <w:t xml:space="preserve">Publicado: </w:t>
-      </w:r>
-      <w:r>
-        <w:rPr>
-          <w:color w:val="888888"/>
-          <w:sz w:val="18"/>
-        </w:rPr>
-        <w:t xml:space="preserve">2026-07-07T15:33   </w:t>
-      </w:r>
-      <w:hyperlink r:id="rId46">
-        <w:r>
-          <w:rPr>
-            <w:color w:val="1A4D2E"/>
-            <w:u w:val="single"/>
-            <w:b/>
-          </w:rPr>
-          <w:t>Acessar materia</w:t>
-        </w:r>
-      </w:hyperlink>
-    </w:p>
-    <w:p>
-      <w:pPr>
-        <w:spacing w:after="120"/>
-      </w:pPr>
-      <w:r>
-        <w:rPr>
-          <w:i/>
-          <w:color w:val="888888"/>
-          <w:sz w:val="16"/>
-        </w:rPr>
-        <w:t>Documento estratégico que define as prioridades regulatórias do órgão, com impacto potencial em futuras normas e procedimentos.</w:t>
+        <w:t>Aprovação de novo medicamento para doença de Chagas em pediatria, com impacto na saúde pública e setor farmacêutico.</w:t>
       </w:r>
     </w:p>
     <w:p/>
@@ -3908,7 +3767,7 @@
           <w:color w:val="4A4A4A"/>
           <w:sz w:val="18"/>
         </w:rPr>
-        <w:t>MME | Notícias - Nenhuma publicação encontrada na janela temporal.</w:t>
+        <w:t>B3 | Ofícios e Comunicados - Nenhuma publicação encontrada na janela temporal.</w:t>
       </w:r>
     </w:p>
     <w:p>
@@ -3920,7 +3779,31 @@
           <w:color w:val="4A4A4A"/>
           <w:sz w:val="18"/>
         </w:rPr>
-        <w:t>ONS | Notícias - A fonte explicitamente indica 'Nenhum item encontrado' para o período.</w:t>
+        <w:t>ANP | Notícias - Nenhuma publicação encontrada na janela temporal.</w:t>
+      </w:r>
+    </w:p>
+    <w:p>
+      <w:pPr>
+        <w:pStyle w:val="ListBullet"/>
+      </w:pPr>
+      <w:r>
+        <w:rPr>
+          <w:color w:val="4A4A4A"/>
+          <w:sz w:val="18"/>
+        </w:rPr>
+        <w:t>ONS | Notícias - Nenhuma publicação encontrada na janela temporal.</w:t>
+      </w:r>
+    </w:p>
+    <w:p>
+      <w:pPr>
+        <w:pStyle w:val="ListBullet"/>
+      </w:pPr>
+      <w:r>
+        <w:rPr>
+          <w:color w:val="4A4A4A"/>
+          <w:sz w:val="18"/>
+        </w:rPr>
+        <w:t>ANEEL | Últimas Notícias - Nenhuma publicação encontrada na janela temporal.</w:t>
       </w:r>
     </w:p>
     <w:p>
@@ -3944,7 +3827,7 @@
           <w:color w:val="4A4A4A"/>
           <w:sz w:val="18"/>
         </w:rPr>
-        <w:t>Ministério da Agricultura | Notícias - Nenhuma publicação encontrada na janela temporal.</w:t>
+        <w:t>COAF | Notícias - Nenhuma publicação encontrada na janela temporal.</w:t>
       </w:r>
     </w:p>
     <w:p>
@@ -3956,7 +3839,19 @@
           <w:color w:val="4A4A4A"/>
           <w:sz w:val="18"/>
         </w:rPr>
-        <w:t>COAF | Notícias - Nenhuma publicação encontrada na janela temporal.</w:t>
+        <w:t>INPI | Notícias - A única publicação recente está fora da janela temporal (após 2026-07-09T10:51).</w:t>
+      </w:r>
+    </w:p>
+    <w:p>
+      <w:pPr>
+        <w:pStyle w:val="ListBullet"/>
+      </w:pPr>
+      <w:r>
+        <w:rPr>
+          <w:color w:val="4A4A4A"/>
+          <w:sz w:val="18"/>
+        </w:rPr>
+        <w:t>ANM | Notícias - A única publicação recente está fora da janela temporal (após 2026-07-09T10:51).</w:t>
       </w:r>
     </w:p>
     <w:p>
@@ -3978,7 +3873,7 @@
           <w:color w:val="4A4A4A"/>
           <w:sz w:val="18"/>
         </w:rPr>
-        <w:t>Receita Federal | Normas - A página contém apenas filtros de busca e não exibe resultados de normas diretamente.</w:t>
+        <w:t>Receita Federal | Normas - A fonte é uma interface de busca e não apresenta conteúdo recente diretamente extraível.</w:t>
       </w:r>
     </w:p>
     <w:p>
@@ -4000,7 +3895,7 @@
           <w:color w:val="4A4A4A"/>
           <w:sz w:val="18"/>
         </w:rPr>
-        <w:t>CGU | Notícias - Conteúdo restrito, requer autenticação para visualização.</w:t>
+        <w:t>CGU | Notícias - Conteúdo restrito, requer autenticação.</w:t>
       </w:r>
     </w:p>
     <w:p>
@@ -4012,19 +3907,7 @@
           <w:color w:val="4A4A4A"/>
           <w:sz w:val="18"/>
         </w:rPr>
-        <w:t>Ministério do Meio Ambiente | Notícias - Conteúdo restrito, requer autenticação para visualização.</w:t>
-      </w:r>
-    </w:p>
-    <w:p>
-      <w:pPr>
-        <w:pStyle w:val="ListBullet"/>
-      </w:pPr>
-      <w:r>
-        <w:rPr>
-          <w:color w:val="4A4A4A"/>
-          <w:sz w:val="18"/>
-        </w:rPr>
-        <w:t>SENACON | Notícias - Conteúdo restrito, requer autenticação para visualização.</w:t>
+        <w:t>Ministério do Meio Ambiente | Notícias - Conteúdo restrito, requer autenticação.</w:t>
       </w:r>
     </w:p>
     <w:p/>
@@ -4072,7 +3955,7 @@
           <w:color w:val="888888"/>
           <w:sz w:val="16"/>
         </w:rPr>
-        <w:t>Janela analisada: 2026-07-07T00:00 ate 2026-07-08T09:22</w:t>
+        <w:t>Janela analisada: 2026-07-08T00:00 ate 2026-07-09T10:51</w:t>
       </w:r>
     </w:p>
     <w:sectPr>

--- a/output/boletim.docx
+++ b/output/boletim.docx
@@ -52,7 +52,7 @@
                 <w:color w:val="FFFFFF"/>
                 <w:sz w:val="28"/>
               </w:rPr>
-              <w:t>9 de julho de 2026</w:t>
+              <w:t>10 de julho de 2026</w:t>
             </w:r>
           </w:p>
         </w:tc>
@@ -87,7 +87,7 @@
                 <w:color w:val="1A4D2E"/>
                 <w:sz w:val="56"/>
               </w:rPr>
-              <w:t>36</w:t>
+              <w:t>27</w:t>
             </w:r>
           </w:p>
         </w:tc>
@@ -125,7 +125,7 @@
                 <w:color w:val="D68910"/>
                 <w:sz w:val="56"/>
               </w:rPr>
-              <w:t>17</w:t>
+              <w:t>16</w:t>
             </w:r>
           </w:p>
         </w:tc>
@@ -144,7 +144,7 @@
                 <w:color w:val="7F8C8D"/>
                 <w:sz w:val="56"/>
               </w:rPr>
-              <w:t>10</w:t>
+              <w:t>2</w:t>
             </w:r>
           </w:p>
         </w:tc>
@@ -307,7 +307,7 @@
                   <w:u w:val="single"/>
                   <w:b/>
                 </w:rPr>
-                <w:t>Comunicado n° 45.526, 9/7/2026</w:t>
+                <w:t>Comunicado n° 45.535, 10/7/2026</w:t>
               </w:r>
             </w:hyperlink>
           </w:p>
@@ -320,7 +320,7 @@
                 <w:color w:val="4A4A4A"/>
                 <w:sz w:val="18"/>
               </w:rPr>
-              <w:t>Divulga a Taxa Básica Financeira (TBF), o Redutor 'R' e a Taxa Referencial (TR) relativos a 8 de julho de 2026.</w:t>
+              <w:t>Divulga a Taxa Básica Financeira (TBF), o Redutor "R" e a Taxa Referencial (TR) relativos a 9 de julho de 2026.</w:t>
             </w:r>
           </w:p>
         </w:tc>
@@ -365,7 +365,65 @@
                   <w:u w:val="single"/>
                   <w:b/>
                 </w:rPr>
-                <w:t>Comunicado n° 45.525, 8/7/2026</w:t>
+                <w:t>Comunicado n° 45.534, 9/7/2026</w:t>
+              </w:r>
+            </w:hyperlink>
+          </w:p>
+          <w:p>
+            <w:pPr>
+              <w:spacing w:after="120"/>
+            </w:pPr>
+            <w:r>
+              <w:rPr>
+                <w:color w:val="4A4A4A"/>
+                <w:sz w:val="18"/>
+              </w:rPr>
+              <w:t>Divulga condições para a realização de operações compromissadas com instituições financeiras participantes do módulo Oferta Pública (Ofpub).</w:t>
+            </w:r>
+          </w:p>
+        </w:tc>
+      </w:tr>
+    </w:tbl>
+    <w:tbl>
+      <w:tblPr>
+        <w:tblW w:type="auto" w:w="0"/>
+        <w:tblLayout w:type="fixed"/>
+        <w:tblLook w:firstColumn="1" w:firstRow="1" w:lastColumn="0" w:lastRow="0" w:noHBand="0" w:noVBand="1" w:val="04A0"/>
+      </w:tblPr>
+      <w:tblGrid>
+        <w:gridCol w:w="9638"/>
+      </w:tblGrid>
+      <w:tr>
+        <w:tc>
+          <w:tcPr>
+            <w:tcW w:type="dxa" w:w="9638"/>
+            <w:shd w:val="clear" w:color="auto" w:fill="F0F7F2"/>
+          </w:tcPr>
+          <w:p>
+            <w:pPr>
+              <w:spacing w:before="120" w:after="40"/>
+            </w:pPr>
+            <w:r>
+              <w:rPr>
+                <w:b/>
+                <w:color w:val="1A4D2E"/>
+                <w:sz w:val="16"/>
+              </w:rPr>
+              <w:t>BANCO CENTRAL | NORMAS</w:t>
+            </w:r>
+          </w:p>
+          <w:p>
+            <w:pPr>
+              <w:spacing w:after="40"/>
+            </w:pPr>
+            <w:hyperlink r:id="rId11">
+              <w:r>
+                <w:rPr>
+                  <w:color w:val="1A1A1A"/>
+                  <w:u w:val="single"/>
+                  <w:b/>
+                </w:rPr>
+                <w:t>Comunicado n° 45.533, 9/7/2026</w:t>
               </w:r>
             </w:hyperlink>
           </w:p>
@@ -416,14 +474,14 @@
             <w:pPr>
               <w:spacing w:after="40"/>
             </w:pPr>
-            <w:hyperlink r:id="rId11">
+            <w:hyperlink r:id="rId12">
               <w:r>
                 <w:rPr>
                   <w:color w:val="1A1A1A"/>
                   <w:u w:val="single"/>
                   <w:b/>
                 </w:rPr>
-                <w:t>Comunicado n° 45.524, 8/7/2026</w:t>
+                <w:t>Instrução Normativa BCB n° 761, 9/7/2026</w:t>
               </w:r>
             </w:hyperlink>
           </w:p>
@@ -436,7 +494,7 @@
                 <w:color w:val="4A4A4A"/>
                 <w:sz w:val="18"/>
               </w:rPr>
-              <w:t>Divulga condições para a realização de operações compromissadas com instituições financeiras participantes do módulo Oferta Pública (Ofpub).</w:t>
+              <w:t>Divulga orientações sobre medidas reforçadas para instituições financeiras em operações com países com deficiências nas recomendações do Gafi.</w:t>
             </w:r>
           </w:p>
         </w:tc>
@@ -467,65 +525,7 @@
                 <w:color w:val="1A4D2E"/>
                 <w:sz w:val="16"/>
               </w:rPr>
-              <w:t>BANCO CENTRAL | NORMAS</w:t>
-            </w:r>
-          </w:p>
-          <w:p>
-            <w:pPr>
-              <w:spacing w:after="40"/>
-            </w:pPr>
-            <w:hyperlink r:id="rId12">
-              <w:r>
-                <w:rPr>
-                  <w:color w:val="1A1A1A"/>
-                  <w:u w:val="single"/>
-                  <w:b/>
-                </w:rPr>
-                <w:t>Instrução Normativa BCB n° 758, 8/7/2026</w:t>
-              </w:r>
-            </w:hyperlink>
-          </w:p>
-          <w:p>
-            <w:pPr>
-              <w:spacing w:after="120"/>
-            </w:pPr>
-            <w:r>
-              <w:rPr>
-                <w:color w:val="4A4A4A"/>
-                <w:sz w:val="18"/>
-              </w:rPr>
-              <w:t>Altera o Manual de Crédito Rural (MCR) para ajustar prazos e orientar instituições financeiras sobre procedimentos de reversão de desclassificação no Sicor.</w:t>
-            </w:r>
-          </w:p>
-        </w:tc>
-      </w:tr>
-    </w:tbl>
-    <w:tbl>
-      <w:tblPr>
-        <w:tblW w:type="auto" w:w="0"/>
-        <w:tblLayout w:type="fixed"/>
-        <w:tblLook w:firstColumn="1" w:firstRow="1" w:lastColumn="0" w:lastRow="0" w:noHBand="0" w:noVBand="1" w:val="04A0"/>
-      </w:tblPr>
-      <w:tblGrid>
-        <w:gridCol w:w="9638"/>
-      </w:tblGrid>
-      <w:tr>
-        <w:tc>
-          <w:tcPr>
-            <w:tcW w:type="dxa" w:w="9638"/>
-            <w:shd w:val="clear" w:color="auto" w:fill="F0F7F2"/>
-          </w:tcPr>
-          <w:p>
-            <w:pPr>
-              <w:spacing w:before="120" w:after="40"/>
-            </w:pPr>
-            <w:r>
-              <w:rPr>
-                <w:b/>
-                <w:color w:val="1A4D2E"/>
-                <w:sz w:val="16"/>
-              </w:rPr>
-              <w:t>BANCO CENTRAL | NORMAS</w:t>
+              <w:t>MME | NOTÍCIAS</w:t>
             </w:r>
           </w:p>
           <w:p>
@@ -539,7 +539,7 @@
                   <w:u w:val="single"/>
                   <w:b/>
                 </w:rPr>
-                <w:t>Instrução Normativa BCB n° 757, 8/7/2026</w:t>
+                <w:t>Resolução do CMSE estabelece novas diretrizes para despacho de geração térmica</w:t>
               </w:r>
             </w:hyperlink>
           </w:p>
@@ -552,749 +552,12 @@
                 <w:color w:val="4A4A4A"/>
                 <w:sz w:val="18"/>
               </w:rPr>
-              <w:t>Estabelece procedimentos para a prestação de informações ao Banco Central do Brasil relativas a contas de depósito em moeda estrangeira.</w:t>
+              <w:t>Resolução do Comitê de Monitoramento do Setor Elétrico (CMSE) publicada no DOU estabelece novas diretrizes para despacho de geração térmica.</w:t>
             </w:r>
           </w:p>
         </w:tc>
       </w:tr>
     </w:tbl>
-    <w:p/>
-    <w:tbl>
-      <w:tblPr>
-        <w:tblW w:type="auto" w:w="0"/>
-        <w:tblLayout w:type="fixed"/>
-        <w:tblLook w:firstColumn="1" w:firstRow="1" w:lastColumn="0" w:lastRow="0" w:noHBand="0" w:noVBand="1" w:val="04A0"/>
-      </w:tblPr>
-      <w:tblGrid>
-        <w:gridCol w:w="9638"/>
-      </w:tblGrid>
-      <w:tr>
-        <w:tc>
-          <w:tcPr>
-            <w:tcW w:type="dxa" w:w="9638"/>
-            <w:shd w:val="clear" w:color="auto" w:fill="1A4D2E"/>
-          </w:tcPr>
-          <w:p>
-            <w:pPr>
-              <w:spacing w:before="120" w:after="40"/>
-            </w:pPr>
-            <w:r>
-              <w:rPr>
-                <w:b w:val="0"/>
-                <w:color w:val="FFFFFF"/>
-                <w:sz w:val="32"/>
-              </w:rPr>
-              <w:t>Legislacao Federal</w:t>
-            </w:r>
-          </w:p>
-        </w:tc>
-      </w:tr>
-    </w:tbl>
-    <w:p>
-      <w:pPr>
-        <w:spacing w:before="240" w:after="80"/>
-      </w:pPr>
-      <w:r>
-        <w:rPr>
-          <w:b/>
-          <w:color w:val="1A4D2E"/>
-          <w:sz w:val="20"/>
-        </w:rPr>
-        <w:t>PLANALTO | RESENHA DIARIA</w:t>
-      </w:r>
-    </w:p>
-    <w:p>
-      <w:pPr>
-        <w:spacing w:before="0" w:after="40"/>
-        <w:pBdr>
-          <w:bottom w:val="single" w:sz="8" w:space="1" w:color="1A4D2E"/>
-        </w:pBdr>
-      </w:pPr>
-    </w:p>
-    <w:p>
-      <w:pPr>
-        <w:spacing w:before="160" w:after="40"/>
-      </w:pPr>
-      <w:r>
-        <w:rPr>
-          <w:b/>
-          <w:color w:val="1A1A1A"/>
-          <w:sz w:val="22"/>
-        </w:rPr>
-        <w:t xml:space="preserve">Lei nº 15.463, de 8.7.2026   </w:t>
-      </w:r>
-      <w:r>
-        <w:rPr>
-          <w:b/>
-          <w:color w:val="7F8C8D"/>
-          <w:sz w:val="16"/>
-        </w:rPr>
-        <w:t>[BAIXA]</w:t>
-      </w:r>
-    </w:p>
-    <w:p>
-      <w:pPr>
-        <w:spacing w:after="40"/>
-      </w:pPr>
-      <w:r>
-        <w:rPr>
-          <w:color w:val="4A4A4A"/>
-          <w:sz w:val="20"/>
-        </w:rPr>
-        <w:t>Institui o Dia Nacional dos Congados e Reinados, a ser comemorado anualmente em 7 de outubro.</w:t>
-      </w:r>
-    </w:p>
-    <w:p>
-      <w:pPr>
-        <w:spacing w:after="40"/>
-      </w:pPr>
-      <w:r>
-        <w:rPr>
-          <w:b/>
-          <w:color w:val="888888"/>
-          <w:sz w:val="18"/>
-        </w:rPr>
-        <w:t xml:space="preserve">Publicado: </w:t>
-      </w:r>
-      <w:r>
-        <w:rPr>
-          <w:color w:val="888888"/>
-          <w:sz w:val="18"/>
-        </w:rPr>
-        <w:t xml:space="preserve">2026-07-09   </w:t>
-      </w:r>
-      <w:hyperlink r:id="rId14">
-        <w:r>
-          <w:rPr>
-            <w:color w:val="1A4D2E"/>
-            <w:u w:val="single"/>
-            <w:b/>
-          </w:rPr>
-          <w:t>Acessar materia</w:t>
-        </w:r>
-      </w:hyperlink>
-    </w:p>
-    <w:p>
-      <w:pPr>
-        <w:spacing w:after="120"/>
-      </w:pPr>
-      <w:r>
-        <w:rPr>
-          <w:i/>
-          <w:color w:val="888888"/>
-          <w:sz w:val="16"/>
-        </w:rPr>
-        <w:t>Institui data comemorativa, sem impacto direto a clientes corporativos.</w:t>
-      </w:r>
-    </w:p>
-    <w:p>
-      <w:pPr>
-        <w:spacing w:before="160" w:after="40"/>
-      </w:pPr>
-      <w:r>
-        <w:rPr>
-          <w:b/>
-          <w:color w:val="1A1A1A"/>
-          <w:sz w:val="22"/>
-        </w:rPr>
-        <w:t xml:space="preserve">Lei nº 15.462, de 8.7.2026   </w:t>
-      </w:r>
-      <w:r>
-        <w:rPr>
-          <w:b/>
-          <w:color w:val="D68910"/>
-          <w:sz w:val="16"/>
-        </w:rPr>
-        <w:t>[MÉDIA]</w:t>
-      </w:r>
-    </w:p>
-    <w:p>
-      <w:pPr>
-        <w:spacing w:after="40"/>
-      </w:pPr>
-      <w:r>
-        <w:rPr>
-          <w:color w:val="4A4A4A"/>
-          <w:sz w:val="20"/>
-        </w:rPr>
-        <w:t>Altera a Lei de Diretrizes e Bases da Educação Nacional (Lei nº 9.394/1996) para especificar atividades de aperfeiçoamento profissional continuado dos profissionais da educação básica pública.</w:t>
-      </w:r>
-    </w:p>
-    <w:p>
-      <w:pPr>
-        <w:spacing w:after="40"/>
-      </w:pPr>
-      <w:r>
-        <w:rPr>
-          <w:b/>
-          <w:color w:val="888888"/>
-          <w:sz w:val="18"/>
-        </w:rPr>
-        <w:t xml:space="preserve">Publicado: </w:t>
-      </w:r>
-      <w:r>
-        <w:rPr>
-          <w:color w:val="888888"/>
-          <w:sz w:val="18"/>
-        </w:rPr>
-        <w:t xml:space="preserve">2026-07-09   </w:t>
-      </w:r>
-      <w:hyperlink r:id="rId15">
-        <w:r>
-          <w:rPr>
-            <w:color w:val="1A4D2E"/>
-            <w:u w:val="single"/>
-            <w:b/>
-          </w:rPr>
-          <w:t>Acessar materia</w:t>
-        </w:r>
-      </w:hyperlink>
-    </w:p>
-    <w:p>
-      <w:pPr>
-        <w:spacing w:after="120"/>
-      </w:pPr>
-      <w:r>
-        <w:rPr>
-          <w:i/>
-          <w:color w:val="888888"/>
-          <w:sz w:val="16"/>
-        </w:rPr>
-        <w:t>Alteração de legislação educacional com impacto em profissionais da educação.</w:t>
-      </w:r>
-    </w:p>
-    <w:p>
-      <w:pPr>
-        <w:spacing w:before="160" w:after="40"/>
-      </w:pPr>
-      <w:r>
-        <w:rPr>
-          <w:b/>
-          <w:color w:val="1A1A1A"/>
-          <w:sz w:val="22"/>
-        </w:rPr>
-        <w:t xml:space="preserve">Lei nº 15.461, de 7.7.2026   </w:t>
-      </w:r>
-      <w:r>
-        <w:rPr>
-          <w:b/>
-          <w:color w:val="7F8C8D"/>
-          <w:sz w:val="16"/>
-        </w:rPr>
-        <w:t>[BAIXA]</w:t>
-      </w:r>
-    </w:p>
-    <w:p>
-      <w:pPr>
-        <w:spacing w:after="40"/>
-      </w:pPr>
-      <w:r>
-        <w:rPr>
-          <w:color w:val="4A4A4A"/>
-          <w:sz w:val="20"/>
-        </w:rPr>
-        <w:t>Confere o título de Capital Nacional da Maior Onda do Brasil ao Município de Jaguaruna, no Estado de Santa Catarina.</w:t>
-      </w:r>
-    </w:p>
-    <w:p>
-      <w:pPr>
-        <w:spacing w:after="40"/>
-      </w:pPr>
-      <w:r>
-        <w:rPr>
-          <w:b/>
-          <w:color w:val="888888"/>
-          <w:sz w:val="18"/>
-        </w:rPr>
-        <w:t xml:space="preserve">Publicado: </w:t>
-      </w:r>
-      <w:r>
-        <w:rPr>
-          <w:color w:val="888888"/>
-          <w:sz w:val="18"/>
-        </w:rPr>
-        <w:t xml:space="preserve">2026-07-08   </w:t>
-      </w:r>
-      <w:hyperlink r:id="rId16">
-        <w:r>
-          <w:rPr>
-            <w:color w:val="1A4D2E"/>
-            <w:u w:val="single"/>
-            <w:b/>
-          </w:rPr>
-          <w:t>Acessar materia</w:t>
-        </w:r>
-      </w:hyperlink>
-    </w:p>
-    <w:p>
-      <w:pPr>
-        <w:spacing w:after="120"/>
-      </w:pPr>
-      <w:r>
-        <w:rPr>
-          <w:i/>
-          <w:color w:val="888888"/>
-          <w:sz w:val="16"/>
-        </w:rPr>
-        <w:t>Confere título honorífico a município, sem impacto direto a clientes corporativos.</w:t>
-      </w:r>
-    </w:p>
-    <w:p>
-      <w:pPr>
-        <w:spacing w:before="160" w:after="40"/>
-      </w:pPr>
-      <w:r>
-        <w:rPr>
-          <w:b/>
-          <w:color w:val="1A1A1A"/>
-          <w:sz w:val="22"/>
-        </w:rPr>
-        <w:t xml:space="preserve">Lei nº 15.460, de 7.7.2026   </w:t>
-      </w:r>
-      <w:r>
-        <w:rPr>
-          <w:b/>
-          <w:color w:val="7F8C8D"/>
-          <w:sz w:val="16"/>
-        </w:rPr>
-        <w:t>[BAIXA]</w:t>
-      </w:r>
-    </w:p>
-    <w:p>
-      <w:pPr>
-        <w:spacing w:after="40"/>
-      </w:pPr>
-      <w:r>
-        <w:rPr>
-          <w:color w:val="4A4A4A"/>
-          <w:sz w:val="20"/>
-        </w:rPr>
-        <w:t>Institui o Dia Nacional do Vinho, a ser comemorado no primeiro domingo do mês de junho.</w:t>
-      </w:r>
-    </w:p>
-    <w:p>
-      <w:pPr>
-        <w:spacing w:after="40"/>
-      </w:pPr>
-      <w:r>
-        <w:rPr>
-          <w:b/>
-          <w:color w:val="888888"/>
-          <w:sz w:val="18"/>
-        </w:rPr>
-        <w:t xml:space="preserve">Publicado: </w:t>
-      </w:r>
-      <w:r>
-        <w:rPr>
-          <w:color w:val="888888"/>
-          <w:sz w:val="18"/>
-        </w:rPr>
-        <w:t xml:space="preserve">2026-07-08   </w:t>
-      </w:r>
-      <w:hyperlink r:id="rId17">
-        <w:r>
-          <w:rPr>
-            <w:color w:val="1A4D2E"/>
-            <w:u w:val="single"/>
-            <w:b/>
-          </w:rPr>
-          <w:t>Acessar materia</w:t>
-        </w:r>
-      </w:hyperlink>
-    </w:p>
-    <w:p>
-      <w:pPr>
-        <w:spacing w:after="120"/>
-      </w:pPr>
-      <w:r>
-        <w:rPr>
-          <w:i/>
-          <w:color w:val="888888"/>
-          <w:sz w:val="16"/>
-        </w:rPr>
-        <w:t>Institui data comemorativa, sem impacto direto a clientes corporativos.</w:t>
-      </w:r>
-    </w:p>
-    <w:p>
-      <w:pPr>
-        <w:spacing w:before="160" w:after="40"/>
-      </w:pPr>
-      <w:r>
-        <w:rPr>
-          <w:b/>
-          <w:color w:val="1A1A1A"/>
-          <w:sz w:val="22"/>
-        </w:rPr>
-        <w:t xml:space="preserve">Lei nº 15.459, de 7.7.2026   </w:t>
-      </w:r>
-      <w:r>
-        <w:rPr>
-          <w:b/>
-          <w:color w:val="D68910"/>
-          <w:sz w:val="16"/>
-        </w:rPr>
-        <w:t>[MÉDIA]</w:t>
-      </w:r>
-    </w:p>
-    <w:p>
-      <w:pPr>
-        <w:spacing w:after="40"/>
-      </w:pPr>
-      <w:r>
-        <w:rPr>
-          <w:color w:val="4A4A4A"/>
-          <w:sz w:val="20"/>
-        </w:rPr>
-        <w:t>Altera a Lei nº 7.405, de 12 de novembro de 1985, para estabelecer a utilização do Símbolo Internacional de Acessibilidade.</w:t>
-      </w:r>
-    </w:p>
-    <w:p>
-      <w:pPr>
-        <w:spacing w:after="40"/>
-      </w:pPr>
-      <w:r>
-        <w:rPr>
-          <w:b/>
-          <w:color w:val="888888"/>
-          <w:sz w:val="18"/>
-        </w:rPr>
-        <w:t xml:space="preserve">Publicado: </w:t>
-      </w:r>
-      <w:r>
-        <w:rPr>
-          <w:color w:val="888888"/>
-          <w:sz w:val="18"/>
-        </w:rPr>
-        <w:t xml:space="preserve">2026-07-08   </w:t>
-      </w:r>
-      <w:hyperlink r:id="rId18">
-        <w:r>
-          <w:rPr>
-            <w:color w:val="1A4D2E"/>
-            <w:u w:val="single"/>
-            <w:b/>
-          </w:rPr>
-          <w:t>Acessar materia</w:t>
-        </w:r>
-      </w:hyperlink>
-    </w:p>
-    <w:p>
-      <w:pPr>
-        <w:spacing w:after="120"/>
-      </w:pPr>
-      <w:r>
-        <w:rPr>
-          <w:i/>
-          <w:color w:val="888888"/>
-          <w:sz w:val="16"/>
-        </w:rPr>
-        <w:t>Alteração de lei para estabelecer símbolo de acessibilidade, com potencial impacto em infraestrutura e serviços.</w:t>
-      </w:r>
-    </w:p>
-    <w:p>
-      <w:pPr>
-        <w:spacing w:before="160" w:after="40"/>
-      </w:pPr>
-      <w:r>
-        <w:rPr>
-          <w:b/>
-          <w:color w:val="1A1A1A"/>
-          <w:sz w:val="22"/>
-        </w:rPr>
-        <w:t xml:space="preserve">Decreto nº 13.060, de 7.7.2026   </w:t>
-      </w:r>
-      <w:r>
-        <w:rPr>
-          <w:b/>
-          <w:color w:val="7F8C8D"/>
-          <w:sz w:val="16"/>
-        </w:rPr>
-        <w:t>[BAIXA]</w:t>
-      </w:r>
-    </w:p>
-    <w:p>
-      <w:pPr>
-        <w:spacing w:after="40"/>
-      </w:pPr>
-      <w:r>
-        <w:rPr>
-          <w:color w:val="4A4A4A"/>
-          <w:sz w:val="20"/>
-        </w:rPr>
-        <w:t>Altera o Decreto nº 10.172/2019 para modificar a composição do Conselho Fiscal do Serviço Autônomo Embratur – Agência Brasileira de Promoção Internacional do Turismo.</w:t>
-      </w:r>
-    </w:p>
-    <w:p>
-      <w:pPr>
-        <w:spacing w:after="40"/>
-      </w:pPr>
-      <w:r>
-        <w:rPr>
-          <w:b/>
-          <w:color w:val="888888"/>
-          <w:sz w:val="18"/>
-        </w:rPr>
-        <w:t xml:space="preserve">Publicado: </w:t>
-      </w:r>
-      <w:r>
-        <w:rPr>
-          <w:color w:val="888888"/>
-          <w:sz w:val="18"/>
-        </w:rPr>
-        <w:t xml:space="preserve">2026-07-08   </w:t>
-      </w:r>
-      <w:hyperlink r:id="rId19">
-        <w:r>
-          <w:rPr>
-            <w:color w:val="1A4D2E"/>
-            <w:u w:val="single"/>
-            <w:b/>
-          </w:rPr>
-          <w:t>Acessar materia</w:t>
-        </w:r>
-      </w:hyperlink>
-    </w:p>
-    <w:p>
-      <w:pPr>
-        <w:spacing w:after="120"/>
-      </w:pPr>
-      <w:r>
-        <w:rPr>
-          <w:i/>
-          <w:color w:val="888888"/>
-          <w:sz w:val="16"/>
-        </w:rPr>
-        <w:t>Alteração de composição de conselho fiscal de autarquia, de natureza administrativa interna.</w:t>
-      </w:r>
-    </w:p>
-    <w:p>
-      <w:pPr>
-        <w:spacing w:before="160" w:after="40"/>
-      </w:pPr>
-      <w:r>
-        <w:rPr>
-          <w:b/>
-          <w:color w:val="1A1A1A"/>
-          <w:sz w:val="22"/>
-        </w:rPr>
-        <w:t xml:space="preserve">Decreto nº 13.059, de 7.7.2026   </w:t>
-      </w:r>
-      <w:r>
-        <w:rPr>
-          <w:b/>
-          <w:color w:val="7F8C8D"/>
-          <w:sz w:val="16"/>
-        </w:rPr>
-        <w:t>[BAIXA]</w:t>
-      </w:r>
-    </w:p>
-    <w:p>
-      <w:pPr>
-        <w:spacing w:after="40"/>
-      </w:pPr>
-      <w:r>
-        <w:rPr>
-          <w:color w:val="4A4A4A"/>
-          <w:sz w:val="20"/>
-        </w:rPr>
-        <w:t>Remaneja, em caráter temporário, cargo em comissão e funções de confiança para o Ministério das Relações Exteriores.</w:t>
-      </w:r>
-    </w:p>
-    <w:p>
-      <w:pPr>
-        <w:spacing w:after="40"/>
-      </w:pPr>
-      <w:r>
-        <w:rPr>
-          <w:b/>
-          <w:color w:val="888888"/>
-          <w:sz w:val="18"/>
-        </w:rPr>
-        <w:t xml:space="preserve">Publicado: </w:t>
-      </w:r>
-      <w:r>
-        <w:rPr>
-          <w:color w:val="888888"/>
-          <w:sz w:val="18"/>
-        </w:rPr>
-        <w:t xml:space="preserve">2026-07-08   </w:t>
-      </w:r>
-      <w:hyperlink r:id="rId20">
-        <w:r>
-          <w:rPr>
-            <w:color w:val="1A4D2E"/>
-            <w:u w:val="single"/>
-            <w:b/>
-          </w:rPr>
-          <w:t>Acessar materia</w:t>
-        </w:r>
-      </w:hyperlink>
-    </w:p>
-    <w:p>
-      <w:pPr>
-        <w:spacing w:after="120"/>
-      </w:pPr>
-      <w:r>
-        <w:rPr>
-          <w:i/>
-          <w:color w:val="888888"/>
-          <w:sz w:val="16"/>
-        </w:rPr>
-        <w:t>Remanejamento de cargos administrativos, de natureza interna.</w:t>
-      </w:r>
-    </w:p>
-    <w:p>
-      <w:pPr>
-        <w:spacing w:before="160" w:after="40"/>
-      </w:pPr>
-      <w:r>
-        <w:rPr>
-          <w:b/>
-          <w:color w:val="1A1A1A"/>
-          <w:sz w:val="22"/>
-        </w:rPr>
-        <w:t xml:space="preserve">Decreto nº 13.058, de 7.7.2026   </w:t>
-      </w:r>
-      <w:r>
-        <w:rPr>
-          <w:b/>
-          <w:color w:val="7F8C8D"/>
-          <w:sz w:val="16"/>
-        </w:rPr>
-        <w:t>[BAIXA]</w:t>
-      </w:r>
-    </w:p>
-    <w:p>
-      <w:pPr>
-        <w:spacing w:after="40"/>
-      </w:pPr>
-      <w:r>
-        <w:rPr>
-          <w:color w:val="4A4A4A"/>
-          <w:sz w:val="20"/>
-        </w:rPr>
-        <w:t>Altera o Decreto nº 11.198/2022, que aprova a Estrutura Regimental e o Quadro Demonstrativo de Cargos e Funções do Departamento Nacional de Obras Contra as Secas (DNOCS), e remaneja e transforma cargos.</w:t>
-      </w:r>
-    </w:p>
-    <w:p>
-      <w:pPr>
-        <w:spacing w:after="40"/>
-      </w:pPr>
-      <w:r>
-        <w:rPr>
-          <w:b/>
-          <w:color w:val="888888"/>
-          <w:sz w:val="18"/>
-        </w:rPr>
-        <w:t xml:space="preserve">Publicado: </w:t>
-      </w:r>
-      <w:r>
-        <w:rPr>
-          <w:color w:val="888888"/>
-          <w:sz w:val="18"/>
-        </w:rPr>
-        <w:t xml:space="preserve">2026-07-08   </w:t>
-      </w:r>
-      <w:hyperlink r:id="rId21">
-        <w:r>
-          <w:rPr>
-            <w:color w:val="1A4D2E"/>
-            <w:u w:val="single"/>
-            <w:b/>
-          </w:rPr>
-          <w:t>Acessar materia</w:t>
-        </w:r>
-      </w:hyperlink>
-    </w:p>
-    <w:p>
-      <w:pPr>
-        <w:spacing w:after="120"/>
-      </w:pPr>
-      <w:r>
-        <w:rPr>
-          <w:i/>
-          <w:color w:val="888888"/>
-          <w:sz w:val="16"/>
-        </w:rPr>
-        <w:t>Alteração de estrutura regimental e remanejamento de cargos, de natureza administrativa interna.</w:t>
-      </w:r>
-    </w:p>
-    <w:p>
-      <w:pPr>
-        <w:spacing w:before="160" w:after="40"/>
-      </w:pPr>
-      <w:r>
-        <w:rPr>
-          <w:b/>
-          <w:color w:val="1A1A1A"/>
-          <w:sz w:val="22"/>
-        </w:rPr>
-        <w:t xml:space="preserve">Decreto nº 13.057, de 7.7.2026   </w:t>
-      </w:r>
-      <w:r>
-        <w:rPr>
-          <w:b/>
-          <w:color w:val="D68910"/>
-          <w:sz w:val="16"/>
-        </w:rPr>
-        <w:t>[MÉDIA]</w:t>
-      </w:r>
-    </w:p>
-    <w:p>
-      <w:pPr>
-        <w:spacing w:after="40"/>
-      </w:pPr>
-      <w:r>
-        <w:rPr>
-          <w:color w:val="4A4A4A"/>
-          <w:sz w:val="20"/>
-        </w:rPr>
-        <w:t>Altera o Decreto nº 2.338/1997, que aprova o Regulamento da Agência Nacional de Telecomunicações (Anatel), e remaneja e transforma cargos em comissão e funções de confiança.</w:t>
-      </w:r>
-    </w:p>
-    <w:p>
-      <w:pPr>
-        <w:spacing w:after="40"/>
-      </w:pPr>
-      <w:r>
-        <w:rPr>
-          <w:b/>
-          <w:color w:val="888888"/>
-          <w:sz w:val="18"/>
-        </w:rPr>
-        <w:t xml:space="preserve">Publicado: </w:t>
-      </w:r>
-      <w:r>
-        <w:rPr>
-          <w:color w:val="888888"/>
-          <w:sz w:val="18"/>
-        </w:rPr>
-        <w:t xml:space="preserve">2026-07-08   </w:t>
-      </w:r>
-      <w:hyperlink r:id="rId22">
-        <w:r>
-          <w:rPr>
-            <w:color w:val="1A4D2E"/>
-            <w:u w:val="single"/>
-            <w:b/>
-          </w:rPr>
-          <w:t>Acessar materia</w:t>
-        </w:r>
-      </w:hyperlink>
-    </w:p>
-    <w:p>
-      <w:pPr>
-        <w:spacing w:after="120"/>
-      </w:pPr>
-      <w:r>
-        <w:rPr>
-          <w:i/>
-          <w:color w:val="888888"/>
-          <w:sz w:val="16"/>
-        </w:rPr>
-        <w:t>Alteração de regulamento de agência reguladora (Anatel) e remanejamento de cargos, com potencial impacto setorial.</w:t>
-      </w:r>
-    </w:p>
     <w:p/>
     <w:tbl>
       <w:tblPr>
@@ -1358,6 +621,918 @@
           <w:color w:val="1A1A1A"/>
           <w:sz w:val="22"/>
         </w:rPr>
+        <w:t xml:space="preserve">Comunicado n° 45.538, 10/7/2026   </w:t>
+      </w:r>
+      <w:r>
+        <w:rPr>
+          <w:b/>
+          <w:color w:val="D68910"/>
+          <w:sz w:val="16"/>
+        </w:rPr>
+        <w:t>[MÉDIA]</w:t>
+      </w:r>
+    </w:p>
+    <w:p>
+      <w:pPr>
+        <w:spacing w:after="40"/>
+      </w:pPr>
+      <w:r>
+        <w:rPr>
+          <w:color w:val="4A4A4A"/>
+          <w:sz w:val="20"/>
+        </w:rPr>
+        <w:t>Divulga nome de pessoas com interesse em exercer o controle de Instituição de Pagamento.</w:t>
+      </w:r>
+    </w:p>
+    <w:p>
+      <w:pPr>
+        <w:spacing w:after="40"/>
+      </w:pPr>
+      <w:r>
+        <w:rPr>
+          <w:b/>
+          <w:color w:val="888888"/>
+          <w:sz w:val="18"/>
+        </w:rPr>
+        <w:t xml:space="preserve">Publicado: </w:t>
+      </w:r>
+      <w:r>
+        <w:rPr>
+          <w:color w:val="888888"/>
+          <w:sz w:val="18"/>
+        </w:rPr>
+        <w:t xml:space="preserve">2026-07-10T09:42   </w:t>
+      </w:r>
+      <w:hyperlink r:id="rId14">
+        <w:r>
+          <w:rPr>
+            <w:color w:val="1A4D2E"/>
+            <w:u w:val="single"/>
+            <w:b/>
+          </w:rPr>
+          <w:t>Acessar materia</w:t>
+        </w:r>
+      </w:hyperlink>
+    </w:p>
+    <w:p>
+      <w:pPr>
+        <w:spacing w:after="120"/>
+      </w:pPr>
+      <w:r>
+        <w:rPr>
+          <w:i/>
+          <w:color w:val="888888"/>
+          <w:sz w:val="16"/>
+        </w:rPr>
+        <w:t>Divulgação de nomes de interessados em controle de Instituição de Pagamento, relevante para o mercado financeiro.</w:t>
+      </w:r>
+    </w:p>
+    <w:p>
+      <w:pPr>
+        <w:spacing w:before="160" w:after="40"/>
+      </w:pPr>
+      <w:r>
+        <w:rPr>
+          <w:b/>
+          <w:color w:val="1A1A1A"/>
+          <w:sz w:val="22"/>
+        </w:rPr>
+        <w:t xml:space="preserve">Comunicado n° 45.537, 10/7/2026   </w:t>
+      </w:r>
+      <w:r>
+        <w:rPr>
+          <w:b/>
+          <w:color w:val="D68910"/>
+          <w:sz w:val="16"/>
+        </w:rPr>
+        <w:t>[MÉDIA]</w:t>
+      </w:r>
+    </w:p>
+    <w:p>
+      <w:pPr>
+        <w:spacing w:after="40"/>
+      </w:pPr>
+      <w:r>
+        <w:rPr>
+          <w:color w:val="4A4A4A"/>
+          <w:sz w:val="20"/>
+        </w:rPr>
+        <w:t>Divulga nome de pessoas com interesse em exercer o controle de Instituição de Pagamento.</w:t>
+      </w:r>
+    </w:p>
+    <w:p>
+      <w:pPr>
+        <w:spacing w:after="40"/>
+      </w:pPr>
+      <w:r>
+        <w:rPr>
+          <w:b/>
+          <w:color w:val="888888"/>
+          <w:sz w:val="18"/>
+        </w:rPr>
+        <w:t xml:space="preserve">Publicado: </w:t>
+      </w:r>
+      <w:r>
+        <w:rPr>
+          <w:color w:val="888888"/>
+          <w:sz w:val="18"/>
+        </w:rPr>
+        <w:t xml:space="preserve">2026-07-10T09:39   </w:t>
+      </w:r>
+      <w:hyperlink r:id="rId15">
+        <w:r>
+          <w:rPr>
+            <w:color w:val="1A4D2E"/>
+            <w:u w:val="single"/>
+            <w:b/>
+          </w:rPr>
+          <w:t>Acessar materia</w:t>
+        </w:r>
+      </w:hyperlink>
+    </w:p>
+    <w:p>
+      <w:pPr>
+        <w:spacing w:after="120"/>
+      </w:pPr>
+      <w:r>
+        <w:rPr>
+          <w:i/>
+          <w:color w:val="888888"/>
+          <w:sz w:val="16"/>
+        </w:rPr>
+        <w:t>Divulgação de nomes de interessados em controle de Instituição de Pagamento, relevante para o mercado financeiro.</w:t>
+      </w:r>
+    </w:p>
+    <w:p>
+      <w:pPr>
+        <w:spacing w:before="160" w:after="40"/>
+      </w:pPr>
+      <w:r>
+        <w:rPr>
+          <w:b/>
+          <w:color w:val="1A1A1A"/>
+          <w:sz w:val="22"/>
+        </w:rPr>
+        <w:t xml:space="preserve">Comunicado n° 45.536, 10/7/2026   </w:t>
+      </w:r>
+      <w:r>
+        <w:rPr>
+          <w:b/>
+          <w:color w:val="D68910"/>
+          <w:sz w:val="16"/>
+        </w:rPr>
+        <w:t>[MÉDIA]</w:t>
+      </w:r>
+    </w:p>
+    <w:p>
+      <w:pPr>
+        <w:spacing w:after="40"/>
+      </w:pPr>
+      <w:r>
+        <w:rPr>
+          <w:color w:val="4A4A4A"/>
+          <w:sz w:val="20"/>
+        </w:rPr>
+        <w:t>Divulga nomes de pessoas eleitas ou nomeadas para cargos de administração em instituições autorizadas a funcionar, para fins de objeções.</w:t>
+      </w:r>
+    </w:p>
+    <w:p>
+      <w:pPr>
+        <w:spacing w:after="40"/>
+      </w:pPr>
+      <w:r>
+        <w:rPr>
+          <w:b/>
+          <w:color w:val="888888"/>
+          <w:sz w:val="18"/>
+        </w:rPr>
+        <w:t xml:space="preserve">Publicado: </w:t>
+      </w:r>
+      <w:r>
+        <w:rPr>
+          <w:color w:val="888888"/>
+          <w:sz w:val="18"/>
+        </w:rPr>
+        <w:t xml:space="preserve">2026-07-10T09:34   </w:t>
+      </w:r>
+      <w:hyperlink r:id="rId16">
+        <w:r>
+          <w:rPr>
+            <w:color w:val="1A4D2E"/>
+            <w:u w:val="single"/>
+            <w:b/>
+          </w:rPr>
+          <w:t>Acessar materia</w:t>
+        </w:r>
+      </w:hyperlink>
+    </w:p>
+    <w:p>
+      <w:pPr>
+        <w:spacing w:after="120"/>
+      </w:pPr>
+      <w:r>
+        <w:rPr>
+          <w:i/>
+          <w:color w:val="888888"/>
+          <w:sz w:val="16"/>
+        </w:rPr>
+        <w:t>Divulgação de nomes para cargos de administração em instituições financeiras, relevante para o setor regulado.</w:t>
+      </w:r>
+    </w:p>
+    <w:p>
+      <w:pPr>
+        <w:spacing w:before="160" w:after="40"/>
+      </w:pPr>
+      <w:r>
+        <w:rPr>
+          <w:b/>
+          <w:color w:val="1A1A1A"/>
+          <w:sz w:val="22"/>
+        </w:rPr>
+        <w:t xml:space="preserve">Comunicado n° 45.535, 10/7/2026   </w:t>
+      </w:r>
+      <w:r>
+        <w:rPr>
+          <w:b/>
+          <w:color w:val="C0392B"/>
+          <w:sz w:val="16"/>
+        </w:rPr>
+        <w:t>[ALTA]</w:t>
+      </w:r>
+    </w:p>
+    <w:p>
+      <w:pPr>
+        <w:spacing w:after="40"/>
+      </w:pPr>
+      <w:r>
+        <w:rPr>
+          <w:color w:val="4A4A4A"/>
+          <w:sz w:val="20"/>
+        </w:rPr>
+        <w:t>Divulga a Taxa Básica Financeira (TBF), o Redutor "R" e a Taxa Referencial (TR) relativos a 9 de julho de 2026.</w:t>
+      </w:r>
+    </w:p>
+    <w:p>
+      <w:pPr>
+        <w:spacing w:after="40"/>
+      </w:pPr>
+      <w:r>
+        <w:rPr>
+          <w:b/>
+          <w:color w:val="888888"/>
+          <w:sz w:val="18"/>
+        </w:rPr>
+        <w:t xml:space="preserve">Publicado: </w:t>
+      </w:r>
+      <w:r>
+        <w:rPr>
+          <w:color w:val="888888"/>
+          <w:sz w:val="18"/>
+        </w:rPr>
+        <w:t xml:space="preserve">2026-07-10T09:06   </w:t>
+      </w:r>
+      <w:hyperlink r:id="rId9">
+        <w:r>
+          <w:rPr>
+            <w:color w:val="1A4D2E"/>
+            <w:u w:val="single"/>
+            <w:b/>
+          </w:rPr>
+          <w:t>Acessar materia</w:t>
+        </w:r>
+      </w:hyperlink>
+    </w:p>
+    <w:p>
+      <w:pPr>
+        <w:spacing w:after="120"/>
+      </w:pPr>
+      <w:r>
+        <w:rPr>
+          <w:i/>
+          <w:color w:val="888888"/>
+          <w:sz w:val="16"/>
+        </w:rPr>
+        <w:t>Divulgação de taxas de referência importantes para o mercado financeiro.</w:t>
+      </w:r>
+    </w:p>
+    <w:p>
+      <w:pPr>
+        <w:spacing w:before="160" w:after="40"/>
+      </w:pPr>
+      <w:r>
+        <w:rPr>
+          <w:b/>
+          <w:color w:val="1A1A1A"/>
+          <w:sz w:val="22"/>
+        </w:rPr>
+        <w:t xml:space="preserve">Comunicado n° 45.534, 9/7/2026   </w:t>
+      </w:r>
+      <w:r>
+        <w:rPr>
+          <w:b/>
+          <w:color w:val="C0392B"/>
+          <w:sz w:val="16"/>
+        </w:rPr>
+        <w:t>[ALTA]</w:t>
+      </w:r>
+    </w:p>
+    <w:p>
+      <w:pPr>
+        <w:spacing w:after="40"/>
+      </w:pPr>
+      <w:r>
+        <w:rPr>
+          <w:color w:val="4A4A4A"/>
+          <w:sz w:val="20"/>
+        </w:rPr>
+        <w:t>Divulga condições para a realização de operações compromissadas com instituições financeiras participantes do módulo Oferta Pública (Ofpub).</w:t>
+      </w:r>
+    </w:p>
+    <w:p>
+      <w:pPr>
+        <w:spacing w:after="40"/>
+      </w:pPr>
+      <w:r>
+        <w:rPr>
+          <w:b/>
+          <w:color w:val="888888"/>
+          <w:sz w:val="18"/>
+        </w:rPr>
+        <w:t xml:space="preserve">Publicado: </w:t>
+      </w:r>
+      <w:r>
+        <w:rPr>
+          <w:color w:val="888888"/>
+          <w:sz w:val="18"/>
+        </w:rPr>
+        <w:t xml:space="preserve">2026-07-09T18:31   </w:t>
+      </w:r>
+      <w:hyperlink r:id="rId10">
+        <w:r>
+          <w:rPr>
+            <w:color w:val="1A4D2E"/>
+            <w:u w:val="single"/>
+            <w:b/>
+          </w:rPr>
+          <w:t>Acessar materia</w:t>
+        </w:r>
+      </w:hyperlink>
+    </w:p>
+    <w:p>
+      <w:pPr>
+        <w:spacing w:after="120"/>
+      </w:pPr>
+      <w:r>
+        <w:rPr>
+          <w:i/>
+          <w:color w:val="888888"/>
+          <w:sz w:val="16"/>
+        </w:rPr>
+        <w:t>Estabelece condições para operações financeiras, com impacto direto em instituições do mercado.</w:t>
+      </w:r>
+    </w:p>
+    <w:p>
+      <w:pPr>
+        <w:spacing w:before="160" w:after="40"/>
+      </w:pPr>
+      <w:r>
+        <w:rPr>
+          <w:b/>
+          <w:color w:val="1A1A1A"/>
+          <w:sz w:val="22"/>
+        </w:rPr>
+        <w:t xml:space="preserve">Comunicado n° 45.533, 9/7/2026   </w:t>
+      </w:r>
+      <w:r>
+        <w:rPr>
+          <w:b/>
+          <w:color w:val="C0392B"/>
+          <w:sz w:val="16"/>
+        </w:rPr>
+        <w:t>[ALTA]</w:t>
+      </w:r>
+    </w:p>
+    <w:p>
+      <w:pPr>
+        <w:spacing w:after="40"/>
+      </w:pPr>
+      <w:r>
+        <w:rPr>
+          <w:color w:val="4A4A4A"/>
+          <w:sz w:val="20"/>
+        </w:rPr>
+        <w:t>Divulga as condições de oferta pública para a realização de operações de swap para fins de rolagem do vencimento de 03/08/2026.</w:t>
+      </w:r>
+    </w:p>
+    <w:p>
+      <w:pPr>
+        <w:spacing w:after="40"/>
+      </w:pPr>
+      <w:r>
+        <w:rPr>
+          <w:b/>
+          <w:color w:val="888888"/>
+          <w:sz w:val="18"/>
+        </w:rPr>
+        <w:t xml:space="preserve">Publicado: </w:t>
+      </w:r>
+      <w:r>
+        <w:rPr>
+          <w:color w:val="888888"/>
+          <w:sz w:val="18"/>
+        </w:rPr>
+        <w:t xml:space="preserve">2026-07-09T18:30   </w:t>
+      </w:r>
+      <w:hyperlink r:id="rId11">
+        <w:r>
+          <w:rPr>
+            <w:color w:val="1A4D2E"/>
+            <w:u w:val="single"/>
+            <w:b/>
+          </w:rPr>
+          <w:t>Acessar materia</w:t>
+        </w:r>
+      </w:hyperlink>
+    </w:p>
+    <w:p>
+      <w:pPr>
+        <w:spacing w:after="120"/>
+      </w:pPr>
+      <w:r>
+        <w:rPr>
+          <w:i/>
+          <w:color w:val="888888"/>
+          <w:sz w:val="16"/>
+        </w:rPr>
+        <w:t>Define condições para operações de swap, impactando o mercado de câmbio e derivativos.</w:t>
+      </w:r>
+    </w:p>
+    <w:p>
+      <w:pPr>
+        <w:spacing w:before="160" w:after="40"/>
+      </w:pPr>
+      <w:r>
+        <w:rPr>
+          <w:b/>
+          <w:color w:val="1A1A1A"/>
+          <w:sz w:val="22"/>
+        </w:rPr>
+        <w:t xml:space="preserve">Instrução Normativa BCB n° 761, 9/7/2026   </w:t>
+      </w:r>
+      <w:r>
+        <w:rPr>
+          <w:b/>
+          <w:color w:val="C0392B"/>
+          <w:sz w:val="16"/>
+        </w:rPr>
+        <w:t>[ALTA]</w:t>
+      </w:r>
+    </w:p>
+    <w:p>
+      <w:pPr>
+        <w:spacing w:after="40"/>
+      </w:pPr>
+      <w:r>
+        <w:rPr>
+          <w:color w:val="4A4A4A"/>
+          <w:sz w:val="20"/>
+        </w:rPr>
+        <w:t>Divulga orientações sobre medidas reforçadas para instituições financeiras em operações com países com deficiências nas recomendações do Gafi.</w:t>
+      </w:r>
+    </w:p>
+    <w:p>
+      <w:pPr>
+        <w:spacing w:after="40"/>
+      </w:pPr>
+      <w:r>
+        <w:rPr>
+          <w:b/>
+          <w:color w:val="888888"/>
+          <w:sz w:val="18"/>
+        </w:rPr>
+        <w:t xml:space="preserve">Publicado: </w:t>
+      </w:r>
+      <w:r>
+        <w:rPr>
+          <w:color w:val="888888"/>
+          <w:sz w:val="18"/>
+        </w:rPr>
+        <w:t xml:space="preserve">2026-07-09T16:33   </w:t>
+      </w:r>
+      <w:hyperlink r:id="rId12">
+        <w:r>
+          <w:rPr>
+            <w:color w:val="1A4D2E"/>
+            <w:u w:val="single"/>
+            <w:b/>
+          </w:rPr>
+          <w:t>Acessar materia</w:t>
+        </w:r>
+      </w:hyperlink>
+    </w:p>
+    <w:p>
+      <w:pPr>
+        <w:spacing w:after="120"/>
+      </w:pPr>
+      <w:r>
+        <w:rPr>
+          <w:i/>
+          <w:color w:val="888888"/>
+          <w:sz w:val="16"/>
+        </w:rPr>
+        <w:t>Instrução normativa com impacto regulatório direto sobre compliance e prevenção à lavagem de dinheiro para instituições financeiras.</w:t>
+      </w:r>
+    </w:p>
+    <w:p>
+      <w:pPr>
+        <w:spacing w:before="160" w:after="40"/>
+      </w:pPr>
+      <w:r>
+        <w:rPr>
+          <w:b/>
+          <w:color w:val="1A1A1A"/>
+          <w:sz w:val="22"/>
+        </w:rPr>
+        <w:t xml:space="preserve">Instrução Normativa BCB n° 760, 9/7/2026   </w:t>
+      </w:r>
+      <w:r>
+        <w:rPr>
+          <w:b/>
+          <w:color w:val="D68910"/>
+          <w:sz w:val="16"/>
+        </w:rPr>
+        <w:t>[MÉDIA]</w:t>
+      </w:r>
+    </w:p>
+    <w:p>
+      <w:pPr>
+        <w:spacing w:after="40"/>
+      </w:pPr>
+      <w:r>
+        <w:rPr>
+          <w:color w:val="4A4A4A"/>
+          <w:sz w:val="20"/>
+        </w:rPr>
+        <w:t>Divulga a versão 9.0 do Manual de Experiência do Cliente no Open Finance.</w:t>
+      </w:r>
+    </w:p>
+    <w:p>
+      <w:pPr>
+        <w:spacing w:after="40"/>
+      </w:pPr>
+      <w:r>
+        <w:rPr>
+          <w:b/>
+          <w:color w:val="888888"/>
+          <w:sz w:val="18"/>
+        </w:rPr>
+        <w:t xml:space="preserve">Publicado: </w:t>
+      </w:r>
+      <w:r>
+        <w:rPr>
+          <w:color w:val="888888"/>
+          <w:sz w:val="18"/>
+        </w:rPr>
+        <w:t xml:space="preserve">2026-07-09T13:46   </w:t>
+      </w:r>
+      <w:hyperlink r:id="rId17">
+        <w:r>
+          <w:rPr>
+            <w:color w:val="1A4D2E"/>
+            <w:u w:val="single"/>
+            <w:b/>
+          </w:rPr>
+          <w:t>Acessar materia</w:t>
+        </w:r>
+      </w:hyperlink>
+    </w:p>
+    <w:p>
+      <w:pPr>
+        <w:spacing w:after="120"/>
+      </w:pPr>
+      <w:r>
+        <w:rPr>
+          <w:i/>
+          <w:color w:val="888888"/>
+          <w:sz w:val="16"/>
+        </w:rPr>
+        <w:t>Atualização de manual técnico do Open Finance, com impacto operacional para as instituições.</w:t>
+      </w:r>
+    </w:p>
+    <w:p>
+      <w:pPr>
+        <w:spacing w:before="160" w:after="40"/>
+      </w:pPr>
+      <w:r>
+        <w:rPr>
+          <w:b/>
+          <w:color w:val="1A1A1A"/>
+          <w:sz w:val="22"/>
+        </w:rPr>
+        <w:t xml:space="preserve">Instrução Normativa BCB n° 759, 9/7/2026   </w:t>
+      </w:r>
+      <w:r>
+        <w:rPr>
+          <w:b/>
+          <w:color w:val="D68910"/>
+          <w:sz w:val="16"/>
+        </w:rPr>
+        <w:t>[MÉDIA]</w:t>
+      </w:r>
+    </w:p>
+    <w:p>
+      <w:pPr>
+        <w:spacing w:after="40"/>
+      </w:pPr>
+      <w:r>
+        <w:rPr>
+          <w:color w:val="4A4A4A"/>
+          <w:sz w:val="20"/>
+        </w:rPr>
+        <w:t>Divulga a versão 8.0 do Manual de Escopo de Dados e Serviços do Open Finance.</w:t>
+      </w:r>
+    </w:p>
+    <w:p>
+      <w:pPr>
+        <w:spacing w:after="40"/>
+      </w:pPr>
+      <w:r>
+        <w:rPr>
+          <w:b/>
+          <w:color w:val="888888"/>
+          <w:sz w:val="18"/>
+        </w:rPr>
+        <w:t xml:space="preserve">Publicado: </w:t>
+      </w:r>
+      <w:r>
+        <w:rPr>
+          <w:color w:val="888888"/>
+          <w:sz w:val="18"/>
+        </w:rPr>
+        <w:t xml:space="preserve">2026-07-09T13:26   </w:t>
+      </w:r>
+      <w:hyperlink r:id="rId18">
+        <w:r>
+          <w:rPr>
+            <w:color w:val="1A4D2E"/>
+            <w:u w:val="single"/>
+            <w:b/>
+          </w:rPr>
+          <w:t>Acessar materia</w:t>
+        </w:r>
+      </w:hyperlink>
+    </w:p>
+    <w:p>
+      <w:pPr>
+        <w:spacing w:after="120"/>
+      </w:pPr>
+      <w:r>
+        <w:rPr>
+          <w:i/>
+          <w:color w:val="888888"/>
+          <w:sz w:val="16"/>
+        </w:rPr>
+        <w:t>Atualização de manual técnico do Open Finance, com impacto operacional para as instituições.</w:t>
+      </w:r>
+    </w:p>
+    <w:p>
+      <w:pPr>
+        <w:spacing w:before="160" w:after="40"/>
+      </w:pPr>
+      <w:r>
+        <w:rPr>
+          <w:b/>
+          <w:color w:val="1A1A1A"/>
+          <w:sz w:val="22"/>
+        </w:rPr>
+        <w:t xml:space="preserve">Comunicado n° 45.532, 9/7/2026   </w:t>
+      </w:r>
+      <w:r>
+        <w:rPr>
+          <w:b/>
+          <w:color w:val="D68910"/>
+          <w:sz w:val="16"/>
+        </w:rPr>
+        <w:t>[MÉDIA]</w:t>
+      </w:r>
+    </w:p>
+    <w:p>
+      <w:pPr>
+        <w:spacing w:after="40"/>
+      </w:pPr>
+      <w:r>
+        <w:rPr>
+          <w:color w:val="4A4A4A"/>
+          <w:sz w:val="20"/>
+        </w:rPr>
+        <w:t>Divulga o resultado de leilões de swap.</w:t>
+      </w:r>
+    </w:p>
+    <w:p>
+      <w:pPr>
+        <w:spacing w:after="40"/>
+      </w:pPr>
+      <w:r>
+        <w:rPr>
+          <w:b/>
+          <w:color w:val="888888"/>
+          <w:sz w:val="18"/>
+        </w:rPr>
+        <w:t xml:space="preserve">Publicado: </w:t>
+      </w:r>
+      <w:r>
+        <w:rPr>
+          <w:color w:val="888888"/>
+          <w:sz w:val="18"/>
+        </w:rPr>
+        <w:t xml:space="preserve">2026-07-09T11:44   </w:t>
+      </w:r>
+      <w:hyperlink r:id="rId19">
+        <w:r>
+          <w:rPr>
+            <w:color w:val="1A4D2E"/>
+            <w:u w:val="single"/>
+            <w:b/>
+          </w:rPr>
+          <w:t>Acessar materia</w:t>
+        </w:r>
+      </w:hyperlink>
+    </w:p>
+    <w:p>
+      <w:pPr>
+        <w:spacing w:after="120"/>
+      </w:pPr>
+      <w:r>
+        <w:rPr>
+          <w:i/>
+          <w:color w:val="888888"/>
+          <w:sz w:val="16"/>
+        </w:rPr>
+        <w:t>Informação sobre o resultado de leilões de swap, relevante para o mercado financeiro.</w:t>
+      </w:r>
+    </w:p>
+    <w:p>
+      <w:pPr>
+        <w:spacing w:before="160" w:after="40"/>
+      </w:pPr>
+      <w:r>
+        <w:rPr>
+          <w:b/>
+          <w:color w:val="1A1A1A"/>
+          <w:sz w:val="22"/>
+        </w:rPr>
+        <w:t xml:space="preserve">Comunicado n° 45.531, 9/7/2026   </w:t>
+      </w:r>
+      <w:r>
+        <w:rPr>
+          <w:b/>
+          <w:color w:val="D68910"/>
+          <w:sz w:val="16"/>
+        </w:rPr>
+        <w:t>[MÉDIA]</w:t>
+      </w:r>
+    </w:p>
+    <w:p>
+      <w:pPr>
+        <w:spacing w:after="40"/>
+      </w:pPr>
+      <w:r>
+        <w:rPr>
+          <w:color w:val="4A4A4A"/>
+          <w:sz w:val="20"/>
+        </w:rPr>
+        <w:t>Divulga a realização de leilão de Swap Cambial Tradicional para fins de rolagem.</w:t>
+      </w:r>
+    </w:p>
+    <w:p>
+      <w:pPr>
+        <w:spacing w:after="40"/>
+      </w:pPr>
+      <w:r>
+        <w:rPr>
+          <w:b/>
+          <w:color w:val="888888"/>
+          <w:sz w:val="18"/>
+        </w:rPr>
+        <w:t xml:space="preserve">Publicado: </w:t>
+      </w:r>
+      <w:r>
+        <w:rPr>
+          <w:color w:val="888888"/>
+          <w:sz w:val="18"/>
+        </w:rPr>
+        <w:t xml:space="preserve">2026-07-09T11:30   </w:t>
+      </w:r>
+      <w:hyperlink r:id="rId20">
+        <w:r>
+          <w:rPr>
+            <w:color w:val="1A4D2E"/>
+            <w:u w:val="single"/>
+            <w:b/>
+          </w:rPr>
+          <w:t>Acessar materia</w:t>
+        </w:r>
+      </w:hyperlink>
+    </w:p>
+    <w:p>
+      <w:pPr>
+        <w:spacing w:after="120"/>
+      </w:pPr>
+      <w:r>
+        <w:rPr>
+          <w:i/>
+          <w:color w:val="888888"/>
+          <w:sz w:val="16"/>
+        </w:rPr>
+        <w:t>Anúncio de leilão de swap cambial, relevante para o mercado financeiro.</w:t>
+      </w:r>
+    </w:p>
+    <w:p>
+      <w:pPr>
+        <w:spacing w:before="160" w:after="40"/>
+      </w:pPr>
+      <w:r>
+        <w:rPr>
+          <w:b/>
+          <w:color w:val="1A1A1A"/>
+          <w:sz w:val="22"/>
+        </w:rPr>
+        <w:t xml:space="preserve">Comunicado n° 45.530, 9/7/2026   </w:t>
+      </w:r>
+      <w:r>
+        <w:rPr>
+          <w:b/>
+          <w:color w:val="D68910"/>
+          <w:sz w:val="16"/>
+        </w:rPr>
+        <w:t>[MÉDIA]</w:t>
+      </w:r>
+    </w:p>
+    <w:p>
+      <w:pPr>
+        <w:spacing w:after="40"/>
+      </w:pPr>
+      <w:r>
+        <w:rPr>
+          <w:color w:val="4A4A4A"/>
+          <w:sz w:val="20"/>
+        </w:rPr>
+        <w:t>Divulga a realização de leilão de Swap Cambial Tradicional para fins de rolagem.</w:t>
+      </w:r>
+    </w:p>
+    <w:p>
+      <w:pPr>
+        <w:spacing w:after="40"/>
+      </w:pPr>
+      <w:r>
+        <w:rPr>
+          <w:b/>
+          <w:color w:val="888888"/>
+          <w:sz w:val="18"/>
+        </w:rPr>
+        <w:t xml:space="preserve">Publicado: </w:t>
+      </w:r>
+      <w:r>
+        <w:rPr>
+          <w:color w:val="888888"/>
+          <w:sz w:val="18"/>
+        </w:rPr>
+        <w:t xml:space="preserve">2026-07-09T11:30   </w:t>
+      </w:r>
+      <w:hyperlink r:id="rId21">
+        <w:r>
+          <w:rPr>
+            <w:color w:val="1A4D2E"/>
+            <w:u w:val="single"/>
+            <w:b/>
+          </w:rPr>
+          <w:t>Acessar materia</w:t>
+        </w:r>
+      </w:hyperlink>
+    </w:p>
+    <w:p>
+      <w:pPr>
+        <w:spacing w:after="120"/>
+      </w:pPr>
+      <w:r>
+        <w:rPr>
+          <w:i/>
+          <w:color w:val="888888"/>
+          <w:sz w:val="16"/>
+        </w:rPr>
+        <w:t>Anúncio de leilão de swap cambial, relevante para o mercado financeiro.</w:t>
+      </w:r>
+    </w:p>
+    <w:p>
+      <w:pPr>
+        <w:spacing w:before="160" w:after="40"/>
+      </w:pPr>
+      <w:r>
+        <w:rPr>
+          <w:b/>
+          <w:color w:val="1A1A1A"/>
+          <w:sz w:val="22"/>
+        </w:rPr>
         <w:t xml:space="preserve">Comunicado n° 45.529, 9/7/2026   </w:t>
       </w:r>
       <w:r>
@@ -1400,7 +1575,7 @@
         </w:rPr>
         <w:t xml:space="preserve">2026-07-09T10:21   </w:t>
       </w:r>
-      <w:hyperlink r:id="rId23">
+      <w:hyperlink r:id="rId22">
         <w:r>
           <w:rPr>
             <w:color w:val="1A4D2E"/>
@@ -1421,7 +1596,7 @@
           <w:color w:val="888888"/>
           <w:sz w:val="16"/>
         </w:rPr>
-        <w:t>Divulgação de interesse em controle de instituição de pagamento, relevante para o setor financeiro.</w:t>
+        <w:t>Divulgação de nome de interessado em controle de Instituição de Pagamento, relevante para o mercado financeiro.</w:t>
       </w:r>
     </w:p>
     <w:p>
@@ -1476,7 +1651,7 @@
         </w:rPr>
         <w:t xml:space="preserve">2026-07-09T09:36   </w:t>
       </w:r>
-      <w:hyperlink r:id="rId24">
+      <w:hyperlink r:id="rId23">
         <w:r>
           <w:rPr>
             <w:color w:val="1A4D2E"/>
@@ -1497,1016 +1672,7 @@
           <w:color w:val="888888"/>
           <w:sz w:val="16"/>
         </w:rPr>
-        <w:t>Divulgação de nomes para cargos de administração em instituições financeiras, importante para governança corporativa.</w:t>
-      </w:r>
-    </w:p>
-    <w:p>
-      <w:pPr>
-        <w:spacing w:before="160" w:after="40"/>
-      </w:pPr>
-      <w:r>
-        <w:rPr>
-          <w:b/>
-          <w:color w:val="1A1A1A"/>
-          <w:sz w:val="22"/>
-        </w:rPr>
-        <w:t xml:space="preserve">Comunicado n° 45.527, 9/7/2026   </w:t>
-      </w:r>
-      <w:r>
-        <w:rPr>
-          <w:b/>
-          <w:color w:val="D68910"/>
-          <w:sz w:val="16"/>
-        </w:rPr>
-        <w:t>[MÉDIA]</w:t>
-      </w:r>
-    </w:p>
-    <w:p>
-      <w:pPr>
-        <w:spacing w:after="40"/>
-      </w:pPr>
-      <w:r>
-        <w:rPr>
-          <w:color w:val="4A4A4A"/>
-          <w:sz w:val="20"/>
-        </w:rPr>
-        <w:t>Divulga nome aprovado de pessoas eleitas/nomeadas para cargos de órgãos estatutários ou contratuais de sociedades autorizadas a funcionar pelo Banco Central do Brasil.</w:t>
-      </w:r>
-    </w:p>
-    <w:p>
-      <w:pPr>
-        <w:spacing w:after="40"/>
-      </w:pPr>
-      <w:r>
-        <w:rPr>
-          <w:b/>
-          <w:color w:val="888888"/>
-          <w:sz w:val="18"/>
-        </w:rPr>
-        <w:t xml:space="preserve">Publicado: </w:t>
-      </w:r>
-      <w:r>
-        <w:rPr>
-          <w:color w:val="888888"/>
-          <w:sz w:val="18"/>
-        </w:rPr>
-        <w:t xml:space="preserve">2026-07-09T09:35   </w:t>
-      </w:r>
-      <w:hyperlink r:id="rId25">
-        <w:r>
-          <w:rPr>
-            <w:color w:val="1A4D2E"/>
-            <w:u w:val="single"/>
-            <w:b/>
-          </w:rPr>
-          <w:t>Acessar materia</w:t>
-        </w:r>
-      </w:hyperlink>
-    </w:p>
-    <w:p>
-      <w:pPr>
-        <w:spacing w:after="120"/>
-      </w:pPr>
-      <w:r>
-        <w:rPr>
-          <w:i/>
-          <w:color w:val="888888"/>
-          <w:sz w:val="16"/>
-        </w:rPr>
-        <w:t>Divulgação de nomes aprovados para cargos em instituições financeiras, importante para governança corporativa.</w:t>
-      </w:r>
-    </w:p>
-    <w:p>
-      <w:pPr>
-        <w:spacing w:before="160" w:after="40"/>
-      </w:pPr>
-      <w:r>
-        <w:rPr>
-          <w:b/>
-          <w:color w:val="1A1A1A"/>
-          <w:sz w:val="22"/>
-        </w:rPr>
-        <w:t xml:space="preserve">Comunicado n° 45.526, 9/7/2026   </w:t>
-      </w:r>
-      <w:r>
-        <w:rPr>
-          <w:b/>
-          <w:color w:val="C0392B"/>
-          <w:sz w:val="16"/>
-        </w:rPr>
-        <w:t>[ALTA]</w:t>
-      </w:r>
-    </w:p>
-    <w:p>
-      <w:pPr>
-        <w:spacing w:after="40"/>
-      </w:pPr>
-      <w:r>
-        <w:rPr>
-          <w:color w:val="4A4A4A"/>
-          <w:sz w:val="20"/>
-        </w:rPr>
-        <w:t>Divulga a Taxa Básica Financeira (TBF), o Redutor 'R' e a Taxa Referencial (TR) relativos a 8 de julho de 2026.</w:t>
-      </w:r>
-    </w:p>
-    <w:p>
-      <w:pPr>
-        <w:spacing w:after="40"/>
-      </w:pPr>
-      <w:r>
-        <w:rPr>
-          <w:b/>
-          <w:color w:val="888888"/>
-          <w:sz w:val="18"/>
-        </w:rPr>
-        <w:t xml:space="preserve">Publicado: </w:t>
-      </w:r>
-      <w:r>
-        <w:rPr>
-          <w:color w:val="888888"/>
-          <w:sz w:val="18"/>
-        </w:rPr>
-        <w:t xml:space="preserve">2026-07-09T09:02   </w:t>
-      </w:r>
-      <w:hyperlink r:id="rId9">
-        <w:r>
-          <w:rPr>
-            <w:color w:val="1A4D2E"/>
-            <w:u w:val="single"/>
-            <w:b/>
-          </w:rPr>
-          <w:t>Acessar materia</w:t>
-        </w:r>
-      </w:hyperlink>
-    </w:p>
-    <w:p>
-      <w:pPr>
-        <w:spacing w:after="120"/>
-      </w:pPr>
-      <w:r>
-        <w:rPr>
-          <w:i/>
-          <w:color w:val="888888"/>
-          <w:sz w:val="16"/>
-        </w:rPr>
-        <w:t>Divulgação de taxas financeiras de referência, com impacto direto no mercado e operações financeiras.</w:t>
-      </w:r>
-    </w:p>
-    <w:p>
-      <w:pPr>
-        <w:spacing w:before="160" w:after="40"/>
-      </w:pPr>
-      <w:r>
-        <w:rPr>
-          <w:b/>
-          <w:color w:val="1A1A1A"/>
-          <w:sz w:val="22"/>
-        </w:rPr>
-        <w:t xml:space="preserve">Comunicado n° 45.525, 8/7/2026   </w:t>
-      </w:r>
-      <w:r>
-        <w:rPr>
-          <w:b/>
-          <w:color w:val="C0392B"/>
-          <w:sz w:val="16"/>
-        </w:rPr>
-        <w:t>[ALTA]</w:t>
-      </w:r>
-    </w:p>
-    <w:p>
-      <w:pPr>
-        <w:spacing w:after="40"/>
-      </w:pPr>
-      <w:r>
-        <w:rPr>
-          <w:color w:val="4A4A4A"/>
-          <w:sz w:val="20"/>
-        </w:rPr>
-        <w:t>Divulga as condições de oferta pública para a realização de operações de swap para fins de rolagem do vencimento de 03/08/2026.</w:t>
-      </w:r>
-    </w:p>
-    <w:p>
-      <w:pPr>
-        <w:spacing w:after="40"/>
-      </w:pPr>
-      <w:r>
-        <w:rPr>
-          <w:b/>
-          <w:color w:val="888888"/>
-          <w:sz w:val="18"/>
-        </w:rPr>
-        <w:t xml:space="preserve">Publicado: </w:t>
-      </w:r>
-      <w:r>
-        <w:rPr>
-          <w:color w:val="888888"/>
-          <w:sz w:val="18"/>
-        </w:rPr>
-        <w:t xml:space="preserve">2026-07-08T18:31   </w:t>
-      </w:r>
-      <w:hyperlink r:id="rId10">
-        <w:r>
-          <w:rPr>
-            <w:color w:val="1A4D2E"/>
-            <w:u w:val="single"/>
-            <w:b/>
-          </w:rPr>
-          <w:t>Acessar materia</w:t>
-        </w:r>
-      </w:hyperlink>
-    </w:p>
-    <w:p>
-      <w:pPr>
-        <w:spacing w:after="120"/>
-      </w:pPr>
-      <w:r>
-        <w:rPr>
-          <w:i/>
-          <w:color w:val="888888"/>
-          <w:sz w:val="16"/>
-        </w:rPr>
-        <w:t>Condições de oferta pública para operações de swap, relevante para o mercado financeiro e gestão de dívida.</w:t>
-      </w:r>
-    </w:p>
-    <w:p>
-      <w:pPr>
-        <w:spacing w:before="160" w:after="40"/>
-      </w:pPr>
-      <w:r>
-        <w:rPr>
-          <w:b/>
-          <w:color w:val="1A1A1A"/>
-          <w:sz w:val="22"/>
-        </w:rPr>
-        <w:t xml:space="preserve">Comunicado n° 45.524, 8/7/2026   </w:t>
-      </w:r>
-      <w:r>
-        <w:rPr>
-          <w:b/>
-          <w:color w:val="C0392B"/>
-          <w:sz w:val="16"/>
-        </w:rPr>
-        <w:t>[ALTA]</w:t>
-      </w:r>
-    </w:p>
-    <w:p>
-      <w:pPr>
-        <w:spacing w:after="40"/>
-      </w:pPr>
-      <w:r>
-        <w:rPr>
-          <w:color w:val="4A4A4A"/>
-          <w:sz w:val="20"/>
-        </w:rPr>
-        <w:t>Divulga condições para a realização de operações compromissadas com instituições financeiras participantes do módulo Oferta Pública (Ofpub).</w:t>
-      </w:r>
-    </w:p>
-    <w:p>
-      <w:pPr>
-        <w:spacing w:after="40"/>
-      </w:pPr>
-      <w:r>
-        <w:rPr>
-          <w:b/>
-          <w:color w:val="888888"/>
-          <w:sz w:val="18"/>
-        </w:rPr>
-        <w:t xml:space="preserve">Publicado: </w:t>
-      </w:r>
-      <w:r>
-        <w:rPr>
-          <w:color w:val="888888"/>
-          <w:sz w:val="18"/>
-        </w:rPr>
-        <w:t xml:space="preserve">2026-07-08T18:30   </w:t>
-      </w:r>
-      <w:hyperlink r:id="rId11">
-        <w:r>
-          <w:rPr>
-            <w:color w:val="1A4D2E"/>
-            <w:u w:val="single"/>
-            <w:b/>
-          </w:rPr>
-          <w:t>Acessar materia</w:t>
-        </w:r>
-      </w:hyperlink>
-    </w:p>
-    <w:p>
-      <w:pPr>
-        <w:spacing w:after="120"/>
-      </w:pPr>
-      <w:r>
-        <w:rPr>
-          <w:i/>
-          <w:color w:val="888888"/>
-          <w:sz w:val="16"/>
-        </w:rPr>
-        <w:t>Condições para operações compromissadas, com impacto direto nas instituições financeiras e no mercado.</w:t>
-      </w:r>
-    </w:p>
-    <w:p>
-      <w:pPr>
-        <w:spacing w:before="160" w:after="40"/>
-      </w:pPr>
-      <w:r>
-        <w:rPr>
-          <w:b/>
-          <w:color w:val="1A1A1A"/>
-          <w:sz w:val="22"/>
-        </w:rPr>
-        <w:t xml:space="preserve">Comunicado n° 45.523, 8/7/2026   </w:t>
-      </w:r>
-      <w:r>
-        <w:rPr>
-          <w:b/>
-          <w:color w:val="D68910"/>
-          <w:sz w:val="16"/>
-        </w:rPr>
-        <w:t>[MÉDIA]</w:t>
-      </w:r>
-    </w:p>
-    <w:p>
-      <w:pPr>
-        <w:spacing w:after="40"/>
-      </w:pPr>
-      <w:r>
-        <w:rPr>
-          <w:color w:val="4A4A4A"/>
-          <w:sz w:val="20"/>
-        </w:rPr>
-        <w:t>Divulga nome de pessoas com interesse em exercer o controle de Instituição de Pagamento.</w:t>
-      </w:r>
-    </w:p>
-    <w:p>
-      <w:pPr>
-        <w:spacing w:after="40"/>
-      </w:pPr>
-      <w:r>
-        <w:rPr>
-          <w:b/>
-          <w:color w:val="888888"/>
-          <w:sz w:val="18"/>
-        </w:rPr>
-        <w:t xml:space="preserve">Publicado: </w:t>
-      </w:r>
-      <w:r>
-        <w:rPr>
-          <w:color w:val="888888"/>
-          <w:sz w:val="18"/>
-        </w:rPr>
-        <w:t xml:space="preserve">2026-07-08T17:40   </w:t>
-      </w:r>
-      <w:hyperlink r:id="rId26">
-        <w:r>
-          <w:rPr>
-            <w:color w:val="1A4D2E"/>
-            <w:u w:val="single"/>
-            <w:b/>
-          </w:rPr>
-          <w:t>Acessar materia</w:t>
-        </w:r>
-      </w:hyperlink>
-    </w:p>
-    <w:p>
-      <w:pPr>
-        <w:spacing w:after="120"/>
-      </w:pPr>
-      <w:r>
-        <w:rPr>
-          <w:i/>
-          <w:color w:val="888888"/>
-          <w:sz w:val="16"/>
-        </w:rPr>
-        <w:t>Divulgação de interesse em controle de instituição de pagamento, relevante para o setor financeiro.</w:t>
-      </w:r>
-    </w:p>
-    <w:p>
-      <w:pPr>
-        <w:spacing w:before="160" w:after="40"/>
-      </w:pPr>
-      <w:r>
-        <w:rPr>
-          <w:b/>
-          <w:color w:val="1A1A1A"/>
-          <w:sz w:val="22"/>
-        </w:rPr>
-        <w:t xml:space="preserve">Instrução Normativa BCB n° 758, 8/7/2026   </w:t>
-      </w:r>
-      <w:r>
-        <w:rPr>
-          <w:b/>
-          <w:color w:val="C0392B"/>
-          <w:sz w:val="16"/>
-        </w:rPr>
-        <w:t>[ALTA]</w:t>
-      </w:r>
-    </w:p>
-    <w:p>
-      <w:pPr>
-        <w:spacing w:after="40"/>
-      </w:pPr>
-      <w:r>
-        <w:rPr>
-          <w:color w:val="4A4A4A"/>
-          <w:sz w:val="20"/>
-        </w:rPr>
-        <w:t>Altera o Manual de Crédito Rural (MCR) para ajustar prazos e orientar instituições financeiras sobre procedimentos de reversão de desclassificação no Sicor.</w:t>
-      </w:r>
-    </w:p>
-    <w:p>
-      <w:pPr>
-        <w:spacing w:after="40"/>
-      </w:pPr>
-      <w:r>
-        <w:rPr>
-          <w:b/>
-          <w:color w:val="888888"/>
-          <w:sz w:val="18"/>
-        </w:rPr>
-        <w:t xml:space="preserve">Publicado: </w:t>
-      </w:r>
-      <w:r>
-        <w:rPr>
-          <w:color w:val="888888"/>
-          <w:sz w:val="18"/>
-        </w:rPr>
-        <w:t xml:space="preserve">2026-07-08T16:43   </w:t>
-      </w:r>
-      <w:hyperlink r:id="rId12">
-        <w:r>
-          <w:rPr>
-            <w:color w:val="1A4D2E"/>
-            <w:u w:val="single"/>
-            <w:b/>
-          </w:rPr>
-          <w:t>Acessar materia</w:t>
-        </w:r>
-      </w:hyperlink>
-    </w:p>
-    <w:p>
-      <w:pPr>
-        <w:spacing w:after="120"/>
-      </w:pPr>
-      <w:r>
-        <w:rPr>
-          <w:i/>
-          <w:color w:val="888888"/>
-          <w:sz w:val="16"/>
-        </w:rPr>
-        <w:t>Alteração de norma que afeta o crédito rural, com impacto direto em instituições financeiras e produtores.</w:t>
-      </w:r>
-    </w:p>
-    <w:p>
-      <w:pPr>
-        <w:spacing w:before="160" w:after="40"/>
-      </w:pPr>
-      <w:r>
-        <w:rPr>
-          <w:b/>
-          <w:color w:val="1A1A1A"/>
-          <w:sz w:val="22"/>
-        </w:rPr>
-        <w:t xml:space="preserve">Comunicado n° 45.522, 8/7/2026   </w:t>
-      </w:r>
-      <w:r>
-        <w:rPr>
-          <w:b/>
-          <w:color w:val="D68910"/>
-          <w:sz w:val="16"/>
-        </w:rPr>
-        <w:t>[MÉDIA]</w:t>
-      </w:r>
-    </w:p>
-    <w:p>
-      <w:pPr>
-        <w:spacing w:after="40"/>
-      </w:pPr>
-      <w:r>
-        <w:rPr>
-          <w:color w:val="4A4A4A"/>
-          <w:sz w:val="20"/>
-        </w:rPr>
-        <w:t>Divulga o resultado de leilões de swap.</w:t>
-      </w:r>
-    </w:p>
-    <w:p>
-      <w:pPr>
-        <w:spacing w:after="40"/>
-      </w:pPr>
-      <w:r>
-        <w:rPr>
-          <w:b/>
-          <w:color w:val="888888"/>
-          <w:sz w:val="18"/>
-        </w:rPr>
-        <w:t xml:space="preserve">Publicado: </w:t>
-      </w:r>
-      <w:r>
-        <w:rPr>
-          <w:color w:val="888888"/>
-          <w:sz w:val="18"/>
-        </w:rPr>
-        <w:t xml:space="preserve">2026-07-08T11:46   </w:t>
-      </w:r>
-      <w:hyperlink r:id="rId27">
-        <w:r>
-          <w:rPr>
-            <w:color w:val="1A4D2E"/>
-            <w:u w:val="single"/>
-            <w:b/>
-          </w:rPr>
-          <w:t>Acessar materia</w:t>
-        </w:r>
-      </w:hyperlink>
-    </w:p>
-    <w:p>
-      <w:pPr>
-        <w:spacing w:after="120"/>
-      </w:pPr>
-      <w:r>
-        <w:rPr>
-          <w:i/>
-          <w:color w:val="888888"/>
-          <w:sz w:val="16"/>
-        </w:rPr>
-        <w:t>Divulgação de resultados de leilões de swap, com relevância para o mercado financeiro.</w:t>
-      </w:r>
-    </w:p>
-    <w:p>
-      <w:pPr>
-        <w:spacing w:before="160" w:after="40"/>
-      </w:pPr>
-      <w:r>
-        <w:rPr>
-          <w:b/>
-          <w:color w:val="1A1A1A"/>
-          <w:sz w:val="22"/>
-        </w:rPr>
-        <w:t xml:space="preserve">Comunicado n° 45.521, 8/7/2026   </w:t>
-      </w:r>
-      <w:r>
-        <w:rPr>
-          <w:b/>
-          <w:color w:val="D68910"/>
-          <w:sz w:val="16"/>
-        </w:rPr>
-        <w:t>[MÉDIA]</w:t>
-      </w:r>
-    </w:p>
-    <w:p>
-      <w:pPr>
-        <w:spacing w:after="40"/>
-      </w:pPr>
-      <w:r>
-        <w:rPr>
-          <w:color w:val="4A4A4A"/>
-          <w:sz w:val="20"/>
-        </w:rPr>
-        <w:t>Divulga a realização de leilão de Swap Cambial Tradicional para fins de rolagem.</w:t>
-      </w:r>
-    </w:p>
-    <w:p>
-      <w:pPr>
-        <w:spacing w:after="40"/>
-      </w:pPr>
-      <w:r>
-        <w:rPr>
-          <w:b/>
-          <w:color w:val="888888"/>
-          <w:sz w:val="18"/>
-        </w:rPr>
-        <w:t xml:space="preserve">Publicado: </w:t>
-      </w:r>
-      <w:r>
-        <w:rPr>
-          <w:color w:val="888888"/>
-          <w:sz w:val="18"/>
-        </w:rPr>
-        <w:t xml:space="preserve">2026-07-08T11:30   </w:t>
-      </w:r>
-      <w:hyperlink r:id="rId28">
-        <w:r>
-          <w:rPr>
-            <w:color w:val="1A4D2E"/>
-            <w:u w:val="single"/>
-            <w:b/>
-          </w:rPr>
-          <w:t>Acessar materia</w:t>
-        </w:r>
-      </w:hyperlink>
-    </w:p>
-    <w:p>
-      <w:pPr>
-        <w:spacing w:after="120"/>
-      </w:pPr>
-      <w:r>
-        <w:rPr>
-          <w:i/>
-          <w:color w:val="888888"/>
-          <w:sz w:val="16"/>
-        </w:rPr>
-        <w:t>Divulgação de leilão de swap cambial, com impacto no mercado de câmbio.</w:t>
-      </w:r>
-    </w:p>
-    <w:p>
-      <w:pPr>
-        <w:spacing w:before="160" w:after="40"/>
-      </w:pPr>
-      <w:r>
-        <w:rPr>
-          <w:b/>
-          <w:color w:val="1A1A1A"/>
-          <w:sz w:val="22"/>
-        </w:rPr>
-        <w:t xml:space="preserve">Comunicado n° 45.520, 8/7/2026   </w:t>
-      </w:r>
-      <w:r>
-        <w:rPr>
-          <w:b/>
-          <w:color w:val="D68910"/>
-          <w:sz w:val="16"/>
-        </w:rPr>
-        <w:t>[MÉDIA]</w:t>
-      </w:r>
-    </w:p>
-    <w:p>
-      <w:pPr>
-        <w:spacing w:after="40"/>
-      </w:pPr>
-      <w:r>
-        <w:rPr>
-          <w:color w:val="4A4A4A"/>
-          <w:sz w:val="20"/>
-        </w:rPr>
-        <w:t>Divulga a realização de leilão de Swap Cambial Tradicional para fins de rolagem.</w:t>
-      </w:r>
-    </w:p>
-    <w:p>
-      <w:pPr>
-        <w:spacing w:after="40"/>
-      </w:pPr>
-      <w:r>
-        <w:rPr>
-          <w:b/>
-          <w:color w:val="888888"/>
-          <w:sz w:val="18"/>
-        </w:rPr>
-        <w:t xml:space="preserve">Publicado: </w:t>
-      </w:r>
-      <w:r>
-        <w:rPr>
-          <w:color w:val="888888"/>
-          <w:sz w:val="18"/>
-        </w:rPr>
-        <w:t xml:space="preserve">2026-07-08T11:30   </w:t>
-      </w:r>
-      <w:hyperlink r:id="rId29">
-        <w:r>
-          <w:rPr>
-            <w:color w:val="1A4D2E"/>
-            <w:u w:val="single"/>
-            <w:b/>
-          </w:rPr>
-          <w:t>Acessar materia</w:t>
-        </w:r>
-      </w:hyperlink>
-    </w:p>
-    <w:p>
-      <w:pPr>
-        <w:spacing w:after="120"/>
-      </w:pPr>
-      <w:r>
-        <w:rPr>
-          <w:i/>
-          <w:color w:val="888888"/>
-          <w:sz w:val="16"/>
-        </w:rPr>
-        <w:t>Divulgação de leilão de swap cambial, com impacto no mercado de câmbio.</w:t>
-      </w:r>
-    </w:p>
-    <w:p>
-      <w:pPr>
-        <w:spacing w:before="160" w:after="40"/>
-      </w:pPr>
-      <w:r>
-        <w:rPr>
-          <w:b/>
-          <w:color w:val="1A1A1A"/>
-          <w:sz w:val="22"/>
-        </w:rPr>
-        <w:t xml:space="preserve">Instrução Normativa BCB n° 757, 8/7/2026   </w:t>
-      </w:r>
-      <w:r>
-        <w:rPr>
-          <w:b/>
-          <w:color w:val="C0392B"/>
-          <w:sz w:val="16"/>
-        </w:rPr>
-        <w:t>[ALTA]</w:t>
-      </w:r>
-    </w:p>
-    <w:p>
-      <w:pPr>
-        <w:spacing w:after="40"/>
-      </w:pPr>
-      <w:r>
-        <w:rPr>
-          <w:color w:val="4A4A4A"/>
-          <w:sz w:val="20"/>
-        </w:rPr>
-        <w:t>Estabelece procedimentos para a prestação de informações ao Banco Central do Brasil relativas a contas de depósito em moeda estrangeira.</w:t>
-      </w:r>
-    </w:p>
-    <w:p>
-      <w:pPr>
-        <w:spacing w:after="40"/>
-      </w:pPr>
-      <w:r>
-        <w:rPr>
-          <w:b/>
-          <w:color w:val="888888"/>
-          <w:sz w:val="18"/>
-        </w:rPr>
-        <w:t xml:space="preserve">Publicado: </w:t>
-      </w:r>
-      <w:r>
-        <w:rPr>
-          <w:color w:val="888888"/>
-          <w:sz w:val="18"/>
-        </w:rPr>
-        <w:t xml:space="preserve">2026-07-08T10:39   </w:t>
-      </w:r>
-      <w:hyperlink r:id="rId13">
-        <w:r>
-          <w:rPr>
-            <w:color w:val="1A4D2E"/>
-            <w:u w:val="single"/>
-            <w:b/>
-          </w:rPr>
-          <w:t>Acessar materia</w:t>
-        </w:r>
-      </w:hyperlink>
-    </w:p>
-    <w:p>
-      <w:pPr>
-        <w:spacing w:after="120"/>
-      </w:pPr>
-      <w:r>
-        <w:rPr>
-          <w:i/>
-          <w:color w:val="888888"/>
-          <w:sz w:val="16"/>
-        </w:rPr>
-        <w:t>Norma que estabelece procedimentos para informações sobre contas em moeda estrangeira, com impacto em instituições financeiras e compliance.</w:t>
-      </w:r>
-    </w:p>
-    <w:p>
-      <w:pPr>
-        <w:spacing w:before="160" w:after="40"/>
-      </w:pPr>
-      <w:r>
-        <w:rPr>
-          <w:b/>
-          <w:color w:val="1A1A1A"/>
-          <w:sz w:val="22"/>
-        </w:rPr>
-        <w:t xml:space="preserve">Comunicado n° 45.519, 8/7/2026   </w:t>
-      </w:r>
-      <w:r>
-        <w:rPr>
-          <w:b/>
-          <w:color w:val="D68910"/>
-          <w:sz w:val="16"/>
-        </w:rPr>
-        <w:t>[MÉDIA]</w:t>
-      </w:r>
-    </w:p>
-    <w:p>
-      <w:pPr>
-        <w:spacing w:after="40"/>
-      </w:pPr>
-      <w:r>
-        <w:rPr>
-          <w:color w:val="4A4A4A"/>
-          <w:sz w:val="20"/>
-        </w:rPr>
-        <w:t>Divulga, para fins de recebimento de eventuais objeções, nomes de pessoas eleitas ou nomeadas para ocupar cargos de administração em instituições autorizadas a funcionar.</w:t>
-      </w:r>
-    </w:p>
-    <w:p>
-      <w:pPr>
-        <w:spacing w:after="40"/>
-      </w:pPr>
-      <w:r>
-        <w:rPr>
-          <w:b/>
-          <w:color w:val="888888"/>
-          <w:sz w:val="18"/>
-        </w:rPr>
-        <w:t xml:space="preserve">Publicado: </w:t>
-      </w:r>
-      <w:r>
-        <w:rPr>
-          <w:color w:val="888888"/>
-          <w:sz w:val="18"/>
-        </w:rPr>
-        <w:t xml:space="preserve">2026-07-08T09:53   </w:t>
-      </w:r>
-      <w:hyperlink r:id="rId30">
-        <w:r>
-          <w:rPr>
-            <w:color w:val="1A4D2E"/>
-            <w:u w:val="single"/>
-            <w:b/>
-          </w:rPr>
-          <w:t>Acessar materia</w:t>
-        </w:r>
-      </w:hyperlink>
-    </w:p>
-    <w:p>
-      <w:pPr>
-        <w:spacing w:after="120"/>
-      </w:pPr>
-      <w:r>
-        <w:rPr>
-          <w:i/>
-          <w:color w:val="888888"/>
-          <w:sz w:val="16"/>
-        </w:rPr>
-        <w:t>Divulgação de nomes para cargos de administração em instituições financeiras, importante para governança corporativa.</w:t>
-      </w:r>
-    </w:p>
-    <w:p>
-      <w:pPr>
-        <w:spacing w:before="160" w:after="40"/>
-      </w:pPr>
-      <w:r>
-        <w:rPr>
-          <w:b/>
-          <w:color w:val="1A1A1A"/>
-          <w:sz w:val="22"/>
-        </w:rPr>
-        <w:t xml:space="preserve">Comunicado n° 45.518, 8/7/2026   </w:t>
-      </w:r>
-      <w:r>
-        <w:rPr>
-          <w:b/>
-          <w:color w:val="D68910"/>
-          <w:sz w:val="16"/>
-        </w:rPr>
-        <w:t>[MÉDIA]</w:t>
-      </w:r>
-    </w:p>
-    <w:p>
-      <w:pPr>
-        <w:spacing w:after="40"/>
-      </w:pPr>
-      <w:r>
-        <w:rPr>
-          <w:color w:val="4A4A4A"/>
-          <w:sz w:val="20"/>
-        </w:rPr>
-        <w:t>Divulga nome aprovado de pessoas eleitas/nomeadas para cargos de órgãos estatutários ou contratuais de sociedades autorizadas a funcionar pelo Banco Central do Brasil.</w:t>
-      </w:r>
-    </w:p>
-    <w:p>
-      <w:pPr>
-        <w:spacing w:after="40"/>
-      </w:pPr>
-      <w:r>
-        <w:rPr>
-          <w:b/>
-          <w:color w:val="888888"/>
-          <w:sz w:val="18"/>
-        </w:rPr>
-        <w:t xml:space="preserve">Publicado: </w:t>
-      </w:r>
-      <w:r>
-        <w:rPr>
-          <w:color w:val="888888"/>
-          <w:sz w:val="18"/>
-        </w:rPr>
-        <w:t xml:space="preserve">2026-07-08T09:46   </w:t>
-      </w:r>
-      <w:hyperlink r:id="rId31">
-        <w:r>
-          <w:rPr>
-            <w:color w:val="1A4D2E"/>
-            <w:u w:val="single"/>
-            <w:b/>
-          </w:rPr>
-          <w:t>Acessar materia</w:t>
-        </w:r>
-      </w:hyperlink>
-    </w:p>
-    <w:p>
-      <w:pPr>
-        <w:spacing w:after="120"/>
-      </w:pPr>
-      <w:r>
-        <w:rPr>
-          <w:i/>
-          <w:color w:val="888888"/>
-          <w:sz w:val="16"/>
-        </w:rPr>
-        <w:t>Divulgação de nomes aprovados para cargos em instituições financeiras, importante para governança corporativa.</w:t>
-      </w:r>
-    </w:p>
-    <w:p>
-      <w:pPr>
-        <w:spacing w:before="240" w:after="80"/>
-      </w:pPr>
-      <w:r>
-        <w:rPr>
-          <w:b/>
-          <w:color w:val="1A4D2E"/>
-          <w:sz w:val="20"/>
-        </w:rPr>
-        <w:t>CVM | NOTÍCIAS</w:t>
-      </w:r>
-    </w:p>
-    <w:p>
-      <w:pPr>
-        <w:spacing w:before="0" w:after="40"/>
-        <w:pBdr>
-          <w:bottom w:val="single" w:sz="8" w:space="1" w:color="1A4D2E"/>
-        </w:pBdr>
-      </w:pPr>
-    </w:p>
-    <w:p>
-      <w:pPr>
-        <w:spacing w:before="160" w:after="40"/>
-      </w:pPr>
-      <w:r>
-        <w:rPr>
-          <w:b/>
-          <w:color w:val="1A1A1A"/>
-          <w:sz w:val="22"/>
-        </w:rPr>
-        <w:t xml:space="preserve">Presidente da CVM participa de reunião com representantes da Abrasca   </w:t>
-      </w:r>
-      <w:r>
-        <w:rPr>
-          <w:b/>
-          <w:color w:val="D68910"/>
-          <w:sz w:val="16"/>
-        </w:rPr>
-        <w:t>[MÉDIA]</w:t>
-      </w:r>
-    </w:p>
-    <w:p>
-      <w:pPr>
-        <w:spacing w:after="40"/>
-      </w:pPr>
-      <w:r>
-        <w:rPr>
-          <w:color w:val="4A4A4A"/>
-          <w:sz w:val="20"/>
-        </w:rPr>
-        <w:t>Reunião abordou temas relacionados ao mercado de capitais, com a participação do presidente da CVM e representantes da Abrasca.</w:t>
-      </w:r>
-    </w:p>
-    <w:p>
-      <w:pPr>
-        <w:spacing w:after="40"/>
-      </w:pPr>
-      <w:r>
-        <w:rPr>
-          <w:b/>
-          <w:color w:val="888888"/>
-          <w:sz w:val="18"/>
-        </w:rPr>
-        <w:t xml:space="preserve">Publicado: </w:t>
-      </w:r>
-      <w:r>
-        <w:rPr>
-          <w:color w:val="888888"/>
-          <w:sz w:val="18"/>
-        </w:rPr>
-        <w:t xml:space="preserve">2026-07-08   </w:t>
-      </w:r>
-      <w:hyperlink r:id="rId32">
-        <w:r>
-          <w:rPr>
-            <w:color w:val="1A4D2E"/>
-            <w:u w:val="single"/>
-            <w:b/>
-          </w:rPr>
-          <w:t>Acessar materia</w:t>
-        </w:r>
-      </w:hyperlink>
-    </w:p>
-    <w:p>
-      <w:pPr>
-        <w:spacing w:after="120"/>
-      </w:pPr>
-      <w:r>
-        <w:rPr>
-          <w:i/>
-          <w:color w:val="888888"/>
-          <w:sz w:val="16"/>
-        </w:rPr>
-        <w:t>Notícia institucional sobre reunião com representantes do mercado de capitais, indicando discussões relevantes para o setor.</w:t>
+        <w:t>Divulgação de nomes para cargos de administração em instituições financeiras, relevante para o setor regulado.</w:t>
       </w:r>
     </w:p>
     <w:p/>
@@ -2551,7 +1717,7 @@
           <w:color w:val="1A4D2E"/>
           <w:sz w:val="20"/>
         </w:rPr>
-        <w:t>CCEE | NOTICIAS</w:t>
+        <w:t>ANP | NOTÍCIAS</w:t>
       </w:r>
     </w:p>
     <w:p>
@@ -2572,7 +1738,7 @@
           <w:color w:val="1A1A1A"/>
           <w:sz w:val="22"/>
         </w:rPr>
-        <w:t xml:space="preserve">Encontro CCEE: Tecnologia, inovação e inteligência artificial marcam programação da tarde do evento   </w:t>
+        <w:t xml:space="preserve">Inscrições para Jornada Empreendedora PRH-ANP 2026 podem ser feitas até 17 de julho   </w:t>
       </w:r>
       <w:r>
         <w:rPr>
@@ -2592,330 +1758,7 @@
           <w:color w:val="4A4A4A"/>
           <w:sz w:val="20"/>
         </w:rPr>
-        <w:t>Especialistas apresentaram soluções que apoiam a transformação digital do mercado de energia e preparam a infraestrutura tecnológica para a abertura do setor.</w:t>
-      </w:r>
-    </w:p>
-    <w:p>
-      <w:pPr>
-        <w:spacing w:after="40"/>
-      </w:pPr>
-      <w:r>
-        <w:rPr>
-          <w:b/>
-          <w:color w:val="888888"/>
-          <w:sz w:val="18"/>
-        </w:rPr>
-        <w:t xml:space="preserve">Publicado: </w:t>
-      </w:r>
-      <w:r>
-        <w:rPr>
-          <w:color w:val="888888"/>
-          <w:sz w:val="18"/>
-        </w:rPr>
-        <w:t xml:space="preserve">2026-07-08   </w:t>
-      </w:r>
-      <w:hyperlink r:id="rId33">
-        <w:r>
-          <w:rPr>
-            <w:color w:val="1A4D2E"/>
-            <w:u w:val="single"/>
-            <w:b/>
-          </w:rPr>
-          <w:t>Acessar materia</w:t>
-        </w:r>
-      </w:hyperlink>
-    </w:p>
-    <w:p>
-      <w:pPr>
-        <w:spacing w:after="120"/>
-      </w:pPr>
-      <w:r>
-        <w:rPr>
-          <w:i/>
-          <w:color w:val="888888"/>
-          <w:sz w:val="16"/>
-        </w:rPr>
-        <w:t>Notícia institucional sobre evento, sem impacto regulatório ou legislativo direto.</w:t>
-      </w:r>
-    </w:p>
-    <w:p>
-      <w:pPr>
-        <w:spacing w:before="240" w:after="80"/>
-      </w:pPr>
-      <w:r>
-        <w:rPr>
-          <w:b/>
-          <w:color w:val="1A4D2E"/>
-          <w:sz w:val="20"/>
-        </w:rPr>
-        <w:t>MME | NOTÍCIAS</w:t>
-      </w:r>
-    </w:p>
-    <w:p>
-      <w:pPr>
-        <w:spacing w:before="0" w:after="40"/>
-        <w:pBdr>
-          <w:bottom w:val="single" w:sz="8" w:space="1" w:color="1A4D2E"/>
-        </w:pBdr>
-      </w:pPr>
-    </w:p>
-    <w:p>
-      <w:pPr>
-        <w:spacing w:before="160" w:after="40"/>
-      </w:pPr>
-      <w:r>
-        <w:rPr>
-          <w:b/>
-          <w:color w:val="1A1A1A"/>
-          <w:sz w:val="22"/>
-        </w:rPr>
-        <w:t xml:space="preserve">Sistema Interligado Nacional: saiba como a rede conecta a geração e o consumo de energia elétrica no Brasil   </w:t>
-      </w:r>
-      <w:r>
-        <w:rPr>
-          <w:b/>
-          <w:color w:val="7F8C8D"/>
-          <w:sz w:val="16"/>
-        </w:rPr>
-        <w:t>[BAIXA]</w:t>
-      </w:r>
-    </w:p>
-    <w:p>
-      <w:pPr>
-        <w:spacing w:after="40"/>
-      </w:pPr>
-      <w:r>
-        <w:rPr>
-          <w:color w:val="4A4A4A"/>
-          <w:sz w:val="20"/>
-        </w:rPr>
-        <w:t>Entenda como a rede que conecta usinas, linhas de transmissão e distribuidoras ajuda a garantir o abastecimento de energia elétrica no país.</w:t>
-      </w:r>
-    </w:p>
-    <w:p>
-      <w:pPr>
-        <w:spacing w:after="40"/>
-      </w:pPr>
-      <w:r>
-        <w:rPr>
-          <w:b/>
-          <w:color w:val="888888"/>
-          <w:sz w:val="18"/>
-        </w:rPr>
-        <w:t xml:space="preserve">Publicado: </w:t>
-      </w:r>
-      <w:r>
-        <w:rPr>
-          <w:color w:val="888888"/>
-          <w:sz w:val="18"/>
-        </w:rPr>
-        <w:t xml:space="preserve">2026-07-08   </w:t>
-      </w:r>
-      <w:hyperlink r:id="rId34">
-        <w:r>
-          <w:rPr>
-            <w:color w:val="1A4D2E"/>
-            <w:u w:val="single"/>
-            <w:b/>
-          </w:rPr>
-          <w:t>Acessar materia</w:t>
-        </w:r>
-      </w:hyperlink>
-    </w:p>
-    <w:p>
-      <w:pPr>
-        <w:spacing w:after="120"/>
-      </w:pPr>
-      <w:r>
-        <w:rPr>
-          <w:i/>
-          <w:color w:val="888888"/>
-          <w:sz w:val="16"/>
-        </w:rPr>
-        <w:t>Notícia explicativa sobre o funcionamento do Sistema Interligado Nacional, de caráter informativo.</w:t>
-      </w:r>
-    </w:p>
-    <w:p>
-      <w:pPr>
-        <w:spacing w:before="240" w:after="80"/>
-      </w:pPr>
-      <w:r>
-        <w:rPr>
-          <w:b/>
-          <w:color w:val="1A4D2E"/>
-          <w:sz w:val="20"/>
-        </w:rPr>
-        <w:t>EPE | NOTÍCIAS</w:t>
-      </w:r>
-    </w:p>
-    <w:p>
-      <w:pPr>
-        <w:spacing w:before="0" w:after="40"/>
-        <w:pBdr>
-          <w:bottom w:val="single" w:sz="8" w:space="1" w:color="1A4D2E"/>
-        </w:pBdr>
-      </w:pPr>
-    </w:p>
-    <w:p>
-      <w:pPr>
-        <w:spacing w:before="160" w:after="40"/>
-      </w:pPr>
-      <w:r>
-        <w:rPr>
-          <w:b/>
-          <w:color w:val="1A1A1A"/>
-          <w:sz w:val="22"/>
-        </w:rPr>
-        <w:t xml:space="preserve">Em webinário, EPE apresenta base integrada de geração e transmissão de energia   </w:t>
-      </w:r>
-      <w:r>
-        <w:rPr>
-          <w:b/>
-          <w:color w:val="D68910"/>
-          <w:sz w:val="16"/>
-        </w:rPr>
-        <w:t>[MÉDIA]</w:t>
-      </w:r>
-    </w:p>
-    <w:p>
-      <w:pPr>
-        <w:spacing w:after="40"/>
-      </w:pPr>
-      <w:r>
-        <w:rPr>
-          <w:color w:val="4A4A4A"/>
-          <w:sz w:val="20"/>
-        </w:rPr>
-        <w:t>A EPE lançou em webinário uma base de dados integrada de geração e transmissão de energia, resultado de cooperação técnica para detalhar a rede elétrica.</w:t>
-      </w:r>
-    </w:p>
-    <w:p>
-      <w:pPr>
-        <w:spacing w:after="40"/>
-      </w:pPr>
-      <w:r>
-        <w:rPr>
-          <w:b/>
-          <w:color w:val="888888"/>
-          <w:sz w:val="18"/>
-        </w:rPr>
-        <w:t xml:space="preserve">Publicado: </w:t>
-      </w:r>
-      <w:r>
-        <w:rPr>
-          <w:color w:val="888888"/>
-          <w:sz w:val="18"/>
-        </w:rPr>
-        <w:t xml:space="preserve">2026-07-08   </w:t>
-      </w:r>
-      <w:hyperlink r:id="rId35">
-        <w:r>
-          <w:rPr>
-            <w:color w:val="1A4D2E"/>
-            <w:u w:val="single"/>
-            <w:b/>
-          </w:rPr>
-          <w:t>Acessar materia</w:t>
-        </w:r>
-      </w:hyperlink>
-    </w:p>
-    <w:p>
-      <w:pPr>
-        <w:spacing w:after="120"/>
-      </w:pPr>
-      <w:r>
-        <w:rPr>
-          <w:i/>
-          <w:color w:val="888888"/>
-          <w:sz w:val="16"/>
-        </w:rPr>
-        <w:t>Lançamento de ferramenta de dados para o setor de energia, relevante para planejamento e análise de mercado.</w:t>
-      </w:r>
-    </w:p>
-    <w:p/>
-    <w:tbl>
-      <w:tblPr>
-        <w:tblW w:type="auto" w:w="0"/>
-        <w:tblLayout w:type="fixed"/>
-        <w:tblLook w:firstColumn="1" w:firstRow="1" w:lastColumn="0" w:lastRow="0" w:noHBand="0" w:noVBand="1" w:val="04A0"/>
-      </w:tblPr>
-      <w:tblGrid>
-        <w:gridCol w:w="9638"/>
-      </w:tblGrid>
-      <w:tr>
-        <w:tc>
-          <w:tcPr>
-            <w:tcW w:type="dxa" w:w="9638"/>
-            <w:shd w:val="clear" w:color="auto" w:fill="1A4D2E"/>
-          </w:tcPr>
-          <w:p>
-            <w:pPr>
-              <w:spacing w:before="120" w:after="40"/>
-            </w:pPr>
-            <w:r>
-              <w:rPr>
-                <w:b w:val="0"/>
-                <w:color w:val="FFFFFF"/>
-                <w:sz w:val="32"/>
-              </w:rPr>
-              <w:t>Legislação Federal</w:t>
-            </w:r>
-          </w:p>
-        </w:tc>
-      </w:tr>
-    </w:tbl>
-    <w:p>
-      <w:pPr>
-        <w:spacing w:before="240" w:after="80"/>
-      </w:pPr>
-      <w:r>
-        <w:rPr>
-          <w:b/>
-          <w:color w:val="1A4D2E"/>
-          <w:sz w:val="20"/>
-        </w:rPr>
-        <w:t>DESTAQUES DO D.O.U.</w:t>
-      </w:r>
-    </w:p>
-    <w:p>
-      <w:pPr>
-        <w:spacing w:before="0" w:after="40"/>
-        <w:pBdr>
-          <w:bottom w:val="single" w:sz="8" w:space="1" w:color="1A4D2E"/>
-        </w:pBdr>
-      </w:pPr>
-    </w:p>
-    <w:p>
-      <w:pPr>
-        <w:spacing w:before="160" w:after="40"/>
-      </w:pPr>
-      <w:r>
-        <w:rPr>
-          <w:b/>
-          <w:color w:val="1A1A1A"/>
-          <w:sz w:val="22"/>
-        </w:rPr>
-        <w:t xml:space="preserve">RETIFICAÇÃO   </w:t>
-      </w:r>
-      <w:r>
-        <w:rPr>
-          <w:b/>
-          <w:color w:val="7F8C8D"/>
-          <w:sz w:val="16"/>
-        </w:rPr>
-        <w:t>[BAIXA]</w:t>
-      </w:r>
-    </w:p>
-    <w:p>
-      <w:pPr>
-        <w:spacing w:after="40"/>
-      </w:pPr>
-      <w:r>
-        <w:rPr>
-          <w:color w:val="4A4A4A"/>
-          <w:sz w:val="20"/>
-        </w:rPr>
-        <w:t>Retificação no Decreto nº 13.015, de 10 de junho de 2026, referente às assinaturas.</w:t>
+        <w:t>Inscrições abertas para a Jornada Empreendedora do PRH-ANP 2026, com prazo até 17 de julho.</w:t>
       </w:r>
     </w:p>
     <w:p>
@@ -2937,7 +1780,7 @@
         </w:rPr>
         <w:t xml:space="preserve">2026-07-09   </w:t>
       </w:r>
-      <w:hyperlink r:id="rId36">
+      <w:hyperlink r:id="rId24">
         <w:r>
           <w:rPr>
             <w:color w:val="1A4D2E"/>
@@ -2958,7 +1801,7 @@
           <w:color w:val="888888"/>
           <w:sz w:val="16"/>
         </w:rPr>
-        <w:t>Retificação de decreto anterior, de natureza administrativa.</w:t>
+        <w:t>Notícia sobre evento de capacitação, de interesse geral mas com baixo impacto regulatório direto.</w:t>
       </w:r>
     </w:p>
     <w:p>
@@ -2971,7 +1814,7 @@
           <w:color w:val="1A1A1A"/>
           <w:sz w:val="22"/>
         </w:rPr>
-        <w:t xml:space="preserve">DESPACHOS DO PRESIDENTE DA REPÚBLICA   </w:t>
+        <w:t xml:space="preserve">ANP estará presente na Rio Innovation Week   </w:t>
       </w:r>
       <w:r>
         <w:rPr>
@@ -2991,7 +1834,7 @@
           <w:color w:val="4A4A4A"/>
           <w:sz w:val="20"/>
         </w:rPr>
-        <w:t>Despachos presidenciais referentes à restituição de autógrafos de Projetos de Lei ao Congresso Nacional, que se transformam nas Leis nº 15.462 e nº 15.463, de 8 de julho de 2026.</w:t>
+        <w:t>A Agência Nacional do Petróleo, Gás Natural e Biocombustíveis (ANP) participará da Rio Innovation Week, realizando dois seminários.</w:t>
       </w:r>
     </w:p>
     <w:p>
@@ -3013,7 +1856,7 @@
         </w:rPr>
         <w:t xml:space="preserve">2026-07-09   </w:t>
       </w:r>
-      <w:hyperlink r:id="rId37">
+      <w:hyperlink r:id="rId25">
         <w:r>
           <w:rPr>
             <w:color w:val="1A4D2E"/>
@@ -3034,61 +1877,8 @@
           <w:color w:val="888888"/>
           <w:sz w:val="16"/>
         </w:rPr>
-        <w:t>Despachos administrativos sobre o processo legislativo, sem impacto direto a clientes corporativos.</w:t>
+        <w:t>Notícia sobre participação em evento, de caráter institucional.</w:t>
       </w:r>
-    </w:p>
-    <w:p/>
-    <w:tbl>
-      <w:tblPr>
-        <w:tblW w:type="auto" w:w="0"/>
-        <w:tblLayout w:type="fixed"/>
-        <w:tblLook w:firstColumn="1" w:firstRow="1" w:lastColumn="0" w:lastRow="0" w:noHBand="0" w:noVBand="1" w:val="04A0"/>
-      </w:tblPr>
-      <w:tblGrid>
-        <w:gridCol w:w="9638"/>
-      </w:tblGrid>
-      <w:tr>
-        <w:tc>
-          <w:tcPr>
-            <w:tcW w:type="dxa" w:w="9638"/>
-            <w:shd w:val="clear" w:color="auto" w:fill="1A4D2E"/>
-          </w:tcPr>
-          <w:p>
-            <w:pPr>
-              <w:spacing w:before="120" w:after="40"/>
-            </w:pPr>
-            <w:r>
-              <w:rPr>
-                <w:b w:val="0"/>
-                <w:color w:val="FFFFFF"/>
-                <w:sz w:val="32"/>
-              </w:rPr>
-              <w:t>Tributário</w:t>
-            </w:r>
-          </w:p>
-        </w:tc>
-      </w:tr>
-    </w:tbl>
-    <w:p>
-      <w:pPr>
-        <w:spacing w:before="240" w:after="80"/>
-      </w:pPr>
-      <w:r>
-        <w:rPr>
-          <w:b/>
-          <w:color w:val="1A4D2E"/>
-          <w:sz w:val="20"/>
-        </w:rPr>
-        <w:t>MINISTÉRIO DA FAZENDA | NOTÍCIAS</w:t>
-      </w:r>
-    </w:p>
-    <w:p>
-      <w:pPr>
-        <w:spacing w:before="0" w:after="40"/>
-        <w:pBdr>
-          <w:bottom w:val="single" w:sz="8" w:space="1" w:color="1A4D2E"/>
-        </w:pBdr>
-      </w:pPr>
     </w:p>
     <w:p>
       <w:pPr>
@@ -3100,7 +1890,7 @@
           <w:color w:val="1A1A1A"/>
           <w:sz w:val="22"/>
         </w:rPr>
-        <w:t xml:space="preserve">Receita Federal envia comunicações a contribuintes com Selo Sintonia A+   </w:t>
+        <w:t xml:space="preserve">ANP publica cartilha com orientações para postos de combustíveis   </w:t>
       </w:r>
       <w:r>
         <w:rPr>
@@ -3120,7 +1910,7 @@
           <w:color w:val="4A4A4A"/>
           <w:sz w:val="20"/>
         </w:rPr>
-        <w:t>Público com essa classificação será informado sobre eventual existência de débitos em aberto pela Receita Federal.</w:t>
+        <w:t>A ANP atualizou e publicou uma cartilha com orientações para postos de combustíveis, detalhando procedimentos da legislação vigente.</w:t>
       </w:r>
     </w:p>
     <w:p>
@@ -3140,9 +1930,9 @@
           <w:color w:val="888888"/>
           <w:sz w:val="18"/>
         </w:rPr>
-        <w:t xml:space="preserve">2026-07-08   </w:t>
+        <w:t xml:space="preserve">2026-07-09   </w:t>
       </w:r>
-      <w:hyperlink r:id="rId38">
+      <w:hyperlink r:id="rId26">
         <w:r>
           <w:rPr>
             <w:color w:val="1A4D2E"/>
@@ -3163,7 +1953,7 @@
           <w:color w:val="888888"/>
           <w:sz w:val="16"/>
         </w:rPr>
-        <w:t>Comunicações da Receita Federal sobre débitos, relevante para compliance fiscal de empresas.</w:t>
+        <w:t>Publicação de orientações regulatórias para o setor de combustíveis, impactando operadores.</w:t>
       </w:r>
     </w:p>
     <w:p>
@@ -3176,15 +1966,15 @@
           <w:color w:val="1A1A1A"/>
           <w:sz w:val="22"/>
         </w:rPr>
-        <w:t xml:space="preserve">Receita Federal divulga orientações sobre Adicional da CSLL prevista nas Regras GloBE   </w:t>
+        <w:t xml:space="preserve">ANP realiza 2ª edição do workshop Net Zero ANP, sobre hidrogênio de bai   </w:t>
       </w:r>
       <w:r>
         <w:rPr>
           <w:b/>
-          <w:color w:val="C0392B"/>
+          <w:color w:val="D68910"/>
           <w:sz w:val="16"/>
         </w:rPr>
-        <w:t>[ALTA]</w:t>
+        <w:t>[MÉDIA]</w:t>
       </w:r>
     </w:p>
     <w:p>
@@ -3196,7 +1986,7 @@
           <w:color w:val="4A4A4A"/>
           <w:sz w:val="20"/>
         </w:rPr>
-        <w:t>Entidades constituintes devem atentar para normas sobre o pagamento, prestação de informações na DCTFWeb e entrega da obrigação acessória, conforme as Regras GloBE.</w:t>
+        <w:t>A ANP realiza a segunda edição do workshop Net Zero ANP, focado em hidrogênio de baixo carbono.</w:t>
       </w:r>
     </w:p>
     <w:p>
@@ -3216,9 +2006,9 @@
           <w:color w:val="888888"/>
           <w:sz w:val="18"/>
         </w:rPr>
-        <w:t xml:space="preserve">2026-07-08   </w:t>
+        <w:t xml:space="preserve">data nao identificada   </w:t>
       </w:r>
-      <w:hyperlink r:id="rId39">
+      <w:hyperlink r:id="rId27">
         <w:r>
           <w:rPr>
             <w:color w:val="1A4D2E"/>
@@ -3239,8 +2029,29 @@
           <w:color w:val="888888"/>
           <w:sz w:val="16"/>
         </w:rPr>
-        <w:t>Orientações sobre adicional da CSLL e regras GloBE, com impacto direto em empresas e obrigações fiscais.</w:t>
+        <w:t>Workshop sobre tema estratégico (hidrogênio de baixo carbono) para o setor de energia. Data não clara, incluído por padrão.</w:t>
       </w:r>
+    </w:p>
+    <w:p>
+      <w:pPr>
+        <w:spacing w:before="240" w:after="80"/>
+      </w:pPr>
+      <w:r>
+        <w:rPr>
+          <w:b/>
+          <w:color w:val="1A4D2E"/>
+          <w:sz w:val="20"/>
+        </w:rPr>
+        <w:t>MME | NOTÍCIAS</w:t>
+      </w:r>
+    </w:p>
+    <w:p>
+      <w:pPr>
+        <w:spacing w:before="0" w:after="40"/>
+        <w:pBdr>
+          <w:bottom w:val="single" w:sz="8" w:space="1" w:color="1A4D2E"/>
+        </w:pBdr>
+      </w:pPr>
     </w:p>
     <w:p>
       <w:pPr>
@@ -3252,15 +2063,15 @@
           <w:color w:val="1A1A1A"/>
           <w:sz w:val="22"/>
         </w:rPr>
-        <w:t xml:space="preserve">Ação integrada combate organização criminosa responsável pela exploração de bets ilegais na Paraíba   </w:t>
+        <w:t xml:space="preserve">Resolução do CMSE estabelece novas diretrizes para despacho de geração térmica   </w:t>
       </w:r>
       <w:r>
         <w:rPr>
           <w:b/>
-          <w:color w:val="D68910"/>
+          <w:color w:val="C0392B"/>
           <w:sz w:val="16"/>
         </w:rPr>
-        <w:t>[MÉDIA]</w:t>
+        <w:t>[ALTA]</w:t>
       </w:r>
     </w:p>
     <w:p>
@@ -3272,7 +2083,7 @@
           <w:color w:val="4A4A4A"/>
           <w:sz w:val="20"/>
         </w:rPr>
-        <w:t>Operação conjunta resultou no bloqueio de R$ 100 milhões em combate à exploração de apostas ilegais na Paraíba.</w:t>
+        <w:t>Resolução do Comitê de Monitoramento do Setor Elétrico (CMSE) publicada no DOU estabelece novas diretrizes para despacho de geração térmica.</w:t>
       </w:r>
     </w:p>
     <w:p>
@@ -3292,9 +2103,9 @@
           <w:color w:val="888888"/>
           <w:sz w:val="18"/>
         </w:rPr>
-        <w:t xml:space="preserve">2026-07-08   </w:t>
+        <w:t xml:space="preserve">2026-07-09   </w:t>
       </w:r>
-      <w:hyperlink r:id="rId40">
+      <w:hyperlink r:id="rId13">
         <w:r>
           <w:rPr>
             <w:color w:val="1A4D2E"/>
@@ -3315,7 +2126,353 @@
           <w:color w:val="888888"/>
           <w:sz w:val="16"/>
         </w:rPr>
-        <w:t>Notícia sobre operação de combate a crimes financeiros, relevante para o ambiente de negócios e compliance.</w:t>
+        <w:t>Nova resolução com diretrizes para o despacho de geração térmica, impactando o setor elétrico.</w:t>
+      </w:r>
+    </w:p>
+    <w:p>
+      <w:pPr>
+        <w:spacing w:before="160" w:after="40"/>
+      </w:pPr>
+      <w:r>
+        <w:rPr>
+          <w:b/>
+          <w:color w:val="1A1A1A"/>
+          <w:sz w:val="22"/>
+        </w:rPr>
+        <w:t xml:space="preserve">MME abre consulta pública sobre Plano de Ação Nacional para a Mineração Artesanal e em Pequena Escala de Ouro   </w:t>
+      </w:r>
+      <w:r>
+        <w:rPr>
+          <w:b/>
+          <w:color w:val="D68910"/>
+          <w:sz w:val="16"/>
+        </w:rPr>
+        <w:t>[MÉDIA]</w:t>
+      </w:r>
+    </w:p>
+    <w:p>
+      <w:pPr>
+        <w:spacing w:after="40"/>
+      </w:pPr>
+      <w:r>
+        <w:rPr>
+          <w:color w:val="4A4A4A"/>
+          <w:sz w:val="20"/>
+        </w:rPr>
+        <w:t>O Ministério de Minas e Energia (MME) abriu consulta pública para o Plano de Ação Nacional para a Mineração Artesanal e em Pequena Escala de Ouro.</w:t>
+      </w:r>
+    </w:p>
+    <w:p>
+      <w:pPr>
+        <w:spacing w:after="40"/>
+      </w:pPr>
+      <w:r>
+        <w:rPr>
+          <w:b/>
+          <w:color w:val="888888"/>
+          <w:sz w:val="18"/>
+        </w:rPr>
+        <w:t xml:space="preserve">Publicado: </w:t>
+      </w:r>
+      <w:r>
+        <w:rPr>
+          <w:color w:val="888888"/>
+          <w:sz w:val="18"/>
+        </w:rPr>
+        <w:t xml:space="preserve">2026-07-09   </w:t>
+      </w:r>
+      <w:hyperlink r:id="rId28">
+        <w:r>
+          <w:rPr>
+            <w:color w:val="1A4D2E"/>
+            <w:u w:val="single"/>
+            <w:b/>
+          </w:rPr>
+          <w:t>Acessar materia</w:t>
+        </w:r>
+      </w:hyperlink>
+    </w:p>
+    <w:p>
+      <w:pPr>
+        <w:spacing w:after="120"/>
+      </w:pPr>
+      <w:r>
+        <w:rPr>
+          <w:i/>
+          <w:color w:val="888888"/>
+          <w:sz w:val="16"/>
+        </w:rPr>
+        <w:t>Abertura de consulta pública sobre plano de ação para mineração, relevante para o setor.</w:t>
+      </w:r>
+    </w:p>
+    <w:p>
+      <w:pPr>
+        <w:spacing w:before="160" w:after="40"/>
+      </w:pPr>
+      <w:r>
+        <w:rPr>
+          <w:b/>
+          <w:color w:val="1A1A1A"/>
+          <w:sz w:val="22"/>
+        </w:rPr>
+        <w:t xml:space="preserve">EPE e MME publicam Caderno de Requisitos de Energia e Potência do PDE 2032   </w:t>
+      </w:r>
+      <w:r>
+        <w:rPr>
+          <w:b/>
+          <w:color w:val="D68910"/>
+          <w:sz w:val="16"/>
+        </w:rPr>
+        <w:t>[MÉDIA]</w:t>
+      </w:r>
+    </w:p>
+    <w:p>
+      <w:pPr>
+        <w:spacing w:after="40"/>
+      </w:pPr>
+      <w:r>
+        <w:rPr>
+          <w:color w:val="4A4A4A"/>
+          <w:sz w:val="20"/>
+        </w:rPr>
+        <w:t>A EPE e o MME publicam o Caderno de Requisitos de Energia e Potência do Plano Decenal de Expansão de Energia (PDE) 2032.</w:t>
+      </w:r>
+    </w:p>
+    <w:p>
+      <w:pPr>
+        <w:spacing w:after="40"/>
+      </w:pPr>
+      <w:r>
+        <w:rPr>
+          <w:b/>
+          <w:color w:val="888888"/>
+          <w:sz w:val="18"/>
+        </w:rPr>
+        <w:t xml:space="preserve">Publicado: </w:t>
+      </w:r>
+      <w:r>
+        <w:rPr>
+          <w:color w:val="888888"/>
+          <w:sz w:val="18"/>
+        </w:rPr>
+        <w:t xml:space="preserve">data nao identificada   </w:t>
+      </w:r>
+      <w:hyperlink r:id="rId29">
+        <w:r>
+          <w:rPr>
+            <w:color w:val="1A4D2E"/>
+            <w:u w:val="single"/>
+            <w:b/>
+          </w:rPr>
+          <w:t>Acessar materia</w:t>
+        </w:r>
+      </w:hyperlink>
+    </w:p>
+    <w:p>
+      <w:pPr>
+        <w:spacing w:after="120"/>
+      </w:pPr>
+      <w:r>
+        <w:rPr>
+          <w:i/>
+          <w:color w:val="888888"/>
+          <w:sz w:val="16"/>
+        </w:rPr>
+        <w:t>Publicação de caderno técnico sobre planejamento energético, relevante para o setor. Data não clara, incluído por padrão.</w:t>
+      </w:r>
+    </w:p>
+    <w:p>
+      <w:pPr>
+        <w:spacing w:before="240" w:after="80"/>
+      </w:pPr>
+      <w:r>
+        <w:rPr>
+          <w:b/>
+          <w:color w:val="1A4D2E"/>
+          <w:sz w:val="20"/>
+        </w:rPr>
+        <w:t>EPE | NOTÍCIAS</w:t>
+      </w:r>
+    </w:p>
+    <w:p>
+      <w:pPr>
+        <w:spacing w:before="0" w:after="40"/>
+        <w:pBdr>
+          <w:bottom w:val="single" w:sz="8" w:space="1" w:color="1A4D2E"/>
+        </w:pBdr>
+      </w:pPr>
+    </w:p>
+    <w:p>
+      <w:pPr>
+        <w:spacing w:before="160" w:after="40"/>
+      </w:pPr>
+      <w:r>
+        <w:rPr>
+          <w:b/>
+          <w:color w:val="1A1A1A"/>
+          <w:sz w:val="22"/>
+        </w:rPr>
+        <w:t xml:space="preserve">EPE prevê expansões do Sistema Interligado Nacional no PET/PELP do 1º semestre de 2026   </w:t>
+      </w:r>
+      <w:r>
+        <w:rPr>
+          <w:b/>
+          <w:color w:val="C0392B"/>
+          <w:sz w:val="16"/>
+        </w:rPr>
+        <w:t>[ALTA]</w:t>
+      </w:r>
+    </w:p>
+    <w:p>
+      <w:pPr>
+        <w:spacing w:after="40"/>
+      </w:pPr>
+      <w:r>
+        <w:rPr>
+          <w:color w:val="4A4A4A"/>
+          <w:sz w:val="20"/>
+        </w:rPr>
+        <w:t>O PET/PELP apresenta estatísticas referentes à expansão planejada, contextualizando os principais destaques dos estados, com informações sobre as próximas obras a serem licitadas e seus investimentos e benefícios, bem como proporciona uma visão geral sobre os estudos de planejamento em andamento, a serem contemplados nas próximas edições do documento.</w:t>
+      </w:r>
+    </w:p>
+    <w:p>
+      <w:pPr>
+        <w:spacing w:after="40"/>
+      </w:pPr>
+      <w:r>
+        <w:rPr>
+          <w:b/>
+          <w:color w:val="888888"/>
+          <w:sz w:val="18"/>
+        </w:rPr>
+        <w:t xml:space="preserve">Publicado: </w:t>
+      </w:r>
+      <w:r>
+        <w:rPr>
+          <w:color w:val="888888"/>
+          <w:sz w:val="18"/>
+        </w:rPr>
+        <w:t xml:space="preserve">2026-07-09   </w:t>
+      </w:r>
+      <w:hyperlink r:id="rId30">
+        <w:r>
+          <w:rPr>
+            <w:color w:val="1A4D2E"/>
+            <w:u w:val="single"/>
+            <w:b/>
+          </w:rPr>
+          <w:t>Acessar materia</w:t>
+        </w:r>
+      </w:hyperlink>
+    </w:p>
+    <w:p>
+      <w:pPr>
+        <w:spacing w:after="120"/>
+      </w:pPr>
+      <w:r>
+        <w:rPr>
+          <w:i/>
+          <w:color w:val="888888"/>
+          <w:sz w:val="16"/>
+        </w:rPr>
+        <w:t>Previsões de expansão do Sistema Interligado Nacional, com impacto no planejamento e investimentos do setor elétrico.</w:t>
+      </w:r>
+    </w:p>
+    <w:p>
+      <w:pPr>
+        <w:spacing w:before="240" w:after="80"/>
+      </w:pPr>
+      <w:r>
+        <w:rPr>
+          <w:b/>
+          <w:color w:val="1A4D2E"/>
+          <w:sz w:val="20"/>
+        </w:rPr>
+        <w:t>ANM | NOTÍCIAS</w:t>
+      </w:r>
+    </w:p>
+    <w:p>
+      <w:pPr>
+        <w:spacing w:before="0" w:after="40"/>
+        <w:pBdr>
+          <w:bottom w:val="single" w:sz="8" w:space="1" w:color="1A4D2E"/>
+        </w:pBdr>
+      </w:pPr>
+    </w:p>
+    <w:p>
+      <w:pPr>
+        <w:spacing w:before="160" w:after="40"/>
+      </w:pPr>
+      <w:r>
+        <w:rPr>
+          <w:b/>
+          <w:color w:val="1A1A1A"/>
+          <w:sz w:val="22"/>
+        </w:rPr>
+        <w:t xml:space="preserve">Royalties da mineração injetam mais de R$ 477 milhões em estados e municípios produtores   </w:t>
+      </w:r>
+      <w:r>
+        <w:rPr>
+          <w:b/>
+          <w:color w:val="D68910"/>
+          <w:sz w:val="16"/>
+        </w:rPr>
+        <w:t>[MÉDIA]</w:t>
+      </w:r>
+    </w:p>
+    <w:p>
+      <w:pPr>
+        <w:spacing w:after="40"/>
+      </w:pPr>
+      <w:r>
+        <w:rPr>
+          <w:color w:val="4A4A4A"/>
+          <w:sz w:val="20"/>
+        </w:rPr>
+        <w:t>Royalties da mineração injetaram mais de R$ 477 milhões em estados e municípios produtores.</w:t>
+      </w:r>
+    </w:p>
+    <w:p>
+      <w:pPr>
+        <w:spacing w:after="40"/>
+      </w:pPr>
+      <w:r>
+        <w:rPr>
+          <w:b/>
+          <w:color w:val="888888"/>
+          <w:sz w:val="18"/>
+        </w:rPr>
+        <w:t xml:space="preserve">Publicado: </w:t>
+      </w:r>
+      <w:r>
+        <w:rPr>
+          <w:color w:val="888888"/>
+          <w:sz w:val="18"/>
+        </w:rPr>
+        <w:t xml:space="preserve">data nao identificada   </w:t>
+      </w:r>
+      <w:hyperlink r:id="rId31">
+        <w:r>
+          <w:rPr>
+            <w:color w:val="1A4D2E"/>
+            <w:u w:val="single"/>
+            <w:b/>
+          </w:rPr>
+          <w:t>Acessar materia</w:t>
+        </w:r>
+      </w:hyperlink>
+    </w:p>
+    <w:p>
+      <w:pPr>
+        <w:spacing w:after="120"/>
+      </w:pPr>
+      <w:r>
+        <w:rPr>
+          <w:i/>
+          <w:color w:val="888888"/>
+          <w:sz w:val="16"/>
+        </w:rPr>
+        <w:t>Notícia sobre o impacto financeiro dos royalties da mineração, relevante para o setor e entes federativos. Data não clara, incluído por padrão.</w:t>
       </w:r>
     </w:p>
     <w:p/>
@@ -3360,7 +2517,7 @@
           <w:color w:val="1A4D2E"/>
           <w:sz w:val="20"/>
         </w:rPr>
-        <w:t>ANPD | NOTÍCIAS</w:t>
+        <w:t>ANVISA | NOTÍCIAS</w:t>
       </w:r>
     </w:p>
     <w:p>
@@ -3381,7 +2538,7 @@
           <w:color w:val="1A1A1A"/>
           <w:sz w:val="22"/>
         </w:rPr>
-        <w:t xml:space="preserve">ANPD instaura processo de sanção contra OS por falha na proteção de dados de 500 mil pacientes   </w:t>
+        <w:t xml:space="preserve">Anvisa determina apreensão de lotes falsificados de Mounjaro   </w:t>
       </w:r>
       <w:r>
         <w:rPr>
@@ -3401,7 +2558,7 @@
           <w:color w:val="4A4A4A"/>
           <w:sz w:val="20"/>
         </w:rPr>
-        <w:t>Ataque cibernético expôs dados sensíveis de pacientes de unidades geridas pelo Instituto Saúde e Cidadania (Isac), levando à instauração de processo de sanção pela ANPD.</w:t>
+        <w:t>A Anvisa determinou a apreensão de lotes falsificados do medicamento Mounjaro e proibiu a comercialização de produtos sem registro.</w:t>
       </w:r>
     </w:p>
     <w:p>
@@ -3421,9 +2578,9 @@
           <w:color w:val="888888"/>
           <w:sz w:val="18"/>
         </w:rPr>
-        <w:t xml:space="preserve">2026-07-08T10:40   </w:t>
+        <w:t xml:space="preserve">2026-07-10   </w:t>
       </w:r>
-      <w:hyperlink r:id="rId41">
+      <w:hyperlink r:id="rId32">
         <w:r>
           <w:rPr>
             <w:color w:val="1A4D2E"/>
@@ -3444,29 +2601,8 @@
           <w:color w:val="888888"/>
           <w:sz w:val="16"/>
         </w:rPr>
-        <w:t>Instauração de processo de sanção por falha grave na proteção de dados sensíveis, com repercussão para empresas que tratam dados pessoais.</w:t>
+        <w:t>Medida de fiscalização com impacto direto na saúde pública e no mercado farmacêutico.</w:t>
       </w:r>
-    </w:p>
-    <w:p>
-      <w:pPr>
-        <w:spacing w:before="240" w:after="80"/>
-      </w:pPr>
-      <w:r>
-        <w:rPr>
-          <w:b/>
-          <w:color w:val="1A4D2E"/>
-          <w:sz w:val="20"/>
-        </w:rPr>
-        <w:t>MINISTÉRIO DA AGRICULTURA | NOTÍCIAS</w:t>
-      </w:r>
-    </w:p>
-    <w:p>
-      <w:pPr>
-        <w:spacing w:before="0" w:after="40"/>
-        <w:pBdr>
-          <w:bottom w:val="single" w:sz="8" w:space="1" w:color="1A4D2E"/>
-        </w:pBdr>
-      </w:pPr>
     </w:p>
     <w:p>
       <w:pPr>
@@ -3478,7 +2614,7 @@
           <w:color w:val="1A1A1A"/>
           <w:sz w:val="22"/>
         </w:rPr>
-        <w:t xml:space="preserve">Aberturas de mercado para o Brasil na Nigéria e na Mauritânia   </w:t>
+        <w:t xml:space="preserve">Anvisa convida Visas a participarem de pesquisas estratégicas   </w:t>
       </w:r>
       <w:r>
         <w:rPr>
@@ -3498,7 +2634,7 @@
           <w:color w:val="4A4A4A"/>
           <w:sz w:val="20"/>
         </w:rPr>
-        <w:t>O Ministério da Agricultura e o Ministério das Relações Exteriores anunciam a abertura de novos mercados para produtos brasileiros na Nigéria e na Mauritânia.</w:t>
+        <w:t>A Anvisa lançou duas pesquisas para aprimorar os instrumentos de inspeção em serviços de saúde e de interesse para a saúde.</w:t>
       </w:r>
     </w:p>
     <w:p>
@@ -3518,9 +2654,9 @@
           <w:color w:val="888888"/>
           <w:sz w:val="18"/>
         </w:rPr>
-        <w:t xml:space="preserve">2026-07-08   </w:t>
+        <w:t xml:space="preserve">2026-07-09   </w:t>
       </w:r>
-      <w:hyperlink r:id="rId42">
+      <w:hyperlink r:id="rId33">
         <w:r>
           <w:rPr>
             <w:color w:val="1A4D2E"/>
@@ -3541,29 +2677,8 @@
           <w:color w:val="888888"/>
           <w:sz w:val="16"/>
         </w:rPr>
-        <w:t>Abertura de novos mercados para exportações brasileiras, com impacto no agronegócio.</w:t>
+        <w:t>Lançamento de pesquisas para aprimorar a fiscalização sanitária, relevante para o setor de saúde.</w:t>
       </w:r>
-    </w:p>
-    <w:p>
-      <w:pPr>
-        <w:spacing w:before="240" w:after="80"/>
-      </w:pPr>
-      <w:r>
-        <w:rPr>
-          <w:b/>
-          <w:color w:val="1A4D2E"/>
-          <w:sz w:val="20"/>
-        </w:rPr>
-        <w:t>ANVISA | NOTÍCIAS</w:t>
-      </w:r>
-    </w:p>
-    <w:p>
-      <w:pPr>
-        <w:spacing w:before="0" w:after="40"/>
-        <w:pBdr>
-          <w:bottom w:val="single" w:sz="8" w:space="1" w:color="1A4D2E"/>
-        </w:pBdr>
-      </w:pPr>
     </w:p>
     <w:p>
       <w:pPr>
@@ -3575,7 +2690,7 @@
           <w:color w:val="1A1A1A"/>
           <w:sz w:val="22"/>
         </w:rPr>
-        <w:t xml:space="preserve">Confira os destaques da 12ª Reunião Ordinária Pública da Diretoria da Anvisa   </w:t>
+        <w:t xml:space="preserve">Anvisa determina recolhimento de suplementos alimentares irregulares   </w:t>
       </w:r>
       <w:r>
         <w:rPr>
@@ -3595,7 +2710,7 @@
           <w:color w:val="4A4A4A"/>
           <w:sz w:val="20"/>
         </w:rPr>
-        <w:t>A atualização da composição das vacinas contra a Covid-19 em uso no Brasil foi um dos itens aprovados na 12ª Reunião Ordinária Pública da Diretoria da Anvisa.</w:t>
+        <w:t>A Anvisa determinou o recolhimento de suplementos alimentares da marca Alivemed por indícios de composição em desacordo com a regulamentação.</w:t>
       </w:r>
     </w:p>
     <w:p>
@@ -3615,9 +2730,9 @@
           <w:color w:val="888888"/>
           <w:sz w:val="18"/>
         </w:rPr>
-        <w:t xml:space="preserve">2026-07-08   </w:t>
+        <w:t xml:space="preserve">2026-07-09   </w:t>
       </w:r>
-      <w:hyperlink r:id="rId43">
+      <w:hyperlink r:id="rId34">
         <w:r>
           <w:rPr>
             <w:color w:val="1A4D2E"/>
@@ -3638,7 +2753,7 @@
           <w:color w:val="888888"/>
           <w:sz w:val="16"/>
         </w:rPr>
-        <w:t>Destaques de reunião da diretoria com aprovação de atualização de vacinas, com impacto na saúde pública e setor farmacêutico.</w:t>
+        <w:t>Medida de fiscalização com impacto direto na comercialização de suplementos alimentares.</w:t>
       </w:r>
     </w:p>
     <w:p>
@@ -3651,7 +2766,7 @@
           <w:color w:val="1A1A1A"/>
           <w:sz w:val="22"/>
         </w:rPr>
-        <w:t xml:space="preserve">Anvisa aprova medicamento para tratar doença de Chagas em pacientes pediátricos   </w:t>
+        <w:t xml:space="preserve">Venda, distribuição, propaganda e uso de suplementos da Bioghen fabricados até 9/4 seguem proibidos   </w:t>
       </w:r>
       <w:r>
         <w:rPr>
@@ -3671,7 +2786,7 @@
           <w:color w:val="4A4A4A"/>
           <w:sz w:val="20"/>
         </w:rPr>
-        <w:t>A Anvisa aprovou um novo medicamento indicado para o tratamento da doença de Chagas em pacientes pediátricos, na faixa etária de 0 a 17 anos.</w:t>
+        <w:t>A Anvisa manteve a proibição de venda, distribuição, propaganda e uso de suplementos da Bioghen fabricados até 9/4, após avaliar pedido de revisão.</w:t>
       </w:r>
     </w:p>
     <w:p>
@@ -3691,9 +2806,9 @@
           <w:color w:val="888888"/>
           <w:sz w:val="18"/>
         </w:rPr>
-        <w:t xml:space="preserve">2026-07-08   </w:t>
+        <w:t xml:space="preserve">2026-07-09   </w:t>
       </w:r>
-      <w:hyperlink r:id="rId44">
+      <w:hyperlink r:id="rId35">
         <w:r>
           <w:rPr>
             <w:color w:val="1A4D2E"/>
@@ -3714,7 +2829,7 @@
           <w:color w:val="888888"/>
           <w:sz w:val="16"/>
         </w:rPr>
-        <w:t>Aprovação de novo medicamento para doença de Chagas em pediatria, com impacto na saúde pública e setor farmacêutico.</w:t>
+        <w:t>Manutenção de proibição de produtos, com impacto direto na empresa e no mercado de suplementos.</w:t>
       </w:r>
     </w:p>
     <w:p/>
@@ -3767,7 +2882,7 @@
           <w:color w:val="4A4A4A"/>
           <w:sz w:val="18"/>
         </w:rPr>
-        <w:t>B3 | Ofícios e Comunicados - Nenhuma publicação encontrada na janela temporal.</w:t>
+        <w:t>CCEE | Noticias - Nenhum resultado encontrado na janela temporal.</w:t>
       </w:r>
     </w:p>
     <w:p>
@@ -3779,7 +2894,7 @@
           <w:color w:val="4A4A4A"/>
           <w:sz w:val="18"/>
         </w:rPr>
-        <w:t>ANP | Notícias - Nenhuma publicação encontrada na janela temporal.</w:t>
+        <w:t>Ministério da Fazenda | Notícias - Nenhum resultado encontrado na janela temporal.</w:t>
       </w:r>
     </w:p>
     <w:p>
@@ -3791,7 +2906,7 @@
           <w:color w:val="4A4A4A"/>
           <w:sz w:val="18"/>
         </w:rPr>
-        <w:t>ONS | Notícias - Nenhuma publicação encontrada na janela temporal.</w:t>
+        <w:t>ANPD | Notícias - Nenhum resultado encontrado na janela temporal.</w:t>
       </w:r>
     </w:p>
     <w:p>
@@ -3803,7 +2918,7 @@
           <w:color w:val="4A4A4A"/>
           <w:sz w:val="18"/>
         </w:rPr>
-        <w:t>ANEEL | Últimas Notícias - Nenhuma publicação encontrada na janela temporal.</w:t>
+        <w:t>CVM | Notícias - Nenhum resultado encontrado na janela temporal.</w:t>
       </w:r>
     </w:p>
     <w:p>
@@ -3815,7 +2930,7 @@
           <w:color w:val="4A4A4A"/>
           <w:sz w:val="18"/>
         </w:rPr>
-        <w:t>Secretaria de Prêmios e Apostas | Notícias - A fonte explicitamente indica 'Nenhum resultado foi encontrado'.</w:t>
+        <w:t>B3 | Ofícios e Comunicados - Nenhum resultado encontrado na janela temporal.</w:t>
       </w:r>
     </w:p>
     <w:p>
@@ -3827,7 +2942,7 @@
           <w:color w:val="4A4A4A"/>
           <w:sz w:val="18"/>
         </w:rPr>
-        <w:t>COAF | Notícias - Nenhuma publicação encontrada na janela temporal.</w:t>
+        <w:t>ONS | Notícias - Nenhum item encontrado na fonte.</w:t>
       </w:r>
     </w:p>
     <w:p>
@@ -3839,7 +2954,7 @@
           <w:color w:val="4A4A4A"/>
           <w:sz w:val="18"/>
         </w:rPr>
-        <w:t>INPI | Notícias - A única publicação recente está fora da janela temporal (após 2026-07-09T10:51).</w:t>
+        <w:t>ANEEL | Últimas Notícias - Nenhum resultado encontrado na janela temporal.</w:t>
       </w:r>
     </w:p>
     <w:p>
@@ -3851,7 +2966,31 @@
           <w:color w:val="4A4A4A"/>
           <w:sz w:val="18"/>
         </w:rPr>
-        <w:t>ANM | Notícias - A única publicação recente está fora da janela temporal (após 2026-07-09T10:51).</w:t>
+        <w:t>Secretaria de Prêmios e Apostas | Notícias - Nenhum resultado encontrado na fonte.</w:t>
+      </w:r>
+    </w:p>
+    <w:p>
+      <w:pPr>
+        <w:pStyle w:val="ListBullet"/>
+      </w:pPr>
+      <w:r>
+        <w:rPr>
+          <w:color w:val="4A4A4A"/>
+          <w:sz w:val="18"/>
+        </w:rPr>
+        <w:t>INPI | Notícias - Nenhum resultado encontrado na janela temporal.</w:t>
+      </w:r>
+    </w:p>
+    <w:p>
+      <w:pPr>
+        <w:pStyle w:val="ListBullet"/>
+      </w:pPr>
+      <w:r>
+        <w:rPr>
+          <w:color w:val="4A4A4A"/>
+          <w:sz w:val="18"/>
+        </w:rPr>
+        <w:t>Ministério da Agricultura | Notícias - Nenhum resultado encontrado na janela temporal.</w:t>
       </w:r>
     </w:p>
     <w:p>
@@ -3873,7 +3012,67 @@
           <w:color w:val="4A4A4A"/>
           <w:sz w:val="18"/>
         </w:rPr>
-        <w:t>Receita Federal | Normas - A fonte é uma interface de busca e não apresenta conteúdo recente diretamente extraível.</w:t>
+        <w:t>Destaques do D.O.U. - Página de busca, não lista publicações diretamente.</w:t>
+      </w:r>
+    </w:p>
+    <w:p>
+      <w:pPr>
+        <w:pStyle w:val="ListBullet"/>
+      </w:pPr>
+      <w:r>
+        <w:rPr>
+          <w:color w:val="4A4A4A"/>
+          <w:sz w:val="18"/>
+        </w:rPr>
+        <w:t>Receita Federal | Normas - Página de busca, não lista publicações diretamente.</w:t>
+      </w:r>
+    </w:p>
+    <w:p>
+      <w:pPr>
+        <w:pStyle w:val="ListBullet"/>
+      </w:pPr>
+      <w:r>
+        <w:rPr>
+          <w:color w:val="4A4A4A"/>
+          <w:sz w:val="18"/>
+        </w:rPr>
+        <w:t>CGU | Notícias - Conteúdo restrito, requer autenticação.</w:t>
+      </w:r>
+    </w:p>
+    <w:p>
+      <w:pPr>
+        <w:pStyle w:val="ListBullet"/>
+      </w:pPr>
+      <w:r>
+        <w:rPr>
+          <w:color w:val="4A4A4A"/>
+          <w:sz w:val="18"/>
+        </w:rPr>
+        <w:t>COAF | Notícias - Conteúdo não carregado ('Carregando') ou não disponível.</w:t>
+      </w:r>
+    </w:p>
+    <w:p>
+      <w:pPr>
+        <w:pStyle w:val="ListBullet"/>
+      </w:pPr>
+      <w:r>
+        <w:rPr>
+          <w:color w:val="4A4A4A"/>
+          <w:sz w:val="18"/>
+        </w:rPr>
+        <w:t>Ministério do Meio Ambiente | Notícias - Conteúdo restrito, requer autenticação.</w:t>
+      </w:r>
+    </w:p>
+    <w:p>
+      <w:pPr>
+        <w:pStyle w:val="ListBullet"/>
+      </w:pPr>
+      <w:r>
+        <w:rPr>
+          <w:color w:val="4A4A4A"/>
+          <w:sz w:val="18"/>
+        </w:rPr>
+        <w:t>SENACON | Notícias - Conteúdo restrito, requer autenticação.</w:t>
       </w:r>
     </w:p>
     <w:p>
@@ -3895,19 +3094,7 @@
           <w:color w:val="4A4A4A"/>
           <w:sz w:val="18"/>
         </w:rPr>
-        <w:t>CGU | Notícias - Conteúdo restrito, requer autenticação.</w:t>
-      </w:r>
-    </w:p>
-    <w:p>
-      <w:pPr>
-        <w:pStyle w:val="ListBullet"/>
-      </w:pPr>
-      <w:r>
-        <w:rPr>
-          <w:color w:val="4A4A4A"/>
-          <w:sz w:val="18"/>
-        </w:rPr>
-        <w:t>Ministério do Meio Ambiente | Notícias - Conteúdo restrito, requer autenticação.</w:t>
+        <w:t>Planalto | Resenha Diaria - Internal Server Error: Failed to scrape. All scraping engines failed to retrieve content from this URL. Engines tried: [index, fire-engine;chrome-cdp, fire-engine(retry);chrome-cdp, fire-engine;tlscli</w:t>
       </w:r>
     </w:p>
     <w:p/>
@@ -3955,7 +3142,7 @@
           <w:color w:val="888888"/>
           <w:sz w:val="16"/>
         </w:rPr>
-        <w:t>Janela analisada: 2026-07-08T00:00 ate 2026-07-09T10:51</w:t>
+        <w:t>Janela analisada: 2026-07-09T00:00 ate 2026-07-10T10:13</w:t>
       </w:r>
     </w:p>
     <w:sectPr>

--- a/output/boletim.docx
+++ b/output/boletim.docx
@@ -52,7 +52,7 @@
                 <w:color w:val="FFFFFF"/>
                 <w:sz w:val="28"/>
               </w:rPr>
-              <w:t>10 de julho de 2026</w:t>
+              <w:t>13 de julho de 2026</w:t>
             </w:r>
           </w:p>
         </w:tc>
@@ -87,7 +87,7 @@
                 <w:color w:val="1A4D2E"/>
                 <w:sz w:val="56"/>
               </w:rPr>
-              <w:t>27</w:t>
+              <w:t>0</w:t>
             </w:r>
           </w:p>
         </w:tc>
@@ -106,7 +106,7 @@
                 <w:color w:val="C0392B"/>
                 <w:sz w:val="56"/>
               </w:rPr>
-              <w:t>9</w:t>
+              <w:t>0</w:t>
             </w:r>
           </w:p>
         </w:tc>
@@ -125,7 +125,7 @@
                 <w:color w:val="D68910"/>
                 <w:sz w:val="56"/>
               </w:rPr>
-              <w:t>16</w:t>
+              <w:t>0</w:t>
             </w:r>
           </w:p>
         </w:tc>
@@ -144,7 +144,7 @@
                 <w:color w:val="7F8C8D"/>
                 <w:sz w:val="56"/>
               </w:rPr>
-              <w:t>2</w:t>
+              <w:t>0</w:t>
             </w:r>
           </w:p>
         </w:tc>
@@ -225,2876 +225,29 @@
       </w:tr>
     </w:tbl>
     <w:p/>
-    <w:tbl>
-      <w:tblPr>
-        <w:tblW w:type="auto" w:w="0"/>
-        <w:tblLayout w:type="fixed"/>
-        <w:tblLook w:firstColumn="1" w:firstRow="1" w:lastColumn="0" w:lastRow="0" w:noHBand="0" w:noVBand="1" w:val="04A0"/>
-      </w:tblPr>
-      <w:tblGrid>
-        <w:gridCol w:w="9638"/>
-      </w:tblGrid>
-      <w:tr>
-        <w:tc>
-          <w:tcPr>
-            <w:tcW w:type="dxa" w:w="9638"/>
-            <w:shd w:val="clear" w:color="auto" w:fill="1A4D2E"/>
-          </w:tcPr>
-          <w:p>
-            <w:pPr>
-              <w:spacing w:before="120" w:after="40"/>
-            </w:pPr>
-            <w:r>
-              <w:rPr>
-                <w:b w:val="0"/>
-                <w:color w:val="FFFFFF"/>
-                <w:sz w:val="32"/>
-              </w:rPr>
-              <w:t>Destaques do dia</w:t>
-            </w:r>
-          </w:p>
-          <w:p>
-            <w:pPr>
-              <w:spacing w:after="120"/>
-            </w:pPr>
-            <w:r>
-              <w:rPr>
-                <w:color w:val="A8D8B9"/>
-                <w:sz w:val="18"/>
-              </w:rPr>
-              <w:t>Selecionados por alta relevancia</w:t>
-            </w:r>
-          </w:p>
-        </w:tc>
-      </w:tr>
-    </w:tbl>
-    <w:tbl>
-      <w:tblPr>
-        <w:tblW w:type="auto" w:w="0"/>
-        <w:tblLayout w:type="fixed"/>
-        <w:tblLook w:firstColumn="1" w:firstRow="1" w:lastColumn="0" w:lastRow="0" w:noHBand="0" w:noVBand="1" w:val="04A0"/>
-      </w:tblPr>
-      <w:tblGrid>
-        <w:gridCol w:w="9638"/>
-      </w:tblGrid>
-      <w:tr>
-        <w:tc>
-          <w:tcPr>
-            <w:tcW w:type="dxa" w:w="9638"/>
-            <w:shd w:val="clear" w:color="auto" w:fill="F0F7F2"/>
-          </w:tcPr>
-          <w:p>
-            <w:pPr>
-              <w:spacing w:before="120" w:after="40"/>
-            </w:pPr>
-            <w:r>
-              <w:rPr>
-                <w:b/>
-                <w:color w:val="1A4D2E"/>
-                <w:sz w:val="16"/>
-              </w:rPr>
-              <w:t>BANCO CENTRAL | NORMAS</w:t>
-            </w:r>
-          </w:p>
-          <w:p>
-            <w:pPr>
-              <w:spacing w:after="40"/>
-            </w:pPr>
-            <w:hyperlink r:id="rId9">
-              <w:r>
-                <w:rPr>
-                  <w:color w:val="1A1A1A"/>
-                  <w:u w:val="single"/>
-                  <w:b/>
-                </w:rPr>
-                <w:t>Comunicado n° 45.535, 10/7/2026</w:t>
-              </w:r>
-            </w:hyperlink>
-          </w:p>
-          <w:p>
-            <w:pPr>
-              <w:spacing w:after="120"/>
-            </w:pPr>
-            <w:r>
-              <w:rPr>
-                <w:color w:val="4A4A4A"/>
-                <w:sz w:val="18"/>
-              </w:rPr>
-              <w:t>Divulga a Taxa Básica Financeira (TBF), o Redutor "R" e a Taxa Referencial (TR) relativos a 9 de julho de 2026.</w:t>
-            </w:r>
-          </w:p>
-        </w:tc>
-      </w:tr>
-    </w:tbl>
-    <w:tbl>
-      <w:tblPr>
-        <w:tblW w:type="auto" w:w="0"/>
-        <w:tblLayout w:type="fixed"/>
-        <w:tblLook w:firstColumn="1" w:firstRow="1" w:lastColumn="0" w:lastRow="0" w:noHBand="0" w:noVBand="1" w:val="04A0"/>
-      </w:tblPr>
-      <w:tblGrid>
-        <w:gridCol w:w="9638"/>
-      </w:tblGrid>
-      <w:tr>
-        <w:tc>
-          <w:tcPr>
-            <w:tcW w:type="dxa" w:w="9638"/>
-            <w:shd w:val="clear" w:color="auto" w:fill="F0F7F2"/>
-          </w:tcPr>
-          <w:p>
-            <w:pPr>
-              <w:spacing w:before="120" w:after="40"/>
-            </w:pPr>
-            <w:r>
-              <w:rPr>
-                <w:b/>
-                <w:color w:val="1A4D2E"/>
-                <w:sz w:val="16"/>
-              </w:rPr>
-              <w:t>BANCO CENTRAL | NORMAS</w:t>
-            </w:r>
-          </w:p>
-          <w:p>
-            <w:pPr>
-              <w:spacing w:after="40"/>
-            </w:pPr>
-            <w:hyperlink r:id="rId10">
-              <w:r>
-                <w:rPr>
-                  <w:color w:val="1A1A1A"/>
-                  <w:u w:val="single"/>
-                  <w:b/>
-                </w:rPr>
-                <w:t>Comunicado n° 45.534, 9/7/2026</w:t>
-              </w:r>
-            </w:hyperlink>
-          </w:p>
-          <w:p>
-            <w:pPr>
-              <w:spacing w:after="120"/>
-            </w:pPr>
-            <w:r>
-              <w:rPr>
-                <w:color w:val="4A4A4A"/>
-                <w:sz w:val="18"/>
-              </w:rPr>
-              <w:t>Divulga condições para a realização de operações compromissadas com instituições financeiras participantes do módulo Oferta Pública (Ofpub).</w:t>
-            </w:r>
-          </w:p>
-        </w:tc>
-      </w:tr>
-    </w:tbl>
-    <w:tbl>
-      <w:tblPr>
-        <w:tblW w:type="auto" w:w="0"/>
-        <w:tblLayout w:type="fixed"/>
-        <w:tblLook w:firstColumn="1" w:firstRow="1" w:lastColumn="0" w:lastRow="0" w:noHBand="0" w:noVBand="1" w:val="04A0"/>
-      </w:tblPr>
-      <w:tblGrid>
-        <w:gridCol w:w="9638"/>
-      </w:tblGrid>
-      <w:tr>
-        <w:tc>
-          <w:tcPr>
-            <w:tcW w:type="dxa" w:w="9638"/>
-            <w:shd w:val="clear" w:color="auto" w:fill="F0F7F2"/>
-          </w:tcPr>
-          <w:p>
-            <w:pPr>
-              <w:spacing w:before="120" w:after="40"/>
-            </w:pPr>
-            <w:r>
-              <w:rPr>
-                <w:b/>
-                <w:color w:val="1A4D2E"/>
-                <w:sz w:val="16"/>
-              </w:rPr>
-              <w:t>BANCO CENTRAL | NORMAS</w:t>
-            </w:r>
-          </w:p>
-          <w:p>
-            <w:pPr>
-              <w:spacing w:after="40"/>
-            </w:pPr>
-            <w:hyperlink r:id="rId11">
-              <w:r>
-                <w:rPr>
-                  <w:color w:val="1A1A1A"/>
-                  <w:u w:val="single"/>
-                  <w:b/>
-                </w:rPr>
-                <w:t>Comunicado n° 45.533, 9/7/2026</w:t>
-              </w:r>
-            </w:hyperlink>
-          </w:p>
-          <w:p>
-            <w:pPr>
-              <w:spacing w:after="120"/>
-            </w:pPr>
-            <w:r>
-              <w:rPr>
-                <w:color w:val="4A4A4A"/>
-                <w:sz w:val="18"/>
-              </w:rPr>
-              <w:t>Divulga as condições de oferta pública para a realização de operações de swap para fins de rolagem do vencimento de 03/08/2026.</w:t>
-            </w:r>
-          </w:p>
-        </w:tc>
-      </w:tr>
-    </w:tbl>
-    <w:tbl>
-      <w:tblPr>
-        <w:tblW w:type="auto" w:w="0"/>
-        <w:tblLayout w:type="fixed"/>
-        <w:tblLook w:firstColumn="1" w:firstRow="1" w:lastColumn="0" w:lastRow="0" w:noHBand="0" w:noVBand="1" w:val="04A0"/>
-      </w:tblPr>
-      <w:tblGrid>
-        <w:gridCol w:w="9638"/>
-      </w:tblGrid>
-      <w:tr>
-        <w:tc>
-          <w:tcPr>
-            <w:tcW w:type="dxa" w:w="9638"/>
-            <w:shd w:val="clear" w:color="auto" w:fill="F0F7F2"/>
-          </w:tcPr>
-          <w:p>
-            <w:pPr>
-              <w:spacing w:before="120" w:after="40"/>
-            </w:pPr>
-            <w:r>
-              <w:rPr>
-                <w:b/>
-                <w:color w:val="1A4D2E"/>
-                <w:sz w:val="16"/>
-              </w:rPr>
-              <w:t>BANCO CENTRAL | NORMAS</w:t>
-            </w:r>
-          </w:p>
-          <w:p>
-            <w:pPr>
-              <w:spacing w:after="40"/>
-            </w:pPr>
-            <w:hyperlink r:id="rId12">
-              <w:r>
-                <w:rPr>
-                  <w:color w:val="1A1A1A"/>
-                  <w:u w:val="single"/>
-                  <w:b/>
-                </w:rPr>
-                <w:t>Instrução Normativa BCB n° 761, 9/7/2026</w:t>
-              </w:r>
-            </w:hyperlink>
-          </w:p>
-          <w:p>
-            <w:pPr>
-              <w:spacing w:after="120"/>
-            </w:pPr>
-            <w:r>
-              <w:rPr>
-                <w:color w:val="4A4A4A"/>
-                <w:sz w:val="18"/>
-              </w:rPr>
-              <w:t>Divulga orientações sobre medidas reforçadas para instituições financeiras em operações com países com deficiências nas recomendações do Gafi.</w:t>
-            </w:r>
-          </w:p>
-        </w:tc>
-      </w:tr>
-    </w:tbl>
-    <w:tbl>
-      <w:tblPr>
-        <w:tblW w:type="auto" w:w="0"/>
-        <w:tblLayout w:type="fixed"/>
-        <w:tblLook w:firstColumn="1" w:firstRow="1" w:lastColumn="0" w:lastRow="0" w:noHBand="0" w:noVBand="1" w:val="04A0"/>
-      </w:tblPr>
-      <w:tblGrid>
-        <w:gridCol w:w="9638"/>
-      </w:tblGrid>
-      <w:tr>
-        <w:tc>
-          <w:tcPr>
-            <w:tcW w:type="dxa" w:w="9638"/>
-            <w:shd w:val="clear" w:color="auto" w:fill="F0F7F2"/>
-          </w:tcPr>
-          <w:p>
-            <w:pPr>
-              <w:spacing w:before="120" w:after="40"/>
-            </w:pPr>
-            <w:r>
-              <w:rPr>
-                <w:b/>
-                <w:color w:val="1A4D2E"/>
-                <w:sz w:val="16"/>
-              </w:rPr>
-              <w:t>MME | NOTÍCIAS</w:t>
-            </w:r>
-          </w:p>
-          <w:p>
-            <w:pPr>
-              <w:spacing w:after="40"/>
-            </w:pPr>
-            <w:hyperlink r:id="rId13">
-              <w:r>
-                <w:rPr>
-                  <w:color w:val="1A1A1A"/>
-                  <w:u w:val="single"/>
-                  <w:b/>
-                </w:rPr>
-                <w:t>Resolução do CMSE estabelece novas diretrizes para despacho de geração térmica</w:t>
-              </w:r>
-            </w:hyperlink>
-          </w:p>
-          <w:p>
-            <w:pPr>
-              <w:spacing w:after="120"/>
-            </w:pPr>
-            <w:r>
-              <w:rPr>
-                <w:color w:val="4A4A4A"/>
-                <w:sz w:val="18"/>
-              </w:rPr>
-              <w:t>Resolução do Comitê de Monitoramento do Setor Elétrico (CMSE) publicada no DOU estabelece novas diretrizes para despacho de geração térmica.</w:t>
-            </w:r>
-          </w:p>
-        </w:tc>
-      </w:tr>
-    </w:tbl>
-    <w:p/>
-    <w:tbl>
-      <w:tblPr>
-        <w:tblW w:type="auto" w:w="0"/>
-        <w:tblLayout w:type="fixed"/>
-        <w:tblLook w:firstColumn="1" w:firstRow="1" w:lastColumn="0" w:lastRow="0" w:noHBand="0" w:noVBand="1" w:val="04A0"/>
-      </w:tblPr>
-      <w:tblGrid>
-        <w:gridCol w:w="9638"/>
-      </w:tblGrid>
-      <w:tr>
-        <w:tc>
-          <w:tcPr>
-            <w:tcW w:type="dxa" w:w="9638"/>
-            <w:shd w:val="clear" w:color="auto" w:fill="1A4D2E"/>
-          </w:tcPr>
-          <w:p>
-            <w:pPr>
-              <w:spacing w:before="120" w:after="40"/>
-            </w:pPr>
-            <w:r>
-              <w:rPr>
-                <w:b w:val="0"/>
-                <w:color w:val="FFFFFF"/>
-                <w:sz w:val="32"/>
-              </w:rPr>
-              <w:t>Financeiro e Mercado de Capitais</w:t>
-            </w:r>
-          </w:p>
-        </w:tc>
-      </w:tr>
-    </w:tbl>
     <w:p>
       <w:pPr>
-        <w:spacing w:before="240" w:after="80"/>
+        <w:jc w:val="center"/>
       </w:pPr>
       <w:r>
         <w:rPr>
-          <w:b/>
-          <w:color w:val="1A4D2E"/>
-          <w:sz w:val="20"/>
+          <w:color w:val="888888"/>
+          <w:sz w:val="24"/>
         </w:rPr>
-        <w:t>BANCO CENTRAL | NORMAS</w:t>
+        <w:t>Nao ha itens para este boletim na janela temporal atual.</w:t>
       </w:r>
     </w:p>
     <w:p>
       <w:pPr>
-        <w:spacing w:before="0" w:after="40"/>
-        <w:pBdr>
-          <w:bottom w:val="single" w:sz="8" w:space="1" w:color="1A4D2E"/>
-        </w:pBdr>
-      </w:pPr>
-    </w:p>
-    <w:p>
-      <w:pPr>
-        <w:spacing w:before="160" w:after="40"/>
-      </w:pPr>
-      <w:r>
-        <w:rPr>
-          <w:b/>
-          <w:color w:val="1A1A1A"/>
-          <w:sz w:val="22"/>
-        </w:rPr>
-        <w:t xml:space="preserve">Comunicado n° 45.538, 10/7/2026   </w:t>
-      </w:r>
-      <w:r>
-        <w:rPr>
-          <w:b/>
-          <w:color w:val="D68910"/>
-          <w:sz w:val="16"/>
-        </w:rPr>
-        <w:t>[MÉDIA]</w:t>
-      </w:r>
-    </w:p>
-    <w:p>
-      <w:pPr>
-        <w:spacing w:after="40"/>
-      </w:pPr>
-      <w:r>
-        <w:rPr>
-          <w:color w:val="4A4A4A"/>
-          <w:sz w:val="20"/>
-        </w:rPr>
-        <w:t>Divulga nome de pessoas com interesse em exercer o controle de Instituição de Pagamento.</w:t>
-      </w:r>
-    </w:p>
-    <w:p>
-      <w:pPr>
-        <w:spacing w:after="40"/>
-      </w:pPr>
-      <w:r>
-        <w:rPr>
-          <w:b/>
-          <w:color w:val="888888"/>
-          <w:sz w:val="18"/>
-        </w:rPr>
-        <w:t xml:space="preserve">Publicado: </w:t>
-      </w:r>
-      <w:r>
-        <w:rPr>
-          <w:color w:val="888888"/>
-          <w:sz w:val="18"/>
-        </w:rPr>
-        <w:t xml:space="preserve">2026-07-10T09:42   </w:t>
-      </w:r>
-      <w:hyperlink r:id="rId14">
-        <w:r>
-          <w:rPr>
-            <w:color w:val="1A4D2E"/>
-            <w:u w:val="single"/>
-            <w:b/>
-          </w:rPr>
-          <w:t>Acessar materia</w:t>
-        </w:r>
-      </w:hyperlink>
-    </w:p>
-    <w:p>
-      <w:pPr>
-        <w:spacing w:after="120"/>
+        <w:jc w:val="center"/>
       </w:pPr>
       <w:r>
         <w:rPr>
           <w:i/>
           <w:color w:val="888888"/>
-          <w:sz w:val="16"/>
-        </w:rPr>
-        <w:t>Divulgação de nomes de interessados em controle de Instituição de Pagamento, relevante para o mercado financeiro.</w:t>
-      </w:r>
-    </w:p>
-    <w:p>
-      <w:pPr>
-        <w:spacing w:before="160" w:after="40"/>
-      </w:pPr>
-      <w:r>
-        <w:rPr>
-          <w:b/>
-          <w:color w:val="1A1A1A"/>
-          <w:sz w:val="22"/>
-        </w:rPr>
-        <w:t xml:space="preserve">Comunicado n° 45.537, 10/7/2026   </w:t>
-      </w:r>
-      <w:r>
-        <w:rPr>
-          <w:b/>
-          <w:color w:val="D68910"/>
-          <w:sz w:val="16"/>
-        </w:rPr>
-        <w:t>[MÉDIA]</w:t>
-      </w:r>
-    </w:p>
-    <w:p>
-      <w:pPr>
-        <w:spacing w:after="40"/>
-      </w:pPr>
-      <w:r>
-        <w:rPr>
-          <w:color w:val="4A4A4A"/>
           <w:sz w:val="20"/>
         </w:rPr>
-        <w:t>Divulga nome de pessoas com interesse em exercer o controle de Instituição de Pagamento.</w:t>
-      </w:r>
-    </w:p>
-    <w:p>
-      <w:pPr>
-        <w:spacing w:after="40"/>
-      </w:pPr>
-      <w:r>
-        <w:rPr>
-          <w:b/>
-          <w:color w:val="888888"/>
-          <w:sz w:val="18"/>
-        </w:rPr>
-        <w:t xml:space="preserve">Publicado: </w:t>
-      </w:r>
-      <w:r>
-        <w:rPr>
-          <w:color w:val="888888"/>
-          <w:sz w:val="18"/>
-        </w:rPr>
-        <w:t xml:space="preserve">2026-07-10T09:39   </w:t>
-      </w:r>
-      <w:hyperlink r:id="rId15">
-        <w:r>
-          <w:rPr>
-            <w:color w:val="1A4D2E"/>
-            <w:u w:val="single"/>
-            <w:b/>
-          </w:rPr>
-          <w:t>Acessar materia</w:t>
-        </w:r>
-      </w:hyperlink>
-    </w:p>
-    <w:p>
-      <w:pPr>
-        <w:spacing w:after="120"/>
-      </w:pPr>
-      <w:r>
-        <w:rPr>
-          <w:i/>
-          <w:color w:val="888888"/>
-          <w:sz w:val="16"/>
-        </w:rPr>
-        <w:t>Divulgação de nomes de interessados em controle de Instituição de Pagamento, relevante para o mercado financeiro.</w:t>
-      </w:r>
-    </w:p>
-    <w:p>
-      <w:pPr>
-        <w:spacing w:before="160" w:after="40"/>
-      </w:pPr>
-      <w:r>
-        <w:rPr>
-          <w:b/>
-          <w:color w:val="1A1A1A"/>
-          <w:sz w:val="22"/>
-        </w:rPr>
-        <w:t xml:space="preserve">Comunicado n° 45.536, 10/7/2026   </w:t>
-      </w:r>
-      <w:r>
-        <w:rPr>
-          <w:b/>
-          <w:color w:val="D68910"/>
-          <w:sz w:val="16"/>
-        </w:rPr>
-        <w:t>[MÉDIA]</w:t>
-      </w:r>
-    </w:p>
-    <w:p>
-      <w:pPr>
-        <w:spacing w:after="40"/>
-      </w:pPr>
-      <w:r>
-        <w:rPr>
-          <w:color w:val="4A4A4A"/>
-          <w:sz w:val="20"/>
-        </w:rPr>
-        <w:t>Divulga nomes de pessoas eleitas ou nomeadas para cargos de administração em instituições autorizadas a funcionar, para fins de objeções.</w:t>
-      </w:r>
-    </w:p>
-    <w:p>
-      <w:pPr>
-        <w:spacing w:after="40"/>
-      </w:pPr>
-      <w:r>
-        <w:rPr>
-          <w:b/>
-          <w:color w:val="888888"/>
-          <w:sz w:val="18"/>
-        </w:rPr>
-        <w:t xml:space="preserve">Publicado: </w:t>
-      </w:r>
-      <w:r>
-        <w:rPr>
-          <w:color w:val="888888"/>
-          <w:sz w:val="18"/>
-        </w:rPr>
-        <w:t xml:space="preserve">2026-07-10T09:34   </w:t>
-      </w:r>
-      <w:hyperlink r:id="rId16">
-        <w:r>
-          <w:rPr>
-            <w:color w:val="1A4D2E"/>
-            <w:u w:val="single"/>
-            <w:b/>
-          </w:rPr>
-          <w:t>Acessar materia</w:t>
-        </w:r>
-      </w:hyperlink>
-    </w:p>
-    <w:p>
-      <w:pPr>
-        <w:spacing w:after="120"/>
-      </w:pPr>
-      <w:r>
-        <w:rPr>
-          <w:i/>
-          <w:color w:val="888888"/>
-          <w:sz w:val="16"/>
-        </w:rPr>
-        <w:t>Divulgação de nomes para cargos de administração em instituições financeiras, relevante para o setor regulado.</w:t>
-      </w:r>
-    </w:p>
-    <w:p>
-      <w:pPr>
-        <w:spacing w:before="160" w:after="40"/>
-      </w:pPr>
-      <w:r>
-        <w:rPr>
-          <w:b/>
-          <w:color w:val="1A1A1A"/>
-          <w:sz w:val="22"/>
-        </w:rPr>
-        <w:t xml:space="preserve">Comunicado n° 45.535, 10/7/2026   </w:t>
-      </w:r>
-      <w:r>
-        <w:rPr>
-          <w:b/>
-          <w:color w:val="C0392B"/>
-          <w:sz w:val="16"/>
-        </w:rPr>
-        <w:t>[ALTA]</w:t>
-      </w:r>
-    </w:p>
-    <w:p>
-      <w:pPr>
-        <w:spacing w:after="40"/>
-      </w:pPr>
-      <w:r>
-        <w:rPr>
-          <w:color w:val="4A4A4A"/>
-          <w:sz w:val="20"/>
-        </w:rPr>
-        <w:t>Divulga a Taxa Básica Financeira (TBF), o Redutor "R" e a Taxa Referencial (TR) relativos a 9 de julho de 2026.</w:t>
-      </w:r>
-    </w:p>
-    <w:p>
-      <w:pPr>
-        <w:spacing w:after="40"/>
-      </w:pPr>
-      <w:r>
-        <w:rPr>
-          <w:b/>
-          <w:color w:val="888888"/>
-          <w:sz w:val="18"/>
-        </w:rPr>
-        <w:t xml:space="preserve">Publicado: </w:t>
-      </w:r>
-      <w:r>
-        <w:rPr>
-          <w:color w:val="888888"/>
-          <w:sz w:val="18"/>
-        </w:rPr>
-        <w:t xml:space="preserve">2026-07-10T09:06   </w:t>
-      </w:r>
-      <w:hyperlink r:id="rId9">
-        <w:r>
-          <w:rPr>
-            <w:color w:val="1A4D2E"/>
-            <w:u w:val="single"/>
-            <w:b/>
-          </w:rPr>
-          <w:t>Acessar materia</w:t>
-        </w:r>
-      </w:hyperlink>
-    </w:p>
-    <w:p>
-      <w:pPr>
-        <w:spacing w:after="120"/>
-      </w:pPr>
-      <w:r>
-        <w:rPr>
-          <w:i/>
-          <w:color w:val="888888"/>
-          <w:sz w:val="16"/>
-        </w:rPr>
-        <w:t>Divulgação de taxas de referência importantes para o mercado financeiro.</w:t>
-      </w:r>
-    </w:p>
-    <w:p>
-      <w:pPr>
-        <w:spacing w:before="160" w:after="40"/>
-      </w:pPr>
-      <w:r>
-        <w:rPr>
-          <w:b/>
-          <w:color w:val="1A1A1A"/>
-          <w:sz w:val="22"/>
-        </w:rPr>
-        <w:t xml:space="preserve">Comunicado n° 45.534, 9/7/2026   </w:t>
-      </w:r>
-      <w:r>
-        <w:rPr>
-          <w:b/>
-          <w:color w:val="C0392B"/>
-          <w:sz w:val="16"/>
-        </w:rPr>
-        <w:t>[ALTA]</w:t>
-      </w:r>
-    </w:p>
-    <w:p>
-      <w:pPr>
-        <w:spacing w:after="40"/>
-      </w:pPr>
-      <w:r>
-        <w:rPr>
-          <w:color w:val="4A4A4A"/>
-          <w:sz w:val="20"/>
-        </w:rPr>
-        <w:t>Divulga condições para a realização de operações compromissadas com instituições financeiras participantes do módulo Oferta Pública (Ofpub).</w:t>
-      </w:r>
-    </w:p>
-    <w:p>
-      <w:pPr>
-        <w:spacing w:after="40"/>
-      </w:pPr>
-      <w:r>
-        <w:rPr>
-          <w:b/>
-          <w:color w:val="888888"/>
-          <w:sz w:val="18"/>
-        </w:rPr>
-        <w:t xml:space="preserve">Publicado: </w:t>
-      </w:r>
-      <w:r>
-        <w:rPr>
-          <w:color w:val="888888"/>
-          <w:sz w:val="18"/>
-        </w:rPr>
-        <w:t xml:space="preserve">2026-07-09T18:31   </w:t>
-      </w:r>
-      <w:hyperlink r:id="rId10">
-        <w:r>
-          <w:rPr>
-            <w:color w:val="1A4D2E"/>
-            <w:u w:val="single"/>
-            <w:b/>
-          </w:rPr>
-          <w:t>Acessar materia</w:t>
-        </w:r>
-      </w:hyperlink>
-    </w:p>
-    <w:p>
-      <w:pPr>
-        <w:spacing w:after="120"/>
-      </w:pPr>
-      <w:r>
-        <w:rPr>
-          <w:i/>
-          <w:color w:val="888888"/>
-          <w:sz w:val="16"/>
-        </w:rPr>
-        <w:t>Estabelece condições para operações financeiras, com impacto direto em instituições do mercado.</w:t>
-      </w:r>
-    </w:p>
-    <w:p>
-      <w:pPr>
-        <w:spacing w:before="160" w:after="40"/>
-      </w:pPr>
-      <w:r>
-        <w:rPr>
-          <w:b/>
-          <w:color w:val="1A1A1A"/>
-          <w:sz w:val="22"/>
-        </w:rPr>
-        <w:t xml:space="preserve">Comunicado n° 45.533, 9/7/2026   </w:t>
-      </w:r>
-      <w:r>
-        <w:rPr>
-          <w:b/>
-          <w:color w:val="C0392B"/>
-          <w:sz w:val="16"/>
-        </w:rPr>
-        <w:t>[ALTA]</w:t>
-      </w:r>
-    </w:p>
-    <w:p>
-      <w:pPr>
-        <w:spacing w:after="40"/>
-      </w:pPr>
-      <w:r>
-        <w:rPr>
-          <w:color w:val="4A4A4A"/>
-          <w:sz w:val="20"/>
-        </w:rPr>
-        <w:t>Divulga as condições de oferta pública para a realização de operações de swap para fins de rolagem do vencimento de 03/08/2026.</w:t>
-      </w:r>
-    </w:p>
-    <w:p>
-      <w:pPr>
-        <w:spacing w:after="40"/>
-      </w:pPr>
-      <w:r>
-        <w:rPr>
-          <w:b/>
-          <w:color w:val="888888"/>
-          <w:sz w:val="18"/>
-        </w:rPr>
-        <w:t xml:space="preserve">Publicado: </w:t>
-      </w:r>
-      <w:r>
-        <w:rPr>
-          <w:color w:val="888888"/>
-          <w:sz w:val="18"/>
-        </w:rPr>
-        <w:t xml:space="preserve">2026-07-09T18:30   </w:t>
-      </w:r>
-      <w:hyperlink r:id="rId11">
-        <w:r>
-          <w:rPr>
-            <w:color w:val="1A4D2E"/>
-            <w:u w:val="single"/>
-            <w:b/>
-          </w:rPr>
-          <w:t>Acessar materia</w:t>
-        </w:r>
-      </w:hyperlink>
-    </w:p>
-    <w:p>
-      <w:pPr>
-        <w:spacing w:after="120"/>
-      </w:pPr>
-      <w:r>
-        <w:rPr>
-          <w:i/>
-          <w:color w:val="888888"/>
-          <w:sz w:val="16"/>
-        </w:rPr>
-        <w:t>Define condições para operações de swap, impactando o mercado de câmbio e derivativos.</w:t>
-      </w:r>
-    </w:p>
-    <w:p>
-      <w:pPr>
-        <w:spacing w:before="160" w:after="40"/>
-      </w:pPr>
-      <w:r>
-        <w:rPr>
-          <w:b/>
-          <w:color w:val="1A1A1A"/>
-          <w:sz w:val="22"/>
-        </w:rPr>
-        <w:t xml:space="preserve">Instrução Normativa BCB n° 761, 9/7/2026   </w:t>
-      </w:r>
-      <w:r>
-        <w:rPr>
-          <w:b/>
-          <w:color w:val="C0392B"/>
-          <w:sz w:val="16"/>
-        </w:rPr>
-        <w:t>[ALTA]</w:t>
-      </w:r>
-    </w:p>
-    <w:p>
-      <w:pPr>
-        <w:spacing w:after="40"/>
-      </w:pPr>
-      <w:r>
-        <w:rPr>
-          <w:color w:val="4A4A4A"/>
-          <w:sz w:val="20"/>
-        </w:rPr>
-        <w:t>Divulga orientações sobre medidas reforçadas para instituições financeiras em operações com países com deficiências nas recomendações do Gafi.</w:t>
-      </w:r>
-    </w:p>
-    <w:p>
-      <w:pPr>
-        <w:spacing w:after="40"/>
-      </w:pPr>
-      <w:r>
-        <w:rPr>
-          <w:b/>
-          <w:color w:val="888888"/>
-          <w:sz w:val="18"/>
-        </w:rPr>
-        <w:t xml:space="preserve">Publicado: </w:t>
-      </w:r>
-      <w:r>
-        <w:rPr>
-          <w:color w:val="888888"/>
-          <w:sz w:val="18"/>
-        </w:rPr>
-        <w:t xml:space="preserve">2026-07-09T16:33   </w:t>
-      </w:r>
-      <w:hyperlink r:id="rId12">
-        <w:r>
-          <w:rPr>
-            <w:color w:val="1A4D2E"/>
-            <w:u w:val="single"/>
-            <w:b/>
-          </w:rPr>
-          <w:t>Acessar materia</w:t>
-        </w:r>
-      </w:hyperlink>
-    </w:p>
-    <w:p>
-      <w:pPr>
-        <w:spacing w:after="120"/>
-      </w:pPr>
-      <w:r>
-        <w:rPr>
-          <w:i/>
-          <w:color w:val="888888"/>
-          <w:sz w:val="16"/>
-        </w:rPr>
-        <w:t>Instrução normativa com impacto regulatório direto sobre compliance e prevenção à lavagem de dinheiro para instituições financeiras.</w:t>
-      </w:r>
-    </w:p>
-    <w:p>
-      <w:pPr>
-        <w:spacing w:before="160" w:after="40"/>
-      </w:pPr>
-      <w:r>
-        <w:rPr>
-          <w:b/>
-          <w:color w:val="1A1A1A"/>
-          <w:sz w:val="22"/>
-        </w:rPr>
-        <w:t xml:space="preserve">Instrução Normativa BCB n° 760, 9/7/2026   </w:t>
-      </w:r>
-      <w:r>
-        <w:rPr>
-          <w:b/>
-          <w:color w:val="D68910"/>
-          <w:sz w:val="16"/>
-        </w:rPr>
-        <w:t>[MÉDIA]</w:t>
-      </w:r>
-    </w:p>
-    <w:p>
-      <w:pPr>
-        <w:spacing w:after="40"/>
-      </w:pPr>
-      <w:r>
-        <w:rPr>
-          <w:color w:val="4A4A4A"/>
-          <w:sz w:val="20"/>
-        </w:rPr>
-        <w:t>Divulga a versão 9.0 do Manual de Experiência do Cliente no Open Finance.</w:t>
-      </w:r>
-    </w:p>
-    <w:p>
-      <w:pPr>
-        <w:spacing w:after="40"/>
-      </w:pPr>
-      <w:r>
-        <w:rPr>
-          <w:b/>
-          <w:color w:val="888888"/>
-          <w:sz w:val="18"/>
-        </w:rPr>
-        <w:t xml:space="preserve">Publicado: </w:t>
-      </w:r>
-      <w:r>
-        <w:rPr>
-          <w:color w:val="888888"/>
-          <w:sz w:val="18"/>
-        </w:rPr>
-        <w:t xml:space="preserve">2026-07-09T13:46   </w:t>
-      </w:r>
-      <w:hyperlink r:id="rId17">
-        <w:r>
-          <w:rPr>
-            <w:color w:val="1A4D2E"/>
-            <w:u w:val="single"/>
-            <w:b/>
-          </w:rPr>
-          <w:t>Acessar materia</w:t>
-        </w:r>
-      </w:hyperlink>
-    </w:p>
-    <w:p>
-      <w:pPr>
-        <w:spacing w:after="120"/>
-      </w:pPr>
-      <w:r>
-        <w:rPr>
-          <w:i/>
-          <w:color w:val="888888"/>
-          <w:sz w:val="16"/>
-        </w:rPr>
-        <w:t>Atualização de manual técnico do Open Finance, com impacto operacional para as instituições.</w:t>
-      </w:r>
-    </w:p>
-    <w:p>
-      <w:pPr>
-        <w:spacing w:before="160" w:after="40"/>
-      </w:pPr>
-      <w:r>
-        <w:rPr>
-          <w:b/>
-          <w:color w:val="1A1A1A"/>
-          <w:sz w:val="22"/>
-        </w:rPr>
-        <w:t xml:space="preserve">Instrução Normativa BCB n° 759, 9/7/2026   </w:t>
-      </w:r>
-      <w:r>
-        <w:rPr>
-          <w:b/>
-          <w:color w:val="D68910"/>
-          <w:sz w:val="16"/>
-        </w:rPr>
-        <w:t>[MÉDIA]</w:t>
-      </w:r>
-    </w:p>
-    <w:p>
-      <w:pPr>
-        <w:spacing w:after="40"/>
-      </w:pPr>
-      <w:r>
-        <w:rPr>
-          <w:color w:val="4A4A4A"/>
-          <w:sz w:val="20"/>
-        </w:rPr>
-        <w:t>Divulga a versão 8.0 do Manual de Escopo de Dados e Serviços do Open Finance.</w:t>
-      </w:r>
-    </w:p>
-    <w:p>
-      <w:pPr>
-        <w:spacing w:after="40"/>
-      </w:pPr>
-      <w:r>
-        <w:rPr>
-          <w:b/>
-          <w:color w:val="888888"/>
-          <w:sz w:val="18"/>
-        </w:rPr>
-        <w:t xml:space="preserve">Publicado: </w:t>
-      </w:r>
-      <w:r>
-        <w:rPr>
-          <w:color w:val="888888"/>
-          <w:sz w:val="18"/>
-        </w:rPr>
-        <w:t xml:space="preserve">2026-07-09T13:26   </w:t>
-      </w:r>
-      <w:hyperlink r:id="rId18">
-        <w:r>
-          <w:rPr>
-            <w:color w:val="1A4D2E"/>
-            <w:u w:val="single"/>
-            <w:b/>
-          </w:rPr>
-          <w:t>Acessar materia</w:t>
-        </w:r>
-      </w:hyperlink>
-    </w:p>
-    <w:p>
-      <w:pPr>
-        <w:spacing w:after="120"/>
-      </w:pPr>
-      <w:r>
-        <w:rPr>
-          <w:i/>
-          <w:color w:val="888888"/>
-          <w:sz w:val="16"/>
-        </w:rPr>
-        <w:t>Atualização de manual técnico do Open Finance, com impacto operacional para as instituições.</w:t>
-      </w:r>
-    </w:p>
-    <w:p>
-      <w:pPr>
-        <w:spacing w:before="160" w:after="40"/>
-      </w:pPr>
-      <w:r>
-        <w:rPr>
-          <w:b/>
-          <w:color w:val="1A1A1A"/>
-          <w:sz w:val="22"/>
-        </w:rPr>
-        <w:t xml:space="preserve">Comunicado n° 45.532, 9/7/2026   </w:t>
-      </w:r>
-      <w:r>
-        <w:rPr>
-          <w:b/>
-          <w:color w:val="D68910"/>
-          <w:sz w:val="16"/>
-        </w:rPr>
-        <w:t>[MÉDIA]</w:t>
-      </w:r>
-    </w:p>
-    <w:p>
-      <w:pPr>
-        <w:spacing w:after="40"/>
-      </w:pPr>
-      <w:r>
-        <w:rPr>
-          <w:color w:val="4A4A4A"/>
-          <w:sz w:val="20"/>
-        </w:rPr>
-        <w:t>Divulga o resultado de leilões de swap.</w:t>
-      </w:r>
-    </w:p>
-    <w:p>
-      <w:pPr>
-        <w:spacing w:after="40"/>
-      </w:pPr>
-      <w:r>
-        <w:rPr>
-          <w:b/>
-          <w:color w:val="888888"/>
-          <w:sz w:val="18"/>
-        </w:rPr>
-        <w:t xml:space="preserve">Publicado: </w:t>
-      </w:r>
-      <w:r>
-        <w:rPr>
-          <w:color w:val="888888"/>
-          <w:sz w:val="18"/>
-        </w:rPr>
-        <w:t xml:space="preserve">2026-07-09T11:44   </w:t>
-      </w:r>
-      <w:hyperlink r:id="rId19">
-        <w:r>
-          <w:rPr>
-            <w:color w:val="1A4D2E"/>
-            <w:u w:val="single"/>
-            <w:b/>
-          </w:rPr>
-          <w:t>Acessar materia</w:t>
-        </w:r>
-      </w:hyperlink>
-    </w:p>
-    <w:p>
-      <w:pPr>
-        <w:spacing w:after="120"/>
-      </w:pPr>
-      <w:r>
-        <w:rPr>
-          <w:i/>
-          <w:color w:val="888888"/>
-          <w:sz w:val="16"/>
-        </w:rPr>
-        <w:t>Informação sobre o resultado de leilões de swap, relevante para o mercado financeiro.</w:t>
-      </w:r>
-    </w:p>
-    <w:p>
-      <w:pPr>
-        <w:spacing w:before="160" w:after="40"/>
-      </w:pPr>
-      <w:r>
-        <w:rPr>
-          <w:b/>
-          <w:color w:val="1A1A1A"/>
-          <w:sz w:val="22"/>
-        </w:rPr>
-        <w:t xml:space="preserve">Comunicado n° 45.531, 9/7/2026   </w:t>
-      </w:r>
-      <w:r>
-        <w:rPr>
-          <w:b/>
-          <w:color w:val="D68910"/>
-          <w:sz w:val="16"/>
-        </w:rPr>
-        <w:t>[MÉDIA]</w:t>
-      </w:r>
-    </w:p>
-    <w:p>
-      <w:pPr>
-        <w:spacing w:after="40"/>
-      </w:pPr>
-      <w:r>
-        <w:rPr>
-          <w:color w:val="4A4A4A"/>
-          <w:sz w:val="20"/>
-        </w:rPr>
-        <w:t>Divulga a realização de leilão de Swap Cambial Tradicional para fins de rolagem.</w:t>
-      </w:r>
-    </w:p>
-    <w:p>
-      <w:pPr>
-        <w:spacing w:after="40"/>
-      </w:pPr>
-      <w:r>
-        <w:rPr>
-          <w:b/>
-          <w:color w:val="888888"/>
-          <w:sz w:val="18"/>
-        </w:rPr>
-        <w:t xml:space="preserve">Publicado: </w:t>
-      </w:r>
-      <w:r>
-        <w:rPr>
-          <w:color w:val="888888"/>
-          <w:sz w:val="18"/>
-        </w:rPr>
-        <w:t xml:space="preserve">2026-07-09T11:30   </w:t>
-      </w:r>
-      <w:hyperlink r:id="rId20">
-        <w:r>
-          <w:rPr>
-            <w:color w:val="1A4D2E"/>
-            <w:u w:val="single"/>
-            <w:b/>
-          </w:rPr>
-          <w:t>Acessar materia</w:t>
-        </w:r>
-      </w:hyperlink>
-    </w:p>
-    <w:p>
-      <w:pPr>
-        <w:spacing w:after="120"/>
-      </w:pPr>
-      <w:r>
-        <w:rPr>
-          <w:i/>
-          <w:color w:val="888888"/>
-          <w:sz w:val="16"/>
-        </w:rPr>
-        <w:t>Anúncio de leilão de swap cambial, relevante para o mercado financeiro.</w:t>
-      </w:r>
-    </w:p>
-    <w:p>
-      <w:pPr>
-        <w:spacing w:before="160" w:after="40"/>
-      </w:pPr>
-      <w:r>
-        <w:rPr>
-          <w:b/>
-          <w:color w:val="1A1A1A"/>
-          <w:sz w:val="22"/>
-        </w:rPr>
-        <w:t xml:space="preserve">Comunicado n° 45.530, 9/7/2026   </w:t>
-      </w:r>
-      <w:r>
-        <w:rPr>
-          <w:b/>
-          <w:color w:val="D68910"/>
-          <w:sz w:val="16"/>
-        </w:rPr>
-        <w:t>[MÉDIA]</w:t>
-      </w:r>
-    </w:p>
-    <w:p>
-      <w:pPr>
-        <w:spacing w:after="40"/>
-      </w:pPr>
-      <w:r>
-        <w:rPr>
-          <w:color w:val="4A4A4A"/>
-          <w:sz w:val="20"/>
-        </w:rPr>
-        <w:t>Divulga a realização de leilão de Swap Cambial Tradicional para fins de rolagem.</w:t>
-      </w:r>
-    </w:p>
-    <w:p>
-      <w:pPr>
-        <w:spacing w:after="40"/>
-      </w:pPr>
-      <w:r>
-        <w:rPr>
-          <w:b/>
-          <w:color w:val="888888"/>
-          <w:sz w:val="18"/>
-        </w:rPr>
-        <w:t xml:space="preserve">Publicado: </w:t>
-      </w:r>
-      <w:r>
-        <w:rPr>
-          <w:color w:val="888888"/>
-          <w:sz w:val="18"/>
-        </w:rPr>
-        <w:t xml:space="preserve">2026-07-09T11:30   </w:t>
-      </w:r>
-      <w:hyperlink r:id="rId21">
-        <w:r>
-          <w:rPr>
-            <w:color w:val="1A4D2E"/>
-            <w:u w:val="single"/>
-            <w:b/>
-          </w:rPr>
-          <w:t>Acessar materia</w:t>
-        </w:r>
-      </w:hyperlink>
-    </w:p>
-    <w:p>
-      <w:pPr>
-        <w:spacing w:after="120"/>
-      </w:pPr>
-      <w:r>
-        <w:rPr>
-          <w:i/>
-          <w:color w:val="888888"/>
-          <w:sz w:val="16"/>
-        </w:rPr>
-        <w:t>Anúncio de leilão de swap cambial, relevante para o mercado financeiro.</w:t>
-      </w:r>
-    </w:p>
-    <w:p>
-      <w:pPr>
-        <w:spacing w:before="160" w:after="40"/>
-      </w:pPr>
-      <w:r>
-        <w:rPr>
-          <w:b/>
-          <w:color w:val="1A1A1A"/>
-          <w:sz w:val="22"/>
-        </w:rPr>
-        <w:t xml:space="preserve">Comunicado n° 45.529, 9/7/2026   </w:t>
-      </w:r>
-      <w:r>
-        <w:rPr>
-          <w:b/>
-          <w:color w:val="D68910"/>
-          <w:sz w:val="16"/>
-        </w:rPr>
-        <w:t>[MÉDIA]</w:t>
-      </w:r>
-    </w:p>
-    <w:p>
-      <w:pPr>
-        <w:spacing w:after="40"/>
-      </w:pPr>
-      <w:r>
-        <w:rPr>
-          <w:color w:val="4A4A4A"/>
-          <w:sz w:val="20"/>
-        </w:rPr>
-        <w:t>Divulga nome de pessoa com interesse em participar do controle de Instituição de Pagamento.</w:t>
-      </w:r>
-    </w:p>
-    <w:p>
-      <w:pPr>
-        <w:spacing w:after="40"/>
-      </w:pPr>
-      <w:r>
-        <w:rPr>
-          <w:b/>
-          <w:color w:val="888888"/>
-          <w:sz w:val="18"/>
-        </w:rPr>
-        <w:t xml:space="preserve">Publicado: </w:t>
-      </w:r>
-      <w:r>
-        <w:rPr>
-          <w:color w:val="888888"/>
-          <w:sz w:val="18"/>
-        </w:rPr>
-        <w:t xml:space="preserve">2026-07-09T10:21   </w:t>
-      </w:r>
-      <w:hyperlink r:id="rId22">
-        <w:r>
-          <w:rPr>
-            <w:color w:val="1A4D2E"/>
-            <w:u w:val="single"/>
-            <w:b/>
-          </w:rPr>
-          <w:t>Acessar materia</w:t>
-        </w:r>
-      </w:hyperlink>
-    </w:p>
-    <w:p>
-      <w:pPr>
-        <w:spacing w:after="120"/>
-      </w:pPr>
-      <w:r>
-        <w:rPr>
-          <w:i/>
-          <w:color w:val="888888"/>
-          <w:sz w:val="16"/>
-        </w:rPr>
-        <w:t>Divulgação de nome de interessado em controle de Instituição de Pagamento, relevante para o mercado financeiro.</w:t>
-      </w:r>
-    </w:p>
-    <w:p>
-      <w:pPr>
-        <w:spacing w:before="160" w:after="40"/>
-      </w:pPr>
-      <w:r>
-        <w:rPr>
-          <w:b/>
-          <w:color w:val="1A1A1A"/>
-          <w:sz w:val="22"/>
-        </w:rPr>
-        <w:t xml:space="preserve">Comunicado n° 45.528, 9/7/2026   </w:t>
-      </w:r>
-      <w:r>
-        <w:rPr>
-          <w:b/>
-          <w:color w:val="D68910"/>
-          <w:sz w:val="16"/>
-        </w:rPr>
-        <w:t>[MÉDIA]</w:t>
-      </w:r>
-    </w:p>
-    <w:p>
-      <w:pPr>
-        <w:spacing w:after="40"/>
-      </w:pPr>
-      <w:r>
-        <w:rPr>
-          <w:color w:val="4A4A4A"/>
-          <w:sz w:val="20"/>
-        </w:rPr>
-        <w:t>Divulga, para fins de recebimento de eventuais objeções, nomes de pessoas eleitas ou nomeadas para ocupar cargos de administração em instituições autorizadas a funcionar.</w:t>
-      </w:r>
-    </w:p>
-    <w:p>
-      <w:pPr>
-        <w:spacing w:after="40"/>
-      </w:pPr>
-      <w:r>
-        <w:rPr>
-          <w:b/>
-          <w:color w:val="888888"/>
-          <w:sz w:val="18"/>
-        </w:rPr>
-        <w:t xml:space="preserve">Publicado: </w:t>
-      </w:r>
-      <w:r>
-        <w:rPr>
-          <w:color w:val="888888"/>
-          <w:sz w:val="18"/>
-        </w:rPr>
-        <w:t xml:space="preserve">2026-07-09T09:36   </w:t>
-      </w:r>
-      <w:hyperlink r:id="rId23">
-        <w:r>
-          <w:rPr>
-            <w:color w:val="1A4D2E"/>
-            <w:u w:val="single"/>
-            <w:b/>
-          </w:rPr>
-          <w:t>Acessar materia</w:t>
-        </w:r>
-      </w:hyperlink>
-    </w:p>
-    <w:p>
-      <w:pPr>
-        <w:spacing w:after="120"/>
-      </w:pPr>
-      <w:r>
-        <w:rPr>
-          <w:i/>
-          <w:color w:val="888888"/>
-          <w:sz w:val="16"/>
-        </w:rPr>
-        <w:t>Divulgação de nomes para cargos de administração em instituições financeiras, relevante para o setor regulado.</w:t>
-      </w:r>
-    </w:p>
-    <w:p/>
-    <w:tbl>
-      <w:tblPr>
-        <w:tblW w:type="auto" w:w="0"/>
-        <w:tblLayout w:type="fixed"/>
-        <w:tblLook w:firstColumn="1" w:firstRow="1" w:lastColumn="0" w:lastRow="0" w:noHBand="0" w:noVBand="1" w:val="04A0"/>
-      </w:tblPr>
-      <w:tblGrid>
-        <w:gridCol w:w="9638"/>
-      </w:tblGrid>
-      <w:tr>
-        <w:tc>
-          <w:tcPr>
-            <w:tcW w:type="dxa" w:w="9638"/>
-            <w:shd w:val="clear" w:color="auto" w:fill="1A4D2E"/>
-          </w:tcPr>
-          <w:p>
-            <w:pPr>
-              <w:spacing w:before="120" w:after="40"/>
-            </w:pPr>
-            <w:r>
-              <w:rPr>
-                <w:b w:val="0"/>
-                <w:color w:val="FFFFFF"/>
-                <w:sz w:val="32"/>
-              </w:rPr>
-              <w:t>Energia e Recursos</w:t>
-            </w:r>
-          </w:p>
-        </w:tc>
-      </w:tr>
-    </w:tbl>
-    <w:p>
-      <w:pPr>
-        <w:spacing w:before="240" w:after="80"/>
-      </w:pPr>
-      <w:r>
-        <w:rPr>
-          <w:b/>
-          <w:color w:val="1A4D2E"/>
-          <w:sz w:val="20"/>
-        </w:rPr>
-        <w:t>ANP | NOTÍCIAS</w:t>
-      </w:r>
-    </w:p>
-    <w:p>
-      <w:pPr>
-        <w:spacing w:before="0" w:after="40"/>
-        <w:pBdr>
-          <w:bottom w:val="single" w:sz="8" w:space="1" w:color="1A4D2E"/>
-        </w:pBdr>
-      </w:pPr>
-    </w:p>
-    <w:p>
-      <w:pPr>
-        <w:spacing w:before="160" w:after="40"/>
-      </w:pPr>
-      <w:r>
-        <w:rPr>
-          <w:b/>
-          <w:color w:val="1A1A1A"/>
-          <w:sz w:val="22"/>
-        </w:rPr>
-        <w:t xml:space="preserve">Inscrições para Jornada Empreendedora PRH-ANP 2026 podem ser feitas até 17 de julho   </w:t>
-      </w:r>
-      <w:r>
-        <w:rPr>
-          <w:b/>
-          <w:color w:val="7F8C8D"/>
-          <w:sz w:val="16"/>
-        </w:rPr>
-        <w:t>[BAIXA]</w:t>
-      </w:r>
-    </w:p>
-    <w:p>
-      <w:pPr>
-        <w:spacing w:after="40"/>
-      </w:pPr>
-      <w:r>
-        <w:rPr>
-          <w:color w:val="4A4A4A"/>
-          <w:sz w:val="20"/>
-        </w:rPr>
-        <w:t>Inscrições abertas para a Jornada Empreendedora do PRH-ANP 2026, com prazo até 17 de julho.</w:t>
-      </w:r>
-    </w:p>
-    <w:p>
-      <w:pPr>
-        <w:spacing w:after="40"/>
-      </w:pPr>
-      <w:r>
-        <w:rPr>
-          <w:b/>
-          <w:color w:val="888888"/>
-          <w:sz w:val="18"/>
-        </w:rPr>
-        <w:t xml:space="preserve">Publicado: </w:t>
-      </w:r>
-      <w:r>
-        <w:rPr>
-          <w:color w:val="888888"/>
-          <w:sz w:val="18"/>
-        </w:rPr>
-        <w:t xml:space="preserve">2026-07-09   </w:t>
-      </w:r>
-      <w:hyperlink r:id="rId24">
-        <w:r>
-          <w:rPr>
-            <w:color w:val="1A4D2E"/>
-            <w:u w:val="single"/>
-            <w:b/>
-          </w:rPr>
-          <w:t>Acessar materia</w:t>
-        </w:r>
-      </w:hyperlink>
-    </w:p>
-    <w:p>
-      <w:pPr>
-        <w:spacing w:after="120"/>
-      </w:pPr>
-      <w:r>
-        <w:rPr>
-          <w:i/>
-          <w:color w:val="888888"/>
-          <w:sz w:val="16"/>
-        </w:rPr>
-        <w:t>Notícia sobre evento de capacitação, de interesse geral mas com baixo impacto regulatório direto.</w:t>
-      </w:r>
-    </w:p>
-    <w:p>
-      <w:pPr>
-        <w:spacing w:before="160" w:after="40"/>
-      </w:pPr>
-      <w:r>
-        <w:rPr>
-          <w:b/>
-          <w:color w:val="1A1A1A"/>
-          <w:sz w:val="22"/>
-        </w:rPr>
-        <w:t xml:space="preserve">ANP estará presente na Rio Innovation Week   </w:t>
-      </w:r>
-      <w:r>
-        <w:rPr>
-          <w:b/>
-          <w:color w:val="7F8C8D"/>
-          <w:sz w:val="16"/>
-        </w:rPr>
-        <w:t>[BAIXA]</w:t>
-      </w:r>
-    </w:p>
-    <w:p>
-      <w:pPr>
-        <w:spacing w:after="40"/>
-      </w:pPr>
-      <w:r>
-        <w:rPr>
-          <w:color w:val="4A4A4A"/>
-          <w:sz w:val="20"/>
-        </w:rPr>
-        <w:t>A Agência Nacional do Petróleo, Gás Natural e Biocombustíveis (ANP) participará da Rio Innovation Week, realizando dois seminários.</w:t>
-      </w:r>
-    </w:p>
-    <w:p>
-      <w:pPr>
-        <w:spacing w:after="40"/>
-      </w:pPr>
-      <w:r>
-        <w:rPr>
-          <w:b/>
-          <w:color w:val="888888"/>
-          <w:sz w:val="18"/>
-        </w:rPr>
-        <w:t xml:space="preserve">Publicado: </w:t>
-      </w:r>
-      <w:r>
-        <w:rPr>
-          <w:color w:val="888888"/>
-          <w:sz w:val="18"/>
-        </w:rPr>
-        <w:t xml:space="preserve">2026-07-09   </w:t>
-      </w:r>
-      <w:hyperlink r:id="rId25">
-        <w:r>
-          <w:rPr>
-            <w:color w:val="1A4D2E"/>
-            <w:u w:val="single"/>
-            <w:b/>
-          </w:rPr>
-          <w:t>Acessar materia</w:t>
-        </w:r>
-      </w:hyperlink>
-    </w:p>
-    <w:p>
-      <w:pPr>
-        <w:spacing w:after="120"/>
-      </w:pPr>
-      <w:r>
-        <w:rPr>
-          <w:i/>
-          <w:color w:val="888888"/>
-          <w:sz w:val="16"/>
-        </w:rPr>
-        <w:t>Notícia sobre participação em evento, de caráter institucional.</w:t>
-      </w:r>
-    </w:p>
-    <w:p>
-      <w:pPr>
-        <w:spacing w:before="160" w:after="40"/>
-      </w:pPr>
-      <w:r>
-        <w:rPr>
-          <w:b/>
-          <w:color w:val="1A1A1A"/>
-          <w:sz w:val="22"/>
-        </w:rPr>
-        <w:t xml:space="preserve">ANP publica cartilha com orientações para postos de combustíveis   </w:t>
-      </w:r>
-      <w:r>
-        <w:rPr>
-          <w:b/>
-          <w:color w:val="D68910"/>
-          <w:sz w:val="16"/>
-        </w:rPr>
-        <w:t>[MÉDIA]</w:t>
-      </w:r>
-    </w:p>
-    <w:p>
-      <w:pPr>
-        <w:spacing w:after="40"/>
-      </w:pPr>
-      <w:r>
-        <w:rPr>
-          <w:color w:val="4A4A4A"/>
-          <w:sz w:val="20"/>
-        </w:rPr>
-        <w:t>A ANP atualizou e publicou uma cartilha com orientações para postos de combustíveis, detalhando procedimentos da legislação vigente.</w:t>
-      </w:r>
-    </w:p>
-    <w:p>
-      <w:pPr>
-        <w:spacing w:after="40"/>
-      </w:pPr>
-      <w:r>
-        <w:rPr>
-          <w:b/>
-          <w:color w:val="888888"/>
-          <w:sz w:val="18"/>
-        </w:rPr>
-        <w:t xml:space="preserve">Publicado: </w:t>
-      </w:r>
-      <w:r>
-        <w:rPr>
-          <w:color w:val="888888"/>
-          <w:sz w:val="18"/>
-        </w:rPr>
-        <w:t xml:space="preserve">2026-07-09   </w:t>
-      </w:r>
-      <w:hyperlink r:id="rId26">
-        <w:r>
-          <w:rPr>
-            <w:color w:val="1A4D2E"/>
-            <w:u w:val="single"/>
-            <w:b/>
-          </w:rPr>
-          <w:t>Acessar materia</w:t>
-        </w:r>
-      </w:hyperlink>
-    </w:p>
-    <w:p>
-      <w:pPr>
-        <w:spacing w:after="120"/>
-      </w:pPr>
-      <w:r>
-        <w:rPr>
-          <w:i/>
-          <w:color w:val="888888"/>
-          <w:sz w:val="16"/>
-        </w:rPr>
-        <w:t>Publicação de orientações regulatórias para o setor de combustíveis, impactando operadores.</w:t>
-      </w:r>
-    </w:p>
-    <w:p>
-      <w:pPr>
-        <w:spacing w:before="160" w:after="40"/>
-      </w:pPr>
-      <w:r>
-        <w:rPr>
-          <w:b/>
-          <w:color w:val="1A1A1A"/>
-          <w:sz w:val="22"/>
-        </w:rPr>
-        <w:t xml:space="preserve">ANP realiza 2ª edição do workshop Net Zero ANP, sobre hidrogênio de bai   </w:t>
-      </w:r>
-      <w:r>
-        <w:rPr>
-          <w:b/>
-          <w:color w:val="D68910"/>
-          <w:sz w:val="16"/>
-        </w:rPr>
-        <w:t>[MÉDIA]</w:t>
-      </w:r>
-    </w:p>
-    <w:p>
-      <w:pPr>
-        <w:spacing w:after="40"/>
-      </w:pPr>
-      <w:r>
-        <w:rPr>
-          <w:color w:val="4A4A4A"/>
-          <w:sz w:val="20"/>
-        </w:rPr>
-        <w:t>A ANP realiza a segunda edição do workshop Net Zero ANP, focado em hidrogênio de baixo carbono.</w:t>
-      </w:r>
-    </w:p>
-    <w:p>
-      <w:pPr>
-        <w:spacing w:after="40"/>
-      </w:pPr>
-      <w:r>
-        <w:rPr>
-          <w:b/>
-          <w:color w:val="888888"/>
-          <w:sz w:val="18"/>
-        </w:rPr>
-        <w:t xml:space="preserve">Publicado: </w:t>
-      </w:r>
-      <w:r>
-        <w:rPr>
-          <w:color w:val="888888"/>
-          <w:sz w:val="18"/>
-        </w:rPr>
-        <w:t xml:space="preserve">data nao identificada   </w:t>
-      </w:r>
-      <w:hyperlink r:id="rId27">
-        <w:r>
-          <w:rPr>
-            <w:color w:val="1A4D2E"/>
-            <w:u w:val="single"/>
-            <w:b/>
-          </w:rPr>
-          <w:t>Acessar materia</w:t>
-        </w:r>
-      </w:hyperlink>
-    </w:p>
-    <w:p>
-      <w:pPr>
-        <w:spacing w:after="120"/>
-      </w:pPr>
-      <w:r>
-        <w:rPr>
-          <w:i/>
-          <w:color w:val="888888"/>
-          <w:sz w:val="16"/>
-        </w:rPr>
-        <w:t>Workshop sobre tema estratégico (hidrogênio de baixo carbono) para o setor de energia. Data não clara, incluído por padrão.</w:t>
-      </w:r>
-    </w:p>
-    <w:p>
-      <w:pPr>
-        <w:spacing w:before="240" w:after="80"/>
-      </w:pPr>
-      <w:r>
-        <w:rPr>
-          <w:b/>
-          <w:color w:val="1A4D2E"/>
-          <w:sz w:val="20"/>
-        </w:rPr>
-        <w:t>MME | NOTÍCIAS</w:t>
-      </w:r>
-    </w:p>
-    <w:p>
-      <w:pPr>
-        <w:spacing w:before="0" w:after="40"/>
-        <w:pBdr>
-          <w:bottom w:val="single" w:sz="8" w:space="1" w:color="1A4D2E"/>
-        </w:pBdr>
-      </w:pPr>
-    </w:p>
-    <w:p>
-      <w:pPr>
-        <w:spacing w:before="160" w:after="40"/>
-      </w:pPr>
-      <w:r>
-        <w:rPr>
-          <w:b/>
-          <w:color w:val="1A1A1A"/>
-          <w:sz w:val="22"/>
-        </w:rPr>
-        <w:t xml:space="preserve">Resolução do CMSE estabelece novas diretrizes para despacho de geração térmica   </w:t>
-      </w:r>
-      <w:r>
-        <w:rPr>
-          <w:b/>
-          <w:color w:val="C0392B"/>
-          <w:sz w:val="16"/>
-        </w:rPr>
-        <w:t>[ALTA]</w:t>
-      </w:r>
-    </w:p>
-    <w:p>
-      <w:pPr>
-        <w:spacing w:after="40"/>
-      </w:pPr>
-      <w:r>
-        <w:rPr>
-          <w:color w:val="4A4A4A"/>
-          <w:sz w:val="20"/>
-        </w:rPr>
-        <w:t>Resolução do Comitê de Monitoramento do Setor Elétrico (CMSE) publicada no DOU estabelece novas diretrizes para despacho de geração térmica.</w:t>
-      </w:r>
-    </w:p>
-    <w:p>
-      <w:pPr>
-        <w:spacing w:after="40"/>
-      </w:pPr>
-      <w:r>
-        <w:rPr>
-          <w:b/>
-          <w:color w:val="888888"/>
-          <w:sz w:val="18"/>
-        </w:rPr>
-        <w:t xml:space="preserve">Publicado: </w:t>
-      </w:r>
-      <w:r>
-        <w:rPr>
-          <w:color w:val="888888"/>
-          <w:sz w:val="18"/>
-        </w:rPr>
-        <w:t xml:space="preserve">2026-07-09   </w:t>
-      </w:r>
-      <w:hyperlink r:id="rId13">
-        <w:r>
-          <w:rPr>
-            <w:color w:val="1A4D2E"/>
-            <w:u w:val="single"/>
-            <w:b/>
-          </w:rPr>
-          <w:t>Acessar materia</w:t>
-        </w:r>
-      </w:hyperlink>
-    </w:p>
-    <w:p>
-      <w:pPr>
-        <w:spacing w:after="120"/>
-      </w:pPr>
-      <w:r>
-        <w:rPr>
-          <w:i/>
-          <w:color w:val="888888"/>
-          <w:sz w:val="16"/>
-        </w:rPr>
-        <w:t>Nova resolução com diretrizes para o despacho de geração térmica, impactando o setor elétrico.</w:t>
-      </w:r>
-    </w:p>
-    <w:p>
-      <w:pPr>
-        <w:spacing w:before="160" w:after="40"/>
-      </w:pPr>
-      <w:r>
-        <w:rPr>
-          <w:b/>
-          <w:color w:val="1A1A1A"/>
-          <w:sz w:val="22"/>
-        </w:rPr>
-        <w:t xml:space="preserve">MME abre consulta pública sobre Plano de Ação Nacional para a Mineração Artesanal e em Pequena Escala de Ouro   </w:t>
-      </w:r>
-      <w:r>
-        <w:rPr>
-          <w:b/>
-          <w:color w:val="D68910"/>
-          <w:sz w:val="16"/>
-        </w:rPr>
-        <w:t>[MÉDIA]</w:t>
-      </w:r>
-    </w:p>
-    <w:p>
-      <w:pPr>
-        <w:spacing w:after="40"/>
-      </w:pPr>
-      <w:r>
-        <w:rPr>
-          <w:color w:val="4A4A4A"/>
-          <w:sz w:val="20"/>
-        </w:rPr>
-        <w:t>O Ministério de Minas e Energia (MME) abriu consulta pública para o Plano de Ação Nacional para a Mineração Artesanal e em Pequena Escala de Ouro.</w:t>
-      </w:r>
-    </w:p>
-    <w:p>
-      <w:pPr>
-        <w:spacing w:after="40"/>
-      </w:pPr>
-      <w:r>
-        <w:rPr>
-          <w:b/>
-          <w:color w:val="888888"/>
-          <w:sz w:val="18"/>
-        </w:rPr>
-        <w:t xml:space="preserve">Publicado: </w:t>
-      </w:r>
-      <w:r>
-        <w:rPr>
-          <w:color w:val="888888"/>
-          <w:sz w:val="18"/>
-        </w:rPr>
-        <w:t xml:space="preserve">2026-07-09   </w:t>
-      </w:r>
-      <w:hyperlink r:id="rId28">
-        <w:r>
-          <w:rPr>
-            <w:color w:val="1A4D2E"/>
-            <w:u w:val="single"/>
-            <w:b/>
-          </w:rPr>
-          <w:t>Acessar materia</w:t>
-        </w:r>
-      </w:hyperlink>
-    </w:p>
-    <w:p>
-      <w:pPr>
-        <w:spacing w:after="120"/>
-      </w:pPr>
-      <w:r>
-        <w:rPr>
-          <w:i/>
-          <w:color w:val="888888"/>
-          <w:sz w:val="16"/>
-        </w:rPr>
-        <w:t>Abertura de consulta pública sobre plano de ação para mineração, relevante para o setor.</w:t>
-      </w:r>
-    </w:p>
-    <w:p>
-      <w:pPr>
-        <w:spacing w:before="160" w:after="40"/>
-      </w:pPr>
-      <w:r>
-        <w:rPr>
-          <w:b/>
-          <w:color w:val="1A1A1A"/>
-          <w:sz w:val="22"/>
-        </w:rPr>
-        <w:t xml:space="preserve">EPE e MME publicam Caderno de Requisitos de Energia e Potência do PDE 2032   </w:t>
-      </w:r>
-      <w:r>
-        <w:rPr>
-          <w:b/>
-          <w:color w:val="D68910"/>
-          <w:sz w:val="16"/>
-        </w:rPr>
-        <w:t>[MÉDIA]</w:t>
-      </w:r>
-    </w:p>
-    <w:p>
-      <w:pPr>
-        <w:spacing w:after="40"/>
-      </w:pPr>
-      <w:r>
-        <w:rPr>
-          <w:color w:val="4A4A4A"/>
-          <w:sz w:val="20"/>
-        </w:rPr>
-        <w:t>A EPE e o MME publicam o Caderno de Requisitos de Energia e Potência do Plano Decenal de Expansão de Energia (PDE) 2032.</w:t>
-      </w:r>
-    </w:p>
-    <w:p>
-      <w:pPr>
-        <w:spacing w:after="40"/>
-      </w:pPr>
-      <w:r>
-        <w:rPr>
-          <w:b/>
-          <w:color w:val="888888"/>
-          <w:sz w:val="18"/>
-        </w:rPr>
-        <w:t xml:space="preserve">Publicado: </w:t>
-      </w:r>
-      <w:r>
-        <w:rPr>
-          <w:color w:val="888888"/>
-          <w:sz w:val="18"/>
-        </w:rPr>
-        <w:t xml:space="preserve">data nao identificada   </w:t>
-      </w:r>
-      <w:hyperlink r:id="rId29">
-        <w:r>
-          <w:rPr>
-            <w:color w:val="1A4D2E"/>
-            <w:u w:val="single"/>
-            <w:b/>
-          </w:rPr>
-          <w:t>Acessar materia</w:t>
-        </w:r>
-      </w:hyperlink>
-    </w:p>
-    <w:p>
-      <w:pPr>
-        <w:spacing w:after="120"/>
-      </w:pPr>
-      <w:r>
-        <w:rPr>
-          <w:i/>
-          <w:color w:val="888888"/>
-          <w:sz w:val="16"/>
-        </w:rPr>
-        <w:t>Publicação de caderno técnico sobre planejamento energético, relevante para o setor. Data não clara, incluído por padrão.</w:t>
-      </w:r>
-    </w:p>
-    <w:p>
-      <w:pPr>
-        <w:spacing w:before="240" w:after="80"/>
-      </w:pPr>
-      <w:r>
-        <w:rPr>
-          <w:b/>
-          <w:color w:val="1A4D2E"/>
-          <w:sz w:val="20"/>
-        </w:rPr>
-        <w:t>EPE | NOTÍCIAS</w:t>
-      </w:r>
-    </w:p>
-    <w:p>
-      <w:pPr>
-        <w:spacing w:before="0" w:after="40"/>
-        <w:pBdr>
-          <w:bottom w:val="single" w:sz="8" w:space="1" w:color="1A4D2E"/>
-        </w:pBdr>
-      </w:pPr>
-    </w:p>
-    <w:p>
-      <w:pPr>
-        <w:spacing w:before="160" w:after="40"/>
-      </w:pPr>
-      <w:r>
-        <w:rPr>
-          <w:b/>
-          <w:color w:val="1A1A1A"/>
-          <w:sz w:val="22"/>
-        </w:rPr>
-        <w:t xml:space="preserve">EPE prevê expansões do Sistema Interligado Nacional no PET/PELP do 1º semestre de 2026   </w:t>
-      </w:r>
-      <w:r>
-        <w:rPr>
-          <w:b/>
-          <w:color w:val="C0392B"/>
-          <w:sz w:val="16"/>
-        </w:rPr>
-        <w:t>[ALTA]</w:t>
-      </w:r>
-    </w:p>
-    <w:p>
-      <w:pPr>
-        <w:spacing w:after="40"/>
-      </w:pPr>
-      <w:r>
-        <w:rPr>
-          <w:color w:val="4A4A4A"/>
-          <w:sz w:val="20"/>
-        </w:rPr>
-        <w:t>O PET/PELP apresenta estatísticas referentes à expansão planejada, contextualizando os principais destaques dos estados, com informações sobre as próximas obras a serem licitadas e seus investimentos e benefícios, bem como proporciona uma visão geral sobre os estudos de planejamento em andamento, a serem contemplados nas próximas edições do documento.</w:t>
-      </w:r>
-    </w:p>
-    <w:p>
-      <w:pPr>
-        <w:spacing w:after="40"/>
-      </w:pPr>
-      <w:r>
-        <w:rPr>
-          <w:b/>
-          <w:color w:val="888888"/>
-          <w:sz w:val="18"/>
-        </w:rPr>
-        <w:t xml:space="preserve">Publicado: </w:t>
-      </w:r>
-      <w:r>
-        <w:rPr>
-          <w:color w:val="888888"/>
-          <w:sz w:val="18"/>
-        </w:rPr>
-        <w:t xml:space="preserve">2026-07-09   </w:t>
-      </w:r>
-      <w:hyperlink r:id="rId30">
-        <w:r>
-          <w:rPr>
-            <w:color w:val="1A4D2E"/>
-            <w:u w:val="single"/>
-            <w:b/>
-          </w:rPr>
-          <w:t>Acessar materia</w:t>
-        </w:r>
-      </w:hyperlink>
-    </w:p>
-    <w:p>
-      <w:pPr>
-        <w:spacing w:after="120"/>
-      </w:pPr>
-      <w:r>
-        <w:rPr>
-          <w:i/>
-          <w:color w:val="888888"/>
-          <w:sz w:val="16"/>
-        </w:rPr>
-        <w:t>Previsões de expansão do Sistema Interligado Nacional, com impacto no planejamento e investimentos do setor elétrico.</w:t>
-      </w:r>
-    </w:p>
-    <w:p>
-      <w:pPr>
-        <w:spacing w:before="240" w:after="80"/>
-      </w:pPr>
-      <w:r>
-        <w:rPr>
-          <w:b/>
-          <w:color w:val="1A4D2E"/>
-          <w:sz w:val="20"/>
-        </w:rPr>
-        <w:t>ANM | NOTÍCIAS</w:t>
-      </w:r>
-    </w:p>
-    <w:p>
-      <w:pPr>
-        <w:spacing w:before="0" w:after="40"/>
-        <w:pBdr>
-          <w:bottom w:val="single" w:sz="8" w:space="1" w:color="1A4D2E"/>
-        </w:pBdr>
-      </w:pPr>
-    </w:p>
-    <w:p>
-      <w:pPr>
-        <w:spacing w:before="160" w:after="40"/>
-      </w:pPr>
-      <w:r>
-        <w:rPr>
-          <w:b/>
-          <w:color w:val="1A1A1A"/>
-          <w:sz w:val="22"/>
-        </w:rPr>
-        <w:t xml:space="preserve">Royalties da mineração injetam mais de R$ 477 milhões em estados e municípios produtores   </w:t>
-      </w:r>
-      <w:r>
-        <w:rPr>
-          <w:b/>
-          <w:color w:val="D68910"/>
-          <w:sz w:val="16"/>
-        </w:rPr>
-        <w:t>[MÉDIA]</w:t>
-      </w:r>
-    </w:p>
-    <w:p>
-      <w:pPr>
-        <w:spacing w:after="40"/>
-      </w:pPr>
-      <w:r>
-        <w:rPr>
-          <w:color w:val="4A4A4A"/>
-          <w:sz w:val="20"/>
-        </w:rPr>
-        <w:t>Royalties da mineração injetaram mais de R$ 477 milhões em estados e municípios produtores.</w:t>
-      </w:r>
-    </w:p>
-    <w:p>
-      <w:pPr>
-        <w:spacing w:after="40"/>
-      </w:pPr>
-      <w:r>
-        <w:rPr>
-          <w:b/>
-          <w:color w:val="888888"/>
-          <w:sz w:val="18"/>
-        </w:rPr>
-        <w:t xml:space="preserve">Publicado: </w:t>
-      </w:r>
-      <w:r>
-        <w:rPr>
-          <w:color w:val="888888"/>
-          <w:sz w:val="18"/>
-        </w:rPr>
-        <w:t xml:space="preserve">data nao identificada   </w:t>
-      </w:r>
-      <w:hyperlink r:id="rId31">
-        <w:r>
-          <w:rPr>
-            <w:color w:val="1A4D2E"/>
-            <w:u w:val="single"/>
-            <w:b/>
-          </w:rPr>
-          <w:t>Acessar materia</w:t>
-        </w:r>
-      </w:hyperlink>
-    </w:p>
-    <w:p>
-      <w:pPr>
-        <w:spacing w:after="120"/>
-      </w:pPr>
-      <w:r>
-        <w:rPr>
-          <w:i/>
-          <w:color w:val="888888"/>
-          <w:sz w:val="16"/>
-        </w:rPr>
-        <w:t>Notícia sobre o impacto financeiro dos royalties da mineração, relevante para o setor e entes federativos. Data não clara, incluído por padrão.</w:t>
-      </w:r>
-    </w:p>
-    <w:p/>
-    <w:tbl>
-      <w:tblPr>
-        <w:tblW w:type="auto" w:w="0"/>
-        <w:tblLayout w:type="fixed"/>
-        <w:tblLook w:firstColumn="1" w:firstRow="1" w:lastColumn="0" w:lastRow="0" w:noHBand="0" w:noVBand="1" w:val="04A0"/>
-      </w:tblPr>
-      <w:tblGrid>
-        <w:gridCol w:w="9638"/>
-      </w:tblGrid>
-      <w:tr>
-        <w:tc>
-          <w:tcPr>
-            <w:tcW w:type="dxa" w:w="9638"/>
-            <w:shd w:val="clear" w:color="auto" w:fill="1A4D2E"/>
-          </w:tcPr>
-          <w:p>
-            <w:pPr>
-              <w:spacing w:before="120" w:after="40"/>
-            </w:pPr>
-            <w:r>
-              <w:rPr>
-                <w:b w:val="0"/>
-                <w:color w:val="FFFFFF"/>
-                <w:sz w:val="32"/>
-              </w:rPr>
-              <w:t>Regulatório e Setorial</w:t>
-            </w:r>
-          </w:p>
-        </w:tc>
-      </w:tr>
-    </w:tbl>
-    <w:p>
-      <w:pPr>
-        <w:spacing w:before="240" w:after="80"/>
-      </w:pPr>
-      <w:r>
-        <w:rPr>
-          <w:b/>
-          <w:color w:val="1A4D2E"/>
-          <w:sz w:val="20"/>
-        </w:rPr>
-        <w:t>ANVISA | NOTÍCIAS</w:t>
-      </w:r>
-    </w:p>
-    <w:p>
-      <w:pPr>
-        <w:spacing w:before="0" w:after="40"/>
-        <w:pBdr>
-          <w:bottom w:val="single" w:sz="8" w:space="1" w:color="1A4D2E"/>
-        </w:pBdr>
-      </w:pPr>
-    </w:p>
-    <w:p>
-      <w:pPr>
-        <w:spacing w:before="160" w:after="40"/>
-      </w:pPr>
-      <w:r>
-        <w:rPr>
-          <w:b/>
-          <w:color w:val="1A1A1A"/>
-          <w:sz w:val="22"/>
-        </w:rPr>
-        <w:t xml:space="preserve">Anvisa determina apreensão de lotes falsificados de Mounjaro   </w:t>
-      </w:r>
-      <w:r>
-        <w:rPr>
-          <w:b/>
-          <w:color w:val="C0392B"/>
-          <w:sz w:val="16"/>
-        </w:rPr>
-        <w:t>[ALTA]</w:t>
-      </w:r>
-    </w:p>
-    <w:p>
-      <w:pPr>
-        <w:spacing w:after="40"/>
-      </w:pPr>
-      <w:r>
-        <w:rPr>
-          <w:color w:val="4A4A4A"/>
-          <w:sz w:val="20"/>
-        </w:rPr>
-        <w:t>A Anvisa determinou a apreensão de lotes falsificados do medicamento Mounjaro e proibiu a comercialização de produtos sem registro.</w:t>
-      </w:r>
-    </w:p>
-    <w:p>
-      <w:pPr>
-        <w:spacing w:after="40"/>
-      </w:pPr>
-      <w:r>
-        <w:rPr>
-          <w:b/>
-          <w:color w:val="888888"/>
-          <w:sz w:val="18"/>
-        </w:rPr>
-        <w:t xml:space="preserve">Publicado: </w:t>
-      </w:r>
-      <w:r>
-        <w:rPr>
-          <w:color w:val="888888"/>
-          <w:sz w:val="18"/>
-        </w:rPr>
-        <w:t xml:space="preserve">2026-07-10   </w:t>
-      </w:r>
-      <w:hyperlink r:id="rId32">
-        <w:r>
-          <w:rPr>
-            <w:color w:val="1A4D2E"/>
-            <w:u w:val="single"/>
-            <w:b/>
-          </w:rPr>
-          <w:t>Acessar materia</w:t>
-        </w:r>
-      </w:hyperlink>
-    </w:p>
-    <w:p>
-      <w:pPr>
-        <w:spacing w:after="120"/>
-      </w:pPr>
-      <w:r>
-        <w:rPr>
-          <w:i/>
-          <w:color w:val="888888"/>
-          <w:sz w:val="16"/>
-        </w:rPr>
-        <w:t>Medida de fiscalização com impacto direto na saúde pública e no mercado farmacêutico.</w:t>
-      </w:r>
-    </w:p>
-    <w:p>
-      <w:pPr>
-        <w:spacing w:before="160" w:after="40"/>
-      </w:pPr>
-      <w:r>
-        <w:rPr>
-          <w:b/>
-          <w:color w:val="1A1A1A"/>
-          <w:sz w:val="22"/>
-        </w:rPr>
-        <w:t xml:space="preserve">Anvisa convida Visas a participarem de pesquisas estratégicas   </w:t>
-      </w:r>
-      <w:r>
-        <w:rPr>
-          <w:b/>
-          <w:color w:val="D68910"/>
-          <w:sz w:val="16"/>
-        </w:rPr>
-        <w:t>[MÉDIA]</w:t>
-      </w:r>
-    </w:p>
-    <w:p>
-      <w:pPr>
-        <w:spacing w:after="40"/>
-      </w:pPr>
-      <w:r>
-        <w:rPr>
-          <w:color w:val="4A4A4A"/>
-          <w:sz w:val="20"/>
-        </w:rPr>
-        <w:t>A Anvisa lançou duas pesquisas para aprimorar os instrumentos de inspeção em serviços de saúde e de interesse para a saúde.</w:t>
-      </w:r>
-    </w:p>
-    <w:p>
-      <w:pPr>
-        <w:spacing w:after="40"/>
-      </w:pPr>
-      <w:r>
-        <w:rPr>
-          <w:b/>
-          <w:color w:val="888888"/>
-          <w:sz w:val="18"/>
-        </w:rPr>
-        <w:t xml:space="preserve">Publicado: </w:t>
-      </w:r>
-      <w:r>
-        <w:rPr>
-          <w:color w:val="888888"/>
-          <w:sz w:val="18"/>
-        </w:rPr>
-        <w:t xml:space="preserve">2026-07-09   </w:t>
-      </w:r>
-      <w:hyperlink r:id="rId33">
-        <w:r>
-          <w:rPr>
-            <w:color w:val="1A4D2E"/>
-            <w:u w:val="single"/>
-            <w:b/>
-          </w:rPr>
-          <w:t>Acessar materia</w:t>
-        </w:r>
-      </w:hyperlink>
-    </w:p>
-    <w:p>
-      <w:pPr>
-        <w:spacing w:after="120"/>
-      </w:pPr>
-      <w:r>
-        <w:rPr>
-          <w:i/>
-          <w:color w:val="888888"/>
-          <w:sz w:val="16"/>
-        </w:rPr>
-        <w:t>Lançamento de pesquisas para aprimorar a fiscalização sanitária, relevante para o setor de saúde.</w:t>
-      </w:r>
-    </w:p>
-    <w:p>
-      <w:pPr>
-        <w:spacing w:before="160" w:after="40"/>
-      </w:pPr>
-      <w:r>
-        <w:rPr>
-          <w:b/>
-          <w:color w:val="1A1A1A"/>
-          <w:sz w:val="22"/>
-        </w:rPr>
-        <w:t xml:space="preserve">Anvisa determina recolhimento de suplementos alimentares irregulares   </w:t>
-      </w:r>
-      <w:r>
-        <w:rPr>
-          <w:b/>
-          <w:color w:val="C0392B"/>
-          <w:sz w:val="16"/>
-        </w:rPr>
-        <w:t>[ALTA]</w:t>
-      </w:r>
-    </w:p>
-    <w:p>
-      <w:pPr>
-        <w:spacing w:after="40"/>
-      </w:pPr>
-      <w:r>
-        <w:rPr>
-          <w:color w:val="4A4A4A"/>
-          <w:sz w:val="20"/>
-        </w:rPr>
-        <w:t>A Anvisa determinou o recolhimento de suplementos alimentares da marca Alivemed por indícios de composição em desacordo com a regulamentação.</w:t>
-      </w:r>
-    </w:p>
-    <w:p>
-      <w:pPr>
-        <w:spacing w:after="40"/>
-      </w:pPr>
-      <w:r>
-        <w:rPr>
-          <w:b/>
-          <w:color w:val="888888"/>
-          <w:sz w:val="18"/>
-        </w:rPr>
-        <w:t xml:space="preserve">Publicado: </w:t>
-      </w:r>
-      <w:r>
-        <w:rPr>
-          <w:color w:val="888888"/>
-          <w:sz w:val="18"/>
-        </w:rPr>
-        <w:t xml:space="preserve">2026-07-09   </w:t>
-      </w:r>
-      <w:hyperlink r:id="rId34">
-        <w:r>
-          <w:rPr>
-            <w:color w:val="1A4D2E"/>
-            <w:u w:val="single"/>
-            <w:b/>
-          </w:rPr>
-          <w:t>Acessar materia</w:t>
-        </w:r>
-      </w:hyperlink>
-    </w:p>
-    <w:p>
-      <w:pPr>
-        <w:spacing w:after="120"/>
-      </w:pPr>
-      <w:r>
-        <w:rPr>
-          <w:i/>
-          <w:color w:val="888888"/>
-          <w:sz w:val="16"/>
-        </w:rPr>
-        <w:t>Medida de fiscalização com impacto direto na comercialização de suplementos alimentares.</w:t>
-      </w:r>
-    </w:p>
-    <w:p>
-      <w:pPr>
-        <w:spacing w:before="160" w:after="40"/>
-      </w:pPr>
-      <w:r>
-        <w:rPr>
-          <w:b/>
-          <w:color w:val="1A1A1A"/>
-          <w:sz w:val="22"/>
-        </w:rPr>
-        <w:t xml:space="preserve">Venda, distribuição, propaganda e uso de suplementos da Bioghen fabricados até 9/4 seguem proibidos   </w:t>
-      </w:r>
-      <w:r>
-        <w:rPr>
-          <w:b/>
-          <w:color w:val="C0392B"/>
-          <w:sz w:val="16"/>
-        </w:rPr>
-        <w:t>[ALTA]</w:t>
-      </w:r>
-    </w:p>
-    <w:p>
-      <w:pPr>
-        <w:spacing w:after="40"/>
-      </w:pPr>
-      <w:r>
-        <w:rPr>
-          <w:color w:val="4A4A4A"/>
-          <w:sz w:val="20"/>
-        </w:rPr>
-        <w:t>A Anvisa manteve a proibição de venda, distribuição, propaganda e uso de suplementos da Bioghen fabricados até 9/4, após avaliar pedido de revisão.</w:t>
-      </w:r>
-    </w:p>
-    <w:p>
-      <w:pPr>
-        <w:spacing w:after="40"/>
-      </w:pPr>
-      <w:r>
-        <w:rPr>
-          <w:b/>
-          <w:color w:val="888888"/>
-          <w:sz w:val="18"/>
-        </w:rPr>
-        <w:t xml:space="preserve">Publicado: </w:t>
-      </w:r>
-      <w:r>
-        <w:rPr>
-          <w:color w:val="888888"/>
-          <w:sz w:val="18"/>
-        </w:rPr>
-        <w:t xml:space="preserve">2026-07-09   </w:t>
-      </w:r>
-      <w:hyperlink r:id="rId35">
-        <w:r>
-          <w:rPr>
-            <w:color w:val="1A4D2E"/>
-            <w:u w:val="single"/>
-            <w:b/>
-          </w:rPr>
-          <w:t>Acessar materia</w:t>
-        </w:r>
-      </w:hyperlink>
-    </w:p>
-    <w:p>
-      <w:pPr>
-        <w:spacing w:after="120"/>
-      </w:pPr>
-      <w:r>
-        <w:rPr>
-          <w:i/>
-          <w:color w:val="888888"/>
-          <w:sz w:val="16"/>
-        </w:rPr>
-        <w:t>Manutenção de proibição de produtos, com impacto direto na empresa e no mercado de suplementos.</w:t>
-      </w:r>
-    </w:p>
-    <w:p/>
-    <w:tbl>
-      <w:tblPr>
-        <w:tblW w:type="auto" w:w="0"/>
-        <w:tblLayout w:type="fixed"/>
-        <w:tblLook w:firstColumn="1" w:firstRow="1" w:lastColumn="0" w:lastRow="0" w:noHBand="0" w:noVBand="1" w:val="04A0"/>
-      </w:tblPr>
-      <w:tblGrid>
-        <w:gridCol w:w="9638"/>
-      </w:tblGrid>
-      <w:tr>
-        <w:tc>
-          <w:tcPr>
-            <w:tcW w:type="dxa" w:w="9638"/>
-          </w:tcPr>
-          <w:p>
-            <w:pPr>
-              <w:spacing w:before="120" w:after="40"/>
-            </w:pPr>
-            <w:r>
-              <w:rPr>
-                <w:b w:val="0"/>
-                <w:color w:val="1A4D2E"/>
-                <w:sz w:val="32"/>
-              </w:rPr>
-              <w:t>Transparencia da coleta</w:t>
-            </w:r>
-          </w:p>
-        </w:tc>
-      </w:tr>
-    </w:tbl>
-    <w:p>
-      <w:r>
-        <w:rPr>
-          <w:b/>
-          <w:color w:val="1A4D2E"/>
-          <w:sz w:val="20"/>
-        </w:rPr>
-        <w:t>Fontes sem publicacao na janela:</w:t>
-      </w:r>
-    </w:p>
-    <w:p>
-      <w:pPr>
-        <w:pStyle w:val="ListBullet"/>
-      </w:pPr>
-      <w:r>
-        <w:rPr>
-          <w:color w:val="4A4A4A"/>
-          <w:sz w:val="18"/>
-        </w:rPr>
-        <w:t>CCEE | Noticias - Nenhum resultado encontrado na janela temporal.</w:t>
-      </w:r>
-    </w:p>
-    <w:p>
-      <w:pPr>
-        <w:pStyle w:val="ListBullet"/>
-      </w:pPr>
-      <w:r>
-        <w:rPr>
-          <w:color w:val="4A4A4A"/>
-          <w:sz w:val="18"/>
-        </w:rPr>
-        <w:t>Ministério da Fazenda | Notícias - Nenhum resultado encontrado na janela temporal.</w:t>
-      </w:r>
-    </w:p>
-    <w:p>
-      <w:pPr>
-        <w:pStyle w:val="ListBullet"/>
-      </w:pPr>
-      <w:r>
-        <w:rPr>
-          <w:color w:val="4A4A4A"/>
-          <w:sz w:val="18"/>
-        </w:rPr>
-        <w:t>ANPD | Notícias - Nenhum resultado encontrado na janela temporal.</w:t>
-      </w:r>
-    </w:p>
-    <w:p>
-      <w:pPr>
-        <w:pStyle w:val="ListBullet"/>
-      </w:pPr>
-      <w:r>
-        <w:rPr>
-          <w:color w:val="4A4A4A"/>
-          <w:sz w:val="18"/>
-        </w:rPr>
-        <w:t>CVM | Notícias - Nenhum resultado encontrado na janela temporal.</w:t>
-      </w:r>
-    </w:p>
-    <w:p>
-      <w:pPr>
-        <w:pStyle w:val="ListBullet"/>
-      </w:pPr>
-      <w:r>
-        <w:rPr>
-          <w:color w:val="4A4A4A"/>
-          <w:sz w:val="18"/>
-        </w:rPr>
-        <w:t>B3 | Ofícios e Comunicados - Nenhum resultado encontrado na janela temporal.</w:t>
-      </w:r>
-    </w:p>
-    <w:p>
-      <w:pPr>
-        <w:pStyle w:val="ListBullet"/>
-      </w:pPr>
-      <w:r>
-        <w:rPr>
-          <w:color w:val="4A4A4A"/>
-          <w:sz w:val="18"/>
-        </w:rPr>
-        <w:t>ONS | Notícias - Nenhum item encontrado na fonte.</w:t>
-      </w:r>
-    </w:p>
-    <w:p>
-      <w:pPr>
-        <w:pStyle w:val="ListBullet"/>
-      </w:pPr>
-      <w:r>
-        <w:rPr>
-          <w:color w:val="4A4A4A"/>
-          <w:sz w:val="18"/>
-        </w:rPr>
-        <w:t>ANEEL | Últimas Notícias - Nenhum resultado encontrado na janela temporal.</w:t>
-      </w:r>
-    </w:p>
-    <w:p>
-      <w:pPr>
-        <w:pStyle w:val="ListBullet"/>
-      </w:pPr>
-      <w:r>
-        <w:rPr>
-          <w:color w:val="4A4A4A"/>
-          <w:sz w:val="18"/>
-        </w:rPr>
-        <w:t>Secretaria de Prêmios e Apostas | Notícias - Nenhum resultado encontrado na fonte.</w:t>
-      </w:r>
-    </w:p>
-    <w:p>
-      <w:pPr>
-        <w:pStyle w:val="ListBullet"/>
-      </w:pPr>
-      <w:r>
-        <w:rPr>
-          <w:color w:val="4A4A4A"/>
-          <w:sz w:val="18"/>
-        </w:rPr>
-        <w:t>INPI | Notícias - Nenhum resultado encontrado na janela temporal.</w:t>
-      </w:r>
-    </w:p>
-    <w:p>
-      <w:pPr>
-        <w:pStyle w:val="ListBullet"/>
-      </w:pPr>
-      <w:r>
-        <w:rPr>
-          <w:color w:val="4A4A4A"/>
-          <w:sz w:val="18"/>
-        </w:rPr>
-        <w:t>Ministério da Agricultura | Notícias - Nenhum resultado encontrado na janela temporal.</w:t>
-      </w:r>
-    </w:p>
-    <w:p>
-      <w:r>
-        <w:rPr>
-          <w:b/>
-          <w:color w:val="D68910"/>
-          <w:sz w:val="20"/>
-        </w:rPr>
-        <w:t>Fontes sem resultado relevante:</w:t>
-      </w:r>
-    </w:p>
-    <w:p>
-      <w:pPr>
-        <w:pStyle w:val="ListBullet"/>
-      </w:pPr>
-      <w:r>
-        <w:rPr>
-          <w:color w:val="4A4A4A"/>
-          <w:sz w:val="18"/>
-        </w:rPr>
-        <w:t>Destaques do D.O.U. - Página de busca, não lista publicações diretamente.</w:t>
-      </w:r>
-    </w:p>
-    <w:p>
-      <w:pPr>
-        <w:pStyle w:val="ListBullet"/>
-      </w:pPr>
-      <w:r>
-        <w:rPr>
-          <w:color w:val="4A4A4A"/>
-          <w:sz w:val="18"/>
-        </w:rPr>
-        <w:t>Receita Federal | Normas - Página de busca, não lista publicações diretamente.</w:t>
-      </w:r>
-    </w:p>
-    <w:p>
-      <w:pPr>
-        <w:pStyle w:val="ListBullet"/>
-      </w:pPr>
-      <w:r>
-        <w:rPr>
-          <w:color w:val="4A4A4A"/>
-          <w:sz w:val="18"/>
-        </w:rPr>
-        <w:t>CGU | Notícias - Conteúdo restrito, requer autenticação.</w:t>
-      </w:r>
-    </w:p>
-    <w:p>
-      <w:pPr>
-        <w:pStyle w:val="ListBullet"/>
-      </w:pPr>
-      <w:r>
-        <w:rPr>
-          <w:color w:val="4A4A4A"/>
-          <w:sz w:val="18"/>
-        </w:rPr>
-        <w:t>COAF | Notícias - Conteúdo não carregado ('Carregando') ou não disponível.</w:t>
-      </w:r>
-    </w:p>
-    <w:p>
-      <w:pPr>
-        <w:pStyle w:val="ListBullet"/>
-      </w:pPr>
-      <w:r>
-        <w:rPr>
-          <w:color w:val="4A4A4A"/>
-          <w:sz w:val="18"/>
-        </w:rPr>
-        <w:t>Ministério do Meio Ambiente | Notícias - Conteúdo restrito, requer autenticação.</w:t>
-      </w:r>
-    </w:p>
-    <w:p>
-      <w:pPr>
-        <w:pStyle w:val="ListBullet"/>
-      </w:pPr>
-      <w:r>
-        <w:rPr>
-          <w:color w:val="4A4A4A"/>
-          <w:sz w:val="18"/>
-        </w:rPr>
-        <w:t>SENACON | Notícias - Conteúdo restrito, requer autenticação.</w:t>
-      </w:r>
-    </w:p>
-    <w:p>
-      <w:r>
-        <w:rPr>
-          <w:b/>
-          <w:color w:val="C0392B"/>
-          <w:sz w:val="20"/>
-        </w:rPr>
-        <w:t>Fontes com erro tecnico:</w:t>
-      </w:r>
-    </w:p>
-    <w:p>
-      <w:pPr>
-        <w:pStyle w:val="ListBullet"/>
-      </w:pPr>
-      <w:r>
-        <w:rPr>
-          <w:color w:val="4A4A4A"/>
-          <w:sz w:val="18"/>
-        </w:rPr>
-        <w:t>Planalto | Resenha Diaria - Internal Server Error: Failed to scrape. All scraping engines failed to retrieve content from this URL. Engines tried: [index, fire-engine;chrome-cdp, fire-engine(retry);chrome-cdp, fire-engine;tlscli</w:t>
+        <w:t>Isso pode ocorrer em fins de semana, feriados ou dias sem publicacoes relevantes.</w:t>
       </w:r>
     </w:p>
     <w:p/>
@@ -3142,7 +295,7 @@
           <w:color w:val="888888"/>
           <w:sz w:val="16"/>
         </w:rPr>
-        <w:t>Janela analisada: 2026-07-09T00:00 ate 2026-07-10T10:13</w:t>
+        <w:t>Janela analisada: 2026-07-10T00:00 ate 2026-07-13T10:25</w:t>
       </w:r>
     </w:p>
     <w:sectPr>
